--- a/RuedaBecerrilJM-CV-plain.docx
+++ b/RuedaBecerrilJM-CV-plain.docx
@@ -28,7 +28,7 @@
       <w:r>
         <w:t xml:space="preserve">  |  </w:t>
       </w:r>
-      <w:hyperlink w:history="1" r:id="rIdycjnw4luao7uor5xs2ryl">
+      <w:hyperlink w:history="1" r:id="rIdqyuy5t01sktrnrdf3bj6x">
         <w:r>
           <w:t xml:space="preserve">jm.ruebe@gmail.com</w:t>
         </w:r>
@@ -42,7 +42,7 @@
       <w:r>
         <w:t xml:space="preserve">  |  </w:t>
       </w:r>
-      <w:hyperlink w:history="1" r:id="rIdeihtvodi5vgilna2d2uzj">
+      <w:hyperlink w:history="1" r:id="rId5ctx9znpty6kstlsjuf2e">
         <w:r>
           <w:t xml:space="preserve">linkedin.com/in/jeruebe</w:t>
         </w:r>
@@ -53,7 +53,7 @@
         <w:spacing w:after="60"/>
         <w:jc w:val="center"/>
       </w:pPr>
-      <w:hyperlink w:history="1" r:id="rIdbupgxlq2yzpy7lv6vtbsb">
+      <w:hyperlink w:history="1" r:id="rIdy0tdrr8rlfd2-xvilrjfj">
         <w:r>
           <w:t xml:space="preserve">altjerue.github.io</w:t>
         </w:r>
@@ -61,7 +61,7 @@
       <w:r>
         <w:t xml:space="preserve">  |  </w:t>
       </w:r>
-      <w:hyperlink w:history="1" r:id="rIdtjl-dd-akkkfle91zpcqr">
+      <w:hyperlink w:history="1" r:id="rIdzs5rl4m0ntmnvuspruneo">
         <w:r>
           <w:t xml:space="preserve">github.com/altjerue</w:t>
         </w:r>
@@ -69,7 +69,7 @@
       <w:r>
         <w:t xml:space="preserve">  |  </w:t>
       </w:r>
-      <w:hyperlink w:history="1" r:id="rIdxpwlfsdq46zn6s3-xjc1i">
+      <w:hyperlink w:history="1" r:id="rId-ag1-syixzeza3psyan_l">
         <w:r>
           <w:t xml:space="preserve">orcid.org/0000-0003-1988-1912</w:t>
         </w:r>
@@ -77,7 +77,7 @@
       <w:r>
         <w:t xml:space="preserve">  |  </w:t>
       </w:r>
-      <w:hyperlink w:history="1" r:id="rIdj0c31t3e89hwclakubhlf">
+      <w:hyperlink w:history="1" r:id="rIdud58tfodc7q-aaqnmv3p-">
         <w:r>
           <w:t xml:space="preserve">Google Scholar</w:t>
         </w:r>
@@ -707,7 +707,7 @@
         <w:spacing w:after="20"/>
       </w:pPr>
       <w:r>
-        <w:t xml:space="preserve">Supervised a graduate student calibrating Paramo model parameters against Fermi-LAT gamma-ray spectra with gradient-based optimization.</w:t>
+        <w:t xml:space="preserve">Calibrated Paramo model parameters against Fermi-LAT gamma-ray spectra with gradient-based optimization, and supervised a graduate student applying gradient descent to the same problem.</w:t>
       </w:r>
     </w:p>
     <w:p>
@@ -1097,7 +1097,7 @@
         <w:tab/>
       </w:r>
       <w:r>
-        <w:t xml:space="preserve">Jul 2017</w:t>
+        <w:t xml:space="preserve">Oct 2011 – Jul 2017</w:t>
       </w:r>
     </w:p>
     <w:p>
@@ -1152,7 +1152,7 @@
       <w:r>
         <w:t xml:space="preserve">Thesis: </w:t>
       </w:r>
-      <w:hyperlink w:history="1" r:id="rIducimpzeccmfloi2wx2do6">
+      <w:hyperlink w:history="1" r:id="rId9aun1ndhy3dtloq-wpjdz">
         <w:r>
           <w:t xml:space="preserve">Numerical treatment of radiation processes in the internal shocks of magnetized relativistic outflows</w:t>
         </w:r>
@@ -1179,6 +1179,12 @@
         </w:rPr>
         <w:t xml:space="preserve">M.Sc. in Physics</w:t>
       </w:r>
+      <w:r>
+        <w:tab/>
+      </w:r>
+      <w:r>
+        <w:t xml:space="preserve">Aug 2009 – Sep 2011</w:t>
+      </w:r>
     </w:p>
     <w:p>
       <w:pPr>
@@ -1246,6 +1252,12 @@
         </w:rPr>
         <w:t xml:space="preserve">B.Sc. in Physics</w:t>
       </w:r>
+      <w:r>
+        <w:tab/>
+      </w:r>
+      <w:r>
+        <w:t xml:space="preserve">Aug 2004 – Dec 2008</w:t>
+      </w:r>
     </w:p>
     <w:p>
       <w:pPr>
@@ -1345,7 +1357,7 @@
           <w:i/>
           <w:iCs/>
         </w:rPr>
-        <w:t xml:space="preserve">Using Numerical Simulations of Wind on Hilly Terrain to Module Propagule Dispersal</w:t>
+        <w:t xml:space="preserve">Using Numerical Simulations of Wind on Hilly Terrain to Model Propagule Dispersal</w:t>
       </w:r>
       <w:r>
         <w:t xml:space="preserve">, in prep.</w:t>
@@ -1437,7 +1449,7 @@
       <w:r>
         <w:t xml:space="preserve">, </w:t>
       </w:r>
-      <w:hyperlink w:history="1" r:id="rIdvvghnhleuekl7m-gr1yz5">
+      <w:hyperlink w:history="1" r:id="rIdpilfr1k6armhnt2kvflyl">
         <w:r>
           <w:t xml:space="preserve">ApJ 976, 182 (2024)</w:t>
         </w:r>
@@ -1445,7 +1457,7 @@
       <w:r>
         <w:t xml:space="preserve">, </w:t>
       </w:r>
-      <w:hyperlink w:history="1" r:id="rIdm8lskfkbsk-kamjdu1mdo">
+      <w:hyperlink w:history="1" r:id="rIdfca3p0dha2veof5m9dooy">
         <w:r>
           <w:t xml:space="preserve">arXiv:2405.17581</w:t>
         </w:r>
@@ -1482,7 +1494,7 @@
       <w:r>
         <w:t xml:space="preserve">, </w:t>
       </w:r>
-      <w:hyperlink w:history="1" r:id="rIdffgeejmjlqrqen2ypccyx">
+      <w:hyperlink w:history="1" r:id="rIdfouythyricb7k0webivx5">
         <w:r>
           <w:t xml:space="preserve">MNRAS 513, 5766–5779 (2022)</w:t>
         </w:r>
@@ -1490,7 +1502,7 @@
       <w:r>
         <w:t xml:space="preserve">, </w:t>
       </w:r>
-      <w:hyperlink w:history="1" r:id="rIdtlnlvnaf7n-dpddlouxvm">
+      <w:hyperlink w:history="1" r:id="rIdwqcng3w_itkao4jtfeiyi">
         <w:r>
           <w:t xml:space="preserve">arXiv:2201.07790</w:t>
         </w:r>
@@ -1527,7 +1539,7 @@
       <w:r>
         <w:t xml:space="preserve">, </w:t>
       </w:r>
-      <w:hyperlink w:history="1" r:id="rIdvvtqd6n4xnehggb0eby1q">
+      <w:hyperlink w:history="1" r:id="rIdrybcfkui5ejhojxpsjsmu">
         <w:r>
           <w:t xml:space="preserve">Phys. Rev. D 106, 083015 (2022)</w:t>
         </w:r>
@@ -1535,7 +1547,7 @@
       <w:r>
         <w:t xml:space="preserve">, </w:t>
       </w:r>
-      <w:hyperlink w:history="1" r:id="rIdlrth_mxsqgj3b2st9xcir">
+      <w:hyperlink w:history="1" r:id="rId2bb0tshuwwg3lnkn-d5pe">
         <w:r>
           <w:t xml:space="preserve">arXiv:2112.09817</w:t>
         </w:r>
@@ -1572,7 +1584,7 @@
       <w:r>
         <w:t xml:space="preserve">, </w:t>
       </w:r>
-      <w:hyperlink w:history="1" r:id="rIdptxdtbmcry1f31nmhpnfu">
+      <w:hyperlink w:history="1" r:id="rId6sphuxasv0lzzvoshll-c">
         <w:r>
           <w:t xml:space="preserve">ApJ 919, 95 (2021)</w:t>
         </w:r>
@@ -1580,7 +1592,7 @@
       <w:r>
         <w:t xml:space="preserve">, </w:t>
       </w:r>
-      <w:hyperlink w:history="1" r:id="rIdsgs8do-zo66ferfmb9xah">
+      <w:hyperlink w:history="1" r:id="rId9g1hsdw9tilpsgzgghcxy">
         <w:r>
           <w:t xml:space="preserve">arXiv:2106.05356</w:t>
         </w:r>
@@ -1617,7 +1629,7 @@
       <w:r>
         <w:t xml:space="preserve">, </w:t>
       </w:r>
-      <w:hyperlink w:history="1" r:id="rIdjn5ioqjoicj83pvjkxorz">
+      <w:hyperlink w:history="1" r:id="rIdsvlnlyizqrljfuweh9ru2">
         <w:r>
           <w:t xml:space="preserve">MNRAS 501, 4092–4102 (2021)</w:t>
         </w:r>
@@ -1625,7 +1637,7 @@
       <w:r>
         <w:t xml:space="preserve">, </w:t>
       </w:r>
-      <w:hyperlink w:history="1" r:id="rIdbeesatlw4ocpjesnnvu8t">
+      <w:hyperlink w:history="1" r:id="rIdam_77tpwjw01tq8ggqy1j">
         <w:r>
           <w:t xml:space="preserve">arXiv:2009.02273</w:t>
         </w:r>
@@ -1662,7 +1674,7 @@
       <w:r>
         <w:t xml:space="preserve">, </w:t>
       </w:r>
-      <w:hyperlink w:history="1" r:id="rIdaqwq8rsmi92o5hlbanpfs">
+      <w:hyperlink w:history="1" r:id="rIdstbiqbvgsga2rfz2x0f_p">
         <w:r>
           <w:t xml:space="preserve">MNRAS 496, 974–986 (2020)</w:t>
         </w:r>
@@ -1670,7 +1682,7 @@
       <w:r>
         <w:t xml:space="preserve">, </w:t>
       </w:r>
-      <w:hyperlink w:history="1" r:id="rIdswrqeoyecieamcj7wbxbo">
+      <w:hyperlink w:history="1" r:id="rIduwgtswjm04si_ftkknvf1">
         <w:r>
           <w:t xml:space="preserve">arXiv:1910.14049</w:t>
         </w:r>
@@ -1707,7 +1719,7 @@
       <w:r>
         <w:t xml:space="preserve">, </w:t>
       </w:r>
-      <w:hyperlink w:history="1" r:id="rId6tpixhh9wvf_7ekyezocx">
+      <w:hyperlink w:history="1" r:id="rIdknsgkcxysbhkx1qvrp-w6">
         <w:r>
           <w:t xml:space="preserve">MNRAS 468, 1169–1182 (2017)</w:t>
         </w:r>
@@ -1715,7 +1727,7 @@
       <w:r>
         <w:t xml:space="preserve">, </w:t>
       </w:r>
-      <w:hyperlink w:history="1" r:id="rId2_qysp4wv30jv5oz6oy3y">
+      <w:hyperlink w:history="1" r:id="rId2pwbetgas6wotm15ombmx">
         <w:r>
           <w:t xml:space="preserve">arXiv:1612.06383</w:t>
         </w:r>
@@ -1752,7 +1764,7 @@
       <w:r>
         <w:t xml:space="preserve">, </w:t>
       </w:r>
-      <w:hyperlink w:history="1" r:id="rIdt5om6rajz6tri4jf1upvt">
+      <w:hyperlink w:history="1" r:id="rIdcnlhiskkcaj9jbzi70bhi">
         <w:r>
           <w:t xml:space="preserve">MNRAS 438, 1856–1869 (2014)</w:t>
         </w:r>
@@ -1760,7 +1772,7 @@
       <w:r>
         <w:t xml:space="preserve">, </w:t>
       </w:r>
-      <w:hyperlink w:history="1" r:id="rId-zzft1xlxwbpejge-_eqd">
+      <w:hyperlink w:history="1" r:id="rId1fhwskmjsore3ir-u8_uw">
         <w:r>
           <w:t xml:space="preserve">arXiv:1310.5441</w:t>
         </w:r>
@@ -1797,7 +1809,7 @@
       <w:r>
         <w:t xml:space="preserve">, </w:t>
       </w:r>
-      <w:hyperlink w:history="1" r:id="rIdvjz7ej0oceboc5k8gm6kn">
+      <w:hyperlink w:history="1" r:id="rIdmj3_fhtdilhkxcy4rgmlk">
         <w:r>
           <w:t xml:space="preserve">Phys. Rev. D 80, 084023 (2009)</w:t>
         </w:r>
@@ -1805,7 +1817,7 @@
       <w:r>
         <w:t xml:space="preserve">, </w:t>
       </w:r>
-      <w:hyperlink w:history="1" r:id="rIdxiaew0te-jgwhxcn4jy-y">
+      <w:hyperlink w:history="1" r:id="rIdochhoo-etyigd0rmgisb_">
         <w:r>
           <w:t xml:space="preserve">arXiv:1009.1250</w:t>
         </w:r>
@@ -1850,7 +1862,7 @@
       <w:r>
         <w:t xml:space="preserve">, </w:t>
       </w:r>
-      <w:hyperlink w:history="1" r:id="rIdheybubyztdvbkksfab2dv">
+      <w:hyperlink w:history="1" r:id="rId9a2ommlztj0lgdih8s0ex">
         <w:r>
           <w:t xml:space="preserve">Astron. Nachr. 342, 277–282 (2021)</w:t>
         </w:r>
@@ -1858,7 +1870,7 @@
       <w:r>
         <w:t xml:space="preserve">, 9th International Workshop on Astronomy and Relativistic Astrophysics, </w:t>
       </w:r>
-      <w:hyperlink w:history="1" r:id="rIdtk2dsylymz2dycaoeyesr">
+      <w:hyperlink w:history="1" r:id="rIdotlipxymwgvuaybv6c2l-">
         <w:r>
           <w:t xml:space="preserve">arXiv:2011.13797</w:t>
         </w:r>
@@ -1895,7 +1907,7 @@
       <w:r>
         <w:t xml:space="preserve">, </w:t>
       </w:r>
-      <w:hyperlink w:history="1" r:id="rId_dasfdy-pnpcendm0pgtk">
+      <w:hyperlink w:history="1" r:id="rId9ac4nwclgavsshaiszjrn">
         <w:r>
           <w:t xml:space="preserve">Astron. Nachr. 342, 147–152 (2021)</w:t>
         </w:r>
@@ -1903,7 +1915,7 @@
       <w:r>
         <w:t xml:space="preserve">, 9th International Workshop on Astronomy and Relativistic Astrophysics, </w:t>
       </w:r>
-      <w:hyperlink w:history="1" r:id="rIdsp5udcdddzk5pw9irimet">
+      <w:hyperlink w:history="1" r:id="rId9ve9zxygwjdzby9defsai">
         <w:r>
           <w:t xml:space="preserve">arXiv:2011.13805</w:t>
         </w:r>
@@ -1940,7 +1952,7 @@
       <w:r>
         <w:t xml:space="preserve">, </w:t>
       </w:r>
-      <w:hyperlink w:history="1" r:id="rIdzd84denfmitwduekj-xnz">
+      <w:hyperlink w:history="1" r:id="rIdk4yhciltvufvwdzna8hyy">
         <w:r>
           <w:t xml:space="preserve">PoS(SWIFT 10) 233, 159 (2014)</w:t>
         </w:r>
@@ -1948,7 +1960,7 @@
       <w:r>
         <w:t xml:space="preserve">, </w:t>
       </w:r>
-      <w:hyperlink w:history="1" r:id="rIdmkthytinqgrundnezcq1w">
+      <w:hyperlink w:history="1" r:id="rIdcw-tosiawygirxzwpjwle">
         <w:r>
           <w:t xml:space="preserve">arXiv:1502.07882</w:t>
         </w:r>
@@ -1985,7 +1997,7 @@
       <w:r>
         <w:t xml:space="preserve">, </w:t>
       </w:r>
-      <w:hyperlink w:history="1" r:id="rIdfy9ep0bxrpzfuaytqzb6y">
+      <w:hyperlink w:history="1" r:id="rIdu-yzh5tufd4hcr3xjllvg">
         <w:r>
           <w:t xml:space="preserve">EPJ Web Conf. 61, 02007 (2013)</w:t>
         </w:r>
@@ -1993,7 +2005,7 @@
       <w:r>
         <w:t xml:space="preserve">, </w:t>
       </w:r>
-      <w:hyperlink w:history="1" r:id="rIdkngvkvccxqmah_c9fr79a">
+      <w:hyperlink w:history="1" r:id="rIdpytunmarwqbtzp3gkr21z">
         <w:r>
           <w:t xml:space="preserve">arXiv:1309.4612</w:t>
         </w:r>
@@ -2030,15 +2042,15 @@
       <w:r>
         <w:t xml:space="preserve">, </w:t>
       </w:r>
-      <w:hyperlink w:history="1" r:id="rIdtgphpowglspkw8vnafjod">
+      <w:hyperlink w:history="1" r:id="rIdwznygcpnp0wveepks7vjq">
         <w:r>
-          <w:t xml:space="preserve">J. Phys.: Conf. Ser. 42, 012001 (2013)</w:t>
+          <w:t xml:space="preserve">J. Phys.: Conf. Ser. 454, 012001 (2013)</w:t>
         </w:r>
       </w:hyperlink>
       <w:r>
         <w:t xml:space="preserve">, </w:t>
       </w:r>
-      <w:hyperlink w:history="1" r:id="rIdww2uimnz-r7bbgprtv4ro">
+      <w:hyperlink w:history="1" r:id="rIddhosu6xzm9jn_fpwuxmpr">
         <w:r>
           <w:t xml:space="preserve">arXiv:1211.1794</w:t>
         </w:r>
@@ -2441,7 +2453,7 @@
       <w:r>
         <w:tab/>
       </w:r>
-      <w:hyperlink w:history="1" r:id="rIddzw8h0cr-lvk_vc_4ibvf">
+      <w:hyperlink w:history="1" r:id="rIdi8_vqjar9p2hzfs6cwgcd">
         <w:r>
           <w:t xml:space="preserve">github.com/altjerue/ilwikak-ml</w:t>
         </w:r>
@@ -2532,7 +2544,7 @@
       <w:r>
         <w:tab/>
       </w:r>
-      <w:hyperlink w:history="1" r:id="rIdvvt-peaxjpvvtpdylcka7">
+      <w:hyperlink w:history="1" r:id="rIdumwe7usu-9qraufextybp">
         <w:r>
           <w:t xml:space="preserve">github.com/UW-ForestMycobiomeLab/WindSporesHills</w:t>
         </w:r>
@@ -2597,7 +2609,7 @@
       <w:r>
         <w:tab/>
       </w:r>
-      <w:hyperlink w:history="1" r:id="rIdbr3tcrmgda3cljmtwczwt">
+      <w:hyperlink w:history="1" r:id="rId3uoef_pgppadndzi-uh0j">
         <w:r>
           <w:t xml:space="preserve">github.com/zkdavis/Tleco</w:t>
         </w:r>
@@ -2662,7 +2674,7 @@
       <w:r>
         <w:tab/>
       </w:r>
-      <w:hyperlink w:history="1" r:id="rIdfpwdbz5upqcmdtr_viw_4">
+      <w:hyperlink w:history="1" r:id="rId67ja-htcngj4xxwqt3cor">
         <w:r>
           <w:t xml:space="preserve">github.com/altjerue/paramo</w:t>
         </w:r>
@@ -3273,7 +3285,7 @@
       <w:r>
         <w:t xml:space="preserve">Video: </w:t>
       </w:r>
-      <w:hyperlink w:history="1" r:id="rId5hcqy6ojud7qzjutz4e8z">
+      <w:hyperlink w:history="1" r:id="rIdttsys1kofxj8wutooac2z">
         <w:r>
           <w:t xml:space="preserve">youtube.com/watch?v=BAZNWLNT69M</w:t>
         </w:r>
@@ -3444,7 +3456,7 @@
       <w:r>
         <w:t xml:space="preserve">Marcos Moshinsky Award for Best Poster. Video: </w:t>
       </w:r>
-      <w:hyperlink w:history="1" r:id="rIdmnh7rtvamwww2dvih-wqk">
+      <w:hyperlink w:history="1" r:id="rIdczosveril-3mdrspsl8or">
         <w:r>
           <w:t xml:space="preserve">youtube.com/watch?v=0TJiKg7kOPI</w:t>
         </w:r>
@@ -4372,7 +4384,7 @@
       <w:r>
         <w:tab/>
       </w:r>
-      <w:hyperlink w:history="1" r:id="rIdvciahxekh89eod8nwkiz9">
+      <w:hyperlink w:history="1" r:id="rIdxlymntdf88ekmoexd9fd7">
         <w:r>
           <w:t xml:space="preserve">Kaggle</w:t>
         </w:r>
@@ -4506,7 +4518,7 @@
       <w:r>
         <w:tab/>
       </w:r>
-      <w:hyperlink w:history="1" r:id="rIdcmuwe2mp2ps7sq_8ifbmx">
+      <w:hyperlink w:history="1" r:id="rIdfdlreixtvufucno3nvjg1">
         <w:r>
           <w:t xml:space="preserve">Udemy</w:t>
         </w:r>
@@ -4552,7 +4564,7 @@
       <w:r>
         <w:tab/>
       </w:r>
-      <w:hyperlink w:history="1" r:id="rIdo7u8gci7w1jznb8k9lmw_">
+      <w:hyperlink w:history="1" r:id="rIdlh0dpnb7ghtjx1ad2_7eg">
         <w:r>
           <w:t xml:space="preserve">Udemy</w:t>
         </w:r>
@@ -4736,7 +4748,7 @@
       <w:pPr>
         <w:spacing w:after="0"/>
       </w:pPr>
-      <w:hyperlink w:history="1" r:id="rId1eexqtwvpaxktaykv6pda">
+      <w:hyperlink w:history="1" r:id="rIdy47_a8mzp-ubo7ngdeiuj">
         <w:r>
           <w:t xml:space="preserve">mexiciencia.github.io/post/anita</w:t>
         </w:r>
@@ -4796,7 +4808,7 @@
       <w:pPr>
         <w:spacing w:after="0"/>
       </w:pPr>
-      <w:hyperlink w:history="1" r:id="rIdnpcqbufmg3nr3q6m7opvv">
+      <w:hyperlink w:history="1" r:id="rIdqptrmjdwpw7ytxmsj-bmb">
         <w:r>
           <w:t xml:space="preserve">mexiciencia.github.io/post/modelo-sir</w:t>
         </w:r>
@@ -4859,7 +4871,7 @@
       <w:r>
         <w:t xml:space="preserve">Data analysis and modeling collaborator. </w:t>
       </w:r>
-      <w:hyperlink w:history="1" r:id="rIdfbv3xfd16nye16idvbnyh">
+      <w:hyperlink w:history="1" r:id="rIdqwoowei5idnmlmn4hyxsw">
         <w:r>
           <w:t xml:space="preserve">mexiciencia.github.io/post/covid19</w:t>
         </w:r>

--- a/RuedaBecerrilJM-CV-plain.docx
+++ b/RuedaBecerrilJM-CV-plain.docx
@@ -28,7 +28,7 @@
       <w:r>
         <w:t xml:space="preserve">  |  </w:t>
       </w:r>
-      <w:hyperlink w:history="1" r:id="rIdqyuy5t01sktrnrdf3bj6x">
+      <w:hyperlink w:history="1" r:id="rIdnwovtjsz3hg94fphr8uti">
         <w:r>
           <w:t xml:space="preserve">jm.ruebe@gmail.com</w:t>
         </w:r>
@@ -42,7 +42,7 @@
       <w:r>
         <w:t xml:space="preserve">  |  </w:t>
       </w:r>
-      <w:hyperlink w:history="1" r:id="rId5ctx9znpty6kstlsjuf2e">
+      <w:hyperlink w:history="1" r:id="rIdu0soufttixg4t_qi7svcq">
         <w:r>
           <w:t xml:space="preserve">linkedin.com/in/jeruebe</w:t>
         </w:r>
@@ -53,7 +53,7 @@
         <w:spacing w:after="60"/>
         <w:jc w:val="center"/>
       </w:pPr>
-      <w:hyperlink w:history="1" r:id="rIdy0tdrr8rlfd2-xvilrjfj">
+      <w:hyperlink w:history="1" r:id="rIddyxx6qvv86cjzvfzw2ait">
         <w:r>
           <w:t xml:space="preserve">altjerue.github.io</w:t>
         </w:r>
@@ -61,7 +61,7 @@
       <w:r>
         <w:t xml:space="preserve">  |  </w:t>
       </w:r>
-      <w:hyperlink w:history="1" r:id="rIdzs5rl4m0ntmnvuspruneo">
+      <w:hyperlink w:history="1" r:id="rIdolvnxeagit_go79vcw5tb">
         <w:r>
           <w:t xml:space="preserve">github.com/altjerue</w:t>
         </w:r>
@@ -69,7 +69,7 @@
       <w:r>
         <w:t xml:space="preserve">  |  </w:t>
       </w:r>
-      <w:hyperlink w:history="1" r:id="rId-ag1-syixzeza3psyan_l">
+      <w:hyperlink w:history="1" r:id="rIdg_ujlrcxmfsmghrl6mu35">
         <w:r>
           <w:t xml:space="preserve">orcid.org/0000-0003-1988-1912</w:t>
         </w:r>
@@ -77,7 +77,7 @@
       <w:r>
         <w:t xml:space="preserve">  |  </w:t>
       </w:r>
-      <w:hyperlink w:history="1" r:id="rIdud58tfodc7q-aaqnmv3p-">
+      <w:hyperlink w:history="1" r:id="rIdwudy0rlp4qihaymwmy-mg">
         <w:r>
           <w:t xml:space="preserve">Google Scholar</w:t>
         </w:r>
@@ -106,7 +106,7 @@
     </w:p>
     <w:p>
       <w:pPr>
-        <w:spacing w:after="30"/>
+        <w:spacing w:after="20"/>
       </w:pPr>
       <w:r>
         <w:rPr>
@@ -121,7 +121,7 @@
     </w:p>
     <w:p>
       <w:pPr>
-        <w:spacing w:after="30"/>
+        <w:spacing w:after="20"/>
       </w:pPr>
       <w:r>
         <w:rPr>
@@ -136,7 +136,7 @@
     </w:p>
     <w:p>
       <w:pPr>
-        <w:spacing w:after="30"/>
+        <w:spacing w:after="20"/>
       </w:pPr>
       <w:r>
         <w:rPr>
@@ -151,7 +151,7 @@
     </w:p>
     <w:p>
       <w:pPr>
-        <w:spacing w:after="30"/>
+        <w:spacing w:after="20"/>
       </w:pPr>
       <w:r>
         <w:rPr>
@@ -166,7 +166,7 @@
     </w:p>
     <w:p>
       <w:pPr>
-        <w:spacing w:after="30"/>
+        <w:spacing w:after="20"/>
       </w:pPr>
       <w:r>
         <w:rPr>
@@ -247,10 +247,10 @@
           <w:ilvl w:val="0"/>
           <w:numId w:val="2"/>
         </w:numPr>
-        <w:spacing w:after="20"/>
-      </w:pPr>
-      <w:r>
-        <w:t xml:space="preserve">Reviewed 50+ expert-level problems in physics, hydrodynamics, astrophysics, and cosmology, and wrote prompts that stumped frontier models.</w:t>
+        <w:spacing w:after="10"/>
+      </w:pPr>
+      <w:r>
+        <w:t xml:space="preserve">Reviewed 50+ expert-level problems in physics, hydrodynamics, astrophysics, and cosmology; wrote original prompts that stumped frontier models and co-developed others with fellow writers.</w:t>
       </w:r>
     </w:p>
     <w:p>
@@ -260,7 +260,7 @@
           <w:ilvl w:val="0"/>
           <w:numId w:val="2"/>
         </w:numPr>
-        <w:spacing w:after="20"/>
+        <w:spacing w:after="10"/>
       </w:pPr>
       <w:r>
         <w:t xml:space="preserve">Diagnose failure modes in model reasoning and write structured feedback to improve scientific accuracy.</w:t>
@@ -273,7 +273,7 @@
           <w:ilvl w:val="0"/>
           <w:numId w:val="2"/>
         </w:numPr>
-        <w:spacing w:after="20"/>
+        <w:spacing w:after="10"/>
       </w:pPr>
       <w:r>
         <w:t xml:space="preserve">Benchmark model performance and quality-check solutions to complex STEM problems.</w:t>
@@ -345,7 +345,7 @@
           <w:ilvl w:val="0"/>
           <w:numId w:val="2"/>
         </w:numPr>
-        <w:spacing w:after="20"/>
+        <w:spacing w:after="10"/>
       </w:pPr>
       <w:r>
         <w:t xml:space="preserve">Mapped wetland probability across the 2,160 km² Skykomish watershed with the Wetland Intrinsic Potential (WIP) random-forest model, reaching &gt;75% accuracy.</w:t>
@@ -358,7 +358,7 @@
           <w:ilvl w:val="0"/>
           <w:numId w:val="2"/>
         </w:numPr>
-        <w:spacing w:after="20"/>
+        <w:spacing w:after="10"/>
       </w:pPr>
       <w:r>
         <w:t xml:space="preserve">Optimized the terrain-modeling code that computes elevation derivatives from 1 m, 3 m, and 10 m DEMs over 20 tiles, improving its computational performance.</w:t>
@@ -371,7 +371,7 @@
           <w:ilvl w:val="0"/>
           <w:numId w:val="2"/>
         </w:numPr>
-        <w:spacing w:after="20"/>
+        <w:spacing w:after="10"/>
       </w:pPr>
       <w:r>
         <w:t xml:space="preserve">Engineered features from Sentinel-1/2 multispectral imagery and terrain derivatives for ML land-cover and wetland models; built Python processing tools and QGIS visualizations.</w:t>
@@ -384,7 +384,7 @@
           <w:ilvl w:val="0"/>
           <w:numId w:val="2"/>
         </w:numPr>
-        <w:spacing w:after="20"/>
+        <w:spacing w:after="10"/>
       </w:pPr>
       <w:r>
         <w:t xml:space="preserve">Presented results to managers and decision-makers, trained 2 colleagues on the WIP tool, and worked with software engineers to move prototype tools into production.</w:t>
@@ -456,7 +456,7 @@
           <w:ilvl w:val="0"/>
           <w:numId w:val="2"/>
         </w:numPr>
-        <w:spacing w:after="20"/>
+        <w:spacing w:after="10"/>
       </w:pPr>
       <w:r>
         <w:t xml:space="preserve">Co-developed Tleco, a Rust/Python toolkit that models radiation from relativistic outflows by solving the Fokker–Planck equation coupled to radiative transfer; published in ApJ (2024) [9].</w:t>
@@ -469,7 +469,7 @@
           <w:ilvl w:val="0"/>
           <w:numId w:val="2"/>
         </w:numPr>
-        <w:spacing w:after="20"/>
+        <w:spacing w:after="10"/>
       </w:pPr>
       <w:r>
         <w:t xml:space="preserve">Developing WindsOfChange with the UW Forest Mycobiome Lab: a C++/R library that simulates wind-driven spore dispersal over forested, hilly terrain, parallelized with RcppParallel and OpenMP.</w:t>
@@ -482,7 +482,7 @@
           <w:ilvl w:val="0"/>
           <w:numId w:val="2"/>
         </w:numPr>
-        <w:spacing w:after="20"/>
+        <w:spacing w:after="10"/>
       </w:pPr>
       <w:r>
         <w:t xml:space="preserve">Invited talk on machine learning in environmental science at the University of Washington (2024).</w:t>
@@ -554,7 +554,7 @@
           <w:ilvl w:val="0"/>
           <w:numId w:val="2"/>
         </w:numPr>
-        <w:spacing w:after="20"/>
+        <w:spacing w:after="10"/>
       </w:pPr>
       <w:r>
         <w:t xml:space="preserve">Built Java Kafka consumers that moved data between enterprise databases, deployed through Jenkins and OpenShift CI/CD pipelines.</w:t>
@@ -567,10 +567,10 @@
           <w:ilvl w:val="0"/>
           <w:numId w:val="2"/>
         </w:numPr>
-        <w:spacing w:after="20"/>
-      </w:pPr>
-      <w:r>
-        <w:t xml:space="preserve">Created Splunk dashboards tracking the users shared between enterprise systems and Oracle EBS, with alerts that flagged production incidents.</w:t>
+        <w:spacing w:after="10"/>
+      </w:pPr>
+      <w:r>
+        <w:t xml:space="preserve">Created Splunk dashboards tracking the 200–400 users shared between enterprise systems and Oracle EBS, with alerts that flagged production incidents.</w:t>
       </w:r>
     </w:p>
     <w:p>
@@ -580,7 +580,7 @@
           <w:ilvl w:val="0"/>
           <w:numId w:val="2"/>
         </w:numPr>
-        <w:spacing w:after="20"/>
+        <w:spacing w:after="10"/>
       </w:pPr>
       <w:r>
         <w:t xml:space="preserve">Wrote full test suites for 5+ Python services in the CI pipeline, keeping production defect rates low.</w:t>
@@ -593,7 +593,7 @@
           <w:ilvl w:val="0"/>
           <w:numId w:val="2"/>
         </w:numPr>
-        <w:spacing w:after="20"/>
+        <w:spacing w:after="10"/>
       </w:pPr>
       <w:r>
         <w:t xml:space="preserve">Prepared, validated, and analyzed Oracle EBS data with SQL.</w:t>
@@ -665,7 +665,7 @@
           <w:ilvl w:val="0"/>
           <w:numId w:val="2"/>
         </w:numPr>
-        <w:spacing w:after="20"/>
+        <w:spacing w:after="10"/>
       </w:pPr>
       <w:r>
         <w:t xml:space="preserve">Led a 7-person team upgrading PatchworkMHD, a C code for magnetohydrodynamic simulations of supermassive black-hole binaries.</w:t>
@@ -678,7 +678,7 @@
           <w:ilvl w:val="0"/>
           <w:numId w:val="2"/>
         </w:numPr>
-        <w:spacing w:after="20"/>
+        <w:spacing w:after="10"/>
       </w:pPr>
       <w:r>
         <w:t xml:space="preserve">Added black-hole spin to the simulations with under 5% runtime overhead.</w:t>
@@ -691,10 +691,10 @@
           <w:ilvl w:val="0"/>
           <w:numId w:val="2"/>
         </w:numPr>
-        <w:spacing w:after="20"/>
-      </w:pPr>
-      <w:r>
-        <w:t xml:space="preserve">Designed the simulation experiments and ran and benchmarked the code on TACC's Frontera supercomputer, identifying performance optimization opportunities.</w:t>
+        <w:spacing w:after="10"/>
+      </w:pPr>
+      <w:r>
+        <w:t xml:space="preserve">Designed and ran benchmark simulations of the new features on TACC's Frontera supercomputer (about 1,200 node-hours), identifying performance optimization opportunities.</w:t>
       </w:r>
     </w:p>
     <w:p>
@@ -704,7 +704,7 @@
           <w:ilvl w:val="0"/>
           <w:numId w:val="2"/>
         </w:numPr>
-        <w:spacing w:after="20"/>
+        <w:spacing w:after="10"/>
       </w:pPr>
       <w:r>
         <w:t xml:space="preserve">Calibrated Paramo model parameters against Fermi-LAT gamma-ray spectra with gradient-based optimization, and supervised a graduate student applying gradient descent to the same problem.</w:t>
@@ -717,7 +717,7 @@
           <w:ilvl w:val="0"/>
           <w:numId w:val="2"/>
         </w:numPr>
-        <w:spacing w:after="20"/>
+        <w:spacing w:after="10"/>
       </w:pPr>
       <w:r>
         <w:t xml:space="preserve">Co-authored 2 papers from a multi-institution study of binary neutron-star mergers [6, 7] and a third on blazar heating and cooling [8].</w:t>
@@ -789,10 +789,10 @@
           <w:ilvl w:val="0"/>
           <w:numId w:val="2"/>
         </w:numPr>
-        <w:spacing w:after="20"/>
-      </w:pPr>
-      <w:r>
-        <w:t xml:space="preserve">Architected Paramo, an open-source Fortran 95 library that solves the Fokker–Planck equation coupled to radiative transfer; parallelized it with OpenMP for a 20× speedup over the serial code on 10 cores.</w:t>
+        <w:spacing w:after="10"/>
+      </w:pPr>
+      <w:r>
+        <w:t xml:space="preserve">Architected Paramo, an open-source Fortran 95 library that solves the Fokker–Planck equation coupled to radiative transfer; parallelized and optimized it with OpenMP, making it about 20× faster than the original serial code on 5 cores.</w:t>
       </w:r>
     </w:p>
     <w:p>
@@ -802,7 +802,7 @@
           <w:ilvl w:val="0"/>
           <w:numId w:val="2"/>
         </w:numPr>
-        <w:spacing w:after="20"/>
+        <w:spacing w:after="10"/>
       </w:pPr>
       <w:r>
         <w:t xml:space="preserve">Paramo has been adopted by other research groups, including in Combi &amp; Siegel (2023).</w:t>
@@ -815,7 +815,7 @@
           <w:ilvl w:val="0"/>
           <w:numId w:val="2"/>
         </w:numPr>
-        <w:spacing w:after="20"/>
+        <w:spacing w:after="10"/>
       </w:pPr>
       <w:r>
         <w:t xml:space="preserve">Co-I on two NASA Fermi Guest Investigator proposals; one was funded ($68K) and supported the finding that blazar jets are launched with similar energy per baryon, independently of their power [5].</w:t>
@@ -828,7 +828,7 @@
           <w:ilvl w:val="0"/>
           <w:numId w:val="2"/>
         </w:numPr>
-        <w:spacing w:after="20"/>
+        <w:spacing w:after="10"/>
       </w:pPr>
       <w:r>
         <w:t xml:space="preserve">Added numerical-integration and OpenMP features to Paramo and built Python tools to compute energy losses and spectra of high-energy particles in gamma-ray burst afterglows [4].</w:t>
@@ -841,7 +841,7 @@
           <w:ilvl w:val="0"/>
           <w:numId w:val="2"/>
         </w:numPr>
-        <w:spacing w:after="20"/>
+        <w:spacing w:after="10"/>
       </w:pPr>
       <w:r>
         <w:t xml:space="preserve">Mentored 3 graduate students (1 M.S., 2 Ph.D.), co-authoring papers with each.</w:t>
@@ -854,7 +854,7 @@
           <w:ilvl w:val="0"/>
           <w:numId w:val="2"/>
         </w:numPr>
-        <w:spacing w:after="20"/>
+        <w:spacing w:after="10"/>
       </w:pPr>
       <w:r>
         <w:t xml:space="preserve">Wrote Python scripts for statistical modeling of the COVID-19 outbreak in Mexico with a multidisciplinary group, and co-wrote Spanish-language infographics and blog posts against misinformation.</w:t>
@@ -917,7 +917,7 @@
           <w:ilvl w:val="0"/>
           <w:numId w:val="2"/>
         </w:numPr>
-        <w:spacing w:after="20"/>
+        <w:spacing w:after="10"/>
       </w:pPr>
       <w:r>
         <w:t xml:space="preserve">Built a Python pipeline that turned GRTrans black-hole simulation images into training data for an SVM classifier of black-hole spin (grayscale conversion, intensity normalization, spatial feature extraction).</w:t>
@@ -930,7 +930,7 @@
           <w:ilvl w:val="0"/>
           <w:numId w:val="2"/>
         </w:numPr>
-        <w:spacing w:after="20"/>
+        <w:spacing w:after="10"/>
       </w:pPr>
       <w:r>
         <w:t xml:space="preserve">Released an open-source Python tool for computing radiative-transfer spectra and light curves in relativistic astrophysics.</w:t>
@@ -943,7 +943,7 @@
           <w:ilvl w:val="0"/>
           <w:numId w:val="2"/>
         </w:numPr>
-        <w:spacing w:after="20"/>
+        <w:spacing w:after="10"/>
       </w:pPr>
       <w:r>
         <w:t xml:space="preserve">Organized an HDF5 workshop to train graduate students in high-volume data storage.</w:t>
@@ -1006,7 +1006,7 @@
           <w:ilvl w:val="0"/>
           <w:numId w:val="2"/>
         </w:numPr>
-        <w:spacing w:after="20"/>
+        <w:spacing w:after="10"/>
       </w:pPr>
       <w:r>
         <w:t xml:space="preserve">Automated runs of the C-SPEV radiative-transfer code with Shell and Python pipelines: 10–60 simulations per project and tens of GB of HDF5 output, with data-quality checks for downstream analysis.</w:t>
@@ -1019,7 +1019,7 @@
           <w:ilvl w:val="0"/>
           <w:numId w:val="2"/>
         </w:numPr>
-        <w:spacing w:after="20"/>
+        <w:spacing w:after="10"/>
       </w:pPr>
       <w:r>
         <w:t xml:space="preserve">Analyzed multi-wavelength observations from the NASA Fermi-LAT telescope and the Very Long Baseline Array (VLBA), including cross-matching sources across catalogs by sky coordinates and fitting log-parabola spectra.</w:t>
@@ -1032,7 +1032,7 @@
           <w:ilvl w:val="0"/>
           <w:numId w:val="2"/>
         </w:numPr>
-        <w:spacing w:after="20"/>
+        <w:spacing w:after="10"/>
       </w:pPr>
       <w:r>
         <w:t xml:space="preserve">Fit C-SPEV simulation models to telescope data, identifying spectral and light-curve patterns that quantify the magnetization of plasma in blazars.</w:t>
@@ -1045,7 +1045,7 @@
           <w:ilvl w:val="0"/>
           <w:numId w:val="2"/>
         </w:numPr>
-        <w:spacing w:after="20"/>
+        <w:spacing w:after="10"/>
       </w:pPr>
       <w:r>
         <w:t xml:space="preserve">Extended C-SPEV to compute discrete and continuous spectra from particle distributions of arbitrary shape, without affecting simulation runtime.</w:t>
@@ -1058,7 +1058,7 @@
           <w:ilvl w:val="0"/>
           <w:numId w:val="2"/>
         </w:numPr>
-        <w:spacing w:after="20"/>
+        <w:spacing w:after="10"/>
       </w:pPr>
       <w:r>
         <w:t xml:space="preserve">Published 2 first-author papers in MNRAS [2, 3].</w:t>
@@ -1152,7 +1152,7 @@
       <w:r>
         <w:t xml:space="preserve">Thesis: </w:t>
       </w:r>
-      <w:hyperlink w:history="1" r:id="rId9aun1ndhy3dtloq-wpjdz">
+      <w:hyperlink w:history="1" r:id="rIdfqo6wdjbtooprl7p6cmrq">
         <w:r>
           <w:t xml:space="preserve">Numerical treatment of radiation processes in the internal shocks of magnetized relativistic outflows</w:t>
         </w:r>
@@ -1449,7 +1449,7 @@
       <w:r>
         <w:t xml:space="preserve">, </w:t>
       </w:r>
-      <w:hyperlink w:history="1" r:id="rIdpilfr1k6armhnt2kvflyl">
+      <w:hyperlink w:history="1" r:id="rIdakhfnkghftij9klxa2qix">
         <w:r>
           <w:t xml:space="preserve">ApJ 976, 182 (2024)</w:t>
         </w:r>
@@ -1457,7 +1457,7 @@
       <w:r>
         <w:t xml:space="preserve">, </w:t>
       </w:r>
-      <w:hyperlink w:history="1" r:id="rIdfca3p0dha2veof5m9dooy">
+      <w:hyperlink w:history="1" r:id="rIdx7uumxe99wwjnc4l0257z">
         <w:r>
           <w:t xml:space="preserve">arXiv:2405.17581</w:t>
         </w:r>
@@ -1494,7 +1494,7 @@
       <w:r>
         <w:t xml:space="preserve">, </w:t>
       </w:r>
-      <w:hyperlink w:history="1" r:id="rIdfouythyricb7k0webivx5">
+      <w:hyperlink w:history="1" r:id="rIdgu1fmqusmhyhvdt6nrizu">
         <w:r>
           <w:t xml:space="preserve">MNRAS 513, 5766–5779 (2022)</w:t>
         </w:r>
@@ -1502,7 +1502,7 @@
       <w:r>
         <w:t xml:space="preserve">, </w:t>
       </w:r>
-      <w:hyperlink w:history="1" r:id="rIdwqcng3w_itkao4jtfeiyi">
+      <w:hyperlink w:history="1" r:id="rIduhbr2waf0yr3sof9cikt6">
         <w:r>
           <w:t xml:space="preserve">arXiv:2201.07790</w:t>
         </w:r>
@@ -1539,7 +1539,7 @@
       <w:r>
         <w:t xml:space="preserve">, </w:t>
       </w:r>
-      <w:hyperlink w:history="1" r:id="rIdrybcfkui5ejhojxpsjsmu">
+      <w:hyperlink w:history="1" r:id="rIdpxmsssnu9cvcsumgkr3uu">
         <w:r>
           <w:t xml:space="preserve">Phys. Rev. D 106, 083015 (2022)</w:t>
         </w:r>
@@ -1547,7 +1547,7 @@
       <w:r>
         <w:t xml:space="preserve">, </w:t>
       </w:r>
-      <w:hyperlink w:history="1" r:id="rId2bb0tshuwwg3lnkn-d5pe">
+      <w:hyperlink w:history="1" r:id="rId3rd-_kvbvc77xxjdlga3g">
         <w:r>
           <w:t xml:space="preserve">arXiv:2112.09817</w:t>
         </w:r>
@@ -1584,7 +1584,7 @@
       <w:r>
         <w:t xml:space="preserve">, </w:t>
       </w:r>
-      <w:hyperlink w:history="1" r:id="rId6sphuxasv0lzzvoshll-c">
+      <w:hyperlink w:history="1" r:id="rIdgcqqu17gkv6igzzcidnm3">
         <w:r>
           <w:t xml:space="preserve">ApJ 919, 95 (2021)</w:t>
         </w:r>
@@ -1592,7 +1592,7 @@
       <w:r>
         <w:t xml:space="preserve">, </w:t>
       </w:r>
-      <w:hyperlink w:history="1" r:id="rId9g1hsdw9tilpsgzgghcxy">
+      <w:hyperlink w:history="1" r:id="rIdwvev4pfl7n8n73_irq92t">
         <w:r>
           <w:t xml:space="preserve">arXiv:2106.05356</w:t>
         </w:r>
@@ -1629,7 +1629,7 @@
       <w:r>
         <w:t xml:space="preserve">, </w:t>
       </w:r>
-      <w:hyperlink w:history="1" r:id="rIdsvlnlyizqrljfuweh9ru2">
+      <w:hyperlink w:history="1" r:id="rIdxfqpv_ybnmotqejpqb5hk">
         <w:r>
           <w:t xml:space="preserve">MNRAS 501, 4092–4102 (2021)</w:t>
         </w:r>
@@ -1637,7 +1637,7 @@
       <w:r>
         <w:t xml:space="preserve">, </w:t>
       </w:r>
-      <w:hyperlink w:history="1" r:id="rIdam_77tpwjw01tq8ggqy1j">
+      <w:hyperlink w:history="1" r:id="rId4oj_gnzvbcpndtdst2lej">
         <w:r>
           <w:t xml:space="preserve">arXiv:2009.02273</w:t>
         </w:r>
@@ -1674,7 +1674,7 @@
       <w:r>
         <w:t xml:space="preserve">, </w:t>
       </w:r>
-      <w:hyperlink w:history="1" r:id="rIdstbiqbvgsga2rfz2x0f_p">
+      <w:hyperlink w:history="1" r:id="rIdxixsykssqtkpxkegjmj3o">
         <w:r>
           <w:t xml:space="preserve">MNRAS 496, 974–986 (2020)</w:t>
         </w:r>
@@ -1682,7 +1682,7 @@
       <w:r>
         <w:t xml:space="preserve">, </w:t>
       </w:r>
-      <w:hyperlink w:history="1" r:id="rIduwgtswjm04si_ftkknvf1">
+      <w:hyperlink w:history="1" r:id="rIdozup2kykh_ctn1g_bpzzz">
         <w:r>
           <w:t xml:space="preserve">arXiv:1910.14049</w:t>
         </w:r>
@@ -1719,7 +1719,7 @@
       <w:r>
         <w:t xml:space="preserve">, </w:t>
       </w:r>
-      <w:hyperlink w:history="1" r:id="rIdknsgkcxysbhkx1qvrp-w6">
+      <w:hyperlink w:history="1" r:id="rIdi-0pqii0neoda7xfyel4g">
         <w:r>
           <w:t xml:space="preserve">MNRAS 468, 1169–1182 (2017)</w:t>
         </w:r>
@@ -1727,7 +1727,7 @@
       <w:r>
         <w:t xml:space="preserve">, </w:t>
       </w:r>
-      <w:hyperlink w:history="1" r:id="rId2pwbetgas6wotm15ombmx">
+      <w:hyperlink w:history="1" r:id="rIdlyk_5xlhvmld5pd-lgdsi">
         <w:r>
           <w:t xml:space="preserve">arXiv:1612.06383</w:t>
         </w:r>
@@ -1764,7 +1764,7 @@
       <w:r>
         <w:t xml:space="preserve">, </w:t>
       </w:r>
-      <w:hyperlink w:history="1" r:id="rIdcnlhiskkcaj9jbzi70bhi">
+      <w:hyperlink w:history="1" r:id="rIdt7al1xwkgfhct6mf8outp">
         <w:r>
           <w:t xml:space="preserve">MNRAS 438, 1856–1869 (2014)</w:t>
         </w:r>
@@ -1772,7 +1772,7 @@
       <w:r>
         <w:t xml:space="preserve">, </w:t>
       </w:r>
-      <w:hyperlink w:history="1" r:id="rId1fhwskmjsore3ir-u8_uw">
+      <w:hyperlink w:history="1" r:id="rIdspztll-etlcfivfsylp9-">
         <w:r>
           <w:t xml:space="preserve">arXiv:1310.5441</w:t>
         </w:r>
@@ -1809,7 +1809,7 @@
       <w:r>
         <w:t xml:space="preserve">, </w:t>
       </w:r>
-      <w:hyperlink w:history="1" r:id="rIdmj3_fhtdilhkxcy4rgmlk">
+      <w:hyperlink w:history="1" r:id="rIds6rgzwrhg4wpxxwbhguhe">
         <w:r>
           <w:t xml:space="preserve">Phys. Rev. D 80, 084023 (2009)</w:t>
         </w:r>
@@ -1817,7 +1817,7 @@
       <w:r>
         <w:t xml:space="preserve">, </w:t>
       </w:r>
-      <w:hyperlink w:history="1" r:id="rIdochhoo-etyigd0rmgisb_">
+      <w:hyperlink w:history="1" r:id="rId1s49uqq61eebsus7fgsps">
         <w:r>
           <w:t xml:space="preserve">arXiv:1009.1250</w:t>
         </w:r>
@@ -1862,7 +1862,7 @@
       <w:r>
         <w:t xml:space="preserve">, </w:t>
       </w:r>
-      <w:hyperlink w:history="1" r:id="rId9a2ommlztj0lgdih8s0ex">
+      <w:hyperlink w:history="1" r:id="rIdzgqfmdywn_v8gy8q37twg">
         <w:r>
           <w:t xml:space="preserve">Astron. Nachr. 342, 277–282 (2021)</w:t>
         </w:r>
@@ -1870,7 +1870,7 @@
       <w:r>
         <w:t xml:space="preserve">, 9th International Workshop on Astronomy and Relativistic Astrophysics, </w:t>
       </w:r>
-      <w:hyperlink w:history="1" r:id="rIdotlipxymwgvuaybv6c2l-">
+      <w:hyperlink w:history="1" r:id="rIdxfn47ctpuntlovzhsezp8">
         <w:r>
           <w:t xml:space="preserve">arXiv:2011.13797</w:t>
         </w:r>
@@ -1907,7 +1907,7 @@
       <w:r>
         <w:t xml:space="preserve">, </w:t>
       </w:r>
-      <w:hyperlink w:history="1" r:id="rId9ac4nwclgavsshaiszjrn">
+      <w:hyperlink w:history="1" r:id="rIdtg1rvvjccs5rvb4ejsl13">
         <w:r>
           <w:t xml:space="preserve">Astron. Nachr. 342, 147–152 (2021)</w:t>
         </w:r>
@@ -1915,7 +1915,7 @@
       <w:r>
         <w:t xml:space="preserve">, 9th International Workshop on Astronomy and Relativistic Astrophysics, </w:t>
       </w:r>
-      <w:hyperlink w:history="1" r:id="rId9ve9zxygwjdzby9defsai">
+      <w:hyperlink w:history="1" r:id="rIdrel4q6do4da20d2vkeod7">
         <w:r>
           <w:t xml:space="preserve">arXiv:2011.13805</w:t>
         </w:r>
@@ -1952,7 +1952,7 @@
       <w:r>
         <w:t xml:space="preserve">, </w:t>
       </w:r>
-      <w:hyperlink w:history="1" r:id="rIdk4yhciltvufvwdzna8hyy">
+      <w:hyperlink w:history="1" r:id="rId9o3glicvisyeixaupy4ta">
         <w:r>
           <w:t xml:space="preserve">PoS(SWIFT 10) 233, 159 (2014)</w:t>
         </w:r>
@@ -1960,7 +1960,7 @@
       <w:r>
         <w:t xml:space="preserve">, </w:t>
       </w:r>
-      <w:hyperlink w:history="1" r:id="rIdcw-tosiawygirxzwpjwle">
+      <w:hyperlink w:history="1" r:id="rId0c6kexkp3kcncae_e0xah">
         <w:r>
           <w:t xml:space="preserve">arXiv:1502.07882</w:t>
         </w:r>
@@ -1997,7 +1997,7 @@
       <w:r>
         <w:t xml:space="preserve">, </w:t>
       </w:r>
-      <w:hyperlink w:history="1" r:id="rIdu-yzh5tufd4hcr3xjllvg">
+      <w:hyperlink w:history="1" r:id="rIdur1mjjgp3wlxizr4n3er5">
         <w:r>
           <w:t xml:space="preserve">EPJ Web Conf. 61, 02007 (2013)</w:t>
         </w:r>
@@ -2005,7 +2005,7 @@
       <w:r>
         <w:t xml:space="preserve">, </w:t>
       </w:r>
-      <w:hyperlink w:history="1" r:id="rIdpytunmarwqbtzp3gkr21z">
+      <w:hyperlink w:history="1" r:id="rIdegj9seyzk66tuxif5on7e">
         <w:r>
           <w:t xml:space="preserve">arXiv:1309.4612</w:t>
         </w:r>
@@ -2042,7 +2042,7 @@
       <w:r>
         <w:t xml:space="preserve">, </w:t>
       </w:r>
-      <w:hyperlink w:history="1" r:id="rIdwznygcpnp0wveepks7vjq">
+      <w:hyperlink w:history="1" r:id="rIdjtqph71mv575sqjp_joo_">
         <w:r>
           <w:t xml:space="preserve">J. Phys.: Conf. Ser. 454, 012001 (2013)</w:t>
         </w:r>
@@ -2050,7 +2050,7 @@
       <w:r>
         <w:t xml:space="preserve">, </w:t>
       </w:r>
-      <w:hyperlink w:history="1" r:id="rIddhosu6xzm9jn_fpwuxmpr">
+      <w:hyperlink w:history="1" r:id="rIdp2bsfbhi1oqpzpozlwx4i">
         <w:r>
           <w:t xml:space="preserve">arXiv:1211.1794</w:t>
         </w:r>
@@ -2453,7 +2453,7 @@
       <w:r>
         <w:tab/>
       </w:r>
-      <w:hyperlink w:history="1" r:id="rIdi8_vqjar9p2hzfs6cwgcd">
+      <w:hyperlink w:history="1" r:id="rIdqwhjkibiqqzqt3zm_tf-t">
         <w:r>
           <w:t xml:space="preserve">github.com/altjerue/ilwikak-ml</w:t>
         </w:r>
@@ -2466,7 +2466,7 @@
           <w:ilvl w:val="0"/>
           <w:numId w:val="2"/>
         </w:numPr>
-        <w:spacing w:after="20"/>
+        <w:spacing w:after="10"/>
       </w:pPr>
       <w:r>
         <w:t xml:space="preserve">Applying classical ML and Bayesian inference to the Fermi-LAT 4LAC-DR3 catalog (3,407 sources) to recover physical jet parameters from multi-wavelength data.</w:t>
@@ -2479,7 +2479,7 @@
           <w:ilvl w:val="0"/>
           <w:numId w:val="2"/>
         </w:numPr>
-        <w:spacing w:after="20"/>
+        <w:spacing w:after="10"/>
       </w:pPr>
       <w:r>
         <w:t xml:space="preserve">Building a neural network that maps physical jet parameters to observable spectral energy distributions accurately enough to compare with Tleco results.</w:t>
@@ -2492,7 +2492,7 @@
           <w:ilvl w:val="0"/>
           <w:numId w:val="2"/>
         </w:numPr>
-        <w:spacing w:after="20"/>
+        <w:spacing w:after="10"/>
       </w:pPr>
       <w:r>
         <w:t xml:space="preserve">Forecasting blazar gamma-ray flares with a time-series foundation model fine-tuned on Tleco-generated synthetic light curves.</w:t>
@@ -2544,7 +2544,7 @@
       <w:r>
         <w:tab/>
       </w:r>
-      <w:hyperlink w:history="1" r:id="rIdumwe7usu-9qraufextybp">
+      <w:hyperlink w:history="1" r:id="rId6si3vptxyeexmenabcmfm">
         <w:r>
           <w:t xml:space="preserve">github.com/UW-ForestMycobiomeLab/WindSporesHills</w:t>
         </w:r>
@@ -2557,7 +2557,7 @@
           <w:ilvl w:val="0"/>
           <w:numId w:val="2"/>
         </w:numPr>
-        <w:spacing w:after="20"/>
+        <w:spacing w:after="10"/>
       </w:pPr>
       <w:r>
         <w:t xml:space="preserve">Simulates particle dispersion, atmospheric turbulence, and flow over hilly terrain with forest canopy, based on analytical models (Massman &amp; Weil 1999; Finnigan &amp; Belcher 2004); designed to scale to tens of thousands of particles over kilometer-scale domains.</w:t>
@@ -2609,7 +2609,7 @@
       <w:r>
         <w:tab/>
       </w:r>
-      <w:hyperlink w:history="1" r:id="rId3uoef_pgppadndzi-uh0j">
+      <w:hyperlink w:history="1" r:id="rIdl45cbqd-eblv_ad8zoi7s">
         <w:r>
           <w:t xml:space="preserve">github.com/zkdavis/Tleco</w:t>
         </w:r>
@@ -2622,7 +2622,7 @@
           <w:ilvl w:val="0"/>
           <w:numId w:val="2"/>
         </w:numPr>
-        <w:spacing w:after="20"/>
+        <w:spacing w:after="10"/>
       </w:pPr>
       <w:r>
         <w:t xml:space="preserve">Numerical PDE solvers, particle-distribution algorithms, and spectral calculations for relativistic plasmas; successor to Paramo [9].</w:t>
@@ -2674,7 +2674,7 @@
       <w:r>
         <w:tab/>
       </w:r>
-      <w:hyperlink w:history="1" r:id="rId67ja-htcngj4xxwqt3cor">
+      <w:hyperlink w:history="1" r:id="rIdeztwyt0o4jorhecqx1z9w">
         <w:r>
           <w:t xml:space="preserve">github.com/altjerue/paramo</w:t>
         </w:r>
@@ -2687,10 +2687,10 @@
           <w:ilvl w:val="0"/>
           <w:numId w:val="2"/>
         </w:numPr>
-        <w:spacing w:after="20"/>
-      </w:pPr>
-      <w:r>
-        <w:t xml:space="preserve">Fokker–Planck and radiative-transfer solver for relativistic particle distributions; 20× OpenMP speedup on 10 cores; used by other groups, including Combi &amp; Siegel (2023).</w:t>
+        <w:spacing w:after="10"/>
+      </w:pPr>
+      <w:r>
+        <w:t xml:space="preserve">Fokker–Planck and radiative-transfer solver for relativistic particle distributions; about 20× faster than the original serial code on 5 cores after OpenMP parallelization and optimization; used by other groups, including Combi &amp; Siegel (2023).</w:t>
       </w:r>
     </w:p>
     <w:p>
@@ -2744,7 +2744,7 @@
           <w:ilvl w:val="0"/>
           <w:numId w:val="2"/>
         </w:numPr>
-        <w:spacing w:after="20"/>
+        <w:spacing w:after="10"/>
       </w:pPr>
       <w:r>
         <w:t xml:space="preserve">Led a 7-person upgrade of this production C code for HPC environments, adding black-hole spin with under 5% runtime overhead.</w:t>
@@ -3285,7 +3285,7 @@
       <w:r>
         <w:t xml:space="preserve">Video: </w:t>
       </w:r>
-      <w:hyperlink w:history="1" r:id="rIdttsys1kofxj8wutooac2z">
+      <w:hyperlink w:history="1" r:id="rIdaosmzzciua-ssi6ch0mmj">
         <w:r>
           <w:t xml:space="preserve">youtube.com/watch?v=BAZNWLNT69M</w:t>
         </w:r>
@@ -3456,7 +3456,7 @@
       <w:r>
         <w:t xml:space="preserve">Marcos Moshinsky Award for Best Poster. Video: </w:t>
       </w:r>
-      <w:hyperlink w:history="1" r:id="rIdczosveril-3mdrspsl8or">
+      <w:hyperlink w:history="1" r:id="rIddtcbmnb-59r9qi8vz_y7s">
         <w:r>
           <w:t xml:space="preserve">youtube.com/watch?v=0TJiKg7kOPI</w:t>
         </w:r>
@@ -4384,7 +4384,7 @@
       <w:r>
         <w:tab/>
       </w:r>
-      <w:hyperlink w:history="1" r:id="rIdxlymntdf88ekmoexd9fd7">
+      <w:hyperlink w:history="1" r:id="rIds9rh-icm069urnnwsbcjo">
         <w:r>
           <w:t xml:space="preserve">Kaggle</w:t>
         </w:r>
@@ -4518,7 +4518,7 @@
       <w:r>
         <w:tab/>
       </w:r>
-      <w:hyperlink w:history="1" r:id="rIdfdlreixtvufucno3nvjg1">
+      <w:hyperlink w:history="1" r:id="rIdcc_y7uy2qhb3djg3xqpku">
         <w:r>
           <w:t xml:space="preserve">Udemy</w:t>
         </w:r>
@@ -4564,7 +4564,7 @@
       <w:r>
         <w:tab/>
       </w:r>
-      <w:hyperlink w:history="1" r:id="rIdlh0dpnb7ghtjx1ad2_7eg">
+      <w:hyperlink w:history="1" r:id="rIddzrdwja-1bmkrolgnx9ew">
         <w:r>
           <w:t xml:space="preserve">Udemy</w:t>
         </w:r>
@@ -4748,7 +4748,7 @@
       <w:pPr>
         <w:spacing w:after="0"/>
       </w:pPr>
-      <w:hyperlink w:history="1" r:id="rIdy47_a8mzp-ubo7ngdeiuj">
+      <w:hyperlink w:history="1" r:id="rIdequucsdocwcxxl5j5y7mk">
         <w:r>
           <w:t xml:space="preserve">mexiciencia.github.io/post/anita</w:t>
         </w:r>
@@ -4808,7 +4808,7 @@
       <w:pPr>
         <w:spacing w:after="0"/>
       </w:pPr>
-      <w:hyperlink w:history="1" r:id="rIdqptrmjdwpw7ytxmsj-bmb">
+      <w:hyperlink w:history="1" r:id="rId4vkzpc_9fhy9ynsnvbrb1">
         <w:r>
           <w:t xml:space="preserve">mexiciencia.github.io/post/modelo-sir</w:t>
         </w:r>
@@ -4871,7 +4871,7 @@
       <w:r>
         <w:t xml:space="preserve">Data analysis and modeling collaborator. </w:t>
       </w:r>
-      <w:hyperlink w:history="1" r:id="rIdqwoowei5idnmlmn4hyxsw">
+      <w:hyperlink w:history="1" r:id="rIdzzbqe4w3z7cjub-_yrj7q">
         <w:r>
           <w:t xml:space="preserve">mexiciencia.github.io/post/covid19</w:t>
         </w:r>
@@ -5411,7 +5411,11 @@
         <w:szCs w:val="20"/>
       </w:rPr>
     </w:rPrDefault>
-    <w:pPrDefault/>
+    <w:pPrDefault>
+      <w:pPr>
+        <w:spacing w:line="230"/>
+      </w:pPr>
+    </w:pPrDefault>
   </w:docDefaults>
   <w:style w:type="paragraph" w:styleId="Normal" w:default="1">
     <w:name w:val="Normal"/>

--- a/RuedaBecerrilJM-CV-plain.docx
+++ b/RuedaBecerrilJM-CV-plain.docx
@@ -28,7 +28,7 @@
       <w:r>
         <w:t xml:space="preserve">  |  </w:t>
       </w:r>
-      <w:hyperlink w:history="1" r:id="rIdnwovtjsz3hg94fphr8uti">
+      <w:hyperlink w:history="1" r:id="rIdtkrpb574skyuasz5hmzg2">
         <w:r>
           <w:t xml:space="preserve">jm.ruebe@gmail.com</w:t>
         </w:r>
@@ -42,7 +42,7 @@
       <w:r>
         <w:t xml:space="preserve">  |  </w:t>
       </w:r>
-      <w:hyperlink w:history="1" r:id="rIdu0soufttixg4t_qi7svcq">
+      <w:hyperlink w:history="1" r:id="rIdctkdrffjfa0mfg1cpwevw">
         <w:r>
           <w:t xml:space="preserve">linkedin.com/in/jeruebe</w:t>
         </w:r>
@@ -53,7 +53,7 @@
         <w:spacing w:after="60"/>
         <w:jc w:val="center"/>
       </w:pPr>
-      <w:hyperlink w:history="1" r:id="rIddyxx6qvv86cjzvfzw2ait">
+      <w:hyperlink w:history="1" r:id="rIdodsbmgicxdlvyrgxfbmjl">
         <w:r>
           <w:t xml:space="preserve">altjerue.github.io</w:t>
         </w:r>
@@ -61,7 +61,7 @@
       <w:r>
         <w:t xml:space="preserve">  |  </w:t>
       </w:r>
-      <w:hyperlink w:history="1" r:id="rIdolvnxeagit_go79vcw5tb">
+      <w:hyperlink w:history="1" r:id="rIdekirxli4r1gp4i-tx0qtn">
         <w:r>
           <w:t xml:space="preserve">github.com/altjerue</w:t>
         </w:r>
@@ -69,7 +69,7 @@
       <w:r>
         <w:t xml:space="preserve">  |  </w:t>
       </w:r>
-      <w:hyperlink w:history="1" r:id="rIdg_ujlrcxmfsmghrl6mu35">
+      <w:hyperlink w:history="1" r:id="rId-sqcusyegfs-plawud1wm">
         <w:r>
           <w:t xml:space="preserve">orcid.org/0000-0003-1988-1912</w:t>
         </w:r>
@@ -77,7 +77,7 @@
       <w:r>
         <w:t xml:space="preserve">  |  </w:t>
       </w:r>
-      <w:hyperlink w:history="1" r:id="rIdwudy0rlp4qihaymwmy-mg">
+      <w:hyperlink w:history="1" r:id="rIdn5_qxtkam1rtwuv5cb91-">
         <w:r>
           <w:t xml:space="preserve">Google Scholar</w:t>
         </w:r>
@@ -93,7 +93,7 @@
     </w:p>
     <w:p>
       <w:r>
-        <w:t xml:space="preserve">Computational physicist who turns complex physical models into fast, tested software and turns large scientific datasets into calibrated models. Ph.D. in Physics and ten years building simulation codes and the data pipelines around them: author of Paramo, an open-source Fortran/OpenMP radiative-transfer library used by other research groups; led a 7-person upgrade of the PatchworkMHD black-hole simulation code on the Frontera supercomputer; mapped wetland probability across a 2,160 km² watershed with random-forest models. Nine peer-reviewed articles and Co-I on a funded NASA Fermi Guest Investigator grant.</w:t>
+        <w:t xml:space="preserve">Computational physicist with a PhD in Physics and ten years of experience building and running simulation codes for relativistic plasmas. Author of Paramo, an open-source Fortran library that solves the Fokker-Planck equation coupled to radiative transfer. Led an upgrade of the PatchworkMHD code on Frontera and used gradient-based optimization to calibrate model parameters against observations. Nine publications, three as first author, and Co-I on a funded NASA Fermi grant.</w:t>
       </w:r>
     </w:p>
     <w:p>
@@ -113,25 +113,40 @@
           <w:b/>
           <w:bCs/>
         </w:rPr>
+        <w:t xml:space="preserve">Simulation: </w:t>
+      </w:r>
+      <w:r>
+        <w:t xml:space="preserve">Kinetic plasma modeling (Fokker–Planck), radiative processes (synchrotron, inverse Compton), radiative transfer, relativistic MHD, Lagrangian particle dynamics, numerical PDEs (advection–diffusion, Fokker–Planck), finite-difference/finite-volume methods, numerical linear algebra, parameter estimation, uncertainty quantification, synthetic dataset generation</w:t>
+      </w:r>
+    </w:p>
+    <w:p>
+      <w:pPr>
+        <w:spacing w:after="20"/>
+      </w:pPr>
+      <w:r>
+        <w:rPr>
+          <w:b/>
+          <w:bCs/>
+        </w:rPr>
+        <w:t xml:space="preserve">HPC &amp; Parallel: </w:t>
+      </w:r>
+      <w:r>
+        <w:t xml:space="preserve">OpenMP, MPI, OpenACC, SLURM, PBS, HDF5</w:t>
+      </w:r>
+    </w:p>
+    <w:p>
+      <w:pPr>
+        <w:spacing w:after="20"/>
+      </w:pPr>
+      <w:r>
+        <w:rPr>
+          <w:b/>
+          <w:bCs/>
+        </w:rPr>
         <w:t xml:space="preserve">ML &amp; Data: </w:t>
       </w:r>
       <w:r>
-        <w:t xml:space="preserve">Scientific ML, PyTorch, TensorFlow, scikit-learn, NumPy, SciPy, Pandas, Astropy, random forest, SVM, neural networks, gradient-based optimization, parameter estimation, uncertainty quantification, synthetic dataset generation</w:t>
-      </w:r>
-    </w:p>
-    <w:p>
-      <w:pPr>
-        <w:spacing w:after="20"/>
-      </w:pPr>
-      <w:r>
-        <w:rPr>
-          <w:b/>
-          <w:bCs/>
-        </w:rPr>
-        <w:t xml:space="preserve">Scientific Computing &amp; HPC: </w:t>
-      </w:r>
-      <w:r>
-        <w:t xml:space="preserve">Numerical PDEs (Fokker–Planck, advection–diffusion), radiative transfer, relativistic MHD, Lagrangian particle dynamics, finite-difference/finite-volume methods, numerical linear algebra, OpenMP, MPI, OpenACC, SLURM, PBS, HDF5</w:t>
+        <w:t xml:space="preserve">Scientific ML, PyTorch, TensorFlow, scikit-learn, NumPy, SciPy, Pandas, Astropy, random forest, SVM, neural networks, gradient-based optimization, parameter estimation</w:t>
       </w:r>
     </w:p>
     <w:p>
@@ -1152,7 +1167,7 @@
       <w:r>
         <w:t xml:space="preserve">Thesis: </w:t>
       </w:r>
-      <w:hyperlink w:history="1" r:id="rIdfqo6wdjbtooprl7p6cmrq">
+      <w:hyperlink w:history="1" r:id="rId6_qrozk7ffywbwnwknwxu">
         <w:r>
           <w:t xml:space="preserve">Numerical treatment of radiation processes in the internal shocks of magnetized relativistic outflows</w:t>
         </w:r>
@@ -1449,7 +1464,7 @@
       <w:r>
         <w:t xml:space="preserve">, </w:t>
       </w:r>
-      <w:hyperlink w:history="1" r:id="rIdakhfnkghftij9klxa2qix">
+      <w:hyperlink w:history="1" r:id="rId1f0gwqbf8ncw64m5fnxlw">
         <w:r>
           <w:t xml:space="preserve">ApJ 976, 182 (2024)</w:t>
         </w:r>
@@ -1457,7 +1472,7 @@
       <w:r>
         <w:t xml:space="preserve">, </w:t>
       </w:r>
-      <w:hyperlink w:history="1" r:id="rIdx7uumxe99wwjnc4l0257z">
+      <w:hyperlink w:history="1" r:id="rIdujindsl0utumszjfwdivu">
         <w:r>
           <w:t xml:space="preserve">arXiv:2405.17581</w:t>
         </w:r>
@@ -1494,7 +1509,7 @@
       <w:r>
         <w:t xml:space="preserve">, </w:t>
       </w:r>
-      <w:hyperlink w:history="1" r:id="rIdgu1fmqusmhyhvdt6nrizu">
+      <w:hyperlink w:history="1" r:id="rIdhx17i01ybysq8uyw-oj6w">
         <w:r>
           <w:t xml:space="preserve">MNRAS 513, 5766–5779 (2022)</w:t>
         </w:r>
@@ -1502,7 +1517,7 @@
       <w:r>
         <w:t xml:space="preserve">, </w:t>
       </w:r>
-      <w:hyperlink w:history="1" r:id="rIduhbr2waf0yr3sof9cikt6">
+      <w:hyperlink w:history="1" r:id="rId3ochbwkj8mtaahbxxditq">
         <w:r>
           <w:t xml:space="preserve">arXiv:2201.07790</w:t>
         </w:r>
@@ -1539,7 +1554,7 @@
       <w:r>
         <w:t xml:space="preserve">, </w:t>
       </w:r>
-      <w:hyperlink w:history="1" r:id="rIdpxmsssnu9cvcsumgkr3uu">
+      <w:hyperlink w:history="1" r:id="rIdutshpjmauksnrx8oidyp2">
         <w:r>
           <w:t xml:space="preserve">Phys. Rev. D 106, 083015 (2022)</w:t>
         </w:r>
@@ -1547,7 +1562,7 @@
       <w:r>
         <w:t xml:space="preserve">, </w:t>
       </w:r>
-      <w:hyperlink w:history="1" r:id="rId3rd-_kvbvc77xxjdlga3g">
+      <w:hyperlink w:history="1" r:id="rIdomjlarvpoktdouvs8qhtm">
         <w:r>
           <w:t xml:space="preserve">arXiv:2112.09817</w:t>
         </w:r>
@@ -1584,7 +1599,7 @@
       <w:r>
         <w:t xml:space="preserve">, </w:t>
       </w:r>
-      <w:hyperlink w:history="1" r:id="rIdgcqqu17gkv6igzzcidnm3">
+      <w:hyperlink w:history="1" r:id="rIdr13evfqcoupkj3uwq1lyl">
         <w:r>
           <w:t xml:space="preserve">ApJ 919, 95 (2021)</w:t>
         </w:r>
@@ -1592,7 +1607,7 @@
       <w:r>
         <w:t xml:space="preserve">, </w:t>
       </w:r>
-      <w:hyperlink w:history="1" r:id="rIdwvev4pfl7n8n73_irq92t">
+      <w:hyperlink w:history="1" r:id="rIdxs-hrtfpe01c3godenvkr">
         <w:r>
           <w:t xml:space="preserve">arXiv:2106.05356</w:t>
         </w:r>
@@ -1629,7 +1644,7 @@
       <w:r>
         <w:t xml:space="preserve">, </w:t>
       </w:r>
-      <w:hyperlink w:history="1" r:id="rIdxfqpv_ybnmotqejpqb5hk">
+      <w:hyperlink w:history="1" r:id="rId95a4hbpnmpl5gawts9nou">
         <w:r>
           <w:t xml:space="preserve">MNRAS 501, 4092–4102 (2021)</w:t>
         </w:r>
@@ -1637,7 +1652,7 @@
       <w:r>
         <w:t xml:space="preserve">, </w:t>
       </w:r>
-      <w:hyperlink w:history="1" r:id="rId4oj_gnzvbcpndtdst2lej">
+      <w:hyperlink w:history="1" r:id="rId5uro4rb9fhxs0sdaxpdck">
         <w:r>
           <w:t xml:space="preserve">arXiv:2009.02273</w:t>
         </w:r>
@@ -1674,7 +1689,7 @@
       <w:r>
         <w:t xml:space="preserve">, </w:t>
       </w:r>
-      <w:hyperlink w:history="1" r:id="rIdxixsykssqtkpxkegjmj3o">
+      <w:hyperlink w:history="1" r:id="rIdbmr6nuz0vbebynyuctibx">
         <w:r>
           <w:t xml:space="preserve">MNRAS 496, 974–986 (2020)</w:t>
         </w:r>
@@ -1682,7 +1697,7 @@
       <w:r>
         <w:t xml:space="preserve">, </w:t>
       </w:r>
-      <w:hyperlink w:history="1" r:id="rIdozup2kykh_ctn1g_bpzzz">
+      <w:hyperlink w:history="1" r:id="rIdclnlmn7rcwr8tlcxl1hwv">
         <w:r>
           <w:t xml:space="preserve">arXiv:1910.14049</w:t>
         </w:r>
@@ -1719,7 +1734,7 @@
       <w:r>
         <w:t xml:space="preserve">, </w:t>
       </w:r>
-      <w:hyperlink w:history="1" r:id="rIdi-0pqii0neoda7xfyel4g">
+      <w:hyperlink w:history="1" r:id="rIdizjcbfefhnk77ccomv9tv">
         <w:r>
           <w:t xml:space="preserve">MNRAS 468, 1169–1182 (2017)</w:t>
         </w:r>
@@ -1727,7 +1742,7 @@
       <w:r>
         <w:t xml:space="preserve">, </w:t>
       </w:r>
-      <w:hyperlink w:history="1" r:id="rIdlyk_5xlhvmld5pd-lgdsi">
+      <w:hyperlink w:history="1" r:id="rId4ewvz2v0dsut4fh06lnvn">
         <w:r>
           <w:t xml:space="preserve">arXiv:1612.06383</w:t>
         </w:r>
@@ -1764,7 +1779,7 @@
       <w:r>
         <w:t xml:space="preserve">, </w:t>
       </w:r>
-      <w:hyperlink w:history="1" r:id="rIdt7al1xwkgfhct6mf8outp">
+      <w:hyperlink w:history="1" r:id="rIdbjs6ueh1cetares6vby54">
         <w:r>
           <w:t xml:space="preserve">MNRAS 438, 1856–1869 (2014)</w:t>
         </w:r>
@@ -1772,7 +1787,7 @@
       <w:r>
         <w:t xml:space="preserve">, </w:t>
       </w:r>
-      <w:hyperlink w:history="1" r:id="rIdspztll-etlcfivfsylp9-">
+      <w:hyperlink w:history="1" r:id="rIdvexq9ssthlvq6e_mln6ks">
         <w:r>
           <w:t xml:space="preserve">arXiv:1310.5441</w:t>
         </w:r>
@@ -1809,7 +1824,7 @@
       <w:r>
         <w:t xml:space="preserve">, </w:t>
       </w:r>
-      <w:hyperlink w:history="1" r:id="rIds6rgzwrhg4wpxxwbhguhe">
+      <w:hyperlink w:history="1" r:id="rIdl_l0waozftjklzpl3_qr6">
         <w:r>
           <w:t xml:space="preserve">Phys. Rev. D 80, 084023 (2009)</w:t>
         </w:r>
@@ -1817,7 +1832,7 @@
       <w:r>
         <w:t xml:space="preserve">, </w:t>
       </w:r>
-      <w:hyperlink w:history="1" r:id="rId1s49uqq61eebsus7fgsps">
+      <w:hyperlink w:history="1" r:id="rIdpfyrzypvmnj9hu2hh86cq">
         <w:r>
           <w:t xml:space="preserve">arXiv:1009.1250</w:t>
         </w:r>
@@ -1862,7 +1877,7 @@
       <w:r>
         <w:t xml:space="preserve">, </w:t>
       </w:r>
-      <w:hyperlink w:history="1" r:id="rIdzgqfmdywn_v8gy8q37twg">
+      <w:hyperlink w:history="1" r:id="rIdstj8gzitm_wqjccfzl6ss">
         <w:r>
           <w:t xml:space="preserve">Astron. Nachr. 342, 277–282 (2021)</w:t>
         </w:r>
@@ -1870,7 +1885,7 @@
       <w:r>
         <w:t xml:space="preserve">, 9th International Workshop on Astronomy and Relativistic Astrophysics, </w:t>
       </w:r>
-      <w:hyperlink w:history="1" r:id="rIdxfn47ctpuntlovzhsezp8">
+      <w:hyperlink w:history="1" r:id="rId09kdckplaqlm3ve4dbe3g">
         <w:r>
           <w:t xml:space="preserve">arXiv:2011.13797</w:t>
         </w:r>
@@ -1907,7 +1922,7 @@
       <w:r>
         <w:t xml:space="preserve">, </w:t>
       </w:r>
-      <w:hyperlink w:history="1" r:id="rIdtg1rvvjccs5rvb4ejsl13">
+      <w:hyperlink w:history="1" r:id="rIdjedf06z4elcvgz9lrmjw6">
         <w:r>
           <w:t xml:space="preserve">Astron. Nachr. 342, 147–152 (2021)</w:t>
         </w:r>
@@ -1915,7 +1930,7 @@
       <w:r>
         <w:t xml:space="preserve">, 9th International Workshop on Astronomy and Relativistic Astrophysics, </w:t>
       </w:r>
-      <w:hyperlink w:history="1" r:id="rIdrel4q6do4da20d2vkeod7">
+      <w:hyperlink w:history="1" r:id="rIdwyrkqc9afdfcqowubxnij">
         <w:r>
           <w:t xml:space="preserve">arXiv:2011.13805</w:t>
         </w:r>
@@ -1952,7 +1967,7 @@
       <w:r>
         <w:t xml:space="preserve">, </w:t>
       </w:r>
-      <w:hyperlink w:history="1" r:id="rId9o3glicvisyeixaupy4ta">
+      <w:hyperlink w:history="1" r:id="rIdocoueomwah1f6drqtbbza">
         <w:r>
           <w:t xml:space="preserve">PoS(SWIFT 10) 233, 159 (2014)</w:t>
         </w:r>
@@ -1960,7 +1975,7 @@
       <w:r>
         <w:t xml:space="preserve">, </w:t>
       </w:r>
-      <w:hyperlink w:history="1" r:id="rId0c6kexkp3kcncae_e0xah">
+      <w:hyperlink w:history="1" r:id="rIdg790udgknma_dwt5ua-1y">
         <w:r>
           <w:t xml:space="preserve">arXiv:1502.07882</w:t>
         </w:r>
@@ -1997,7 +2012,7 @@
       <w:r>
         <w:t xml:space="preserve">, </w:t>
       </w:r>
-      <w:hyperlink w:history="1" r:id="rIdur1mjjgp3wlxizr4n3er5">
+      <w:hyperlink w:history="1" r:id="rId1c3wbdbjhlbv9qpjaambw">
         <w:r>
           <w:t xml:space="preserve">EPJ Web Conf. 61, 02007 (2013)</w:t>
         </w:r>
@@ -2005,7 +2020,7 @@
       <w:r>
         <w:t xml:space="preserve">, </w:t>
       </w:r>
-      <w:hyperlink w:history="1" r:id="rIdegj9seyzk66tuxif5on7e">
+      <w:hyperlink w:history="1" r:id="rIdk2czthodmobe7ko2dbsdd">
         <w:r>
           <w:t xml:space="preserve">arXiv:1309.4612</w:t>
         </w:r>
@@ -2042,7 +2057,7 @@
       <w:r>
         <w:t xml:space="preserve">, </w:t>
       </w:r>
-      <w:hyperlink w:history="1" r:id="rIdjtqph71mv575sqjp_joo_">
+      <w:hyperlink w:history="1" r:id="rIdasx22i3d0u47iepqm8mwv">
         <w:r>
           <w:t xml:space="preserve">J. Phys.: Conf. Ser. 454, 012001 (2013)</w:t>
         </w:r>
@@ -2050,7 +2065,7 @@
       <w:r>
         <w:t xml:space="preserve">, </w:t>
       </w:r>
-      <w:hyperlink w:history="1" r:id="rIdp2bsfbhi1oqpzpozlwx4i">
+      <w:hyperlink w:history="1" r:id="rId560qxdvwtqxuv8qjypka_">
         <w:r>
           <w:t xml:space="preserve">arXiv:1211.1794</w:t>
         </w:r>
@@ -2453,7 +2468,7 @@
       <w:r>
         <w:tab/>
       </w:r>
-      <w:hyperlink w:history="1" r:id="rIdqwhjkibiqqzqt3zm_tf-t">
+      <w:hyperlink w:history="1" r:id="rIdha2mg8sulla3iefktmkg6">
         <w:r>
           <w:t xml:space="preserve">github.com/altjerue/ilwikak-ml</w:t>
         </w:r>
@@ -2544,7 +2559,7 @@
       <w:r>
         <w:tab/>
       </w:r>
-      <w:hyperlink w:history="1" r:id="rId6si3vptxyeexmenabcmfm">
+      <w:hyperlink w:history="1" r:id="rIdo2zo50tc3mi7wu76ovosi">
         <w:r>
           <w:t xml:space="preserve">github.com/UW-ForestMycobiomeLab/WindSporesHills</w:t>
         </w:r>
@@ -2609,7 +2624,7 @@
       <w:r>
         <w:tab/>
       </w:r>
-      <w:hyperlink w:history="1" r:id="rIdl45cbqd-eblv_ad8zoi7s">
+      <w:hyperlink w:history="1" r:id="rIdqdj1xbha8mkmj1hxjgqen">
         <w:r>
           <w:t xml:space="preserve">github.com/zkdavis/Tleco</w:t>
         </w:r>
@@ -2674,7 +2689,7 @@
       <w:r>
         <w:tab/>
       </w:r>
-      <w:hyperlink w:history="1" r:id="rIdeztwyt0o4jorhecqx1z9w">
+      <w:hyperlink w:history="1" r:id="rIdzp4pu7nx0hvut7jcynvbi">
         <w:r>
           <w:t xml:space="preserve">github.com/altjerue/paramo</w:t>
         </w:r>
@@ -3285,7 +3300,7 @@
       <w:r>
         <w:t xml:space="preserve">Video: </w:t>
       </w:r>
-      <w:hyperlink w:history="1" r:id="rIdaosmzzciua-ssi6ch0mmj">
+      <w:hyperlink w:history="1" r:id="rIdr9o9vrbjmjeccllwi0phk">
         <w:r>
           <w:t xml:space="preserve">youtube.com/watch?v=BAZNWLNT69M</w:t>
         </w:r>
@@ -3456,7 +3471,7 @@
       <w:r>
         <w:t xml:space="preserve">Marcos Moshinsky Award for Best Poster. Video: </w:t>
       </w:r>
-      <w:hyperlink w:history="1" r:id="rIddtcbmnb-59r9qi8vz_y7s">
+      <w:hyperlink w:history="1" r:id="rIdhic8jt6nvl5pulcgnbjub">
         <w:r>
           <w:t xml:space="preserve">youtube.com/watch?v=0TJiKg7kOPI</w:t>
         </w:r>
@@ -4363,240 +4378,6 @@
         <w:pStyle w:val="Heading1"/>
       </w:pPr>
       <w:r>
-        <w:t xml:space="preserve">Certifications</w:t>
-      </w:r>
-    </w:p>
-    <w:p>
-      <w:pPr>
-        <w:keepNext/>
-        <w:tabs>
-          <w:tab w:val="right" w:pos="10512"/>
-        </w:tabs>
-        <w:spacing w:after="0"/>
-      </w:pPr>
-      <w:r>
-        <w:rPr>
-          <w:b/>
-          <w:bCs/>
-        </w:rPr>
-        <w:t xml:space="preserve">Gen AI Intensive</w:t>
-      </w:r>
-      <w:r>
-        <w:tab/>
-      </w:r>
-      <w:hyperlink w:history="1" r:id="rIds9rh-icm069urnnwsbcjo">
-        <w:r>
-          <w:t xml:space="preserve">Kaggle</w:t>
-        </w:r>
-      </w:hyperlink>
-    </w:p>
-    <w:p>
-      <w:pPr>
-        <w:keepNext/>
-        <w:tabs>
-          <w:tab w:val="right" w:pos="10512"/>
-        </w:tabs>
-        <w:spacing w:after="0"/>
-      </w:pPr>
-      <w:r>
-        <w:rPr>
-          <w:i/>
-          <w:iCs/>
-        </w:rPr>
-        <w:t xml:space="preserve">Generative AI</w:t>
-      </w:r>
-    </w:p>
-    <w:p>
-      <w:pPr>
-        <w:pStyle w:val="EntryGap"/>
-        <w:spacing w:after="0"/>
-      </w:pPr>
-    </w:p>
-    <w:p>
-      <w:pPr>
-        <w:keepNext/>
-        <w:tabs>
-          <w:tab w:val="right" w:pos="10512"/>
-        </w:tabs>
-        <w:spacing w:after="0"/>
-      </w:pPr>
-      <w:r>
-        <w:rPr>
-          <w:b/>
-          <w:bCs/>
-        </w:rPr>
-        <w:t xml:space="preserve">Data Scientist Professional with Python</w:t>
-      </w:r>
-      <w:r>
-        <w:tab/>
-      </w:r>
-      <w:r>
-        <w:t xml:space="preserve">DataCamp</w:t>
-      </w:r>
-    </w:p>
-    <w:p>
-      <w:pPr>
-        <w:keepNext/>
-        <w:tabs>
-          <w:tab w:val="right" w:pos="10512"/>
-        </w:tabs>
-        <w:spacing w:after="0"/>
-      </w:pPr>
-      <w:r>
-        <w:rPr>
-          <w:i/>
-          <w:iCs/>
-        </w:rPr>
-        <w:t xml:space="preserve">Python programming, data science, data communication, machine learning</w:t>
-      </w:r>
-    </w:p>
-    <w:p>
-      <w:pPr>
-        <w:pStyle w:val="EntryGap"/>
-        <w:spacing w:after="0"/>
-      </w:pPr>
-    </w:p>
-    <w:p>
-      <w:pPr>
-        <w:keepNext/>
-        <w:tabs>
-          <w:tab w:val="right" w:pos="10512"/>
-        </w:tabs>
-        <w:spacing w:after="0"/>
-      </w:pPr>
-      <w:r>
-        <w:rPr>
-          <w:b/>
-          <w:bCs/>
-        </w:rPr>
-        <w:t xml:space="preserve">Machine Learning Scientist with Python</w:t>
-      </w:r>
-      <w:r>
-        <w:tab/>
-      </w:r>
-      <w:r>
-        <w:t xml:space="preserve">DataCamp</w:t>
-      </w:r>
-    </w:p>
-    <w:p>
-      <w:pPr>
-        <w:keepNext/>
-        <w:tabs>
-          <w:tab w:val="right" w:pos="10512"/>
-        </w:tabs>
-        <w:spacing w:after="0"/>
-      </w:pPr>
-      <w:r>
-        <w:rPr>
-          <w:i/>
-          <w:iCs/>
-        </w:rPr>
-        <w:t xml:space="preserve">Machine learning, NLP, deep learning, image processing, big data</w:t>
-      </w:r>
-    </w:p>
-    <w:p>
-      <w:pPr>
-        <w:pStyle w:val="EntryGap"/>
-        <w:spacing w:after="0"/>
-      </w:pPr>
-    </w:p>
-    <w:p>
-      <w:pPr>
-        <w:keepNext/>
-        <w:tabs>
-          <w:tab w:val="right" w:pos="10512"/>
-        </w:tabs>
-        <w:spacing w:after="0"/>
-      </w:pPr>
-      <w:r>
-        <w:rPr>
-          <w:b/>
-          <w:bCs/>
-        </w:rPr>
-        <w:t xml:space="preserve">Mathematical Foundations of Machine Learning</w:t>
-      </w:r>
-      <w:r>
-        <w:tab/>
-      </w:r>
-      <w:hyperlink w:history="1" r:id="rIdcc_y7uy2qhb3djg3xqpku">
-        <w:r>
-          <w:t xml:space="preserve">Udemy</w:t>
-        </w:r>
-      </w:hyperlink>
-    </w:p>
-    <w:p>
-      <w:pPr>
-        <w:keepNext/>
-        <w:tabs>
-          <w:tab w:val="right" w:pos="10512"/>
-        </w:tabs>
-        <w:spacing w:after="0"/>
-      </w:pPr>
-      <w:r>
-        <w:rPr>
-          <w:i/>
-          <w:iCs/>
-        </w:rPr>
-        <w:t xml:space="preserve">Python programming, data science, statistics, machine learning</w:t>
-      </w:r>
-    </w:p>
-    <w:p>
-      <w:pPr>
-        <w:pStyle w:val="EntryGap"/>
-        <w:spacing w:after="0"/>
-      </w:pPr>
-    </w:p>
-    <w:p>
-      <w:pPr>
-        <w:keepNext/>
-        <w:tabs>
-          <w:tab w:val="right" w:pos="10512"/>
-        </w:tabs>
-        <w:spacing w:after="0"/>
-      </w:pPr>
-      <w:r>
-        <w:rPr>
-          <w:b/>
-          <w:bCs/>
-        </w:rPr>
-        <w:t xml:space="preserve">Python for Statistical Analysis</w:t>
-      </w:r>
-      <w:r>
-        <w:tab/>
-      </w:r>
-      <w:hyperlink w:history="1" r:id="rIddzrdwja-1bmkrolgnx9ew">
-        <w:r>
-          <w:t xml:space="preserve">Udemy</w:t>
-        </w:r>
-      </w:hyperlink>
-    </w:p>
-    <w:p>
-      <w:pPr>
-        <w:keepNext/>
-        <w:tabs>
-          <w:tab w:val="right" w:pos="10512"/>
-        </w:tabs>
-        <w:spacing w:after="0"/>
-      </w:pPr>
-      <w:r>
-        <w:rPr>
-          <w:i/>
-          <w:iCs/>
-        </w:rPr>
-        <w:t xml:space="preserve">Python programming, data science, data communication, machine learning</w:t>
-      </w:r>
-    </w:p>
-    <w:p>
-      <w:pPr>
-        <w:pStyle w:val="EntryGap"/>
-        <w:spacing w:after="0"/>
-      </w:pPr>
-    </w:p>
-    <w:p>
-      <w:pPr>
-        <w:pStyle w:val="Heading1"/>
-      </w:pPr>
-      <w:r>
         <w:t xml:space="preserve">Outreach</w:t>
       </w:r>
     </w:p>
@@ -4748,7 +4529,7 @@
       <w:pPr>
         <w:spacing w:after="0"/>
       </w:pPr>
-      <w:hyperlink w:history="1" r:id="rIdequucsdocwcxxl5j5y7mk">
+      <w:hyperlink w:history="1" r:id="rIdesolglfe4ctuts6l53mrg">
         <w:r>
           <w:t xml:space="preserve">mexiciencia.github.io/post/anita</w:t>
         </w:r>
@@ -4808,7 +4589,7 @@
       <w:pPr>
         <w:spacing w:after="0"/>
       </w:pPr>
-      <w:hyperlink w:history="1" r:id="rId4vkzpc_9fhy9ynsnvbrb1">
+      <w:hyperlink w:history="1" r:id="rIdyvp9-tqflydm1_95trywk">
         <w:r>
           <w:t xml:space="preserve">mexiciencia.github.io/post/modelo-sir</w:t>
         </w:r>
@@ -4871,7 +4652,7 @@
       <w:r>
         <w:t xml:space="preserve">Data analysis and modeling collaborator. </w:t>
       </w:r>
-      <w:hyperlink w:history="1" r:id="rIdzzbqe4w3z7cjub-_yrj7q">
+      <w:hyperlink w:history="1" r:id="rId45oioy9actn0aq3spmmrj">
         <w:r>
           <w:t xml:space="preserve">mexiciencia.github.io/post/covid19</w:t>
         </w:r>

--- a/RuedaBecerrilJM-CV-plain.docx
+++ b/RuedaBecerrilJM-CV-plain.docx
@@ -28,7 +28,7 @@
       <w:r>
         <w:t xml:space="preserve">  |  </w:t>
       </w:r>
-      <w:hyperlink w:history="1" r:id="rIdtkrpb574skyuasz5hmzg2">
+      <w:hyperlink w:history="1" r:id="rId6snxlosbwrvn1nidwfdqk">
         <w:r>
           <w:t xml:space="preserve">jm.ruebe@gmail.com</w:t>
         </w:r>
@@ -42,7 +42,7 @@
       <w:r>
         <w:t xml:space="preserve">  |  </w:t>
       </w:r>
-      <w:hyperlink w:history="1" r:id="rIdctkdrffjfa0mfg1cpwevw">
+      <w:hyperlink w:history="1" r:id="rId7av61nfffaho4te9of_ku">
         <w:r>
           <w:t xml:space="preserve">linkedin.com/in/jeruebe</w:t>
         </w:r>
@@ -53,7 +53,7 @@
         <w:spacing w:after="60"/>
         <w:jc w:val="center"/>
       </w:pPr>
-      <w:hyperlink w:history="1" r:id="rIdodsbmgicxdlvyrgxfbmjl">
+      <w:hyperlink w:history="1" r:id="rIdnbolix4lzcaf9s9lg9b19">
         <w:r>
           <w:t xml:space="preserve">altjerue.github.io</w:t>
         </w:r>
@@ -61,7 +61,7 @@
       <w:r>
         <w:t xml:space="preserve">  |  </w:t>
       </w:r>
-      <w:hyperlink w:history="1" r:id="rIdekirxli4r1gp4i-tx0qtn">
+      <w:hyperlink w:history="1" r:id="rIdlv4o5yv4jpf7nj6fermmh">
         <w:r>
           <w:t xml:space="preserve">github.com/altjerue</w:t>
         </w:r>
@@ -69,7 +69,7 @@
       <w:r>
         <w:t xml:space="preserve">  |  </w:t>
       </w:r>
-      <w:hyperlink w:history="1" r:id="rId-sqcusyegfs-plawud1wm">
+      <w:hyperlink w:history="1" r:id="rIdq4wkvmhmoaj1xedasnk_o">
         <w:r>
           <w:t xml:space="preserve">orcid.org/0000-0003-1988-1912</w:t>
         </w:r>
@@ -77,7 +77,7 @@
       <w:r>
         <w:t xml:space="preserve">  |  </w:t>
       </w:r>
-      <w:hyperlink w:history="1" r:id="rIdn5_qxtkam1rtwuv5cb91-">
+      <w:hyperlink w:history="1" r:id="rIdy_npd6j86jr_7dsgxj2cn">
         <w:r>
           <w:t xml:space="preserve">Google Scholar</w:t>
         </w:r>
@@ -1167,7 +1167,7 @@
       <w:r>
         <w:t xml:space="preserve">Thesis: </w:t>
       </w:r>
-      <w:hyperlink w:history="1" r:id="rId6_qrozk7ffywbwnwknwxu">
+      <w:hyperlink w:history="1" r:id="rIdnamwehtgohounszkvzuyc">
         <w:r>
           <w:t xml:space="preserve">Numerical treatment of radiation processes in the internal shocks of magnetized relativistic outflows</w:t>
         </w:r>
@@ -1464,7 +1464,7 @@
       <w:r>
         <w:t xml:space="preserve">, </w:t>
       </w:r>
-      <w:hyperlink w:history="1" r:id="rId1f0gwqbf8ncw64m5fnxlw">
+      <w:hyperlink w:history="1" r:id="rIda-wdn2jupevryh1uj4tek">
         <w:r>
           <w:t xml:space="preserve">ApJ 976, 182 (2024)</w:t>
         </w:r>
@@ -1472,7 +1472,7 @@
       <w:r>
         <w:t xml:space="preserve">, </w:t>
       </w:r>
-      <w:hyperlink w:history="1" r:id="rIdujindsl0utumszjfwdivu">
+      <w:hyperlink w:history="1" r:id="rIda_sanopzxipmkbaz20s0b">
         <w:r>
           <w:t xml:space="preserve">arXiv:2405.17581</w:t>
         </w:r>
@@ -1509,7 +1509,7 @@
       <w:r>
         <w:t xml:space="preserve">, </w:t>
       </w:r>
-      <w:hyperlink w:history="1" r:id="rIdhx17i01ybysq8uyw-oj6w">
+      <w:hyperlink w:history="1" r:id="rIdgssjsxpn1uvwkbmvih44n">
         <w:r>
           <w:t xml:space="preserve">MNRAS 513, 5766–5779 (2022)</w:t>
         </w:r>
@@ -1517,7 +1517,7 @@
       <w:r>
         <w:t xml:space="preserve">, </w:t>
       </w:r>
-      <w:hyperlink w:history="1" r:id="rId3ochbwkj8mtaahbxxditq">
+      <w:hyperlink w:history="1" r:id="rIdvamjpeflimfecqj4huoxo">
         <w:r>
           <w:t xml:space="preserve">arXiv:2201.07790</w:t>
         </w:r>
@@ -1554,7 +1554,7 @@
       <w:r>
         <w:t xml:space="preserve">, </w:t>
       </w:r>
-      <w:hyperlink w:history="1" r:id="rIdutshpjmauksnrx8oidyp2">
+      <w:hyperlink w:history="1" r:id="rIdqditcrkmmxacnfb44lrzy">
         <w:r>
           <w:t xml:space="preserve">Phys. Rev. D 106, 083015 (2022)</w:t>
         </w:r>
@@ -1562,7 +1562,7 @@
       <w:r>
         <w:t xml:space="preserve">, </w:t>
       </w:r>
-      <w:hyperlink w:history="1" r:id="rIdomjlarvpoktdouvs8qhtm">
+      <w:hyperlink w:history="1" r:id="rId2bouapz2h0dryeagdgae4">
         <w:r>
           <w:t xml:space="preserve">arXiv:2112.09817</w:t>
         </w:r>
@@ -1599,7 +1599,7 @@
       <w:r>
         <w:t xml:space="preserve">, </w:t>
       </w:r>
-      <w:hyperlink w:history="1" r:id="rIdr13evfqcoupkj3uwq1lyl">
+      <w:hyperlink w:history="1" r:id="rId-xijhbs57kqe0djg5lhgi">
         <w:r>
           <w:t xml:space="preserve">ApJ 919, 95 (2021)</w:t>
         </w:r>
@@ -1607,7 +1607,7 @@
       <w:r>
         <w:t xml:space="preserve">, </w:t>
       </w:r>
-      <w:hyperlink w:history="1" r:id="rIdxs-hrtfpe01c3godenvkr">
+      <w:hyperlink w:history="1" r:id="rIdfco1obtii5objv7dup-cv">
         <w:r>
           <w:t xml:space="preserve">arXiv:2106.05356</w:t>
         </w:r>
@@ -1644,7 +1644,7 @@
       <w:r>
         <w:t xml:space="preserve">, </w:t>
       </w:r>
-      <w:hyperlink w:history="1" r:id="rId95a4hbpnmpl5gawts9nou">
+      <w:hyperlink w:history="1" r:id="rIdyssewtxtbs8irw9ebqnfe">
         <w:r>
           <w:t xml:space="preserve">MNRAS 501, 4092–4102 (2021)</w:t>
         </w:r>
@@ -1652,7 +1652,7 @@
       <w:r>
         <w:t xml:space="preserve">, </w:t>
       </w:r>
-      <w:hyperlink w:history="1" r:id="rId5uro4rb9fhxs0sdaxpdck">
+      <w:hyperlink w:history="1" r:id="rIdvqbbpewpqegnadkzjlune">
         <w:r>
           <w:t xml:space="preserve">arXiv:2009.02273</w:t>
         </w:r>
@@ -1689,7 +1689,7 @@
       <w:r>
         <w:t xml:space="preserve">, </w:t>
       </w:r>
-      <w:hyperlink w:history="1" r:id="rIdbmr6nuz0vbebynyuctibx">
+      <w:hyperlink w:history="1" r:id="rIdgpta7cafaylrbxxqoiehc">
         <w:r>
           <w:t xml:space="preserve">MNRAS 496, 974–986 (2020)</w:t>
         </w:r>
@@ -1697,7 +1697,7 @@
       <w:r>
         <w:t xml:space="preserve">, </w:t>
       </w:r>
-      <w:hyperlink w:history="1" r:id="rIdclnlmn7rcwr8tlcxl1hwv">
+      <w:hyperlink w:history="1" r:id="rId8lb9dhjj3gpwtrfwxirdy">
         <w:r>
           <w:t xml:space="preserve">arXiv:1910.14049</w:t>
         </w:r>
@@ -1734,7 +1734,7 @@
       <w:r>
         <w:t xml:space="preserve">, </w:t>
       </w:r>
-      <w:hyperlink w:history="1" r:id="rIdizjcbfefhnk77ccomv9tv">
+      <w:hyperlink w:history="1" r:id="rIdjvtppvqd3jhjwegiq98ky">
         <w:r>
           <w:t xml:space="preserve">MNRAS 468, 1169–1182 (2017)</w:t>
         </w:r>
@@ -1742,7 +1742,7 @@
       <w:r>
         <w:t xml:space="preserve">, </w:t>
       </w:r>
-      <w:hyperlink w:history="1" r:id="rId4ewvz2v0dsut4fh06lnvn">
+      <w:hyperlink w:history="1" r:id="rId5p-mhbl2-jixi7g9qf16d">
         <w:r>
           <w:t xml:space="preserve">arXiv:1612.06383</w:t>
         </w:r>
@@ -1779,7 +1779,7 @@
       <w:r>
         <w:t xml:space="preserve">, </w:t>
       </w:r>
-      <w:hyperlink w:history="1" r:id="rIdbjs6ueh1cetares6vby54">
+      <w:hyperlink w:history="1" r:id="rIdkq8lztl_om1wonbyc35dj">
         <w:r>
           <w:t xml:space="preserve">MNRAS 438, 1856–1869 (2014)</w:t>
         </w:r>
@@ -1787,7 +1787,7 @@
       <w:r>
         <w:t xml:space="preserve">, </w:t>
       </w:r>
-      <w:hyperlink w:history="1" r:id="rIdvexq9ssthlvq6e_mln6ks">
+      <w:hyperlink w:history="1" r:id="rIdda3xkqbzqlcwbao_mpmzh">
         <w:r>
           <w:t xml:space="preserve">arXiv:1310.5441</w:t>
         </w:r>
@@ -1824,7 +1824,7 @@
       <w:r>
         <w:t xml:space="preserve">, </w:t>
       </w:r>
-      <w:hyperlink w:history="1" r:id="rIdl_l0waozftjklzpl3_qr6">
+      <w:hyperlink w:history="1" r:id="rIdwzgcpfhaft67tfzqcxnuc">
         <w:r>
           <w:t xml:space="preserve">Phys. Rev. D 80, 084023 (2009)</w:t>
         </w:r>
@@ -1832,7 +1832,7 @@
       <w:r>
         <w:t xml:space="preserve">, </w:t>
       </w:r>
-      <w:hyperlink w:history="1" r:id="rIdpfyrzypvmnj9hu2hh86cq">
+      <w:hyperlink w:history="1" r:id="rId2vw6klrx1d3s-ztd8hwhr">
         <w:r>
           <w:t xml:space="preserve">arXiv:1009.1250</w:t>
         </w:r>
@@ -1877,7 +1877,7 @@
       <w:r>
         <w:t xml:space="preserve">, </w:t>
       </w:r>
-      <w:hyperlink w:history="1" r:id="rIdstj8gzitm_wqjccfzl6ss">
+      <w:hyperlink w:history="1" r:id="rId7hlcna6jkbvs-l-7wyg_b">
         <w:r>
           <w:t xml:space="preserve">Astron. Nachr. 342, 277–282 (2021)</w:t>
         </w:r>
@@ -1885,7 +1885,7 @@
       <w:r>
         <w:t xml:space="preserve">, 9th International Workshop on Astronomy and Relativistic Astrophysics, </w:t>
       </w:r>
-      <w:hyperlink w:history="1" r:id="rId09kdckplaqlm3ve4dbe3g">
+      <w:hyperlink w:history="1" r:id="rIdz4bhvydbymehej-j8ztcg">
         <w:r>
           <w:t xml:space="preserve">arXiv:2011.13797</w:t>
         </w:r>
@@ -1922,7 +1922,7 @@
       <w:r>
         <w:t xml:space="preserve">, </w:t>
       </w:r>
-      <w:hyperlink w:history="1" r:id="rIdjedf06z4elcvgz9lrmjw6">
+      <w:hyperlink w:history="1" r:id="rId3rq2ngsjja0wdh8tiuoty">
         <w:r>
           <w:t xml:space="preserve">Astron. Nachr. 342, 147–152 (2021)</w:t>
         </w:r>
@@ -1930,7 +1930,7 @@
       <w:r>
         <w:t xml:space="preserve">, 9th International Workshop on Astronomy and Relativistic Astrophysics, </w:t>
       </w:r>
-      <w:hyperlink w:history="1" r:id="rIdwyrkqc9afdfcqowubxnij">
+      <w:hyperlink w:history="1" r:id="rIdljtu4h6w6azdocijpdqgv">
         <w:r>
           <w:t xml:space="preserve">arXiv:2011.13805</w:t>
         </w:r>
@@ -1967,7 +1967,7 @@
       <w:r>
         <w:t xml:space="preserve">, </w:t>
       </w:r>
-      <w:hyperlink w:history="1" r:id="rIdocoueomwah1f6drqtbbza">
+      <w:hyperlink w:history="1" r:id="rIdlqwovmybgrouvgv9jw_aj">
         <w:r>
           <w:t xml:space="preserve">PoS(SWIFT 10) 233, 159 (2014)</w:t>
         </w:r>
@@ -1975,7 +1975,7 @@
       <w:r>
         <w:t xml:space="preserve">, </w:t>
       </w:r>
-      <w:hyperlink w:history="1" r:id="rIdg790udgknma_dwt5ua-1y">
+      <w:hyperlink w:history="1" r:id="rId7yymi9za9tjbrvwb5jka_">
         <w:r>
           <w:t xml:space="preserve">arXiv:1502.07882</w:t>
         </w:r>
@@ -2012,7 +2012,7 @@
       <w:r>
         <w:t xml:space="preserve">, </w:t>
       </w:r>
-      <w:hyperlink w:history="1" r:id="rId1c3wbdbjhlbv9qpjaambw">
+      <w:hyperlink w:history="1" r:id="rIdzfv3ckqwvlstnhgy_vit5">
         <w:r>
           <w:t xml:space="preserve">EPJ Web Conf. 61, 02007 (2013)</w:t>
         </w:r>
@@ -2020,7 +2020,7 @@
       <w:r>
         <w:t xml:space="preserve">, </w:t>
       </w:r>
-      <w:hyperlink w:history="1" r:id="rIdk2czthodmobe7ko2dbsdd">
+      <w:hyperlink w:history="1" r:id="rIde0yw6ueft2rkvmhavzn9s">
         <w:r>
           <w:t xml:space="preserve">arXiv:1309.4612</w:t>
         </w:r>
@@ -2057,7 +2057,7 @@
       <w:r>
         <w:t xml:space="preserve">, </w:t>
       </w:r>
-      <w:hyperlink w:history="1" r:id="rIdasx22i3d0u47iepqm8mwv">
+      <w:hyperlink w:history="1" r:id="rId2fmlauihpuxs6dlyn-jdq">
         <w:r>
           <w:t xml:space="preserve">J. Phys.: Conf. Ser. 454, 012001 (2013)</w:t>
         </w:r>
@@ -2065,7 +2065,7 @@
       <w:r>
         <w:t xml:space="preserve">, </w:t>
       </w:r>
-      <w:hyperlink w:history="1" r:id="rId560qxdvwtqxuv8qjypka_">
+      <w:hyperlink w:history="1" r:id="rId6fkhepujv4qlu3yjvv8jk">
         <w:r>
           <w:t xml:space="preserve">arXiv:1211.1794</w:t>
         </w:r>
@@ -2468,7 +2468,7 @@
       <w:r>
         <w:tab/>
       </w:r>
-      <w:hyperlink w:history="1" r:id="rIdha2mg8sulla3iefktmkg6">
+      <w:hyperlink w:history="1" r:id="rIdq0zgp91kevcs8sasonatn">
         <w:r>
           <w:t xml:space="preserve">github.com/altjerue/ilwikak-ml</w:t>
         </w:r>
@@ -2559,7 +2559,7 @@
       <w:r>
         <w:tab/>
       </w:r>
-      <w:hyperlink w:history="1" r:id="rIdo2zo50tc3mi7wu76ovosi">
+      <w:hyperlink w:history="1" r:id="rId2qbvz9ibyytfuejxms-hc">
         <w:r>
           <w:t xml:space="preserve">github.com/UW-ForestMycobiomeLab/WindSporesHills</w:t>
         </w:r>
@@ -2624,7 +2624,7 @@
       <w:r>
         <w:tab/>
       </w:r>
-      <w:hyperlink w:history="1" r:id="rIdqdj1xbha8mkmj1hxjgqen">
+      <w:hyperlink w:history="1" r:id="rId5puwharxrypofjx7mvpdq">
         <w:r>
           <w:t xml:space="preserve">github.com/zkdavis/Tleco</w:t>
         </w:r>
@@ -2689,7 +2689,7 @@
       <w:r>
         <w:tab/>
       </w:r>
-      <w:hyperlink w:history="1" r:id="rIdzp4pu7nx0hvut7jcynvbi">
+      <w:hyperlink w:history="1" r:id="rId2fttutzsikhmhyb-nfecq">
         <w:r>
           <w:t xml:space="preserve">github.com/altjerue/paramo</w:t>
         </w:r>
@@ -3300,7 +3300,7 @@
       <w:r>
         <w:t xml:space="preserve">Video: </w:t>
       </w:r>
-      <w:hyperlink w:history="1" r:id="rIdr9o9vrbjmjeccllwi0phk">
+      <w:hyperlink w:history="1" r:id="rIdp-eniya026b03qkv1kusy">
         <w:r>
           <w:t xml:space="preserve">youtube.com/watch?v=BAZNWLNT69M</w:t>
         </w:r>
@@ -3471,7 +3471,7 @@
       <w:r>
         <w:t xml:space="preserve">Marcos Moshinsky Award for Best Poster. Video: </w:t>
       </w:r>
-      <w:hyperlink w:history="1" r:id="rIdhic8jt6nvl5pulcgnbjub">
+      <w:hyperlink w:history="1" r:id="rIdlzve5vgqiw6hgbgpwikzb">
         <w:r>
           <w:t xml:space="preserve">youtube.com/watch?v=0TJiKg7kOPI</w:t>
         </w:r>
@@ -4529,7 +4529,7 @@
       <w:pPr>
         <w:spacing w:after="0"/>
       </w:pPr>
-      <w:hyperlink w:history="1" r:id="rIdesolglfe4ctuts6l53mrg">
+      <w:hyperlink w:history="1" r:id="rIdd7x35o2ntntep1xxdsbl8">
         <w:r>
           <w:t xml:space="preserve">mexiciencia.github.io/post/anita</w:t>
         </w:r>
@@ -4589,7 +4589,7 @@
       <w:pPr>
         <w:spacing w:after="0"/>
       </w:pPr>
-      <w:hyperlink w:history="1" r:id="rIdyvp9-tqflydm1_95trywk">
+      <w:hyperlink w:history="1" r:id="rIdknbr1ybdwiwx811qmf7mw">
         <w:r>
           <w:t xml:space="preserve">mexiciencia.github.io/post/modelo-sir</w:t>
         </w:r>
@@ -4652,7 +4652,7 @@
       <w:r>
         <w:t xml:space="preserve">Data analysis and modeling collaborator. </w:t>
       </w:r>
-      <w:hyperlink w:history="1" r:id="rId45oioy9actn0aq3spmmrj">
+      <w:hyperlink w:history="1" r:id="rIdxlgrzx21b35uxk9fqntsy">
         <w:r>
           <w:t xml:space="preserve">mexiciencia.github.io/post/covid19</w:t>
         </w:r>

--- a/RuedaBecerrilJM-CV-plain.docx
+++ b/RuedaBecerrilJM-CV-plain.docx
@@ -28,7 +28,7 @@
       <w:r>
         <w:t xml:space="preserve">  |  </w:t>
       </w:r>
-      <w:hyperlink w:history="1" r:id="rId6snxlosbwrvn1nidwfdqk">
+      <w:hyperlink w:history="1" r:id="rIdqdw64vweaimeysewmzddh">
         <w:r>
           <w:t xml:space="preserve">jm.ruebe@gmail.com</w:t>
         </w:r>
@@ -42,7 +42,7 @@
       <w:r>
         <w:t xml:space="preserve">  |  </w:t>
       </w:r>
-      <w:hyperlink w:history="1" r:id="rId7av61nfffaho4te9of_ku">
+      <w:hyperlink w:history="1" r:id="rIdbebor4indcp4fmfqvq8af">
         <w:r>
           <w:t xml:space="preserve">linkedin.com/in/jeruebe</w:t>
         </w:r>
@@ -53,7 +53,7 @@
         <w:spacing w:after="60"/>
         <w:jc w:val="center"/>
       </w:pPr>
-      <w:hyperlink w:history="1" r:id="rIdnbolix4lzcaf9s9lg9b19">
+      <w:hyperlink w:history="1" r:id="rIdn2bb8a0fyzrzbvipuim_r">
         <w:r>
           <w:t xml:space="preserve">altjerue.github.io</w:t>
         </w:r>
@@ -61,7 +61,7 @@
       <w:r>
         <w:t xml:space="preserve">  |  </w:t>
       </w:r>
-      <w:hyperlink w:history="1" r:id="rIdlv4o5yv4jpf7nj6fermmh">
+      <w:hyperlink w:history="1" r:id="rIdc0t6mafwbil99yrhtummr">
         <w:r>
           <w:t xml:space="preserve">github.com/altjerue</w:t>
         </w:r>
@@ -69,7 +69,7 @@
       <w:r>
         <w:t xml:space="preserve">  |  </w:t>
       </w:r>
-      <w:hyperlink w:history="1" r:id="rIdq4wkvmhmoaj1xedasnk_o">
+      <w:hyperlink w:history="1" r:id="rIdpi0eu6kszbcgjdgqkxioq">
         <w:r>
           <w:t xml:space="preserve">orcid.org/0000-0003-1988-1912</w:t>
         </w:r>
@@ -77,7 +77,7 @@
       <w:r>
         <w:t xml:space="preserve">  |  </w:t>
       </w:r>
-      <w:hyperlink w:history="1" r:id="rIdy_npd6j86jr_7dsgxj2cn">
+      <w:hyperlink w:history="1" r:id="rIdegwjoisomals4q6gc6sht">
         <w:r>
           <w:t xml:space="preserve">Google Scholar</w:t>
         </w:r>
@@ -1167,7 +1167,7 @@
       <w:r>
         <w:t xml:space="preserve">Thesis: </w:t>
       </w:r>
-      <w:hyperlink w:history="1" r:id="rIdnamwehtgohounszkvzuyc">
+      <w:hyperlink w:history="1" r:id="rIdsh5ldlqnzxguaworf7jjz">
         <w:r>
           <w:t xml:space="preserve">Numerical treatment of radiation processes in the internal shocks of magnetized relativistic outflows</w:t>
         </w:r>
@@ -1464,7 +1464,7 @@
       <w:r>
         <w:t xml:space="preserve">, </w:t>
       </w:r>
-      <w:hyperlink w:history="1" r:id="rIda-wdn2jupevryh1uj4tek">
+      <w:hyperlink w:history="1" r:id="rIdldnyk3px5hdp4nrntoa7s">
         <w:r>
           <w:t xml:space="preserve">ApJ 976, 182 (2024)</w:t>
         </w:r>
@@ -1472,7 +1472,7 @@
       <w:r>
         <w:t xml:space="preserve">, </w:t>
       </w:r>
-      <w:hyperlink w:history="1" r:id="rIda_sanopzxipmkbaz20s0b">
+      <w:hyperlink w:history="1" r:id="rId21lldzyusy4ccdqmmtsn8">
         <w:r>
           <w:t xml:space="preserve">arXiv:2405.17581</w:t>
         </w:r>
@@ -1509,7 +1509,7 @@
       <w:r>
         <w:t xml:space="preserve">, </w:t>
       </w:r>
-      <w:hyperlink w:history="1" r:id="rIdgssjsxpn1uvwkbmvih44n">
+      <w:hyperlink w:history="1" r:id="rIdxmfg-pgjww1d-ewihhjty">
         <w:r>
           <w:t xml:space="preserve">MNRAS 513, 5766–5779 (2022)</w:t>
         </w:r>
@@ -1517,7 +1517,7 @@
       <w:r>
         <w:t xml:space="preserve">, </w:t>
       </w:r>
-      <w:hyperlink w:history="1" r:id="rIdvamjpeflimfecqj4huoxo">
+      <w:hyperlink w:history="1" r:id="rIdzn9qljkxwiqmbx98cjfdz">
         <w:r>
           <w:t xml:space="preserve">arXiv:2201.07790</w:t>
         </w:r>
@@ -1554,7 +1554,7 @@
       <w:r>
         <w:t xml:space="preserve">, </w:t>
       </w:r>
-      <w:hyperlink w:history="1" r:id="rIdqditcrkmmxacnfb44lrzy">
+      <w:hyperlink w:history="1" r:id="rId2hj0aidwol2reorxurp8t">
         <w:r>
           <w:t xml:space="preserve">Phys. Rev. D 106, 083015 (2022)</w:t>
         </w:r>
@@ -1562,7 +1562,7 @@
       <w:r>
         <w:t xml:space="preserve">, </w:t>
       </w:r>
-      <w:hyperlink w:history="1" r:id="rId2bouapz2h0dryeagdgae4">
+      <w:hyperlink w:history="1" r:id="rIdjvyym0s9jn08onuzhjlzl">
         <w:r>
           <w:t xml:space="preserve">arXiv:2112.09817</w:t>
         </w:r>
@@ -1599,7 +1599,7 @@
       <w:r>
         <w:t xml:space="preserve">, </w:t>
       </w:r>
-      <w:hyperlink w:history="1" r:id="rId-xijhbs57kqe0djg5lhgi">
+      <w:hyperlink w:history="1" r:id="rIdxpm8pgk_s7knngmafqno7">
         <w:r>
           <w:t xml:space="preserve">ApJ 919, 95 (2021)</w:t>
         </w:r>
@@ -1607,7 +1607,7 @@
       <w:r>
         <w:t xml:space="preserve">, </w:t>
       </w:r>
-      <w:hyperlink w:history="1" r:id="rIdfco1obtii5objv7dup-cv">
+      <w:hyperlink w:history="1" r:id="rIdolbpx2u2mwpphgq0kyiqe">
         <w:r>
           <w:t xml:space="preserve">arXiv:2106.05356</w:t>
         </w:r>
@@ -1644,7 +1644,7 @@
       <w:r>
         <w:t xml:space="preserve">, </w:t>
       </w:r>
-      <w:hyperlink w:history="1" r:id="rIdyssewtxtbs8irw9ebqnfe">
+      <w:hyperlink w:history="1" r:id="rIdsdt7jgrrvrskjhddyr-6v">
         <w:r>
           <w:t xml:space="preserve">MNRAS 501, 4092–4102 (2021)</w:t>
         </w:r>
@@ -1652,7 +1652,7 @@
       <w:r>
         <w:t xml:space="preserve">, </w:t>
       </w:r>
-      <w:hyperlink w:history="1" r:id="rIdvqbbpewpqegnadkzjlune">
+      <w:hyperlink w:history="1" r:id="rIdgcsebjseldbnixs3mqgxa">
         <w:r>
           <w:t xml:space="preserve">arXiv:2009.02273</w:t>
         </w:r>
@@ -1689,7 +1689,7 @@
       <w:r>
         <w:t xml:space="preserve">, </w:t>
       </w:r>
-      <w:hyperlink w:history="1" r:id="rIdgpta7cafaylrbxxqoiehc">
+      <w:hyperlink w:history="1" r:id="rIdcbeagocl99dlrjlknrkkc">
         <w:r>
           <w:t xml:space="preserve">MNRAS 496, 974–986 (2020)</w:t>
         </w:r>
@@ -1697,7 +1697,7 @@
       <w:r>
         <w:t xml:space="preserve">, </w:t>
       </w:r>
-      <w:hyperlink w:history="1" r:id="rId8lb9dhjj3gpwtrfwxirdy">
+      <w:hyperlink w:history="1" r:id="rIdessbqztitc3avxyxtwxd7">
         <w:r>
           <w:t xml:space="preserve">arXiv:1910.14049</w:t>
         </w:r>
@@ -1734,7 +1734,7 @@
       <w:r>
         <w:t xml:space="preserve">, </w:t>
       </w:r>
-      <w:hyperlink w:history="1" r:id="rIdjvtppvqd3jhjwegiq98ky">
+      <w:hyperlink w:history="1" r:id="rIdmlcw4tpsdjdphvboq-rsk">
         <w:r>
           <w:t xml:space="preserve">MNRAS 468, 1169–1182 (2017)</w:t>
         </w:r>
@@ -1742,7 +1742,7 @@
       <w:r>
         <w:t xml:space="preserve">, </w:t>
       </w:r>
-      <w:hyperlink w:history="1" r:id="rId5p-mhbl2-jixi7g9qf16d">
+      <w:hyperlink w:history="1" r:id="rIdr0kcafbzkseaa1noz6erf">
         <w:r>
           <w:t xml:space="preserve">arXiv:1612.06383</w:t>
         </w:r>
@@ -1779,7 +1779,7 @@
       <w:r>
         <w:t xml:space="preserve">, </w:t>
       </w:r>
-      <w:hyperlink w:history="1" r:id="rIdkq8lztl_om1wonbyc35dj">
+      <w:hyperlink w:history="1" r:id="rIdm_uxysv3wcvnkt2anb4_6">
         <w:r>
           <w:t xml:space="preserve">MNRAS 438, 1856–1869 (2014)</w:t>
         </w:r>
@@ -1787,7 +1787,7 @@
       <w:r>
         <w:t xml:space="preserve">, </w:t>
       </w:r>
-      <w:hyperlink w:history="1" r:id="rIdda3xkqbzqlcwbao_mpmzh">
+      <w:hyperlink w:history="1" r:id="rIdpcswwfmlfo5c9_4jwek0v">
         <w:r>
           <w:t xml:space="preserve">arXiv:1310.5441</w:t>
         </w:r>
@@ -1824,7 +1824,7 @@
       <w:r>
         <w:t xml:space="preserve">, </w:t>
       </w:r>
-      <w:hyperlink w:history="1" r:id="rIdwzgcpfhaft67tfzqcxnuc">
+      <w:hyperlink w:history="1" r:id="rId2pjc_xihouoi1eqcjl_wz">
         <w:r>
           <w:t xml:space="preserve">Phys. Rev. D 80, 084023 (2009)</w:t>
         </w:r>
@@ -1832,7 +1832,7 @@
       <w:r>
         <w:t xml:space="preserve">, </w:t>
       </w:r>
-      <w:hyperlink w:history="1" r:id="rId2vw6klrx1d3s-ztd8hwhr">
+      <w:hyperlink w:history="1" r:id="rId3trqrq3ypciqfhacbr2-b">
         <w:r>
           <w:t xml:space="preserve">arXiv:1009.1250</w:t>
         </w:r>
@@ -1877,7 +1877,7 @@
       <w:r>
         <w:t xml:space="preserve">, </w:t>
       </w:r>
-      <w:hyperlink w:history="1" r:id="rId7hlcna6jkbvs-l-7wyg_b">
+      <w:hyperlink w:history="1" r:id="rId-ikswxe0dulh83cymdp8v">
         <w:r>
           <w:t xml:space="preserve">Astron. Nachr. 342, 277–282 (2021)</w:t>
         </w:r>
@@ -1885,7 +1885,7 @@
       <w:r>
         <w:t xml:space="preserve">, 9th International Workshop on Astronomy and Relativistic Astrophysics, </w:t>
       </w:r>
-      <w:hyperlink w:history="1" r:id="rIdz4bhvydbymehej-j8ztcg">
+      <w:hyperlink w:history="1" r:id="rIdj3lnvnnz97ihc61cibeek">
         <w:r>
           <w:t xml:space="preserve">arXiv:2011.13797</w:t>
         </w:r>
@@ -1922,7 +1922,7 @@
       <w:r>
         <w:t xml:space="preserve">, </w:t>
       </w:r>
-      <w:hyperlink w:history="1" r:id="rId3rq2ngsjja0wdh8tiuoty">
+      <w:hyperlink w:history="1" r:id="rIdchqkqkvbzcagx8z4z1zdi">
         <w:r>
           <w:t xml:space="preserve">Astron. Nachr. 342, 147–152 (2021)</w:t>
         </w:r>
@@ -1930,7 +1930,7 @@
       <w:r>
         <w:t xml:space="preserve">, 9th International Workshop on Astronomy and Relativistic Astrophysics, </w:t>
       </w:r>
-      <w:hyperlink w:history="1" r:id="rIdljtu4h6w6azdocijpdqgv">
+      <w:hyperlink w:history="1" r:id="rIdmxeuwb2we4xa8xdidgqud">
         <w:r>
           <w:t xml:space="preserve">arXiv:2011.13805</w:t>
         </w:r>
@@ -1967,7 +1967,7 @@
       <w:r>
         <w:t xml:space="preserve">, </w:t>
       </w:r>
-      <w:hyperlink w:history="1" r:id="rIdlqwovmybgrouvgv9jw_aj">
+      <w:hyperlink w:history="1" r:id="rId_o2g7yuz8aruatr265hbi">
         <w:r>
           <w:t xml:space="preserve">PoS(SWIFT 10) 233, 159 (2014)</w:t>
         </w:r>
@@ -1975,7 +1975,7 @@
       <w:r>
         <w:t xml:space="preserve">, </w:t>
       </w:r>
-      <w:hyperlink w:history="1" r:id="rId7yymi9za9tjbrvwb5jka_">
+      <w:hyperlink w:history="1" r:id="rIdfav0yd2smng2ph-x8bnnz">
         <w:r>
           <w:t xml:space="preserve">arXiv:1502.07882</w:t>
         </w:r>
@@ -2012,7 +2012,7 @@
       <w:r>
         <w:t xml:space="preserve">, </w:t>
       </w:r>
-      <w:hyperlink w:history="1" r:id="rIdzfv3ckqwvlstnhgy_vit5">
+      <w:hyperlink w:history="1" r:id="rIdmhoubscwljq0bjpquutwp">
         <w:r>
           <w:t xml:space="preserve">EPJ Web Conf. 61, 02007 (2013)</w:t>
         </w:r>
@@ -2020,7 +2020,7 @@
       <w:r>
         <w:t xml:space="preserve">, </w:t>
       </w:r>
-      <w:hyperlink w:history="1" r:id="rIde0yw6ueft2rkvmhavzn9s">
+      <w:hyperlink w:history="1" r:id="rId67c0r-enfl9sdkiilcb7l">
         <w:r>
           <w:t xml:space="preserve">arXiv:1309.4612</w:t>
         </w:r>
@@ -2057,7 +2057,7 @@
       <w:r>
         <w:t xml:space="preserve">, </w:t>
       </w:r>
-      <w:hyperlink w:history="1" r:id="rId2fmlauihpuxs6dlyn-jdq">
+      <w:hyperlink w:history="1" r:id="rId45t6jzulmqd0v4k4u6jul">
         <w:r>
           <w:t xml:space="preserve">J. Phys.: Conf. Ser. 454, 012001 (2013)</w:t>
         </w:r>
@@ -2065,7 +2065,7 @@
       <w:r>
         <w:t xml:space="preserve">, </w:t>
       </w:r>
-      <w:hyperlink w:history="1" r:id="rId6fkhepujv4qlu3yjvv8jk">
+      <w:hyperlink w:history="1" r:id="rIdkqrlalzxewklixml7rgz-">
         <w:r>
           <w:t xml:space="preserve">arXiv:1211.1794</w:t>
         </w:r>
@@ -2468,7 +2468,7 @@
       <w:r>
         <w:tab/>
       </w:r>
-      <w:hyperlink w:history="1" r:id="rIdq0zgp91kevcs8sasonatn">
+      <w:hyperlink w:history="1" r:id="rIdsvyfppxymjrnbpodfj0dm">
         <w:r>
           <w:t xml:space="preserve">github.com/altjerue/ilwikak-ml</w:t>
         </w:r>
@@ -2559,7 +2559,7 @@
       <w:r>
         <w:tab/>
       </w:r>
-      <w:hyperlink w:history="1" r:id="rId2qbvz9ibyytfuejxms-hc">
+      <w:hyperlink w:history="1" r:id="rIdkycxkngiinuwp-ngqr1fh">
         <w:r>
           <w:t xml:space="preserve">github.com/UW-ForestMycobiomeLab/WindSporesHills</w:t>
         </w:r>
@@ -2624,7 +2624,7 @@
       <w:r>
         <w:tab/>
       </w:r>
-      <w:hyperlink w:history="1" r:id="rId5puwharxrypofjx7mvpdq">
+      <w:hyperlink w:history="1" r:id="rId06lircoh0ujahtntuuidz">
         <w:r>
           <w:t xml:space="preserve">github.com/zkdavis/Tleco</w:t>
         </w:r>
@@ -2689,7 +2689,7 @@
       <w:r>
         <w:tab/>
       </w:r>
-      <w:hyperlink w:history="1" r:id="rId2fttutzsikhmhyb-nfecq">
+      <w:hyperlink w:history="1" r:id="rId6utfsoltgkef_ihryurbx">
         <w:r>
           <w:t xml:space="preserve">github.com/altjerue/paramo</w:t>
         </w:r>
@@ -3300,7 +3300,7 @@
       <w:r>
         <w:t xml:space="preserve">Video: </w:t>
       </w:r>
-      <w:hyperlink w:history="1" r:id="rIdp-eniya026b03qkv1kusy">
+      <w:hyperlink w:history="1" r:id="rIdnt0e6c_b547h-pbijfwpi">
         <w:r>
           <w:t xml:space="preserve">youtube.com/watch?v=BAZNWLNT69M</w:t>
         </w:r>
@@ -3471,7 +3471,7 @@
       <w:r>
         <w:t xml:space="preserve">Marcos Moshinsky Award for Best Poster. Video: </w:t>
       </w:r>
-      <w:hyperlink w:history="1" r:id="rIdlzve5vgqiw6hgbgpwikzb">
+      <w:hyperlink w:history="1" r:id="rId1yqwiwatkuuo5iz966lcq">
         <w:r>
           <w:t xml:space="preserve">youtube.com/watch?v=0TJiKg7kOPI</w:t>
         </w:r>
@@ -4529,7 +4529,7 @@
       <w:pPr>
         <w:spacing w:after="0"/>
       </w:pPr>
-      <w:hyperlink w:history="1" r:id="rIdd7x35o2ntntep1xxdsbl8">
+      <w:hyperlink w:history="1" r:id="rIdav0za_rhzzc_msqj40qx1">
         <w:r>
           <w:t xml:space="preserve">mexiciencia.github.io/post/anita</w:t>
         </w:r>
@@ -4589,7 +4589,7 @@
       <w:pPr>
         <w:spacing w:after="0"/>
       </w:pPr>
-      <w:hyperlink w:history="1" r:id="rIdknbr1ybdwiwx811qmf7mw">
+      <w:hyperlink w:history="1" r:id="rId8x3dggaiwy1_wcpcillt3">
         <w:r>
           <w:t xml:space="preserve">mexiciencia.github.io/post/modelo-sir</w:t>
         </w:r>
@@ -4652,7 +4652,7 @@
       <w:r>
         <w:t xml:space="preserve">Data analysis and modeling collaborator. </w:t>
       </w:r>
-      <w:hyperlink w:history="1" r:id="rIdxlgrzx21b35uxk9fqntsy">
+      <w:hyperlink w:history="1" r:id="rIdxpmxyu9ivl5e139qydojg">
         <w:r>
           <w:t xml:space="preserve">mexiciencia.github.io/post/covid19</w:t>
         </w:r>

--- a/RuedaBecerrilJM-CV-plain.docx
+++ b/RuedaBecerrilJM-CV-plain.docx
@@ -28,7 +28,7 @@
       <w:r>
         <w:t xml:space="preserve">  |  </w:t>
       </w:r>
-      <w:hyperlink w:history="1" r:id="rIdqdw64vweaimeysewmzddh">
+      <w:hyperlink w:history="1" r:id="rIdqe2xteqpfs-xwwpyw_l5w">
         <w:r>
           <w:t xml:space="preserve">jm.ruebe@gmail.com</w:t>
         </w:r>
@@ -42,7 +42,7 @@
       <w:r>
         <w:t xml:space="preserve">  |  </w:t>
       </w:r>
-      <w:hyperlink w:history="1" r:id="rIdbebor4indcp4fmfqvq8af">
+      <w:hyperlink w:history="1" r:id="rIdxgu7kt3jbc7z_xbgidt9t">
         <w:r>
           <w:t xml:space="preserve">linkedin.com/in/jeruebe</w:t>
         </w:r>
@@ -53,7 +53,7 @@
         <w:spacing w:after="60"/>
         <w:jc w:val="center"/>
       </w:pPr>
-      <w:hyperlink w:history="1" r:id="rIdn2bb8a0fyzrzbvipuim_r">
+      <w:hyperlink w:history="1" r:id="rIdvq9men0-_gb9x0la9rml_">
         <w:r>
           <w:t xml:space="preserve">altjerue.github.io</w:t>
         </w:r>
@@ -61,7 +61,7 @@
       <w:r>
         <w:t xml:space="preserve">  |  </w:t>
       </w:r>
-      <w:hyperlink w:history="1" r:id="rIdc0t6mafwbil99yrhtummr">
+      <w:hyperlink w:history="1" r:id="rIdgpemroqyluqfdrc4xpkba">
         <w:r>
           <w:t xml:space="preserve">github.com/altjerue</w:t>
         </w:r>
@@ -69,7 +69,7 @@
       <w:r>
         <w:t xml:space="preserve">  |  </w:t>
       </w:r>
-      <w:hyperlink w:history="1" r:id="rIdpi0eu6kszbcgjdgqkxioq">
+      <w:hyperlink w:history="1" r:id="rIdisyllx7p5omet5tpct8ib">
         <w:r>
           <w:t xml:space="preserve">orcid.org/0000-0003-1988-1912</w:t>
         </w:r>
@@ -77,7 +77,7 @@
       <w:r>
         <w:t xml:space="preserve">  |  </w:t>
       </w:r>
-      <w:hyperlink w:history="1" r:id="rIdegwjoisomals4q6gc6sht">
+      <w:hyperlink w:history="1" r:id="rIdbwgx4b31esvyk3n0jm1ww">
         <w:r>
           <w:t xml:space="preserve">Google Scholar</w:t>
         </w:r>
@@ -93,7 +93,7 @@
     </w:p>
     <w:p>
       <w:r>
-        <w:t xml:space="preserve">Computational physicist with a PhD in Physics and ten years of experience building and running simulation codes for relativistic plasmas. Author of Paramo, an open-source Fortran library that solves the Fokker-Planck equation coupled to radiative transfer. Led an upgrade of the PatchworkMHD code on Frontera and used gradient-based optimization to calibrate model parameters against observations. Nine publications, three as first author, and Co-I on a funded NASA Fermi grant.</w:t>
+        <w:t xml:space="preserve">Computational physicist with a PhD in Physics and 10+ years developing high-performance numerical algorithms and simulation software for relativistic plasmas. Author of the open-source Paramo library for kinetic particle evolution and radiative transfer. Experience with MHD codes on leadership-class HPC systems and with machine learning for calibrating physical models. Peer-reviewed publications, competitive grants, and collaboration across interdisciplinary teams.</w:t>
       </w:r>
     </w:p>
     <w:p>
@@ -1167,7 +1167,7 @@
       <w:r>
         <w:t xml:space="preserve">Thesis: </w:t>
       </w:r>
-      <w:hyperlink w:history="1" r:id="rIdsh5ldlqnzxguaworf7jjz">
+      <w:hyperlink w:history="1" r:id="rIdjf3kmiesiqnl3nbage7cd">
         <w:r>
           <w:t xml:space="preserve">Numerical treatment of radiation processes in the internal shocks of magnetized relativistic outflows</w:t>
         </w:r>
@@ -1464,7 +1464,7 @@
       <w:r>
         <w:t xml:space="preserve">, </w:t>
       </w:r>
-      <w:hyperlink w:history="1" r:id="rIdldnyk3px5hdp4nrntoa7s">
+      <w:hyperlink w:history="1" r:id="rId2oy3hulrup1ztsvoqij6r">
         <w:r>
           <w:t xml:space="preserve">ApJ 976, 182 (2024)</w:t>
         </w:r>
@@ -1472,7 +1472,7 @@
       <w:r>
         <w:t xml:space="preserve">, </w:t>
       </w:r>
-      <w:hyperlink w:history="1" r:id="rId21lldzyusy4ccdqmmtsn8">
+      <w:hyperlink w:history="1" r:id="rIdtj0-i790fffyjay4umkq6">
         <w:r>
           <w:t xml:space="preserve">arXiv:2405.17581</w:t>
         </w:r>
@@ -1509,7 +1509,7 @@
       <w:r>
         <w:t xml:space="preserve">, </w:t>
       </w:r>
-      <w:hyperlink w:history="1" r:id="rIdxmfg-pgjww1d-ewihhjty">
+      <w:hyperlink w:history="1" r:id="rIdsbnfd27urrspufxxdzgw1">
         <w:r>
           <w:t xml:space="preserve">MNRAS 513, 5766–5779 (2022)</w:t>
         </w:r>
@@ -1517,7 +1517,7 @@
       <w:r>
         <w:t xml:space="preserve">, </w:t>
       </w:r>
-      <w:hyperlink w:history="1" r:id="rIdzn9qljkxwiqmbx98cjfdz">
+      <w:hyperlink w:history="1" r:id="rIdt_zin-vn_vdcdhnvwwhtn">
         <w:r>
           <w:t xml:space="preserve">arXiv:2201.07790</w:t>
         </w:r>
@@ -1554,7 +1554,7 @@
       <w:r>
         <w:t xml:space="preserve">, </w:t>
       </w:r>
-      <w:hyperlink w:history="1" r:id="rId2hj0aidwol2reorxurp8t">
+      <w:hyperlink w:history="1" r:id="rIdif1b94ge8mzpskuylhq3u">
         <w:r>
           <w:t xml:space="preserve">Phys. Rev. D 106, 083015 (2022)</w:t>
         </w:r>
@@ -1562,7 +1562,7 @@
       <w:r>
         <w:t xml:space="preserve">, </w:t>
       </w:r>
-      <w:hyperlink w:history="1" r:id="rIdjvyym0s9jn08onuzhjlzl">
+      <w:hyperlink w:history="1" r:id="rIdclv3gcqe5r8kllofg7szj">
         <w:r>
           <w:t xml:space="preserve">arXiv:2112.09817</w:t>
         </w:r>
@@ -1599,7 +1599,7 @@
       <w:r>
         <w:t xml:space="preserve">, </w:t>
       </w:r>
-      <w:hyperlink w:history="1" r:id="rIdxpm8pgk_s7knngmafqno7">
+      <w:hyperlink w:history="1" r:id="rIdi1ssksqtyq1nzagddlacz">
         <w:r>
           <w:t xml:space="preserve">ApJ 919, 95 (2021)</w:t>
         </w:r>
@@ -1607,7 +1607,7 @@
       <w:r>
         <w:t xml:space="preserve">, </w:t>
       </w:r>
-      <w:hyperlink w:history="1" r:id="rIdolbpx2u2mwpphgq0kyiqe">
+      <w:hyperlink w:history="1" r:id="rIdnqgselzpcikaop2bah3at">
         <w:r>
           <w:t xml:space="preserve">arXiv:2106.05356</w:t>
         </w:r>
@@ -1644,7 +1644,7 @@
       <w:r>
         <w:t xml:space="preserve">, </w:t>
       </w:r>
-      <w:hyperlink w:history="1" r:id="rIdsdt7jgrrvrskjhddyr-6v">
+      <w:hyperlink w:history="1" r:id="rIdhqh4lfc_i6dwddij7ssrn">
         <w:r>
           <w:t xml:space="preserve">MNRAS 501, 4092–4102 (2021)</w:t>
         </w:r>
@@ -1652,7 +1652,7 @@
       <w:r>
         <w:t xml:space="preserve">, </w:t>
       </w:r>
-      <w:hyperlink w:history="1" r:id="rIdgcsebjseldbnixs3mqgxa">
+      <w:hyperlink w:history="1" r:id="rId0qw5kpyvijetm1ooppnl7">
         <w:r>
           <w:t xml:space="preserve">arXiv:2009.02273</w:t>
         </w:r>
@@ -1689,7 +1689,7 @@
       <w:r>
         <w:t xml:space="preserve">, </w:t>
       </w:r>
-      <w:hyperlink w:history="1" r:id="rIdcbeagocl99dlrjlknrkkc">
+      <w:hyperlink w:history="1" r:id="rIdx3qxgexdpbruiv2ybob6a">
         <w:r>
           <w:t xml:space="preserve">MNRAS 496, 974–986 (2020)</w:t>
         </w:r>
@@ -1697,7 +1697,7 @@
       <w:r>
         <w:t xml:space="preserve">, </w:t>
       </w:r>
-      <w:hyperlink w:history="1" r:id="rIdessbqztitc3avxyxtwxd7">
+      <w:hyperlink w:history="1" r:id="rIdo0uaxbra9n5pfkjs4mp55">
         <w:r>
           <w:t xml:space="preserve">arXiv:1910.14049</w:t>
         </w:r>
@@ -1734,7 +1734,7 @@
       <w:r>
         <w:t xml:space="preserve">, </w:t>
       </w:r>
-      <w:hyperlink w:history="1" r:id="rIdmlcw4tpsdjdphvboq-rsk">
+      <w:hyperlink w:history="1" r:id="rIdpk0ujhktckb92h4hgzy3o">
         <w:r>
           <w:t xml:space="preserve">MNRAS 468, 1169–1182 (2017)</w:t>
         </w:r>
@@ -1742,7 +1742,7 @@
       <w:r>
         <w:t xml:space="preserve">, </w:t>
       </w:r>
-      <w:hyperlink w:history="1" r:id="rIdr0kcafbzkseaa1noz6erf">
+      <w:hyperlink w:history="1" r:id="rIda-b114zi6ghk3msp7aq5a">
         <w:r>
           <w:t xml:space="preserve">arXiv:1612.06383</w:t>
         </w:r>
@@ -1779,7 +1779,7 @@
       <w:r>
         <w:t xml:space="preserve">, </w:t>
       </w:r>
-      <w:hyperlink w:history="1" r:id="rIdm_uxysv3wcvnkt2anb4_6">
+      <w:hyperlink w:history="1" r:id="rId3fc7webnxra1zwkkt9vw1">
         <w:r>
           <w:t xml:space="preserve">MNRAS 438, 1856–1869 (2014)</w:t>
         </w:r>
@@ -1787,7 +1787,7 @@
       <w:r>
         <w:t xml:space="preserve">, </w:t>
       </w:r>
-      <w:hyperlink w:history="1" r:id="rIdpcswwfmlfo5c9_4jwek0v">
+      <w:hyperlink w:history="1" r:id="rIdakvku_mrjycynqh_gqkid">
         <w:r>
           <w:t xml:space="preserve">arXiv:1310.5441</w:t>
         </w:r>
@@ -1824,7 +1824,7 @@
       <w:r>
         <w:t xml:space="preserve">, </w:t>
       </w:r>
-      <w:hyperlink w:history="1" r:id="rId2pjc_xihouoi1eqcjl_wz">
+      <w:hyperlink w:history="1" r:id="rIdt1uq6mo5d9bji1mpmggqw">
         <w:r>
           <w:t xml:space="preserve">Phys. Rev. D 80, 084023 (2009)</w:t>
         </w:r>
@@ -1832,7 +1832,7 @@
       <w:r>
         <w:t xml:space="preserve">, </w:t>
       </w:r>
-      <w:hyperlink w:history="1" r:id="rId3trqrq3ypciqfhacbr2-b">
+      <w:hyperlink w:history="1" r:id="rIdh3kbvwnhrmakkefjum_mi">
         <w:r>
           <w:t xml:space="preserve">arXiv:1009.1250</w:t>
         </w:r>
@@ -1877,7 +1877,7 @@
       <w:r>
         <w:t xml:space="preserve">, </w:t>
       </w:r>
-      <w:hyperlink w:history="1" r:id="rId-ikswxe0dulh83cymdp8v">
+      <w:hyperlink w:history="1" r:id="rIdhnqwizn50__e9xp92b-u9">
         <w:r>
           <w:t xml:space="preserve">Astron. Nachr. 342, 277–282 (2021)</w:t>
         </w:r>
@@ -1885,7 +1885,7 @@
       <w:r>
         <w:t xml:space="preserve">, 9th International Workshop on Astronomy and Relativistic Astrophysics, </w:t>
       </w:r>
-      <w:hyperlink w:history="1" r:id="rIdj3lnvnnz97ihc61cibeek">
+      <w:hyperlink w:history="1" r:id="rIdx26a6kz_gnjgx40mns2k9">
         <w:r>
           <w:t xml:space="preserve">arXiv:2011.13797</w:t>
         </w:r>
@@ -1922,7 +1922,7 @@
       <w:r>
         <w:t xml:space="preserve">, </w:t>
       </w:r>
-      <w:hyperlink w:history="1" r:id="rIdchqkqkvbzcagx8z4z1zdi">
+      <w:hyperlink w:history="1" r:id="rIda2lphcb9rorkbquo0hne9">
         <w:r>
           <w:t xml:space="preserve">Astron. Nachr. 342, 147–152 (2021)</w:t>
         </w:r>
@@ -1930,7 +1930,7 @@
       <w:r>
         <w:t xml:space="preserve">, 9th International Workshop on Astronomy and Relativistic Astrophysics, </w:t>
       </w:r>
-      <w:hyperlink w:history="1" r:id="rIdmxeuwb2we4xa8xdidgqud">
+      <w:hyperlink w:history="1" r:id="rId9bs6ktr8xutqkapmxxet0">
         <w:r>
           <w:t xml:space="preserve">arXiv:2011.13805</w:t>
         </w:r>
@@ -1967,7 +1967,7 @@
       <w:r>
         <w:t xml:space="preserve">, </w:t>
       </w:r>
-      <w:hyperlink w:history="1" r:id="rId_o2g7yuz8aruatr265hbi">
+      <w:hyperlink w:history="1" r:id="rId3cvb5z5hjvficxj9sddes">
         <w:r>
           <w:t xml:space="preserve">PoS(SWIFT 10) 233, 159 (2014)</w:t>
         </w:r>
@@ -1975,7 +1975,7 @@
       <w:r>
         <w:t xml:space="preserve">, </w:t>
       </w:r>
-      <w:hyperlink w:history="1" r:id="rIdfav0yd2smng2ph-x8bnnz">
+      <w:hyperlink w:history="1" r:id="rIdoukprhhkptmsa_ejbdkwa">
         <w:r>
           <w:t xml:space="preserve">arXiv:1502.07882</w:t>
         </w:r>
@@ -2012,7 +2012,7 @@
       <w:r>
         <w:t xml:space="preserve">, </w:t>
       </w:r>
-      <w:hyperlink w:history="1" r:id="rIdmhoubscwljq0bjpquutwp">
+      <w:hyperlink w:history="1" r:id="rIdjla_7psf7sd_9w9bhexfp">
         <w:r>
           <w:t xml:space="preserve">EPJ Web Conf. 61, 02007 (2013)</w:t>
         </w:r>
@@ -2020,7 +2020,7 @@
       <w:r>
         <w:t xml:space="preserve">, </w:t>
       </w:r>
-      <w:hyperlink w:history="1" r:id="rId67c0r-enfl9sdkiilcb7l">
+      <w:hyperlink w:history="1" r:id="rIdfl4wfpi5kcqcbku4mfzib">
         <w:r>
           <w:t xml:space="preserve">arXiv:1309.4612</w:t>
         </w:r>
@@ -2057,7 +2057,7 @@
       <w:r>
         <w:t xml:space="preserve">, </w:t>
       </w:r>
-      <w:hyperlink w:history="1" r:id="rId45t6jzulmqd0v4k4u6jul">
+      <w:hyperlink w:history="1" r:id="rId9yqqelbjbyiwivphujrmh">
         <w:r>
           <w:t xml:space="preserve">J. Phys.: Conf. Ser. 454, 012001 (2013)</w:t>
         </w:r>
@@ -2065,7 +2065,7 @@
       <w:r>
         <w:t xml:space="preserve">, </w:t>
       </w:r>
-      <w:hyperlink w:history="1" r:id="rIdkqrlalzxewklixml7rgz-">
+      <w:hyperlink w:history="1" r:id="rIdcxhugmrouqjjcifqoyyd4">
         <w:r>
           <w:t xml:space="preserve">arXiv:1211.1794</w:t>
         </w:r>
@@ -2468,7 +2468,7 @@
       <w:r>
         <w:tab/>
       </w:r>
-      <w:hyperlink w:history="1" r:id="rIdsvyfppxymjrnbpodfj0dm">
+      <w:hyperlink w:history="1" r:id="rIdc3anddb-cyo9jrc277lbj">
         <w:r>
           <w:t xml:space="preserve">github.com/altjerue/ilwikak-ml</w:t>
         </w:r>
@@ -2559,7 +2559,7 @@
       <w:r>
         <w:tab/>
       </w:r>
-      <w:hyperlink w:history="1" r:id="rIdkycxkngiinuwp-ngqr1fh">
+      <w:hyperlink w:history="1" r:id="rIdhzlvlcukqu6s1-ye4wunt">
         <w:r>
           <w:t xml:space="preserve">github.com/UW-ForestMycobiomeLab/WindSporesHills</w:t>
         </w:r>
@@ -2624,7 +2624,7 @@
       <w:r>
         <w:tab/>
       </w:r>
-      <w:hyperlink w:history="1" r:id="rId06lircoh0ujahtntuuidz">
+      <w:hyperlink w:history="1" r:id="rIdu5vguta98bcd7dd_9zs8v">
         <w:r>
           <w:t xml:space="preserve">github.com/zkdavis/Tleco</w:t>
         </w:r>
@@ -2689,7 +2689,7 @@
       <w:r>
         <w:tab/>
       </w:r>
-      <w:hyperlink w:history="1" r:id="rId6utfsoltgkef_ihryurbx">
+      <w:hyperlink w:history="1" r:id="rId_0zkaj2mnbtkpd6eupxrk">
         <w:r>
           <w:t xml:space="preserve">github.com/altjerue/paramo</w:t>
         </w:r>
@@ -3300,7 +3300,7 @@
       <w:r>
         <w:t xml:space="preserve">Video: </w:t>
       </w:r>
-      <w:hyperlink w:history="1" r:id="rIdnt0e6c_b547h-pbijfwpi">
+      <w:hyperlink w:history="1" r:id="rIdjtjamlzldutd5zbftm9a8">
         <w:r>
           <w:t xml:space="preserve">youtube.com/watch?v=BAZNWLNT69M</w:t>
         </w:r>
@@ -3471,7 +3471,7 @@
       <w:r>
         <w:t xml:space="preserve">Marcos Moshinsky Award for Best Poster. Video: </w:t>
       </w:r>
-      <w:hyperlink w:history="1" r:id="rId1yqwiwatkuuo5iz966lcq">
+      <w:hyperlink w:history="1" r:id="rIdsvrqdhuguvxhnacz7efww">
         <w:r>
           <w:t xml:space="preserve">youtube.com/watch?v=0TJiKg7kOPI</w:t>
         </w:r>
@@ -4529,7 +4529,7 @@
       <w:pPr>
         <w:spacing w:after="0"/>
       </w:pPr>
-      <w:hyperlink w:history="1" r:id="rIdav0za_rhzzc_msqj40qx1">
+      <w:hyperlink w:history="1" r:id="rId0btmpgurrch1ihhiaxqx9">
         <w:r>
           <w:t xml:space="preserve">mexiciencia.github.io/post/anita</w:t>
         </w:r>
@@ -4589,7 +4589,7 @@
       <w:pPr>
         <w:spacing w:after="0"/>
       </w:pPr>
-      <w:hyperlink w:history="1" r:id="rId8x3dggaiwy1_wcpcillt3">
+      <w:hyperlink w:history="1" r:id="rIdjcfosgzdgl0yo4cos_5pf">
         <w:r>
           <w:t xml:space="preserve">mexiciencia.github.io/post/modelo-sir</w:t>
         </w:r>
@@ -4652,7 +4652,7 @@
       <w:r>
         <w:t xml:space="preserve">Data analysis and modeling collaborator. </w:t>
       </w:r>
-      <w:hyperlink w:history="1" r:id="rIdxpmxyu9ivl5e139qydojg">
+      <w:hyperlink w:history="1" r:id="rIdqzomcp2phzswuzroc7g2m">
         <w:r>
           <w:t xml:space="preserve">mexiciencia.github.io/post/covid19</w:t>
         </w:r>

--- a/RuedaBecerrilJM-CV-plain.docx
+++ b/RuedaBecerrilJM-CV-plain.docx
@@ -28,7 +28,7 @@
       <w:r>
         <w:t xml:space="preserve">  |  </w:t>
       </w:r>
-      <w:hyperlink w:history="1" r:id="rIdnwovtjsz3hg94fphr8uti">
+      <w:hyperlink w:history="1" r:id="rIdufx5f_kc9rvb2asfxnfdt">
         <w:r>
           <w:t xml:space="preserve">jm.ruebe@gmail.com</w:t>
         </w:r>
@@ -42,7 +42,7 @@
       <w:r>
         <w:t xml:space="preserve">  |  </w:t>
       </w:r>
-      <w:hyperlink w:history="1" r:id="rIdu0soufttixg4t_qi7svcq">
+      <w:hyperlink w:history="1" r:id="rId7ezrweh55bs0_n8h4-cn9">
         <w:r>
           <w:t xml:space="preserve">linkedin.com/in/jeruebe</w:t>
         </w:r>
@@ -53,7 +53,7 @@
         <w:spacing w:after="60"/>
         <w:jc w:val="center"/>
       </w:pPr>
-      <w:hyperlink w:history="1" r:id="rIddyxx6qvv86cjzvfzw2ait">
+      <w:hyperlink w:history="1" r:id="rIdvduhw6f9t_ufigj0ls6h1">
         <w:r>
           <w:t xml:space="preserve">altjerue.github.io</w:t>
         </w:r>
@@ -61,7 +61,7 @@
       <w:r>
         <w:t xml:space="preserve">  |  </w:t>
       </w:r>
-      <w:hyperlink w:history="1" r:id="rIdolvnxeagit_go79vcw5tb">
+      <w:hyperlink w:history="1" r:id="rIdi15wkjha9ydko9_isdyda">
         <w:r>
           <w:t xml:space="preserve">github.com/altjerue</w:t>
         </w:r>
@@ -69,7 +69,7 @@
       <w:r>
         <w:t xml:space="preserve">  |  </w:t>
       </w:r>
-      <w:hyperlink w:history="1" r:id="rIdg_ujlrcxmfsmghrl6mu35">
+      <w:hyperlink w:history="1" r:id="rId6vsz_ss-xoe5iflomqrh9">
         <w:r>
           <w:t xml:space="preserve">orcid.org/0000-0003-1988-1912</w:t>
         </w:r>
@@ -77,7 +77,7 @@
       <w:r>
         <w:t xml:space="preserve">  |  </w:t>
       </w:r>
-      <w:hyperlink w:history="1" r:id="rIdwudy0rlp4qihaymwmy-mg">
+      <w:hyperlink w:history="1" r:id="rId4kbwat6-tym8d-hq7gw8i">
         <w:r>
           <w:t xml:space="preserve">Google Scholar</w:t>
         </w:r>
@@ -1152,7 +1152,7 @@
       <w:r>
         <w:t xml:space="preserve">Thesis: </w:t>
       </w:r>
-      <w:hyperlink w:history="1" r:id="rIdfqo6wdjbtooprl7p6cmrq">
+      <w:hyperlink w:history="1" r:id="rIdpxdngyyhuy6g1iihxiprk">
         <w:r>
           <w:t xml:space="preserve">Numerical treatment of radiation processes in the internal shocks of magnetized relativistic outflows</w:t>
         </w:r>
@@ -1449,7 +1449,7 @@
       <w:r>
         <w:t xml:space="preserve">, </w:t>
       </w:r>
-      <w:hyperlink w:history="1" r:id="rIdakhfnkghftij9klxa2qix">
+      <w:hyperlink w:history="1" r:id="rId72iu1bg8vll2es2hs0duy">
         <w:r>
           <w:t xml:space="preserve">ApJ 976, 182 (2024)</w:t>
         </w:r>
@@ -1457,7 +1457,7 @@
       <w:r>
         <w:t xml:space="preserve">, </w:t>
       </w:r>
-      <w:hyperlink w:history="1" r:id="rIdx7uumxe99wwjnc4l0257z">
+      <w:hyperlink w:history="1" r:id="rId1ocgyynblqcr9d2kztmg2">
         <w:r>
           <w:t xml:space="preserve">arXiv:2405.17581</w:t>
         </w:r>
@@ -1494,7 +1494,7 @@
       <w:r>
         <w:t xml:space="preserve">, </w:t>
       </w:r>
-      <w:hyperlink w:history="1" r:id="rIdgu1fmqusmhyhvdt6nrizu">
+      <w:hyperlink w:history="1" r:id="rIdyhnvfyb3uj9acrd35hv26">
         <w:r>
           <w:t xml:space="preserve">MNRAS 513, 5766–5779 (2022)</w:t>
         </w:r>
@@ -1502,7 +1502,7 @@
       <w:r>
         <w:t xml:space="preserve">, </w:t>
       </w:r>
-      <w:hyperlink w:history="1" r:id="rIduhbr2waf0yr3sof9cikt6">
+      <w:hyperlink w:history="1" r:id="rIdnoogzbs8fy6ypxy4lbrst">
         <w:r>
           <w:t xml:space="preserve">arXiv:2201.07790</w:t>
         </w:r>
@@ -1539,7 +1539,7 @@
       <w:r>
         <w:t xml:space="preserve">, </w:t>
       </w:r>
-      <w:hyperlink w:history="1" r:id="rIdpxmsssnu9cvcsumgkr3uu">
+      <w:hyperlink w:history="1" r:id="rId6qd_5jpg_zih4iozhdi5n">
         <w:r>
           <w:t xml:space="preserve">Phys. Rev. D 106, 083015 (2022)</w:t>
         </w:r>
@@ -1547,7 +1547,7 @@
       <w:r>
         <w:t xml:space="preserve">, </w:t>
       </w:r>
-      <w:hyperlink w:history="1" r:id="rId3rd-_kvbvc77xxjdlga3g">
+      <w:hyperlink w:history="1" r:id="rIdkec5oxcqjnw07kmqouizd">
         <w:r>
           <w:t xml:space="preserve">arXiv:2112.09817</w:t>
         </w:r>
@@ -1584,7 +1584,7 @@
       <w:r>
         <w:t xml:space="preserve">, </w:t>
       </w:r>
-      <w:hyperlink w:history="1" r:id="rIdgcqqu17gkv6igzzcidnm3">
+      <w:hyperlink w:history="1" r:id="rIda2mtkdrvfgfwjogszb8sn">
         <w:r>
           <w:t xml:space="preserve">ApJ 919, 95 (2021)</w:t>
         </w:r>
@@ -1592,7 +1592,7 @@
       <w:r>
         <w:t xml:space="preserve">, </w:t>
       </w:r>
-      <w:hyperlink w:history="1" r:id="rIdwvev4pfl7n8n73_irq92t">
+      <w:hyperlink w:history="1" r:id="rIdaicamfbslfo2qsaeepici">
         <w:r>
           <w:t xml:space="preserve">arXiv:2106.05356</w:t>
         </w:r>
@@ -1629,7 +1629,7 @@
       <w:r>
         <w:t xml:space="preserve">, </w:t>
       </w:r>
-      <w:hyperlink w:history="1" r:id="rIdxfqpv_ybnmotqejpqb5hk">
+      <w:hyperlink w:history="1" r:id="rIdnw6vp94naahkxc1sutszj">
         <w:r>
           <w:t xml:space="preserve">MNRAS 501, 4092–4102 (2021)</w:t>
         </w:r>
@@ -1637,7 +1637,7 @@
       <w:r>
         <w:t xml:space="preserve">, </w:t>
       </w:r>
-      <w:hyperlink w:history="1" r:id="rId4oj_gnzvbcpndtdst2lej">
+      <w:hyperlink w:history="1" r:id="rIdgseqzvtj14zjy4v73jnax">
         <w:r>
           <w:t xml:space="preserve">arXiv:2009.02273</w:t>
         </w:r>
@@ -1674,7 +1674,7 @@
       <w:r>
         <w:t xml:space="preserve">, </w:t>
       </w:r>
-      <w:hyperlink w:history="1" r:id="rIdxixsykssqtkpxkegjmj3o">
+      <w:hyperlink w:history="1" r:id="rId2qdirlruhdvybckcqn1fz">
         <w:r>
           <w:t xml:space="preserve">MNRAS 496, 974–986 (2020)</w:t>
         </w:r>
@@ -1682,7 +1682,7 @@
       <w:r>
         <w:t xml:space="preserve">, </w:t>
       </w:r>
-      <w:hyperlink w:history="1" r:id="rIdozup2kykh_ctn1g_bpzzz">
+      <w:hyperlink w:history="1" r:id="rId_ctw4xy60tdl3tx0r5crq">
         <w:r>
           <w:t xml:space="preserve">arXiv:1910.14049</w:t>
         </w:r>
@@ -1719,7 +1719,7 @@
       <w:r>
         <w:t xml:space="preserve">, </w:t>
       </w:r>
-      <w:hyperlink w:history="1" r:id="rIdi-0pqii0neoda7xfyel4g">
+      <w:hyperlink w:history="1" r:id="rIdxysfgvzqg42kievb871ep">
         <w:r>
           <w:t xml:space="preserve">MNRAS 468, 1169–1182 (2017)</w:t>
         </w:r>
@@ -1727,7 +1727,7 @@
       <w:r>
         <w:t xml:space="preserve">, </w:t>
       </w:r>
-      <w:hyperlink w:history="1" r:id="rIdlyk_5xlhvmld5pd-lgdsi">
+      <w:hyperlink w:history="1" r:id="rIddxuxilwtd_qqh3k4mnwqx">
         <w:r>
           <w:t xml:space="preserve">arXiv:1612.06383</w:t>
         </w:r>
@@ -1764,7 +1764,7 @@
       <w:r>
         <w:t xml:space="preserve">, </w:t>
       </w:r>
-      <w:hyperlink w:history="1" r:id="rIdt7al1xwkgfhct6mf8outp">
+      <w:hyperlink w:history="1" r:id="rIdvegyvbncp69ni_iniza8k">
         <w:r>
           <w:t xml:space="preserve">MNRAS 438, 1856–1869 (2014)</w:t>
         </w:r>
@@ -1772,7 +1772,7 @@
       <w:r>
         <w:t xml:space="preserve">, </w:t>
       </w:r>
-      <w:hyperlink w:history="1" r:id="rIdspztll-etlcfivfsylp9-">
+      <w:hyperlink w:history="1" r:id="rIdmcvgeq78vtzlg23xknmmj">
         <w:r>
           <w:t xml:space="preserve">arXiv:1310.5441</w:t>
         </w:r>
@@ -1809,7 +1809,7 @@
       <w:r>
         <w:t xml:space="preserve">, </w:t>
       </w:r>
-      <w:hyperlink w:history="1" r:id="rIds6rgzwrhg4wpxxwbhguhe">
+      <w:hyperlink w:history="1" r:id="rIdh9k4wijkrf9c_4f1jxben">
         <w:r>
           <w:t xml:space="preserve">Phys. Rev. D 80, 084023 (2009)</w:t>
         </w:r>
@@ -1817,7 +1817,7 @@
       <w:r>
         <w:t xml:space="preserve">, </w:t>
       </w:r>
-      <w:hyperlink w:history="1" r:id="rId1s49uqq61eebsus7fgsps">
+      <w:hyperlink w:history="1" r:id="rIdpple76e5fvjehn_0dk4k-">
         <w:r>
           <w:t xml:space="preserve">arXiv:1009.1250</w:t>
         </w:r>
@@ -1862,7 +1862,7 @@
       <w:r>
         <w:t xml:space="preserve">, </w:t>
       </w:r>
-      <w:hyperlink w:history="1" r:id="rIdzgqfmdywn_v8gy8q37twg">
+      <w:hyperlink w:history="1" r:id="rId-kefbimg7kjh7rlf_l-y7">
         <w:r>
           <w:t xml:space="preserve">Astron. Nachr. 342, 277–282 (2021)</w:t>
         </w:r>
@@ -1870,7 +1870,7 @@
       <w:r>
         <w:t xml:space="preserve">, 9th International Workshop on Astronomy and Relativistic Astrophysics, </w:t>
       </w:r>
-      <w:hyperlink w:history="1" r:id="rIdxfn47ctpuntlovzhsezp8">
+      <w:hyperlink w:history="1" r:id="rId2eu4qnrc32nundmbxfxul">
         <w:r>
           <w:t xml:space="preserve">arXiv:2011.13797</w:t>
         </w:r>
@@ -1907,7 +1907,7 @@
       <w:r>
         <w:t xml:space="preserve">, </w:t>
       </w:r>
-      <w:hyperlink w:history="1" r:id="rIdtg1rvvjccs5rvb4ejsl13">
+      <w:hyperlink w:history="1" r:id="rId0mfjyfr0lct2kef6ibg7w">
         <w:r>
           <w:t xml:space="preserve">Astron. Nachr. 342, 147–152 (2021)</w:t>
         </w:r>
@@ -1915,7 +1915,7 @@
       <w:r>
         <w:t xml:space="preserve">, 9th International Workshop on Astronomy and Relativistic Astrophysics, </w:t>
       </w:r>
-      <w:hyperlink w:history="1" r:id="rIdrel4q6do4da20d2vkeod7">
+      <w:hyperlink w:history="1" r:id="rIdh4nt2n1qeqjoant8kwqdd">
         <w:r>
           <w:t xml:space="preserve">arXiv:2011.13805</w:t>
         </w:r>
@@ -1952,7 +1952,7 @@
       <w:r>
         <w:t xml:space="preserve">, </w:t>
       </w:r>
-      <w:hyperlink w:history="1" r:id="rId9o3glicvisyeixaupy4ta">
+      <w:hyperlink w:history="1" r:id="rIdqkvzeyoyqe-sprc7lbxk9">
         <w:r>
           <w:t xml:space="preserve">PoS(SWIFT 10) 233, 159 (2014)</w:t>
         </w:r>
@@ -1960,7 +1960,7 @@
       <w:r>
         <w:t xml:space="preserve">, </w:t>
       </w:r>
-      <w:hyperlink w:history="1" r:id="rId0c6kexkp3kcncae_e0xah">
+      <w:hyperlink w:history="1" r:id="rId4u-c7jlsnhzd-dkyb1zyw">
         <w:r>
           <w:t xml:space="preserve">arXiv:1502.07882</w:t>
         </w:r>
@@ -1997,7 +1997,7 @@
       <w:r>
         <w:t xml:space="preserve">, </w:t>
       </w:r>
-      <w:hyperlink w:history="1" r:id="rIdur1mjjgp3wlxizr4n3er5">
+      <w:hyperlink w:history="1" r:id="rIdti24od9admgh2r_fg8jlv">
         <w:r>
           <w:t xml:space="preserve">EPJ Web Conf. 61, 02007 (2013)</w:t>
         </w:r>
@@ -2005,7 +2005,7 @@
       <w:r>
         <w:t xml:space="preserve">, </w:t>
       </w:r>
-      <w:hyperlink w:history="1" r:id="rIdegj9seyzk66tuxif5on7e">
+      <w:hyperlink w:history="1" r:id="rId2lzyjdjudim_fsq2xfj_g">
         <w:r>
           <w:t xml:space="preserve">arXiv:1309.4612</w:t>
         </w:r>
@@ -2042,7 +2042,7 @@
       <w:r>
         <w:t xml:space="preserve">, </w:t>
       </w:r>
-      <w:hyperlink w:history="1" r:id="rIdjtqph71mv575sqjp_joo_">
+      <w:hyperlink w:history="1" r:id="rId64lrqxkrnujhepepusiug">
         <w:r>
           <w:t xml:space="preserve">J. Phys.: Conf. Ser. 454, 012001 (2013)</w:t>
         </w:r>
@@ -2050,7 +2050,7 @@
       <w:r>
         <w:t xml:space="preserve">, </w:t>
       </w:r>
-      <w:hyperlink w:history="1" r:id="rIdp2bsfbhi1oqpzpozlwx4i">
+      <w:hyperlink w:history="1" r:id="rIdto9wujwlzhmmhk5-6lpsa">
         <w:r>
           <w:t xml:space="preserve">arXiv:1211.1794</w:t>
         </w:r>
@@ -2453,7 +2453,7 @@
       <w:r>
         <w:tab/>
       </w:r>
-      <w:hyperlink w:history="1" r:id="rIdqwhjkibiqqzqt3zm_tf-t">
+      <w:hyperlink w:history="1" r:id="rIdjvy8x4c-gyn4hmdpj6ybh">
         <w:r>
           <w:t xml:space="preserve">github.com/altjerue/ilwikak-ml</w:t>
         </w:r>
@@ -2544,7 +2544,7 @@
       <w:r>
         <w:tab/>
       </w:r>
-      <w:hyperlink w:history="1" r:id="rId6si3vptxyeexmenabcmfm">
+      <w:hyperlink w:history="1" r:id="rId-ukemwkpb6hsmk9odxajn">
         <w:r>
           <w:t xml:space="preserve">github.com/UW-ForestMycobiomeLab/WindSporesHills</w:t>
         </w:r>
@@ -2609,7 +2609,7 @@
       <w:r>
         <w:tab/>
       </w:r>
-      <w:hyperlink w:history="1" r:id="rIdl45cbqd-eblv_ad8zoi7s">
+      <w:hyperlink w:history="1" r:id="rId4lvjo-ydg5pd4cb40_3to">
         <w:r>
           <w:t xml:space="preserve">github.com/zkdavis/Tleco</w:t>
         </w:r>
@@ -2674,7 +2674,7 @@
       <w:r>
         <w:tab/>
       </w:r>
-      <w:hyperlink w:history="1" r:id="rIdeztwyt0o4jorhecqx1z9w">
+      <w:hyperlink w:history="1" r:id="rIddvno_ldbyh7qsbs8m31z-">
         <w:r>
           <w:t xml:space="preserve">github.com/altjerue/paramo</w:t>
         </w:r>
@@ -3285,7 +3285,7 @@
       <w:r>
         <w:t xml:space="preserve">Video: </w:t>
       </w:r>
-      <w:hyperlink w:history="1" r:id="rIdaosmzzciua-ssi6ch0mmj">
+      <w:hyperlink w:history="1" r:id="rId-h2f-9p4ehp1wjop-z7jz">
         <w:r>
           <w:t xml:space="preserve">youtube.com/watch?v=BAZNWLNT69M</w:t>
         </w:r>
@@ -3456,7 +3456,7 @@
       <w:r>
         <w:t xml:space="preserve">Marcos Moshinsky Award for Best Poster. Video: </w:t>
       </w:r>
-      <w:hyperlink w:history="1" r:id="rIddtcbmnb-59r9qi8vz_y7s">
+      <w:hyperlink w:history="1" r:id="rId1j6ua59u1br23lmtnx8zy">
         <w:r>
           <w:t xml:space="preserve">youtube.com/watch?v=0TJiKg7kOPI</w:t>
         </w:r>
@@ -4384,7 +4384,7 @@
       <w:r>
         <w:tab/>
       </w:r>
-      <w:hyperlink w:history="1" r:id="rIds9rh-icm069urnnwsbcjo">
+      <w:hyperlink w:history="1" r:id="rIdfhakly_2f46ivthvr072q">
         <w:r>
           <w:t xml:space="preserve">Kaggle</w:t>
         </w:r>
@@ -4518,7 +4518,7 @@
       <w:r>
         <w:tab/>
       </w:r>
-      <w:hyperlink w:history="1" r:id="rIdcc_y7uy2qhb3djg3xqpku">
+      <w:hyperlink w:history="1" r:id="rIdult3wgbefb1cn8gzvmftg">
         <w:r>
           <w:t xml:space="preserve">Udemy</w:t>
         </w:r>
@@ -4564,7 +4564,7 @@
       <w:r>
         <w:tab/>
       </w:r>
-      <w:hyperlink w:history="1" r:id="rIddzrdwja-1bmkrolgnx9ew">
+      <w:hyperlink w:history="1" r:id="rIdopsaqhi7becxeuoqvrcrb">
         <w:r>
           <w:t xml:space="preserve">Udemy</w:t>
         </w:r>
@@ -4748,7 +4748,7 @@
       <w:pPr>
         <w:spacing w:after="0"/>
       </w:pPr>
-      <w:hyperlink w:history="1" r:id="rIdequucsdocwcxxl5j5y7mk">
+      <w:hyperlink w:history="1" r:id="rIdhcznxu1v3t-_nhg8coaos">
         <w:r>
           <w:t xml:space="preserve">mexiciencia.github.io/post/anita</w:t>
         </w:r>
@@ -4808,7 +4808,7 @@
       <w:pPr>
         <w:spacing w:after="0"/>
       </w:pPr>
-      <w:hyperlink w:history="1" r:id="rId4vkzpc_9fhy9ynsnvbrb1">
+      <w:hyperlink w:history="1" r:id="rIdvh1inpe9hjlenjwrnyy3t">
         <w:r>
           <w:t xml:space="preserve">mexiciencia.github.io/post/modelo-sir</w:t>
         </w:r>
@@ -4871,7 +4871,7 @@
       <w:r>
         <w:t xml:space="preserve">Data analysis and modeling collaborator. </w:t>
       </w:r>
-      <w:hyperlink w:history="1" r:id="rIdzzbqe4w3z7cjub-_yrj7q">
+      <w:hyperlink w:history="1" r:id="rIdbb-u-vsap7t0toqiatxay">
         <w:r>
           <w:t xml:space="preserve">mexiciencia.github.io/post/covid19</w:t>
         </w:r>

--- a/RuedaBecerrilJM-CV-plain.docx
+++ b/RuedaBecerrilJM-CV-plain.docx
@@ -28,7 +28,7 @@
       <w:r>
         <w:t xml:space="preserve">  |  </w:t>
       </w:r>
-      <w:hyperlink w:history="1" r:id="rIdqe2xteqpfs-xwwpyw_l5w">
+      <w:hyperlink w:history="1" r:id="rIdtpsffr_uogeq8-auxslao">
         <w:r>
           <w:t xml:space="preserve">jm.ruebe@gmail.com</w:t>
         </w:r>
@@ -42,7 +42,7 @@
       <w:r>
         <w:t xml:space="preserve">  |  </w:t>
       </w:r>
-      <w:hyperlink w:history="1" r:id="rIdxgu7kt3jbc7z_xbgidt9t">
+      <w:hyperlink w:history="1" r:id="rIdw7ttykgzq8jclsoyiwr2n">
         <w:r>
           <w:t xml:space="preserve">linkedin.com/in/jeruebe</w:t>
         </w:r>
@@ -53,7 +53,7 @@
         <w:spacing w:after="60"/>
         <w:jc w:val="center"/>
       </w:pPr>
-      <w:hyperlink w:history="1" r:id="rIdvq9men0-_gb9x0la9rml_">
+      <w:hyperlink w:history="1" r:id="rIdqh07bglnrv4wuuljdz2ao">
         <w:r>
           <w:t xml:space="preserve">altjerue.github.io</w:t>
         </w:r>
@@ -61,7 +61,7 @@
       <w:r>
         <w:t xml:space="preserve">  |  </w:t>
       </w:r>
-      <w:hyperlink w:history="1" r:id="rIdgpemroqyluqfdrc4xpkba">
+      <w:hyperlink w:history="1" r:id="rIdxnxxq08i969_dh-7sav1t">
         <w:r>
           <w:t xml:space="preserve">github.com/altjerue</w:t>
         </w:r>
@@ -69,7 +69,7 @@
       <w:r>
         <w:t xml:space="preserve">  |  </w:t>
       </w:r>
-      <w:hyperlink w:history="1" r:id="rIdisyllx7p5omet5tpct8ib">
+      <w:hyperlink w:history="1" r:id="rIddthpyhdojlpv9q06n1smm">
         <w:r>
           <w:t xml:space="preserve">orcid.org/0000-0003-1988-1912</w:t>
         </w:r>
@@ -77,7 +77,7 @@
       <w:r>
         <w:t xml:space="preserve">  |  </w:t>
       </w:r>
-      <w:hyperlink w:history="1" r:id="rIdbwgx4b31esvyk3n0jm1ww">
+      <w:hyperlink w:history="1" r:id="rIdgvctju-5tq4bh4ksh9wxe">
         <w:r>
           <w:t xml:space="preserve">Google Scholar</w:t>
         </w:r>
@@ -93,7 +93,7 @@
     </w:p>
     <w:p>
       <w:r>
-        <w:t xml:space="preserve">Computational physicist with a PhD in Physics and 10+ years developing high-performance numerical algorithms and simulation software for relativistic plasmas. Author of the open-source Paramo library for kinetic particle evolution and radiative transfer. Experience with MHD codes on leadership-class HPC systems and with machine learning for calibrating physical models. Peer-reviewed publications, competitive grants, and collaboration across interdisciplinary teams.</w:t>
+        <w:t xml:space="preserve">Computational physicist with a PhD in Physics and 10+ years developing high-performance numerical algorithms and simulation software for relativistic plasmas. Author of the open-source Paramo library for kinetic particle evolution and radiative transfer. Experience with MHD codes on leadership-class HPC systems and with machine learning for calibrating physical models. Nine peer-reviewed publications, Co-I on a funded NASA grant, and mentor to three graduate students.</w:t>
       </w:r>
     </w:p>
     <w:p>
@@ -116,7 +116,7 @@
         <w:t xml:space="preserve">Simulation: </w:t>
       </w:r>
       <w:r>
-        <w:t xml:space="preserve">Kinetic plasma modeling (Fokker–Planck), radiative processes (synchrotron, inverse Compton), radiative transfer, relativistic MHD, Lagrangian particle dynamics, numerical PDEs (advection–diffusion, Fokker–Planck), finite-difference/finite-volume methods, numerical linear algebra, parameter estimation, uncertainty quantification, synthetic dataset generation</w:t>
+        <w:t xml:space="preserve">Kinetic plasma modeling (Fokker–Planck), radiative processes (synchrotron, inverse Compton), radiative transfer, relativistic MHD, hydrodynamics (SPH), Lagrangian particle dynamics, numerical PDEs (advection–diffusion, Fokker–Planck), finite-difference/finite-volume methods, numerical linear algebra, parameter estimation, uncertainty quantification, synthetic dataset generation</w:t>
       </w:r>
     </w:p>
     <w:p>
@@ -430,7 +430,7 @@
         <w:tab/>
       </w:r>
       <w:r>
-        <w:t xml:space="preserve">Jan 2024 – May 2025</w:t>
+        <w:t xml:space="preserve">Jan 2024 – Present</w:t>
       </w:r>
     </w:p>
     <w:p>
@@ -461,7 +461,7 @@
         <w:spacing w:after="20"/>
       </w:pPr>
       <w:r>
-        <w:t xml:space="preserve">Continued simulation research and open-source development between industry roles.</w:t>
+        <w:t xml:space="preserve">Simulation research and open-source development, ongoing alongside industry roles.</w:t>
       </w:r>
     </w:p>
     <w:p>
@@ -487,7 +487,7 @@
         <w:spacing w:after="10"/>
       </w:pPr>
       <w:r>
-        <w:t xml:space="preserve">Developing WindsOfChange with the UW Forest Mycobiome Lab: a C++/R library that simulates wind-driven spore dispersal over forested, hilly terrain, parallelized with RcppParallel and OpenMP.</w:t>
+        <w:t xml:space="preserve">Developing WindsOfChange with the UW Forest Mycobiome Lab: a C++/R library of Lagrangian particle models for turbulent transport over forested, hilly terrain, parallelized with RcppParallel and OpenMP.</w:t>
       </w:r>
     </w:p>
     <w:p>
@@ -500,66 +500,7 @@
         <w:spacing w:after="10"/>
       </w:pPr>
       <w:r>
-        <w:t xml:space="preserve">Invited talk on machine learning in environmental science at the University of Washington (2024).</w:t>
-      </w:r>
-    </w:p>
-    <w:p>
-      <w:pPr>
-        <w:pStyle w:val="EntryGap"/>
-        <w:spacing w:after="0"/>
-      </w:pPr>
-    </w:p>
-    <w:p>
-      <w:pPr>
-        <w:keepNext/>
-        <w:tabs>
-          <w:tab w:val="right" w:pos="10512"/>
-        </w:tabs>
-        <w:spacing w:after="0"/>
-      </w:pPr>
-      <w:r>
-        <w:rPr>
-          <w:b/>
-          <w:bCs/>
-        </w:rPr>
-        <w:t xml:space="preserve">Software Engineer</w:t>
-      </w:r>
-      <w:r>
-        <w:tab/>
-      </w:r>
-      <w:r>
-        <w:t xml:space="preserve">Apr 2022 – Jan 2024</w:t>
-      </w:r>
-    </w:p>
-    <w:p>
-      <w:pPr>
-        <w:keepNext/>
-        <w:tabs>
-          <w:tab w:val="right" w:pos="10512"/>
-        </w:tabs>
-        <w:spacing w:after="0"/>
-      </w:pPr>
-      <w:r>
-        <w:rPr>
-          <w:i/>
-          <w:iCs/>
-        </w:rPr>
-        <w:t xml:space="preserve">Paychex</w:t>
-      </w:r>
-      <w:r>
-        <w:tab/>
-      </w:r>
-      <w:r>
-        <w:t xml:space="preserve">Remote</w:t>
-      </w:r>
-    </w:p>
-    <w:p>
-      <w:pPr>
-        <w:keepNext/>
-        <w:spacing w:after="20"/>
-      </w:pPr>
-      <w:r>
-        <w:t xml:space="preserve">Built and tested data-integration services between enterprise systems and Oracle E-Business Suite.</w:t>
+        <w:t xml:space="preserve">Used AI coding assistants in the most recent stages of development; changes were accepted only if they passed the unit-test suite and, for some functions, matched reference solutions.</w:t>
       </w:r>
     </w:p>
     <w:p>
@@ -572,7 +513,66 @@
         <w:spacing w:after="10"/>
       </w:pPr>
       <w:r>
-        <w:t xml:space="preserve">Built Java Kafka consumers that moved data between enterprise databases, deployed through Jenkins and OpenShift CI/CD pipelines.</w:t>
+        <w:t xml:space="preserve">Invited talk on machine learning in environmental science at the University of Washington (2024).</w:t>
+      </w:r>
+    </w:p>
+    <w:p>
+      <w:pPr>
+        <w:pStyle w:val="EntryGap"/>
+        <w:spacing w:after="0"/>
+      </w:pPr>
+    </w:p>
+    <w:p>
+      <w:pPr>
+        <w:keepNext/>
+        <w:tabs>
+          <w:tab w:val="right" w:pos="10512"/>
+        </w:tabs>
+        <w:spacing w:after="0"/>
+      </w:pPr>
+      <w:r>
+        <w:rPr>
+          <w:b/>
+          <w:bCs/>
+        </w:rPr>
+        <w:t xml:space="preserve">Software Engineer</w:t>
+      </w:r>
+      <w:r>
+        <w:tab/>
+      </w:r>
+      <w:r>
+        <w:t xml:space="preserve">Apr 2022 – Jan 2024</w:t>
+      </w:r>
+    </w:p>
+    <w:p>
+      <w:pPr>
+        <w:keepNext/>
+        <w:tabs>
+          <w:tab w:val="right" w:pos="10512"/>
+        </w:tabs>
+        <w:spacing w:after="0"/>
+      </w:pPr>
+      <w:r>
+        <w:rPr>
+          <w:i/>
+          <w:iCs/>
+        </w:rPr>
+        <w:t xml:space="preserve">Paychex</w:t>
+      </w:r>
+      <w:r>
+        <w:tab/>
+      </w:r>
+      <w:r>
+        <w:t xml:space="preserve">Remote</w:t>
+      </w:r>
+    </w:p>
+    <w:p>
+      <w:pPr>
+        <w:keepNext/>
+        <w:spacing w:after="20"/>
+      </w:pPr>
+      <w:r>
+        <w:t xml:space="preserve">Built and tested data-integration services between enterprise systems and Oracle E-Business Suite.</w:t>
       </w:r>
     </w:p>
     <w:p>
@@ -585,7 +585,7 @@
         <w:spacing w:after="10"/>
       </w:pPr>
       <w:r>
-        <w:t xml:space="preserve">Created Splunk dashboards tracking the 200–400 users shared between enterprise systems and Oracle EBS, with alerts that flagged production incidents.</w:t>
+        <w:t xml:space="preserve">Built Java Kafka consumers that moved data between enterprise databases, deployed through Jenkins and OpenShift CI/CD pipelines.</w:t>
       </w:r>
     </w:p>
     <w:p>
@@ -598,7 +598,7 @@
         <w:spacing w:after="10"/>
       </w:pPr>
       <w:r>
-        <w:t xml:space="preserve">Wrote full test suites for 5+ Python services in the CI pipeline, keeping production defect rates low.</w:t>
+        <w:t xml:space="preserve">Created Splunk dashboards tracking the 200–400 users shared between enterprise systems and Oracle EBS, with alerts that flagged production incidents.</w:t>
       </w:r>
     </w:p>
     <w:p>
@@ -611,66 +611,7 @@
         <w:spacing w:after="10"/>
       </w:pPr>
       <w:r>
-        <w:t xml:space="preserve">Prepared, validated, and analyzed Oracle EBS data with SQL.</w:t>
-      </w:r>
-    </w:p>
-    <w:p>
-      <w:pPr>
-        <w:pStyle w:val="EntryGap"/>
-        <w:spacing w:after="0"/>
-      </w:pPr>
-    </w:p>
-    <w:p>
-      <w:pPr>
-        <w:keepNext/>
-        <w:tabs>
-          <w:tab w:val="right" w:pos="10512"/>
-        </w:tabs>
-        <w:spacing w:after="0"/>
-      </w:pPr>
-      <w:r>
-        <w:rPr>
-          <w:b/>
-          <w:bCs/>
-        </w:rPr>
-        <w:t xml:space="preserve">Postdoctoral Research Associate</w:t>
-      </w:r>
-      <w:r>
-        <w:tab/>
-      </w:r>
-      <w:r>
-        <w:t xml:space="preserve">Feb 2021 – Apr 2022</w:t>
-      </w:r>
-    </w:p>
-    <w:p>
-      <w:pPr>
-        <w:keepNext/>
-        <w:tabs>
-          <w:tab w:val="right" w:pos="10512"/>
-        </w:tabs>
-        <w:spacing w:after="0"/>
-      </w:pPr>
-      <w:r>
-        <w:rPr>
-          <w:i/>
-          <w:iCs/>
-        </w:rPr>
-        <w:t xml:space="preserve">Rochester Institute of Technology</w:t>
-      </w:r>
-      <w:r>
-        <w:tab/>
-      </w:r>
-      <w:r>
-        <w:t xml:space="preserve">Rochester, NY</w:t>
-      </w:r>
-    </w:p>
-    <w:p>
-      <w:pPr>
-        <w:keepNext/>
-        <w:spacing w:after="20"/>
-      </w:pPr>
-      <w:r>
-        <w:t xml:space="preserve">HPC simulations of supermassive black-hole binaries in an NSF-funded project.</w:t>
+        <w:t xml:space="preserve">Wrote full test suites for 5+ Python services in the CI pipeline, keeping production defect rates low.</w:t>
       </w:r>
     </w:p>
     <w:p>
@@ -683,7 +624,66 @@
         <w:spacing w:after="10"/>
       </w:pPr>
       <w:r>
-        <w:t xml:space="preserve">Led a 7-person team upgrading PatchworkMHD, a C code for magnetohydrodynamic simulations of supermassive black-hole binaries.</w:t>
+        <w:t xml:space="preserve">Prepared, validated, and analyzed Oracle EBS data with SQL.</w:t>
+      </w:r>
+    </w:p>
+    <w:p>
+      <w:pPr>
+        <w:pStyle w:val="EntryGap"/>
+        <w:spacing w:after="0"/>
+      </w:pPr>
+    </w:p>
+    <w:p>
+      <w:pPr>
+        <w:keepNext/>
+        <w:tabs>
+          <w:tab w:val="right" w:pos="10512"/>
+        </w:tabs>
+        <w:spacing w:after="0"/>
+      </w:pPr>
+      <w:r>
+        <w:rPr>
+          <w:b/>
+          <w:bCs/>
+        </w:rPr>
+        <w:t xml:space="preserve">Postdoctoral Research Associate</w:t>
+      </w:r>
+      <w:r>
+        <w:tab/>
+      </w:r>
+      <w:r>
+        <w:t xml:space="preserve">Feb 2021 – Apr 2022</w:t>
+      </w:r>
+    </w:p>
+    <w:p>
+      <w:pPr>
+        <w:keepNext/>
+        <w:tabs>
+          <w:tab w:val="right" w:pos="10512"/>
+        </w:tabs>
+        <w:spacing w:after="0"/>
+      </w:pPr>
+      <w:r>
+        <w:rPr>
+          <w:i/>
+          <w:iCs/>
+        </w:rPr>
+        <w:t xml:space="preserve">Rochester Institute of Technology</w:t>
+      </w:r>
+      <w:r>
+        <w:tab/>
+      </w:r>
+      <w:r>
+        <w:t xml:space="preserve">Rochester, NY</w:t>
+      </w:r>
+    </w:p>
+    <w:p>
+      <w:pPr>
+        <w:keepNext/>
+        <w:spacing w:after="20"/>
+      </w:pPr>
+      <w:r>
+        <w:t xml:space="preserve">HPC simulations of supermassive black hole binaries in an NSF-funded project.</w:t>
       </w:r>
     </w:p>
     <w:p>
@@ -696,7 +696,7 @@
         <w:spacing w:after="10"/>
       </w:pPr>
       <w:r>
-        <w:t xml:space="preserve">Added black-hole spin to the simulations with under 5% runtime overhead.</w:t>
+        <w:t xml:space="preserve">Led a 7-person team upgrading PatchworkMHD, a C code for magnetohydrodynamic simulations of supermassive black hole binaries.</w:t>
       </w:r>
     </w:p>
     <w:p>
@@ -709,7 +709,7 @@
         <w:spacing w:after="10"/>
       </w:pPr>
       <w:r>
-        <w:t xml:space="preserve">Designed and ran benchmark simulations of the new features on TACC's Frontera supercomputer (about 1,200 node-hours), identifying performance optimization opportunities.</w:t>
+        <w:t xml:space="preserve">Added black hole spin to the simulations with under 5% runtime overhead.</w:t>
       </w:r>
     </w:p>
     <w:p>
@@ -722,7 +722,7 @@
         <w:spacing w:after="10"/>
       </w:pPr>
       <w:r>
-        <w:t xml:space="preserve">Calibrated Paramo model parameters against Fermi-LAT gamma-ray spectra with gradient-based optimization, and supervised a graduate student applying gradient descent to the same problem.</w:t>
+        <w:t xml:space="preserve">Designed and ran benchmark simulations of the new features on TACC's Frontera supercomputer (about 10,000 node-hours), identifying performance optimization opportunities.</w:t>
       </w:r>
     </w:p>
     <w:p>
@@ -735,66 +735,7 @@
         <w:spacing w:after="10"/>
       </w:pPr>
       <w:r>
-        <w:t xml:space="preserve">Co-authored 2 papers from a multi-institution study of binary neutron-star mergers [6, 7] and a third on blazar heating and cooling [8].</w:t>
-      </w:r>
-    </w:p>
-    <w:p>
-      <w:pPr>
-        <w:pStyle w:val="EntryGap"/>
-        <w:spacing w:after="0"/>
-      </w:pPr>
-    </w:p>
-    <w:p>
-      <w:pPr>
-        <w:keepNext/>
-        <w:tabs>
-          <w:tab w:val="right" w:pos="10512"/>
-        </w:tabs>
-        <w:spacing w:after="0"/>
-      </w:pPr>
-      <w:r>
-        <w:rPr>
-          <w:b/>
-          <w:bCs/>
-        </w:rPr>
-        <w:t xml:space="preserve">Postdoctoral Research Fellow</w:t>
-      </w:r>
-      <w:r>
-        <w:tab/>
-      </w:r>
-      <w:r>
-        <w:t xml:space="preserve">Oct 2018 – Nov 2020</w:t>
-      </w:r>
-    </w:p>
-    <w:p>
-      <w:pPr>
-        <w:keepNext/>
-        <w:tabs>
-          <w:tab w:val="right" w:pos="10512"/>
-        </w:tabs>
-        <w:spacing w:after="0"/>
-      </w:pPr>
-      <w:r>
-        <w:rPr>
-          <w:i/>
-          <w:iCs/>
-        </w:rPr>
-        <w:t xml:space="preserve">Purdue University</w:t>
-      </w:r>
-      <w:r>
-        <w:tab/>
-      </w:r>
-      <w:r>
-        <w:t xml:space="preserve">West Lafayette, IN</w:t>
-      </w:r>
-    </w:p>
-    <w:p>
-      <w:pPr>
-        <w:keepNext/>
-        <w:spacing w:after="20"/>
-      </w:pPr>
-      <w:r>
-        <w:t xml:space="preserve">Radiative-transfer modeling of relativistic jets (blazars and gamma-ray burst afterglows).</w:t>
+        <w:t xml:space="preserve">Calibrated Paramo model parameters against Fermi-LAT gamma-ray spectra with gradient-based optimization, and supervised a graduate student applying gradient descent to the same problem.</w:t>
       </w:r>
     </w:p>
     <w:p>
@@ -807,7 +748,66 @@
         <w:spacing w:after="10"/>
       </w:pPr>
       <w:r>
-        <w:t xml:space="preserve">Architected Paramo, an open-source Fortran 95 library that solves the Fokker–Planck equation coupled to radiative transfer; parallelized and optimized it with OpenMP, making it about 20× faster than the original serial code on 5 cores.</w:t>
+        <w:t xml:space="preserve">Co-authored 2 papers from a multi-institution study of binary neutron star mergers [6, 7] and a third, a Fokker–Planck model of relativistic turbulent heating balanced by radiative cooling with transport coefficients from PIC simulations [8].</w:t>
+      </w:r>
+    </w:p>
+    <w:p>
+      <w:pPr>
+        <w:pStyle w:val="EntryGap"/>
+        <w:spacing w:after="0"/>
+      </w:pPr>
+    </w:p>
+    <w:p>
+      <w:pPr>
+        <w:keepNext/>
+        <w:tabs>
+          <w:tab w:val="right" w:pos="10512"/>
+        </w:tabs>
+        <w:spacing w:after="0"/>
+      </w:pPr>
+      <w:r>
+        <w:rPr>
+          <w:b/>
+          <w:bCs/>
+        </w:rPr>
+        <w:t xml:space="preserve">Postdoctoral Research Fellow</w:t>
+      </w:r>
+      <w:r>
+        <w:tab/>
+      </w:r>
+      <w:r>
+        <w:t xml:space="preserve">Oct 2018 – Nov 2020</w:t>
+      </w:r>
+    </w:p>
+    <w:p>
+      <w:pPr>
+        <w:keepNext/>
+        <w:tabs>
+          <w:tab w:val="right" w:pos="10512"/>
+        </w:tabs>
+        <w:spacing w:after="0"/>
+      </w:pPr>
+      <w:r>
+        <w:rPr>
+          <w:i/>
+          <w:iCs/>
+        </w:rPr>
+        <w:t xml:space="preserve">Purdue University</w:t>
+      </w:r>
+      <w:r>
+        <w:tab/>
+      </w:r>
+      <w:r>
+        <w:t xml:space="preserve">West Lafayette, IN</w:t>
+      </w:r>
+    </w:p>
+    <w:p>
+      <w:pPr>
+        <w:keepNext/>
+        <w:spacing w:after="20"/>
+      </w:pPr>
+      <w:r>
+        <w:t xml:space="preserve">Radiative-transfer modeling of relativistic jets (blazars and gamma-ray burst afterglows).</w:t>
       </w:r>
     </w:p>
     <w:p>
@@ -820,7 +820,7 @@
         <w:spacing w:after="10"/>
       </w:pPr>
       <w:r>
-        <w:t xml:space="preserve">Paramo has been adopted by other research groups, including in Combi &amp; Siegel (2023).</w:t>
+        <w:t xml:space="preserve">Architected Paramo, an open-source Fortran 95 library that solves the Fokker–Planck equation coupled to radiative transfer; parallelized and optimized it with OpenMP.</w:t>
       </w:r>
     </w:p>
     <w:p>
@@ -833,7 +833,7 @@
         <w:spacing w:after="10"/>
       </w:pPr>
       <w:r>
-        <w:t xml:space="preserve">Co-I on two NASA Fermi Guest Investigator proposals; one was funded ($68K) and supported the finding that blazar jets are launched with similar energy per baryon, independently of their power [5].</w:t>
+        <w:t xml:space="preserve">Paramo has been adopted by other research groups, including in Combi &amp; Siegel (2023).</w:t>
       </w:r>
     </w:p>
     <w:p>
@@ -846,7 +846,7 @@
         <w:spacing w:after="10"/>
       </w:pPr>
       <w:r>
-        <w:t xml:space="preserve">Added numerical-integration and OpenMP features to Paramo and built Python tools to compute energy losses and spectra of high-energy particles in gamma-ray burst afterglows [4].</w:t>
+        <w:t xml:space="preserve">Co-I on two NASA Fermi Guest Investigator proposals; one was funded ($68K) and supported the finding that blazar jets are launched with similar energy per baryon, independently of their power [5].</w:t>
       </w:r>
     </w:p>
     <w:p>
@@ -859,7 +859,7 @@
         <w:spacing w:after="10"/>
       </w:pPr>
       <w:r>
-        <w:t xml:space="preserve">Mentored 3 graduate students (1 M.S., 2 Ph.D.), co-authoring papers with each.</w:t>
+        <w:t xml:space="preserve">Added numerical-integration and OpenMP features to Paramo and built Python tools to compute energy losses and spectra of high-energy particles in gamma-ray burst afterglows [4].</w:t>
       </w:r>
     </w:p>
     <w:p>
@@ -872,57 +872,7 @@
         <w:spacing w:after="10"/>
       </w:pPr>
       <w:r>
-        <w:t xml:space="preserve">Wrote Python scripts for statistical modeling of the COVID-19 outbreak in Mexico with a multidisciplinary group, and co-wrote Spanish-language infographics and blog posts against misinformation.</w:t>
-      </w:r>
-    </w:p>
-    <w:p>
-      <w:pPr>
-        <w:pStyle w:val="EntryGap"/>
-        <w:spacing w:after="0"/>
-      </w:pPr>
-    </w:p>
-    <w:p>
-      <w:pPr>
-        <w:keepNext/>
-        <w:tabs>
-          <w:tab w:val="right" w:pos="10512"/>
-        </w:tabs>
-        <w:spacing w:after="0"/>
-      </w:pPr>
-      <w:r>
-        <w:rPr>
-          <w:b/>
-          <w:bCs/>
-        </w:rPr>
-        <w:t xml:space="preserve">Postdoctoral Research Fellow</w:t>
-      </w:r>
-      <w:r>
-        <w:tab/>
-      </w:r>
-      <w:r>
-        <w:t xml:space="preserve">Jan 2018 – Sep 2018</w:t>
-      </w:r>
-    </w:p>
-    <w:p>
-      <w:pPr>
-        <w:keepNext/>
-        <w:tabs>
-          <w:tab w:val="right" w:pos="10512"/>
-        </w:tabs>
-        <w:spacing w:after="0"/>
-      </w:pPr>
-      <w:r>
-        <w:rPr>
-          <w:i/>
-          <w:iCs/>
-        </w:rPr>
-        <w:t xml:space="preserve">Universidad Michoacana de San Nicolás de Hidalgo</w:t>
-      </w:r>
-      <w:r>
-        <w:tab/>
-      </w:r>
-      <w:r>
-        <w:t xml:space="preserve">Morelia, Mexico</w:t>
+        <w:t xml:space="preserve">Mentored 3 graduate students (1 M.S., 2 Ph.D.), co-authoring papers with each.</w:t>
       </w:r>
     </w:p>
     <w:p>
@@ -935,7 +885,57 @@
         <w:spacing w:after="10"/>
       </w:pPr>
       <w:r>
-        <w:t xml:space="preserve">Built a Python pipeline that turned GRTrans black-hole simulation images into training data for an SVM classifier of black-hole spin (grayscale conversion, intensity normalization, spatial feature extraction).</w:t>
+        <w:t xml:space="preserve">Wrote Python scripts for statistical modeling of the COVID-19 outbreak in Mexico with a multidisciplinary group, and co-wrote Spanish-language infographics and blog posts against misinformation.</w:t>
+      </w:r>
+    </w:p>
+    <w:p>
+      <w:pPr>
+        <w:pStyle w:val="EntryGap"/>
+        <w:spacing w:after="0"/>
+      </w:pPr>
+    </w:p>
+    <w:p>
+      <w:pPr>
+        <w:keepNext/>
+        <w:tabs>
+          <w:tab w:val="right" w:pos="10512"/>
+        </w:tabs>
+        <w:spacing w:after="0"/>
+      </w:pPr>
+      <w:r>
+        <w:rPr>
+          <w:b/>
+          <w:bCs/>
+        </w:rPr>
+        <w:t xml:space="preserve">Postdoctoral Research Fellow</w:t>
+      </w:r>
+      <w:r>
+        <w:tab/>
+      </w:r>
+      <w:r>
+        <w:t xml:space="preserve">Jan 2018 – Sep 2018</w:t>
+      </w:r>
+    </w:p>
+    <w:p>
+      <w:pPr>
+        <w:keepNext/>
+        <w:tabs>
+          <w:tab w:val="right" w:pos="10512"/>
+        </w:tabs>
+        <w:spacing w:after="0"/>
+      </w:pPr>
+      <w:r>
+        <w:rPr>
+          <w:i/>
+          <w:iCs/>
+        </w:rPr>
+        <w:t xml:space="preserve">Universidad Michoacana de San Nicolás de Hidalgo</w:t>
+      </w:r>
+      <w:r>
+        <w:tab/>
+      </w:r>
+      <w:r>
+        <w:t xml:space="preserve">Morelia, Mexico</w:t>
       </w:r>
     </w:p>
     <w:p>
@@ -948,7 +948,7 @@
         <w:spacing w:after="10"/>
       </w:pPr>
       <w:r>
-        <w:t xml:space="preserve">Released an open-source Python tool for computing radiative-transfer spectra and light curves in relativistic astrophysics.</w:t>
+        <w:t xml:space="preserve">Built a Python pipeline that turned GRTrans black hole simulation images into training data for an SVM classifier of black hole spin (grayscale conversion, intensity normalization, spatial feature extraction).</w:t>
       </w:r>
     </w:p>
     <w:p>
@@ -961,57 +961,7 @@
         <w:spacing w:after="10"/>
       </w:pPr>
       <w:r>
-        <w:t xml:space="preserve">Organized an HDF5 workshop to train graduate students in high-volume data storage.</w:t>
-      </w:r>
-    </w:p>
-    <w:p>
-      <w:pPr>
-        <w:pStyle w:val="EntryGap"/>
-        <w:spacing w:after="0"/>
-      </w:pPr>
-    </w:p>
-    <w:p>
-      <w:pPr>
-        <w:keepNext/>
-        <w:tabs>
-          <w:tab w:val="right" w:pos="10512"/>
-        </w:tabs>
-        <w:spacing w:after="0"/>
-      </w:pPr>
-      <w:r>
-        <w:rPr>
-          <w:b/>
-          <w:bCs/>
-        </w:rPr>
-        <w:t xml:space="preserve">Graduate Research Assistant</w:t>
-      </w:r>
-      <w:r>
-        <w:tab/>
-      </w:r>
-      <w:r>
-        <w:t xml:space="preserve">Oct 2011 – Jul 2017</w:t>
-      </w:r>
-    </w:p>
-    <w:p>
-      <w:pPr>
-        <w:keepNext/>
-        <w:tabs>
-          <w:tab w:val="right" w:pos="10512"/>
-        </w:tabs>
-        <w:spacing w:after="0"/>
-      </w:pPr>
-      <w:r>
-        <w:rPr>
-          <w:i/>
-          <w:iCs/>
-        </w:rPr>
-        <w:t xml:space="preserve">Universitat de València</w:t>
-      </w:r>
-      <w:r>
-        <w:tab/>
-      </w:r>
-      <w:r>
-        <w:t xml:space="preserve">Valencia, Spain</w:t>
+        <w:t xml:space="preserve">Released an open-source Python tool for computing radiative-transfer spectra and light curves in relativistic astrophysics.</w:t>
       </w:r>
     </w:p>
     <w:p>
@@ -1024,7 +974,57 @@
         <w:spacing w:after="10"/>
       </w:pPr>
       <w:r>
-        <w:t xml:space="preserve">Automated runs of the C-SPEV radiative-transfer code with Shell and Python pipelines: 10–60 simulations per project and tens of GB of HDF5 output, with data-quality checks for downstream analysis.</w:t>
+        <w:t xml:space="preserve">Organized an HDF5 workshop to train graduate students in high-volume data storage.</w:t>
+      </w:r>
+    </w:p>
+    <w:p>
+      <w:pPr>
+        <w:pStyle w:val="EntryGap"/>
+        <w:spacing w:after="0"/>
+      </w:pPr>
+    </w:p>
+    <w:p>
+      <w:pPr>
+        <w:keepNext/>
+        <w:tabs>
+          <w:tab w:val="right" w:pos="10512"/>
+        </w:tabs>
+        <w:spacing w:after="0"/>
+      </w:pPr>
+      <w:r>
+        <w:rPr>
+          <w:b/>
+          <w:bCs/>
+        </w:rPr>
+        <w:t xml:space="preserve">Graduate Research Assistant</w:t>
+      </w:r>
+      <w:r>
+        <w:tab/>
+      </w:r>
+      <w:r>
+        <w:t xml:space="preserve">Oct 2011 – Jul 2017</w:t>
+      </w:r>
+    </w:p>
+    <w:p>
+      <w:pPr>
+        <w:keepNext/>
+        <w:tabs>
+          <w:tab w:val="right" w:pos="10512"/>
+        </w:tabs>
+        <w:spacing w:after="0"/>
+      </w:pPr>
+      <w:r>
+        <w:rPr>
+          <w:i/>
+          <w:iCs/>
+        </w:rPr>
+        <w:t xml:space="preserve">Universitat de València</w:t>
+      </w:r>
+      <w:r>
+        <w:tab/>
+      </w:r>
+      <w:r>
+        <w:t xml:space="preserve">Valencia, Spain</w:t>
       </w:r>
     </w:p>
     <w:p>
@@ -1037,7 +1037,7 @@
         <w:spacing w:after="10"/>
       </w:pPr>
       <w:r>
-        <w:t xml:space="preserve">Analyzed multi-wavelength observations from the NASA Fermi-LAT telescope and the Very Long Baseline Array (VLBA), including cross-matching sources across catalogs by sky coordinates and fitting log-parabola spectra.</w:t>
+        <w:t xml:space="preserve">Studied how magnetization of shocked plasma shapes the radiation spectra of relativistic internal shocks, using the C-SPEV simulation code.</w:t>
       </w:r>
     </w:p>
     <w:p>
@@ -1050,7 +1050,7 @@
         <w:spacing w:after="10"/>
       </w:pPr>
       <w:r>
-        <w:t xml:space="preserve">Fit C-SPEV simulation models to telescope data, identifying spectral and light-curve patterns that quantify the magnetization of plasma in blazars.</w:t>
+        <w:t xml:space="preserve">Automated runs of the C-SPEV radiative-transfer code with Shell and Python pipelines: 10–60 simulations per project and tens of GB of HDF5 output, with data-quality checks for downstream analysis.</w:t>
       </w:r>
     </w:p>
     <w:p>
@@ -1063,7 +1063,7 @@
         <w:spacing w:after="10"/>
       </w:pPr>
       <w:r>
-        <w:t xml:space="preserve">Extended C-SPEV to compute discrete and continuous spectra from particle distributions of arbitrary shape, without affecting simulation runtime.</w:t>
+        <w:t xml:space="preserve">Analyzed multi-wavelength observations from the NASA Fermi-LAT telescope and the Very Long Baseline Array (VLBA), including cross-matching sources across catalogs by sky coordinates and fitting log-parabola spectra.</w:t>
       </w:r>
     </w:p>
     <w:p>
@@ -1076,1403 +1076,8 @@
         <w:spacing w:after="10"/>
       </w:pPr>
       <w:r>
-        <w:t xml:space="preserve">Published 2 first-author papers in MNRAS [2, 3].</w:t>
-      </w:r>
-    </w:p>
-    <w:p>
-      <w:pPr>
-        <w:pStyle w:val="EntryGap"/>
-        <w:spacing w:after="0"/>
-      </w:pPr>
-    </w:p>
-    <w:p>
-      <w:pPr>
-        <w:pStyle w:val="Heading1"/>
-      </w:pPr>
-      <w:r>
-        <w:t xml:space="preserve">Education</w:t>
-      </w:r>
-    </w:p>
-    <w:p>
-      <w:pPr>
-        <w:keepNext/>
-        <w:tabs>
-          <w:tab w:val="right" w:pos="10512"/>
-        </w:tabs>
-        <w:spacing w:after="0"/>
-      </w:pPr>
-      <w:r>
-        <w:rPr>
-          <w:b/>
-          <w:bCs/>
-        </w:rPr>
-        <w:t xml:space="preserve">Ph.D. in Physics</w:t>
-      </w:r>
-      <w:r>
-        <w:tab/>
-      </w:r>
-      <w:r>
-        <w:t xml:space="preserve">Oct 2011 – Jul 2017</w:t>
-      </w:r>
-    </w:p>
-    <w:p>
-      <w:pPr>
-        <w:keepNext/>
-        <w:tabs>
-          <w:tab w:val="right" w:pos="10512"/>
-        </w:tabs>
-        <w:spacing w:after="0"/>
-      </w:pPr>
-      <w:r>
-        <w:rPr>
-          <w:i/>
-          <w:iCs/>
-        </w:rPr>
-        <w:t xml:space="preserve">Universitat de València</w:t>
-      </w:r>
-      <w:r>
-        <w:tab/>
-      </w:r>
-      <w:r>
-        <w:t xml:space="preserve">Valencia, Spain</w:t>
-      </w:r>
-    </w:p>
-    <w:p>
-      <w:pPr>
-        <w:spacing w:after="0"/>
-      </w:pPr>
-      <w:r>
-        <w:t xml:space="preserve">Excellent </w:t>
-      </w:r>
-      <w:r>
-        <w:rPr>
-          <w:i/>
-          <w:iCs/>
-        </w:rPr>
-        <w:t xml:space="preserve">cum laude</w:t>
-      </w:r>
-    </w:p>
-    <w:p>
-      <w:pPr>
-        <w:spacing w:after="0"/>
-      </w:pPr>
-      <w:r>
-        <w:t xml:space="preserve">Advisors: Prof. Miguel A. Aloy and Dr. Petar Mimica</w:t>
-      </w:r>
-    </w:p>
-    <w:p>
-      <w:pPr>
-        <w:spacing w:after="0"/>
-      </w:pPr>
-      <w:r>
-        <w:t xml:space="preserve">Thesis: </w:t>
-      </w:r>
-      <w:hyperlink w:history="1" r:id="rIdjf3kmiesiqnl3nbage7cd">
-        <w:r>
-          <w:t xml:space="preserve">Numerical treatment of radiation processes in the internal shocks of magnetized relativistic outflows</w:t>
-        </w:r>
-      </w:hyperlink>
-    </w:p>
-    <w:p>
-      <w:pPr>
-        <w:pStyle w:val="EntryGap"/>
-        <w:spacing w:after="0"/>
-      </w:pPr>
-    </w:p>
-    <w:p>
-      <w:pPr>
-        <w:keepNext/>
-        <w:tabs>
-          <w:tab w:val="right" w:pos="10512"/>
-        </w:tabs>
-        <w:spacing w:after="0"/>
-      </w:pPr>
-      <w:r>
-        <w:rPr>
-          <w:b/>
-          <w:bCs/>
-        </w:rPr>
-        <w:t xml:space="preserve">M.Sc. in Physics</w:t>
-      </w:r>
-      <w:r>
-        <w:tab/>
-      </w:r>
-      <w:r>
-        <w:t xml:space="preserve">Aug 2009 – Sep 2011</w:t>
-      </w:r>
-    </w:p>
-    <w:p>
-      <w:pPr>
-        <w:keepNext/>
-        <w:tabs>
-          <w:tab w:val="right" w:pos="10512"/>
-        </w:tabs>
-        <w:spacing w:after="0"/>
-      </w:pPr>
-      <w:r>
-        <w:rPr>
-          <w:i/>
-          <w:iCs/>
-        </w:rPr>
-        <w:t xml:space="preserve">Universidad Michoacana de San Nicolás de Hidalgo</w:t>
-      </w:r>
-      <w:r>
-        <w:tab/>
-      </w:r>
-      <w:r>
-        <w:t xml:space="preserve">Morelia, Mexico</w:t>
-      </w:r>
-    </w:p>
-    <w:p>
-      <w:pPr>
-        <w:spacing w:after="0"/>
-      </w:pPr>
-      <w:r>
-        <w:t xml:space="preserve">Advisor: Prof. José A. Cervera</w:t>
-      </w:r>
-    </w:p>
-    <w:p>
-      <w:pPr>
-        <w:spacing w:after="0"/>
-      </w:pPr>
-      <w:r>
-        <w:t xml:space="preserve">Thesis: </w:t>
-      </w:r>
-      <w:r>
-        <w:rPr>
-          <w:i/>
-          <w:iCs/>
-        </w:rPr>
-        <w:t xml:space="preserve">Study of TOV stars with the SPH method</w:t>
-      </w:r>
-    </w:p>
-    <w:p>
-      <w:pPr>
-        <w:pStyle w:val="EntryGap"/>
-        <w:spacing w:after="0"/>
-      </w:pPr>
-    </w:p>
-    <w:p>
-      <w:pPr>
-        <w:keepNext/>
-        <w:tabs>
-          <w:tab w:val="right" w:pos="10512"/>
-        </w:tabs>
-        <w:spacing w:after="0"/>
-      </w:pPr>
-      <w:r>
-        <w:rPr>
-          <w:b/>
-          <w:bCs/>
-        </w:rPr>
-        <w:t xml:space="preserve">B.Sc. in Physics</w:t>
-      </w:r>
-      <w:r>
-        <w:tab/>
-      </w:r>
-      <w:r>
-        <w:t xml:space="preserve">Aug 2004 – Dec 2008</w:t>
-      </w:r>
-    </w:p>
-    <w:p>
-      <w:pPr>
-        <w:keepNext/>
-        <w:tabs>
-          <w:tab w:val="right" w:pos="10512"/>
-        </w:tabs>
-        <w:spacing w:after="0"/>
-      </w:pPr>
-      <w:r>
-        <w:rPr>
-          <w:i/>
-          <w:iCs/>
-        </w:rPr>
-        <w:t xml:space="preserve">Universidad Autónoma del Estado de México</w:t>
-      </w:r>
-      <w:r>
-        <w:tab/>
-      </w:r>
-      <w:r>
-        <w:t xml:space="preserve">Toluca, Mexico</w:t>
-      </w:r>
-    </w:p>
-    <w:p>
-      <w:pPr>
-        <w:spacing w:after="0"/>
-      </w:pPr>
-      <w:r>
-        <w:t xml:space="preserve">Advisor: Prof. Francisco S. Guzmán</w:t>
-      </w:r>
-    </w:p>
-    <w:p>
-      <w:pPr>
-        <w:spacing w:after="0"/>
-      </w:pPr>
-      <w:r>
-        <w:t xml:space="preserve">Thesis: </w:t>
-      </w:r>
-      <w:r>
-        <w:rPr>
-          <w:i/>
-          <w:iCs/>
-        </w:rPr>
-        <w:t xml:space="preserve">Numerical solution of null geodesics for the generation of gravitational lenses produced by spherically-symmetric and static spacetimes</w:t>
-      </w:r>
-    </w:p>
-    <w:p>
-      <w:pPr>
-        <w:spacing w:after="0"/>
-      </w:pPr>
-      <w:r>
-        <w:t xml:space="preserve">Lic. Juan Josafat Pichardo Cruz Award</w:t>
-      </w:r>
-    </w:p>
-    <w:p>
-      <w:pPr>
-        <w:pStyle w:val="EntryGap"/>
-        <w:spacing w:after="0"/>
-      </w:pPr>
-    </w:p>
-    <w:p>
-      <w:pPr>
-        <w:pStyle w:val="Heading1"/>
-      </w:pPr>
-      <w:r>
-        <w:t xml:space="preserve">Publications</w:t>
-      </w:r>
-    </w:p>
-    <w:p>
-      <w:pPr>
-        <w:pStyle w:val="Heading2"/>
-      </w:pPr>
-      <w:r>
-        <w:t xml:space="preserve">Articles (9 published, 3 first-author; 3 in preparation)</w:t>
-      </w:r>
-    </w:p>
-    <w:p>
-      <w:pPr>
-        <w:spacing w:after="20"/>
-        <w:ind w:left="300" w:hanging="300"/>
-      </w:pPr>
-      <w:r>
-        <w:t xml:space="preserve">[12] Winkowski, S., </w:t>
-      </w:r>
-      <w:r>
-        <w:rPr>
-          <w:b/>
-          <w:bCs/>
-        </w:rPr>
-        <w:t xml:space="preserve">Rueda-Becerril, J. M.</w:t>
-      </w:r>
-      <w:r>
-        <w:t xml:space="preserve">, &amp; Willing, C. </w:t>
-      </w:r>
-      <w:r>
-        <w:rPr>
-          <w:i/>
-          <w:iCs/>
-        </w:rPr>
-        <w:t xml:space="preserve">Using Numerical Simulations of Wind on Hilly Terrain to Model Propagule Dispersal</w:t>
-      </w:r>
-      <w:r>
-        <w:t xml:space="preserve">, in prep.</w:t>
-      </w:r>
-    </w:p>
-    <w:p>
-      <w:pPr>
-        <w:spacing w:after="20"/>
-        <w:ind w:left="300" w:hanging="300"/>
-      </w:pPr>
-      <w:r>
-        <w:t xml:space="preserve">[11] Holzman, L., </w:t>
-      </w:r>
-      <w:r>
-        <w:rPr>
-          <w:b/>
-          <w:bCs/>
-        </w:rPr>
-        <w:t xml:space="preserve">Rueda-Becerril, J. M.</w:t>
-      </w:r>
-      <w:r>
-        <w:t xml:space="preserve">, Creamer, C., &amp; Willing, C. </w:t>
-      </w:r>
-      <w:r>
-        <w:rPr>
-          <w:i/>
-          <w:iCs/>
-        </w:rPr>
-        <w:t xml:space="preserve">Random Forest Link Landscape Position to Drought Resilience in Giant Sequoia Forests</w:t>
-      </w:r>
-      <w:r>
-        <w:t xml:space="preserve">, in prep.</w:t>
-      </w:r>
-    </w:p>
-    <w:p>
-      <w:pPr>
-        <w:spacing w:after="20"/>
-        <w:ind w:left="300" w:hanging="300"/>
-      </w:pPr>
-      <w:r>
-        <w:t xml:space="preserve">[10] </w:t>
-      </w:r>
-      <w:r>
-        <w:rPr>
-          <w:b/>
-          <w:bCs/>
-        </w:rPr>
-        <w:t xml:space="preserve">Rueda-Becerril, J. M.</w:t>
-      </w:r>
-      <w:r>
-        <w:t xml:space="preserve">, Winkowski, S., &amp; Willing, C. </w:t>
-      </w:r>
-      <w:r>
-        <w:rPr>
-          <w:i/>
-          <w:iCs/>
-        </w:rPr>
-        <w:t xml:space="preserve">WindsOfChange: A New Toolkit for Modeling Spore Dispersal in Hilly Terrains</w:t>
-      </w:r>
-      <w:r>
-        <w:t xml:space="preserve">, in prep.</w:t>
-      </w:r>
-    </w:p>
-    <w:p>
-      <w:pPr>
-        <w:spacing w:after="20"/>
-        <w:ind w:left="300" w:hanging="300"/>
-      </w:pPr>
-      <w:r>
-        <w:t xml:space="preserve">[9] Davis, Z., </w:t>
-      </w:r>
-      <w:r>
-        <w:rPr>
-          <w:b/>
-          <w:bCs/>
-        </w:rPr>
-        <w:t xml:space="preserve">Rueda-Becerril, J. M.</w:t>
-      </w:r>
-      <w:r>
-        <w:t xml:space="preserve">, &amp; Giannios, D. </w:t>
-      </w:r>
-      <w:r>
-        <w:rPr>
-          <w:i/>
-          <w:iCs/>
-        </w:rPr>
-        <w:t xml:space="preserve">Tleco: A Toolkit for Modeling Radiative Signatures from Relativistic Outflows</w:t>
-      </w:r>
-      <w:r>
-        <w:t xml:space="preserve">, </w:t>
-      </w:r>
-      <w:hyperlink w:history="1" r:id="rId2oy3hulrup1ztsvoqij6r">
-        <w:r>
-          <w:t xml:space="preserve">ApJ 976, 182 (2024)</w:t>
-        </w:r>
-      </w:hyperlink>
-      <w:r>
-        <w:t xml:space="preserve">, </w:t>
-      </w:r>
-      <w:hyperlink w:history="1" r:id="rIdtj0-i790fffyjay4umkq6">
-        <w:r>
-          <w:t xml:space="preserve">arXiv:2405.17581</w:t>
-        </w:r>
-      </w:hyperlink>
-      <w:r>
-        <w:t xml:space="preserve">.</w:t>
-      </w:r>
-    </w:p>
-    <w:p>
-      <w:pPr>
-        <w:spacing w:after="20"/>
-        <w:ind w:left="300" w:hanging="300"/>
-      </w:pPr>
-      <w:r>
-        <w:t xml:space="preserve">[8] Davis, Z., </w:t>
-      </w:r>
-      <w:r>
-        <w:rPr>
-          <w:b/>
-          <w:bCs/>
-        </w:rPr>
-        <w:t xml:space="preserve">Rueda-Becerril, J. M.</w:t>
-      </w:r>
-      <w:r>
-        <w:t xml:space="preserve">, &amp; Giannios, D. </w:t>
-      </w:r>
-      <w:r>
-        <w:rPr>
-          <w:i/>
-          <w:iCs/>
-        </w:rPr>
-        <w:t xml:space="preserve">Balancing Turbulent Heating with Radiative Cooling in Blazars</w:t>
-      </w:r>
-      <w:r>
-        <w:t xml:space="preserve">, </w:t>
-      </w:r>
-      <w:hyperlink w:history="1" r:id="rIdsbnfd27urrspufxxdzgw1">
-        <w:r>
-          <w:t xml:space="preserve">MNRAS 513, 5766–5779 (2022)</w:t>
-        </w:r>
-      </w:hyperlink>
-      <w:r>
-        <w:t xml:space="preserve">, </w:t>
-      </w:r>
-      <w:hyperlink w:history="1" r:id="rIdt_zin-vn_vdcdhnvwwhtn">
-        <w:r>
-          <w:t xml:space="preserve">arXiv:2201.07790</w:t>
-        </w:r>
-      </w:hyperlink>
-      <w:r>
-        <w:t xml:space="preserve">.</w:t>
-      </w:r>
-    </w:p>
-    <w:p>
-      <w:pPr>
-        <w:spacing w:after="20"/>
-        <w:ind w:left="300" w:hanging="300"/>
-      </w:pPr>
-      <w:r>
-        <w:t xml:space="preserve">[7] Lopez-Armengol, F. G., Etienne, Z. B., [...], </w:t>
-      </w:r>
-      <w:r>
-        <w:rPr>
-          <w:b/>
-          <w:bCs/>
-        </w:rPr>
-        <w:t xml:space="preserve">Rueda-Becerril, J. M.</w:t>
-      </w:r>
-      <w:r>
-        <w:t xml:space="preserve">, [...] </w:t>
-      </w:r>
-      <w:r>
-        <w:rPr>
-          <w:i/>
-          <w:iCs/>
-        </w:rPr>
-        <w:t xml:space="preserve">Handing off the outcome of binary neutron star mergers for accurate and long-term postmerger simulations</w:t>
-      </w:r>
-      <w:r>
-        <w:t xml:space="preserve">, </w:t>
-      </w:r>
-      <w:hyperlink w:history="1" r:id="rIdif1b94ge8mzpskuylhq3u">
-        <w:r>
-          <w:t xml:space="preserve">Phys. Rev. D 106, 083015 (2022)</w:t>
-        </w:r>
-      </w:hyperlink>
-      <w:r>
-        <w:t xml:space="preserve">, </w:t>
-      </w:r>
-      <w:hyperlink w:history="1" r:id="rIdclv3gcqe5r8kllofg7szj">
-        <w:r>
-          <w:t xml:space="preserve">arXiv:2112.09817</w:t>
-        </w:r>
-      </w:hyperlink>
-      <w:r>
-        <w:t xml:space="preserve">.</w:t>
-      </w:r>
-    </w:p>
-    <w:p>
-      <w:pPr>
-        <w:spacing w:after="20"/>
-        <w:ind w:left="300" w:hanging="300"/>
-      </w:pPr>
-      <w:r>
-        <w:t xml:space="preserve">[6] Murguia-Berthier, A., Noble, S., [...], </w:t>
-      </w:r>
-      <w:r>
-        <w:rPr>
-          <w:b/>
-          <w:bCs/>
-        </w:rPr>
-        <w:t xml:space="preserve">Rueda-Becerril, J. M.</w:t>
-      </w:r>
-      <w:r>
-        <w:t xml:space="preserve">, [...] </w:t>
-      </w:r>
-      <w:r>
-        <w:rPr>
-          <w:i/>
-          <w:iCs/>
-        </w:rPr>
-        <w:t xml:space="preserve">HARM3D+NUC: A New Method for Simulating the Post-merger Phase of Binary Neutron Star Mergers with GRMHD, Tabulated EOS, and Neutrino Leakage</w:t>
-      </w:r>
-      <w:r>
-        <w:t xml:space="preserve">, </w:t>
-      </w:r>
-      <w:hyperlink w:history="1" r:id="rIdi1ssksqtyq1nzagddlacz">
-        <w:r>
-          <w:t xml:space="preserve">ApJ 919, 95 (2021)</w:t>
-        </w:r>
-      </w:hyperlink>
-      <w:r>
-        <w:t xml:space="preserve">, </w:t>
-      </w:r>
-      <w:hyperlink w:history="1" r:id="rIdnqgselzpcikaop2bah3at">
-        <w:r>
-          <w:t xml:space="preserve">arXiv:2106.05356</w:t>
-        </w:r>
-      </w:hyperlink>
-      <w:r>
-        <w:t xml:space="preserve">.</w:t>
-      </w:r>
-    </w:p>
-    <w:p>
-      <w:pPr>
-        <w:spacing w:after="20"/>
-        <w:ind w:left="300" w:hanging="300"/>
-      </w:pPr>
-      <w:r>
-        <w:t xml:space="preserve">[5] </w:t>
-      </w:r>
-      <w:r>
-        <w:rPr>
-          <w:b/>
-          <w:bCs/>
-        </w:rPr>
-        <w:t xml:space="preserve">Rueda-Becerril, J. M.</w:t>
-      </w:r>
-      <w:r>
-        <w:t xml:space="preserve">, Harrison, A. O., &amp; Giannios, D. </w:t>
-      </w:r>
-      <w:r>
-        <w:rPr>
-          <w:i/>
-          <w:iCs/>
-        </w:rPr>
-        <w:t xml:space="preserve">Blazar jets launched with similar energy per baryon, independently of their power</w:t>
-      </w:r>
-      <w:r>
-        <w:t xml:space="preserve">, </w:t>
-      </w:r>
-      <w:hyperlink w:history="1" r:id="rIdhqh4lfc_i6dwddij7ssrn">
-        <w:r>
-          <w:t xml:space="preserve">MNRAS 501, 4092–4102 (2021)</w:t>
-        </w:r>
-      </w:hyperlink>
-      <w:r>
-        <w:t xml:space="preserve">, </w:t>
-      </w:r>
-      <w:hyperlink w:history="1" r:id="rId0qw5kpyvijetm1ooppnl7">
-        <w:r>
-          <w:t xml:space="preserve">arXiv:2009.02273</w:t>
-        </w:r>
-      </w:hyperlink>
-      <w:r>
-        <w:t xml:space="preserve">.</w:t>
-      </w:r>
-    </w:p>
-    <w:p>
-      <w:pPr>
-        <w:spacing w:after="20"/>
-        <w:ind w:left="300" w:hanging="300"/>
-      </w:pPr>
-      <w:r>
-        <w:t xml:space="preserve">[4] Zhang, H., Christie, I., Petropoulou, M., </w:t>
-      </w:r>
-      <w:r>
-        <w:rPr>
-          <w:b/>
-          <w:bCs/>
-        </w:rPr>
-        <w:t xml:space="preserve">Rueda-Becerril, J. M.</w:t>
-      </w:r>
-      <w:r>
-        <w:t xml:space="preserve">, &amp; Giannios, D. </w:t>
-      </w:r>
-      <w:r>
-        <w:rPr>
-          <w:i/>
-          <w:iCs/>
-        </w:rPr>
-        <w:t xml:space="preserve">Inverse Compton Signatures of Gamma-Ray Burst Afterglows</w:t>
-      </w:r>
-      <w:r>
-        <w:t xml:space="preserve">, </w:t>
-      </w:r>
-      <w:hyperlink w:history="1" r:id="rIdx3qxgexdpbruiv2ybob6a">
-        <w:r>
-          <w:t xml:space="preserve">MNRAS 496, 974–986 (2020)</w:t>
-        </w:r>
-      </w:hyperlink>
-      <w:r>
-        <w:t xml:space="preserve">, </w:t>
-      </w:r>
-      <w:hyperlink w:history="1" r:id="rIdo0uaxbra9n5pfkjs4mp55">
-        <w:r>
-          <w:t xml:space="preserve">arXiv:1910.14049</w:t>
-        </w:r>
-      </w:hyperlink>
-      <w:r>
-        <w:t xml:space="preserve">.</w:t>
-      </w:r>
-    </w:p>
-    <w:p>
-      <w:pPr>
-        <w:spacing w:after="20"/>
-        <w:ind w:left="300" w:hanging="300"/>
-      </w:pPr>
-      <w:r>
-        <w:t xml:space="preserve">[3] </w:t>
-      </w:r>
-      <w:r>
-        <w:rPr>
-          <w:b/>
-          <w:bCs/>
-        </w:rPr>
-        <w:t xml:space="preserve">Rueda-Becerril, J. M.</w:t>
-      </w:r>
-      <w:r>
-        <w:t xml:space="preserve">, Mimica, P., &amp; Aloy, M. A. </w:t>
-      </w:r>
-      <w:r>
-        <w:rPr>
-          <w:i/>
-          <w:iCs/>
-        </w:rPr>
-        <w:t xml:space="preserve">On the influence of a hybrid thermal–non-thermal distribution in the internal shocks model for blazars</w:t>
-      </w:r>
-      <w:r>
-        <w:t xml:space="preserve">, </w:t>
-      </w:r>
-      <w:hyperlink w:history="1" r:id="rIdpk0ujhktckb92h4hgzy3o">
-        <w:r>
-          <w:t xml:space="preserve">MNRAS 468, 1169–1182 (2017)</w:t>
-        </w:r>
-      </w:hyperlink>
-      <w:r>
-        <w:t xml:space="preserve">, </w:t>
-      </w:r>
-      <w:hyperlink w:history="1" r:id="rIda-b114zi6ghk3msp7aq5a">
-        <w:r>
-          <w:t xml:space="preserve">arXiv:1612.06383</w:t>
-        </w:r>
-      </w:hyperlink>
-      <w:r>
-        <w:t xml:space="preserve">.</w:t>
-      </w:r>
-    </w:p>
-    <w:p>
-      <w:pPr>
-        <w:spacing w:after="20"/>
-        <w:ind w:left="300" w:hanging="300"/>
-      </w:pPr>
-      <w:r>
-        <w:t xml:space="preserve">[2] </w:t>
-      </w:r>
-      <w:r>
-        <w:rPr>
-          <w:b/>
-          <w:bCs/>
-        </w:rPr>
-        <w:t xml:space="preserve">Rueda-Becerril, J. M.</w:t>
-      </w:r>
-      <w:r>
-        <w:t xml:space="preserve">, Mimica, P., &amp; Aloy, M. A. </w:t>
-      </w:r>
-      <w:r>
-        <w:rPr>
-          <w:i/>
-          <w:iCs/>
-        </w:rPr>
-        <w:t xml:space="preserve">The influence of the magnetic field on the spectral properties of blazars</w:t>
-      </w:r>
-      <w:r>
-        <w:t xml:space="preserve">, </w:t>
-      </w:r>
-      <w:hyperlink w:history="1" r:id="rId3fc7webnxra1zwkkt9vw1">
-        <w:r>
-          <w:t xml:space="preserve">MNRAS 438, 1856–1869 (2014)</w:t>
-        </w:r>
-      </w:hyperlink>
-      <w:r>
-        <w:t xml:space="preserve">, </w:t>
-      </w:r>
-      <w:hyperlink w:history="1" r:id="rIdakvku_mrjycynqh_gqkid">
-        <w:r>
-          <w:t xml:space="preserve">arXiv:1310.5441</w:t>
-        </w:r>
-      </w:hyperlink>
-      <w:r>
-        <w:t xml:space="preserve">.</w:t>
-      </w:r>
-    </w:p>
-    <w:p>
-      <w:pPr>
-        <w:spacing w:after="20"/>
-        <w:ind w:left="300" w:hanging="300"/>
-      </w:pPr>
-      <w:r>
-        <w:t xml:space="preserve">[1] Guzmán, F. S., &amp; </w:t>
-      </w:r>
-      <w:r>
-        <w:rPr>
-          <w:b/>
-          <w:bCs/>
-        </w:rPr>
-        <w:t xml:space="preserve">Rueda-Becerril, J. M.</w:t>
-      </w:r>
-      <w:r>
-        <w:t xml:space="preserve"> </w:t>
-      </w:r>
-      <w:r>
-        <w:rPr>
-          <w:i/>
-          <w:iCs/>
-        </w:rPr>
-        <w:t xml:space="preserve">Spherical boson stars as black hole mimickers</w:t>
-      </w:r>
-      <w:r>
-        <w:t xml:space="preserve">, </w:t>
-      </w:r>
-      <w:hyperlink w:history="1" r:id="rIdt1uq6mo5d9bji1mpmggqw">
-        <w:r>
-          <w:t xml:space="preserve">Phys. Rev. D 80, 084023 (2009)</w:t>
-        </w:r>
-      </w:hyperlink>
-      <w:r>
-        <w:t xml:space="preserve">, </w:t>
-      </w:r>
-      <w:hyperlink w:history="1" r:id="rIdh3kbvwnhrmakkefjum_mi">
-        <w:r>
-          <w:t xml:space="preserve">arXiv:1009.1250</w:t>
-        </w:r>
-      </w:hyperlink>
-      <w:r>
-        <w:t xml:space="preserve">.</w:t>
-      </w:r>
-    </w:p>
-    <w:p>
-      <w:pPr>
-        <w:pStyle w:val="Heading2"/>
-      </w:pPr>
-      <w:r>
-        <w:t xml:space="preserve">Conference Proceedings</w:t>
-      </w:r>
-    </w:p>
-    <w:p>
-      <w:pPr>
-        <w:spacing w:after="20"/>
-        <w:ind w:left="300" w:hanging="300"/>
-      </w:pPr>
-      <w:r>
-        <w:t xml:space="preserve">[P5] </w:t>
-      </w:r>
-      <w:r>
-        <w:rPr>
-          <w:b/>
-          <w:bCs/>
-        </w:rPr>
-        <w:t xml:space="preserve">Rueda-Becerril, J. M.</w:t>
-      </w:r>
-      <w:r>
-        <w:t xml:space="preserve"> </w:t>
-      </w:r>
-      <w:r>
-        <w:rPr>
-          <w:i/>
-          <w:iCs/>
-        </w:rPr>
-        <w:t xml:space="preserve">A numerical approach for radiative cooling in relativistic outflows</w:t>
-      </w:r>
-      <w:r>
-        <w:t xml:space="preserve">, </w:t>
-      </w:r>
-      <w:hyperlink w:history="1" r:id="rIdhnqwizn50__e9xp92b-u9">
-        <w:r>
-          <w:t xml:space="preserve">Astron. Nachr. 342, 277–282 (2021)</w:t>
-        </w:r>
-      </w:hyperlink>
-      <w:r>
-        <w:t xml:space="preserve">, 9th International Workshop on Astronomy and Relativistic Astrophysics, </w:t>
-      </w:r>
-      <w:hyperlink w:history="1" r:id="rIdx26a6kz_gnjgx40mns2k9">
-        <w:r>
-          <w:t xml:space="preserve">arXiv:2011.13797</w:t>
-        </w:r>
-      </w:hyperlink>
-      <w:r>
-        <w:t xml:space="preserve">.</w:t>
-      </w:r>
-    </w:p>
-    <w:p>
-      <w:pPr>
-        <w:spacing w:after="20"/>
-        <w:ind w:left="300" w:hanging="300"/>
-      </w:pPr>
-      <w:r>
-        <w:t xml:space="preserve">[P4] </w:t>
-      </w:r>
-      <w:r>
-        <w:rPr>
-          <w:b/>
-          <w:bCs/>
-        </w:rPr>
-        <w:t xml:space="preserve">Rueda-Becerril, J. M.</w:t>
-      </w:r>
-      <w:r>
-        <w:t xml:space="preserve">, Harrison, A. O., &amp; Giannios, D. </w:t>
-      </w:r>
-      <w:r>
-        <w:rPr>
-          <w:i/>
-          <w:iCs/>
-        </w:rPr>
-        <w:t xml:space="preserve">The blazar sequence revised</w:t>
-      </w:r>
-      <w:r>
-        <w:t xml:space="preserve">, </w:t>
-      </w:r>
-      <w:hyperlink w:history="1" r:id="rIda2lphcb9rorkbquo0hne9">
-        <w:r>
-          <w:t xml:space="preserve">Astron. Nachr. 342, 147–152 (2021)</w:t>
-        </w:r>
-      </w:hyperlink>
-      <w:r>
-        <w:t xml:space="preserve">, 9th International Workshop on Astronomy and Relativistic Astrophysics, </w:t>
-      </w:r>
-      <w:hyperlink w:history="1" r:id="rId9bs6ktr8xutqkapmxxet0">
-        <w:r>
-          <w:t xml:space="preserve">arXiv:2011.13805</w:t>
-        </w:r>
-      </w:hyperlink>
-      <w:r>
-        <w:t xml:space="preserve">.</w:t>
-      </w:r>
-    </w:p>
-    <w:p>
-      <w:pPr>
-        <w:spacing w:after="20"/>
-        <w:ind w:left="300" w:hanging="300"/>
-      </w:pPr>
-      <w:r>
-        <w:t xml:space="preserve">[P3] </w:t>
-      </w:r>
-      <w:r>
-        <w:rPr>
-          <w:b/>
-          <w:bCs/>
-        </w:rPr>
-        <w:t xml:space="preserve">Rueda-Becerril, J. M.</w:t>
-      </w:r>
-      <w:r>
-        <w:t xml:space="preserve">, Mimica, P., &amp; Aloy, M. A. </w:t>
-      </w:r>
-      <w:r>
-        <w:rPr>
-          <w:i/>
-          <w:iCs/>
-        </w:rPr>
-        <w:t xml:space="preserve">Numerical simulations of the internal shock model in magnetized relativistic jets of blazars</w:t>
-      </w:r>
-      <w:r>
-        <w:t xml:space="preserve">, </w:t>
-      </w:r>
-      <w:hyperlink w:history="1" r:id="rId3cvb5z5hjvficxj9sddes">
-        <w:r>
-          <w:t xml:space="preserve">PoS(SWIFT 10) 233, 159 (2014)</w:t>
-        </w:r>
-      </w:hyperlink>
-      <w:r>
-        <w:t xml:space="preserve">, </w:t>
-      </w:r>
-      <w:hyperlink w:history="1" r:id="rIdoukprhhkptmsa_ejbdkwa">
-        <w:r>
-          <w:t xml:space="preserve">arXiv:1502.07882</w:t>
-        </w:r>
-      </w:hyperlink>
-      <w:r>
-        <w:t xml:space="preserve">.</w:t>
-      </w:r>
-    </w:p>
-    <w:p>
-      <w:pPr>
-        <w:spacing w:after="20"/>
-        <w:ind w:left="300" w:hanging="300"/>
-      </w:pPr>
-      <w:r>
-        <w:t xml:space="preserve">[P2] </w:t>
-      </w:r>
-      <w:r>
-        <w:rPr>
-          <w:b/>
-          <w:bCs/>
-        </w:rPr>
-        <w:t xml:space="preserve">Rueda-Becerril, J. M.</w:t>
-      </w:r>
-      <w:r>
-        <w:t xml:space="preserve">, Mimica, P., Aloy, M. A., &amp; Aloy, C. </w:t>
-      </w:r>
-      <w:r>
-        <w:rPr>
-          <w:i/>
-          <w:iCs/>
-        </w:rPr>
-        <w:t xml:space="preserve">Numerical study of broadband spectra caused by internal shocks in magnetized relativistic jets of blazars</w:t>
-      </w:r>
-      <w:r>
-        <w:t xml:space="preserve">, </w:t>
-      </w:r>
-      <w:hyperlink w:history="1" r:id="rIdjla_7psf7sd_9w9bhexfp">
-        <w:r>
-          <w:t xml:space="preserve">EPJ Web Conf. 61, 02007 (2013)</w:t>
-        </w:r>
-      </w:hyperlink>
-      <w:r>
-        <w:t xml:space="preserve">, </w:t>
-      </w:r>
-      <w:hyperlink w:history="1" r:id="rIdfl4wfpi5kcqcbku4mfzib">
-        <w:r>
-          <w:t xml:space="preserve">arXiv:1309.4612</w:t>
-        </w:r>
-      </w:hyperlink>
-      <w:r>
-        <w:t xml:space="preserve">.</w:t>
-      </w:r>
-    </w:p>
-    <w:p>
-      <w:pPr>
-        <w:spacing w:after="20"/>
-        <w:ind w:left="300" w:hanging="300"/>
-      </w:pPr>
-      <w:r>
-        <w:t xml:space="preserve">[P1] Mimica, P., Aloy, M. A., </w:t>
-      </w:r>
-      <w:r>
-        <w:rPr>
-          <w:b/>
-          <w:bCs/>
-        </w:rPr>
-        <w:t xml:space="preserve">Rueda-Becerril, J. M.</w:t>
-      </w:r>
-      <w:r>
-        <w:t xml:space="preserve">, Tabik, S., &amp; Aloy, C. </w:t>
-      </w:r>
-      <w:r>
-        <w:rPr>
-          <w:i/>
-          <w:iCs/>
-        </w:rPr>
-        <w:t xml:space="preserve">Numerical simulations of dynamics and emission from relativistic astrophysical jets</w:t>
-      </w:r>
-      <w:r>
-        <w:t xml:space="preserve">, </w:t>
-      </w:r>
-      <w:hyperlink w:history="1" r:id="rId9yqqelbjbyiwivphujrmh">
-        <w:r>
-          <w:t xml:space="preserve">J. Phys.: Conf. Ser. 454, 012001 (2013)</w:t>
-        </w:r>
-      </w:hyperlink>
-      <w:r>
-        <w:t xml:space="preserve">, </w:t>
-      </w:r>
-      <w:hyperlink w:history="1" r:id="rIdcxhugmrouqjjcifqoyyd4">
-        <w:r>
-          <w:t xml:space="preserve">arXiv:1211.1794</w:t>
-        </w:r>
-      </w:hyperlink>
-      <w:r>
-        <w:t xml:space="preserve">.</w:t>
-      </w:r>
-    </w:p>
-    <w:p>
-      <w:pPr>
-        <w:pStyle w:val="Heading1"/>
-      </w:pPr>
-      <w:r>
-        <w:t xml:space="preserve">Grants and Fellowships</w:t>
-      </w:r>
-    </w:p>
-    <w:p>
-      <w:pPr>
-        <w:pStyle w:val="Heading2"/>
-      </w:pPr>
-      <w:r>
-        <w:t xml:space="preserve">Research Grants</w:t>
-      </w:r>
-    </w:p>
-    <w:p>
-      <w:pPr>
-        <w:keepNext/>
-        <w:tabs>
-          <w:tab w:val="right" w:pos="10512"/>
-        </w:tabs>
-        <w:spacing w:after="0"/>
-      </w:pPr>
-      <w:r>
-        <w:rPr>
-          <w:b/>
-          <w:bCs/>
-        </w:rPr>
-        <w:t xml:space="preserve">NASA Fermi Guest Investigator Program, Cycle 12</w:t>
-      </w:r>
-      <w:r>
-        <w:tab/>
-      </w:r>
-      <w:r>
-        <w:t xml:space="preserve">2019</w:t>
-      </w:r>
-    </w:p>
-    <w:p>
-      <w:pPr>
-        <w:keepNext/>
-        <w:tabs>
-          <w:tab w:val="right" w:pos="10512"/>
-        </w:tabs>
-        <w:spacing w:after="0"/>
-      </w:pPr>
-      <w:r>
-        <w:rPr>
-          <w:i/>
-          <w:iCs/>
-        </w:rPr>
-        <w:t xml:space="preserve">A simple model to understand the blazar sequence</w:t>
-      </w:r>
-      <w:r>
-        <w:tab/>
-      </w:r>
-      <w:r>
-        <w:t xml:space="preserve">Grant #121077, $68K</w:t>
-      </w:r>
-    </w:p>
-    <w:p>
-      <w:pPr>
-        <w:spacing w:after="0"/>
-      </w:pPr>
-      <w:r>
-        <w:t xml:space="preserve">PI: D. Giannios; Co-I: J. M. Rueda-Becerril</w:t>
-      </w:r>
-    </w:p>
-    <w:p>
-      <w:pPr>
-        <w:pStyle w:val="EntryGap"/>
-        <w:spacing w:after="0"/>
-      </w:pPr>
-    </w:p>
-    <w:p>
-      <w:pPr>
-        <w:pStyle w:val="Heading2"/>
-      </w:pPr>
-      <w:r>
-        <w:t xml:space="preserve">Fellowships</w:t>
-      </w:r>
-    </w:p>
-    <w:p>
-      <w:pPr>
-        <w:keepNext/>
-        <w:tabs>
-          <w:tab w:val="right" w:pos="10512"/>
-        </w:tabs>
-        <w:spacing w:after="0"/>
-      </w:pPr>
-      <w:r>
-        <w:rPr>
-          <w:b/>
-          <w:bCs/>
-        </w:rPr>
-        <w:t xml:space="preserve">International Postdoctoral Fellowship</w:t>
-      </w:r>
-      <w:r>
-        <w:tab/>
-      </w:r>
-      <w:r>
-        <w:t xml:space="preserve">Oct 2018 – Nov 2020</w:t>
-      </w:r>
-    </w:p>
-    <w:p>
-      <w:pPr>
-        <w:keepNext/>
-        <w:tabs>
-          <w:tab w:val="right" w:pos="10512"/>
-        </w:tabs>
-        <w:spacing w:after="0"/>
-      </w:pPr>
-      <w:r>
-        <w:rPr>
-          <w:i/>
-          <w:iCs/>
-        </w:rPr>
-        <w:t xml:space="preserve">National Council of Science and Technology (CONACyT), Mexico</w:t>
-      </w:r>
-    </w:p>
-    <w:p>
-      <w:pPr>
-        <w:pStyle w:val="EntryGap"/>
-        <w:spacing w:after="0"/>
-      </w:pPr>
-    </w:p>
-    <w:p>
-      <w:pPr>
-        <w:keepNext/>
-        <w:tabs>
-          <w:tab w:val="right" w:pos="10512"/>
-        </w:tabs>
-        <w:spacing w:after="0"/>
-      </w:pPr>
-      <w:r>
-        <w:rPr>
-          <w:b/>
-          <w:bCs/>
-        </w:rPr>
-        <w:t xml:space="preserve">Postdoctoral Fellowship</w:t>
-      </w:r>
-      <w:r>
-        <w:tab/>
-      </w:r>
-      <w:r>
-        <w:t xml:space="preserve">Jan 2018 – Sep 2018</w:t>
-      </w:r>
-    </w:p>
-    <w:p>
-      <w:pPr>
-        <w:keepNext/>
-        <w:tabs>
-          <w:tab w:val="right" w:pos="10512"/>
-        </w:tabs>
-        <w:spacing w:after="0"/>
-      </w:pPr>
-      <w:r>
-        <w:rPr>
-          <w:i/>
-          <w:iCs/>
-        </w:rPr>
-        <w:t xml:space="preserve">Secretariat of Public Education, Mexico (Program for the Professional Development of Higher Education Institutions)</w:t>
-      </w:r>
-    </w:p>
-    <w:p>
-      <w:pPr>
-        <w:pStyle w:val="EntryGap"/>
-        <w:spacing w:after="0"/>
-      </w:pPr>
-    </w:p>
-    <w:p>
-      <w:pPr>
-        <w:keepNext/>
-        <w:tabs>
-          <w:tab w:val="right" w:pos="10512"/>
-        </w:tabs>
-        <w:spacing w:after="0"/>
-      </w:pPr>
-      <w:r>
-        <w:rPr>
-          <w:b/>
-          <w:bCs/>
-        </w:rPr>
-        <w:t xml:space="preserve">Study-Abroad Fellowship</w:t>
-      </w:r>
-      <w:r>
-        <w:tab/>
-      </w:r>
-      <w:r>
-        <w:t xml:space="preserve">Sep 2014 – Aug 2016</w:t>
-      </w:r>
-    </w:p>
-    <w:p>
-      <w:pPr>
-        <w:keepNext/>
-        <w:tabs>
-          <w:tab w:val="right" w:pos="10512"/>
-        </w:tabs>
-        <w:spacing w:after="0"/>
-      </w:pPr>
-      <w:r>
-        <w:rPr>
-          <w:i/>
-          <w:iCs/>
-        </w:rPr>
-        <w:t xml:space="preserve">National Council of Science and Technology (CONACyT), Mexico</w:t>
-      </w:r>
-    </w:p>
-    <w:p>
-      <w:pPr>
-        <w:pStyle w:val="EntryGap"/>
-        <w:spacing w:after="0"/>
-      </w:pPr>
-    </w:p>
-    <w:p>
-      <w:pPr>
-        <w:keepNext/>
-        <w:tabs>
-          <w:tab w:val="right" w:pos="10512"/>
-        </w:tabs>
-        <w:spacing w:after="0"/>
-      </w:pPr>
-      <w:r>
-        <w:rPr>
-          <w:b/>
-          <w:bCs/>
-        </w:rPr>
-        <w:t xml:space="preserve">Santiago Grisolía Fellowship</w:t>
-      </w:r>
-      <w:r>
-        <w:tab/>
-      </w:r>
-      <w:r>
-        <w:t xml:space="preserve">Oct 2011 – Jun 2014</w:t>
-      </w:r>
-    </w:p>
-    <w:p>
-      <w:pPr>
-        <w:keepNext/>
-        <w:tabs>
-          <w:tab w:val="right" w:pos="10512"/>
-        </w:tabs>
-        <w:spacing w:after="0"/>
-      </w:pPr>
-      <w:r>
-        <w:rPr>
-          <w:i/>
-          <w:iCs/>
-        </w:rPr>
-        <w:t xml:space="preserve">Council of Education, Research, Culture and Sport, Valencian Community, Spain</w:t>
-      </w:r>
-    </w:p>
-    <w:p>
-      <w:pPr>
-        <w:pStyle w:val="EntryGap"/>
-        <w:spacing w:after="0"/>
-      </w:pPr>
-    </w:p>
-    <w:p>
-      <w:pPr>
-        <w:keepNext/>
-        <w:tabs>
-          <w:tab w:val="right" w:pos="10512"/>
-        </w:tabs>
-        <w:spacing w:after="0"/>
-      </w:pPr>
-      <w:r>
-        <w:rPr>
-          <w:b/>
-          <w:bCs/>
-        </w:rPr>
-        <w:t xml:space="preserve">M.Sc. Fellowship</w:t>
-      </w:r>
-      <w:r>
-        <w:tab/>
-      </w:r>
-      <w:r>
-        <w:t xml:space="preserve">Sep 2009 – Aug 2011</w:t>
-      </w:r>
-    </w:p>
-    <w:p>
-      <w:pPr>
-        <w:keepNext/>
-        <w:tabs>
-          <w:tab w:val="right" w:pos="10512"/>
-        </w:tabs>
-        <w:spacing w:after="0"/>
-      </w:pPr>
-      <w:r>
-        <w:rPr>
-          <w:i/>
-          <w:iCs/>
-        </w:rPr>
-        <w:t xml:space="preserve">CONACyT, at the Institute of Physics and Mathematics, Universidad Michoacana de San Nicolás de Hidalgo</w:t>
-      </w:r>
-    </w:p>
-    <w:p>
-      <w:pPr>
-        <w:pStyle w:val="EntryGap"/>
-        <w:spacing w:after="0"/>
-      </w:pPr>
-    </w:p>
-    <w:p>
-      <w:pPr>
-        <w:keepNext/>
-        <w:tabs>
-          <w:tab w:val="right" w:pos="10512"/>
-        </w:tabs>
-        <w:spacing w:after="0"/>
-      </w:pPr>
-      <w:r>
-        <w:rPr>
-          <w:b/>
-          <w:bCs/>
-        </w:rPr>
-        <w:t xml:space="preserve">Summer Research Fellowship (XVII Summer of Scientific Research)</w:t>
-      </w:r>
-      <w:r>
-        <w:tab/>
-      </w:r>
-      <w:r>
-        <w:t xml:space="preserve">Jun 2007 – Aug 2007</w:t>
-      </w:r>
-    </w:p>
-    <w:p>
-      <w:pPr>
-        <w:keepNext/>
-        <w:tabs>
-          <w:tab w:val="right" w:pos="10512"/>
-        </w:tabs>
-        <w:spacing w:after="0"/>
-      </w:pPr>
-      <w:r>
-        <w:rPr>
-          <w:i/>
-          <w:iCs/>
-        </w:rPr>
-        <w:t xml:space="preserve">Mexican Academy of Sciences</w:t>
-      </w:r>
-    </w:p>
-    <w:p>
-      <w:pPr>
-        <w:pStyle w:val="EntryGap"/>
-        <w:spacing w:after="0"/>
-      </w:pPr>
-    </w:p>
-    <w:p>
-      <w:pPr>
-        <w:pStyle w:val="Heading1"/>
-      </w:pPr>
-      <w:r>
-        <w:t xml:space="preserve">Software and Projects</w:t>
-      </w:r>
-    </w:p>
-    <w:p>
-      <w:pPr>
-        <w:keepNext/>
-        <w:tabs>
-          <w:tab w:val="right" w:pos="10512"/>
-        </w:tabs>
-        <w:spacing w:after="0"/>
-      </w:pPr>
-      <w:r>
-        <w:rPr>
-          <w:b/>
-          <w:bCs/>
-        </w:rPr>
-        <w:t xml:space="preserve">Blazar Population ML</w:t>
-      </w:r>
-      <w:r>
-        <w:tab/>
-      </w:r>
-      <w:r>
-        <w:t xml:space="preserve">Jan 2026 – Present</w:t>
-      </w:r>
-    </w:p>
-    <w:p>
-      <w:pPr>
-        <w:keepNext/>
-        <w:tabs>
-          <w:tab w:val="right" w:pos="10512"/>
-        </w:tabs>
-        <w:spacing w:after="0"/>
-      </w:pPr>
-      <w:r>
-        <w:rPr>
-          <w:i/>
-          <w:iCs/>
-        </w:rPr>
-        <w:t xml:space="preserve">Scientific ML (Python, scikit-learn, PyTorch)</w:t>
-      </w:r>
-      <w:r>
-        <w:tab/>
-      </w:r>
-      <w:hyperlink w:history="1" r:id="rIdc3anddb-cyo9jrc277lbj">
-        <w:r>
-          <w:t xml:space="preserve">github.com/altjerue/ilwikak-ml</w:t>
-        </w:r>
-      </w:hyperlink>
+        <w:t xml:space="preserve">Fit C-SPEV simulation models to telescope data, identifying spectral and light-curve patterns that quantify the magnetization of plasma in blazars.</w:t>
+      </w:r>
     </w:p>
     <w:p>
       <w:pPr>
@@ -2484,7 +1089,7 @@
         <w:spacing w:after="10"/>
       </w:pPr>
       <w:r>
-        <w:t xml:space="preserve">Applying classical ML and Bayesian inference to the Fermi-LAT 4LAC-DR3 catalog (3,407 sources) to recover physical jet parameters from multi-wavelength data.</w:t>
+        <w:t xml:space="preserve">Extended C-SPEV to compute discrete and continuous spectra from particle distributions of arbitrary shape, without affecting simulation runtime.</w:t>
       </w:r>
     </w:p>
     <w:p>
@@ -2497,8 +1102,1380 @@
         <w:spacing w:after="10"/>
       </w:pPr>
       <w:r>
-        <w:t xml:space="preserve">Building a neural network that maps physical jet parameters to observable spectral energy distributions accurately enough to compare with Tleco results.</w:t>
-      </w:r>
+        <w:t xml:space="preserve">Published 2 first-author papers in MNRAS [2, 3].</w:t>
+      </w:r>
+    </w:p>
+    <w:p>
+      <w:pPr>
+        <w:pStyle w:val="EntryGap"/>
+        <w:spacing w:after="0"/>
+      </w:pPr>
+    </w:p>
+    <w:p>
+      <w:pPr>
+        <w:pStyle w:val="Heading1"/>
+      </w:pPr>
+      <w:r>
+        <w:t xml:space="preserve">Education</w:t>
+      </w:r>
+    </w:p>
+    <w:p>
+      <w:pPr>
+        <w:keepNext/>
+        <w:tabs>
+          <w:tab w:val="right" w:pos="10512"/>
+        </w:tabs>
+        <w:spacing w:after="0"/>
+      </w:pPr>
+      <w:r>
+        <w:rPr>
+          <w:b/>
+          <w:bCs/>
+        </w:rPr>
+        <w:t xml:space="preserve">Ph.D. in Physics</w:t>
+      </w:r>
+      <w:r>
+        <w:tab/>
+      </w:r>
+      <w:r>
+        <w:t xml:space="preserve">Oct 2011 – Jul 2017</w:t>
+      </w:r>
+    </w:p>
+    <w:p>
+      <w:pPr>
+        <w:keepNext/>
+        <w:tabs>
+          <w:tab w:val="right" w:pos="10512"/>
+        </w:tabs>
+        <w:spacing w:after="0"/>
+      </w:pPr>
+      <w:r>
+        <w:rPr>
+          <w:i/>
+          <w:iCs/>
+        </w:rPr>
+        <w:t xml:space="preserve">Universitat de València</w:t>
+      </w:r>
+      <w:r>
+        <w:tab/>
+      </w:r>
+      <w:r>
+        <w:t xml:space="preserve">Valencia, Spain</w:t>
+      </w:r>
+    </w:p>
+    <w:p>
+      <w:pPr>
+        <w:spacing w:after="0"/>
+      </w:pPr>
+      <w:r>
+        <w:t xml:space="preserve">Excellent </w:t>
+      </w:r>
+      <w:r>
+        <w:rPr>
+          <w:i/>
+          <w:iCs/>
+        </w:rPr>
+        <w:t xml:space="preserve">cum laude</w:t>
+      </w:r>
+    </w:p>
+    <w:p>
+      <w:pPr>
+        <w:spacing w:after="0"/>
+      </w:pPr>
+      <w:r>
+        <w:t xml:space="preserve">Thesis: </w:t>
+      </w:r>
+      <w:hyperlink w:history="1" r:id="rId6jg71a-8vilri5mytbdl7">
+        <w:r>
+          <w:t xml:space="preserve">Numerical treatment of radiation processes in the internal shocks of magnetized relativistic outflows</w:t>
+        </w:r>
+      </w:hyperlink>
+    </w:p>
+    <w:p>
+      <w:pPr>
+        <w:pStyle w:val="EntryGap"/>
+        <w:spacing w:after="0"/>
+      </w:pPr>
+    </w:p>
+    <w:p>
+      <w:pPr>
+        <w:keepNext/>
+        <w:tabs>
+          <w:tab w:val="right" w:pos="10512"/>
+        </w:tabs>
+        <w:spacing w:after="0"/>
+      </w:pPr>
+      <w:r>
+        <w:rPr>
+          <w:b/>
+          <w:bCs/>
+        </w:rPr>
+        <w:t xml:space="preserve">M.Sc. in Physics</w:t>
+      </w:r>
+      <w:r>
+        <w:tab/>
+      </w:r>
+      <w:r>
+        <w:t xml:space="preserve">Aug 2009 – Sep 2011</w:t>
+      </w:r>
+    </w:p>
+    <w:p>
+      <w:pPr>
+        <w:keepNext/>
+        <w:tabs>
+          <w:tab w:val="right" w:pos="10512"/>
+        </w:tabs>
+        <w:spacing w:after="0"/>
+      </w:pPr>
+      <w:r>
+        <w:rPr>
+          <w:i/>
+          <w:iCs/>
+        </w:rPr>
+        <w:t xml:space="preserve">Universidad Michoacana de San Nicolás de Hidalgo</w:t>
+      </w:r>
+      <w:r>
+        <w:tab/>
+      </w:r>
+      <w:r>
+        <w:t xml:space="preserve">Morelia, Mexico</w:t>
+      </w:r>
+    </w:p>
+    <w:p>
+      <w:pPr>
+        <w:spacing w:after="0"/>
+      </w:pPr>
+      <w:r>
+        <w:t xml:space="preserve">Thesis: Study of TOV stars with the SPH method (wrote an SPH hydrodynamics code to study the stability of relativistic stars).</w:t>
+      </w:r>
+    </w:p>
+    <w:p>
+      <w:pPr>
+        <w:pStyle w:val="EntryGap"/>
+        <w:spacing w:after="0"/>
+      </w:pPr>
+    </w:p>
+    <w:p>
+      <w:pPr>
+        <w:keepNext/>
+        <w:tabs>
+          <w:tab w:val="right" w:pos="10512"/>
+        </w:tabs>
+        <w:spacing w:after="0"/>
+      </w:pPr>
+      <w:r>
+        <w:rPr>
+          <w:b/>
+          <w:bCs/>
+        </w:rPr>
+        <w:t xml:space="preserve">B.Sc. in Physics</w:t>
+      </w:r>
+      <w:r>
+        <w:tab/>
+      </w:r>
+      <w:r>
+        <w:t xml:space="preserve">Aug 2004 – Dec 2008</w:t>
+      </w:r>
+    </w:p>
+    <w:p>
+      <w:pPr>
+        <w:keepNext/>
+        <w:tabs>
+          <w:tab w:val="right" w:pos="10512"/>
+        </w:tabs>
+        <w:spacing w:after="0"/>
+      </w:pPr>
+      <w:r>
+        <w:rPr>
+          <w:i/>
+          <w:iCs/>
+        </w:rPr>
+        <w:t xml:space="preserve">Universidad Autónoma del Estado de México</w:t>
+      </w:r>
+      <w:r>
+        <w:tab/>
+      </w:r>
+      <w:r>
+        <w:t xml:space="preserve">Toluca, Mexico</w:t>
+      </w:r>
+    </w:p>
+    <w:p>
+      <w:pPr>
+        <w:spacing w:after="0"/>
+      </w:pPr>
+      <w:r>
+        <w:t xml:space="preserve">Advisor: Prof. Francisco S. Guzmán</w:t>
+      </w:r>
+    </w:p>
+    <w:p>
+      <w:pPr>
+        <w:spacing w:after="0"/>
+      </w:pPr>
+      <w:r>
+        <w:t xml:space="preserve">Thesis: </w:t>
+      </w:r>
+      <w:r>
+        <w:rPr>
+          <w:i/>
+          <w:iCs/>
+        </w:rPr>
+        <w:t xml:space="preserve">Numerical solution of null geodesics for the generation of gravitational lenses produced by spherically-symmetric and static spacetimes</w:t>
+      </w:r>
+    </w:p>
+    <w:p>
+      <w:pPr>
+        <w:spacing w:after="0"/>
+      </w:pPr>
+      <w:r>
+        <w:t xml:space="preserve">Lic. Juan Josafat Pichardo Cruz Award</w:t>
+      </w:r>
+    </w:p>
+    <w:p>
+      <w:pPr>
+        <w:pStyle w:val="EntryGap"/>
+        <w:spacing w:after="0"/>
+      </w:pPr>
+    </w:p>
+    <w:p>
+      <w:pPr>
+        <w:pStyle w:val="Heading1"/>
+      </w:pPr>
+      <w:r>
+        <w:t xml:space="preserve">Publications</w:t>
+      </w:r>
+    </w:p>
+    <w:p>
+      <w:pPr>
+        <w:pStyle w:val="Heading2"/>
+      </w:pPr>
+      <w:r>
+        <w:t xml:space="preserve">Articles (9 published, 3 first-author; 3 in preparation)</w:t>
+      </w:r>
+    </w:p>
+    <w:p>
+      <w:pPr>
+        <w:spacing w:after="20"/>
+        <w:ind w:left="300" w:hanging="300"/>
+      </w:pPr>
+      <w:r>
+        <w:t xml:space="preserve">[12] Winkowski, S., </w:t>
+      </w:r>
+      <w:r>
+        <w:rPr>
+          <w:b/>
+          <w:bCs/>
+        </w:rPr>
+        <w:t xml:space="preserve">Rueda-Becerril, J. M.</w:t>
+      </w:r>
+      <w:r>
+        <w:t xml:space="preserve">, &amp; Willing, C. </w:t>
+      </w:r>
+      <w:r>
+        <w:rPr>
+          <w:i/>
+          <w:iCs/>
+        </w:rPr>
+        <w:t xml:space="preserve">Using Numerical Simulations of Wind on Hilly Terrain to Model Propagule Dispersal</w:t>
+      </w:r>
+      <w:r>
+        <w:t xml:space="preserve">, in prep.</w:t>
+      </w:r>
+    </w:p>
+    <w:p>
+      <w:pPr>
+        <w:spacing w:after="20"/>
+        <w:ind w:left="300" w:hanging="300"/>
+      </w:pPr>
+      <w:r>
+        <w:t xml:space="preserve">[11] Holzman, L., </w:t>
+      </w:r>
+      <w:r>
+        <w:rPr>
+          <w:b/>
+          <w:bCs/>
+        </w:rPr>
+        <w:t xml:space="preserve">Rueda-Becerril, J. M.</w:t>
+      </w:r>
+      <w:r>
+        <w:t xml:space="preserve">, Creamer, C., &amp; Willing, C. </w:t>
+      </w:r>
+      <w:r>
+        <w:rPr>
+          <w:i/>
+          <w:iCs/>
+        </w:rPr>
+        <w:t xml:space="preserve">Random Forest Link Landscape Position to Drought Resilience in Giant Sequoia Forests</w:t>
+      </w:r>
+      <w:r>
+        <w:t xml:space="preserve">, in prep.</w:t>
+      </w:r>
+    </w:p>
+    <w:p>
+      <w:pPr>
+        <w:spacing w:after="20"/>
+        <w:ind w:left="300" w:hanging="300"/>
+      </w:pPr>
+      <w:r>
+        <w:t xml:space="preserve">[10] </w:t>
+      </w:r>
+      <w:r>
+        <w:rPr>
+          <w:b/>
+          <w:bCs/>
+        </w:rPr>
+        <w:t xml:space="preserve">Rueda-Becerril, J. M.</w:t>
+      </w:r>
+      <w:r>
+        <w:t xml:space="preserve">, Winkowski, S., &amp; Willing, C. </w:t>
+      </w:r>
+      <w:r>
+        <w:rPr>
+          <w:i/>
+          <w:iCs/>
+        </w:rPr>
+        <w:t xml:space="preserve">WindsOfChange: A New Toolkit for Modeling Spore Dispersal in Hilly Terrains</w:t>
+      </w:r>
+      <w:r>
+        <w:t xml:space="preserve">, in prep.</w:t>
+      </w:r>
+    </w:p>
+    <w:p>
+      <w:pPr>
+        <w:spacing w:after="20"/>
+        <w:ind w:left="300" w:hanging="300"/>
+      </w:pPr>
+      <w:r>
+        <w:t xml:space="preserve">[9] Davis, Z., </w:t>
+      </w:r>
+      <w:r>
+        <w:rPr>
+          <w:b/>
+          <w:bCs/>
+        </w:rPr>
+        <w:t xml:space="preserve">Rueda-Becerril, J. M.</w:t>
+      </w:r>
+      <w:r>
+        <w:t xml:space="preserve">, &amp; Giannios, D. </w:t>
+      </w:r>
+      <w:r>
+        <w:rPr>
+          <w:i/>
+          <w:iCs/>
+        </w:rPr>
+        <w:t xml:space="preserve">Tleco: A Toolkit for Modeling Radiative Signatures from Relativistic Outflows</w:t>
+      </w:r>
+      <w:r>
+        <w:t xml:space="preserve">, </w:t>
+      </w:r>
+      <w:hyperlink w:history="1" r:id="rIdxy1-vg4i9hfvkn8wkzhsa">
+        <w:r>
+          <w:t xml:space="preserve">ApJ 976, 182 (2024)</w:t>
+        </w:r>
+      </w:hyperlink>
+      <w:r>
+        <w:t xml:space="preserve">, </w:t>
+      </w:r>
+      <w:hyperlink w:history="1" r:id="rIdy1lccsr2bdh6zjklynhqf">
+        <w:r>
+          <w:t xml:space="preserve">arXiv:2405.17581</w:t>
+        </w:r>
+      </w:hyperlink>
+      <w:r>
+        <w:t xml:space="preserve">.</w:t>
+      </w:r>
+    </w:p>
+    <w:p>
+      <w:pPr>
+        <w:spacing w:after="20"/>
+        <w:ind w:left="300" w:hanging="300"/>
+      </w:pPr>
+      <w:r>
+        <w:t xml:space="preserve">[8] Davis, Z., </w:t>
+      </w:r>
+      <w:r>
+        <w:rPr>
+          <w:b/>
+          <w:bCs/>
+        </w:rPr>
+        <w:t xml:space="preserve">Rueda-Becerril, J. M.</w:t>
+      </w:r>
+      <w:r>
+        <w:t xml:space="preserve">, &amp; Giannios, D. </w:t>
+      </w:r>
+      <w:r>
+        <w:rPr>
+          <w:i/>
+          <w:iCs/>
+        </w:rPr>
+        <w:t xml:space="preserve">Balancing Turbulent Heating with Radiative Cooling in Blazars</w:t>
+      </w:r>
+      <w:r>
+        <w:t xml:space="preserve">, </w:t>
+      </w:r>
+      <w:hyperlink w:history="1" r:id="rIdnvb94ognixshnnjzsv8p6">
+        <w:r>
+          <w:t xml:space="preserve">MNRAS 513, 5766–5779 (2022)</w:t>
+        </w:r>
+      </w:hyperlink>
+      <w:r>
+        <w:t xml:space="preserve">, </w:t>
+      </w:r>
+      <w:hyperlink w:history="1" r:id="rId58bub07zue9nkn8azc1qh">
+        <w:r>
+          <w:t xml:space="preserve">arXiv:2201.07790</w:t>
+        </w:r>
+      </w:hyperlink>
+      <w:r>
+        <w:t xml:space="preserve">.</w:t>
+      </w:r>
+    </w:p>
+    <w:p>
+      <w:pPr>
+        <w:spacing w:after="20"/>
+        <w:ind w:left="300" w:hanging="300"/>
+      </w:pPr>
+      <w:r>
+        <w:t xml:space="preserve">[7] Lopez-Armengol, F. G., Etienne, Z. B., [...], </w:t>
+      </w:r>
+      <w:r>
+        <w:rPr>
+          <w:b/>
+          <w:bCs/>
+        </w:rPr>
+        <w:t xml:space="preserve">Rueda-Becerril, J. M.</w:t>
+      </w:r>
+      <w:r>
+        <w:t xml:space="preserve">, [...] </w:t>
+      </w:r>
+      <w:r>
+        <w:rPr>
+          <w:i/>
+          <w:iCs/>
+        </w:rPr>
+        <w:t xml:space="preserve">Handing off the outcome of binary neutron star mergers for accurate and long-term postmerger simulations</w:t>
+      </w:r>
+      <w:r>
+        <w:t xml:space="preserve">, </w:t>
+      </w:r>
+      <w:hyperlink w:history="1" r:id="rIdxygpi7d9939xpnivmmclu">
+        <w:r>
+          <w:t xml:space="preserve">Phys. Rev. D 106, 083015 (2022)</w:t>
+        </w:r>
+      </w:hyperlink>
+      <w:r>
+        <w:t xml:space="preserve">, </w:t>
+      </w:r>
+      <w:hyperlink w:history="1" r:id="rIdh2p2eqnegxftkvykvfiuy">
+        <w:r>
+          <w:t xml:space="preserve">arXiv:2112.09817</w:t>
+        </w:r>
+      </w:hyperlink>
+      <w:r>
+        <w:t xml:space="preserve">.</w:t>
+      </w:r>
+    </w:p>
+    <w:p>
+      <w:pPr>
+        <w:spacing w:after="20"/>
+        <w:ind w:left="300" w:hanging="300"/>
+      </w:pPr>
+      <w:r>
+        <w:t xml:space="preserve">[6] Murguia-Berthier, A., Noble, S., [...], </w:t>
+      </w:r>
+      <w:r>
+        <w:rPr>
+          <w:b/>
+          <w:bCs/>
+        </w:rPr>
+        <w:t xml:space="preserve">Rueda-Becerril, J. M.</w:t>
+      </w:r>
+      <w:r>
+        <w:t xml:space="preserve">, [...] </w:t>
+      </w:r>
+      <w:r>
+        <w:rPr>
+          <w:i/>
+          <w:iCs/>
+        </w:rPr>
+        <w:t xml:space="preserve">HARM3D+NUC: A New Method for Simulating the Post-merger Phase of Binary Neutron Star Mergers with GRMHD, Tabulated EOS, and Neutrino Leakage</w:t>
+      </w:r>
+      <w:r>
+        <w:t xml:space="preserve">, </w:t>
+      </w:r>
+      <w:hyperlink w:history="1" r:id="rIdhdmbxvf-v4dquj6qdrgfw">
+        <w:r>
+          <w:t xml:space="preserve">ApJ 919, 95 (2021)</w:t>
+        </w:r>
+      </w:hyperlink>
+      <w:r>
+        <w:t xml:space="preserve">, </w:t>
+      </w:r>
+      <w:hyperlink w:history="1" r:id="rIdprru7fk3xt_2y1dsb1log">
+        <w:r>
+          <w:t xml:space="preserve">arXiv:2106.05356</w:t>
+        </w:r>
+      </w:hyperlink>
+      <w:r>
+        <w:t xml:space="preserve">.</w:t>
+      </w:r>
+    </w:p>
+    <w:p>
+      <w:pPr>
+        <w:spacing w:after="20"/>
+        <w:ind w:left="300" w:hanging="300"/>
+      </w:pPr>
+      <w:r>
+        <w:t xml:space="preserve">[5] </w:t>
+      </w:r>
+      <w:r>
+        <w:rPr>
+          <w:b/>
+          <w:bCs/>
+        </w:rPr>
+        <w:t xml:space="preserve">Rueda-Becerril, J. M.</w:t>
+      </w:r>
+      <w:r>
+        <w:t xml:space="preserve">, Harrison, A. O., &amp; Giannios, D. </w:t>
+      </w:r>
+      <w:r>
+        <w:rPr>
+          <w:i/>
+          <w:iCs/>
+        </w:rPr>
+        <w:t xml:space="preserve">Blazar jets launched with similar energy per baryon, independently of their power</w:t>
+      </w:r>
+      <w:r>
+        <w:t xml:space="preserve">, </w:t>
+      </w:r>
+      <w:hyperlink w:history="1" r:id="rId3kivumrspzz8w9bx4w2wn">
+        <w:r>
+          <w:t xml:space="preserve">MNRAS 501, 4092–4102 (2021)</w:t>
+        </w:r>
+      </w:hyperlink>
+      <w:r>
+        <w:t xml:space="preserve">, </w:t>
+      </w:r>
+      <w:hyperlink w:history="1" r:id="rIdiq1vafpzntsjrkx_ytvsd">
+        <w:r>
+          <w:t xml:space="preserve">arXiv:2009.02273</w:t>
+        </w:r>
+      </w:hyperlink>
+      <w:r>
+        <w:t xml:space="preserve">.</w:t>
+      </w:r>
+    </w:p>
+    <w:p>
+      <w:pPr>
+        <w:spacing w:after="20"/>
+        <w:ind w:left="300" w:hanging="300"/>
+      </w:pPr>
+      <w:r>
+        <w:t xml:space="preserve">[4] Zhang, H., Christie, I., Petropoulou, M., </w:t>
+      </w:r>
+      <w:r>
+        <w:rPr>
+          <w:b/>
+          <w:bCs/>
+        </w:rPr>
+        <w:t xml:space="preserve">Rueda-Becerril, J. M.</w:t>
+      </w:r>
+      <w:r>
+        <w:t xml:space="preserve">, &amp; Giannios, D. </w:t>
+      </w:r>
+      <w:r>
+        <w:rPr>
+          <w:i/>
+          <w:iCs/>
+        </w:rPr>
+        <w:t xml:space="preserve">Inverse Compton Signatures of Gamma-Ray Burst Afterglows</w:t>
+      </w:r>
+      <w:r>
+        <w:t xml:space="preserve">, </w:t>
+      </w:r>
+      <w:hyperlink w:history="1" r:id="rIdixz8rhfuukzd6pljgy6b-">
+        <w:r>
+          <w:t xml:space="preserve">MNRAS 496, 974–986 (2020)</w:t>
+        </w:r>
+      </w:hyperlink>
+      <w:r>
+        <w:t xml:space="preserve">, </w:t>
+      </w:r>
+      <w:hyperlink w:history="1" r:id="rIdg0d7wnayp4ricwzllwhni">
+        <w:r>
+          <w:t xml:space="preserve">arXiv:1910.14049</w:t>
+        </w:r>
+      </w:hyperlink>
+      <w:r>
+        <w:t xml:space="preserve">.</w:t>
+      </w:r>
+    </w:p>
+    <w:p>
+      <w:pPr>
+        <w:spacing w:after="20"/>
+        <w:ind w:left="300" w:hanging="300"/>
+      </w:pPr>
+      <w:r>
+        <w:t xml:space="preserve">[3] </w:t>
+      </w:r>
+      <w:r>
+        <w:rPr>
+          <w:b/>
+          <w:bCs/>
+        </w:rPr>
+        <w:t xml:space="preserve">Rueda-Becerril, J. M.</w:t>
+      </w:r>
+      <w:r>
+        <w:t xml:space="preserve">, Mimica, P., &amp; Aloy, M. A. </w:t>
+      </w:r>
+      <w:r>
+        <w:rPr>
+          <w:i/>
+          <w:iCs/>
+        </w:rPr>
+        <w:t xml:space="preserve">On the influence of a hybrid thermal–non-thermal distribution in the internal shocks model for blazars</w:t>
+      </w:r>
+      <w:r>
+        <w:t xml:space="preserve">, </w:t>
+      </w:r>
+      <w:hyperlink w:history="1" r:id="rIdwehysezbsvzthjqqma0lp">
+        <w:r>
+          <w:t xml:space="preserve">MNRAS 468, 1169–1182 (2017)</w:t>
+        </w:r>
+      </w:hyperlink>
+      <w:r>
+        <w:t xml:space="preserve">, </w:t>
+      </w:r>
+      <w:hyperlink w:history="1" r:id="rIdxtzkc8pbc1emxxp7ul3ji">
+        <w:r>
+          <w:t xml:space="preserve">arXiv:1612.06383</w:t>
+        </w:r>
+      </w:hyperlink>
+      <w:r>
+        <w:t xml:space="preserve">.</w:t>
+      </w:r>
+    </w:p>
+    <w:p>
+      <w:pPr>
+        <w:spacing w:after="20"/>
+        <w:ind w:left="300" w:hanging="300"/>
+      </w:pPr>
+      <w:r>
+        <w:t xml:space="preserve">[2] </w:t>
+      </w:r>
+      <w:r>
+        <w:rPr>
+          <w:b/>
+          <w:bCs/>
+        </w:rPr>
+        <w:t xml:space="preserve">Rueda-Becerril, J. M.</w:t>
+      </w:r>
+      <w:r>
+        <w:t xml:space="preserve">, Mimica, P., &amp; Aloy, M. A. </w:t>
+      </w:r>
+      <w:r>
+        <w:rPr>
+          <w:i/>
+          <w:iCs/>
+        </w:rPr>
+        <w:t xml:space="preserve">The influence of the magnetic field on the spectral properties of blazars</w:t>
+      </w:r>
+      <w:r>
+        <w:t xml:space="preserve">, </w:t>
+      </w:r>
+      <w:hyperlink w:history="1" r:id="rIdvdkb4oflleba-m0y4trsr">
+        <w:r>
+          <w:t xml:space="preserve">MNRAS 438, 1856–1869 (2014)</w:t>
+        </w:r>
+      </w:hyperlink>
+      <w:r>
+        <w:t xml:space="preserve">, </w:t>
+      </w:r>
+      <w:hyperlink w:history="1" r:id="rIdunzhgh6obhic2yvfr1eks">
+        <w:r>
+          <w:t xml:space="preserve">arXiv:1310.5441</w:t>
+        </w:r>
+      </w:hyperlink>
+      <w:r>
+        <w:t xml:space="preserve">.</w:t>
+      </w:r>
+    </w:p>
+    <w:p>
+      <w:pPr>
+        <w:spacing w:after="20"/>
+        <w:ind w:left="300" w:hanging="300"/>
+      </w:pPr>
+      <w:r>
+        <w:t xml:space="preserve">[1] Guzmán, F. S., &amp; </w:t>
+      </w:r>
+      <w:r>
+        <w:rPr>
+          <w:b/>
+          <w:bCs/>
+        </w:rPr>
+        <w:t xml:space="preserve">Rueda-Becerril, J. M.</w:t>
+      </w:r>
+      <w:r>
+        <w:t xml:space="preserve"> </w:t>
+      </w:r>
+      <w:r>
+        <w:rPr>
+          <w:i/>
+          <w:iCs/>
+        </w:rPr>
+        <w:t xml:space="preserve">Spherical boson stars as black hole mimickers</w:t>
+      </w:r>
+      <w:r>
+        <w:t xml:space="preserve">, </w:t>
+      </w:r>
+      <w:hyperlink w:history="1" r:id="rIdf6bnck14yn7hkrbc0cmr3">
+        <w:r>
+          <w:t xml:space="preserve">Phys. Rev. D 80, 084023 (2009)</w:t>
+        </w:r>
+      </w:hyperlink>
+      <w:r>
+        <w:t xml:space="preserve">, </w:t>
+      </w:r>
+      <w:hyperlink w:history="1" r:id="rIdvpjdwdicldu96ofu_wivz">
+        <w:r>
+          <w:t xml:space="preserve">arXiv:1009.1250</w:t>
+        </w:r>
+      </w:hyperlink>
+      <w:r>
+        <w:t xml:space="preserve">.</w:t>
+      </w:r>
+    </w:p>
+    <w:p>
+      <w:pPr>
+        <w:pStyle w:val="Heading2"/>
+      </w:pPr>
+      <w:r>
+        <w:t xml:space="preserve">Conference Proceedings</w:t>
+      </w:r>
+    </w:p>
+    <w:p>
+      <w:pPr>
+        <w:spacing w:after="20"/>
+        <w:ind w:left="300" w:hanging="300"/>
+      </w:pPr>
+      <w:r>
+        <w:t xml:space="preserve">[P5] </w:t>
+      </w:r>
+      <w:r>
+        <w:rPr>
+          <w:b/>
+          <w:bCs/>
+        </w:rPr>
+        <w:t xml:space="preserve">Rueda-Becerril, J. M.</w:t>
+      </w:r>
+      <w:r>
+        <w:t xml:space="preserve"> </w:t>
+      </w:r>
+      <w:r>
+        <w:rPr>
+          <w:i/>
+          <w:iCs/>
+        </w:rPr>
+        <w:t xml:space="preserve">A numerical approach for radiative cooling in relativistic outflows</w:t>
+      </w:r>
+      <w:r>
+        <w:t xml:space="preserve">, </w:t>
+      </w:r>
+      <w:hyperlink w:history="1" r:id="rIdrconbkb8hsmk4zvmvdhjk">
+        <w:r>
+          <w:t xml:space="preserve">Astron. Nachr. 342, 277–282 (2021)</w:t>
+        </w:r>
+      </w:hyperlink>
+      <w:r>
+        <w:t xml:space="preserve">, 9th International Workshop on Astronomy and Relativistic Astrophysics, </w:t>
+      </w:r>
+      <w:hyperlink w:history="1" r:id="rIdpubjcbo3tdaq1eewj4_ab">
+        <w:r>
+          <w:t xml:space="preserve">arXiv:2011.13797</w:t>
+        </w:r>
+      </w:hyperlink>
+      <w:r>
+        <w:t xml:space="preserve">.</w:t>
+      </w:r>
+    </w:p>
+    <w:p>
+      <w:pPr>
+        <w:spacing w:after="20"/>
+        <w:ind w:left="300" w:hanging="300"/>
+      </w:pPr>
+      <w:r>
+        <w:t xml:space="preserve">[P4] </w:t>
+      </w:r>
+      <w:r>
+        <w:rPr>
+          <w:b/>
+          <w:bCs/>
+        </w:rPr>
+        <w:t xml:space="preserve">Rueda-Becerril, J. M.</w:t>
+      </w:r>
+      <w:r>
+        <w:t xml:space="preserve">, Harrison, A. O., &amp; Giannios, D. </w:t>
+      </w:r>
+      <w:r>
+        <w:rPr>
+          <w:i/>
+          <w:iCs/>
+        </w:rPr>
+        <w:t xml:space="preserve">The blazar sequence revised</w:t>
+      </w:r>
+      <w:r>
+        <w:t xml:space="preserve">, </w:t>
+      </w:r>
+      <w:hyperlink w:history="1" r:id="rIdsnkasmxnj22fdperqtfzq">
+        <w:r>
+          <w:t xml:space="preserve">Astron. Nachr. 342, 147–152 (2021)</w:t>
+        </w:r>
+      </w:hyperlink>
+      <w:r>
+        <w:t xml:space="preserve">, 9th International Workshop on Astronomy and Relativistic Astrophysics, </w:t>
+      </w:r>
+      <w:hyperlink w:history="1" r:id="rIdcmk1i8oqiu4ceflwpmyt2">
+        <w:r>
+          <w:t xml:space="preserve">arXiv:2011.13805</w:t>
+        </w:r>
+      </w:hyperlink>
+      <w:r>
+        <w:t xml:space="preserve">.</w:t>
+      </w:r>
+    </w:p>
+    <w:p>
+      <w:pPr>
+        <w:spacing w:after="20"/>
+        <w:ind w:left="300" w:hanging="300"/>
+      </w:pPr>
+      <w:r>
+        <w:t xml:space="preserve">[P3] </w:t>
+      </w:r>
+      <w:r>
+        <w:rPr>
+          <w:b/>
+          <w:bCs/>
+        </w:rPr>
+        <w:t xml:space="preserve">Rueda-Becerril, J. M.</w:t>
+      </w:r>
+      <w:r>
+        <w:t xml:space="preserve">, Mimica, P., &amp; Aloy, M. A. </w:t>
+      </w:r>
+      <w:r>
+        <w:rPr>
+          <w:i/>
+          <w:iCs/>
+        </w:rPr>
+        <w:t xml:space="preserve">Numerical simulations of the internal shock model in magnetized relativistic jets of blazars</w:t>
+      </w:r>
+      <w:r>
+        <w:t xml:space="preserve">, </w:t>
+      </w:r>
+      <w:hyperlink w:history="1" r:id="rIdoikndrws0otakj6d_hamy">
+        <w:r>
+          <w:t xml:space="preserve">PoS(SWIFT 10) 233, 159 (2014)</w:t>
+        </w:r>
+      </w:hyperlink>
+      <w:r>
+        <w:t xml:space="preserve">, </w:t>
+      </w:r>
+      <w:hyperlink w:history="1" r:id="rIdsu2febmrnddzemg8pka-i">
+        <w:r>
+          <w:t xml:space="preserve">arXiv:1502.07882</w:t>
+        </w:r>
+      </w:hyperlink>
+      <w:r>
+        <w:t xml:space="preserve">.</w:t>
+      </w:r>
+    </w:p>
+    <w:p>
+      <w:pPr>
+        <w:spacing w:after="20"/>
+        <w:ind w:left="300" w:hanging="300"/>
+      </w:pPr>
+      <w:r>
+        <w:t xml:space="preserve">[P2] </w:t>
+      </w:r>
+      <w:r>
+        <w:rPr>
+          <w:b/>
+          <w:bCs/>
+        </w:rPr>
+        <w:t xml:space="preserve">Rueda-Becerril, J. M.</w:t>
+      </w:r>
+      <w:r>
+        <w:t xml:space="preserve">, Mimica, P., Aloy, M. A., &amp; Aloy, C. </w:t>
+      </w:r>
+      <w:r>
+        <w:rPr>
+          <w:i/>
+          <w:iCs/>
+        </w:rPr>
+        <w:t xml:space="preserve">Numerical study of broadband spectra caused by internal shocks in magnetized relativistic jets of blazars</w:t>
+      </w:r>
+      <w:r>
+        <w:t xml:space="preserve">, </w:t>
+      </w:r>
+      <w:hyperlink w:history="1" r:id="rId6yvwcbd1vfhn4kjdmww8r">
+        <w:r>
+          <w:t xml:space="preserve">EPJ Web Conf. 61, 02007 (2013)</w:t>
+        </w:r>
+      </w:hyperlink>
+      <w:r>
+        <w:t xml:space="preserve">, </w:t>
+      </w:r>
+      <w:hyperlink w:history="1" r:id="rIdnc7eigp7mrb2orh1wy7mz">
+        <w:r>
+          <w:t xml:space="preserve">arXiv:1309.4612</w:t>
+        </w:r>
+      </w:hyperlink>
+      <w:r>
+        <w:t xml:space="preserve">.</w:t>
+      </w:r>
+    </w:p>
+    <w:p>
+      <w:pPr>
+        <w:spacing w:after="20"/>
+        <w:ind w:left="300" w:hanging="300"/>
+      </w:pPr>
+      <w:r>
+        <w:t xml:space="preserve">[P1] Mimica, P., Aloy, M. A., </w:t>
+      </w:r>
+      <w:r>
+        <w:rPr>
+          <w:b/>
+          <w:bCs/>
+        </w:rPr>
+        <w:t xml:space="preserve">Rueda-Becerril, J. M.</w:t>
+      </w:r>
+      <w:r>
+        <w:t xml:space="preserve">, Tabik, S., &amp; Aloy, C. </w:t>
+      </w:r>
+      <w:r>
+        <w:rPr>
+          <w:i/>
+          <w:iCs/>
+        </w:rPr>
+        <w:t xml:space="preserve">Numerical simulations of dynamics and emission from relativistic astrophysical jets</w:t>
+      </w:r>
+      <w:r>
+        <w:t xml:space="preserve">, </w:t>
+      </w:r>
+      <w:hyperlink w:history="1" r:id="rIdctrzaiytbsjkdts8zvecu">
+        <w:r>
+          <w:t xml:space="preserve">J. Phys.: Conf. Ser. 454, 012001 (2013)</w:t>
+        </w:r>
+      </w:hyperlink>
+      <w:r>
+        <w:t xml:space="preserve">, </w:t>
+      </w:r>
+      <w:hyperlink w:history="1" r:id="rIda_eseazu_8jj9gtjks2bv">
+        <w:r>
+          <w:t xml:space="preserve">arXiv:1211.1794</w:t>
+        </w:r>
+      </w:hyperlink>
+      <w:r>
+        <w:t xml:space="preserve">.</w:t>
+      </w:r>
+    </w:p>
+    <w:p>
+      <w:pPr>
+        <w:pStyle w:val="Heading1"/>
+      </w:pPr>
+      <w:r>
+        <w:t xml:space="preserve">Grants and Fellowships</w:t>
+      </w:r>
+    </w:p>
+    <w:p>
+      <w:pPr>
+        <w:pStyle w:val="Heading2"/>
+      </w:pPr>
+      <w:r>
+        <w:t xml:space="preserve">Research Grants</w:t>
+      </w:r>
+    </w:p>
+    <w:p>
+      <w:pPr>
+        <w:keepNext/>
+        <w:tabs>
+          <w:tab w:val="right" w:pos="10512"/>
+        </w:tabs>
+        <w:spacing w:after="0"/>
+      </w:pPr>
+      <w:r>
+        <w:rPr>
+          <w:b/>
+          <w:bCs/>
+        </w:rPr>
+        <w:t xml:space="preserve">NASA Fermi Guest Investigator Program, Cycle 12</w:t>
+      </w:r>
+      <w:r>
+        <w:tab/>
+      </w:r>
+      <w:r>
+        <w:t xml:space="preserve">2019</w:t>
+      </w:r>
+    </w:p>
+    <w:p>
+      <w:pPr>
+        <w:keepNext/>
+        <w:tabs>
+          <w:tab w:val="right" w:pos="10512"/>
+        </w:tabs>
+        <w:spacing w:after="0"/>
+      </w:pPr>
+      <w:r>
+        <w:rPr>
+          <w:i/>
+          <w:iCs/>
+        </w:rPr>
+        <w:t xml:space="preserve">A simple model to understand the blazar sequence</w:t>
+      </w:r>
+      <w:r>
+        <w:tab/>
+      </w:r>
+      <w:r>
+        <w:t xml:space="preserve">Grant #121077, $68K</w:t>
+      </w:r>
+    </w:p>
+    <w:p>
+      <w:pPr>
+        <w:spacing w:after="0"/>
+      </w:pPr>
+      <w:r>
+        <w:t xml:space="preserve">PI: D. Giannios; Co-I: J. M. Rueda-Becerril</w:t>
+      </w:r>
+    </w:p>
+    <w:p>
+      <w:pPr>
+        <w:pStyle w:val="EntryGap"/>
+        <w:spacing w:after="0"/>
+      </w:pPr>
+    </w:p>
+    <w:p>
+      <w:pPr>
+        <w:pStyle w:val="Heading2"/>
+      </w:pPr>
+      <w:r>
+        <w:t xml:space="preserve">Fellowships</w:t>
+      </w:r>
+    </w:p>
+    <w:p>
+      <w:pPr>
+        <w:keepNext/>
+        <w:tabs>
+          <w:tab w:val="right" w:pos="10512"/>
+        </w:tabs>
+        <w:spacing w:after="0"/>
+      </w:pPr>
+      <w:r>
+        <w:rPr>
+          <w:b/>
+          <w:bCs/>
+        </w:rPr>
+        <w:t xml:space="preserve">International Postdoctoral Fellowship</w:t>
+      </w:r>
+      <w:r>
+        <w:tab/>
+      </w:r>
+      <w:r>
+        <w:t xml:space="preserve">Oct 2018 – Nov 2020</w:t>
+      </w:r>
+    </w:p>
+    <w:p>
+      <w:pPr>
+        <w:keepNext/>
+        <w:tabs>
+          <w:tab w:val="right" w:pos="10512"/>
+        </w:tabs>
+        <w:spacing w:after="0"/>
+      </w:pPr>
+      <w:r>
+        <w:rPr>
+          <w:i/>
+          <w:iCs/>
+        </w:rPr>
+        <w:t xml:space="preserve">National Council of Science and Technology (CONACyT), Mexico</w:t>
+      </w:r>
+    </w:p>
+    <w:p>
+      <w:pPr>
+        <w:pStyle w:val="EntryGap"/>
+        <w:spacing w:after="0"/>
+      </w:pPr>
+    </w:p>
+    <w:p>
+      <w:pPr>
+        <w:keepNext/>
+        <w:tabs>
+          <w:tab w:val="right" w:pos="10512"/>
+        </w:tabs>
+        <w:spacing w:after="0"/>
+      </w:pPr>
+      <w:r>
+        <w:rPr>
+          <w:b/>
+          <w:bCs/>
+        </w:rPr>
+        <w:t xml:space="preserve">Postdoctoral Fellowship</w:t>
+      </w:r>
+      <w:r>
+        <w:tab/>
+      </w:r>
+      <w:r>
+        <w:t xml:space="preserve">Jan 2018 – Sep 2018</w:t>
+      </w:r>
+    </w:p>
+    <w:p>
+      <w:pPr>
+        <w:keepNext/>
+        <w:tabs>
+          <w:tab w:val="right" w:pos="10512"/>
+        </w:tabs>
+        <w:spacing w:after="0"/>
+      </w:pPr>
+      <w:r>
+        <w:rPr>
+          <w:i/>
+          <w:iCs/>
+        </w:rPr>
+        <w:t xml:space="preserve">Secretariat of Public Education, Mexico (Program for the Professional Development of Higher Education Institutions)</w:t>
+      </w:r>
+    </w:p>
+    <w:p>
+      <w:pPr>
+        <w:pStyle w:val="EntryGap"/>
+        <w:spacing w:after="0"/>
+      </w:pPr>
+    </w:p>
+    <w:p>
+      <w:pPr>
+        <w:keepNext/>
+        <w:tabs>
+          <w:tab w:val="right" w:pos="10512"/>
+        </w:tabs>
+        <w:spacing w:after="0"/>
+      </w:pPr>
+      <w:r>
+        <w:rPr>
+          <w:b/>
+          <w:bCs/>
+        </w:rPr>
+        <w:t xml:space="preserve">Study-Abroad Fellowship</w:t>
+      </w:r>
+      <w:r>
+        <w:tab/>
+      </w:r>
+      <w:r>
+        <w:t xml:space="preserve">Sep 2014 – Aug 2016</w:t>
+      </w:r>
+    </w:p>
+    <w:p>
+      <w:pPr>
+        <w:keepNext/>
+        <w:tabs>
+          <w:tab w:val="right" w:pos="10512"/>
+        </w:tabs>
+        <w:spacing w:after="0"/>
+      </w:pPr>
+      <w:r>
+        <w:rPr>
+          <w:i/>
+          <w:iCs/>
+        </w:rPr>
+        <w:t xml:space="preserve">National Council of Science and Technology (CONACyT), Mexico</w:t>
+      </w:r>
+    </w:p>
+    <w:p>
+      <w:pPr>
+        <w:pStyle w:val="EntryGap"/>
+        <w:spacing w:after="0"/>
+      </w:pPr>
+    </w:p>
+    <w:p>
+      <w:pPr>
+        <w:keepNext/>
+        <w:tabs>
+          <w:tab w:val="right" w:pos="10512"/>
+        </w:tabs>
+        <w:spacing w:after="0"/>
+      </w:pPr>
+      <w:r>
+        <w:rPr>
+          <w:b/>
+          <w:bCs/>
+        </w:rPr>
+        <w:t xml:space="preserve">Santiago Grisolía Fellowship</w:t>
+      </w:r>
+      <w:r>
+        <w:tab/>
+      </w:r>
+      <w:r>
+        <w:t xml:space="preserve">Oct 2011 – Jun 2014</w:t>
+      </w:r>
+    </w:p>
+    <w:p>
+      <w:pPr>
+        <w:keepNext/>
+        <w:tabs>
+          <w:tab w:val="right" w:pos="10512"/>
+        </w:tabs>
+        <w:spacing w:after="0"/>
+      </w:pPr>
+      <w:r>
+        <w:rPr>
+          <w:i/>
+          <w:iCs/>
+        </w:rPr>
+        <w:t xml:space="preserve">Council of Education, Research, Culture and Sport, Valencian Community, Spain</w:t>
+      </w:r>
+    </w:p>
+    <w:p>
+      <w:pPr>
+        <w:pStyle w:val="EntryGap"/>
+        <w:spacing w:after="0"/>
+      </w:pPr>
+    </w:p>
+    <w:p>
+      <w:pPr>
+        <w:keepNext/>
+        <w:tabs>
+          <w:tab w:val="right" w:pos="10512"/>
+        </w:tabs>
+        <w:spacing w:after="0"/>
+      </w:pPr>
+      <w:r>
+        <w:rPr>
+          <w:b/>
+          <w:bCs/>
+        </w:rPr>
+        <w:t xml:space="preserve">M.Sc. Fellowship</w:t>
+      </w:r>
+      <w:r>
+        <w:tab/>
+      </w:r>
+      <w:r>
+        <w:t xml:space="preserve">Sep 2009 – Aug 2011</w:t>
+      </w:r>
+    </w:p>
+    <w:p>
+      <w:pPr>
+        <w:keepNext/>
+        <w:tabs>
+          <w:tab w:val="right" w:pos="10512"/>
+        </w:tabs>
+        <w:spacing w:after="0"/>
+      </w:pPr>
+      <w:r>
+        <w:rPr>
+          <w:i/>
+          <w:iCs/>
+        </w:rPr>
+        <w:t xml:space="preserve">CONACyT, at the Institute of Physics and Mathematics, Universidad Michoacana de San Nicolás de Hidalgo</w:t>
+      </w:r>
+    </w:p>
+    <w:p>
+      <w:pPr>
+        <w:pStyle w:val="EntryGap"/>
+        <w:spacing w:after="0"/>
+      </w:pPr>
+    </w:p>
+    <w:p>
+      <w:pPr>
+        <w:keepNext/>
+        <w:tabs>
+          <w:tab w:val="right" w:pos="10512"/>
+        </w:tabs>
+        <w:spacing w:after="0"/>
+      </w:pPr>
+      <w:r>
+        <w:rPr>
+          <w:b/>
+          <w:bCs/>
+        </w:rPr>
+        <w:t xml:space="preserve">Summer Research Fellowship (XVII Summer of Scientific Research)</w:t>
+      </w:r>
+      <w:r>
+        <w:tab/>
+      </w:r>
+      <w:r>
+        <w:t xml:space="preserve">Jun 2007 – Aug 2007</w:t>
+      </w:r>
+    </w:p>
+    <w:p>
+      <w:pPr>
+        <w:keepNext/>
+        <w:tabs>
+          <w:tab w:val="right" w:pos="10512"/>
+        </w:tabs>
+        <w:spacing w:after="0"/>
+      </w:pPr>
+      <w:r>
+        <w:rPr>
+          <w:i/>
+          <w:iCs/>
+        </w:rPr>
+        <w:t xml:space="preserve">Mexican Academy of Sciences</w:t>
+      </w:r>
+    </w:p>
+    <w:p>
+      <w:pPr>
+        <w:pStyle w:val="EntryGap"/>
+        <w:spacing w:after="0"/>
+      </w:pPr>
+    </w:p>
+    <w:p>
+      <w:pPr>
+        <w:pStyle w:val="Heading1"/>
+      </w:pPr>
+      <w:r>
+        <w:t xml:space="preserve">Software and Projects</w:t>
+      </w:r>
+    </w:p>
+    <w:p>
+      <w:pPr>
+        <w:keepNext/>
+        <w:tabs>
+          <w:tab w:val="right" w:pos="10512"/>
+        </w:tabs>
+        <w:spacing w:after="0"/>
+      </w:pPr>
+      <w:r>
+        <w:rPr>
+          <w:b/>
+          <w:bCs/>
+        </w:rPr>
+        <w:t xml:space="preserve">Blazar Population ML</w:t>
+      </w:r>
+      <w:r>
+        <w:tab/>
+      </w:r>
+      <w:r>
+        <w:t xml:space="preserve">Jan 2026 – Present</w:t>
+      </w:r>
+    </w:p>
+    <w:p>
+      <w:pPr>
+        <w:keepNext/>
+        <w:tabs>
+          <w:tab w:val="right" w:pos="10512"/>
+        </w:tabs>
+        <w:spacing w:after="0"/>
+      </w:pPr>
+      <w:r>
+        <w:rPr>
+          <w:i/>
+          <w:iCs/>
+        </w:rPr>
+        <w:t xml:space="preserve">Scientific ML (Python, scikit-learn, PyTorch)</w:t>
+      </w:r>
+      <w:r>
+        <w:tab/>
+      </w:r>
+      <w:hyperlink w:history="1" r:id="rId9uel9rmsqv6ujmmssyqlq">
+        <w:r>
+          <w:t xml:space="preserve">github.com/altjerue/ilwikak-ml</w:t>
+        </w:r>
+      </w:hyperlink>
     </w:p>
     <w:p>
       <w:pPr>
@@ -2510,60 +2487,8 @@
         <w:spacing w:after="10"/>
       </w:pPr>
       <w:r>
-        <w:t xml:space="preserve">Forecasting blazar gamma-ray flares with a time-series foundation model fine-tuned on Tleco-generated synthetic light curves.</w:t>
-      </w:r>
-    </w:p>
-    <w:p>
-      <w:pPr>
-        <w:pStyle w:val="EntryGap"/>
-        <w:spacing w:after="0"/>
-      </w:pPr>
-    </w:p>
-    <w:p>
-      <w:pPr>
-        <w:keepNext/>
-        <w:tabs>
-          <w:tab w:val="right" w:pos="10512"/>
-        </w:tabs>
-        <w:spacing w:after="0"/>
-      </w:pPr>
-      <w:r>
-        <w:rPr>
-          <w:b/>
-          <w:bCs/>
-        </w:rPr>
-        <w:t xml:space="preserve">WindsOfChange</w:t>
-      </w:r>
-      <w:r>
-        <w:tab/>
-      </w:r>
-      <w:r>
-        <w:t xml:space="preserve">Aug 2024 – Present</w:t>
-      </w:r>
-    </w:p>
-    <w:p>
-      <w:pPr>
-        <w:keepNext/>
-        <w:tabs>
-          <w:tab w:val="right" w:pos="10512"/>
-        </w:tabs>
-        <w:spacing w:after="0"/>
-      </w:pPr>
-      <w:r>
-        <w:rPr>
-          <w:i/>
-          <w:iCs/>
-        </w:rPr>
-        <w:t xml:space="preserve">Lagrangian particle-dispersion library (C++/R)</w:t>
-      </w:r>
-      <w:r>
-        <w:tab/>
-      </w:r>
-      <w:hyperlink w:history="1" r:id="rIdhzlvlcukqu6s1-ye4wunt">
-        <w:r>
-          <w:t xml:space="preserve">github.com/UW-ForestMycobiomeLab/WindSporesHills</w:t>
-        </w:r>
-      </w:hyperlink>
+        <w:t xml:space="preserve">Applying classical ML (PCA, UMAP, Gaussian mixture models, HDBSCAN) to the Fermi-LAT 4LAC-DR3 catalog (3,407 sources) to test whether jet baryon-loading constraints from my 2021 simulation study can be recovered from observables; Gaussian process regression on a 334-source MOJAVE subsample in progress.</w:t>
+      </w:r>
     </w:p>
     <w:p>
       <w:pPr>
@@ -2575,58 +2500,58 @@
         <w:spacing w:after="10"/>
       </w:pPr>
       <w:r>
-        <w:t xml:space="preserve">Simulates particle dispersion, atmospheric turbulence, and flow over hilly terrain with forest canopy, based on analytical models (Massman &amp; Weil 1999; Finnigan &amp; Belcher 2004); designed to scale to tens of thousands of particles over kilometer-scale domains.</w:t>
-      </w:r>
-    </w:p>
-    <w:p>
-      <w:pPr>
-        <w:pStyle w:val="EntryGap"/>
-        <w:spacing w:after="0"/>
-      </w:pPr>
-    </w:p>
-    <w:p>
-      <w:pPr>
-        <w:keepNext/>
-        <w:tabs>
-          <w:tab w:val="right" w:pos="10512"/>
-        </w:tabs>
-        <w:spacing w:after="0"/>
-      </w:pPr>
-      <w:r>
-        <w:rPr>
-          <w:b/>
-          <w:bCs/>
-        </w:rPr>
-        <w:t xml:space="preserve">Tleco</w:t>
-      </w:r>
-      <w:r>
-        <w:tab/>
-      </w:r>
-      <w:r>
-        <w:t xml:space="preserve">Jan 2024 – Sep 2024</w:t>
-      </w:r>
-    </w:p>
-    <w:p>
-      <w:pPr>
-        <w:keepNext/>
-        <w:tabs>
-          <w:tab w:val="right" w:pos="10512"/>
-        </w:tabs>
-        <w:spacing w:after="0"/>
-      </w:pPr>
-      <w:r>
-        <w:rPr>
-          <w:i/>
-          <w:iCs/>
-        </w:rPr>
-        <w:t xml:space="preserve">Radiative-transfer toolkit (Rust/Python)</w:t>
-      </w:r>
-      <w:r>
-        <w:tab/>
-      </w:r>
-      <w:hyperlink w:history="1" r:id="rIdu5vguta98bcd7dd_9zs8v">
+        <w:t xml:space="preserve">Planned next stage: a neural emulator of Tleco trained on synthetic spectra, then flare forecasting on Tleco-generated light curves.</w:t>
+      </w:r>
+    </w:p>
+    <w:p>
+      <w:pPr>
+        <w:pStyle w:val="EntryGap"/>
+        <w:spacing w:after="0"/>
+      </w:pPr>
+    </w:p>
+    <w:p>
+      <w:pPr>
+        <w:keepNext/>
+        <w:tabs>
+          <w:tab w:val="right" w:pos="10512"/>
+        </w:tabs>
+        <w:spacing w:after="0"/>
+      </w:pPr>
+      <w:r>
+        <w:rPr>
+          <w:b/>
+          <w:bCs/>
+        </w:rPr>
+        <w:t xml:space="preserve">WindsOfChange</w:t>
+      </w:r>
+      <w:r>
+        <w:tab/>
+      </w:r>
+      <w:r>
+        <w:t xml:space="preserve">Aug 2024 – Present</w:t>
+      </w:r>
+    </w:p>
+    <w:p>
+      <w:pPr>
+        <w:keepNext/>
+        <w:tabs>
+          <w:tab w:val="right" w:pos="10512"/>
+        </w:tabs>
+        <w:spacing w:after="0"/>
+      </w:pPr>
+      <w:r>
+        <w:rPr>
+          <w:i/>
+          <w:iCs/>
+        </w:rPr>
+        <w:t xml:space="preserve">Lagrangian particle-dispersion library (C++/R)</w:t>
+      </w:r>
+      <w:r>
+        <w:tab/>
+      </w:r>
+      <w:hyperlink w:history="1" r:id="rIdqivuuycmt5jno2qzbvc60">
         <w:r>
-          <w:t xml:space="preserve">github.com/zkdavis/Tleco</w:t>
+          <w:t xml:space="preserve">github.com/UW-ForestMycobiomeLab/WindSporesHills</w:t>
         </w:r>
       </w:hyperlink>
     </w:p>
@@ -2640,60 +2565,8 @@
         <w:spacing w:after="10"/>
       </w:pPr>
       <w:r>
-        <w:t xml:space="preserve">Numerical PDE solvers, particle-distribution algorithms, and spectral calculations for relativistic plasmas; successor to Paramo [9].</w:t>
-      </w:r>
-    </w:p>
-    <w:p>
-      <w:pPr>
-        <w:pStyle w:val="EntryGap"/>
-        <w:spacing w:after="0"/>
-      </w:pPr>
-    </w:p>
-    <w:p>
-      <w:pPr>
-        <w:keepNext/>
-        <w:tabs>
-          <w:tab w:val="right" w:pos="10512"/>
-        </w:tabs>
-        <w:spacing w:after="0"/>
-      </w:pPr>
-      <w:r>
-        <w:rPr>
-          <w:b/>
-          <w:bCs/>
-        </w:rPr>
-        <w:t xml:space="preserve">Paramo</w:t>
-      </w:r>
-      <w:r>
-        <w:tab/>
-      </w:r>
-      <w:r>
-        <w:t xml:space="preserve">Oct 2018 – Apr 2022</w:t>
-      </w:r>
-    </w:p>
-    <w:p>
-      <w:pPr>
-        <w:keepNext/>
-        <w:tabs>
-          <w:tab w:val="right" w:pos="10512"/>
-        </w:tabs>
-        <w:spacing w:after="0"/>
-      </w:pPr>
-      <w:r>
-        <w:rPr>
-          <w:i/>
-          <w:iCs/>
-        </w:rPr>
-        <w:t xml:space="preserve">Radiative-transfer library (Fortran 95, OpenMP)</w:t>
-      </w:r>
-      <w:r>
-        <w:tab/>
-      </w:r>
-      <w:hyperlink w:history="1" r:id="rId_0zkaj2mnbtkpd6eupxrk">
-        <w:r>
-          <w:t xml:space="preserve">github.com/altjerue/paramo</w:t>
-        </w:r>
-      </w:hyperlink>
+        <w:t xml:space="preserve">Simulates particle dispersion, atmospheric turbulence, and flow over hilly terrain with forest canopy, based on analytical models (Massman &amp; Weil 1999; Finnigan &amp; Belcher 2004); designed to scale to tens of thousands of particles over kilometer-scale domains.</w:t>
+      </w:r>
     </w:p>
     <w:p>
       <w:pPr>
@@ -2705,52 +2578,60 @@
         <w:spacing w:after="10"/>
       </w:pPr>
       <w:r>
-        <w:t xml:space="preserve">Fokker–Planck and radiative-transfer solver for relativistic particle distributions; about 20× faster than the original serial code on 5 cores after OpenMP parallelization and optimization; used by other groups, including Combi &amp; Siegel (2023).</w:t>
-      </w:r>
-    </w:p>
-    <w:p>
-      <w:pPr>
-        <w:pStyle w:val="EntryGap"/>
-        <w:spacing w:after="0"/>
-      </w:pPr>
-    </w:p>
-    <w:p>
-      <w:pPr>
-        <w:keepNext/>
-        <w:tabs>
-          <w:tab w:val="right" w:pos="10512"/>
-        </w:tabs>
-        <w:spacing w:after="0"/>
-      </w:pPr>
-      <w:r>
-        <w:rPr>
-          <w:b/>
-          <w:bCs/>
-        </w:rPr>
-        <w:t xml:space="preserve">PatchworkMHD</w:t>
-      </w:r>
-      <w:r>
-        <w:tab/>
-      </w:r>
-      <w:r>
-        <w:t xml:space="preserve">Feb 2021 – Apr 2022</w:t>
-      </w:r>
-    </w:p>
-    <w:p>
-      <w:pPr>
-        <w:keepNext/>
-        <w:tabs>
-          <w:tab w:val="right" w:pos="10512"/>
-        </w:tabs>
-        <w:spacing w:after="0"/>
-      </w:pPr>
-      <w:r>
-        <w:rPr>
-          <w:i/>
-          <w:iCs/>
-        </w:rPr>
-        <w:t xml:space="preserve">Large-scale MHD simulation code (NSF project)</w:t>
-      </w:r>
+        <w:t xml:space="preserve">Used AI coding assistants in the most recent stages of development; changes were accepted only if they passed the unit-test suite and, for some functions, matched reference solutions.</w:t>
+      </w:r>
+    </w:p>
+    <w:p>
+      <w:pPr>
+        <w:pStyle w:val="EntryGap"/>
+        <w:spacing w:after="0"/>
+      </w:pPr>
+    </w:p>
+    <w:p>
+      <w:pPr>
+        <w:keepNext/>
+        <w:tabs>
+          <w:tab w:val="right" w:pos="10512"/>
+        </w:tabs>
+        <w:spacing w:after="0"/>
+      </w:pPr>
+      <w:r>
+        <w:rPr>
+          <w:b/>
+          <w:bCs/>
+        </w:rPr>
+        <w:t xml:space="preserve">Tleco</w:t>
+      </w:r>
+      <w:r>
+        <w:tab/>
+      </w:r>
+      <w:r>
+        <w:t xml:space="preserve">Jan 2024 – Sep 2024</w:t>
+      </w:r>
+    </w:p>
+    <w:p>
+      <w:pPr>
+        <w:keepNext/>
+        <w:tabs>
+          <w:tab w:val="right" w:pos="10512"/>
+        </w:tabs>
+        <w:spacing w:after="0"/>
+      </w:pPr>
+      <w:r>
+        <w:rPr>
+          <w:i/>
+          <w:iCs/>
+        </w:rPr>
+        <w:t xml:space="preserve">Radiative-transfer toolkit (Rust/Python)</w:t>
+      </w:r>
+      <w:r>
+        <w:tab/>
+      </w:r>
+      <w:hyperlink w:history="1" r:id="rIdrqtocjgb3h1m3aanejzgr">
+        <w:r>
+          <w:t xml:space="preserve">github.com/zkdavis/Tleco</w:t>
+        </w:r>
+      </w:hyperlink>
     </w:p>
     <w:p>
       <w:pPr>
@@ -2762,7 +2643,129 @@
         <w:spacing w:after="10"/>
       </w:pPr>
       <w:r>
-        <w:t xml:space="preserve">Led a 7-person upgrade of this production C code for HPC environments, adding black-hole spin with under 5% runtime overhead.</w:t>
+        <w:t xml:space="preserve">Numerical PDE solvers, particle-distribution algorithms, and spectral calculations for relativistic plasmas; successor to Paramo [9].</w:t>
+      </w:r>
+    </w:p>
+    <w:p>
+      <w:pPr>
+        <w:pStyle w:val="EntryGap"/>
+        <w:spacing w:after="0"/>
+      </w:pPr>
+    </w:p>
+    <w:p>
+      <w:pPr>
+        <w:keepNext/>
+        <w:tabs>
+          <w:tab w:val="right" w:pos="10512"/>
+        </w:tabs>
+        <w:spacing w:after="0"/>
+      </w:pPr>
+      <w:r>
+        <w:rPr>
+          <w:b/>
+          <w:bCs/>
+        </w:rPr>
+        <w:t xml:space="preserve">Paramo</w:t>
+      </w:r>
+      <w:r>
+        <w:tab/>
+      </w:r>
+      <w:r>
+        <w:t xml:space="preserve">Oct 2018 – Apr 2022</w:t>
+      </w:r>
+    </w:p>
+    <w:p>
+      <w:pPr>
+        <w:keepNext/>
+        <w:tabs>
+          <w:tab w:val="right" w:pos="10512"/>
+        </w:tabs>
+        <w:spacing w:after="0"/>
+      </w:pPr>
+      <w:r>
+        <w:rPr>
+          <w:i/>
+          <w:iCs/>
+        </w:rPr>
+        <w:t xml:space="preserve">Radiative-transfer library (Fortran 95, OpenMP)</w:t>
+      </w:r>
+      <w:r>
+        <w:tab/>
+      </w:r>
+      <w:hyperlink w:history="1" r:id="rIdm9qvpcb-fadwriyllwine">
+        <w:r>
+          <w:t xml:space="preserve">github.com/altjerue/paramo</w:t>
+        </w:r>
+      </w:hyperlink>
+    </w:p>
+    <w:p>
+      <w:pPr>
+        <w:pStyle w:val="ListParagraph"/>
+        <w:numPr>
+          <w:ilvl w:val="0"/>
+          <w:numId w:val="2"/>
+        </w:numPr>
+        <w:spacing w:after="10"/>
+      </w:pPr>
+      <w:r>
+        <w:t xml:space="preserve">Fokker–Planck and radiative-transfer solver for relativistic particle distributions; parallelized and optimized with OpenMP; used by other groups, including Combi &amp; Siegel (2023).</w:t>
+      </w:r>
+    </w:p>
+    <w:p>
+      <w:pPr>
+        <w:pStyle w:val="EntryGap"/>
+        <w:spacing w:after="0"/>
+      </w:pPr>
+    </w:p>
+    <w:p>
+      <w:pPr>
+        <w:keepNext/>
+        <w:tabs>
+          <w:tab w:val="right" w:pos="10512"/>
+        </w:tabs>
+        <w:spacing w:after="0"/>
+      </w:pPr>
+      <w:r>
+        <w:rPr>
+          <w:b/>
+          <w:bCs/>
+        </w:rPr>
+        <w:t xml:space="preserve">PatchworkMHD</w:t>
+      </w:r>
+      <w:r>
+        <w:tab/>
+      </w:r>
+      <w:r>
+        <w:t xml:space="preserve">Feb 2021 – Apr 2022</w:t>
+      </w:r>
+    </w:p>
+    <w:p>
+      <w:pPr>
+        <w:keepNext/>
+        <w:tabs>
+          <w:tab w:val="right" w:pos="10512"/>
+        </w:tabs>
+        <w:spacing w:after="0"/>
+      </w:pPr>
+      <w:r>
+        <w:rPr>
+          <w:i/>
+          <w:iCs/>
+        </w:rPr>
+        <w:t xml:space="preserve">Large-scale MHD simulation code (NSF project)</w:t>
+      </w:r>
+    </w:p>
+    <w:p>
+      <w:pPr>
+        <w:pStyle w:val="ListParagraph"/>
+        <w:numPr>
+          <w:ilvl w:val="0"/>
+          <w:numId w:val="2"/>
+        </w:numPr>
+        <w:spacing w:after="10"/>
+      </w:pPr>
+      <w:r>
+        <w:t xml:space="preserve">Led a 7-person upgrade of this production C code for HPC environments, adding black hole spin with under 5% runtime overhead.</w:t>
       </w:r>
     </w:p>
     <w:p>
@@ -3300,7 +3303,7 @@
       <w:r>
         <w:t xml:space="preserve">Video: </w:t>
       </w:r>
-      <w:hyperlink w:history="1" r:id="rIdjtjamlzldutd5zbftm9a8">
+      <w:hyperlink w:history="1" r:id="rIdw2a9rswh5n9aukdcys-co">
         <w:r>
           <w:t xml:space="preserve">youtube.com/watch?v=BAZNWLNT69M</w:t>
         </w:r>
@@ -3471,7 +3474,7 @@
       <w:r>
         <w:t xml:space="preserve">Marcos Moshinsky Award for Best Poster. Video: </w:t>
       </w:r>
-      <w:hyperlink w:history="1" r:id="rIdsvrqdhuguvxhnacz7efww">
+      <w:hyperlink w:history="1" r:id="rIdpctnksxtrsjspdxxplwdk">
         <w:r>
           <w:t xml:space="preserve">youtube.com/watch?v=0TJiKg7kOPI</w:t>
         </w:r>
@@ -4529,7 +4532,7 @@
       <w:pPr>
         <w:spacing w:after="0"/>
       </w:pPr>
-      <w:hyperlink w:history="1" r:id="rId0btmpgurrch1ihhiaxqx9">
+      <w:hyperlink w:history="1" r:id="rIda9dazxfik3vmc9q9yvpad">
         <w:r>
           <w:t xml:space="preserve">mexiciencia.github.io/post/anita</w:t>
         </w:r>
@@ -4589,7 +4592,7 @@
       <w:pPr>
         <w:spacing w:after="0"/>
       </w:pPr>
-      <w:hyperlink w:history="1" r:id="rIdjcfosgzdgl0yo4cos_5pf">
+      <w:hyperlink w:history="1" r:id="rIdx_3caksoseslhl48e3nxr">
         <w:r>
           <w:t xml:space="preserve">mexiciencia.github.io/post/modelo-sir</w:t>
         </w:r>
@@ -4652,7 +4655,7 @@
       <w:r>
         <w:t xml:space="preserve">Data analysis and modeling collaborator. </w:t>
       </w:r>
-      <w:hyperlink w:history="1" r:id="rIdqzomcp2phzswuzroc7g2m">
+      <w:hyperlink w:history="1" r:id="rIdgrtxgxey3lf112gbkm2vs">
         <w:r>
           <w:t xml:space="preserve">mexiciencia.github.io/post/covid19</w:t>
         </w:r>

--- a/RuedaBecerrilJM-CV-plain.docx
+++ b/RuedaBecerrilJM-CV-plain.docx
@@ -28,7 +28,7 @@
       <w:r>
         <w:t xml:space="preserve">  |  </w:t>
       </w:r>
-      <w:hyperlink w:history="1" r:id="rIdqe2xteqpfs-xwwpyw_l5w">
+      <w:hyperlink w:history="1" r:id="rIdc-s3lvci_q7d2qfy-juqc">
         <w:r>
           <w:t xml:space="preserve">jm.ruebe@gmail.com</w:t>
         </w:r>
@@ -42,7 +42,7 @@
       <w:r>
         <w:t xml:space="preserve">  |  </w:t>
       </w:r>
-      <w:hyperlink w:history="1" r:id="rIdxgu7kt3jbc7z_xbgidt9t">
+      <w:hyperlink w:history="1" r:id="rIdpt7fe-fjwzdb9ulp1gpud">
         <w:r>
           <w:t xml:space="preserve">linkedin.com/in/jeruebe</w:t>
         </w:r>
@@ -53,7 +53,7 @@
         <w:spacing w:after="60"/>
         <w:jc w:val="center"/>
       </w:pPr>
-      <w:hyperlink w:history="1" r:id="rIdvq9men0-_gb9x0la9rml_">
+      <w:hyperlink w:history="1" r:id="rIdfrnxachtiha0y_aaqfw0x">
         <w:r>
           <w:t xml:space="preserve">altjerue.github.io</w:t>
         </w:r>
@@ -61,7 +61,7 @@
       <w:r>
         <w:t xml:space="preserve">  |  </w:t>
       </w:r>
-      <w:hyperlink w:history="1" r:id="rIdgpemroqyluqfdrc4xpkba">
+      <w:hyperlink w:history="1" r:id="rIdl8ojp3qniuu0pp8ufrt1j">
         <w:r>
           <w:t xml:space="preserve">github.com/altjerue</w:t>
         </w:r>
@@ -69,7 +69,7 @@
       <w:r>
         <w:t xml:space="preserve">  |  </w:t>
       </w:r>
-      <w:hyperlink w:history="1" r:id="rIdisyllx7p5omet5tpct8ib">
+      <w:hyperlink w:history="1" r:id="rIdb4tqmrovkfzhcbvkukqqt">
         <w:r>
           <w:t xml:space="preserve">orcid.org/0000-0003-1988-1912</w:t>
         </w:r>
@@ -77,7 +77,7 @@
       <w:r>
         <w:t xml:space="preserve">  |  </w:t>
       </w:r>
-      <w:hyperlink w:history="1" r:id="rIdbwgx4b31esvyk3n0jm1ww">
+      <w:hyperlink w:history="1" r:id="rIdz1yjnrcrhydwdxd2hq_ct">
         <w:r>
           <w:t xml:space="preserve">Google Scholar</w:t>
         </w:r>
@@ -93,8 +93,240 @@
     </w:p>
     <w:p>
       <w:r>
-        <w:t xml:space="preserve">Computational physicist with a PhD in Physics and 10+ years developing high-performance numerical algorithms and simulation software for relativistic plasmas. Author of the open-source Paramo library for kinetic particle evolution and radiative transfer. Experience with MHD codes on leadership-class HPC systems and with machine learning for calibrating physical models. Peer-reviewed publications, competitive grants, and collaboration across interdisciplinary teams.</w:t>
-      </w:r>
+        <w:t xml:space="preserve">Physicist with a Ph.D. in Physics and over ten years of research experience in computational astrophysics, numerical methods, and high-performance computing. One term of classroom instruction at the graduate level and multi-year experience mentoring graduate researchers through the transition from confusion to independent work. Teaching approach built on intuition and critical thinking over memorization, and on collaborative problem-solving.</w:t>
+      </w:r>
+    </w:p>
+    <w:p>
+      <w:pPr>
+        <w:pStyle w:val="Heading1"/>
+      </w:pPr>
+      <w:r>
+        <w:t xml:space="preserve">Teaching and Mentoring</w:t>
+      </w:r>
+    </w:p>
+    <w:p>
+      <w:pPr>
+        <w:keepNext/>
+        <w:tabs>
+          <w:tab w:val="right" w:pos="10512"/>
+        </w:tabs>
+        <w:spacing w:after="0"/>
+      </w:pPr>
+      <w:r>
+        <w:rPr>
+          <w:b/>
+          <w:bCs/>
+        </w:rPr>
+        <w:t xml:space="preserve">Thermodynamics (graduate level)</w:t>
+      </w:r>
+      <w:r>
+        <w:tab/>
+      </w:r>
+      <w:r>
+        <w:t xml:space="preserve">Jun 2018</w:t>
+      </w:r>
+    </w:p>
+    <w:p>
+      <w:pPr>
+        <w:keepNext/>
+        <w:tabs>
+          <w:tab w:val="right" w:pos="10512"/>
+        </w:tabs>
+        <w:spacing w:after="0"/>
+      </w:pPr>
+      <w:r>
+        <w:rPr>
+          <w:i/>
+          <w:iCs/>
+        </w:rPr>
+        <w:t xml:space="preserve">Instituto de Física y Matemáticas, Universidad Michoacana de San Nicolás de Hidalgo</w:t>
+      </w:r>
+      <w:r>
+        <w:tab/>
+      </w:r>
+      <w:r>
+        <w:t xml:space="preserve">Substitute Instructor</w:t>
+      </w:r>
+    </w:p>
+    <w:p>
+      <w:pPr>
+        <w:pStyle w:val="EntryGap"/>
+        <w:spacing w:after="0"/>
+      </w:pPr>
+    </w:p>
+    <w:p>
+      <w:pPr>
+        <w:keepNext/>
+        <w:tabs>
+          <w:tab w:val="right" w:pos="10512"/>
+        </w:tabs>
+        <w:spacing w:after="0"/>
+      </w:pPr>
+      <w:r>
+        <w:rPr>
+          <w:b/>
+          <w:bCs/>
+        </w:rPr>
+        <w:t xml:space="preserve">Zachary Davis, graduate student</w:t>
+      </w:r>
+      <w:r>
+        <w:tab/>
+      </w:r>
+      <w:r>
+        <w:t xml:space="preserve">2018 – 2022</w:t>
+      </w:r>
+    </w:p>
+    <w:p>
+      <w:pPr>
+        <w:keepNext/>
+        <w:tabs>
+          <w:tab w:val="right" w:pos="10512"/>
+        </w:tabs>
+        <w:spacing w:after="0"/>
+      </w:pPr>
+      <w:r>
+        <w:rPr>
+          <w:i/>
+          <w:iCs/>
+        </w:rPr>
+        <w:t xml:space="preserve">Department of Physics and Astronomy, Purdue University</w:t>
+      </w:r>
+      <w:r>
+        <w:tab/>
+      </w:r>
+      <w:r>
+        <w:t xml:space="preserve">Mentoring</w:t>
+      </w:r>
+    </w:p>
+    <w:p>
+      <w:pPr>
+        <w:spacing w:after="0"/>
+      </w:pPr>
+      <w:r>
+        <w:t xml:space="preserve">Co-authored papers [8, 9]</w:t>
+      </w:r>
+    </w:p>
+    <w:p>
+      <w:pPr>
+        <w:pStyle w:val="EntryGap"/>
+        <w:spacing w:after="0"/>
+      </w:pPr>
+    </w:p>
+    <w:p>
+      <w:pPr>
+        <w:keepNext/>
+        <w:tabs>
+          <w:tab w:val="right" w:pos="10512"/>
+        </w:tabs>
+        <w:spacing w:after="0"/>
+      </w:pPr>
+      <w:r>
+        <w:rPr>
+          <w:b/>
+          <w:bCs/>
+        </w:rPr>
+        <w:t xml:space="preserve">Amanda O. Harrison, graduate student</w:t>
+      </w:r>
+      <w:r>
+        <w:tab/>
+      </w:r>
+      <w:r>
+        <w:t xml:space="preserve">2018 – 2020</w:t>
+      </w:r>
+    </w:p>
+    <w:p>
+      <w:pPr>
+        <w:keepNext/>
+        <w:tabs>
+          <w:tab w:val="right" w:pos="10512"/>
+        </w:tabs>
+        <w:spacing w:after="0"/>
+      </w:pPr>
+      <w:r>
+        <w:rPr>
+          <w:i/>
+          <w:iCs/>
+        </w:rPr>
+        <w:t xml:space="preserve">Department of Physics and Astronomy, Purdue University</w:t>
+      </w:r>
+      <w:r>
+        <w:tab/>
+      </w:r>
+      <w:r>
+        <w:t xml:space="preserve">Mentoring</w:t>
+      </w:r>
+    </w:p>
+    <w:p>
+      <w:pPr>
+        <w:spacing w:after="0"/>
+      </w:pPr>
+      <w:r>
+        <w:t xml:space="preserve">Co-authored paper [5]</w:t>
+      </w:r>
+    </w:p>
+    <w:p>
+      <w:pPr>
+        <w:pStyle w:val="EntryGap"/>
+        <w:spacing w:after="0"/>
+      </w:pPr>
+    </w:p>
+    <w:p>
+      <w:pPr>
+        <w:keepNext/>
+        <w:tabs>
+          <w:tab w:val="right" w:pos="10512"/>
+        </w:tabs>
+        <w:spacing w:after="0"/>
+      </w:pPr>
+      <w:r>
+        <w:rPr>
+          <w:b/>
+          <w:bCs/>
+        </w:rPr>
+        <w:t xml:space="preserve">Hao Zhang, graduate student</w:t>
+      </w:r>
+      <w:r>
+        <w:tab/>
+      </w:r>
+      <w:r>
+        <w:t xml:space="preserve">2018 – 2019</w:t>
+      </w:r>
+    </w:p>
+    <w:p>
+      <w:pPr>
+        <w:keepNext/>
+        <w:tabs>
+          <w:tab w:val="right" w:pos="10512"/>
+        </w:tabs>
+        <w:spacing w:after="0"/>
+      </w:pPr>
+      <w:r>
+        <w:rPr>
+          <w:i/>
+          <w:iCs/>
+        </w:rPr>
+        <w:t xml:space="preserve">Department of Physics and Astronomy, Purdue University</w:t>
+      </w:r>
+      <w:r>
+        <w:tab/>
+      </w:r>
+      <w:r>
+        <w:t xml:space="preserve">Mentoring</w:t>
+      </w:r>
+    </w:p>
+    <w:p>
+      <w:pPr>
+        <w:spacing w:after="0"/>
+      </w:pPr>
+      <w:r>
+        <w:t xml:space="preserve">Co-authored paper [4]</w:t>
+      </w:r>
+    </w:p>
+    <w:p>
+      <w:pPr>
+        <w:pStyle w:val="EntryGap"/>
+        <w:spacing w:after="0"/>
+      </w:pPr>
     </w:p>
     <w:p>
       <w:pPr>
@@ -1167,7 +1399,7 @@
       <w:r>
         <w:t xml:space="preserve">Thesis: </w:t>
       </w:r>
-      <w:hyperlink w:history="1" r:id="rIdjf3kmiesiqnl3nbage7cd">
+      <w:hyperlink w:history="1" r:id="rIdxyda-p4ntrvexrwhszwil">
         <w:r>
           <w:t xml:space="preserve">Numerical treatment of radiation processes in the internal shocks of magnetized relativistic outflows</w:t>
         </w:r>
@@ -1464,7 +1696,7 @@
       <w:r>
         <w:t xml:space="preserve">, </w:t>
       </w:r>
-      <w:hyperlink w:history="1" r:id="rId2oy3hulrup1ztsvoqij6r">
+      <w:hyperlink w:history="1" r:id="rIdnoohlaxp3efvoakjko09h">
         <w:r>
           <w:t xml:space="preserve">ApJ 976, 182 (2024)</w:t>
         </w:r>
@@ -1472,7 +1704,7 @@
       <w:r>
         <w:t xml:space="preserve">, </w:t>
       </w:r>
-      <w:hyperlink w:history="1" r:id="rIdtj0-i790fffyjay4umkq6">
+      <w:hyperlink w:history="1" r:id="rIdshi2ltlg605iuybhkvqek">
         <w:r>
           <w:t xml:space="preserve">arXiv:2405.17581</w:t>
         </w:r>
@@ -1509,7 +1741,7 @@
       <w:r>
         <w:t xml:space="preserve">, </w:t>
       </w:r>
-      <w:hyperlink w:history="1" r:id="rIdsbnfd27urrspufxxdzgw1">
+      <w:hyperlink w:history="1" r:id="rIdex5brhans8batu3-9xutj">
         <w:r>
           <w:t xml:space="preserve">MNRAS 513, 5766–5779 (2022)</w:t>
         </w:r>
@@ -1517,7 +1749,7 @@
       <w:r>
         <w:t xml:space="preserve">, </w:t>
       </w:r>
-      <w:hyperlink w:history="1" r:id="rIdt_zin-vn_vdcdhnvwwhtn">
+      <w:hyperlink w:history="1" r:id="rIdcsnwuwye2_ej7k-aerdm5">
         <w:r>
           <w:t xml:space="preserve">arXiv:2201.07790</w:t>
         </w:r>
@@ -1554,7 +1786,7 @@
       <w:r>
         <w:t xml:space="preserve">, </w:t>
       </w:r>
-      <w:hyperlink w:history="1" r:id="rIdif1b94ge8mzpskuylhq3u">
+      <w:hyperlink w:history="1" r:id="rIdok6jqb9hpvpcteftkcuiz">
         <w:r>
           <w:t xml:space="preserve">Phys. Rev. D 106, 083015 (2022)</w:t>
         </w:r>
@@ -1562,7 +1794,7 @@
       <w:r>
         <w:t xml:space="preserve">, </w:t>
       </w:r>
-      <w:hyperlink w:history="1" r:id="rIdclv3gcqe5r8kllofg7szj">
+      <w:hyperlink w:history="1" r:id="rIdsdl7-cubaglcizr-ozpz7">
         <w:r>
           <w:t xml:space="preserve">arXiv:2112.09817</w:t>
         </w:r>
@@ -1599,7 +1831,7 @@
       <w:r>
         <w:t xml:space="preserve">, </w:t>
       </w:r>
-      <w:hyperlink w:history="1" r:id="rIdi1ssksqtyq1nzagddlacz">
+      <w:hyperlink w:history="1" r:id="rIdhcpdqaffkuvo4dey-havy">
         <w:r>
           <w:t xml:space="preserve">ApJ 919, 95 (2021)</w:t>
         </w:r>
@@ -1607,7 +1839,7 @@
       <w:r>
         <w:t xml:space="preserve">, </w:t>
       </w:r>
-      <w:hyperlink w:history="1" r:id="rIdnqgselzpcikaop2bah3at">
+      <w:hyperlink w:history="1" r:id="rIdhwcxdt-rnrfhsggc7qwsh">
         <w:r>
           <w:t xml:space="preserve">arXiv:2106.05356</w:t>
         </w:r>
@@ -1644,7 +1876,7 @@
       <w:r>
         <w:t xml:space="preserve">, </w:t>
       </w:r>
-      <w:hyperlink w:history="1" r:id="rIdhqh4lfc_i6dwddij7ssrn">
+      <w:hyperlink w:history="1" r:id="rIdtql0lgcioro2dyahkggwr">
         <w:r>
           <w:t xml:space="preserve">MNRAS 501, 4092–4102 (2021)</w:t>
         </w:r>
@@ -1652,7 +1884,7 @@
       <w:r>
         <w:t xml:space="preserve">, </w:t>
       </w:r>
-      <w:hyperlink w:history="1" r:id="rId0qw5kpyvijetm1ooppnl7">
+      <w:hyperlink w:history="1" r:id="rIdmdlbs053hl3go7mfico90">
         <w:r>
           <w:t xml:space="preserve">arXiv:2009.02273</w:t>
         </w:r>
@@ -1689,7 +1921,7 @@
       <w:r>
         <w:t xml:space="preserve">, </w:t>
       </w:r>
-      <w:hyperlink w:history="1" r:id="rIdx3qxgexdpbruiv2ybob6a">
+      <w:hyperlink w:history="1" r:id="rIdg7x9_fhylu4o6aik6hns-">
         <w:r>
           <w:t xml:space="preserve">MNRAS 496, 974–986 (2020)</w:t>
         </w:r>
@@ -1697,7 +1929,7 @@
       <w:r>
         <w:t xml:space="preserve">, </w:t>
       </w:r>
-      <w:hyperlink w:history="1" r:id="rIdo0uaxbra9n5pfkjs4mp55">
+      <w:hyperlink w:history="1" r:id="rId24kxiheb07b8yesiiw1s7">
         <w:r>
           <w:t xml:space="preserve">arXiv:1910.14049</w:t>
         </w:r>
@@ -1734,7 +1966,7 @@
       <w:r>
         <w:t xml:space="preserve">, </w:t>
       </w:r>
-      <w:hyperlink w:history="1" r:id="rIdpk0ujhktckb92h4hgzy3o">
+      <w:hyperlink w:history="1" r:id="rIdkmokvokoys2rw8zpjvh_a">
         <w:r>
           <w:t xml:space="preserve">MNRAS 468, 1169–1182 (2017)</w:t>
         </w:r>
@@ -1742,7 +1974,7 @@
       <w:r>
         <w:t xml:space="preserve">, </w:t>
       </w:r>
-      <w:hyperlink w:history="1" r:id="rIda-b114zi6ghk3msp7aq5a">
+      <w:hyperlink w:history="1" r:id="rIdxvggtwojqgk_tiovwgpzu">
         <w:r>
           <w:t xml:space="preserve">arXiv:1612.06383</w:t>
         </w:r>
@@ -1779,7 +2011,7 @@
       <w:r>
         <w:t xml:space="preserve">, </w:t>
       </w:r>
-      <w:hyperlink w:history="1" r:id="rId3fc7webnxra1zwkkt9vw1">
+      <w:hyperlink w:history="1" r:id="rIdndafbgv8c6aamk5bvhirs">
         <w:r>
           <w:t xml:space="preserve">MNRAS 438, 1856–1869 (2014)</w:t>
         </w:r>
@@ -1787,7 +2019,7 @@
       <w:r>
         <w:t xml:space="preserve">, </w:t>
       </w:r>
-      <w:hyperlink w:history="1" r:id="rIdakvku_mrjycynqh_gqkid">
+      <w:hyperlink w:history="1" r:id="rId5rc6kzz-xmk9-jeprdfmv">
         <w:r>
           <w:t xml:space="preserve">arXiv:1310.5441</w:t>
         </w:r>
@@ -1824,7 +2056,7 @@
       <w:r>
         <w:t xml:space="preserve">, </w:t>
       </w:r>
-      <w:hyperlink w:history="1" r:id="rIdt1uq6mo5d9bji1mpmggqw">
+      <w:hyperlink w:history="1" r:id="rIdrdchucmxota1fdcuutazu">
         <w:r>
           <w:t xml:space="preserve">Phys. Rev. D 80, 084023 (2009)</w:t>
         </w:r>
@@ -1832,7 +2064,7 @@
       <w:r>
         <w:t xml:space="preserve">, </w:t>
       </w:r>
-      <w:hyperlink w:history="1" r:id="rIdh3kbvwnhrmakkefjum_mi">
+      <w:hyperlink w:history="1" r:id="rIdy5zdostbiaw7a3jy-lpw8">
         <w:r>
           <w:t xml:space="preserve">arXiv:1009.1250</w:t>
         </w:r>
@@ -1877,7 +2109,7 @@
       <w:r>
         <w:t xml:space="preserve">, </w:t>
       </w:r>
-      <w:hyperlink w:history="1" r:id="rIdhnqwizn50__e9xp92b-u9">
+      <w:hyperlink w:history="1" r:id="rIdsk9zbhlh6cndie-ujhu4a">
         <w:r>
           <w:t xml:space="preserve">Astron. Nachr. 342, 277–282 (2021)</w:t>
         </w:r>
@@ -1885,7 +2117,7 @@
       <w:r>
         <w:t xml:space="preserve">, 9th International Workshop on Astronomy and Relativistic Astrophysics, </w:t>
       </w:r>
-      <w:hyperlink w:history="1" r:id="rIdx26a6kz_gnjgx40mns2k9">
+      <w:hyperlink w:history="1" r:id="rIdbownq-mkgxhk2d8b1vib0">
         <w:r>
           <w:t xml:space="preserve">arXiv:2011.13797</w:t>
         </w:r>
@@ -1922,7 +2154,7 @@
       <w:r>
         <w:t xml:space="preserve">, </w:t>
       </w:r>
-      <w:hyperlink w:history="1" r:id="rIda2lphcb9rorkbquo0hne9">
+      <w:hyperlink w:history="1" r:id="rIdluzmj3g7rkmmyiievdynx">
         <w:r>
           <w:t xml:space="preserve">Astron. Nachr. 342, 147–152 (2021)</w:t>
         </w:r>
@@ -1930,7 +2162,7 @@
       <w:r>
         <w:t xml:space="preserve">, 9th International Workshop on Astronomy and Relativistic Astrophysics, </w:t>
       </w:r>
-      <w:hyperlink w:history="1" r:id="rId9bs6ktr8xutqkapmxxet0">
+      <w:hyperlink w:history="1" r:id="rIdgwysqmarx92x93gbe99od">
         <w:r>
           <w:t xml:space="preserve">arXiv:2011.13805</w:t>
         </w:r>
@@ -1967,7 +2199,7 @@
       <w:r>
         <w:t xml:space="preserve">, </w:t>
       </w:r>
-      <w:hyperlink w:history="1" r:id="rId3cvb5z5hjvficxj9sddes">
+      <w:hyperlink w:history="1" r:id="rIdylnzl0y1coq4u5ybsbejb">
         <w:r>
           <w:t xml:space="preserve">PoS(SWIFT 10) 233, 159 (2014)</w:t>
         </w:r>
@@ -1975,7 +2207,7 @@
       <w:r>
         <w:t xml:space="preserve">, </w:t>
       </w:r>
-      <w:hyperlink w:history="1" r:id="rIdoukprhhkptmsa_ejbdkwa">
+      <w:hyperlink w:history="1" r:id="rId1bs93vf9mxt7l9sauqe8a">
         <w:r>
           <w:t xml:space="preserve">arXiv:1502.07882</w:t>
         </w:r>
@@ -2012,7 +2244,7 @@
       <w:r>
         <w:t xml:space="preserve">, </w:t>
       </w:r>
-      <w:hyperlink w:history="1" r:id="rIdjla_7psf7sd_9w9bhexfp">
+      <w:hyperlink w:history="1" r:id="rIdi75d6pcouzbt_kkgvrhvl">
         <w:r>
           <w:t xml:space="preserve">EPJ Web Conf. 61, 02007 (2013)</w:t>
         </w:r>
@@ -2020,7 +2252,7 @@
       <w:r>
         <w:t xml:space="preserve">, </w:t>
       </w:r>
-      <w:hyperlink w:history="1" r:id="rIdfl4wfpi5kcqcbku4mfzib">
+      <w:hyperlink w:history="1" r:id="rIdertwererajmwm6d_zxp47">
         <w:r>
           <w:t xml:space="preserve">arXiv:1309.4612</w:t>
         </w:r>
@@ -2057,7 +2289,7 @@
       <w:r>
         <w:t xml:space="preserve">, </w:t>
       </w:r>
-      <w:hyperlink w:history="1" r:id="rId9yqqelbjbyiwivphujrmh">
+      <w:hyperlink w:history="1" r:id="rIdxjncqcgo78hi5dwgm2x3-">
         <w:r>
           <w:t xml:space="preserve">J. Phys.: Conf. Ser. 454, 012001 (2013)</w:t>
         </w:r>
@@ -2065,7 +2297,7 @@
       <w:r>
         <w:t xml:space="preserve">, </w:t>
       </w:r>
-      <w:hyperlink w:history="1" r:id="rIdcxhugmrouqjjcifqoyyd4">
+      <w:hyperlink w:history="1" r:id="rIdsghqkmoqhmatu6pp8bxbd">
         <w:r>
           <w:t xml:space="preserve">arXiv:1211.1794</w:t>
         </w:r>
@@ -2468,7 +2700,7 @@
       <w:r>
         <w:tab/>
       </w:r>
-      <w:hyperlink w:history="1" r:id="rIdc3anddb-cyo9jrc277lbj">
+      <w:hyperlink w:history="1" r:id="rIddl19rcaiyjlfxfpq2eicq">
         <w:r>
           <w:t xml:space="preserve">github.com/altjerue/ilwikak-ml</w:t>
         </w:r>
@@ -2559,7 +2791,7 @@
       <w:r>
         <w:tab/>
       </w:r>
-      <w:hyperlink w:history="1" r:id="rIdhzlvlcukqu6s1-ye4wunt">
+      <w:hyperlink w:history="1" r:id="rId29z3bthbowpbb5ecnn7ol">
         <w:r>
           <w:t xml:space="preserve">github.com/UW-ForestMycobiomeLab/WindSporesHills</w:t>
         </w:r>
@@ -2624,7 +2856,7 @@
       <w:r>
         <w:tab/>
       </w:r>
-      <w:hyperlink w:history="1" r:id="rIdu5vguta98bcd7dd_9zs8v">
+      <w:hyperlink w:history="1" r:id="rIdf4zraw9kxyrfvjrqwklov">
         <w:r>
           <w:t xml:space="preserve">github.com/zkdavis/Tleco</w:t>
         </w:r>
@@ -2689,7 +2921,7 @@
       <w:r>
         <w:tab/>
       </w:r>
-      <w:hyperlink w:history="1" r:id="rId_0zkaj2mnbtkpd6eupxrk">
+      <w:hyperlink w:history="1" r:id="rIddbjltih76ptf_xfvfqh0s">
         <w:r>
           <w:t xml:space="preserve">github.com/altjerue/paramo</w:t>
         </w:r>
@@ -3300,7 +3532,7 @@
       <w:r>
         <w:t xml:space="preserve">Video: </w:t>
       </w:r>
-      <w:hyperlink w:history="1" r:id="rIdjtjamlzldutd5zbftm9a8">
+      <w:hyperlink w:history="1" r:id="rIdayg5b8k3idihefqz7pemc">
         <w:r>
           <w:t xml:space="preserve">youtube.com/watch?v=BAZNWLNT69M</w:t>
         </w:r>
@@ -3471,7 +3703,7 @@
       <w:r>
         <w:t xml:space="preserve">Marcos Moshinsky Award for Best Poster. Video: </w:t>
       </w:r>
-      <w:hyperlink w:history="1" r:id="rIdsvrqdhuguvxhnacz7efww">
+      <w:hyperlink w:history="1" r:id="rIddwvlw1frsb34dhhypexwf">
         <w:r>
           <w:t xml:space="preserve">youtube.com/watch?v=0TJiKg7kOPI</w:t>
         </w:r>
@@ -3588,225 +3820,551 @@
         <w:pStyle w:val="Heading1"/>
       </w:pPr>
       <w:r>
-        <w:t xml:space="preserve">Teaching and Mentoring</w:t>
-      </w:r>
-    </w:p>
-    <w:p>
-      <w:pPr>
-        <w:keepNext/>
-        <w:tabs>
-          <w:tab w:val="right" w:pos="10512"/>
-        </w:tabs>
-        <w:spacing w:after="0"/>
-      </w:pPr>
-      <w:r>
-        <w:rPr>
-          <w:b/>
-          <w:bCs/>
-        </w:rPr>
-        <w:t xml:space="preserve">Zachary Davis, graduate student</w:t>
-      </w:r>
-      <w:r>
-        <w:tab/>
-      </w:r>
-      <w:r>
-        <w:t xml:space="preserve">2018 – 2022</w:t>
-      </w:r>
-    </w:p>
-    <w:p>
-      <w:pPr>
-        <w:keepNext/>
-        <w:tabs>
-          <w:tab w:val="right" w:pos="10512"/>
-        </w:tabs>
-        <w:spacing w:after="0"/>
-      </w:pPr>
-      <w:r>
-        <w:rPr>
-          <w:i/>
-          <w:iCs/>
-        </w:rPr>
-        <w:t xml:space="preserve">Department of Physics and Astronomy, Purdue University</w:t>
-      </w:r>
-      <w:r>
-        <w:tab/>
-      </w:r>
-      <w:r>
-        <w:t xml:space="preserve">Mentoring</w:t>
-      </w:r>
-    </w:p>
-    <w:p>
-      <w:pPr>
-        <w:spacing w:after="0"/>
-      </w:pPr>
-      <w:r>
-        <w:t xml:space="preserve">Co-authored papers [8, 9]</w:t>
-      </w:r>
-    </w:p>
-    <w:p>
-      <w:pPr>
-        <w:pStyle w:val="EntryGap"/>
-        <w:spacing w:after="0"/>
-      </w:pPr>
-    </w:p>
-    <w:p>
-      <w:pPr>
-        <w:keepNext/>
-        <w:tabs>
-          <w:tab w:val="right" w:pos="10512"/>
-        </w:tabs>
-        <w:spacing w:after="0"/>
-      </w:pPr>
-      <w:r>
-        <w:rPr>
-          <w:b/>
-          <w:bCs/>
-        </w:rPr>
-        <w:t xml:space="preserve">Amanda O. Harrison, graduate student</w:t>
-      </w:r>
-      <w:r>
-        <w:tab/>
-      </w:r>
-      <w:r>
-        <w:t xml:space="preserve">2018 – 2020</w:t>
-      </w:r>
-    </w:p>
-    <w:p>
-      <w:pPr>
-        <w:keepNext/>
-        <w:tabs>
-          <w:tab w:val="right" w:pos="10512"/>
-        </w:tabs>
-        <w:spacing w:after="0"/>
-      </w:pPr>
-      <w:r>
-        <w:rPr>
-          <w:i/>
-          <w:iCs/>
-        </w:rPr>
-        <w:t xml:space="preserve">Department of Physics and Astronomy, Purdue University</w:t>
-      </w:r>
-      <w:r>
-        <w:tab/>
-      </w:r>
-      <w:r>
-        <w:t xml:space="preserve">Mentoring</w:t>
-      </w:r>
-    </w:p>
-    <w:p>
-      <w:pPr>
-        <w:spacing w:after="0"/>
-      </w:pPr>
-      <w:r>
-        <w:t xml:space="preserve">Co-authored paper [5]</w:t>
-      </w:r>
-    </w:p>
-    <w:p>
-      <w:pPr>
-        <w:pStyle w:val="EntryGap"/>
-        <w:spacing w:after="0"/>
-      </w:pPr>
-    </w:p>
-    <w:p>
-      <w:pPr>
-        <w:keepNext/>
-        <w:tabs>
-          <w:tab w:val="right" w:pos="10512"/>
-        </w:tabs>
-        <w:spacing w:after="0"/>
-      </w:pPr>
-      <w:r>
-        <w:rPr>
-          <w:b/>
-          <w:bCs/>
-        </w:rPr>
-        <w:t xml:space="preserve">Hao Zhang, graduate student</w:t>
-      </w:r>
-      <w:r>
-        <w:tab/>
-      </w:r>
-      <w:r>
-        <w:t xml:space="preserve">2018 – 2019</w:t>
-      </w:r>
-    </w:p>
-    <w:p>
-      <w:pPr>
-        <w:keepNext/>
-        <w:tabs>
-          <w:tab w:val="right" w:pos="10512"/>
-        </w:tabs>
-        <w:spacing w:after="0"/>
-      </w:pPr>
-      <w:r>
-        <w:rPr>
-          <w:i/>
-          <w:iCs/>
-        </w:rPr>
-        <w:t xml:space="preserve">Department of Physics and Astronomy, Purdue University</w:t>
-      </w:r>
-      <w:r>
-        <w:tab/>
-      </w:r>
-      <w:r>
-        <w:t xml:space="preserve">Mentoring</w:t>
-      </w:r>
-    </w:p>
-    <w:p>
-      <w:pPr>
-        <w:spacing w:after="0"/>
-      </w:pPr>
-      <w:r>
-        <w:t xml:space="preserve">Co-authored paper [4]</w:t>
-      </w:r>
-    </w:p>
-    <w:p>
-      <w:pPr>
-        <w:pStyle w:val="EntryGap"/>
-        <w:spacing w:after="0"/>
-      </w:pPr>
-    </w:p>
-    <w:p>
-      <w:pPr>
-        <w:keepNext/>
-        <w:tabs>
-          <w:tab w:val="right" w:pos="10512"/>
-        </w:tabs>
-        <w:spacing w:after="0"/>
-      </w:pPr>
-      <w:r>
-        <w:rPr>
-          <w:b/>
-          <w:bCs/>
-        </w:rPr>
-        <w:t xml:space="preserve">Thermodynamics (graduate level)</w:t>
-      </w:r>
-      <w:r>
-        <w:tab/>
-      </w:r>
-      <w:r>
-        <w:t xml:space="preserve">Jun 2018</w:t>
-      </w:r>
-    </w:p>
-    <w:p>
-      <w:pPr>
-        <w:keepNext/>
-        <w:tabs>
-          <w:tab w:val="right" w:pos="10512"/>
-        </w:tabs>
-        <w:spacing w:after="0"/>
-      </w:pPr>
-      <w:r>
-        <w:rPr>
-          <w:i/>
-          <w:iCs/>
-        </w:rPr>
-        <w:t xml:space="preserve">Instituto de Física y Matemáticas, Universidad Michoacana de San Nicolás de Hidalgo</w:t>
-      </w:r>
-      <w:r>
-        <w:tab/>
-      </w:r>
-      <w:r>
-        <w:t xml:space="preserve">Substitute Instructor</w:t>
+        <w:t xml:space="preserve">Professional Development</w:t>
+      </w:r>
+    </w:p>
+    <w:p>
+      <w:pPr>
+        <w:keepNext/>
+        <w:tabs>
+          <w:tab w:val="right" w:pos="10512"/>
+        </w:tabs>
+        <w:spacing w:after="0"/>
+      </w:pPr>
+      <w:r>
+        <w:rPr>
+          <w:b/>
+          <w:bCs/>
+        </w:rPr>
+        <w:t xml:space="preserve">High Performance Computing on Frontera</w:t>
+      </w:r>
+      <w:r>
+        <w:tab/>
+      </w:r>
+      <w:r>
+        <w:t xml:space="preserve">May – Jun 2021</w:t>
+      </w:r>
+    </w:p>
+    <w:p>
+      <w:pPr>
+        <w:keepNext/>
+        <w:tabs>
+          <w:tab w:val="right" w:pos="10512"/>
+        </w:tabs>
+        <w:spacing w:after="0"/>
+      </w:pPr>
+      <w:r>
+        <w:rPr>
+          <w:i/>
+          <w:iCs/>
+        </w:rPr>
+        <w:t xml:space="preserve">Jason Allison et al., TACC, Austin, TX</w:t>
+      </w:r>
+      <w:r>
+        <w:tab/>
+      </w:r>
+      <w:r>
+        <w:t xml:space="preserve">Lecture series</w:t>
+      </w:r>
+    </w:p>
+    <w:p>
+      <w:pPr>
+        <w:pStyle w:val="EntryGap"/>
+        <w:spacing w:after="0"/>
+      </w:pPr>
+    </w:p>
+    <w:p>
+      <w:pPr>
+        <w:keepNext/>
+        <w:tabs>
+          <w:tab w:val="right" w:pos="10512"/>
+        </w:tabs>
+        <w:spacing w:after="0"/>
+      </w:pPr>
+      <w:r>
+        <w:rPr>
+          <w:b/>
+          <w:bCs/>
+        </w:rPr>
+        <w:t xml:space="preserve">Writing Winning Grants</w:t>
+      </w:r>
+      <w:r>
+        <w:tab/>
+      </w:r>
+      <w:r>
+        <w:t xml:space="preserve">Nov 2019</w:t>
+      </w:r>
+    </w:p>
+    <w:p>
+      <w:pPr>
+        <w:keepNext/>
+        <w:tabs>
+          <w:tab w:val="right" w:pos="10512"/>
+        </w:tabs>
+        <w:spacing w:after="0"/>
+      </w:pPr>
+      <w:r>
+        <w:rPr>
+          <w:i/>
+          <w:iCs/>
+        </w:rPr>
+        <w:t xml:space="preserve">Dr. Lauren Broyles, Purdue University</w:t>
+      </w:r>
+      <w:r>
+        <w:tab/>
+      </w:r>
+      <w:r>
+        <w:t xml:space="preserve">Lecture</w:t>
+      </w:r>
+    </w:p>
+    <w:p>
+      <w:pPr>
+        <w:pStyle w:val="EntryGap"/>
+        <w:spacing w:after="0"/>
+      </w:pPr>
+    </w:p>
+    <w:p>
+      <w:pPr>
+        <w:keepNext/>
+        <w:tabs>
+          <w:tab w:val="right" w:pos="10512"/>
+        </w:tabs>
+        <w:spacing w:after="0"/>
+      </w:pPr>
+      <w:r>
+        <w:rPr>
+          <w:b/>
+          <w:bCs/>
+        </w:rPr>
+        <w:t xml:space="preserve">XSEDE HPC Workshop: Summer Boot Camp</w:t>
+      </w:r>
+      <w:r>
+        <w:tab/>
+      </w:r>
+      <w:r>
+        <w:t xml:space="preserve">Jun 2019</w:t>
+      </w:r>
+    </w:p>
+    <w:p>
+      <w:pPr>
+        <w:keepNext/>
+        <w:tabs>
+          <w:tab w:val="right" w:pos="10512"/>
+        </w:tabs>
+        <w:spacing w:after="0"/>
+      </w:pPr>
+      <w:r>
+        <w:rPr>
+          <w:i/>
+          <w:iCs/>
+        </w:rPr>
+        <w:t xml:space="preserve">John Urbanic, Purdue University</w:t>
+      </w:r>
+      <w:r>
+        <w:tab/>
+      </w:r>
+      <w:r>
+        <w:t xml:space="preserve">Workshop</w:t>
+      </w:r>
+    </w:p>
+    <w:p>
+      <w:pPr>
+        <w:pStyle w:val="EntryGap"/>
+        <w:spacing w:after="0"/>
+      </w:pPr>
+    </w:p>
+    <w:p>
+      <w:pPr>
+        <w:keepNext/>
+        <w:tabs>
+          <w:tab w:val="right" w:pos="10512"/>
+        </w:tabs>
+        <w:spacing w:after="0"/>
+      </w:pPr>
+      <w:r>
+        <w:rPr>
+          <w:b/>
+          <w:bCs/>
+        </w:rPr>
+        <w:t xml:space="preserve">Data Analysis and Machine Learning with Python</w:t>
+      </w:r>
+      <w:r>
+        <w:tab/>
+      </w:r>
+      <w:r>
+        <w:t xml:space="preserve">Feb 2017</w:t>
+      </w:r>
+    </w:p>
+    <w:p>
+      <w:pPr>
+        <w:keepNext/>
+        <w:tabs>
+          <w:tab w:val="right" w:pos="10512"/>
+        </w:tabs>
+        <w:spacing w:after="0"/>
+      </w:pPr>
+      <w:r>
+        <w:rPr>
+          <w:i/>
+          <w:iCs/>
+        </w:rPr>
+        <w:t xml:space="preserve">Dr. Alejandro Torres, Universitat de València</w:t>
+      </w:r>
+      <w:r>
+        <w:tab/>
+      </w:r>
+      <w:r>
+        <w:t xml:space="preserve">Workshop</w:t>
+      </w:r>
+    </w:p>
+    <w:p>
+      <w:pPr>
+        <w:pStyle w:val="EntryGap"/>
+        <w:spacing w:after="0"/>
+      </w:pPr>
+    </w:p>
+    <w:p>
+      <w:pPr>
+        <w:keepNext/>
+        <w:tabs>
+          <w:tab w:val="right" w:pos="10512"/>
+        </w:tabs>
+        <w:spacing w:after="0"/>
+      </w:pPr>
+      <w:r>
+        <w:rPr>
+          <w:b/>
+          <w:bCs/>
+        </w:rPr>
+        <w:t xml:space="preserve">Numerical Relativity Simulations of BBH Coalescence Using the Einstein Toolkit</w:t>
+      </w:r>
+      <w:r>
+        <w:tab/>
+      </w:r>
+      <w:r>
+        <w:t xml:space="preserve">Jul 2016</w:t>
+      </w:r>
+    </w:p>
+    <w:p>
+      <w:pPr>
+        <w:keepNext/>
+        <w:tabs>
+          <w:tab w:val="right" w:pos="10512"/>
+        </w:tabs>
+        <w:spacing w:after="0"/>
+      </w:pPr>
+      <w:r>
+        <w:rPr>
+          <w:i/>
+          <w:iCs/>
+        </w:rPr>
+        <w:t xml:space="preserve">Dr. Vassilios Mewes, Universitat de València</w:t>
+      </w:r>
+      <w:r>
+        <w:tab/>
+      </w:r>
+      <w:r>
+        <w:t xml:space="preserve">Workshop, 8 hours</w:t>
+      </w:r>
+    </w:p>
+    <w:p>
+      <w:pPr>
+        <w:pStyle w:val="EntryGap"/>
+        <w:spacing w:after="0"/>
+      </w:pPr>
+    </w:p>
+    <w:p>
+      <w:pPr>
+        <w:keepNext/>
+        <w:tabs>
+          <w:tab w:val="right" w:pos="10512"/>
+        </w:tabs>
+        <w:spacing w:after="0"/>
+      </w:pPr>
+      <w:r>
+        <w:rPr>
+          <w:b/>
+          <w:bCs/>
+        </w:rPr>
+        <w:t xml:space="preserve">The Universe in the Light of PLANCK and BICEP2</w:t>
+      </w:r>
+      <w:r>
+        <w:tab/>
+      </w:r>
+      <w:r>
+        <w:t xml:space="preserve">May 2014</w:t>
+      </w:r>
+    </w:p>
+    <w:p>
+      <w:pPr>
+        <w:keepNext/>
+        <w:tabs>
+          <w:tab w:val="right" w:pos="10512"/>
+        </w:tabs>
+        <w:spacing w:after="0"/>
+      </w:pPr>
+      <w:r>
+        <w:rPr>
+          <w:i/>
+          <w:iCs/>
+        </w:rPr>
+        <w:t xml:space="preserve">Prof. Nick Mavromatos, Universitat de València</w:t>
+      </w:r>
+      <w:r>
+        <w:tab/>
+      </w:r>
+      <w:r>
+        <w:t xml:space="preserve">Lecture series, 2 credits</w:t>
+      </w:r>
+    </w:p>
+    <w:p>
+      <w:pPr>
+        <w:pStyle w:val="EntryGap"/>
+        <w:spacing w:after="0"/>
+      </w:pPr>
+    </w:p>
+    <w:p>
+      <w:pPr>
+        <w:keepNext/>
+        <w:tabs>
+          <w:tab w:val="right" w:pos="10512"/>
+        </w:tabs>
+        <w:spacing w:after="0"/>
+      </w:pPr>
+      <w:r>
+        <w:rPr>
+          <w:b/>
+          <w:bCs/>
+        </w:rPr>
+        <w:t xml:space="preserve">Dark Matter</w:t>
+      </w:r>
+      <w:r>
+        <w:tab/>
+      </w:r>
+      <w:r>
+        <w:t xml:space="preserve">Sep 2013</w:t>
+      </w:r>
+    </w:p>
+    <w:p>
+      <w:pPr>
+        <w:keepNext/>
+        <w:tabs>
+          <w:tab w:val="right" w:pos="10512"/>
+        </w:tabs>
+        <w:spacing w:after="0"/>
+      </w:pPr>
+      <w:r>
+        <w:rPr>
+          <w:i/>
+          <w:iCs/>
+        </w:rPr>
+        <w:t xml:space="preserve">Prof. Alejandro Ibarra, Universitat de València</w:t>
+      </w:r>
+      <w:r>
+        <w:tab/>
+      </w:r>
+      <w:r>
+        <w:t xml:space="preserve">Lecture series, 2 credits</w:t>
+      </w:r>
+    </w:p>
+    <w:p>
+      <w:pPr>
+        <w:pStyle w:val="EntryGap"/>
+        <w:spacing w:after="0"/>
+      </w:pPr>
+    </w:p>
+    <w:p>
+      <w:pPr>
+        <w:keepNext/>
+        <w:tabs>
+          <w:tab w:val="right" w:pos="10512"/>
+        </w:tabs>
+        <w:spacing w:after="0"/>
+      </w:pPr>
+      <w:r>
+        <w:rPr>
+          <w:b/>
+          <w:bCs/>
+        </w:rPr>
+        <w:t xml:space="preserve">International Cargèse School on Cosmic Accelerators</w:t>
+      </w:r>
+      <w:r>
+        <w:tab/>
+      </w:r>
+      <w:r>
+        <w:t xml:space="preserve">Apr – May 2013</w:t>
+      </w:r>
+    </w:p>
+    <w:p>
+      <w:pPr>
+        <w:keepNext/>
+        <w:tabs>
+          <w:tab w:val="right" w:pos="10512"/>
+        </w:tabs>
+        <w:spacing w:after="0"/>
+      </w:pPr>
+      <w:r>
+        <w:rPr>
+          <w:i/>
+          <w:iCs/>
+        </w:rPr>
+        <w:t xml:space="preserve">Institut d'Études Scientifiques de Cargèse, France</w:t>
+      </w:r>
+      <w:r>
+        <w:tab/>
+      </w:r>
+      <w:r>
+        <w:t xml:space="preserve">Summer school</w:t>
+      </w:r>
+    </w:p>
+    <w:p>
+      <w:pPr>
+        <w:pStyle w:val="EntryGap"/>
+        <w:spacing w:after="0"/>
+      </w:pPr>
+    </w:p>
+    <w:p>
+      <w:pPr>
+        <w:keepNext/>
+        <w:tabs>
+          <w:tab w:val="right" w:pos="10512"/>
+        </w:tabs>
+        <w:spacing w:after="0"/>
+      </w:pPr>
+      <w:r>
+        <w:rPr>
+          <w:b/>
+          <w:bCs/>
+        </w:rPr>
+        <w:t xml:space="preserve">Introduction to C++ Programming</w:t>
+      </w:r>
+      <w:r>
+        <w:tab/>
+      </w:r>
+      <w:r>
+        <w:t xml:space="preserve">Apr 2012</w:t>
+      </w:r>
+    </w:p>
+    <w:p>
+      <w:pPr>
+        <w:keepNext/>
+        <w:tabs>
+          <w:tab w:val="right" w:pos="10512"/>
+        </w:tabs>
+        <w:spacing w:after="0"/>
+      </w:pPr>
+      <w:r>
+        <w:rPr>
+          <w:i/>
+          <w:iCs/>
+        </w:rPr>
+        <w:t xml:space="preserve">Dr. Jacek Generowicz, Universitat de València</w:t>
+      </w:r>
+      <w:r>
+        <w:tab/>
+      </w:r>
+      <w:r>
+        <w:t xml:space="preserve">Workshop, 6 credits</w:t>
+      </w:r>
+    </w:p>
+    <w:p>
+      <w:pPr>
+        <w:pStyle w:val="EntryGap"/>
+        <w:spacing w:after="0"/>
+      </w:pPr>
+    </w:p>
+    <w:p>
+      <w:pPr>
+        <w:keepNext/>
+        <w:tabs>
+          <w:tab w:val="right" w:pos="10512"/>
+        </w:tabs>
+        <w:spacing w:after="0"/>
+      </w:pPr>
+      <w:r>
+        <w:rPr>
+          <w:b/>
+          <w:bCs/>
+        </w:rPr>
+        <w:t xml:space="preserve">Numerical Relativistic Astrophysics</w:t>
+      </w:r>
+      <w:r>
+        <w:tab/>
+      </w:r>
+      <w:r>
+        <w:t xml:space="preserve">Mar – Apr 2012</w:t>
+      </w:r>
+    </w:p>
+    <w:p>
+      <w:pPr>
+        <w:keepNext/>
+        <w:tabs>
+          <w:tab w:val="right" w:pos="10512"/>
+        </w:tabs>
+        <w:spacing w:after="0"/>
+      </w:pPr>
+      <w:r>
+        <w:rPr>
+          <w:i/>
+          <w:iCs/>
+        </w:rPr>
+        <w:t xml:space="preserve">Prof. Luciano Rezzolla, Universitat de València</w:t>
+      </w:r>
+      <w:r>
+        <w:tab/>
+      </w:r>
+      <w:r>
+        <w:t xml:space="preserve">Lecture series, 9 hours</w:t>
+      </w:r>
+    </w:p>
+    <w:p>
+      <w:pPr>
+        <w:pStyle w:val="EntryGap"/>
+        <w:spacing w:after="0"/>
+      </w:pPr>
+    </w:p>
+    <w:p>
+      <w:pPr>
+        <w:keepNext/>
+        <w:tabs>
+          <w:tab w:val="right" w:pos="10512"/>
+        </w:tabs>
+        <w:spacing w:after="0"/>
+      </w:pPr>
+      <w:r>
+        <w:rPr>
+          <w:b/>
+          <w:bCs/>
+        </w:rPr>
+        <w:t xml:space="preserve">Fortran for Scientific Computing</w:t>
+      </w:r>
+      <w:r>
+        <w:tab/>
+      </w:r>
+      <w:r>
+        <w:t xml:space="preserve">Mar 2012</w:t>
+      </w:r>
+    </w:p>
+    <w:p>
+      <w:pPr>
+        <w:keepNext/>
+        <w:tabs>
+          <w:tab w:val="right" w:pos="10512"/>
+        </w:tabs>
+        <w:spacing w:after="0"/>
+      </w:pPr>
+      <w:r>
+        <w:rPr>
+          <w:i/>
+          <w:iCs/>
+        </w:rPr>
+        <w:t xml:space="preserve">HLRS, University of Stuttgart, Germany</w:t>
+      </w:r>
+      <w:r>
+        <w:tab/>
+      </w:r>
+      <w:r>
+        <w:t xml:space="preserve">Workshop, 33 hours</w:t>
       </w:r>
     </w:p>
     <w:p>
@@ -3820,564 +4378,6 @@
         <w:pStyle w:val="Heading1"/>
       </w:pPr>
       <w:r>
-        <w:t xml:space="preserve">Professional Development</w:t>
-      </w:r>
-    </w:p>
-    <w:p>
-      <w:pPr>
-        <w:keepNext/>
-        <w:tabs>
-          <w:tab w:val="right" w:pos="10512"/>
-        </w:tabs>
-        <w:spacing w:after="0"/>
-      </w:pPr>
-      <w:r>
-        <w:rPr>
-          <w:b/>
-          <w:bCs/>
-        </w:rPr>
-        <w:t xml:space="preserve">High Performance Computing on Frontera</w:t>
-      </w:r>
-      <w:r>
-        <w:tab/>
-      </w:r>
-      <w:r>
-        <w:t xml:space="preserve">May – Jun 2021</w:t>
-      </w:r>
-    </w:p>
-    <w:p>
-      <w:pPr>
-        <w:keepNext/>
-        <w:tabs>
-          <w:tab w:val="right" w:pos="10512"/>
-        </w:tabs>
-        <w:spacing w:after="0"/>
-      </w:pPr>
-      <w:r>
-        <w:rPr>
-          <w:i/>
-          <w:iCs/>
-        </w:rPr>
-        <w:t xml:space="preserve">Jason Allison et al., TACC, Austin, TX</w:t>
-      </w:r>
-      <w:r>
-        <w:tab/>
-      </w:r>
-      <w:r>
-        <w:t xml:space="preserve">Lecture series</w:t>
-      </w:r>
-    </w:p>
-    <w:p>
-      <w:pPr>
-        <w:pStyle w:val="EntryGap"/>
-        <w:spacing w:after="0"/>
-      </w:pPr>
-    </w:p>
-    <w:p>
-      <w:pPr>
-        <w:keepNext/>
-        <w:tabs>
-          <w:tab w:val="right" w:pos="10512"/>
-        </w:tabs>
-        <w:spacing w:after="0"/>
-      </w:pPr>
-      <w:r>
-        <w:rPr>
-          <w:b/>
-          <w:bCs/>
-        </w:rPr>
-        <w:t xml:space="preserve">Writing Winning Grants</w:t>
-      </w:r>
-      <w:r>
-        <w:tab/>
-      </w:r>
-      <w:r>
-        <w:t xml:space="preserve">Nov 2019</w:t>
-      </w:r>
-    </w:p>
-    <w:p>
-      <w:pPr>
-        <w:keepNext/>
-        <w:tabs>
-          <w:tab w:val="right" w:pos="10512"/>
-        </w:tabs>
-        <w:spacing w:after="0"/>
-      </w:pPr>
-      <w:r>
-        <w:rPr>
-          <w:i/>
-          <w:iCs/>
-        </w:rPr>
-        <w:t xml:space="preserve">Dr. Lauren Broyles, Purdue University</w:t>
-      </w:r>
-      <w:r>
-        <w:tab/>
-      </w:r>
-      <w:r>
-        <w:t xml:space="preserve">Lecture</w:t>
-      </w:r>
-    </w:p>
-    <w:p>
-      <w:pPr>
-        <w:pStyle w:val="EntryGap"/>
-        <w:spacing w:after="0"/>
-      </w:pPr>
-    </w:p>
-    <w:p>
-      <w:pPr>
-        <w:keepNext/>
-        <w:tabs>
-          <w:tab w:val="right" w:pos="10512"/>
-        </w:tabs>
-        <w:spacing w:after="0"/>
-      </w:pPr>
-      <w:r>
-        <w:rPr>
-          <w:b/>
-          <w:bCs/>
-        </w:rPr>
-        <w:t xml:space="preserve">XSEDE HPC Workshop: Summer Boot Camp</w:t>
-      </w:r>
-      <w:r>
-        <w:tab/>
-      </w:r>
-      <w:r>
-        <w:t xml:space="preserve">Jun 2019</w:t>
-      </w:r>
-    </w:p>
-    <w:p>
-      <w:pPr>
-        <w:keepNext/>
-        <w:tabs>
-          <w:tab w:val="right" w:pos="10512"/>
-        </w:tabs>
-        <w:spacing w:after="0"/>
-      </w:pPr>
-      <w:r>
-        <w:rPr>
-          <w:i/>
-          <w:iCs/>
-        </w:rPr>
-        <w:t xml:space="preserve">John Urbanic, Purdue University</w:t>
-      </w:r>
-      <w:r>
-        <w:tab/>
-      </w:r>
-      <w:r>
-        <w:t xml:space="preserve">Workshop</w:t>
-      </w:r>
-    </w:p>
-    <w:p>
-      <w:pPr>
-        <w:pStyle w:val="EntryGap"/>
-        <w:spacing w:after="0"/>
-      </w:pPr>
-    </w:p>
-    <w:p>
-      <w:pPr>
-        <w:keepNext/>
-        <w:tabs>
-          <w:tab w:val="right" w:pos="10512"/>
-        </w:tabs>
-        <w:spacing w:after="0"/>
-      </w:pPr>
-      <w:r>
-        <w:rPr>
-          <w:b/>
-          <w:bCs/>
-        </w:rPr>
-        <w:t xml:space="preserve">Data Analysis and Machine Learning with Python</w:t>
-      </w:r>
-      <w:r>
-        <w:tab/>
-      </w:r>
-      <w:r>
-        <w:t xml:space="preserve">Feb 2017</w:t>
-      </w:r>
-    </w:p>
-    <w:p>
-      <w:pPr>
-        <w:keepNext/>
-        <w:tabs>
-          <w:tab w:val="right" w:pos="10512"/>
-        </w:tabs>
-        <w:spacing w:after="0"/>
-      </w:pPr>
-      <w:r>
-        <w:rPr>
-          <w:i/>
-          <w:iCs/>
-        </w:rPr>
-        <w:t xml:space="preserve">Dr. Alejandro Torres, Universitat de València</w:t>
-      </w:r>
-      <w:r>
-        <w:tab/>
-      </w:r>
-      <w:r>
-        <w:t xml:space="preserve">Workshop</w:t>
-      </w:r>
-    </w:p>
-    <w:p>
-      <w:pPr>
-        <w:pStyle w:val="EntryGap"/>
-        <w:spacing w:after="0"/>
-      </w:pPr>
-    </w:p>
-    <w:p>
-      <w:pPr>
-        <w:keepNext/>
-        <w:tabs>
-          <w:tab w:val="right" w:pos="10512"/>
-        </w:tabs>
-        <w:spacing w:after="0"/>
-      </w:pPr>
-      <w:r>
-        <w:rPr>
-          <w:b/>
-          <w:bCs/>
-        </w:rPr>
-        <w:t xml:space="preserve">Numerical Relativity Simulations of BBH Coalescence Using the Einstein Toolkit</w:t>
-      </w:r>
-      <w:r>
-        <w:tab/>
-      </w:r>
-      <w:r>
-        <w:t xml:space="preserve">Jul 2016</w:t>
-      </w:r>
-    </w:p>
-    <w:p>
-      <w:pPr>
-        <w:keepNext/>
-        <w:tabs>
-          <w:tab w:val="right" w:pos="10512"/>
-        </w:tabs>
-        <w:spacing w:after="0"/>
-      </w:pPr>
-      <w:r>
-        <w:rPr>
-          <w:i/>
-          <w:iCs/>
-        </w:rPr>
-        <w:t xml:space="preserve">Dr. Vassilios Mewes, Universitat de València</w:t>
-      </w:r>
-      <w:r>
-        <w:tab/>
-      </w:r>
-      <w:r>
-        <w:t xml:space="preserve">Workshop, 8 hours</w:t>
-      </w:r>
-    </w:p>
-    <w:p>
-      <w:pPr>
-        <w:pStyle w:val="EntryGap"/>
-        <w:spacing w:after="0"/>
-      </w:pPr>
-    </w:p>
-    <w:p>
-      <w:pPr>
-        <w:keepNext/>
-        <w:tabs>
-          <w:tab w:val="right" w:pos="10512"/>
-        </w:tabs>
-        <w:spacing w:after="0"/>
-      </w:pPr>
-      <w:r>
-        <w:rPr>
-          <w:b/>
-          <w:bCs/>
-        </w:rPr>
-        <w:t xml:space="preserve">The Universe in the Light of PLANCK and BICEP2</w:t>
-      </w:r>
-      <w:r>
-        <w:tab/>
-      </w:r>
-      <w:r>
-        <w:t xml:space="preserve">May 2014</w:t>
-      </w:r>
-    </w:p>
-    <w:p>
-      <w:pPr>
-        <w:keepNext/>
-        <w:tabs>
-          <w:tab w:val="right" w:pos="10512"/>
-        </w:tabs>
-        <w:spacing w:after="0"/>
-      </w:pPr>
-      <w:r>
-        <w:rPr>
-          <w:i/>
-          <w:iCs/>
-        </w:rPr>
-        <w:t xml:space="preserve">Prof. Nick Mavromatos, Universitat de València</w:t>
-      </w:r>
-      <w:r>
-        <w:tab/>
-      </w:r>
-      <w:r>
-        <w:t xml:space="preserve">Lecture series, 2 credits</w:t>
-      </w:r>
-    </w:p>
-    <w:p>
-      <w:pPr>
-        <w:pStyle w:val="EntryGap"/>
-        <w:spacing w:after="0"/>
-      </w:pPr>
-    </w:p>
-    <w:p>
-      <w:pPr>
-        <w:keepNext/>
-        <w:tabs>
-          <w:tab w:val="right" w:pos="10512"/>
-        </w:tabs>
-        <w:spacing w:after="0"/>
-      </w:pPr>
-      <w:r>
-        <w:rPr>
-          <w:b/>
-          <w:bCs/>
-        </w:rPr>
-        <w:t xml:space="preserve">Dark Matter</w:t>
-      </w:r>
-      <w:r>
-        <w:tab/>
-      </w:r>
-      <w:r>
-        <w:t xml:space="preserve">Sep 2013</w:t>
-      </w:r>
-    </w:p>
-    <w:p>
-      <w:pPr>
-        <w:keepNext/>
-        <w:tabs>
-          <w:tab w:val="right" w:pos="10512"/>
-        </w:tabs>
-        <w:spacing w:after="0"/>
-      </w:pPr>
-      <w:r>
-        <w:rPr>
-          <w:i/>
-          <w:iCs/>
-        </w:rPr>
-        <w:t xml:space="preserve">Prof. Alejandro Ibarra, Universitat de València</w:t>
-      </w:r>
-      <w:r>
-        <w:tab/>
-      </w:r>
-      <w:r>
-        <w:t xml:space="preserve">Lecture series, 2 credits</w:t>
-      </w:r>
-    </w:p>
-    <w:p>
-      <w:pPr>
-        <w:pStyle w:val="EntryGap"/>
-        <w:spacing w:after="0"/>
-      </w:pPr>
-    </w:p>
-    <w:p>
-      <w:pPr>
-        <w:keepNext/>
-        <w:tabs>
-          <w:tab w:val="right" w:pos="10512"/>
-        </w:tabs>
-        <w:spacing w:after="0"/>
-      </w:pPr>
-      <w:r>
-        <w:rPr>
-          <w:b/>
-          <w:bCs/>
-        </w:rPr>
-        <w:t xml:space="preserve">International Cargèse School on Cosmic Accelerators</w:t>
-      </w:r>
-      <w:r>
-        <w:tab/>
-      </w:r>
-      <w:r>
-        <w:t xml:space="preserve">Apr – May 2013</w:t>
-      </w:r>
-    </w:p>
-    <w:p>
-      <w:pPr>
-        <w:keepNext/>
-        <w:tabs>
-          <w:tab w:val="right" w:pos="10512"/>
-        </w:tabs>
-        <w:spacing w:after="0"/>
-      </w:pPr>
-      <w:r>
-        <w:rPr>
-          <w:i/>
-          <w:iCs/>
-        </w:rPr>
-        <w:t xml:space="preserve">Institut d'Études Scientifiques de Cargèse, France</w:t>
-      </w:r>
-      <w:r>
-        <w:tab/>
-      </w:r>
-      <w:r>
-        <w:t xml:space="preserve">Summer school</w:t>
-      </w:r>
-    </w:p>
-    <w:p>
-      <w:pPr>
-        <w:pStyle w:val="EntryGap"/>
-        <w:spacing w:after="0"/>
-      </w:pPr>
-    </w:p>
-    <w:p>
-      <w:pPr>
-        <w:keepNext/>
-        <w:tabs>
-          <w:tab w:val="right" w:pos="10512"/>
-        </w:tabs>
-        <w:spacing w:after="0"/>
-      </w:pPr>
-      <w:r>
-        <w:rPr>
-          <w:b/>
-          <w:bCs/>
-        </w:rPr>
-        <w:t xml:space="preserve">Introduction to C++ Programming</w:t>
-      </w:r>
-      <w:r>
-        <w:tab/>
-      </w:r>
-      <w:r>
-        <w:t xml:space="preserve">Apr 2012</w:t>
-      </w:r>
-    </w:p>
-    <w:p>
-      <w:pPr>
-        <w:keepNext/>
-        <w:tabs>
-          <w:tab w:val="right" w:pos="10512"/>
-        </w:tabs>
-        <w:spacing w:after="0"/>
-      </w:pPr>
-      <w:r>
-        <w:rPr>
-          <w:i/>
-          <w:iCs/>
-        </w:rPr>
-        <w:t xml:space="preserve">Dr. Jacek Generowicz, Universitat de València</w:t>
-      </w:r>
-      <w:r>
-        <w:tab/>
-      </w:r>
-      <w:r>
-        <w:t xml:space="preserve">Workshop, 6 credits</w:t>
-      </w:r>
-    </w:p>
-    <w:p>
-      <w:pPr>
-        <w:pStyle w:val="EntryGap"/>
-        <w:spacing w:after="0"/>
-      </w:pPr>
-    </w:p>
-    <w:p>
-      <w:pPr>
-        <w:keepNext/>
-        <w:tabs>
-          <w:tab w:val="right" w:pos="10512"/>
-        </w:tabs>
-        <w:spacing w:after="0"/>
-      </w:pPr>
-      <w:r>
-        <w:rPr>
-          <w:b/>
-          <w:bCs/>
-        </w:rPr>
-        <w:t xml:space="preserve">Numerical Relativistic Astrophysics</w:t>
-      </w:r>
-      <w:r>
-        <w:tab/>
-      </w:r>
-      <w:r>
-        <w:t xml:space="preserve">Mar – Apr 2012</w:t>
-      </w:r>
-    </w:p>
-    <w:p>
-      <w:pPr>
-        <w:keepNext/>
-        <w:tabs>
-          <w:tab w:val="right" w:pos="10512"/>
-        </w:tabs>
-        <w:spacing w:after="0"/>
-      </w:pPr>
-      <w:r>
-        <w:rPr>
-          <w:i/>
-          <w:iCs/>
-        </w:rPr>
-        <w:t xml:space="preserve">Prof. Luciano Rezzolla, Universitat de València</w:t>
-      </w:r>
-      <w:r>
-        <w:tab/>
-      </w:r>
-      <w:r>
-        <w:t xml:space="preserve">Lecture series, 9 hours</w:t>
-      </w:r>
-    </w:p>
-    <w:p>
-      <w:pPr>
-        <w:pStyle w:val="EntryGap"/>
-        <w:spacing w:after="0"/>
-      </w:pPr>
-    </w:p>
-    <w:p>
-      <w:pPr>
-        <w:keepNext/>
-        <w:tabs>
-          <w:tab w:val="right" w:pos="10512"/>
-        </w:tabs>
-        <w:spacing w:after="0"/>
-      </w:pPr>
-      <w:r>
-        <w:rPr>
-          <w:b/>
-          <w:bCs/>
-        </w:rPr>
-        <w:t xml:space="preserve">Fortran for Scientific Computing</w:t>
-      </w:r>
-      <w:r>
-        <w:tab/>
-      </w:r>
-      <w:r>
-        <w:t xml:space="preserve">Mar 2012</w:t>
-      </w:r>
-    </w:p>
-    <w:p>
-      <w:pPr>
-        <w:keepNext/>
-        <w:tabs>
-          <w:tab w:val="right" w:pos="10512"/>
-        </w:tabs>
-        <w:spacing w:after="0"/>
-      </w:pPr>
-      <w:r>
-        <w:rPr>
-          <w:i/>
-          <w:iCs/>
-        </w:rPr>
-        <w:t xml:space="preserve">HLRS, University of Stuttgart, Germany</w:t>
-      </w:r>
-      <w:r>
-        <w:tab/>
-      </w:r>
-      <w:r>
-        <w:t xml:space="preserve">Workshop, 33 hours</w:t>
-      </w:r>
-    </w:p>
-    <w:p>
-      <w:pPr>
-        <w:pStyle w:val="EntryGap"/>
-        <w:spacing w:after="0"/>
-      </w:pPr>
-    </w:p>
-    <w:p>
-      <w:pPr>
-        <w:pStyle w:val="Heading1"/>
-      </w:pPr>
-      <w:r>
         <w:t xml:space="preserve">Outreach</w:t>
       </w:r>
     </w:p>
@@ -4529,7 +4529,7 @@
       <w:pPr>
         <w:spacing w:after="0"/>
       </w:pPr>
-      <w:hyperlink w:history="1" r:id="rId0btmpgurrch1ihhiaxqx9">
+      <w:hyperlink w:history="1" r:id="rIdy2no01iqbc8vo020ecldz">
         <w:r>
           <w:t xml:space="preserve">mexiciencia.github.io/post/anita</w:t>
         </w:r>
@@ -4589,7 +4589,7 @@
       <w:pPr>
         <w:spacing w:after="0"/>
       </w:pPr>
-      <w:hyperlink w:history="1" r:id="rIdjcfosgzdgl0yo4cos_5pf">
+      <w:hyperlink w:history="1" r:id="rIduuajg3tpx1wq-9c6zfbj6">
         <w:r>
           <w:t xml:space="preserve">mexiciencia.github.io/post/modelo-sir</w:t>
         </w:r>
@@ -4652,7 +4652,7 @@
       <w:r>
         <w:t xml:space="preserve">Data analysis and modeling collaborator. </w:t>
       </w:r>
-      <w:hyperlink w:history="1" r:id="rIdqzomcp2phzswuzroc7g2m">
+      <w:hyperlink w:history="1" r:id="rIdvy5s802_jo6hwaj1rxrw0">
         <w:r>
           <w:t xml:space="preserve">mexiciencia.github.io/post/covid19</w:t>
         </w:r>

--- a/RuedaBecerrilJM-CV-plain.docx
+++ b/RuedaBecerrilJM-CV-plain.docx
@@ -28,7 +28,7 @@
       <w:r>
         <w:t xml:space="preserve">  |  </w:t>
       </w:r>
-      <w:hyperlink w:history="1" r:id="rIdkvypxsy8kxz_nhcmw-r8r">
+      <w:hyperlink w:history="1" r:id="rIdcp_ik5gft9xpskyp9hjjz">
         <w:r>
           <w:t xml:space="preserve">jm.ruebe@gmail.com</w:t>
         </w:r>
@@ -42,7 +42,7 @@
       <w:r>
         <w:t xml:space="preserve">  |  </w:t>
       </w:r>
-      <w:hyperlink w:history="1" r:id="rIdbuf2yg_3njmpdyfgfaogz">
+      <w:hyperlink w:history="1" r:id="rId7-0ygznevswy-smpxxjqr">
         <w:r>
           <w:t xml:space="preserve">linkedin.com/in/jeruebe</w:t>
         </w:r>
@@ -53,7 +53,7 @@
         <w:spacing w:after="60"/>
         <w:jc w:val="center"/>
       </w:pPr>
-      <w:hyperlink w:history="1" r:id="rIdmdarvl1ddthp34cccowxu">
+      <w:hyperlink w:history="1" r:id="rIdxg3zzmgk0bljru2o1iowi">
         <w:r>
           <w:t xml:space="preserve">altjerue.github.io</w:t>
         </w:r>
@@ -61,7 +61,7 @@
       <w:r>
         <w:t xml:space="preserve">  |  </w:t>
       </w:r>
-      <w:hyperlink w:history="1" r:id="rId_y8fict-p_y8qy4snjjw8">
+      <w:hyperlink w:history="1" r:id="rId4mzikwxkjy-7cqnh0fwxc">
         <w:r>
           <w:t xml:space="preserve">github.com/altjerue</w:t>
         </w:r>
@@ -69,7 +69,7 @@
       <w:r>
         <w:t xml:space="preserve">  |  </w:t>
       </w:r>
-      <w:hyperlink w:history="1" r:id="rIdnq2c19tuphuyoaolu8nwz">
+      <w:hyperlink w:history="1" r:id="rIdppoce_1w7hmu0txu_dbsb">
         <w:r>
           <w:t xml:space="preserve">orcid.org/0000-0003-1988-1912</w:t>
         </w:r>
@@ -77,7 +77,7 @@
       <w:r>
         <w:t xml:space="preserve">  |  </w:t>
       </w:r>
-      <w:hyperlink w:history="1" r:id="rId2ukmenvryyrgmfhrolet7">
+      <w:hyperlink w:history="1" r:id="rIdxohnkozayjhcpgr1vsjqx">
         <w:r>
           <w:t xml:space="preserve">Google Scholar</w:t>
         </w:r>
@@ -367,7 +367,7 @@
         <w:spacing w:after="10"/>
       </w:pPr>
       <w:r>
-        <w:t xml:space="preserve">Engineered features from Sentinel-1/2 imagery and terrain derivatives for ML land-cover and wetland models; built Python tools and QGIS visualizations.</w:t>
+        <w:t xml:space="preserve">Engineered features from Sentinel-1/2 multispectral imagery and terrain derivatives for ML land-cover and wetland models; built Python tools and QGIS visualizations.</w:t>
       </w:r>
     </w:p>
     <w:p>
@@ -470,65 +470,6 @@
     </w:p>
     <w:p>
       <w:pPr>
-        <w:pStyle w:val="EntryGap"/>
-        <w:spacing w:after="0"/>
-      </w:pPr>
-    </w:p>
-    <w:p>
-      <w:pPr>
-        <w:keepNext/>
-        <w:tabs>
-          <w:tab w:val="right" w:pos="10512"/>
-        </w:tabs>
-        <w:spacing w:after="0"/>
-      </w:pPr>
-      <w:r>
-        <w:rPr>
-          <w:b/>
-          <w:bCs/>
-        </w:rPr>
-        <w:t xml:space="preserve">Software Engineer</w:t>
-      </w:r>
-      <w:r>
-        <w:tab/>
-      </w:r>
-      <w:r>
-        <w:t xml:space="preserve">Apr 2022 – Jan 2024</w:t>
-      </w:r>
-    </w:p>
-    <w:p>
-      <w:pPr>
-        <w:keepNext/>
-        <w:tabs>
-          <w:tab w:val="right" w:pos="10512"/>
-        </w:tabs>
-        <w:spacing w:after="0"/>
-      </w:pPr>
-      <w:r>
-        <w:rPr>
-          <w:i/>
-          <w:iCs/>
-        </w:rPr>
-        <w:t xml:space="preserve">Paychex</w:t>
-      </w:r>
-      <w:r>
-        <w:tab/>
-      </w:r>
-      <w:r>
-        <w:t xml:space="preserve">Remote</w:t>
-      </w:r>
-    </w:p>
-    <w:p>
-      <w:pPr>
-        <w:keepNext/>
-        <w:spacing w:after="20"/>
-      </w:pPr>
-      <w:r>
-        <w:t xml:space="preserve">Built and tested data-integration services between enterprise systems and Oracle E-Business Suite.</w:t>
-      </w:r>
-    </w:p>
-    <w:p>
-      <w:pPr>
         <w:pStyle w:val="ListParagraph"/>
         <w:numPr>
           <w:ilvl w:val="0"/>
@@ -537,7 +478,66 @@
         <w:spacing w:after="10"/>
       </w:pPr>
       <w:r>
-        <w:t xml:space="preserve">Built Java Kafka consumers that moved data between enterprise databases, deployed through Jenkins and OpenShift CI/CD pipelines.</w:t>
+        <w:t xml:space="preserve">Invited talk on machine learning in environmental science at the University of Washington (2024).</w:t>
+      </w:r>
+    </w:p>
+    <w:p>
+      <w:pPr>
+        <w:pStyle w:val="EntryGap"/>
+        <w:spacing w:after="0"/>
+      </w:pPr>
+    </w:p>
+    <w:p>
+      <w:pPr>
+        <w:keepNext/>
+        <w:tabs>
+          <w:tab w:val="right" w:pos="10512"/>
+        </w:tabs>
+        <w:spacing w:after="0"/>
+      </w:pPr>
+      <w:r>
+        <w:rPr>
+          <w:b/>
+          <w:bCs/>
+        </w:rPr>
+        <w:t xml:space="preserve">Software Engineer</w:t>
+      </w:r>
+      <w:r>
+        <w:tab/>
+      </w:r>
+      <w:r>
+        <w:t xml:space="preserve">Apr 2022 – Jan 2024</w:t>
+      </w:r>
+    </w:p>
+    <w:p>
+      <w:pPr>
+        <w:keepNext/>
+        <w:tabs>
+          <w:tab w:val="right" w:pos="10512"/>
+        </w:tabs>
+        <w:spacing w:after="0"/>
+      </w:pPr>
+      <w:r>
+        <w:rPr>
+          <w:i/>
+          <w:iCs/>
+        </w:rPr>
+        <w:t xml:space="preserve">Paychex</w:t>
+      </w:r>
+      <w:r>
+        <w:tab/>
+      </w:r>
+      <w:r>
+        <w:t xml:space="preserve">Remote</w:t>
+      </w:r>
+    </w:p>
+    <w:p>
+      <w:pPr>
+        <w:keepNext/>
+        <w:spacing w:after="20"/>
+      </w:pPr>
+      <w:r>
+        <w:t xml:space="preserve">Built and tested data-integration services between enterprise systems and Oracle E-Business Suite.</w:t>
       </w:r>
     </w:p>
     <w:p>
@@ -550,7 +550,7 @@
         <w:spacing w:after="10"/>
       </w:pPr>
       <w:r>
-        <w:t xml:space="preserve">Created Splunk dashboards tracking the 200–400 users shared between enterprise systems and Oracle EBS, with alerts for production incidents; prepared and validated Oracle EBS data with SQL.</w:t>
+        <w:t xml:space="preserve">Built Java Kafka consumers that moved data between enterprise databases, deployed through Jenkins and OpenShift CI/CD pipelines.</w:t>
       </w:r>
     </w:p>
     <w:p>
@@ -563,66 +563,7 @@
         <w:spacing w:after="10"/>
       </w:pPr>
       <w:r>
-        <w:t xml:space="preserve">Wrote full test suites for 5+ Python services in the CI pipeline, keeping production defect rates low.</w:t>
-      </w:r>
-    </w:p>
-    <w:p>
-      <w:pPr>
-        <w:pStyle w:val="EntryGap"/>
-        <w:spacing w:after="0"/>
-      </w:pPr>
-    </w:p>
-    <w:p>
-      <w:pPr>
-        <w:keepNext/>
-        <w:tabs>
-          <w:tab w:val="right" w:pos="10512"/>
-        </w:tabs>
-        <w:spacing w:after="0"/>
-      </w:pPr>
-      <w:r>
-        <w:rPr>
-          <w:b/>
-          <w:bCs/>
-        </w:rPr>
-        <w:t xml:space="preserve">Postdoctoral Research Associate</w:t>
-      </w:r>
-      <w:r>
-        <w:tab/>
-      </w:r>
-      <w:r>
-        <w:t xml:space="preserve">Feb 2021 – Apr 2022</w:t>
-      </w:r>
-    </w:p>
-    <w:p>
-      <w:pPr>
-        <w:keepNext/>
-        <w:tabs>
-          <w:tab w:val="right" w:pos="10512"/>
-        </w:tabs>
-        <w:spacing w:after="0"/>
-      </w:pPr>
-      <w:r>
-        <w:rPr>
-          <w:i/>
-          <w:iCs/>
-        </w:rPr>
-        <w:t xml:space="preserve">Rochester Institute of Technology</w:t>
-      </w:r>
-      <w:r>
-        <w:tab/>
-      </w:r>
-      <w:r>
-        <w:t xml:space="preserve">Rochester, NY</w:t>
-      </w:r>
-    </w:p>
-    <w:p>
-      <w:pPr>
-        <w:keepNext/>
-        <w:spacing w:after="20"/>
-      </w:pPr>
-      <w:r>
-        <w:t xml:space="preserve">HPC simulations of supermassive black-hole binaries in an NSF-funded project.</w:t>
+        <w:t xml:space="preserve">Created Splunk dashboards tracking the 200–400 users shared between enterprise systems and Oracle EBS, with alerts for production incidents; prepared and validated Oracle EBS data with SQL.</w:t>
       </w:r>
     </w:p>
     <w:p>
@@ -635,7 +576,66 @@
         <w:spacing w:after="10"/>
       </w:pPr>
       <w:r>
-        <w:t xml:space="preserve">Led a 7-person team upgrading PatchworkMHD, a C code for magnetohydrodynamic simulations of supermassive black hole binaries, in an NSF-funded project.</w:t>
+        <w:t xml:space="preserve">Wrote full test suites for 5+ Python services in the CI pipeline, keeping production defect rates low.</w:t>
+      </w:r>
+    </w:p>
+    <w:p>
+      <w:pPr>
+        <w:pStyle w:val="EntryGap"/>
+        <w:spacing w:after="0"/>
+      </w:pPr>
+    </w:p>
+    <w:p>
+      <w:pPr>
+        <w:keepNext/>
+        <w:tabs>
+          <w:tab w:val="right" w:pos="10512"/>
+        </w:tabs>
+        <w:spacing w:after="0"/>
+      </w:pPr>
+      <w:r>
+        <w:rPr>
+          <w:b/>
+          <w:bCs/>
+        </w:rPr>
+        <w:t xml:space="preserve">Postdoctoral Research Associate</w:t>
+      </w:r>
+      <w:r>
+        <w:tab/>
+      </w:r>
+      <w:r>
+        <w:t xml:space="preserve">Feb 2021 – Apr 2022</w:t>
+      </w:r>
+    </w:p>
+    <w:p>
+      <w:pPr>
+        <w:keepNext/>
+        <w:tabs>
+          <w:tab w:val="right" w:pos="10512"/>
+        </w:tabs>
+        <w:spacing w:after="0"/>
+      </w:pPr>
+      <w:r>
+        <w:rPr>
+          <w:i/>
+          <w:iCs/>
+        </w:rPr>
+        <w:t xml:space="preserve">Rochester Institute of Technology</w:t>
+      </w:r>
+      <w:r>
+        <w:tab/>
+      </w:r>
+      <w:r>
+        <w:t xml:space="preserve">Rochester, NY</w:t>
+      </w:r>
+    </w:p>
+    <w:p>
+      <w:pPr>
+        <w:keepNext/>
+        <w:spacing w:after="20"/>
+      </w:pPr>
+      <w:r>
+        <w:t xml:space="preserve">HPC simulations of supermassive black hole binaries in an NSF-funded project.</w:t>
       </w:r>
     </w:p>
     <w:p>
@@ -648,7 +648,7 @@
         <w:spacing w:after="10"/>
       </w:pPr>
       <w:r>
-        <w:t xml:space="preserve">Added black hole spin to the simulations with under 5% runtime overhead.</w:t>
+        <w:t xml:space="preserve">Led a 7-person team upgrading PatchworkMHD, a C code for magnetohydrodynamic simulations of supermassive black hole binaries, in an NSF-funded project.</w:t>
       </w:r>
     </w:p>
     <w:p>
@@ -661,7 +661,7 @@
         <w:spacing w:after="10"/>
       </w:pPr>
       <w:r>
-        <w:t xml:space="preserve">Ran and benchmarked large production simulations on Frontera (TACC), about 10,000 node-hours, and identified performance bottlenecks in the parallel code.</w:t>
+        <w:t xml:space="preserve">Added black hole spin to the simulations with under 5% runtime overhead.</w:t>
       </w:r>
     </w:p>
     <w:p>
@@ -674,7 +674,7 @@
         <w:spacing w:after="10"/>
       </w:pPr>
       <w:r>
-        <w:t xml:space="preserve">Calibrated Paramo model parameters against Fermi-LAT gamma-ray spectra with gradient-based optimization, and supervised a graduate student applying gradient descent to the same problem.</w:t>
+        <w:t xml:space="preserve">Ran and benchmarked large production simulations on Frontera (TACC), about 10,000 node-hours, and identified performance bottlenecks in the parallel code.</w:t>
       </w:r>
     </w:p>
     <w:p>
@@ -687,66 +687,7 @@
         <w:spacing w:after="10"/>
       </w:pPr>
       <w:r>
-        <w:t xml:space="preserve">Co-authored 2 papers from a multi-institution study of binary neutron-star mergers [6, 7] and a third on blazar heating and cooling [8].</w:t>
-      </w:r>
-    </w:p>
-    <w:p>
-      <w:pPr>
-        <w:pStyle w:val="EntryGap"/>
-        <w:spacing w:after="0"/>
-      </w:pPr>
-    </w:p>
-    <w:p>
-      <w:pPr>
-        <w:keepNext/>
-        <w:tabs>
-          <w:tab w:val="right" w:pos="10512"/>
-        </w:tabs>
-        <w:spacing w:after="0"/>
-      </w:pPr>
-      <w:r>
-        <w:rPr>
-          <w:b/>
-          <w:bCs/>
-        </w:rPr>
-        <w:t xml:space="preserve">Postdoctoral Research Fellow</w:t>
-      </w:r>
-      <w:r>
-        <w:tab/>
-      </w:r>
-      <w:r>
-        <w:t xml:space="preserve">Oct 2018 – Nov 2020</w:t>
-      </w:r>
-    </w:p>
-    <w:p>
-      <w:pPr>
-        <w:keepNext/>
-        <w:tabs>
-          <w:tab w:val="right" w:pos="10512"/>
-        </w:tabs>
-        <w:spacing w:after="0"/>
-      </w:pPr>
-      <w:r>
-        <w:rPr>
-          <w:i/>
-          <w:iCs/>
-        </w:rPr>
-        <w:t xml:space="preserve">Purdue University</w:t>
-      </w:r>
-      <w:r>
-        <w:tab/>
-      </w:r>
-      <w:r>
-        <w:t xml:space="preserve">West Lafayette, IN</w:t>
-      </w:r>
-    </w:p>
-    <w:p>
-      <w:pPr>
-        <w:keepNext/>
-        <w:spacing w:after="20"/>
-      </w:pPr>
-      <w:r>
-        <w:t xml:space="preserve">Radiative-transfer modeling of relativistic jets (blazars and gamma-ray burst afterglows).</w:t>
+        <w:t xml:space="preserve">Calibrated Paramo model parameters against Fermi-LAT gamma-ray spectra with gradient-based optimization, and supervised a graduate student applying gradient descent to the same problem.</w:t>
       </w:r>
     </w:p>
     <w:p>
@@ -759,7 +700,66 @@
         <w:spacing w:after="10"/>
       </w:pPr>
       <w:r>
-        <w:t xml:space="preserve">Architected Paramo, an open-source Fortran 95 library that solves the Fokker–Planck equation coupled to radiative transfer; parallelized and optimized it with OpenMP, making it about 20× faster than the original serial code on 5 cores.</w:t>
+        <w:t xml:space="preserve">Co-authored 2 papers from a multi-institution study of binary neutron star mergers [6, 7] and a third on blazar heating and cooling [8].</w:t>
+      </w:r>
+    </w:p>
+    <w:p>
+      <w:pPr>
+        <w:pStyle w:val="EntryGap"/>
+        <w:spacing w:after="0"/>
+      </w:pPr>
+    </w:p>
+    <w:p>
+      <w:pPr>
+        <w:keepNext/>
+        <w:tabs>
+          <w:tab w:val="right" w:pos="10512"/>
+        </w:tabs>
+        <w:spacing w:after="0"/>
+      </w:pPr>
+      <w:r>
+        <w:rPr>
+          <w:b/>
+          <w:bCs/>
+        </w:rPr>
+        <w:t xml:space="preserve">Postdoctoral Research Fellow</w:t>
+      </w:r>
+      <w:r>
+        <w:tab/>
+      </w:r>
+      <w:r>
+        <w:t xml:space="preserve">Oct 2018 – Nov 2020</w:t>
+      </w:r>
+    </w:p>
+    <w:p>
+      <w:pPr>
+        <w:keepNext/>
+        <w:tabs>
+          <w:tab w:val="right" w:pos="10512"/>
+        </w:tabs>
+        <w:spacing w:after="0"/>
+      </w:pPr>
+      <w:r>
+        <w:rPr>
+          <w:i/>
+          <w:iCs/>
+        </w:rPr>
+        <w:t xml:space="preserve">Purdue University</w:t>
+      </w:r>
+      <w:r>
+        <w:tab/>
+      </w:r>
+      <w:r>
+        <w:t xml:space="preserve">West Lafayette, IN</w:t>
+      </w:r>
+    </w:p>
+    <w:p>
+      <w:pPr>
+        <w:keepNext/>
+        <w:spacing w:after="20"/>
+      </w:pPr>
+      <w:r>
+        <w:t xml:space="preserve">Radiative-transfer modeling of relativistic jets (blazars and gamma-ray burst afterglows).</w:t>
       </w:r>
     </w:p>
     <w:p>
@@ -772,7 +772,7 @@
         <w:spacing w:after="10"/>
       </w:pPr>
       <w:r>
-        <w:t xml:space="preserve">Paramo has been adopted by other groups, including Combi &amp; Siegel (2023).</w:t>
+        <w:t xml:space="preserve">Architected Paramo, an open-source Fortran 95 library that solves the Fokker–Planck equation coupled to radiative transfer; parallelized and optimized it with OpenMP, making it about 20× faster than the original serial code on 5 cores.</w:t>
       </w:r>
     </w:p>
     <w:p>
@@ -785,7 +785,7 @@
         <w:spacing w:after="10"/>
       </w:pPr>
       <w:r>
-        <w:t xml:space="preserve">Co-I on two NASA Fermi Guest Investigator proposals; one was funded ($68K) and supported the finding that blazar jets are launched with similar energy per baryon, independently of their power [5].</w:t>
+        <w:t xml:space="preserve">Paramo has been adopted by other research groups, including Combi &amp; Siegel (2023).</w:t>
       </w:r>
     </w:p>
     <w:p>
@@ -798,7 +798,7 @@
         <w:spacing w:after="10"/>
       </w:pPr>
       <w:r>
-        <w:t xml:space="preserve">Added numerical-integration and OpenMP features to Paramo and built Python tools to compute energy losses and spectra of high-energy particles in gamma-ray burst afterglows [4].</w:t>
+        <w:t xml:space="preserve">Co-I on two NASA Fermi Guest Investigator proposals; one was funded ($68K) and supported the finding that blazar jets are launched with similar energy per baryon, independently of their power [5].</w:t>
       </w:r>
     </w:p>
     <w:p>
@@ -811,7 +811,7 @@
         <w:spacing w:after="10"/>
       </w:pPr>
       <w:r>
-        <w:t xml:space="preserve">Mentored 3 graduate students (1 M.S., 2 Ph.D.), co-authoring papers with each.</w:t>
+        <w:t xml:space="preserve">Added numerical-integration and OpenMP features to Paramo and built Python tools to compute energy losses and spectra of high-energy particles in gamma-ray burst afterglows [4].</w:t>
       </w:r>
     </w:p>
     <w:p>
@@ -824,57 +824,7 @@
         <w:spacing w:after="10"/>
       </w:pPr>
       <w:r>
-        <w:t xml:space="preserve">Modeled the COVID-19 outbreak in Mexico (Python) and co-wrote Spanish-language infographics against misinformation.</w:t>
-      </w:r>
-    </w:p>
-    <w:p>
-      <w:pPr>
-        <w:pStyle w:val="EntryGap"/>
-        <w:spacing w:after="0"/>
-      </w:pPr>
-    </w:p>
-    <w:p>
-      <w:pPr>
-        <w:keepNext/>
-        <w:tabs>
-          <w:tab w:val="right" w:pos="10512"/>
-        </w:tabs>
-        <w:spacing w:after="0"/>
-      </w:pPr>
-      <w:r>
-        <w:rPr>
-          <w:b/>
-          <w:bCs/>
-        </w:rPr>
-        <w:t xml:space="preserve">Postdoctoral Research Fellow</w:t>
-      </w:r>
-      <w:r>
-        <w:tab/>
-      </w:r>
-      <w:r>
-        <w:t xml:space="preserve">Jan 2018 – Sep 2018</w:t>
-      </w:r>
-    </w:p>
-    <w:p>
-      <w:pPr>
-        <w:keepNext/>
-        <w:tabs>
-          <w:tab w:val="right" w:pos="10512"/>
-        </w:tabs>
-        <w:spacing w:after="0"/>
-      </w:pPr>
-      <w:r>
-        <w:rPr>
-          <w:i/>
-          <w:iCs/>
-        </w:rPr>
-        <w:t xml:space="preserve">Universidad Michoacana de San Nicolás de Hidalgo</w:t>
-      </w:r>
-      <w:r>
-        <w:tab/>
-      </w:r>
-      <w:r>
-        <w:t xml:space="preserve">Morelia, Mexico</w:t>
+        <w:t xml:space="preserve">Mentored 3 graduate students (1 M.S., 2 Ph.D.), co-authoring papers with each.</w:t>
       </w:r>
     </w:p>
     <w:p>
@@ -887,7 +837,57 @@
         <w:spacing w:after="10"/>
       </w:pPr>
       <w:r>
-        <w:t xml:space="preserve">Built a Python pipeline that turned GRTrans black-hole simulation images into training data for an SVM classifier of black-hole spin (grayscale conversion, intensity normalization, spatial feature extraction).</w:t>
+        <w:t xml:space="preserve">Modeled the COVID-19 outbreak in Mexico (Python) and co-wrote Spanish-language infographics in a campaign against misinformation.</w:t>
+      </w:r>
+    </w:p>
+    <w:p>
+      <w:pPr>
+        <w:pStyle w:val="EntryGap"/>
+        <w:spacing w:after="0"/>
+      </w:pPr>
+    </w:p>
+    <w:p>
+      <w:pPr>
+        <w:keepNext/>
+        <w:tabs>
+          <w:tab w:val="right" w:pos="10512"/>
+        </w:tabs>
+        <w:spacing w:after="0"/>
+      </w:pPr>
+      <w:r>
+        <w:rPr>
+          <w:b/>
+          <w:bCs/>
+        </w:rPr>
+        <w:t xml:space="preserve">Postdoctoral Research Fellow</w:t>
+      </w:r>
+      <w:r>
+        <w:tab/>
+      </w:r>
+      <w:r>
+        <w:t xml:space="preserve">Jan 2018 – Sep 2018</w:t>
+      </w:r>
+    </w:p>
+    <w:p>
+      <w:pPr>
+        <w:keepNext/>
+        <w:tabs>
+          <w:tab w:val="right" w:pos="10512"/>
+        </w:tabs>
+        <w:spacing w:after="0"/>
+      </w:pPr>
+      <w:r>
+        <w:rPr>
+          <w:i/>
+          <w:iCs/>
+        </w:rPr>
+        <w:t xml:space="preserve">Universidad Michoacana de San Nicolás de Hidalgo</w:t>
+      </w:r>
+      <w:r>
+        <w:tab/>
+      </w:r>
+      <w:r>
+        <w:t xml:space="preserve">Morelia, Mexico</w:t>
       </w:r>
     </w:p>
     <w:p>
@@ -900,7 +900,7 @@
         <w:spacing w:after="10"/>
       </w:pPr>
       <w:r>
-        <w:t xml:space="preserve">Released an open-source Python tool for radiative-transfer spectra and light curves.</w:t>
+        <w:t xml:space="preserve">Built a Python pipeline that turned GRTrans black hole simulation images into training data for an SVM classifier of black hole spin (grayscale conversion, intensity normalization, spatial feature extraction).</w:t>
       </w:r>
     </w:p>
     <w:p>
@@ -913,57 +913,7 @@
         <w:spacing w:after="10"/>
       </w:pPr>
       <w:r>
-        <w:t xml:space="preserve">Organized an HDF5 workshop to train graduate students in high-volume data storage.</w:t>
-      </w:r>
-    </w:p>
-    <w:p>
-      <w:pPr>
-        <w:pStyle w:val="EntryGap"/>
-        <w:spacing w:after="0"/>
-      </w:pPr>
-    </w:p>
-    <w:p>
-      <w:pPr>
-        <w:keepNext/>
-        <w:tabs>
-          <w:tab w:val="right" w:pos="10512"/>
-        </w:tabs>
-        <w:spacing w:after="0"/>
-      </w:pPr>
-      <w:r>
-        <w:rPr>
-          <w:b/>
-          <w:bCs/>
-        </w:rPr>
-        <w:t xml:space="preserve">Graduate Research Assistant</w:t>
-      </w:r>
-      <w:r>
-        <w:tab/>
-      </w:r>
-      <w:r>
-        <w:t xml:space="preserve">Oct 2011 – Jul 2017</w:t>
-      </w:r>
-    </w:p>
-    <w:p>
-      <w:pPr>
-        <w:keepNext/>
-        <w:tabs>
-          <w:tab w:val="right" w:pos="10512"/>
-        </w:tabs>
-        <w:spacing w:after="0"/>
-      </w:pPr>
-      <w:r>
-        <w:rPr>
-          <w:i/>
-          <w:iCs/>
-        </w:rPr>
-        <w:t xml:space="preserve">Universitat de València</w:t>
-      </w:r>
-      <w:r>
-        <w:tab/>
-      </w:r>
-      <w:r>
-        <w:t xml:space="preserve">Valencia, Spain</w:t>
+        <w:t xml:space="preserve">Released an open-source Python tool for radiative-transfer spectra and light curves.</w:t>
       </w:r>
     </w:p>
     <w:p>
@@ -976,7 +926,57 @@
         <w:spacing w:after="10"/>
       </w:pPr>
       <w:r>
-        <w:t xml:space="preserve">Automated runs of the C-SPEV radiative-transfer code with Shell and Python pipelines: 10–60 simulations per project and tens of GB of HDF5 output, with data-quality checks for downstream analysis.</w:t>
+        <w:t xml:space="preserve">Organized an HDF5 workshop to train graduate students in high-volume data storage.</w:t>
+      </w:r>
+    </w:p>
+    <w:p>
+      <w:pPr>
+        <w:pStyle w:val="EntryGap"/>
+        <w:spacing w:after="0"/>
+      </w:pPr>
+    </w:p>
+    <w:p>
+      <w:pPr>
+        <w:keepNext/>
+        <w:tabs>
+          <w:tab w:val="right" w:pos="10512"/>
+        </w:tabs>
+        <w:spacing w:after="0"/>
+      </w:pPr>
+      <w:r>
+        <w:rPr>
+          <w:b/>
+          <w:bCs/>
+        </w:rPr>
+        <w:t xml:space="preserve">Graduate Research Assistant</w:t>
+      </w:r>
+      <w:r>
+        <w:tab/>
+      </w:r>
+      <w:r>
+        <w:t xml:space="preserve">Oct 2011 – Jul 2017</w:t>
+      </w:r>
+    </w:p>
+    <w:p>
+      <w:pPr>
+        <w:keepNext/>
+        <w:tabs>
+          <w:tab w:val="right" w:pos="10512"/>
+        </w:tabs>
+        <w:spacing w:after="0"/>
+      </w:pPr>
+      <w:r>
+        <w:rPr>
+          <w:i/>
+          <w:iCs/>
+        </w:rPr>
+        <w:t xml:space="preserve">Universitat de València</w:t>
+      </w:r>
+      <w:r>
+        <w:tab/>
+      </w:r>
+      <w:r>
+        <w:t xml:space="preserve">Valencia, Spain</w:t>
       </w:r>
     </w:p>
     <w:p>
@@ -989,7 +989,7 @@
         <w:spacing w:after="10"/>
       </w:pPr>
       <w:r>
-        <w:t xml:space="preserve">Analyzed Fermi-LAT and VLBA multi-wavelength observations, cross-matching sources across catalogs and fitting log-parabola spectra.</w:t>
+        <w:t xml:space="preserve">Automated runs of the C-SPEV radiative-transfer code with Shell and Python pipelines: 10–60 simulations per project and tens of GB of HDF5 output, with data-quality checks for downstream analysis.</w:t>
       </w:r>
     </w:p>
     <w:p>
@@ -1002,7 +1002,7 @@
         <w:spacing w:after="10"/>
       </w:pPr>
       <w:r>
-        <w:t xml:space="preserve">Fit C-SPEV models to telescope data, finding spectral and light-curve patterns that quantify plasma magnetization in blazars.</w:t>
+        <w:t xml:space="preserve">Analyzed Fermi-LAT and VLBA multi-wavelength observations, cross-matching sources across catalogs and fitting log-parabola spectra.</w:t>
       </w:r>
     </w:p>
     <w:p>
@@ -1015,7 +1015,7 @@
         <w:spacing w:after="10"/>
       </w:pPr>
       <w:r>
-        <w:t xml:space="preserve">Extended C-SPEV to compute discrete and continuous spectra from particle distributions of arbitrary shape, without affecting simulation runtime.</w:t>
+        <w:t xml:space="preserve">Fit C-SPEV simulation models to telescope data, identifying spectra and light-curve patterns that quantify plasma magnetization in blazars.</w:t>
       </w:r>
     </w:p>
     <w:p>
@@ -1028,1403 +1028,8 @@
         <w:spacing w:after="10"/>
       </w:pPr>
       <w:r>
-        <w:t xml:space="preserve">Published 2 first-author papers in MNRAS [2, 3].</w:t>
-      </w:r>
-    </w:p>
-    <w:p>
-      <w:pPr>
-        <w:pStyle w:val="EntryGap"/>
-        <w:spacing w:after="0"/>
-      </w:pPr>
-    </w:p>
-    <w:p>
-      <w:pPr>
-        <w:pStyle w:val="Heading1"/>
-      </w:pPr>
-      <w:r>
-        <w:t xml:space="preserve">Education</w:t>
-      </w:r>
-    </w:p>
-    <w:p>
-      <w:pPr>
-        <w:keepNext/>
-        <w:tabs>
-          <w:tab w:val="right" w:pos="10512"/>
-        </w:tabs>
-        <w:spacing w:after="0"/>
-      </w:pPr>
-      <w:r>
-        <w:rPr>
-          <w:b/>
-          <w:bCs/>
-        </w:rPr>
-        <w:t xml:space="preserve">Ph.D. in Physics</w:t>
-      </w:r>
-      <w:r>
-        <w:tab/>
-      </w:r>
-      <w:r>
-        <w:t xml:space="preserve">Oct 2011 – Jul 2017</w:t>
-      </w:r>
-    </w:p>
-    <w:p>
-      <w:pPr>
-        <w:keepNext/>
-        <w:tabs>
-          <w:tab w:val="right" w:pos="10512"/>
-        </w:tabs>
-        <w:spacing w:after="0"/>
-      </w:pPr>
-      <w:r>
-        <w:rPr>
-          <w:i/>
-          <w:iCs/>
-        </w:rPr>
-        <w:t xml:space="preserve">Universitat de València</w:t>
-      </w:r>
-      <w:r>
-        <w:tab/>
-      </w:r>
-      <w:r>
-        <w:t xml:space="preserve">Valencia, Spain</w:t>
-      </w:r>
-    </w:p>
-    <w:p>
-      <w:pPr>
-        <w:spacing w:after="0"/>
-      </w:pPr>
-      <w:r>
-        <w:t xml:space="preserve">Excellent </w:t>
-      </w:r>
-      <w:r>
-        <w:rPr>
-          <w:i/>
-          <w:iCs/>
-        </w:rPr>
-        <w:t xml:space="preserve">cum laude</w:t>
-      </w:r>
-    </w:p>
-    <w:p>
-      <w:pPr>
-        <w:spacing w:after="0"/>
-      </w:pPr>
-      <w:r>
-        <w:t xml:space="preserve">Advisors: Prof. Miguel A. Aloy and Dr. Petar Mimica</w:t>
-      </w:r>
-    </w:p>
-    <w:p>
-      <w:pPr>
-        <w:spacing w:after="0"/>
-      </w:pPr>
-      <w:r>
-        <w:t xml:space="preserve">Thesis: </w:t>
-      </w:r>
-      <w:hyperlink w:history="1" r:id="rIdxwrqpe_xn_kecw_jrajoz">
-        <w:r>
-          <w:t xml:space="preserve">Numerical treatment of radiation processes in the internal shocks of magnetized relativistic outflows</w:t>
-        </w:r>
-      </w:hyperlink>
-    </w:p>
-    <w:p>
-      <w:pPr>
-        <w:pStyle w:val="EntryGap"/>
-        <w:spacing w:after="0"/>
-      </w:pPr>
-    </w:p>
-    <w:p>
-      <w:pPr>
-        <w:keepNext/>
-        <w:tabs>
-          <w:tab w:val="right" w:pos="10512"/>
-        </w:tabs>
-        <w:spacing w:after="0"/>
-      </w:pPr>
-      <w:r>
-        <w:rPr>
-          <w:b/>
-          <w:bCs/>
-        </w:rPr>
-        <w:t xml:space="preserve">M.Sc. in Physics</w:t>
-      </w:r>
-      <w:r>
-        <w:tab/>
-      </w:r>
-      <w:r>
-        <w:t xml:space="preserve">Aug 2009 – Sep 2011</w:t>
-      </w:r>
-    </w:p>
-    <w:p>
-      <w:pPr>
-        <w:keepNext/>
-        <w:tabs>
-          <w:tab w:val="right" w:pos="10512"/>
-        </w:tabs>
-        <w:spacing w:after="0"/>
-      </w:pPr>
-      <w:r>
-        <w:rPr>
-          <w:i/>
-          <w:iCs/>
-        </w:rPr>
-        <w:t xml:space="preserve">Universidad Michoacana de San Nicolás de Hidalgo</w:t>
-      </w:r>
-      <w:r>
-        <w:tab/>
-      </w:r>
-      <w:r>
-        <w:t xml:space="preserve">Morelia, Mexico</w:t>
-      </w:r>
-    </w:p>
-    <w:p>
-      <w:pPr>
-        <w:spacing w:after="0"/>
-      </w:pPr>
-      <w:r>
-        <w:t xml:space="preserve">Advisor: Prof. José A. Cervera</w:t>
-      </w:r>
-    </w:p>
-    <w:p>
-      <w:pPr>
-        <w:spacing w:after="0"/>
-      </w:pPr>
-      <w:r>
-        <w:t xml:space="preserve">Thesis: </w:t>
-      </w:r>
-      <w:r>
-        <w:rPr>
-          <w:i/>
-          <w:iCs/>
-        </w:rPr>
-        <w:t xml:space="preserve">Study of TOV stars with the SPH method</w:t>
-      </w:r>
-    </w:p>
-    <w:p>
-      <w:pPr>
-        <w:pStyle w:val="EntryGap"/>
-        <w:spacing w:after="0"/>
-      </w:pPr>
-    </w:p>
-    <w:p>
-      <w:pPr>
-        <w:keepNext/>
-        <w:tabs>
-          <w:tab w:val="right" w:pos="10512"/>
-        </w:tabs>
-        <w:spacing w:after="0"/>
-      </w:pPr>
-      <w:r>
-        <w:rPr>
-          <w:b/>
-          <w:bCs/>
-        </w:rPr>
-        <w:t xml:space="preserve">B.Sc. in Physics</w:t>
-      </w:r>
-      <w:r>
-        <w:tab/>
-      </w:r>
-      <w:r>
-        <w:t xml:space="preserve">Aug 2004 – Dec 2008</w:t>
-      </w:r>
-    </w:p>
-    <w:p>
-      <w:pPr>
-        <w:keepNext/>
-        <w:tabs>
-          <w:tab w:val="right" w:pos="10512"/>
-        </w:tabs>
-        <w:spacing w:after="0"/>
-      </w:pPr>
-      <w:r>
-        <w:rPr>
-          <w:i/>
-          <w:iCs/>
-        </w:rPr>
-        <w:t xml:space="preserve">Universidad Autónoma del Estado de México</w:t>
-      </w:r>
-      <w:r>
-        <w:tab/>
-      </w:r>
-      <w:r>
-        <w:t xml:space="preserve">Toluca, Mexico</w:t>
-      </w:r>
-    </w:p>
-    <w:p>
-      <w:pPr>
-        <w:spacing w:after="0"/>
-      </w:pPr>
-      <w:r>
-        <w:t xml:space="preserve">Advisor: Prof. Francisco S. Guzmán</w:t>
-      </w:r>
-    </w:p>
-    <w:p>
-      <w:pPr>
-        <w:spacing w:after="0"/>
-      </w:pPr>
-      <w:r>
-        <w:t xml:space="preserve">Thesis: </w:t>
-      </w:r>
-      <w:r>
-        <w:rPr>
-          <w:i/>
-          <w:iCs/>
-        </w:rPr>
-        <w:t xml:space="preserve">Numerical solution of null geodesics for the generation of gravitational lenses produced by spherically-symmetric and static spacetimes</w:t>
-      </w:r>
-    </w:p>
-    <w:p>
-      <w:pPr>
-        <w:spacing w:after="0"/>
-      </w:pPr>
-      <w:r>
-        <w:t xml:space="preserve">Lic. Juan Josafat Pichardo Cruz Award</w:t>
-      </w:r>
-    </w:p>
-    <w:p>
-      <w:pPr>
-        <w:pStyle w:val="EntryGap"/>
-        <w:spacing w:after="0"/>
-      </w:pPr>
-    </w:p>
-    <w:p>
-      <w:pPr>
-        <w:pStyle w:val="Heading1"/>
-      </w:pPr>
-      <w:r>
-        <w:t xml:space="preserve">Publications</w:t>
-      </w:r>
-    </w:p>
-    <w:p>
-      <w:pPr>
-        <w:pStyle w:val="Heading2"/>
-      </w:pPr>
-      <w:r>
-        <w:t xml:space="preserve">Articles (9 published, 3 first-author; 3 in preparation)</w:t>
-      </w:r>
-    </w:p>
-    <w:p>
-      <w:pPr>
-        <w:spacing w:after="20"/>
-        <w:ind w:left="300" w:hanging="300"/>
-      </w:pPr>
-      <w:r>
-        <w:t xml:space="preserve">[12] Winkowski, S., </w:t>
-      </w:r>
-      <w:r>
-        <w:rPr>
-          <w:b/>
-          <w:bCs/>
-        </w:rPr>
-        <w:t xml:space="preserve">Rueda-Becerril, J. M.</w:t>
-      </w:r>
-      <w:r>
-        <w:t xml:space="preserve">, &amp; Willing, C. </w:t>
-      </w:r>
-      <w:r>
-        <w:rPr>
-          <w:i/>
-          <w:iCs/>
-        </w:rPr>
-        <w:t xml:space="preserve">Using Numerical Simulations of Wind on Hilly Terrain to Model Propagule Dispersal</w:t>
-      </w:r>
-      <w:r>
-        <w:t xml:space="preserve">, in prep.</w:t>
-      </w:r>
-    </w:p>
-    <w:p>
-      <w:pPr>
-        <w:spacing w:after="20"/>
-        <w:ind w:left="300" w:hanging="300"/>
-      </w:pPr>
-      <w:r>
-        <w:t xml:space="preserve">[11] Holzman, L., </w:t>
-      </w:r>
-      <w:r>
-        <w:rPr>
-          <w:b/>
-          <w:bCs/>
-        </w:rPr>
-        <w:t xml:space="preserve">Rueda-Becerril, J. M.</w:t>
-      </w:r>
-      <w:r>
-        <w:t xml:space="preserve">, Creamer, C., &amp; Willing, C. </w:t>
-      </w:r>
-      <w:r>
-        <w:rPr>
-          <w:i/>
-          <w:iCs/>
-        </w:rPr>
-        <w:t xml:space="preserve">Random Forest Link Landscape Position to Drought Resilience in Giant Sequoia Forests</w:t>
-      </w:r>
-      <w:r>
-        <w:t xml:space="preserve">, in prep.</w:t>
-      </w:r>
-    </w:p>
-    <w:p>
-      <w:pPr>
-        <w:spacing w:after="20"/>
-        <w:ind w:left="300" w:hanging="300"/>
-      </w:pPr>
-      <w:r>
-        <w:t xml:space="preserve">[10] </w:t>
-      </w:r>
-      <w:r>
-        <w:rPr>
-          <w:b/>
-          <w:bCs/>
-        </w:rPr>
-        <w:t xml:space="preserve">Rueda-Becerril, J. M.</w:t>
-      </w:r>
-      <w:r>
-        <w:t xml:space="preserve">, Winkowski, S., &amp; Willing, C. </w:t>
-      </w:r>
-      <w:r>
-        <w:rPr>
-          <w:i/>
-          <w:iCs/>
-        </w:rPr>
-        <w:t xml:space="preserve">WindsOfChange: A New Toolkit for Modeling Spore Dispersal in Hilly Terrains</w:t>
-      </w:r>
-      <w:r>
-        <w:t xml:space="preserve">, in prep.</w:t>
-      </w:r>
-    </w:p>
-    <w:p>
-      <w:pPr>
-        <w:spacing w:after="20"/>
-        <w:ind w:left="300" w:hanging="300"/>
-      </w:pPr>
-      <w:r>
-        <w:t xml:space="preserve">[9] Davis, Z., </w:t>
-      </w:r>
-      <w:r>
-        <w:rPr>
-          <w:b/>
-          <w:bCs/>
-        </w:rPr>
-        <w:t xml:space="preserve">Rueda-Becerril, J. M.</w:t>
-      </w:r>
-      <w:r>
-        <w:t xml:space="preserve">, &amp; Giannios, D. </w:t>
-      </w:r>
-      <w:r>
-        <w:rPr>
-          <w:i/>
-          <w:iCs/>
-        </w:rPr>
-        <w:t xml:space="preserve">Tleco: A Toolkit for Modeling Radiative Signatures from Relativistic Outflows</w:t>
-      </w:r>
-      <w:r>
-        <w:t xml:space="preserve">, </w:t>
-      </w:r>
-      <w:hyperlink w:history="1" r:id="rIdvo8jx-j6mxhin_e032aar">
-        <w:r>
-          <w:t xml:space="preserve">ApJ 976, 182 (2024)</w:t>
-        </w:r>
-      </w:hyperlink>
-      <w:r>
-        <w:t xml:space="preserve">, </w:t>
-      </w:r>
-      <w:hyperlink w:history="1" r:id="rIdzjivwkfkesq-9glu_5obo">
-        <w:r>
-          <w:t xml:space="preserve">arXiv:2405.17581</w:t>
-        </w:r>
-      </w:hyperlink>
-      <w:r>
-        <w:t xml:space="preserve">.</w:t>
-      </w:r>
-    </w:p>
-    <w:p>
-      <w:pPr>
-        <w:spacing w:after="20"/>
-        <w:ind w:left="300" w:hanging="300"/>
-      </w:pPr>
-      <w:r>
-        <w:t xml:space="preserve">[8] Davis, Z., </w:t>
-      </w:r>
-      <w:r>
-        <w:rPr>
-          <w:b/>
-          <w:bCs/>
-        </w:rPr>
-        <w:t xml:space="preserve">Rueda-Becerril, J. M.</w:t>
-      </w:r>
-      <w:r>
-        <w:t xml:space="preserve">, &amp; Giannios, D. </w:t>
-      </w:r>
-      <w:r>
-        <w:rPr>
-          <w:i/>
-          <w:iCs/>
-        </w:rPr>
-        <w:t xml:space="preserve">Balancing Turbulent Heating with Radiative Cooling in Blazars</w:t>
-      </w:r>
-      <w:r>
-        <w:t xml:space="preserve">, </w:t>
-      </w:r>
-      <w:hyperlink w:history="1" r:id="rId8tvcxfvbo6uyxf4neweoy">
-        <w:r>
-          <w:t xml:space="preserve">MNRAS 513, 5766–5779 (2022)</w:t>
-        </w:r>
-      </w:hyperlink>
-      <w:r>
-        <w:t xml:space="preserve">, </w:t>
-      </w:r>
-      <w:hyperlink w:history="1" r:id="rIdlsopgvlbiijj_bboq5kjm">
-        <w:r>
-          <w:t xml:space="preserve">arXiv:2201.07790</w:t>
-        </w:r>
-      </w:hyperlink>
-      <w:r>
-        <w:t xml:space="preserve">.</w:t>
-      </w:r>
-    </w:p>
-    <w:p>
-      <w:pPr>
-        <w:spacing w:after="20"/>
-        <w:ind w:left="300" w:hanging="300"/>
-      </w:pPr>
-      <w:r>
-        <w:t xml:space="preserve">[7] Lopez-Armengol, F. G., Etienne, Z. B., [...], </w:t>
-      </w:r>
-      <w:r>
-        <w:rPr>
-          <w:b/>
-          <w:bCs/>
-        </w:rPr>
-        <w:t xml:space="preserve">Rueda-Becerril, J. M.</w:t>
-      </w:r>
-      <w:r>
-        <w:t xml:space="preserve">, [...] </w:t>
-      </w:r>
-      <w:r>
-        <w:rPr>
-          <w:i/>
-          <w:iCs/>
-        </w:rPr>
-        <w:t xml:space="preserve">Handing off the outcome of binary neutron star mergers for accurate and long-term postmerger simulations</w:t>
-      </w:r>
-      <w:r>
-        <w:t xml:space="preserve">, </w:t>
-      </w:r>
-      <w:hyperlink w:history="1" r:id="rIdcjc1_yju2zd620lrtdqbs">
-        <w:r>
-          <w:t xml:space="preserve">Phys. Rev. D 106, 083015 (2022)</w:t>
-        </w:r>
-      </w:hyperlink>
-      <w:r>
-        <w:t xml:space="preserve">, </w:t>
-      </w:r>
-      <w:hyperlink w:history="1" r:id="rIdkant7qvldrh4_oxkrgx4f">
-        <w:r>
-          <w:t xml:space="preserve">arXiv:2112.09817</w:t>
-        </w:r>
-      </w:hyperlink>
-      <w:r>
-        <w:t xml:space="preserve">.</w:t>
-      </w:r>
-    </w:p>
-    <w:p>
-      <w:pPr>
-        <w:spacing w:after="20"/>
-        <w:ind w:left="300" w:hanging="300"/>
-      </w:pPr>
-      <w:r>
-        <w:t xml:space="preserve">[6] Murguia-Berthier, A., Noble, S., [...], </w:t>
-      </w:r>
-      <w:r>
-        <w:rPr>
-          <w:b/>
-          <w:bCs/>
-        </w:rPr>
-        <w:t xml:space="preserve">Rueda-Becerril, J. M.</w:t>
-      </w:r>
-      <w:r>
-        <w:t xml:space="preserve">, [...] </w:t>
-      </w:r>
-      <w:r>
-        <w:rPr>
-          <w:i/>
-          <w:iCs/>
-        </w:rPr>
-        <w:t xml:space="preserve">HARM3D+NUC: A New Method for Simulating the Post-merger Phase of Binary Neutron Star Mergers with GRMHD, Tabulated EOS, and Neutrino Leakage</w:t>
-      </w:r>
-      <w:r>
-        <w:t xml:space="preserve">, </w:t>
-      </w:r>
-      <w:hyperlink w:history="1" r:id="rIdkk-bw-c_2v3yptgevaqav">
-        <w:r>
-          <w:t xml:space="preserve">ApJ 919, 95 (2021)</w:t>
-        </w:r>
-      </w:hyperlink>
-      <w:r>
-        <w:t xml:space="preserve">, </w:t>
-      </w:r>
-      <w:hyperlink w:history="1" r:id="rIde0had3g4t7vm4mvh7dqz3">
-        <w:r>
-          <w:t xml:space="preserve">arXiv:2106.05356</w:t>
-        </w:r>
-      </w:hyperlink>
-      <w:r>
-        <w:t xml:space="preserve">.</w:t>
-      </w:r>
-    </w:p>
-    <w:p>
-      <w:pPr>
-        <w:spacing w:after="20"/>
-        <w:ind w:left="300" w:hanging="300"/>
-      </w:pPr>
-      <w:r>
-        <w:t xml:space="preserve">[5] </w:t>
-      </w:r>
-      <w:r>
-        <w:rPr>
-          <w:b/>
-          <w:bCs/>
-        </w:rPr>
-        <w:t xml:space="preserve">Rueda-Becerril, J. M.</w:t>
-      </w:r>
-      <w:r>
-        <w:t xml:space="preserve">, Harrison, A. O., &amp; Giannios, D. </w:t>
-      </w:r>
-      <w:r>
-        <w:rPr>
-          <w:i/>
-          <w:iCs/>
-        </w:rPr>
-        <w:t xml:space="preserve">Blazar jets launched with similar energy per baryon, independently of their power</w:t>
-      </w:r>
-      <w:r>
-        <w:t xml:space="preserve">, </w:t>
-      </w:r>
-      <w:hyperlink w:history="1" r:id="rIdays7w_grtimcnul1ml_qi">
-        <w:r>
-          <w:t xml:space="preserve">MNRAS 501, 4092–4102 (2021)</w:t>
-        </w:r>
-      </w:hyperlink>
-      <w:r>
-        <w:t xml:space="preserve">, </w:t>
-      </w:r>
-      <w:hyperlink w:history="1" r:id="rIdefe9smaiiyes7btskd-t4">
-        <w:r>
-          <w:t xml:space="preserve">arXiv:2009.02273</w:t>
-        </w:r>
-      </w:hyperlink>
-      <w:r>
-        <w:t xml:space="preserve">.</w:t>
-      </w:r>
-    </w:p>
-    <w:p>
-      <w:pPr>
-        <w:spacing w:after="20"/>
-        <w:ind w:left="300" w:hanging="300"/>
-      </w:pPr>
-      <w:r>
-        <w:t xml:space="preserve">[4] Zhang, H., Christie, I., Petropoulou, M., </w:t>
-      </w:r>
-      <w:r>
-        <w:rPr>
-          <w:b/>
-          <w:bCs/>
-        </w:rPr>
-        <w:t xml:space="preserve">Rueda-Becerril, J. M.</w:t>
-      </w:r>
-      <w:r>
-        <w:t xml:space="preserve">, &amp; Giannios, D. </w:t>
-      </w:r>
-      <w:r>
-        <w:rPr>
-          <w:i/>
-          <w:iCs/>
-        </w:rPr>
-        <w:t xml:space="preserve">Inverse Compton Signatures of Gamma-Ray Burst Afterglows</w:t>
-      </w:r>
-      <w:r>
-        <w:t xml:space="preserve">, </w:t>
-      </w:r>
-      <w:hyperlink w:history="1" r:id="rIdwj2hvydmypqxkyy5pnclh">
-        <w:r>
-          <w:t xml:space="preserve">MNRAS 496, 974–986 (2020)</w:t>
-        </w:r>
-      </w:hyperlink>
-      <w:r>
-        <w:t xml:space="preserve">, </w:t>
-      </w:r>
-      <w:hyperlink w:history="1" r:id="rIditr9rjjo99nmb_xnzjh7b">
-        <w:r>
-          <w:t xml:space="preserve">arXiv:1910.14049</w:t>
-        </w:r>
-      </w:hyperlink>
-      <w:r>
-        <w:t xml:space="preserve">.</w:t>
-      </w:r>
-    </w:p>
-    <w:p>
-      <w:pPr>
-        <w:spacing w:after="20"/>
-        <w:ind w:left="300" w:hanging="300"/>
-      </w:pPr>
-      <w:r>
-        <w:t xml:space="preserve">[3] </w:t>
-      </w:r>
-      <w:r>
-        <w:rPr>
-          <w:b/>
-          <w:bCs/>
-        </w:rPr>
-        <w:t xml:space="preserve">Rueda-Becerril, J. M.</w:t>
-      </w:r>
-      <w:r>
-        <w:t xml:space="preserve">, Mimica, P., &amp; Aloy, M. A. </w:t>
-      </w:r>
-      <w:r>
-        <w:rPr>
-          <w:i/>
-          <w:iCs/>
-        </w:rPr>
-        <w:t xml:space="preserve">On the influence of a hybrid thermal–non-thermal distribution in the internal shocks model for blazars</w:t>
-      </w:r>
-      <w:r>
-        <w:t xml:space="preserve">, </w:t>
-      </w:r>
-      <w:hyperlink w:history="1" r:id="rId8w4g5erirdf8dlqopuwc3">
-        <w:r>
-          <w:t xml:space="preserve">MNRAS 468, 1169–1182 (2017)</w:t>
-        </w:r>
-      </w:hyperlink>
-      <w:r>
-        <w:t xml:space="preserve">, </w:t>
-      </w:r>
-      <w:hyperlink w:history="1" r:id="rIdxwroueg2ufg8865wxs8_j">
-        <w:r>
-          <w:t xml:space="preserve">arXiv:1612.06383</w:t>
-        </w:r>
-      </w:hyperlink>
-      <w:r>
-        <w:t xml:space="preserve">.</w:t>
-      </w:r>
-    </w:p>
-    <w:p>
-      <w:pPr>
-        <w:spacing w:after="20"/>
-        <w:ind w:left="300" w:hanging="300"/>
-      </w:pPr>
-      <w:r>
-        <w:t xml:space="preserve">[2] </w:t>
-      </w:r>
-      <w:r>
-        <w:rPr>
-          <w:b/>
-          <w:bCs/>
-        </w:rPr>
-        <w:t xml:space="preserve">Rueda-Becerril, J. M.</w:t>
-      </w:r>
-      <w:r>
-        <w:t xml:space="preserve">, Mimica, P., &amp; Aloy, M. A. </w:t>
-      </w:r>
-      <w:r>
-        <w:rPr>
-          <w:i/>
-          <w:iCs/>
-        </w:rPr>
-        <w:t xml:space="preserve">The influence of the magnetic field on the spectral properties of blazars</w:t>
-      </w:r>
-      <w:r>
-        <w:t xml:space="preserve">, </w:t>
-      </w:r>
-      <w:hyperlink w:history="1" r:id="rIdmjvyty2hitz25nygxps8c">
-        <w:r>
-          <w:t xml:space="preserve">MNRAS 438, 1856–1869 (2014)</w:t>
-        </w:r>
-      </w:hyperlink>
-      <w:r>
-        <w:t xml:space="preserve">, </w:t>
-      </w:r>
-      <w:hyperlink w:history="1" r:id="rIdv71seetefoue-_60ibiwx">
-        <w:r>
-          <w:t xml:space="preserve">arXiv:1310.5441</w:t>
-        </w:r>
-      </w:hyperlink>
-      <w:r>
-        <w:t xml:space="preserve">.</w:t>
-      </w:r>
-    </w:p>
-    <w:p>
-      <w:pPr>
-        <w:spacing w:after="20"/>
-        <w:ind w:left="300" w:hanging="300"/>
-      </w:pPr>
-      <w:r>
-        <w:t xml:space="preserve">[1] Guzmán, F. S., &amp; </w:t>
-      </w:r>
-      <w:r>
-        <w:rPr>
-          <w:b/>
-          <w:bCs/>
-        </w:rPr>
-        <w:t xml:space="preserve">Rueda-Becerril, J. M.</w:t>
-      </w:r>
-      <w:r>
-        <w:t xml:space="preserve"> </w:t>
-      </w:r>
-      <w:r>
-        <w:rPr>
-          <w:i/>
-          <w:iCs/>
-        </w:rPr>
-        <w:t xml:space="preserve">Spherical boson stars as black hole mimickers</w:t>
-      </w:r>
-      <w:r>
-        <w:t xml:space="preserve">, </w:t>
-      </w:r>
-      <w:hyperlink w:history="1" r:id="rIdumerxnfmtj855arsr5hex">
-        <w:r>
-          <w:t xml:space="preserve">Phys. Rev. D 80, 084023 (2009)</w:t>
-        </w:r>
-      </w:hyperlink>
-      <w:r>
-        <w:t xml:space="preserve">, </w:t>
-      </w:r>
-      <w:hyperlink w:history="1" r:id="rId5azwaskgjm5oedfvzz8ar">
-        <w:r>
-          <w:t xml:space="preserve">arXiv:1009.1250</w:t>
-        </w:r>
-      </w:hyperlink>
-      <w:r>
-        <w:t xml:space="preserve">.</w:t>
-      </w:r>
-    </w:p>
-    <w:p>
-      <w:pPr>
-        <w:pStyle w:val="Heading2"/>
-      </w:pPr>
-      <w:r>
-        <w:t xml:space="preserve">Conference Proceedings</w:t>
-      </w:r>
-    </w:p>
-    <w:p>
-      <w:pPr>
-        <w:spacing w:after="20"/>
-        <w:ind w:left="300" w:hanging="300"/>
-      </w:pPr>
-      <w:r>
-        <w:t xml:space="preserve">[P5] </w:t>
-      </w:r>
-      <w:r>
-        <w:rPr>
-          <w:b/>
-          <w:bCs/>
-        </w:rPr>
-        <w:t xml:space="preserve">Rueda-Becerril, J. M.</w:t>
-      </w:r>
-      <w:r>
-        <w:t xml:space="preserve"> </w:t>
-      </w:r>
-      <w:r>
-        <w:rPr>
-          <w:i/>
-          <w:iCs/>
-        </w:rPr>
-        <w:t xml:space="preserve">A numerical approach for radiative cooling in relativistic outflows</w:t>
-      </w:r>
-      <w:r>
-        <w:t xml:space="preserve">, </w:t>
-      </w:r>
-      <w:hyperlink w:history="1" r:id="rId1bj3mbssi3cdhipzx1mcd">
-        <w:r>
-          <w:t xml:space="preserve">Astron. Nachr. 342, 277–282 (2021)</w:t>
-        </w:r>
-      </w:hyperlink>
-      <w:r>
-        <w:t xml:space="preserve">, 9th International Workshop on Astronomy and Relativistic Astrophysics, </w:t>
-      </w:r>
-      <w:hyperlink w:history="1" r:id="rIdsa6yaqj4o5k7ggvsmdprm">
-        <w:r>
-          <w:t xml:space="preserve">arXiv:2011.13797</w:t>
-        </w:r>
-      </w:hyperlink>
-      <w:r>
-        <w:t xml:space="preserve">.</w:t>
-      </w:r>
-    </w:p>
-    <w:p>
-      <w:pPr>
-        <w:spacing w:after="20"/>
-        <w:ind w:left="300" w:hanging="300"/>
-      </w:pPr>
-      <w:r>
-        <w:t xml:space="preserve">[P4] </w:t>
-      </w:r>
-      <w:r>
-        <w:rPr>
-          <w:b/>
-          <w:bCs/>
-        </w:rPr>
-        <w:t xml:space="preserve">Rueda-Becerril, J. M.</w:t>
-      </w:r>
-      <w:r>
-        <w:t xml:space="preserve">, Harrison, A. O., &amp; Giannios, D. </w:t>
-      </w:r>
-      <w:r>
-        <w:rPr>
-          <w:i/>
-          <w:iCs/>
-        </w:rPr>
-        <w:t xml:space="preserve">The blazar sequence revised</w:t>
-      </w:r>
-      <w:r>
-        <w:t xml:space="preserve">, </w:t>
-      </w:r>
-      <w:hyperlink w:history="1" r:id="rIdgpwzeebjdgiev0zgohdxs">
-        <w:r>
-          <w:t xml:space="preserve">Astron. Nachr. 342, 147–152 (2021)</w:t>
-        </w:r>
-      </w:hyperlink>
-      <w:r>
-        <w:t xml:space="preserve">, 9th International Workshop on Astronomy and Relativistic Astrophysics, </w:t>
-      </w:r>
-      <w:hyperlink w:history="1" r:id="rIdbqervhsbtkqyzns6sd73g">
-        <w:r>
-          <w:t xml:space="preserve">arXiv:2011.13805</w:t>
-        </w:r>
-      </w:hyperlink>
-      <w:r>
-        <w:t xml:space="preserve">.</w:t>
-      </w:r>
-    </w:p>
-    <w:p>
-      <w:pPr>
-        <w:spacing w:after="20"/>
-        <w:ind w:left="300" w:hanging="300"/>
-      </w:pPr>
-      <w:r>
-        <w:t xml:space="preserve">[P3] </w:t>
-      </w:r>
-      <w:r>
-        <w:rPr>
-          <w:b/>
-          <w:bCs/>
-        </w:rPr>
-        <w:t xml:space="preserve">Rueda-Becerril, J. M.</w:t>
-      </w:r>
-      <w:r>
-        <w:t xml:space="preserve">, Mimica, P., &amp; Aloy, M. A. </w:t>
-      </w:r>
-      <w:r>
-        <w:rPr>
-          <w:i/>
-          <w:iCs/>
-        </w:rPr>
-        <w:t xml:space="preserve">Numerical simulations of the internal shock model in magnetized relativistic jets of blazars</w:t>
-      </w:r>
-      <w:r>
-        <w:t xml:space="preserve">, </w:t>
-      </w:r>
-      <w:hyperlink w:history="1" r:id="rIdajkolvivmdez4t4ydzib7">
-        <w:r>
-          <w:t xml:space="preserve">PoS(SWIFT 10) 233, 159 (2014)</w:t>
-        </w:r>
-      </w:hyperlink>
-      <w:r>
-        <w:t xml:space="preserve">, </w:t>
-      </w:r>
-      <w:hyperlink w:history="1" r:id="rId7ncoaphptj7cxibp1nq0f">
-        <w:r>
-          <w:t xml:space="preserve">arXiv:1502.07882</w:t>
-        </w:r>
-      </w:hyperlink>
-      <w:r>
-        <w:t xml:space="preserve">.</w:t>
-      </w:r>
-    </w:p>
-    <w:p>
-      <w:pPr>
-        <w:spacing w:after="20"/>
-        <w:ind w:left="300" w:hanging="300"/>
-      </w:pPr>
-      <w:r>
-        <w:t xml:space="preserve">[P2] </w:t>
-      </w:r>
-      <w:r>
-        <w:rPr>
-          <w:b/>
-          <w:bCs/>
-        </w:rPr>
-        <w:t xml:space="preserve">Rueda-Becerril, J. M.</w:t>
-      </w:r>
-      <w:r>
-        <w:t xml:space="preserve">, Mimica, P., Aloy, M. A., &amp; Aloy, C. </w:t>
-      </w:r>
-      <w:r>
-        <w:rPr>
-          <w:i/>
-          <w:iCs/>
-        </w:rPr>
-        <w:t xml:space="preserve">Numerical study of broadband spectra caused by internal shocks in magnetized relativistic jets of blazars</w:t>
-      </w:r>
-      <w:r>
-        <w:t xml:space="preserve">, </w:t>
-      </w:r>
-      <w:hyperlink w:history="1" r:id="rIdk4bj0uo4toku7-kp0dqhu">
-        <w:r>
-          <w:t xml:space="preserve">EPJ Web Conf. 61, 02007 (2013)</w:t>
-        </w:r>
-      </w:hyperlink>
-      <w:r>
-        <w:t xml:space="preserve">, </w:t>
-      </w:r>
-      <w:hyperlink w:history="1" r:id="rId1whqculvk6uvgsp1a5rmj">
-        <w:r>
-          <w:t xml:space="preserve">arXiv:1309.4612</w:t>
-        </w:r>
-      </w:hyperlink>
-      <w:r>
-        <w:t xml:space="preserve">.</w:t>
-      </w:r>
-    </w:p>
-    <w:p>
-      <w:pPr>
-        <w:spacing w:after="20"/>
-        <w:ind w:left="300" w:hanging="300"/>
-      </w:pPr>
-      <w:r>
-        <w:t xml:space="preserve">[P1] Mimica, P., Aloy, M. A., </w:t>
-      </w:r>
-      <w:r>
-        <w:rPr>
-          <w:b/>
-          <w:bCs/>
-        </w:rPr>
-        <w:t xml:space="preserve">Rueda-Becerril, J. M.</w:t>
-      </w:r>
-      <w:r>
-        <w:t xml:space="preserve">, Tabik, S., &amp; Aloy, C. </w:t>
-      </w:r>
-      <w:r>
-        <w:rPr>
-          <w:i/>
-          <w:iCs/>
-        </w:rPr>
-        <w:t xml:space="preserve">Numerical simulations of dynamics and emission from relativistic astrophysical jets</w:t>
-      </w:r>
-      <w:r>
-        <w:t xml:space="preserve">, </w:t>
-      </w:r>
-      <w:hyperlink w:history="1" r:id="rIdhyal-0ujta9umrar_wxs0">
-        <w:r>
-          <w:t xml:space="preserve">J. Phys.: Conf. Ser. 454, 012001 (2013)</w:t>
-        </w:r>
-      </w:hyperlink>
-      <w:r>
-        <w:t xml:space="preserve">, </w:t>
-      </w:r>
-      <w:hyperlink w:history="1" r:id="rIdvbs0qyo9-oslixkxjcteb">
-        <w:r>
-          <w:t xml:space="preserve">arXiv:1211.1794</w:t>
-        </w:r>
-      </w:hyperlink>
-      <w:r>
-        <w:t xml:space="preserve">.</w:t>
-      </w:r>
-    </w:p>
-    <w:p>
-      <w:pPr>
-        <w:pStyle w:val="Heading1"/>
-      </w:pPr>
-      <w:r>
-        <w:t xml:space="preserve">Grants and Fellowships</w:t>
-      </w:r>
-    </w:p>
-    <w:p>
-      <w:pPr>
-        <w:pStyle w:val="Heading2"/>
-      </w:pPr>
-      <w:r>
-        <w:t xml:space="preserve">Research Grants</w:t>
-      </w:r>
-    </w:p>
-    <w:p>
-      <w:pPr>
-        <w:keepNext/>
-        <w:tabs>
-          <w:tab w:val="right" w:pos="10512"/>
-        </w:tabs>
-        <w:spacing w:after="0"/>
-      </w:pPr>
-      <w:r>
-        <w:rPr>
-          <w:b/>
-          <w:bCs/>
-        </w:rPr>
-        <w:t xml:space="preserve">NASA Fermi Guest Investigator Program, Cycle 12</w:t>
-      </w:r>
-      <w:r>
-        <w:tab/>
-      </w:r>
-      <w:r>
-        <w:t xml:space="preserve">2019</w:t>
-      </w:r>
-    </w:p>
-    <w:p>
-      <w:pPr>
-        <w:keepNext/>
-        <w:tabs>
-          <w:tab w:val="right" w:pos="10512"/>
-        </w:tabs>
-        <w:spacing w:after="0"/>
-      </w:pPr>
-      <w:r>
-        <w:rPr>
-          <w:i/>
-          <w:iCs/>
-        </w:rPr>
-        <w:t xml:space="preserve">A simple model to understand the blazar sequence</w:t>
-      </w:r>
-      <w:r>
-        <w:tab/>
-      </w:r>
-      <w:r>
-        <w:t xml:space="preserve">Grant #121077, $68K</w:t>
-      </w:r>
-    </w:p>
-    <w:p>
-      <w:pPr>
-        <w:spacing w:after="0"/>
-      </w:pPr>
-      <w:r>
-        <w:t xml:space="preserve">PI: D. Giannios; Co-I: J. M. Rueda-Becerril</w:t>
-      </w:r>
-    </w:p>
-    <w:p>
-      <w:pPr>
-        <w:pStyle w:val="EntryGap"/>
-        <w:spacing w:after="0"/>
-      </w:pPr>
-    </w:p>
-    <w:p>
-      <w:pPr>
-        <w:pStyle w:val="Heading2"/>
-      </w:pPr>
-      <w:r>
-        <w:t xml:space="preserve">Fellowships</w:t>
-      </w:r>
-    </w:p>
-    <w:p>
-      <w:pPr>
-        <w:keepNext/>
-        <w:tabs>
-          <w:tab w:val="right" w:pos="10512"/>
-        </w:tabs>
-        <w:spacing w:after="0"/>
-      </w:pPr>
-      <w:r>
-        <w:rPr>
-          <w:b/>
-          <w:bCs/>
-        </w:rPr>
-        <w:t xml:space="preserve">International Postdoctoral Fellowship</w:t>
-      </w:r>
-      <w:r>
-        <w:tab/>
-      </w:r>
-      <w:r>
-        <w:t xml:space="preserve">Oct 2018 – Nov 2020</w:t>
-      </w:r>
-    </w:p>
-    <w:p>
-      <w:pPr>
-        <w:keepNext/>
-        <w:tabs>
-          <w:tab w:val="right" w:pos="10512"/>
-        </w:tabs>
-        <w:spacing w:after="0"/>
-      </w:pPr>
-      <w:r>
-        <w:rPr>
-          <w:i/>
-          <w:iCs/>
-        </w:rPr>
-        <w:t xml:space="preserve">National Council of Science and Technology (CONACyT), Mexico</w:t>
-      </w:r>
-    </w:p>
-    <w:p>
-      <w:pPr>
-        <w:pStyle w:val="EntryGap"/>
-        <w:spacing w:after="0"/>
-      </w:pPr>
-    </w:p>
-    <w:p>
-      <w:pPr>
-        <w:keepNext/>
-        <w:tabs>
-          <w:tab w:val="right" w:pos="10512"/>
-        </w:tabs>
-        <w:spacing w:after="0"/>
-      </w:pPr>
-      <w:r>
-        <w:rPr>
-          <w:b/>
-          <w:bCs/>
-        </w:rPr>
-        <w:t xml:space="preserve">Postdoctoral Fellowship</w:t>
-      </w:r>
-      <w:r>
-        <w:tab/>
-      </w:r>
-      <w:r>
-        <w:t xml:space="preserve">Jan 2018 – Sep 2018</w:t>
-      </w:r>
-    </w:p>
-    <w:p>
-      <w:pPr>
-        <w:keepNext/>
-        <w:tabs>
-          <w:tab w:val="right" w:pos="10512"/>
-        </w:tabs>
-        <w:spacing w:after="0"/>
-      </w:pPr>
-      <w:r>
-        <w:rPr>
-          <w:i/>
-          <w:iCs/>
-        </w:rPr>
-        <w:t xml:space="preserve">Secretariat of Public Education, Mexico (Program for the Professional Development of Higher Education Institutions)</w:t>
-      </w:r>
-    </w:p>
-    <w:p>
-      <w:pPr>
-        <w:pStyle w:val="EntryGap"/>
-        <w:spacing w:after="0"/>
-      </w:pPr>
-    </w:p>
-    <w:p>
-      <w:pPr>
-        <w:keepNext/>
-        <w:tabs>
-          <w:tab w:val="right" w:pos="10512"/>
-        </w:tabs>
-        <w:spacing w:after="0"/>
-      </w:pPr>
-      <w:r>
-        <w:rPr>
-          <w:b/>
-          <w:bCs/>
-        </w:rPr>
-        <w:t xml:space="preserve">Study-Abroad Fellowship</w:t>
-      </w:r>
-      <w:r>
-        <w:tab/>
-      </w:r>
-      <w:r>
-        <w:t xml:space="preserve">Sep 2014 – Aug 2016</w:t>
-      </w:r>
-    </w:p>
-    <w:p>
-      <w:pPr>
-        <w:keepNext/>
-        <w:tabs>
-          <w:tab w:val="right" w:pos="10512"/>
-        </w:tabs>
-        <w:spacing w:after="0"/>
-      </w:pPr>
-      <w:r>
-        <w:rPr>
-          <w:i/>
-          <w:iCs/>
-        </w:rPr>
-        <w:t xml:space="preserve">National Council of Science and Technology (CONACyT), Mexico</w:t>
-      </w:r>
-    </w:p>
-    <w:p>
-      <w:pPr>
-        <w:pStyle w:val="EntryGap"/>
-        <w:spacing w:after="0"/>
-      </w:pPr>
-    </w:p>
-    <w:p>
-      <w:pPr>
-        <w:keepNext/>
-        <w:tabs>
-          <w:tab w:val="right" w:pos="10512"/>
-        </w:tabs>
-        <w:spacing w:after="0"/>
-      </w:pPr>
-      <w:r>
-        <w:rPr>
-          <w:b/>
-          <w:bCs/>
-        </w:rPr>
-        <w:t xml:space="preserve">Santiago Grisolía Fellowship</w:t>
-      </w:r>
-      <w:r>
-        <w:tab/>
-      </w:r>
-      <w:r>
-        <w:t xml:space="preserve">Oct 2011 – Jun 2014</w:t>
-      </w:r>
-    </w:p>
-    <w:p>
-      <w:pPr>
-        <w:keepNext/>
-        <w:tabs>
-          <w:tab w:val="right" w:pos="10512"/>
-        </w:tabs>
-        <w:spacing w:after="0"/>
-      </w:pPr>
-      <w:r>
-        <w:rPr>
-          <w:i/>
-          <w:iCs/>
-        </w:rPr>
-        <w:t xml:space="preserve">Council of Education, Research, Culture and Sport, Valencian Community, Spain</w:t>
-      </w:r>
-    </w:p>
-    <w:p>
-      <w:pPr>
-        <w:pStyle w:val="EntryGap"/>
-        <w:spacing w:after="0"/>
-      </w:pPr>
-    </w:p>
-    <w:p>
-      <w:pPr>
-        <w:keepNext/>
-        <w:tabs>
-          <w:tab w:val="right" w:pos="10512"/>
-        </w:tabs>
-        <w:spacing w:after="0"/>
-      </w:pPr>
-      <w:r>
-        <w:rPr>
-          <w:b/>
-          <w:bCs/>
-        </w:rPr>
-        <w:t xml:space="preserve">M.Sc. Fellowship</w:t>
-      </w:r>
-      <w:r>
-        <w:tab/>
-      </w:r>
-      <w:r>
-        <w:t xml:space="preserve">Sep 2009 – Aug 2011</w:t>
-      </w:r>
-    </w:p>
-    <w:p>
-      <w:pPr>
-        <w:keepNext/>
-        <w:tabs>
-          <w:tab w:val="right" w:pos="10512"/>
-        </w:tabs>
-        <w:spacing w:after="0"/>
-      </w:pPr>
-      <w:r>
-        <w:rPr>
-          <w:i/>
-          <w:iCs/>
-        </w:rPr>
-        <w:t xml:space="preserve">CONACyT, at the Institute of Physics and Mathematics, Universidad Michoacana de San Nicolás de Hidalgo</w:t>
-      </w:r>
-    </w:p>
-    <w:p>
-      <w:pPr>
-        <w:pStyle w:val="EntryGap"/>
-        <w:spacing w:after="0"/>
-      </w:pPr>
-    </w:p>
-    <w:p>
-      <w:pPr>
-        <w:keepNext/>
-        <w:tabs>
-          <w:tab w:val="right" w:pos="10512"/>
-        </w:tabs>
-        <w:spacing w:after="0"/>
-      </w:pPr>
-      <w:r>
-        <w:rPr>
-          <w:b/>
-          <w:bCs/>
-        </w:rPr>
-        <w:t xml:space="preserve">Summer Research Fellowship (XVII Summer of Scientific Research)</w:t>
-      </w:r>
-      <w:r>
-        <w:tab/>
-      </w:r>
-      <w:r>
-        <w:t xml:space="preserve">Jun 2007 – Aug 2007</w:t>
-      </w:r>
-    </w:p>
-    <w:p>
-      <w:pPr>
-        <w:keepNext/>
-        <w:tabs>
-          <w:tab w:val="right" w:pos="10512"/>
-        </w:tabs>
-        <w:spacing w:after="0"/>
-      </w:pPr>
-      <w:r>
-        <w:rPr>
-          <w:i/>
-          <w:iCs/>
-        </w:rPr>
-        <w:t xml:space="preserve">Mexican Academy of Sciences</w:t>
-      </w:r>
-    </w:p>
-    <w:p>
-      <w:pPr>
-        <w:pStyle w:val="EntryGap"/>
-        <w:spacing w:after="0"/>
-      </w:pPr>
-    </w:p>
-    <w:p>
-      <w:pPr>
-        <w:pStyle w:val="Heading1"/>
-      </w:pPr>
-      <w:r>
-        <w:t xml:space="preserve">Software and Projects</w:t>
-      </w:r>
-    </w:p>
-    <w:p>
-      <w:pPr>
-        <w:keepNext/>
-        <w:tabs>
-          <w:tab w:val="right" w:pos="10512"/>
-        </w:tabs>
-        <w:spacing w:after="0"/>
-      </w:pPr>
-      <w:r>
-        <w:rPr>
-          <w:b/>
-          <w:bCs/>
-        </w:rPr>
-        <w:t xml:space="preserve">Blazar Population ML</w:t>
-      </w:r>
-      <w:r>
-        <w:tab/>
-      </w:r>
-      <w:r>
-        <w:t xml:space="preserve">Jan 2026 – Present</w:t>
-      </w:r>
-    </w:p>
-    <w:p>
-      <w:pPr>
-        <w:keepNext/>
-        <w:tabs>
-          <w:tab w:val="right" w:pos="10512"/>
-        </w:tabs>
-        <w:spacing w:after="0"/>
-      </w:pPr>
-      <w:r>
-        <w:rPr>
-          <w:i/>
-          <w:iCs/>
-        </w:rPr>
-        <w:t xml:space="preserve">Scientific ML (Python, scikit-learn, PyTorch)</w:t>
-      </w:r>
-      <w:r>
-        <w:tab/>
-      </w:r>
-      <w:hyperlink w:history="1" r:id="rIdv7holt-gwhzvphrxask5d">
-        <w:r>
-          <w:t xml:space="preserve">github.com/altjerue/ilwikak-ml</w:t>
-        </w:r>
-      </w:hyperlink>
+        <w:t xml:space="preserve">Extended C-SPEV to compute discrete and continuous spectra from particle distributions of arbitrary shape, without affecting simulation runtime.</w:t>
+      </w:r>
     </w:p>
     <w:p>
       <w:pPr>
@@ -2436,8 +1041,1403 @@
         <w:spacing w:after="10"/>
       </w:pPr>
       <w:r>
-        <w:t xml:space="preserve">Applying classical ML and Bayesian inference to the Fermi-LAT 4LAC-DR3 catalog (3,407 sources) to recover physical jet parameters from multi-wavelength data.</w:t>
-      </w:r>
+        <w:t xml:space="preserve">Published 2 first-author papers in MNRAS [2, 3].</w:t>
+      </w:r>
+    </w:p>
+    <w:p>
+      <w:pPr>
+        <w:pStyle w:val="EntryGap"/>
+        <w:spacing w:after="0"/>
+      </w:pPr>
+    </w:p>
+    <w:p>
+      <w:pPr>
+        <w:pStyle w:val="Heading1"/>
+      </w:pPr>
+      <w:r>
+        <w:t xml:space="preserve">Education</w:t>
+      </w:r>
+    </w:p>
+    <w:p>
+      <w:pPr>
+        <w:keepNext/>
+        <w:tabs>
+          <w:tab w:val="right" w:pos="10512"/>
+        </w:tabs>
+        <w:spacing w:after="0"/>
+      </w:pPr>
+      <w:r>
+        <w:rPr>
+          <w:b/>
+          <w:bCs/>
+        </w:rPr>
+        <w:t xml:space="preserve">Ph.D. in Physics</w:t>
+      </w:r>
+      <w:r>
+        <w:tab/>
+      </w:r>
+      <w:r>
+        <w:t xml:space="preserve">Oct 2011 – Jul 2017</w:t>
+      </w:r>
+    </w:p>
+    <w:p>
+      <w:pPr>
+        <w:keepNext/>
+        <w:tabs>
+          <w:tab w:val="right" w:pos="10512"/>
+        </w:tabs>
+        <w:spacing w:after="0"/>
+      </w:pPr>
+      <w:r>
+        <w:rPr>
+          <w:i/>
+          <w:iCs/>
+        </w:rPr>
+        <w:t xml:space="preserve">Universitat de València</w:t>
+      </w:r>
+      <w:r>
+        <w:tab/>
+      </w:r>
+      <w:r>
+        <w:t xml:space="preserve">Valencia, Spain</w:t>
+      </w:r>
+    </w:p>
+    <w:p>
+      <w:pPr>
+        <w:spacing w:after="0"/>
+      </w:pPr>
+      <w:r>
+        <w:t xml:space="preserve">Excellent </w:t>
+      </w:r>
+      <w:r>
+        <w:rPr>
+          <w:i/>
+          <w:iCs/>
+        </w:rPr>
+        <w:t xml:space="preserve">cum laude</w:t>
+      </w:r>
+    </w:p>
+    <w:p>
+      <w:pPr>
+        <w:spacing w:after="0"/>
+      </w:pPr>
+      <w:r>
+        <w:t xml:space="preserve">Advisors: Prof. Miguel A. Aloy and Dr. Petar Mimica</w:t>
+      </w:r>
+    </w:p>
+    <w:p>
+      <w:pPr>
+        <w:spacing w:after="0"/>
+      </w:pPr>
+      <w:r>
+        <w:t xml:space="preserve">Thesis: </w:t>
+      </w:r>
+      <w:hyperlink w:history="1" r:id="rIdry8wy2fxfoopy8izal6tc">
+        <w:r>
+          <w:t xml:space="preserve">Numerical treatment of radiation processes in the internal shocks of magnetized relativistic outflows</w:t>
+        </w:r>
+      </w:hyperlink>
+    </w:p>
+    <w:p>
+      <w:pPr>
+        <w:pStyle w:val="EntryGap"/>
+        <w:spacing w:after="0"/>
+      </w:pPr>
+    </w:p>
+    <w:p>
+      <w:pPr>
+        <w:keepNext/>
+        <w:tabs>
+          <w:tab w:val="right" w:pos="10512"/>
+        </w:tabs>
+        <w:spacing w:after="0"/>
+      </w:pPr>
+      <w:r>
+        <w:rPr>
+          <w:b/>
+          <w:bCs/>
+        </w:rPr>
+        <w:t xml:space="preserve">M.Sc. in Physics</w:t>
+      </w:r>
+      <w:r>
+        <w:tab/>
+      </w:r>
+      <w:r>
+        <w:t xml:space="preserve">Aug 2009 – Sep 2011</w:t>
+      </w:r>
+    </w:p>
+    <w:p>
+      <w:pPr>
+        <w:keepNext/>
+        <w:tabs>
+          <w:tab w:val="right" w:pos="10512"/>
+        </w:tabs>
+        <w:spacing w:after="0"/>
+      </w:pPr>
+      <w:r>
+        <w:rPr>
+          <w:i/>
+          <w:iCs/>
+        </w:rPr>
+        <w:t xml:space="preserve">Universidad Michoacana de San Nicolás de Hidalgo</w:t>
+      </w:r>
+      <w:r>
+        <w:tab/>
+      </w:r>
+      <w:r>
+        <w:t xml:space="preserve">Morelia, Mexico</w:t>
+      </w:r>
+    </w:p>
+    <w:p>
+      <w:pPr>
+        <w:spacing w:after="0"/>
+      </w:pPr>
+      <w:r>
+        <w:t xml:space="preserve">Advisor: Prof. José A. Cervera</w:t>
+      </w:r>
+    </w:p>
+    <w:p>
+      <w:pPr>
+        <w:spacing w:after="0"/>
+      </w:pPr>
+      <w:r>
+        <w:t xml:space="preserve">Thesis: </w:t>
+      </w:r>
+      <w:r>
+        <w:rPr>
+          <w:i/>
+          <w:iCs/>
+        </w:rPr>
+        <w:t xml:space="preserve">Study of TOV stars with the SPH method</w:t>
+      </w:r>
+    </w:p>
+    <w:p>
+      <w:pPr>
+        <w:pStyle w:val="EntryGap"/>
+        <w:spacing w:after="0"/>
+      </w:pPr>
+    </w:p>
+    <w:p>
+      <w:pPr>
+        <w:keepNext/>
+        <w:tabs>
+          <w:tab w:val="right" w:pos="10512"/>
+        </w:tabs>
+        <w:spacing w:after="0"/>
+      </w:pPr>
+      <w:r>
+        <w:rPr>
+          <w:b/>
+          <w:bCs/>
+        </w:rPr>
+        <w:t xml:space="preserve">B.Sc. in Physics</w:t>
+      </w:r>
+      <w:r>
+        <w:tab/>
+      </w:r>
+      <w:r>
+        <w:t xml:space="preserve">Aug 2004 – Dec 2008</w:t>
+      </w:r>
+    </w:p>
+    <w:p>
+      <w:pPr>
+        <w:keepNext/>
+        <w:tabs>
+          <w:tab w:val="right" w:pos="10512"/>
+        </w:tabs>
+        <w:spacing w:after="0"/>
+      </w:pPr>
+      <w:r>
+        <w:rPr>
+          <w:i/>
+          <w:iCs/>
+        </w:rPr>
+        <w:t xml:space="preserve">Universidad Autónoma del Estado de México</w:t>
+      </w:r>
+      <w:r>
+        <w:tab/>
+      </w:r>
+      <w:r>
+        <w:t xml:space="preserve">Toluca, Mexico</w:t>
+      </w:r>
+    </w:p>
+    <w:p>
+      <w:pPr>
+        <w:spacing w:after="0"/>
+      </w:pPr>
+      <w:r>
+        <w:t xml:space="preserve">Advisor: Prof. Francisco S. Guzmán</w:t>
+      </w:r>
+    </w:p>
+    <w:p>
+      <w:pPr>
+        <w:spacing w:after="0"/>
+      </w:pPr>
+      <w:r>
+        <w:t xml:space="preserve">Thesis: </w:t>
+      </w:r>
+      <w:r>
+        <w:rPr>
+          <w:i/>
+          <w:iCs/>
+        </w:rPr>
+        <w:t xml:space="preserve">Numerical solution of null geodesics for the generation of gravitational lenses produced by spherically-symmetric and static spacetimes</w:t>
+      </w:r>
+    </w:p>
+    <w:p>
+      <w:pPr>
+        <w:spacing w:after="0"/>
+      </w:pPr>
+      <w:r>
+        <w:t xml:space="preserve">Lic. Juan Josafat Pichardo Cruz Award</w:t>
+      </w:r>
+    </w:p>
+    <w:p>
+      <w:pPr>
+        <w:pStyle w:val="EntryGap"/>
+        <w:spacing w:after="0"/>
+      </w:pPr>
+    </w:p>
+    <w:p>
+      <w:pPr>
+        <w:pStyle w:val="Heading1"/>
+      </w:pPr>
+      <w:r>
+        <w:t xml:space="preserve">Publications</w:t>
+      </w:r>
+    </w:p>
+    <w:p>
+      <w:pPr>
+        <w:pStyle w:val="Heading2"/>
+      </w:pPr>
+      <w:r>
+        <w:t xml:space="preserve">Articles (9 published, 3 first-author; 3 in preparation)</w:t>
+      </w:r>
+    </w:p>
+    <w:p>
+      <w:pPr>
+        <w:spacing w:after="20"/>
+        <w:ind w:left="300" w:hanging="300"/>
+      </w:pPr>
+      <w:r>
+        <w:t xml:space="preserve">[12] Winkowski, S., </w:t>
+      </w:r>
+      <w:r>
+        <w:rPr>
+          <w:b/>
+          <w:bCs/>
+        </w:rPr>
+        <w:t xml:space="preserve">Rueda-Becerril, J. M.</w:t>
+      </w:r>
+      <w:r>
+        <w:t xml:space="preserve">, &amp; Willing, C. </w:t>
+      </w:r>
+      <w:r>
+        <w:rPr>
+          <w:i/>
+          <w:iCs/>
+        </w:rPr>
+        <w:t xml:space="preserve">Using Numerical Simulations of Wind on Hilly Terrain to Model Propagule Dispersal</w:t>
+      </w:r>
+      <w:r>
+        <w:t xml:space="preserve">, in prep.</w:t>
+      </w:r>
+    </w:p>
+    <w:p>
+      <w:pPr>
+        <w:spacing w:after="20"/>
+        <w:ind w:left="300" w:hanging="300"/>
+      </w:pPr>
+      <w:r>
+        <w:t xml:space="preserve">[11] Holzman, L., </w:t>
+      </w:r>
+      <w:r>
+        <w:rPr>
+          <w:b/>
+          <w:bCs/>
+        </w:rPr>
+        <w:t xml:space="preserve">Rueda-Becerril, J. M.</w:t>
+      </w:r>
+      <w:r>
+        <w:t xml:space="preserve">, Creamer, C., &amp; Willing, C. </w:t>
+      </w:r>
+      <w:r>
+        <w:rPr>
+          <w:i/>
+          <w:iCs/>
+        </w:rPr>
+        <w:t xml:space="preserve">Random Forest Link Landscape Position to Drought Resilience in Giant Sequoia Forests</w:t>
+      </w:r>
+      <w:r>
+        <w:t xml:space="preserve">, in prep.</w:t>
+      </w:r>
+    </w:p>
+    <w:p>
+      <w:pPr>
+        <w:spacing w:after="20"/>
+        <w:ind w:left="300" w:hanging="300"/>
+      </w:pPr>
+      <w:r>
+        <w:t xml:space="preserve">[10] </w:t>
+      </w:r>
+      <w:r>
+        <w:rPr>
+          <w:b/>
+          <w:bCs/>
+        </w:rPr>
+        <w:t xml:space="preserve">Rueda-Becerril, J. M.</w:t>
+      </w:r>
+      <w:r>
+        <w:t xml:space="preserve">, Winkowski, S., &amp; Willing, C. </w:t>
+      </w:r>
+      <w:r>
+        <w:rPr>
+          <w:i/>
+          <w:iCs/>
+        </w:rPr>
+        <w:t xml:space="preserve">WindsOfChange: A New Toolkit for Modeling Spore Dispersal in Hilly Terrains</w:t>
+      </w:r>
+      <w:r>
+        <w:t xml:space="preserve">, in prep.</w:t>
+      </w:r>
+    </w:p>
+    <w:p>
+      <w:pPr>
+        <w:spacing w:after="20"/>
+        <w:ind w:left="300" w:hanging="300"/>
+      </w:pPr>
+      <w:r>
+        <w:t xml:space="preserve">[9] Davis, Z., </w:t>
+      </w:r>
+      <w:r>
+        <w:rPr>
+          <w:b/>
+          <w:bCs/>
+        </w:rPr>
+        <w:t xml:space="preserve">Rueda-Becerril, J. M.</w:t>
+      </w:r>
+      <w:r>
+        <w:t xml:space="preserve">, &amp; Giannios, D. </w:t>
+      </w:r>
+      <w:r>
+        <w:rPr>
+          <w:i/>
+          <w:iCs/>
+        </w:rPr>
+        <w:t xml:space="preserve">Tleco: A Toolkit for Modeling Radiative Signatures from Relativistic Outflows</w:t>
+      </w:r>
+      <w:r>
+        <w:t xml:space="preserve">, </w:t>
+      </w:r>
+      <w:hyperlink w:history="1" r:id="rIdthczanmoxgwti4pyba62m">
+        <w:r>
+          <w:t xml:space="preserve">ApJ 976, 182 (2024)</w:t>
+        </w:r>
+      </w:hyperlink>
+      <w:r>
+        <w:t xml:space="preserve">, </w:t>
+      </w:r>
+      <w:hyperlink w:history="1" r:id="rIdcapfidgdebdb75a-oydzv">
+        <w:r>
+          <w:t xml:space="preserve">arXiv:2405.17581</w:t>
+        </w:r>
+      </w:hyperlink>
+      <w:r>
+        <w:t xml:space="preserve">.</w:t>
+      </w:r>
+    </w:p>
+    <w:p>
+      <w:pPr>
+        <w:spacing w:after="20"/>
+        <w:ind w:left="300" w:hanging="300"/>
+      </w:pPr>
+      <w:r>
+        <w:t xml:space="preserve">[8] Davis, Z., </w:t>
+      </w:r>
+      <w:r>
+        <w:rPr>
+          <w:b/>
+          <w:bCs/>
+        </w:rPr>
+        <w:t xml:space="preserve">Rueda-Becerril, J. M.</w:t>
+      </w:r>
+      <w:r>
+        <w:t xml:space="preserve">, &amp; Giannios, D. </w:t>
+      </w:r>
+      <w:r>
+        <w:rPr>
+          <w:i/>
+          <w:iCs/>
+        </w:rPr>
+        <w:t xml:space="preserve">Balancing Turbulent Heating with Radiative Cooling in Blazars</w:t>
+      </w:r>
+      <w:r>
+        <w:t xml:space="preserve">, </w:t>
+      </w:r>
+      <w:hyperlink w:history="1" r:id="rIdjh8t1eeujarjpj3ltbsdz">
+        <w:r>
+          <w:t xml:space="preserve">MNRAS 513, 5766–5779 (2022)</w:t>
+        </w:r>
+      </w:hyperlink>
+      <w:r>
+        <w:t xml:space="preserve">, </w:t>
+      </w:r>
+      <w:hyperlink w:history="1" r:id="rId4q__zedjghs33xa5ldan7">
+        <w:r>
+          <w:t xml:space="preserve">arXiv:2201.07790</w:t>
+        </w:r>
+      </w:hyperlink>
+      <w:r>
+        <w:t xml:space="preserve">.</w:t>
+      </w:r>
+    </w:p>
+    <w:p>
+      <w:pPr>
+        <w:spacing w:after="20"/>
+        <w:ind w:left="300" w:hanging="300"/>
+      </w:pPr>
+      <w:r>
+        <w:t xml:space="preserve">[7] Lopez-Armengol, F. G., Etienne, Z. B., [...], </w:t>
+      </w:r>
+      <w:r>
+        <w:rPr>
+          <w:b/>
+          <w:bCs/>
+        </w:rPr>
+        <w:t xml:space="preserve">Rueda-Becerril, J. M.</w:t>
+      </w:r>
+      <w:r>
+        <w:t xml:space="preserve">, [...] </w:t>
+      </w:r>
+      <w:r>
+        <w:rPr>
+          <w:i/>
+          <w:iCs/>
+        </w:rPr>
+        <w:t xml:space="preserve">Handing off the outcome of binary neutron star mergers for accurate and long-term postmerger simulations</w:t>
+      </w:r>
+      <w:r>
+        <w:t xml:space="preserve">, </w:t>
+      </w:r>
+      <w:hyperlink w:history="1" r:id="rIdtderxl6iiht3jr36qldrd">
+        <w:r>
+          <w:t xml:space="preserve">Phys. Rev. D 106, 083015 (2022)</w:t>
+        </w:r>
+      </w:hyperlink>
+      <w:r>
+        <w:t xml:space="preserve">, </w:t>
+      </w:r>
+      <w:hyperlink w:history="1" r:id="rIdbe7ec4yzr0n7hstpcx7pt">
+        <w:r>
+          <w:t xml:space="preserve">arXiv:2112.09817</w:t>
+        </w:r>
+      </w:hyperlink>
+      <w:r>
+        <w:t xml:space="preserve">.</w:t>
+      </w:r>
+    </w:p>
+    <w:p>
+      <w:pPr>
+        <w:spacing w:after="20"/>
+        <w:ind w:left="300" w:hanging="300"/>
+      </w:pPr>
+      <w:r>
+        <w:t xml:space="preserve">[6] Murguia-Berthier, A., Noble, S., [...], </w:t>
+      </w:r>
+      <w:r>
+        <w:rPr>
+          <w:b/>
+          <w:bCs/>
+        </w:rPr>
+        <w:t xml:space="preserve">Rueda-Becerril, J. M.</w:t>
+      </w:r>
+      <w:r>
+        <w:t xml:space="preserve">, [...] </w:t>
+      </w:r>
+      <w:r>
+        <w:rPr>
+          <w:i/>
+          <w:iCs/>
+        </w:rPr>
+        <w:t xml:space="preserve">HARM3D+NUC: A New Method for Simulating the Post-merger Phase of Binary Neutron Star Mergers with GRMHD, Tabulated EOS, and Neutrino Leakage</w:t>
+      </w:r>
+      <w:r>
+        <w:t xml:space="preserve">, </w:t>
+      </w:r>
+      <w:hyperlink w:history="1" r:id="rIdbbvauisz9fjbgbjkqhvmv">
+        <w:r>
+          <w:t xml:space="preserve">ApJ 919, 95 (2021)</w:t>
+        </w:r>
+      </w:hyperlink>
+      <w:r>
+        <w:t xml:space="preserve">, </w:t>
+      </w:r>
+      <w:hyperlink w:history="1" r:id="rIdpbrzkexjkohtqpt8g6nti">
+        <w:r>
+          <w:t xml:space="preserve">arXiv:2106.05356</w:t>
+        </w:r>
+      </w:hyperlink>
+      <w:r>
+        <w:t xml:space="preserve">.</w:t>
+      </w:r>
+    </w:p>
+    <w:p>
+      <w:pPr>
+        <w:spacing w:after="20"/>
+        <w:ind w:left="300" w:hanging="300"/>
+      </w:pPr>
+      <w:r>
+        <w:t xml:space="preserve">[5] </w:t>
+      </w:r>
+      <w:r>
+        <w:rPr>
+          <w:b/>
+          <w:bCs/>
+        </w:rPr>
+        <w:t xml:space="preserve">Rueda-Becerril, J. M.</w:t>
+      </w:r>
+      <w:r>
+        <w:t xml:space="preserve">, Harrison, A. O., &amp; Giannios, D. </w:t>
+      </w:r>
+      <w:r>
+        <w:rPr>
+          <w:i/>
+          <w:iCs/>
+        </w:rPr>
+        <w:t xml:space="preserve">Blazar jets launched with similar energy per baryon, independently of their power</w:t>
+      </w:r>
+      <w:r>
+        <w:t xml:space="preserve">, </w:t>
+      </w:r>
+      <w:hyperlink w:history="1" r:id="rIddvrwdeowdnldkrpcwruma">
+        <w:r>
+          <w:t xml:space="preserve">MNRAS 501, 4092–4102 (2021)</w:t>
+        </w:r>
+      </w:hyperlink>
+      <w:r>
+        <w:t xml:space="preserve">, </w:t>
+      </w:r>
+      <w:hyperlink w:history="1" r:id="rIdxbta61azq6-ogrwcpr-7u">
+        <w:r>
+          <w:t xml:space="preserve">arXiv:2009.02273</w:t>
+        </w:r>
+      </w:hyperlink>
+      <w:r>
+        <w:t xml:space="preserve">.</w:t>
+      </w:r>
+    </w:p>
+    <w:p>
+      <w:pPr>
+        <w:spacing w:after="20"/>
+        <w:ind w:left="300" w:hanging="300"/>
+      </w:pPr>
+      <w:r>
+        <w:t xml:space="preserve">[4] Zhang, H., Christie, I., Petropoulou, M., </w:t>
+      </w:r>
+      <w:r>
+        <w:rPr>
+          <w:b/>
+          <w:bCs/>
+        </w:rPr>
+        <w:t xml:space="preserve">Rueda-Becerril, J. M.</w:t>
+      </w:r>
+      <w:r>
+        <w:t xml:space="preserve">, &amp; Giannios, D. </w:t>
+      </w:r>
+      <w:r>
+        <w:rPr>
+          <w:i/>
+          <w:iCs/>
+        </w:rPr>
+        <w:t xml:space="preserve">Inverse Compton Signatures of Gamma-Ray Burst Afterglows</w:t>
+      </w:r>
+      <w:r>
+        <w:t xml:space="preserve">, </w:t>
+      </w:r>
+      <w:hyperlink w:history="1" r:id="rIdf6odr1iur2tkzylvdrj4w">
+        <w:r>
+          <w:t xml:space="preserve">MNRAS 496, 974–986 (2020)</w:t>
+        </w:r>
+      </w:hyperlink>
+      <w:r>
+        <w:t xml:space="preserve">, </w:t>
+      </w:r>
+      <w:hyperlink w:history="1" r:id="rIdviisxqq1c_ebfd_wpcuz1">
+        <w:r>
+          <w:t xml:space="preserve">arXiv:1910.14049</w:t>
+        </w:r>
+      </w:hyperlink>
+      <w:r>
+        <w:t xml:space="preserve">.</w:t>
+      </w:r>
+    </w:p>
+    <w:p>
+      <w:pPr>
+        <w:spacing w:after="20"/>
+        <w:ind w:left="300" w:hanging="300"/>
+      </w:pPr>
+      <w:r>
+        <w:t xml:space="preserve">[3] </w:t>
+      </w:r>
+      <w:r>
+        <w:rPr>
+          <w:b/>
+          <w:bCs/>
+        </w:rPr>
+        <w:t xml:space="preserve">Rueda-Becerril, J. M.</w:t>
+      </w:r>
+      <w:r>
+        <w:t xml:space="preserve">, Mimica, P., &amp; Aloy, M. A. </w:t>
+      </w:r>
+      <w:r>
+        <w:rPr>
+          <w:i/>
+          <w:iCs/>
+        </w:rPr>
+        <w:t xml:space="preserve">On the influence of a hybrid thermal–non-thermal distribution in the internal shocks model for blazars</w:t>
+      </w:r>
+      <w:r>
+        <w:t xml:space="preserve">, </w:t>
+      </w:r>
+      <w:hyperlink w:history="1" r:id="rId9q5x0zjmbq0dlixhn5gnq">
+        <w:r>
+          <w:t xml:space="preserve">MNRAS 468, 1169–1182 (2017)</w:t>
+        </w:r>
+      </w:hyperlink>
+      <w:r>
+        <w:t xml:space="preserve">, </w:t>
+      </w:r>
+      <w:hyperlink w:history="1" r:id="rIdyr8wjeuwren3vee_zxq2r">
+        <w:r>
+          <w:t xml:space="preserve">arXiv:1612.06383</w:t>
+        </w:r>
+      </w:hyperlink>
+      <w:r>
+        <w:t xml:space="preserve">.</w:t>
+      </w:r>
+    </w:p>
+    <w:p>
+      <w:pPr>
+        <w:spacing w:after="20"/>
+        <w:ind w:left="300" w:hanging="300"/>
+      </w:pPr>
+      <w:r>
+        <w:t xml:space="preserve">[2] </w:t>
+      </w:r>
+      <w:r>
+        <w:rPr>
+          <w:b/>
+          <w:bCs/>
+        </w:rPr>
+        <w:t xml:space="preserve">Rueda-Becerril, J. M.</w:t>
+      </w:r>
+      <w:r>
+        <w:t xml:space="preserve">, Mimica, P., &amp; Aloy, M. A. </w:t>
+      </w:r>
+      <w:r>
+        <w:rPr>
+          <w:i/>
+          <w:iCs/>
+        </w:rPr>
+        <w:t xml:space="preserve">The influence of the magnetic field on the spectral properties of blazars</w:t>
+      </w:r>
+      <w:r>
+        <w:t xml:space="preserve">, </w:t>
+      </w:r>
+      <w:hyperlink w:history="1" r:id="rIdafs_pfzk5x-ad1rme593s">
+        <w:r>
+          <w:t xml:space="preserve">MNRAS 438, 1856–1869 (2014)</w:t>
+        </w:r>
+      </w:hyperlink>
+      <w:r>
+        <w:t xml:space="preserve">, </w:t>
+      </w:r>
+      <w:hyperlink w:history="1" r:id="rId1augcig12n0bnlz5w4i1l">
+        <w:r>
+          <w:t xml:space="preserve">arXiv:1310.5441</w:t>
+        </w:r>
+      </w:hyperlink>
+      <w:r>
+        <w:t xml:space="preserve">.</w:t>
+      </w:r>
+    </w:p>
+    <w:p>
+      <w:pPr>
+        <w:spacing w:after="20"/>
+        <w:ind w:left="300" w:hanging="300"/>
+      </w:pPr>
+      <w:r>
+        <w:t xml:space="preserve">[1] Guzmán, F. S., &amp; </w:t>
+      </w:r>
+      <w:r>
+        <w:rPr>
+          <w:b/>
+          <w:bCs/>
+        </w:rPr>
+        <w:t xml:space="preserve">Rueda-Becerril, J. M.</w:t>
+      </w:r>
+      <w:r>
+        <w:t xml:space="preserve"> </w:t>
+      </w:r>
+      <w:r>
+        <w:rPr>
+          <w:i/>
+          <w:iCs/>
+        </w:rPr>
+        <w:t xml:space="preserve">Spherical boson stars as black hole mimickers</w:t>
+      </w:r>
+      <w:r>
+        <w:t xml:space="preserve">, </w:t>
+      </w:r>
+      <w:hyperlink w:history="1" r:id="rIdf2dwynphdmxm3cigdyfca">
+        <w:r>
+          <w:t xml:space="preserve">Phys. Rev. D 80, 084023 (2009)</w:t>
+        </w:r>
+      </w:hyperlink>
+      <w:r>
+        <w:t xml:space="preserve">, </w:t>
+      </w:r>
+      <w:hyperlink w:history="1" r:id="rId_0zlw-eawp0y1mbrvpc_l">
+        <w:r>
+          <w:t xml:space="preserve">arXiv:1009.1250</w:t>
+        </w:r>
+      </w:hyperlink>
+      <w:r>
+        <w:t xml:space="preserve">.</w:t>
+      </w:r>
+    </w:p>
+    <w:p>
+      <w:pPr>
+        <w:pStyle w:val="Heading2"/>
+      </w:pPr>
+      <w:r>
+        <w:t xml:space="preserve">Conference Proceedings</w:t>
+      </w:r>
+    </w:p>
+    <w:p>
+      <w:pPr>
+        <w:spacing w:after="20"/>
+        <w:ind w:left="300" w:hanging="300"/>
+      </w:pPr>
+      <w:r>
+        <w:t xml:space="preserve">[P5] </w:t>
+      </w:r>
+      <w:r>
+        <w:rPr>
+          <w:b/>
+          <w:bCs/>
+        </w:rPr>
+        <w:t xml:space="preserve">Rueda-Becerril, J. M.</w:t>
+      </w:r>
+      <w:r>
+        <w:t xml:space="preserve"> </w:t>
+      </w:r>
+      <w:r>
+        <w:rPr>
+          <w:i/>
+          <w:iCs/>
+        </w:rPr>
+        <w:t xml:space="preserve">A numerical approach for radiative cooling in relativistic outflows</w:t>
+      </w:r>
+      <w:r>
+        <w:t xml:space="preserve">, </w:t>
+      </w:r>
+      <w:hyperlink w:history="1" r:id="rIdsmjhg-vdrwp_gugq9vltb">
+        <w:r>
+          <w:t xml:space="preserve">Astron. Nachr. 342, 277–282 (2021)</w:t>
+        </w:r>
+      </w:hyperlink>
+      <w:r>
+        <w:t xml:space="preserve">, 9th International Workshop on Astronomy and Relativistic Astrophysics, </w:t>
+      </w:r>
+      <w:hyperlink w:history="1" r:id="rId0zeke3bakv7_cqrwogcxc">
+        <w:r>
+          <w:t xml:space="preserve">arXiv:2011.13797</w:t>
+        </w:r>
+      </w:hyperlink>
+      <w:r>
+        <w:t xml:space="preserve">.</w:t>
+      </w:r>
+    </w:p>
+    <w:p>
+      <w:pPr>
+        <w:spacing w:after="20"/>
+        <w:ind w:left="300" w:hanging="300"/>
+      </w:pPr>
+      <w:r>
+        <w:t xml:space="preserve">[P4] </w:t>
+      </w:r>
+      <w:r>
+        <w:rPr>
+          <w:b/>
+          <w:bCs/>
+        </w:rPr>
+        <w:t xml:space="preserve">Rueda-Becerril, J. M.</w:t>
+      </w:r>
+      <w:r>
+        <w:t xml:space="preserve">, Harrison, A. O., &amp; Giannios, D. </w:t>
+      </w:r>
+      <w:r>
+        <w:rPr>
+          <w:i/>
+          <w:iCs/>
+        </w:rPr>
+        <w:t xml:space="preserve">The blazar sequence revised</w:t>
+      </w:r>
+      <w:r>
+        <w:t xml:space="preserve">, </w:t>
+      </w:r>
+      <w:hyperlink w:history="1" r:id="rIdlxnz7jkeske7frmplerc2">
+        <w:r>
+          <w:t xml:space="preserve">Astron. Nachr. 342, 147–152 (2021)</w:t>
+        </w:r>
+      </w:hyperlink>
+      <w:r>
+        <w:t xml:space="preserve">, 9th International Workshop on Astronomy and Relativistic Astrophysics, </w:t>
+      </w:r>
+      <w:hyperlink w:history="1" r:id="rIdlfs5cdyd2k3argb658o6k">
+        <w:r>
+          <w:t xml:space="preserve">arXiv:2011.13805</w:t>
+        </w:r>
+      </w:hyperlink>
+      <w:r>
+        <w:t xml:space="preserve">.</w:t>
+      </w:r>
+    </w:p>
+    <w:p>
+      <w:pPr>
+        <w:spacing w:after="20"/>
+        <w:ind w:left="300" w:hanging="300"/>
+      </w:pPr>
+      <w:r>
+        <w:t xml:space="preserve">[P3] </w:t>
+      </w:r>
+      <w:r>
+        <w:rPr>
+          <w:b/>
+          <w:bCs/>
+        </w:rPr>
+        <w:t xml:space="preserve">Rueda-Becerril, J. M.</w:t>
+      </w:r>
+      <w:r>
+        <w:t xml:space="preserve">, Mimica, P., &amp; Aloy, M. A. </w:t>
+      </w:r>
+      <w:r>
+        <w:rPr>
+          <w:i/>
+          <w:iCs/>
+        </w:rPr>
+        <w:t xml:space="preserve">Numerical simulations of the internal shock model in magnetized relativistic jets of blazars</w:t>
+      </w:r>
+      <w:r>
+        <w:t xml:space="preserve">, </w:t>
+      </w:r>
+      <w:hyperlink w:history="1" r:id="rIdhloyqgroxbjlsrm5txbnt">
+        <w:r>
+          <w:t xml:space="preserve">PoS(SWIFT 10) 233, 159 (2014)</w:t>
+        </w:r>
+      </w:hyperlink>
+      <w:r>
+        <w:t xml:space="preserve">, </w:t>
+      </w:r>
+      <w:hyperlink w:history="1" r:id="rIdcm2rufbkwwhvwzycyhfzy">
+        <w:r>
+          <w:t xml:space="preserve">arXiv:1502.07882</w:t>
+        </w:r>
+      </w:hyperlink>
+      <w:r>
+        <w:t xml:space="preserve">.</w:t>
+      </w:r>
+    </w:p>
+    <w:p>
+      <w:pPr>
+        <w:spacing w:after="20"/>
+        <w:ind w:left="300" w:hanging="300"/>
+      </w:pPr>
+      <w:r>
+        <w:t xml:space="preserve">[P2] </w:t>
+      </w:r>
+      <w:r>
+        <w:rPr>
+          <w:b/>
+          <w:bCs/>
+        </w:rPr>
+        <w:t xml:space="preserve">Rueda-Becerril, J. M.</w:t>
+      </w:r>
+      <w:r>
+        <w:t xml:space="preserve">, Mimica, P., Aloy, M. A., &amp; Aloy, C. </w:t>
+      </w:r>
+      <w:r>
+        <w:rPr>
+          <w:i/>
+          <w:iCs/>
+        </w:rPr>
+        <w:t xml:space="preserve">Numerical study of broadband spectra caused by internal shocks in magnetized relativistic jets of blazars</w:t>
+      </w:r>
+      <w:r>
+        <w:t xml:space="preserve">, </w:t>
+      </w:r>
+      <w:hyperlink w:history="1" r:id="rIdaea0lk527gvxlupstfiui">
+        <w:r>
+          <w:t xml:space="preserve">EPJ Web Conf. 61, 02007 (2013)</w:t>
+        </w:r>
+      </w:hyperlink>
+      <w:r>
+        <w:t xml:space="preserve">, </w:t>
+      </w:r>
+      <w:hyperlink w:history="1" r:id="rIdtzfs9ir6kes2uu8nqooxu">
+        <w:r>
+          <w:t xml:space="preserve">arXiv:1309.4612</w:t>
+        </w:r>
+      </w:hyperlink>
+      <w:r>
+        <w:t xml:space="preserve">.</w:t>
+      </w:r>
+    </w:p>
+    <w:p>
+      <w:pPr>
+        <w:spacing w:after="20"/>
+        <w:ind w:left="300" w:hanging="300"/>
+      </w:pPr>
+      <w:r>
+        <w:t xml:space="preserve">[P1] Mimica, P., Aloy, M. A., </w:t>
+      </w:r>
+      <w:r>
+        <w:rPr>
+          <w:b/>
+          <w:bCs/>
+        </w:rPr>
+        <w:t xml:space="preserve">Rueda-Becerril, J. M.</w:t>
+      </w:r>
+      <w:r>
+        <w:t xml:space="preserve">, Tabik, S., &amp; Aloy, C. </w:t>
+      </w:r>
+      <w:r>
+        <w:rPr>
+          <w:i/>
+          <w:iCs/>
+        </w:rPr>
+        <w:t xml:space="preserve">Numerical simulations of dynamics and emission from relativistic astrophysical jets</w:t>
+      </w:r>
+      <w:r>
+        <w:t xml:space="preserve">, </w:t>
+      </w:r>
+      <w:hyperlink w:history="1" r:id="rIdbt2mk2fl3onujfqejvdru">
+        <w:r>
+          <w:t xml:space="preserve">J. Phys.: Conf. Ser. 454, 012001 (2013)</w:t>
+        </w:r>
+      </w:hyperlink>
+      <w:r>
+        <w:t xml:space="preserve">, </w:t>
+      </w:r>
+      <w:hyperlink w:history="1" r:id="rIdi_oueidwagdzhivt01jls">
+        <w:r>
+          <w:t xml:space="preserve">arXiv:1211.1794</w:t>
+        </w:r>
+      </w:hyperlink>
+      <w:r>
+        <w:t xml:space="preserve">.</w:t>
+      </w:r>
+    </w:p>
+    <w:p>
+      <w:pPr>
+        <w:pStyle w:val="Heading1"/>
+      </w:pPr>
+      <w:r>
+        <w:t xml:space="preserve">Grants and Fellowships</w:t>
+      </w:r>
+    </w:p>
+    <w:p>
+      <w:pPr>
+        <w:pStyle w:val="Heading2"/>
+      </w:pPr>
+      <w:r>
+        <w:t xml:space="preserve">Research Grants</w:t>
+      </w:r>
+    </w:p>
+    <w:p>
+      <w:pPr>
+        <w:keepNext/>
+        <w:tabs>
+          <w:tab w:val="right" w:pos="10512"/>
+        </w:tabs>
+        <w:spacing w:after="0"/>
+      </w:pPr>
+      <w:r>
+        <w:rPr>
+          <w:b/>
+          <w:bCs/>
+        </w:rPr>
+        <w:t xml:space="preserve">NASA Fermi Guest Investigator Program, Cycle 12</w:t>
+      </w:r>
+      <w:r>
+        <w:tab/>
+      </w:r>
+      <w:r>
+        <w:t xml:space="preserve">2019</w:t>
+      </w:r>
+    </w:p>
+    <w:p>
+      <w:pPr>
+        <w:keepNext/>
+        <w:tabs>
+          <w:tab w:val="right" w:pos="10512"/>
+        </w:tabs>
+        <w:spacing w:after="0"/>
+      </w:pPr>
+      <w:r>
+        <w:rPr>
+          <w:i/>
+          <w:iCs/>
+        </w:rPr>
+        <w:t xml:space="preserve">A simple model to understand the blazar sequence</w:t>
+      </w:r>
+      <w:r>
+        <w:tab/>
+      </w:r>
+      <w:r>
+        <w:t xml:space="preserve">Grant #121077, $68K</w:t>
+      </w:r>
+    </w:p>
+    <w:p>
+      <w:pPr>
+        <w:spacing w:after="0"/>
+      </w:pPr>
+      <w:r>
+        <w:t xml:space="preserve">PI: D. Giannios; Co-I: J. M. Rueda-Becerril</w:t>
+      </w:r>
+    </w:p>
+    <w:p>
+      <w:pPr>
+        <w:pStyle w:val="EntryGap"/>
+        <w:spacing w:after="0"/>
+      </w:pPr>
+    </w:p>
+    <w:p>
+      <w:pPr>
+        <w:pStyle w:val="Heading2"/>
+      </w:pPr>
+      <w:r>
+        <w:t xml:space="preserve">Fellowships</w:t>
+      </w:r>
+    </w:p>
+    <w:p>
+      <w:pPr>
+        <w:keepNext/>
+        <w:tabs>
+          <w:tab w:val="right" w:pos="10512"/>
+        </w:tabs>
+        <w:spacing w:after="0"/>
+      </w:pPr>
+      <w:r>
+        <w:rPr>
+          <w:b/>
+          <w:bCs/>
+        </w:rPr>
+        <w:t xml:space="preserve">International Postdoctoral Fellowship</w:t>
+      </w:r>
+      <w:r>
+        <w:tab/>
+      </w:r>
+      <w:r>
+        <w:t xml:space="preserve">Oct 2018 – Nov 2020</w:t>
+      </w:r>
+    </w:p>
+    <w:p>
+      <w:pPr>
+        <w:keepNext/>
+        <w:tabs>
+          <w:tab w:val="right" w:pos="10512"/>
+        </w:tabs>
+        <w:spacing w:after="0"/>
+      </w:pPr>
+      <w:r>
+        <w:rPr>
+          <w:i/>
+          <w:iCs/>
+        </w:rPr>
+        <w:t xml:space="preserve">National Council of Science and Technology (CONACyT), Mexico</w:t>
+      </w:r>
+    </w:p>
+    <w:p>
+      <w:pPr>
+        <w:pStyle w:val="EntryGap"/>
+        <w:spacing w:after="0"/>
+      </w:pPr>
+    </w:p>
+    <w:p>
+      <w:pPr>
+        <w:keepNext/>
+        <w:tabs>
+          <w:tab w:val="right" w:pos="10512"/>
+        </w:tabs>
+        <w:spacing w:after="0"/>
+      </w:pPr>
+      <w:r>
+        <w:rPr>
+          <w:b/>
+          <w:bCs/>
+        </w:rPr>
+        <w:t xml:space="preserve">Postdoctoral Fellowship</w:t>
+      </w:r>
+      <w:r>
+        <w:tab/>
+      </w:r>
+      <w:r>
+        <w:t xml:space="preserve">Jan 2018 – Sep 2018</w:t>
+      </w:r>
+    </w:p>
+    <w:p>
+      <w:pPr>
+        <w:keepNext/>
+        <w:tabs>
+          <w:tab w:val="right" w:pos="10512"/>
+        </w:tabs>
+        <w:spacing w:after="0"/>
+      </w:pPr>
+      <w:r>
+        <w:rPr>
+          <w:i/>
+          <w:iCs/>
+        </w:rPr>
+        <w:t xml:space="preserve">Secretariat of Public Education, Mexico (Program for the Professional Development of Higher Education Institutions)</w:t>
+      </w:r>
+    </w:p>
+    <w:p>
+      <w:pPr>
+        <w:pStyle w:val="EntryGap"/>
+        <w:spacing w:after="0"/>
+      </w:pPr>
+    </w:p>
+    <w:p>
+      <w:pPr>
+        <w:keepNext/>
+        <w:tabs>
+          <w:tab w:val="right" w:pos="10512"/>
+        </w:tabs>
+        <w:spacing w:after="0"/>
+      </w:pPr>
+      <w:r>
+        <w:rPr>
+          <w:b/>
+          <w:bCs/>
+        </w:rPr>
+        <w:t xml:space="preserve">Study-Abroad Fellowship</w:t>
+      </w:r>
+      <w:r>
+        <w:tab/>
+      </w:r>
+      <w:r>
+        <w:t xml:space="preserve">Sep 2014 – Aug 2016</w:t>
+      </w:r>
+    </w:p>
+    <w:p>
+      <w:pPr>
+        <w:keepNext/>
+        <w:tabs>
+          <w:tab w:val="right" w:pos="10512"/>
+        </w:tabs>
+        <w:spacing w:after="0"/>
+      </w:pPr>
+      <w:r>
+        <w:rPr>
+          <w:i/>
+          <w:iCs/>
+        </w:rPr>
+        <w:t xml:space="preserve">National Council of Science and Technology (CONACyT), Mexico</w:t>
+      </w:r>
+    </w:p>
+    <w:p>
+      <w:pPr>
+        <w:pStyle w:val="EntryGap"/>
+        <w:spacing w:after="0"/>
+      </w:pPr>
+    </w:p>
+    <w:p>
+      <w:pPr>
+        <w:keepNext/>
+        <w:tabs>
+          <w:tab w:val="right" w:pos="10512"/>
+        </w:tabs>
+        <w:spacing w:after="0"/>
+      </w:pPr>
+      <w:r>
+        <w:rPr>
+          <w:b/>
+          <w:bCs/>
+        </w:rPr>
+        <w:t xml:space="preserve">Santiago Grisolía Fellowship</w:t>
+      </w:r>
+      <w:r>
+        <w:tab/>
+      </w:r>
+      <w:r>
+        <w:t xml:space="preserve">Oct 2011 – Jun 2014</w:t>
+      </w:r>
+    </w:p>
+    <w:p>
+      <w:pPr>
+        <w:keepNext/>
+        <w:tabs>
+          <w:tab w:val="right" w:pos="10512"/>
+        </w:tabs>
+        <w:spacing w:after="0"/>
+      </w:pPr>
+      <w:r>
+        <w:rPr>
+          <w:i/>
+          <w:iCs/>
+        </w:rPr>
+        <w:t xml:space="preserve">Council of Education, Research, Culture and Sport, Valencian Community, Spain</w:t>
+      </w:r>
+    </w:p>
+    <w:p>
+      <w:pPr>
+        <w:pStyle w:val="EntryGap"/>
+        <w:spacing w:after="0"/>
+      </w:pPr>
+    </w:p>
+    <w:p>
+      <w:pPr>
+        <w:keepNext/>
+        <w:tabs>
+          <w:tab w:val="right" w:pos="10512"/>
+        </w:tabs>
+        <w:spacing w:after="0"/>
+      </w:pPr>
+      <w:r>
+        <w:rPr>
+          <w:b/>
+          <w:bCs/>
+        </w:rPr>
+        <w:t xml:space="preserve">M.Sc. Fellowship</w:t>
+      </w:r>
+      <w:r>
+        <w:tab/>
+      </w:r>
+      <w:r>
+        <w:t xml:space="preserve">Sep 2009 – Aug 2011</w:t>
+      </w:r>
+    </w:p>
+    <w:p>
+      <w:pPr>
+        <w:keepNext/>
+        <w:tabs>
+          <w:tab w:val="right" w:pos="10512"/>
+        </w:tabs>
+        <w:spacing w:after="0"/>
+      </w:pPr>
+      <w:r>
+        <w:rPr>
+          <w:i/>
+          <w:iCs/>
+        </w:rPr>
+        <w:t xml:space="preserve">CONACyT, at the Institute of Physics and Mathematics, Universidad Michoacana de San Nicolás de Hidalgo</w:t>
+      </w:r>
+    </w:p>
+    <w:p>
+      <w:pPr>
+        <w:pStyle w:val="EntryGap"/>
+        <w:spacing w:after="0"/>
+      </w:pPr>
+    </w:p>
+    <w:p>
+      <w:pPr>
+        <w:keepNext/>
+        <w:tabs>
+          <w:tab w:val="right" w:pos="10512"/>
+        </w:tabs>
+        <w:spacing w:after="0"/>
+      </w:pPr>
+      <w:r>
+        <w:rPr>
+          <w:b/>
+          <w:bCs/>
+        </w:rPr>
+        <w:t xml:space="preserve">Summer Research Fellowship (XVII Summer of Scientific Research)</w:t>
+      </w:r>
+      <w:r>
+        <w:tab/>
+      </w:r>
+      <w:r>
+        <w:t xml:space="preserve">Jun 2007 – Aug 2007</w:t>
+      </w:r>
+    </w:p>
+    <w:p>
+      <w:pPr>
+        <w:keepNext/>
+        <w:tabs>
+          <w:tab w:val="right" w:pos="10512"/>
+        </w:tabs>
+        <w:spacing w:after="0"/>
+      </w:pPr>
+      <w:r>
+        <w:rPr>
+          <w:i/>
+          <w:iCs/>
+        </w:rPr>
+        <w:t xml:space="preserve">Mexican Academy of Sciences</w:t>
+      </w:r>
+    </w:p>
+    <w:p>
+      <w:pPr>
+        <w:pStyle w:val="EntryGap"/>
+        <w:spacing w:after="0"/>
+      </w:pPr>
+    </w:p>
+    <w:p>
+      <w:pPr>
+        <w:pStyle w:val="Heading1"/>
+      </w:pPr>
+      <w:r>
+        <w:t xml:space="preserve">Software and Projects</w:t>
+      </w:r>
+    </w:p>
+    <w:p>
+      <w:pPr>
+        <w:keepNext/>
+        <w:tabs>
+          <w:tab w:val="right" w:pos="10512"/>
+        </w:tabs>
+        <w:spacing w:after="0"/>
+      </w:pPr>
+      <w:r>
+        <w:rPr>
+          <w:b/>
+          <w:bCs/>
+        </w:rPr>
+        <w:t xml:space="preserve">Blazar Population ML</w:t>
+      </w:r>
+      <w:r>
+        <w:tab/>
+      </w:r>
+      <w:r>
+        <w:t xml:space="preserve">Jan 2026 – Present</w:t>
+      </w:r>
+    </w:p>
+    <w:p>
+      <w:pPr>
+        <w:keepNext/>
+        <w:tabs>
+          <w:tab w:val="right" w:pos="10512"/>
+        </w:tabs>
+        <w:spacing w:after="0"/>
+      </w:pPr>
+      <w:r>
+        <w:rPr>
+          <w:i/>
+          <w:iCs/>
+        </w:rPr>
+        <w:t xml:space="preserve">Scientific ML (Python, scikit-learn, PyTorch)</w:t>
+      </w:r>
+      <w:r>
+        <w:tab/>
+      </w:r>
+      <w:hyperlink w:history="1" r:id="rId6j2wyumvu-hdgxucmi4yd">
+        <w:r>
+          <w:t xml:space="preserve">github.com/altjerue/ilwikak-ml</w:t>
+        </w:r>
+      </w:hyperlink>
     </w:p>
     <w:p>
       <w:pPr>
@@ -2449,7 +2449,7 @@
         <w:spacing w:after="10"/>
       </w:pPr>
       <w:r>
-        <w:t xml:space="preserve">Building a neural network that maps physical jet parameters to observable spectral energy distributions accurately enough to compare with Tleco results.</w:t>
+        <w:t xml:space="preserve">Applying classical ML and Bayesian inference to the Fermi-LAT 4LAC-DR3 catalog (3,407 sources) to recover physical jet parameters from multi-wavelength data.</w:t>
       </w:r>
     </w:p>
     <w:p>
@@ -2462,60 +2462,8 @@
         <w:spacing w:after="10"/>
       </w:pPr>
       <w:r>
-        <w:t xml:space="preserve">Forecasting blazar gamma-ray flares with a time-series foundation model fine-tuned on Tleco-generated synthetic light curves.</w:t>
-      </w:r>
-    </w:p>
-    <w:p>
-      <w:pPr>
-        <w:pStyle w:val="EntryGap"/>
-        <w:spacing w:after="0"/>
-      </w:pPr>
-    </w:p>
-    <w:p>
-      <w:pPr>
-        <w:keepNext/>
-        <w:tabs>
-          <w:tab w:val="right" w:pos="10512"/>
-        </w:tabs>
-        <w:spacing w:after="0"/>
-      </w:pPr>
-      <w:r>
-        <w:rPr>
-          <w:b/>
-          <w:bCs/>
-        </w:rPr>
-        <w:t xml:space="preserve">WindsOfChange</w:t>
-      </w:r>
-      <w:r>
-        <w:tab/>
-      </w:r>
-      <w:r>
-        <w:t xml:space="preserve">Aug 2024 – Present</w:t>
-      </w:r>
-    </w:p>
-    <w:p>
-      <w:pPr>
-        <w:keepNext/>
-        <w:tabs>
-          <w:tab w:val="right" w:pos="10512"/>
-        </w:tabs>
-        <w:spacing w:after="0"/>
-      </w:pPr>
-      <w:r>
-        <w:rPr>
-          <w:i/>
-          <w:iCs/>
-        </w:rPr>
-        <w:t xml:space="preserve">Lagrangian particle-dispersion library (C++/R)</w:t>
-      </w:r>
-      <w:r>
-        <w:tab/>
-      </w:r>
-      <w:hyperlink w:history="1" r:id="rIdhpuwtggv0ipeiurulvp95">
-        <w:r>
-          <w:t xml:space="preserve">github.com/UW-ForestMycobiomeLab/WindSporesHills</w:t>
-        </w:r>
-      </w:hyperlink>
+        <w:t xml:space="preserve">Building a neural network that maps physical jet parameters to observable spectral energy distributions accurately enough to compare with Tleco results.</w:t>
+      </w:r>
     </w:p>
     <w:p>
       <w:pPr>
@@ -2527,58 +2475,58 @@
         <w:spacing w:after="10"/>
       </w:pPr>
       <w:r>
-        <w:t xml:space="preserve">Simulates particle dispersion, atmospheric turbulence, and flow over hilly terrain with forest canopy, based on analytical models (Massman &amp; Weil 1999; Finnigan &amp; Belcher 2004); designed to scale to tens of thousands of particles over kilometer-scale domains.</w:t>
-      </w:r>
-    </w:p>
-    <w:p>
-      <w:pPr>
-        <w:pStyle w:val="EntryGap"/>
-        <w:spacing w:after="0"/>
-      </w:pPr>
-    </w:p>
-    <w:p>
-      <w:pPr>
-        <w:keepNext/>
-        <w:tabs>
-          <w:tab w:val="right" w:pos="10512"/>
-        </w:tabs>
-        <w:spacing w:after="0"/>
-      </w:pPr>
-      <w:r>
-        <w:rPr>
-          <w:b/>
-          <w:bCs/>
-        </w:rPr>
-        <w:t xml:space="preserve">Tleco</w:t>
-      </w:r>
-      <w:r>
-        <w:tab/>
-      </w:r>
-      <w:r>
-        <w:t xml:space="preserve">Jan 2024 – Sep 2024</w:t>
-      </w:r>
-    </w:p>
-    <w:p>
-      <w:pPr>
-        <w:keepNext/>
-        <w:tabs>
-          <w:tab w:val="right" w:pos="10512"/>
-        </w:tabs>
-        <w:spacing w:after="0"/>
-      </w:pPr>
-      <w:r>
-        <w:rPr>
-          <w:i/>
-          <w:iCs/>
-        </w:rPr>
-        <w:t xml:space="preserve">Radiative-transfer toolkit (Rust/Python)</w:t>
-      </w:r>
-      <w:r>
-        <w:tab/>
-      </w:r>
-      <w:hyperlink w:history="1" r:id="rIdqp4098mmlkxpzxn53nhug">
+        <w:t xml:space="preserve">Forecasting blazar gamma-ray flares with a time-series foundation model fine-tuned on Tleco-generated synthetic light curves.</w:t>
+      </w:r>
+    </w:p>
+    <w:p>
+      <w:pPr>
+        <w:pStyle w:val="EntryGap"/>
+        <w:spacing w:after="0"/>
+      </w:pPr>
+    </w:p>
+    <w:p>
+      <w:pPr>
+        <w:keepNext/>
+        <w:tabs>
+          <w:tab w:val="right" w:pos="10512"/>
+        </w:tabs>
+        <w:spacing w:after="0"/>
+      </w:pPr>
+      <w:r>
+        <w:rPr>
+          <w:b/>
+          <w:bCs/>
+        </w:rPr>
+        <w:t xml:space="preserve">WindsOfChange</w:t>
+      </w:r>
+      <w:r>
+        <w:tab/>
+      </w:r>
+      <w:r>
+        <w:t xml:space="preserve">Aug 2024 – Present</w:t>
+      </w:r>
+    </w:p>
+    <w:p>
+      <w:pPr>
+        <w:keepNext/>
+        <w:tabs>
+          <w:tab w:val="right" w:pos="10512"/>
+        </w:tabs>
+        <w:spacing w:after="0"/>
+      </w:pPr>
+      <w:r>
+        <w:rPr>
+          <w:i/>
+          <w:iCs/>
+        </w:rPr>
+        <w:t xml:space="preserve">Lagrangian particle-dispersion library (C++/R)</w:t>
+      </w:r>
+      <w:r>
+        <w:tab/>
+      </w:r>
+      <w:hyperlink w:history="1" r:id="rIdpourlobghevea6npvouil">
         <w:r>
-          <w:t xml:space="preserve">github.com/zkdavis/Tleco</w:t>
+          <w:t xml:space="preserve">github.com/UW-ForestMycobiomeLab/WindSporesHills</w:t>
         </w:r>
       </w:hyperlink>
     </w:p>
@@ -2592,58 +2540,58 @@
         <w:spacing w:after="10"/>
       </w:pPr>
       <w:r>
-        <w:t xml:space="preserve">Numerical PDE solvers, particle-distribution algorithms, and spectral calculations for relativistic plasmas; successor to Paramo [9].</w:t>
-      </w:r>
-    </w:p>
-    <w:p>
-      <w:pPr>
-        <w:pStyle w:val="EntryGap"/>
-        <w:spacing w:after="0"/>
-      </w:pPr>
-    </w:p>
-    <w:p>
-      <w:pPr>
-        <w:keepNext/>
-        <w:tabs>
-          <w:tab w:val="right" w:pos="10512"/>
-        </w:tabs>
-        <w:spacing w:after="0"/>
-      </w:pPr>
-      <w:r>
-        <w:rPr>
-          <w:b/>
-          <w:bCs/>
-        </w:rPr>
-        <w:t xml:space="preserve">Paramo</w:t>
-      </w:r>
-      <w:r>
-        <w:tab/>
-      </w:r>
-      <w:r>
-        <w:t xml:space="preserve">Oct 2018 – Apr 2022</w:t>
-      </w:r>
-    </w:p>
-    <w:p>
-      <w:pPr>
-        <w:keepNext/>
-        <w:tabs>
-          <w:tab w:val="right" w:pos="10512"/>
-        </w:tabs>
-        <w:spacing w:after="0"/>
-      </w:pPr>
-      <w:r>
-        <w:rPr>
-          <w:i/>
-          <w:iCs/>
-        </w:rPr>
-        <w:t xml:space="preserve">Radiative-transfer library (Fortran 95, OpenMP)</w:t>
-      </w:r>
-      <w:r>
-        <w:tab/>
-      </w:r>
-      <w:hyperlink w:history="1" r:id="rId6bvy5mwc63ps7gs85kohm">
+        <w:t xml:space="preserve">Simulates particle dispersion, atmospheric turbulence, and flow over hilly terrain with forest canopy, based on analytical models (Massman &amp; Weil 1999; Finnigan &amp; Belcher 2004); designed to scale to tens of thousands of particles over kilometer-scale domains.</w:t>
+      </w:r>
+    </w:p>
+    <w:p>
+      <w:pPr>
+        <w:pStyle w:val="EntryGap"/>
+        <w:spacing w:after="0"/>
+      </w:pPr>
+    </w:p>
+    <w:p>
+      <w:pPr>
+        <w:keepNext/>
+        <w:tabs>
+          <w:tab w:val="right" w:pos="10512"/>
+        </w:tabs>
+        <w:spacing w:after="0"/>
+      </w:pPr>
+      <w:r>
+        <w:rPr>
+          <w:b/>
+          <w:bCs/>
+        </w:rPr>
+        <w:t xml:space="preserve">Tleco</w:t>
+      </w:r>
+      <w:r>
+        <w:tab/>
+      </w:r>
+      <w:r>
+        <w:t xml:space="preserve">Jan 2024 – Sep 2024</w:t>
+      </w:r>
+    </w:p>
+    <w:p>
+      <w:pPr>
+        <w:keepNext/>
+        <w:tabs>
+          <w:tab w:val="right" w:pos="10512"/>
+        </w:tabs>
+        <w:spacing w:after="0"/>
+      </w:pPr>
+      <w:r>
+        <w:rPr>
+          <w:i/>
+          <w:iCs/>
+        </w:rPr>
+        <w:t xml:space="preserve">Radiative-transfer toolkit (Rust/Python)</w:t>
+      </w:r>
+      <w:r>
+        <w:tab/>
+      </w:r>
+      <w:hyperlink w:history="1" r:id="rIdwqgqa66ntsxp5fcnoofru">
         <w:r>
-          <w:t xml:space="preserve">github.com/altjerue/paramo</w:t>
+          <w:t xml:space="preserve">github.com/zkdavis/Tleco</w:t>
         </w:r>
       </w:hyperlink>
     </w:p>
@@ -2657,52 +2605,60 @@
         <w:spacing w:after="10"/>
       </w:pPr>
       <w:r>
-        <w:t xml:space="preserve">Fokker–Planck and radiative-transfer solver for relativistic particle distributions; about 20× faster than the original serial code on 5 cores after OpenMP parallelization and optimization; used by other groups, including Combi &amp; Siegel (2023).</w:t>
-      </w:r>
-    </w:p>
-    <w:p>
-      <w:pPr>
-        <w:pStyle w:val="EntryGap"/>
-        <w:spacing w:after="0"/>
-      </w:pPr>
-    </w:p>
-    <w:p>
-      <w:pPr>
-        <w:keepNext/>
-        <w:tabs>
-          <w:tab w:val="right" w:pos="10512"/>
-        </w:tabs>
-        <w:spacing w:after="0"/>
-      </w:pPr>
-      <w:r>
-        <w:rPr>
-          <w:b/>
-          <w:bCs/>
-        </w:rPr>
-        <w:t xml:space="preserve">PatchworkMHD</w:t>
-      </w:r>
-      <w:r>
-        <w:tab/>
-      </w:r>
-      <w:r>
-        <w:t xml:space="preserve">Feb 2021 – Apr 2022</w:t>
-      </w:r>
-    </w:p>
-    <w:p>
-      <w:pPr>
-        <w:keepNext/>
-        <w:tabs>
-          <w:tab w:val="right" w:pos="10512"/>
-        </w:tabs>
-        <w:spacing w:after="0"/>
-      </w:pPr>
-      <w:r>
-        <w:rPr>
-          <w:i/>
-          <w:iCs/>
-        </w:rPr>
-        <w:t xml:space="preserve">Large-scale MHD simulation code (NSF project)</w:t>
-      </w:r>
+        <w:t xml:space="preserve">Numerical PDE solvers, particle-distribution algorithms, and spectral calculations for relativistic plasmas; successor to Paramo [9].</w:t>
+      </w:r>
+    </w:p>
+    <w:p>
+      <w:pPr>
+        <w:pStyle w:val="EntryGap"/>
+        <w:spacing w:after="0"/>
+      </w:pPr>
+    </w:p>
+    <w:p>
+      <w:pPr>
+        <w:keepNext/>
+        <w:tabs>
+          <w:tab w:val="right" w:pos="10512"/>
+        </w:tabs>
+        <w:spacing w:after="0"/>
+      </w:pPr>
+      <w:r>
+        <w:rPr>
+          <w:b/>
+          <w:bCs/>
+        </w:rPr>
+        <w:t xml:space="preserve">Paramo</w:t>
+      </w:r>
+      <w:r>
+        <w:tab/>
+      </w:r>
+      <w:r>
+        <w:t xml:space="preserve">Oct 2018 – Apr 2022</w:t>
+      </w:r>
+    </w:p>
+    <w:p>
+      <w:pPr>
+        <w:keepNext/>
+        <w:tabs>
+          <w:tab w:val="right" w:pos="10512"/>
+        </w:tabs>
+        <w:spacing w:after="0"/>
+      </w:pPr>
+      <w:r>
+        <w:rPr>
+          <w:i/>
+          <w:iCs/>
+        </w:rPr>
+        <w:t xml:space="preserve">Radiative-transfer library (Fortran 95, OpenMP)</w:t>
+      </w:r>
+      <w:r>
+        <w:tab/>
+      </w:r>
+      <w:hyperlink w:history="1" r:id="rIdsglhgdrgggtabvp22vqcy">
+        <w:r>
+          <w:t xml:space="preserve">github.com/altjerue/paramo</w:t>
+        </w:r>
+      </w:hyperlink>
     </w:p>
     <w:p>
       <w:pPr>
@@ -2714,7 +2670,64 @@
         <w:spacing w:after="10"/>
       </w:pPr>
       <w:r>
-        <w:t xml:space="preserve">Led a 7-person upgrade of this production C code for HPC environments, adding black-hole spin with under 5% runtime overhead.</w:t>
+        <w:t xml:space="preserve">Fokker–Planck and radiative-transfer solver for relativistic particle distributions; about 20× faster than the original serial code on 5 cores after OpenMP parallelization and optimization; used by other groups, including Combi &amp; Siegel (2023).</w:t>
+      </w:r>
+    </w:p>
+    <w:p>
+      <w:pPr>
+        <w:pStyle w:val="EntryGap"/>
+        <w:spacing w:after="0"/>
+      </w:pPr>
+    </w:p>
+    <w:p>
+      <w:pPr>
+        <w:keepNext/>
+        <w:tabs>
+          <w:tab w:val="right" w:pos="10512"/>
+        </w:tabs>
+        <w:spacing w:after="0"/>
+      </w:pPr>
+      <w:r>
+        <w:rPr>
+          <w:b/>
+          <w:bCs/>
+        </w:rPr>
+        <w:t xml:space="preserve">PatchworkMHD</w:t>
+      </w:r>
+      <w:r>
+        <w:tab/>
+      </w:r>
+      <w:r>
+        <w:t xml:space="preserve">Feb 2021 – Apr 2022</w:t>
+      </w:r>
+    </w:p>
+    <w:p>
+      <w:pPr>
+        <w:keepNext/>
+        <w:tabs>
+          <w:tab w:val="right" w:pos="10512"/>
+        </w:tabs>
+        <w:spacing w:after="0"/>
+      </w:pPr>
+      <w:r>
+        <w:rPr>
+          <w:i/>
+          <w:iCs/>
+        </w:rPr>
+        <w:t xml:space="preserve">Large-scale MHD simulation code (NSF project)</w:t>
+      </w:r>
+    </w:p>
+    <w:p>
+      <w:pPr>
+        <w:pStyle w:val="ListParagraph"/>
+        <w:numPr>
+          <w:ilvl w:val="0"/>
+          <w:numId w:val="2"/>
+        </w:numPr>
+        <w:spacing w:after="10"/>
+      </w:pPr>
+      <w:r>
+        <w:t xml:space="preserve">Led a 7-person upgrade of this production C code for HPC environments, adding black hole spin with under 5% runtime overhead.</w:t>
       </w:r>
     </w:p>
     <w:p>
@@ -3252,7 +3265,7 @@
       <w:r>
         <w:t xml:space="preserve">Video: </w:t>
       </w:r>
-      <w:hyperlink w:history="1" r:id="rIdcqmpd_baqrmphwcl55ukq">
+      <w:hyperlink w:history="1" r:id="rIdt0l7c5jm0nh25v-lexr8s">
         <w:r>
           <w:t xml:space="preserve">youtube.com/watch?v=BAZNWLNT69M</w:t>
         </w:r>
@@ -3423,7 +3436,7 @@
       <w:r>
         <w:t xml:space="preserve">Marcos Moshinsky Award for Best Poster. Video: </w:t>
       </w:r>
-      <w:hyperlink w:history="1" r:id="rIdsa8j0atsslu5nkfiv2m_3">
+      <w:hyperlink w:history="1" r:id="rIdjbjrfn7ctsfb0arjx5bqa">
         <w:r>
           <w:t xml:space="preserve">youtube.com/watch?v=0TJiKg7kOPI</w:t>
         </w:r>
@@ -4481,7 +4494,7 @@
       <w:pPr>
         <w:spacing w:after="0"/>
       </w:pPr>
-      <w:hyperlink w:history="1" r:id="rIdrkqhukxucxr-5qbxy6hwu">
+      <w:hyperlink w:history="1" r:id="rId8jf526ir6mphereolr27m">
         <w:r>
           <w:t xml:space="preserve">mexiciencia.github.io/post/anita</w:t>
         </w:r>
@@ -4541,7 +4554,7 @@
       <w:pPr>
         <w:spacing w:after="0"/>
       </w:pPr>
-      <w:hyperlink w:history="1" r:id="rIdldwvhfafc0a9j0jrylzs5">
+      <w:hyperlink w:history="1" r:id="rIdwgtbmsj10cvohmcfcqu6f">
         <w:r>
           <w:t xml:space="preserve">mexiciencia.github.io/post/modelo-sir</w:t>
         </w:r>
@@ -4604,7 +4617,7 @@
       <w:r>
         <w:t xml:space="preserve">Data analysis and modeling collaborator. </w:t>
       </w:r>
-      <w:hyperlink w:history="1" r:id="rId6-xnef6kdluwbidccorei">
+      <w:hyperlink w:history="1" r:id="rIdoyrq-sc2874hpyf6mk4na">
         <w:r>
           <w:t xml:space="preserve">mexiciencia.github.io/post/covid19</w:t>
         </w:r>

--- a/RuedaBecerrilJM-CV-plain.docx
+++ b/RuedaBecerrilJM-CV-plain.docx
@@ -28,7 +28,7 @@
       <w:r>
         <w:t xml:space="preserve">  |  </w:t>
       </w:r>
-      <w:hyperlink w:history="1" r:id="rIdh0tzwgzn_3v7o70_x0fqp">
+      <w:hyperlink w:history="1" r:id="rIdvvelzr0f0dbjcjjb-xiot">
         <w:r>
           <w:t xml:space="preserve">jm.ruebe@gmail.com</w:t>
         </w:r>
@@ -42,7 +42,7 @@
       <w:r>
         <w:t xml:space="preserve">  |  </w:t>
       </w:r>
-      <w:hyperlink w:history="1" r:id="rIdycnjbpe3jmgwpyynsvohn">
+      <w:hyperlink w:history="1" r:id="rIdjezsnoiq0mu-dszb1jofp">
         <w:r>
           <w:t xml:space="preserve">linkedin.com/in/jeruebe</w:t>
         </w:r>
@@ -53,7 +53,7 @@
         <w:spacing w:after="60"/>
         <w:jc w:val="center"/>
       </w:pPr>
-      <w:hyperlink w:history="1" r:id="rIdxz2g6itoeckregb2jbbbx">
+      <w:hyperlink w:history="1" r:id="rIdpa2t2u29cqjmvt0xybzg1">
         <w:r>
           <w:t xml:space="preserve">altjerue.github.io</w:t>
         </w:r>
@@ -61,7 +61,7 @@
       <w:r>
         <w:t xml:space="preserve">  |  </w:t>
       </w:r>
-      <w:hyperlink w:history="1" r:id="rId2fzvwrb-vrxvmvqlbqw9x">
+      <w:hyperlink w:history="1" r:id="rIdfjc5ke5c3ibj7mng8ot_a">
         <w:r>
           <w:t xml:space="preserve">github.com/altjerue</w:t>
         </w:r>
@@ -69,7 +69,7 @@
       <w:r>
         <w:t xml:space="preserve">  |  </w:t>
       </w:r>
-      <w:hyperlink w:history="1" r:id="rIdac5hs8twriampmsy4ydkt">
+      <w:hyperlink w:history="1" r:id="rIdderzdlznhp4pctqn5na7o">
         <w:r>
           <w:t xml:space="preserve">orcid.org/0000-0003-1988-1912</w:t>
         </w:r>
@@ -77,7 +77,7 @@
       <w:r>
         <w:t xml:space="preserve">  |  </w:t>
       </w:r>
-      <w:hyperlink w:history="1" r:id="rIdc3ajeq0yef816j2wfefts">
+      <w:hyperlink w:history="1" r:id="rId4pqmzfxafpxxclc6dch1e">
         <w:r>
           <w:t xml:space="preserve">Google Scholar</w:t>
         </w:r>
@@ -93,7 +93,7 @@
     </w:p>
     <w:p>
       <w:r>
-        <w:t xml:space="preserve">Physicist with a Ph.D. in Physics and over ten years of research experience in computational astrophysics, numerical methods, and high-performance computing. One term of classroom instruction at the graduate level and multi-year experience mentoring graduate researchers through the transition from confusion to independent work. Teaching approach built on intuition and critical thinking over memorization, and on collaborative problem-solving.</w:t>
+        <w:t xml:space="preserve">Physicist (Ph.D. and M.Sc. in Physics) with ten years of research in computational astrophysics. Taught a graduate thermodynamics course, mentored three graduate researchers who co-authored papers with me, and gave talks to undergraduate physics students. Teaching approach built on intuition, critical thinking, and collaborative problem-solving.</w:t>
       </w:r>
     </w:p>
     <w:p>
@@ -1399,7 +1399,7 @@
       <w:r>
         <w:t xml:space="preserve">Thesis: </w:t>
       </w:r>
-      <w:hyperlink w:history="1" r:id="rIdl1gry6-mh1km3mh8ts9i6">
+      <w:hyperlink w:history="1" r:id="rIdctn4jx9zjhxiikqyhrw-h">
         <w:r>
           <w:t xml:space="preserve">Numerical treatment of radiation processes in the internal shocks of magnetized relativistic outflows</w:t>
         </w:r>
@@ -1696,7 +1696,7 @@
       <w:r>
         <w:t xml:space="preserve">, </w:t>
       </w:r>
-      <w:hyperlink w:history="1" r:id="rIdx1n45zahiuh5zrhe3hngg">
+      <w:hyperlink w:history="1" r:id="rIdjc7m9yrop7xh57hlfnbox">
         <w:r>
           <w:t xml:space="preserve">ApJ 976, 182 (2024)</w:t>
         </w:r>
@@ -1704,7 +1704,7 @@
       <w:r>
         <w:t xml:space="preserve">, </w:t>
       </w:r>
-      <w:hyperlink w:history="1" r:id="rIdke2jkif3g_unbnwtelxvj">
+      <w:hyperlink w:history="1" r:id="rIdtidympbqa4hr3z4l9c4hk">
         <w:r>
           <w:t xml:space="preserve">arXiv:2405.17581</w:t>
         </w:r>
@@ -1741,7 +1741,7 @@
       <w:r>
         <w:t xml:space="preserve">, </w:t>
       </w:r>
-      <w:hyperlink w:history="1" r:id="rIdjgnofjdsrfimxoo95ev9z">
+      <w:hyperlink w:history="1" r:id="rIdw_4n7k9mz2hywuxmvx4cf">
         <w:r>
           <w:t xml:space="preserve">MNRAS 513, 5766–5779 (2022)</w:t>
         </w:r>
@@ -1749,7 +1749,7 @@
       <w:r>
         <w:t xml:space="preserve">, </w:t>
       </w:r>
-      <w:hyperlink w:history="1" r:id="rIdj8lzgrre08m1uashuashb">
+      <w:hyperlink w:history="1" r:id="rId8rrgzafr-1_bkoyrwe9z9">
         <w:r>
           <w:t xml:space="preserve">arXiv:2201.07790</w:t>
         </w:r>
@@ -1786,7 +1786,7 @@
       <w:r>
         <w:t xml:space="preserve">, </w:t>
       </w:r>
-      <w:hyperlink w:history="1" r:id="rIdkqa94dwpncmtanjgjexrm">
+      <w:hyperlink w:history="1" r:id="rIdycuowmj824qnkezy7aidr">
         <w:r>
           <w:t xml:space="preserve">Phys. Rev. D 106, 083015 (2022)</w:t>
         </w:r>
@@ -1794,7 +1794,7 @@
       <w:r>
         <w:t xml:space="preserve">, </w:t>
       </w:r>
-      <w:hyperlink w:history="1" r:id="rIdnquwpsrqkqat3owemlclc">
+      <w:hyperlink w:history="1" r:id="rIdgvtn2hwilyyhfbkpyy6fe">
         <w:r>
           <w:t xml:space="preserve">arXiv:2112.09817</w:t>
         </w:r>
@@ -1831,7 +1831,7 @@
       <w:r>
         <w:t xml:space="preserve">, </w:t>
       </w:r>
-      <w:hyperlink w:history="1" r:id="rIdpork-ooypcuh2509crdya">
+      <w:hyperlink w:history="1" r:id="rIdgh3nrosv8d4jrmf4platr">
         <w:r>
           <w:t xml:space="preserve">ApJ 919, 95 (2021)</w:t>
         </w:r>
@@ -1839,7 +1839,7 @@
       <w:r>
         <w:t xml:space="preserve">, </w:t>
       </w:r>
-      <w:hyperlink w:history="1" r:id="rId4rgv-w36xs1i9usdad39n">
+      <w:hyperlink w:history="1" r:id="rIdjazvfbuzlstv6zn8w4crn">
         <w:r>
           <w:t xml:space="preserve">arXiv:2106.05356</w:t>
         </w:r>
@@ -1876,7 +1876,7 @@
       <w:r>
         <w:t xml:space="preserve">, </w:t>
       </w:r>
-      <w:hyperlink w:history="1" r:id="rIdgdcsi2gmtf04kwbu25oxx">
+      <w:hyperlink w:history="1" r:id="rIdayyoz7faqqdonmuxhm-l4">
         <w:r>
           <w:t xml:space="preserve">MNRAS 501, 4092–4102 (2021)</w:t>
         </w:r>
@@ -1884,7 +1884,7 @@
       <w:r>
         <w:t xml:space="preserve">, </w:t>
       </w:r>
-      <w:hyperlink w:history="1" r:id="rIdtj16kaky_lnol3r_uthtb">
+      <w:hyperlink w:history="1" r:id="rId7xrwj_prkl4ibhjfmulw4">
         <w:r>
           <w:t xml:space="preserve">arXiv:2009.02273</w:t>
         </w:r>
@@ -1921,7 +1921,7 @@
       <w:r>
         <w:t xml:space="preserve">, </w:t>
       </w:r>
-      <w:hyperlink w:history="1" r:id="rIdosauvkjjahfklhqvde--y">
+      <w:hyperlink w:history="1" r:id="rId8mfaho46ah2t-4kmtqtv2">
         <w:r>
           <w:t xml:space="preserve">MNRAS 496, 974–986 (2020)</w:t>
         </w:r>
@@ -1929,7 +1929,7 @@
       <w:r>
         <w:t xml:space="preserve">, </w:t>
       </w:r>
-      <w:hyperlink w:history="1" r:id="rIdqeojsn4edrfdl-zvnkkml">
+      <w:hyperlink w:history="1" r:id="rIdqlcrjpaxyo4wgmacjs0wo">
         <w:r>
           <w:t xml:space="preserve">arXiv:1910.14049</w:t>
         </w:r>
@@ -1966,7 +1966,7 @@
       <w:r>
         <w:t xml:space="preserve">, </w:t>
       </w:r>
-      <w:hyperlink w:history="1" r:id="rId7tg-wvp-lctyj8pr3dt-e">
+      <w:hyperlink w:history="1" r:id="rIdopdvyitrs0anbxjby_ick">
         <w:r>
           <w:t xml:space="preserve">MNRAS 468, 1169–1182 (2017)</w:t>
         </w:r>
@@ -1974,7 +1974,7 @@
       <w:r>
         <w:t xml:space="preserve">, </w:t>
       </w:r>
-      <w:hyperlink w:history="1" r:id="rIdhnkzrlhpohvcxchw0b37c">
+      <w:hyperlink w:history="1" r:id="rIdwttrkbcf6ruo9sm8xoj9k">
         <w:r>
           <w:t xml:space="preserve">arXiv:1612.06383</w:t>
         </w:r>
@@ -2011,7 +2011,7 @@
       <w:r>
         <w:t xml:space="preserve">, </w:t>
       </w:r>
-      <w:hyperlink w:history="1" r:id="rIdmjfsfq2d9-ixm0ny76vez">
+      <w:hyperlink w:history="1" r:id="rIdmuq5uexmfq6_ihmr591u6">
         <w:r>
           <w:t xml:space="preserve">MNRAS 438, 1856–1869 (2014)</w:t>
         </w:r>
@@ -2019,7 +2019,7 @@
       <w:r>
         <w:t xml:space="preserve">, </w:t>
       </w:r>
-      <w:hyperlink w:history="1" r:id="rIdn8th6bzrpi-da5j4ds497">
+      <w:hyperlink w:history="1" r:id="rIdpe6rwzdqofih1e8dvddxn">
         <w:r>
           <w:t xml:space="preserve">arXiv:1310.5441</w:t>
         </w:r>
@@ -2056,7 +2056,7 @@
       <w:r>
         <w:t xml:space="preserve">, </w:t>
       </w:r>
-      <w:hyperlink w:history="1" r:id="rIdvvmstqoe3p4rsps_asfif">
+      <w:hyperlink w:history="1" r:id="rIdpovieeimgao1riorwbq3-">
         <w:r>
           <w:t xml:space="preserve">Phys. Rev. D 80, 084023 (2009)</w:t>
         </w:r>
@@ -2064,7 +2064,7 @@
       <w:r>
         <w:t xml:space="preserve">, </w:t>
       </w:r>
-      <w:hyperlink w:history="1" r:id="rIdmqrp0bfgizxhb1xqhq2e7">
+      <w:hyperlink w:history="1" r:id="rIde3bnaxpuhqg8qozfh9hxb">
         <w:r>
           <w:t xml:space="preserve">arXiv:1009.1250</w:t>
         </w:r>
@@ -2109,7 +2109,7 @@
       <w:r>
         <w:t xml:space="preserve">, </w:t>
       </w:r>
-      <w:hyperlink w:history="1" r:id="rIduuhknpt2_cdlkcliudbeu">
+      <w:hyperlink w:history="1" r:id="rIdvdjlazwcx4cktfeczxgm-">
         <w:r>
           <w:t xml:space="preserve">Astron. Nachr. 342, 277–282 (2021)</w:t>
         </w:r>
@@ -2117,7 +2117,7 @@
       <w:r>
         <w:t xml:space="preserve">, 9th International Workshop on Astronomy and Relativistic Astrophysics, </w:t>
       </w:r>
-      <w:hyperlink w:history="1" r:id="rId9ghx1xygih4dce6dykwa3">
+      <w:hyperlink w:history="1" r:id="rIdbnemtpdmatgwcylopmcii">
         <w:r>
           <w:t xml:space="preserve">arXiv:2011.13797</w:t>
         </w:r>
@@ -2154,7 +2154,7 @@
       <w:r>
         <w:t xml:space="preserve">, </w:t>
       </w:r>
-      <w:hyperlink w:history="1" r:id="rIdapnxtk3xq-snlvgvfz0w7">
+      <w:hyperlink w:history="1" r:id="rIdfoars0p1mkmj1xqbfzylq">
         <w:r>
           <w:t xml:space="preserve">Astron. Nachr. 342, 147–152 (2021)</w:t>
         </w:r>
@@ -2162,7 +2162,7 @@
       <w:r>
         <w:t xml:space="preserve">, 9th International Workshop on Astronomy and Relativistic Astrophysics, </w:t>
       </w:r>
-      <w:hyperlink w:history="1" r:id="rIdf3rbrx3rzorgkruiymzcu">
+      <w:hyperlink w:history="1" r:id="rId0ws274pxcviwp0sebugmk">
         <w:r>
           <w:t xml:space="preserve">arXiv:2011.13805</w:t>
         </w:r>
@@ -2199,7 +2199,7 @@
       <w:r>
         <w:t xml:space="preserve">, </w:t>
       </w:r>
-      <w:hyperlink w:history="1" r:id="rIdhv0gg531-n0-k_d1lpedn">
+      <w:hyperlink w:history="1" r:id="rIdq6c3cwj56fhuee460rdqa">
         <w:r>
           <w:t xml:space="preserve">PoS(SWIFT 10) 233, 159 (2014)</w:t>
         </w:r>
@@ -2207,7 +2207,7 @@
       <w:r>
         <w:t xml:space="preserve">, </w:t>
       </w:r>
-      <w:hyperlink w:history="1" r:id="rIdt0jbymko6q2rbqrpiucdr">
+      <w:hyperlink w:history="1" r:id="rIdb5tubdqfudsef_luxz5fw">
         <w:r>
           <w:t xml:space="preserve">arXiv:1502.07882</w:t>
         </w:r>
@@ -2244,7 +2244,7 @@
       <w:r>
         <w:t xml:space="preserve">, </w:t>
       </w:r>
-      <w:hyperlink w:history="1" r:id="rIdqkq_7tbpb-mmgc7tggpse">
+      <w:hyperlink w:history="1" r:id="rId80jdi57h8sd6d2m8tixer">
         <w:r>
           <w:t xml:space="preserve">EPJ Web Conf. 61, 02007 (2013)</w:t>
         </w:r>
@@ -2252,7 +2252,7 @@
       <w:r>
         <w:t xml:space="preserve">, </w:t>
       </w:r>
-      <w:hyperlink w:history="1" r:id="rIdasvyutk-hugaroyhhkgse">
+      <w:hyperlink w:history="1" r:id="rIdbmntbegdzf3aokn4gjne8">
         <w:r>
           <w:t xml:space="preserve">arXiv:1309.4612</w:t>
         </w:r>
@@ -2289,7 +2289,7 @@
       <w:r>
         <w:t xml:space="preserve">, </w:t>
       </w:r>
-      <w:hyperlink w:history="1" r:id="rIdbcl0phqxc19pvl2uyz7zp">
+      <w:hyperlink w:history="1" r:id="rIdanns17n7jpoqlnn-ti3cb">
         <w:r>
           <w:t xml:space="preserve">J. Phys.: Conf. Ser. 454, 012001 (2013)</w:t>
         </w:r>
@@ -2297,7 +2297,7 @@
       <w:r>
         <w:t xml:space="preserve">, </w:t>
       </w:r>
-      <w:hyperlink w:history="1" r:id="rId7i8y1l7ey882gns5d3lxj">
+      <w:hyperlink w:history="1" r:id="rId1t8lti-zpfu-ui4q_kd_r">
         <w:r>
           <w:t xml:space="preserve">arXiv:1211.1794</w:t>
         </w:r>
@@ -2700,7 +2700,7 @@
       <w:r>
         <w:tab/>
       </w:r>
-      <w:hyperlink w:history="1" r:id="rIdj5e-1mhnuabln6zvgtavr">
+      <w:hyperlink w:history="1" r:id="rId2w5uny4fa8pg08s8ldfit">
         <w:r>
           <w:t xml:space="preserve">github.com/altjerue/ilwikak-ml</w:t>
         </w:r>
@@ -2791,7 +2791,7 @@
       <w:r>
         <w:tab/>
       </w:r>
-      <w:hyperlink w:history="1" r:id="rIdd9bsq-2yv2qddpq7ewnhq">
+      <w:hyperlink w:history="1" r:id="rIdws3-dkorgdbvrgns-esev">
         <w:r>
           <w:t xml:space="preserve">github.com/UW-ForestMycobiomeLab/WindSporesHills</w:t>
         </w:r>
@@ -2856,7 +2856,7 @@
       <w:r>
         <w:tab/>
       </w:r>
-      <w:hyperlink w:history="1" r:id="rIdpnpfgv48epafcfi31xpt7">
+      <w:hyperlink w:history="1" r:id="rId1v--gag9hzdhrtxrz688d">
         <w:r>
           <w:t xml:space="preserve">github.com/zkdavis/Tleco</w:t>
         </w:r>
@@ -2921,7 +2921,7 @@
       <w:r>
         <w:tab/>
       </w:r>
-      <w:hyperlink w:history="1" r:id="rId8fzi0gwd8q4uvbzkwbto6">
+      <w:hyperlink w:history="1" r:id="rId1pohprvd-p9zru-2k3un8">
         <w:r>
           <w:t xml:space="preserve">github.com/altjerue/paramo</w:t>
         </w:r>
@@ -3532,7 +3532,7 @@
       <w:r>
         <w:t xml:space="preserve">Video: </w:t>
       </w:r>
-      <w:hyperlink w:history="1" r:id="rIdg_4byweyjxyhjwxokbwz_">
+      <w:hyperlink w:history="1" r:id="rId8nk3pbdo8oluzcfy-ury5">
         <w:r>
           <w:t xml:space="preserve">youtube.com/watch?v=BAZNWLNT69M</w:t>
         </w:r>
@@ -3703,7 +3703,7 @@
       <w:r>
         <w:t xml:space="preserve">Marcos Moshinsky Award for Best Poster. Video: </w:t>
       </w:r>
-      <w:hyperlink w:history="1" r:id="rIdrqzx66mzim7tiskxiqzrc">
+      <w:hyperlink w:history="1" r:id="rIdoqignxwpd-8p5hkx0uace">
         <w:r>
           <w:t xml:space="preserve">youtube.com/watch?v=0TJiKg7kOPI</w:t>
         </w:r>
@@ -3820,225 +3820,551 @@
         <w:pStyle w:val="Heading1"/>
       </w:pPr>
       <w:r>
-        <w:t xml:space="preserve">Teaching and Mentoring</w:t>
-      </w:r>
-    </w:p>
-    <w:p>
-      <w:pPr>
-        <w:keepNext/>
-        <w:tabs>
-          <w:tab w:val="right" w:pos="10512"/>
-        </w:tabs>
-        <w:spacing w:after="0"/>
-      </w:pPr>
-      <w:r>
-        <w:rPr>
-          <w:b/>
-          <w:bCs/>
-        </w:rPr>
-        <w:t xml:space="preserve">Zachary Davis, graduate student</w:t>
-      </w:r>
-      <w:r>
-        <w:tab/>
-      </w:r>
-      <w:r>
-        <w:t xml:space="preserve">2018 – 2022</w:t>
-      </w:r>
-    </w:p>
-    <w:p>
-      <w:pPr>
-        <w:keepNext/>
-        <w:tabs>
-          <w:tab w:val="right" w:pos="10512"/>
-        </w:tabs>
-        <w:spacing w:after="0"/>
-      </w:pPr>
-      <w:r>
-        <w:rPr>
-          <w:i/>
-          <w:iCs/>
-        </w:rPr>
-        <w:t xml:space="preserve">Department of Physics and Astronomy, Purdue University</w:t>
-      </w:r>
-      <w:r>
-        <w:tab/>
-      </w:r>
-      <w:r>
-        <w:t xml:space="preserve">Mentoring</w:t>
-      </w:r>
-    </w:p>
-    <w:p>
-      <w:pPr>
-        <w:spacing w:after="0"/>
-      </w:pPr>
-      <w:r>
-        <w:t xml:space="preserve">Co-authored papers [8, 9]</w:t>
-      </w:r>
-    </w:p>
-    <w:p>
-      <w:pPr>
-        <w:pStyle w:val="EntryGap"/>
-        <w:spacing w:after="0"/>
-      </w:pPr>
-    </w:p>
-    <w:p>
-      <w:pPr>
-        <w:keepNext/>
-        <w:tabs>
-          <w:tab w:val="right" w:pos="10512"/>
-        </w:tabs>
-        <w:spacing w:after="0"/>
-      </w:pPr>
-      <w:r>
-        <w:rPr>
-          <w:b/>
-          <w:bCs/>
-        </w:rPr>
-        <w:t xml:space="preserve">Amanda O. Harrison, graduate student</w:t>
-      </w:r>
-      <w:r>
-        <w:tab/>
-      </w:r>
-      <w:r>
-        <w:t xml:space="preserve">2018 – 2020</w:t>
-      </w:r>
-    </w:p>
-    <w:p>
-      <w:pPr>
-        <w:keepNext/>
-        <w:tabs>
-          <w:tab w:val="right" w:pos="10512"/>
-        </w:tabs>
-        <w:spacing w:after="0"/>
-      </w:pPr>
-      <w:r>
-        <w:rPr>
-          <w:i/>
-          <w:iCs/>
-        </w:rPr>
-        <w:t xml:space="preserve">Department of Physics and Astronomy, Purdue University</w:t>
-      </w:r>
-      <w:r>
-        <w:tab/>
-      </w:r>
-      <w:r>
-        <w:t xml:space="preserve">Mentoring</w:t>
-      </w:r>
-    </w:p>
-    <w:p>
-      <w:pPr>
-        <w:spacing w:after="0"/>
-      </w:pPr>
-      <w:r>
-        <w:t xml:space="preserve">Co-authored paper [5]</w:t>
-      </w:r>
-    </w:p>
-    <w:p>
-      <w:pPr>
-        <w:pStyle w:val="EntryGap"/>
-        <w:spacing w:after="0"/>
-      </w:pPr>
-    </w:p>
-    <w:p>
-      <w:pPr>
-        <w:keepNext/>
-        <w:tabs>
-          <w:tab w:val="right" w:pos="10512"/>
-        </w:tabs>
-        <w:spacing w:after="0"/>
-      </w:pPr>
-      <w:r>
-        <w:rPr>
-          <w:b/>
-          <w:bCs/>
-        </w:rPr>
-        <w:t xml:space="preserve">Hao Zhang, graduate student</w:t>
-      </w:r>
-      <w:r>
-        <w:tab/>
-      </w:r>
-      <w:r>
-        <w:t xml:space="preserve">2018 – 2019</w:t>
-      </w:r>
-    </w:p>
-    <w:p>
-      <w:pPr>
-        <w:keepNext/>
-        <w:tabs>
-          <w:tab w:val="right" w:pos="10512"/>
-        </w:tabs>
-        <w:spacing w:after="0"/>
-      </w:pPr>
-      <w:r>
-        <w:rPr>
-          <w:i/>
-          <w:iCs/>
-        </w:rPr>
-        <w:t xml:space="preserve">Department of Physics and Astronomy, Purdue University</w:t>
-      </w:r>
-      <w:r>
-        <w:tab/>
-      </w:r>
-      <w:r>
-        <w:t xml:space="preserve">Mentoring</w:t>
-      </w:r>
-    </w:p>
-    <w:p>
-      <w:pPr>
-        <w:spacing w:after="0"/>
-      </w:pPr>
-      <w:r>
-        <w:t xml:space="preserve">Co-authored paper [4]</w:t>
-      </w:r>
-    </w:p>
-    <w:p>
-      <w:pPr>
-        <w:pStyle w:val="EntryGap"/>
-        <w:spacing w:after="0"/>
-      </w:pPr>
-    </w:p>
-    <w:p>
-      <w:pPr>
-        <w:keepNext/>
-        <w:tabs>
-          <w:tab w:val="right" w:pos="10512"/>
-        </w:tabs>
-        <w:spacing w:after="0"/>
-      </w:pPr>
-      <w:r>
-        <w:rPr>
-          <w:b/>
-          <w:bCs/>
-        </w:rPr>
-        <w:t xml:space="preserve">Thermodynamics (graduate level)</w:t>
-      </w:r>
-      <w:r>
-        <w:tab/>
-      </w:r>
-      <w:r>
-        <w:t xml:space="preserve">Jun 2018</w:t>
-      </w:r>
-    </w:p>
-    <w:p>
-      <w:pPr>
-        <w:keepNext/>
-        <w:tabs>
-          <w:tab w:val="right" w:pos="10512"/>
-        </w:tabs>
-        <w:spacing w:after="0"/>
-      </w:pPr>
-      <w:r>
-        <w:rPr>
-          <w:i/>
-          <w:iCs/>
-        </w:rPr>
-        <w:t xml:space="preserve">Instituto de Física y Matemáticas, Universidad Michoacana de San Nicolás de Hidalgo</w:t>
-      </w:r>
-      <w:r>
-        <w:tab/>
-      </w:r>
-      <w:r>
-        <w:t xml:space="preserve">Substitute Instructor</w:t>
+        <w:t xml:space="preserve">Professional Development</w:t>
+      </w:r>
+    </w:p>
+    <w:p>
+      <w:pPr>
+        <w:keepNext/>
+        <w:tabs>
+          <w:tab w:val="right" w:pos="10512"/>
+        </w:tabs>
+        <w:spacing w:after="0"/>
+      </w:pPr>
+      <w:r>
+        <w:rPr>
+          <w:b/>
+          <w:bCs/>
+        </w:rPr>
+        <w:t xml:space="preserve">High Performance Computing on Frontera</w:t>
+      </w:r>
+      <w:r>
+        <w:tab/>
+      </w:r>
+      <w:r>
+        <w:t xml:space="preserve">May – Jun 2021</w:t>
+      </w:r>
+    </w:p>
+    <w:p>
+      <w:pPr>
+        <w:keepNext/>
+        <w:tabs>
+          <w:tab w:val="right" w:pos="10512"/>
+        </w:tabs>
+        <w:spacing w:after="0"/>
+      </w:pPr>
+      <w:r>
+        <w:rPr>
+          <w:i/>
+          <w:iCs/>
+        </w:rPr>
+        <w:t xml:space="preserve">Jason Allison et al., TACC, Austin, TX</w:t>
+      </w:r>
+      <w:r>
+        <w:tab/>
+      </w:r>
+      <w:r>
+        <w:t xml:space="preserve">Lecture series</w:t>
+      </w:r>
+    </w:p>
+    <w:p>
+      <w:pPr>
+        <w:pStyle w:val="EntryGap"/>
+        <w:spacing w:after="0"/>
+      </w:pPr>
+    </w:p>
+    <w:p>
+      <w:pPr>
+        <w:keepNext/>
+        <w:tabs>
+          <w:tab w:val="right" w:pos="10512"/>
+        </w:tabs>
+        <w:spacing w:after="0"/>
+      </w:pPr>
+      <w:r>
+        <w:rPr>
+          <w:b/>
+          <w:bCs/>
+        </w:rPr>
+        <w:t xml:space="preserve">Writing Winning Grants</w:t>
+      </w:r>
+      <w:r>
+        <w:tab/>
+      </w:r>
+      <w:r>
+        <w:t xml:space="preserve">Nov 2019</w:t>
+      </w:r>
+    </w:p>
+    <w:p>
+      <w:pPr>
+        <w:keepNext/>
+        <w:tabs>
+          <w:tab w:val="right" w:pos="10512"/>
+        </w:tabs>
+        <w:spacing w:after="0"/>
+      </w:pPr>
+      <w:r>
+        <w:rPr>
+          <w:i/>
+          <w:iCs/>
+        </w:rPr>
+        <w:t xml:space="preserve">Dr. Lauren Broyles, Purdue University</w:t>
+      </w:r>
+      <w:r>
+        <w:tab/>
+      </w:r>
+      <w:r>
+        <w:t xml:space="preserve">Lecture</w:t>
+      </w:r>
+    </w:p>
+    <w:p>
+      <w:pPr>
+        <w:pStyle w:val="EntryGap"/>
+        <w:spacing w:after="0"/>
+      </w:pPr>
+    </w:p>
+    <w:p>
+      <w:pPr>
+        <w:keepNext/>
+        <w:tabs>
+          <w:tab w:val="right" w:pos="10512"/>
+        </w:tabs>
+        <w:spacing w:after="0"/>
+      </w:pPr>
+      <w:r>
+        <w:rPr>
+          <w:b/>
+          <w:bCs/>
+        </w:rPr>
+        <w:t xml:space="preserve">XSEDE HPC Workshop: Summer Boot Camp</w:t>
+      </w:r>
+      <w:r>
+        <w:tab/>
+      </w:r>
+      <w:r>
+        <w:t xml:space="preserve">Jun 2019</w:t>
+      </w:r>
+    </w:p>
+    <w:p>
+      <w:pPr>
+        <w:keepNext/>
+        <w:tabs>
+          <w:tab w:val="right" w:pos="10512"/>
+        </w:tabs>
+        <w:spacing w:after="0"/>
+      </w:pPr>
+      <w:r>
+        <w:rPr>
+          <w:i/>
+          <w:iCs/>
+        </w:rPr>
+        <w:t xml:space="preserve">John Urbanic, Purdue University</w:t>
+      </w:r>
+      <w:r>
+        <w:tab/>
+      </w:r>
+      <w:r>
+        <w:t xml:space="preserve">Workshop</w:t>
+      </w:r>
+    </w:p>
+    <w:p>
+      <w:pPr>
+        <w:pStyle w:val="EntryGap"/>
+        <w:spacing w:after="0"/>
+      </w:pPr>
+    </w:p>
+    <w:p>
+      <w:pPr>
+        <w:keepNext/>
+        <w:tabs>
+          <w:tab w:val="right" w:pos="10512"/>
+        </w:tabs>
+        <w:spacing w:after="0"/>
+      </w:pPr>
+      <w:r>
+        <w:rPr>
+          <w:b/>
+          <w:bCs/>
+        </w:rPr>
+        <w:t xml:space="preserve">Data Analysis and Machine Learning with Python</w:t>
+      </w:r>
+      <w:r>
+        <w:tab/>
+      </w:r>
+      <w:r>
+        <w:t xml:space="preserve">Feb 2017</w:t>
+      </w:r>
+    </w:p>
+    <w:p>
+      <w:pPr>
+        <w:keepNext/>
+        <w:tabs>
+          <w:tab w:val="right" w:pos="10512"/>
+        </w:tabs>
+        <w:spacing w:after="0"/>
+      </w:pPr>
+      <w:r>
+        <w:rPr>
+          <w:i/>
+          <w:iCs/>
+        </w:rPr>
+        <w:t xml:space="preserve">Dr. Alejandro Torres, Universitat de València</w:t>
+      </w:r>
+      <w:r>
+        <w:tab/>
+      </w:r>
+      <w:r>
+        <w:t xml:space="preserve">Workshop</w:t>
+      </w:r>
+    </w:p>
+    <w:p>
+      <w:pPr>
+        <w:pStyle w:val="EntryGap"/>
+        <w:spacing w:after="0"/>
+      </w:pPr>
+    </w:p>
+    <w:p>
+      <w:pPr>
+        <w:keepNext/>
+        <w:tabs>
+          <w:tab w:val="right" w:pos="10512"/>
+        </w:tabs>
+        <w:spacing w:after="0"/>
+      </w:pPr>
+      <w:r>
+        <w:rPr>
+          <w:b/>
+          <w:bCs/>
+        </w:rPr>
+        <w:t xml:space="preserve">Numerical Relativity Simulations of BBH Coalescence Using the Einstein Toolkit</w:t>
+      </w:r>
+      <w:r>
+        <w:tab/>
+      </w:r>
+      <w:r>
+        <w:t xml:space="preserve">Jul 2016</w:t>
+      </w:r>
+    </w:p>
+    <w:p>
+      <w:pPr>
+        <w:keepNext/>
+        <w:tabs>
+          <w:tab w:val="right" w:pos="10512"/>
+        </w:tabs>
+        <w:spacing w:after="0"/>
+      </w:pPr>
+      <w:r>
+        <w:rPr>
+          <w:i/>
+          <w:iCs/>
+        </w:rPr>
+        <w:t xml:space="preserve">Dr. Vassilios Mewes, Universitat de València</w:t>
+      </w:r>
+      <w:r>
+        <w:tab/>
+      </w:r>
+      <w:r>
+        <w:t xml:space="preserve">Workshop, 8 hours</w:t>
+      </w:r>
+    </w:p>
+    <w:p>
+      <w:pPr>
+        <w:pStyle w:val="EntryGap"/>
+        <w:spacing w:after="0"/>
+      </w:pPr>
+    </w:p>
+    <w:p>
+      <w:pPr>
+        <w:keepNext/>
+        <w:tabs>
+          <w:tab w:val="right" w:pos="10512"/>
+        </w:tabs>
+        <w:spacing w:after="0"/>
+      </w:pPr>
+      <w:r>
+        <w:rPr>
+          <w:b/>
+          <w:bCs/>
+        </w:rPr>
+        <w:t xml:space="preserve">The Universe in the Light of PLANCK and BICEP2</w:t>
+      </w:r>
+      <w:r>
+        <w:tab/>
+      </w:r>
+      <w:r>
+        <w:t xml:space="preserve">May 2014</w:t>
+      </w:r>
+    </w:p>
+    <w:p>
+      <w:pPr>
+        <w:keepNext/>
+        <w:tabs>
+          <w:tab w:val="right" w:pos="10512"/>
+        </w:tabs>
+        <w:spacing w:after="0"/>
+      </w:pPr>
+      <w:r>
+        <w:rPr>
+          <w:i/>
+          <w:iCs/>
+        </w:rPr>
+        <w:t xml:space="preserve">Prof. Nick Mavromatos, Universitat de València</w:t>
+      </w:r>
+      <w:r>
+        <w:tab/>
+      </w:r>
+      <w:r>
+        <w:t xml:space="preserve">Lecture series, 2 credits</w:t>
+      </w:r>
+    </w:p>
+    <w:p>
+      <w:pPr>
+        <w:pStyle w:val="EntryGap"/>
+        <w:spacing w:after="0"/>
+      </w:pPr>
+    </w:p>
+    <w:p>
+      <w:pPr>
+        <w:keepNext/>
+        <w:tabs>
+          <w:tab w:val="right" w:pos="10512"/>
+        </w:tabs>
+        <w:spacing w:after="0"/>
+      </w:pPr>
+      <w:r>
+        <w:rPr>
+          <w:b/>
+          <w:bCs/>
+        </w:rPr>
+        <w:t xml:space="preserve">Dark Matter</w:t>
+      </w:r>
+      <w:r>
+        <w:tab/>
+      </w:r>
+      <w:r>
+        <w:t xml:space="preserve">Sep 2013</w:t>
+      </w:r>
+    </w:p>
+    <w:p>
+      <w:pPr>
+        <w:keepNext/>
+        <w:tabs>
+          <w:tab w:val="right" w:pos="10512"/>
+        </w:tabs>
+        <w:spacing w:after="0"/>
+      </w:pPr>
+      <w:r>
+        <w:rPr>
+          <w:i/>
+          <w:iCs/>
+        </w:rPr>
+        <w:t xml:space="preserve">Prof. Alejandro Ibarra, Universitat de València</w:t>
+      </w:r>
+      <w:r>
+        <w:tab/>
+      </w:r>
+      <w:r>
+        <w:t xml:space="preserve">Lecture series, 2 credits</w:t>
+      </w:r>
+    </w:p>
+    <w:p>
+      <w:pPr>
+        <w:pStyle w:val="EntryGap"/>
+        <w:spacing w:after="0"/>
+      </w:pPr>
+    </w:p>
+    <w:p>
+      <w:pPr>
+        <w:keepNext/>
+        <w:tabs>
+          <w:tab w:val="right" w:pos="10512"/>
+        </w:tabs>
+        <w:spacing w:after="0"/>
+      </w:pPr>
+      <w:r>
+        <w:rPr>
+          <w:b/>
+          <w:bCs/>
+        </w:rPr>
+        <w:t xml:space="preserve">International Cargèse School on Cosmic Accelerators</w:t>
+      </w:r>
+      <w:r>
+        <w:tab/>
+      </w:r>
+      <w:r>
+        <w:t xml:space="preserve">Apr – May 2013</w:t>
+      </w:r>
+    </w:p>
+    <w:p>
+      <w:pPr>
+        <w:keepNext/>
+        <w:tabs>
+          <w:tab w:val="right" w:pos="10512"/>
+        </w:tabs>
+        <w:spacing w:after="0"/>
+      </w:pPr>
+      <w:r>
+        <w:rPr>
+          <w:i/>
+          <w:iCs/>
+        </w:rPr>
+        <w:t xml:space="preserve">Institut d'Études Scientifiques de Cargèse, France</w:t>
+      </w:r>
+      <w:r>
+        <w:tab/>
+      </w:r>
+      <w:r>
+        <w:t xml:space="preserve">Summer school</w:t>
+      </w:r>
+    </w:p>
+    <w:p>
+      <w:pPr>
+        <w:pStyle w:val="EntryGap"/>
+        <w:spacing w:after="0"/>
+      </w:pPr>
+    </w:p>
+    <w:p>
+      <w:pPr>
+        <w:keepNext/>
+        <w:tabs>
+          <w:tab w:val="right" w:pos="10512"/>
+        </w:tabs>
+        <w:spacing w:after="0"/>
+      </w:pPr>
+      <w:r>
+        <w:rPr>
+          <w:b/>
+          <w:bCs/>
+        </w:rPr>
+        <w:t xml:space="preserve">Introduction to C++ Programming</w:t>
+      </w:r>
+      <w:r>
+        <w:tab/>
+      </w:r>
+      <w:r>
+        <w:t xml:space="preserve">Apr 2012</w:t>
+      </w:r>
+    </w:p>
+    <w:p>
+      <w:pPr>
+        <w:keepNext/>
+        <w:tabs>
+          <w:tab w:val="right" w:pos="10512"/>
+        </w:tabs>
+        <w:spacing w:after="0"/>
+      </w:pPr>
+      <w:r>
+        <w:rPr>
+          <w:i/>
+          <w:iCs/>
+        </w:rPr>
+        <w:t xml:space="preserve">Dr. Jacek Generowicz, Universitat de València</w:t>
+      </w:r>
+      <w:r>
+        <w:tab/>
+      </w:r>
+      <w:r>
+        <w:t xml:space="preserve">Workshop, 6 credits</w:t>
+      </w:r>
+    </w:p>
+    <w:p>
+      <w:pPr>
+        <w:pStyle w:val="EntryGap"/>
+        <w:spacing w:after="0"/>
+      </w:pPr>
+    </w:p>
+    <w:p>
+      <w:pPr>
+        <w:keepNext/>
+        <w:tabs>
+          <w:tab w:val="right" w:pos="10512"/>
+        </w:tabs>
+        <w:spacing w:after="0"/>
+      </w:pPr>
+      <w:r>
+        <w:rPr>
+          <w:b/>
+          <w:bCs/>
+        </w:rPr>
+        <w:t xml:space="preserve">Numerical Relativistic Astrophysics</w:t>
+      </w:r>
+      <w:r>
+        <w:tab/>
+      </w:r>
+      <w:r>
+        <w:t xml:space="preserve">Mar – Apr 2012</w:t>
+      </w:r>
+    </w:p>
+    <w:p>
+      <w:pPr>
+        <w:keepNext/>
+        <w:tabs>
+          <w:tab w:val="right" w:pos="10512"/>
+        </w:tabs>
+        <w:spacing w:after="0"/>
+      </w:pPr>
+      <w:r>
+        <w:rPr>
+          <w:i/>
+          <w:iCs/>
+        </w:rPr>
+        <w:t xml:space="preserve">Prof. Luciano Rezzolla, Universitat de València</w:t>
+      </w:r>
+      <w:r>
+        <w:tab/>
+      </w:r>
+      <w:r>
+        <w:t xml:space="preserve">Lecture series, 9 hours</w:t>
+      </w:r>
+    </w:p>
+    <w:p>
+      <w:pPr>
+        <w:pStyle w:val="EntryGap"/>
+        <w:spacing w:after="0"/>
+      </w:pPr>
+    </w:p>
+    <w:p>
+      <w:pPr>
+        <w:keepNext/>
+        <w:tabs>
+          <w:tab w:val="right" w:pos="10512"/>
+        </w:tabs>
+        <w:spacing w:after="0"/>
+      </w:pPr>
+      <w:r>
+        <w:rPr>
+          <w:b/>
+          <w:bCs/>
+        </w:rPr>
+        <w:t xml:space="preserve">Fortran for Scientific Computing</w:t>
+      </w:r>
+      <w:r>
+        <w:tab/>
+      </w:r>
+      <w:r>
+        <w:t xml:space="preserve">Mar 2012</w:t>
+      </w:r>
+    </w:p>
+    <w:p>
+      <w:pPr>
+        <w:keepNext/>
+        <w:tabs>
+          <w:tab w:val="right" w:pos="10512"/>
+        </w:tabs>
+        <w:spacing w:after="0"/>
+      </w:pPr>
+      <w:r>
+        <w:rPr>
+          <w:i/>
+          <w:iCs/>
+        </w:rPr>
+        <w:t xml:space="preserve">HLRS, University of Stuttgart, Germany</w:t>
+      </w:r>
+      <w:r>
+        <w:tab/>
+      </w:r>
+      <w:r>
+        <w:t xml:space="preserve">Workshop, 33 hours</w:t>
       </w:r>
     </w:p>
     <w:p>
@@ -4052,564 +4378,6 @@
         <w:pStyle w:val="Heading1"/>
       </w:pPr>
       <w:r>
-        <w:t xml:space="preserve">Professional Development</w:t>
-      </w:r>
-    </w:p>
-    <w:p>
-      <w:pPr>
-        <w:keepNext/>
-        <w:tabs>
-          <w:tab w:val="right" w:pos="10512"/>
-        </w:tabs>
-        <w:spacing w:after="0"/>
-      </w:pPr>
-      <w:r>
-        <w:rPr>
-          <w:b/>
-          <w:bCs/>
-        </w:rPr>
-        <w:t xml:space="preserve">High Performance Computing on Frontera</w:t>
-      </w:r>
-      <w:r>
-        <w:tab/>
-      </w:r>
-      <w:r>
-        <w:t xml:space="preserve">May – Jun 2021</w:t>
-      </w:r>
-    </w:p>
-    <w:p>
-      <w:pPr>
-        <w:keepNext/>
-        <w:tabs>
-          <w:tab w:val="right" w:pos="10512"/>
-        </w:tabs>
-        <w:spacing w:after="0"/>
-      </w:pPr>
-      <w:r>
-        <w:rPr>
-          <w:i/>
-          <w:iCs/>
-        </w:rPr>
-        <w:t xml:space="preserve">Jason Allison et al., TACC, Austin, TX</w:t>
-      </w:r>
-      <w:r>
-        <w:tab/>
-      </w:r>
-      <w:r>
-        <w:t xml:space="preserve">Lecture series</w:t>
-      </w:r>
-    </w:p>
-    <w:p>
-      <w:pPr>
-        <w:pStyle w:val="EntryGap"/>
-        <w:spacing w:after="0"/>
-      </w:pPr>
-    </w:p>
-    <w:p>
-      <w:pPr>
-        <w:keepNext/>
-        <w:tabs>
-          <w:tab w:val="right" w:pos="10512"/>
-        </w:tabs>
-        <w:spacing w:after="0"/>
-      </w:pPr>
-      <w:r>
-        <w:rPr>
-          <w:b/>
-          <w:bCs/>
-        </w:rPr>
-        <w:t xml:space="preserve">Writing Winning Grants</w:t>
-      </w:r>
-      <w:r>
-        <w:tab/>
-      </w:r>
-      <w:r>
-        <w:t xml:space="preserve">Nov 2019</w:t>
-      </w:r>
-    </w:p>
-    <w:p>
-      <w:pPr>
-        <w:keepNext/>
-        <w:tabs>
-          <w:tab w:val="right" w:pos="10512"/>
-        </w:tabs>
-        <w:spacing w:after="0"/>
-      </w:pPr>
-      <w:r>
-        <w:rPr>
-          <w:i/>
-          <w:iCs/>
-        </w:rPr>
-        <w:t xml:space="preserve">Dr. Lauren Broyles, Purdue University</w:t>
-      </w:r>
-      <w:r>
-        <w:tab/>
-      </w:r>
-      <w:r>
-        <w:t xml:space="preserve">Lecture</w:t>
-      </w:r>
-    </w:p>
-    <w:p>
-      <w:pPr>
-        <w:pStyle w:val="EntryGap"/>
-        <w:spacing w:after="0"/>
-      </w:pPr>
-    </w:p>
-    <w:p>
-      <w:pPr>
-        <w:keepNext/>
-        <w:tabs>
-          <w:tab w:val="right" w:pos="10512"/>
-        </w:tabs>
-        <w:spacing w:after="0"/>
-      </w:pPr>
-      <w:r>
-        <w:rPr>
-          <w:b/>
-          <w:bCs/>
-        </w:rPr>
-        <w:t xml:space="preserve">XSEDE HPC Workshop: Summer Boot Camp</w:t>
-      </w:r>
-      <w:r>
-        <w:tab/>
-      </w:r>
-      <w:r>
-        <w:t xml:space="preserve">Jun 2019</w:t>
-      </w:r>
-    </w:p>
-    <w:p>
-      <w:pPr>
-        <w:keepNext/>
-        <w:tabs>
-          <w:tab w:val="right" w:pos="10512"/>
-        </w:tabs>
-        <w:spacing w:after="0"/>
-      </w:pPr>
-      <w:r>
-        <w:rPr>
-          <w:i/>
-          <w:iCs/>
-        </w:rPr>
-        <w:t xml:space="preserve">John Urbanic, Purdue University</w:t>
-      </w:r>
-      <w:r>
-        <w:tab/>
-      </w:r>
-      <w:r>
-        <w:t xml:space="preserve">Workshop</w:t>
-      </w:r>
-    </w:p>
-    <w:p>
-      <w:pPr>
-        <w:pStyle w:val="EntryGap"/>
-        <w:spacing w:after="0"/>
-      </w:pPr>
-    </w:p>
-    <w:p>
-      <w:pPr>
-        <w:keepNext/>
-        <w:tabs>
-          <w:tab w:val="right" w:pos="10512"/>
-        </w:tabs>
-        <w:spacing w:after="0"/>
-      </w:pPr>
-      <w:r>
-        <w:rPr>
-          <w:b/>
-          <w:bCs/>
-        </w:rPr>
-        <w:t xml:space="preserve">Data Analysis and Machine Learning with Python</w:t>
-      </w:r>
-      <w:r>
-        <w:tab/>
-      </w:r>
-      <w:r>
-        <w:t xml:space="preserve">Feb 2017</w:t>
-      </w:r>
-    </w:p>
-    <w:p>
-      <w:pPr>
-        <w:keepNext/>
-        <w:tabs>
-          <w:tab w:val="right" w:pos="10512"/>
-        </w:tabs>
-        <w:spacing w:after="0"/>
-      </w:pPr>
-      <w:r>
-        <w:rPr>
-          <w:i/>
-          <w:iCs/>
-        </w:rPr>
-        <w:t xml:space="preserve">Dr. Alejandro Torres, Universitat de València</w:t>
-      </w:r>
-      <w:r>
-        <w:tab/>
-      </w:r>
-      <w:r>
-        <w:t xml:space="preserve">Workshop</w:t>
-      </w:r>
-    </w:p>
-    <w:p>
-      <w:pPr>
-        <w:pStyle w:val="EntryGap"/>
-        <w:spacing w:after="0"/>
-      </w:pPr>
-    </w:p>
-    <w:p>
-      <w:pPr>
-        <w:keepNext/>
-        <w:tabs>
-          <w:tab w:val="right" w:pos="10512"/>
-        </w:tabs>
-        <w:spacing w:after="0"/>
-      </w:pPr>
-      <w:r>
-        <w:rPr>
-          <w:b/>
-          <w:bCs/>
-        </w:rPr>
-        <w:t xml:space="preserve">Numerical Relativity Simulations of BBH Coalescence Using the Einstein Toolkit</w:t>
-      </w:r>
-      <w:r>
-        <w:tab/>
-      </w:r>
-      <w:r>
-        <w:t xml:space="preserve">Jul 2016</w:t>
-      </w:r>
-    </w:p>
-    <w:p>
-      <w:pPr>
-        <w:keepNext/>
-        <w:tabs>
-          <w:tab w:val="right" w:pos="10512"/>
-        </w:tabs>
-        <w:spacing w:after="0"/>
-      </w:pPr>
-      <w:r>
-        <w:rPr>
-          <w:i/>
-          <w:iCs/>
-        </w:rPr>
-        <w:t xml:space="preserve">Dr. Vassilios Mewes, Universitat de València</w:t>
-      </w:r>
-      <w:r>
-        <w:tab/>
-      </w:r>
-      <w:r>
-        <w:t xml:space="preserve">Workshop, 8 hours</w:t>
-      </w:r>
-    </w:p>
-    <w:p>
-      <w:pPr>
-        <w:pStyle w:val="EntryGap"/>
-        <w:spacing w:after="0"/>
-      </w:pPr>
-    </w:p>
-    <w:p>
-      <w:pPr>
-        <w:keepNext/>
-        <w:tabs>
-          <w:tab w:val="right" w:pos="10512"/>
-        </w:tabs>
-        <w:spacing w:after="0"/>
-      </w:pPr>
-      <w:r>
-        <w:rPr>
-          <w:b/>
-          <w:bCs/>
-        </w:rPr>
-        <w:t xml:space="preserve">The Universe in the Light of PLANCK and BICEP2</w:t>
-      </w:r>
-      <w:r>
-        <w:tab/>
-      </w:r>
-      <w:r>
-        <w:t xml:space="preserve">May 2014</w:t>
-      </w:r>
-    </w:p>
-    <w:p>
-      <w:pPr>
-        <w:keepNext/>
-        <w:tabs>
-          <w:tab w:val="right" w:pos="10512"/>
-        </w:tabs>
-        <w:spacing w:after="0"/>
-      </w:pPr>
-      <w:r>
-        <w:rPr>
-          <w:i/>
-          <w:iCs/>
-        </w:rPr>
-        <w:t xml:space="preserve">Prof. Nick Mavromatos, Universitat de València</w:t>
-      </w:r>
-      <w:r>
-        <w:tab/>
-      </w:r>
-      <w:r>
-        <w:t xml:space="preserve">Lecture series, 2 credits</w:t>
-      </w:r>
-    </w:p>
-    <w:p>
-      <w:pPr>
-        <w:pStyle w:val="EntryGap"/>
-        <w:spacing w:after="0"/>
-      </w:pPr>
-    </w:p>
-    <w:p>
-      <w:pPr>
-        <w:keepNext/>
-        <w:tabs>
-          <w:tab w:val="right" w:pos="10512"/>
-        </w:tabs>
-        <w:spacing w:after="0"/>
-      </w:pPr>
-      <w:r>
-        <w:rPr>
-          <w:b/>
-          <w:bCs/>
-        </w:rPr>
-        <w:t xml:space="preserve">Dark Matter</w:t>
-      </w:r>
-      <w:r>
-        <w:tab/>
-      </w:r>
-      <w:r>
-        <w:t xml:space="preserve">Sep 2013</w:t>
-      </w:r>
-    </w:p>
-    <w:p>
-      <w:pPr>
-        <w:keepNext/>
-        <w:tabs>
-          <w:tab w:val="right" w:pos="10512"/>
-        </w:tabs>
-        <w:spacing w:after="0"/>
-      </w:pPr>
-      <w:r>
-        <w:rPr>
-          <w:i/>
-          <w:iCs/>
-        </w:rPr>
-        <w:t xml:space="preserve">Prof. Alejandro Ibarra, Universitat de València</w:t>
-      </w:r>
-      <w:r>
-        <w:tab/>
-      </w:r>
-      <w:r>
-        <w:t xml:space="preserve">Lecture series, 2 credits</w:t>
-      </w:r>
-    </w:p>
-    <w:p>
-      <w:pPr>
-        <w:pStyle w:val="EntryGap"/>
-        <w:spacing w:after="0"/>
-      </w:pPr>
-    </w:p>
-    <w:p>
-      <w:pPr>
-        <w:keepNext/>
-        <w:tabs>
-          <w:tab w:val="right" w:pos="10512"/>
-        </w:tabs>
-        <w:spacing w:after="0"/>
-      </w:pPr>
-      <w:r>
-        <w:rPr>
-          <w:b/>
-          <w:bCs/>
-        </w:rPr>
-        <w:t xml:space="preserve">International Cargèse School on Cosmic Accelerators</w:t>
-      </w:r>
-      <w:r>
-        <w:tab/>
-      </w:r>
-      <w:r>
-        <w:t xml:space="preserve">Apr – May 2013</w:t>
-      </w:r>
-    </w:p>
-    <w:p>
-      <w:pPr>
-        <w:keepNext/>
-        <w:tabs>
-          <w:tab w:val="right" w:pos="10512"/>
-        </w:tabs>
-        <w:spacing w:after="0"/>
-      </w:pPr>
-      <w:r>
-        <w:rPr>
-          <w:i/>
-          <w:iCs/>
-        </w:rPr>
-        <w:t xml:space="preserve">Institut d'Études Scientifiques de Cargèse, France</w:t>
-      </w:r>
-      <w:r>
-        <w:tab/>
-      </w:r>
-      <w:r>
-        <w:t xml:space="preserve">Summer school</w:t>
-      </w:r>
-    </w:p>
-    <w:p>
-      <w:pPr>
-        <w:pStyle w:val="EntryGap"/>
-        <w:spacing w:after="0"/>
-      </w:pPr>
-    </w:p>
-    <w:p>
-      <w:pPr>
-        <w:keepNext/>
-        <w:tabs>
-          <w:tab w:val="right" w:pos="10512"/>
-        </w:tabs>
-        <w:spacing w:after="0"/>
-      </w:pPr>
-      <w:r>
-        <w:rPr>
-          <w:b/>
-          <w:bCs/>
-        </w:rPr>
-        <w:t xml:space="preserve">Introduction to C++ Programming</w:t>
-      </w:r>
-      <w:r>
-        <w:tab/>
-      </w:r>
-      <w:r>
-        <w:t xml:space="preserve">Apr 2012</w:t>
-      </w:r>
-    </w:p>
-    <w:p>
-      <w:pPr>
-        <w:keepNext/>
-        <w:tabs>
-          <w:tab w:val="right" w:pos="10512"/>
-        </w:tabs>
-        <w:spacing w:after="0"/>
-      </w:pPr>
-      <w:r>
-        <w:rPr>
-          <w:i/>
-          <w:iCs/>
-        </w:rPr>
-        <w:t xml:space="preserve">Dr. Jacek Generowicz, Universitat de València</w:t>
-      </w:r>
-      <w:r>
-        <w:tab/>
-      </w:r>
-      <w:r>
-        <w:t xml:space="preserve">Workshop, 6 credits</w:t>
-      </w:r>
-    </w:p>
-    <w:p>
-      <w:pPr>
-        <w:pStyle w:val="EntryGap"/>
-        <w:spacing w:after="0"/>
-      </w:pPr>
-    </w:p>
-    <w:p>
-      <w:pPr>
-        <w:keepNext/>
-        <w:tabs>
-          <w:tab w:val="right" w:pos="10512"/>
-        </w:tabs>
-        <w:spacing w:after="0"/>
-      </w:pPr>
-      <w:r>
-        <w:rPr>
-          <w:b/>
-          <w:bCs/>
-        </w:rPr>
-        <w:t xml:space="preserve">Numerical Relativistic Astrophysics</w:t>
-      </w:r>
-      <w:r>
-        <w:tab/>
-      </w:r>
-      <w:r>
-        <w:t xml:space="preserve">Mar – Apr 2012</w:t>
-      </w:r>
-    </w:p>
-    <w:p>
-      <w:pPr>
-        <w:keepNext/>
-        <w:tabs>
-          <w:tab w:val="right" w:pos="10512"/>
-        </w:tabs>
-        <w:spacing w:after="0"/>
-      </w:pPr>
-      <w:r>
-        <w:rPr>
-          <w:i/>
-          <w:iCs/>
-        </w:rPr>
-        <w:t xml:space="preserve">Prof. Luciano Rezzolla, Universitat de València</w:t>
-      </w:r>
-      <w:r>
-        <w:tab/>
-      </w:r>
-      <w:r>
-        <w:t xml:space="preserve">Lecture series, 9 hours</w:t>
-      </w:r>
-    </w:p>
-    <w:p>
-      <w:pPr>
-        <w:pStyle w:val="EntryGap"/>
-        <w:spacing w:after="0"/>
-      </w:pPr>
-    </w:p>
-    <w:p>
-      <w:pPr>
-        <w:keepNext/>
-        <w:tabs>
-          <w:tab w:val="right" w:pos="10512"/>
-        </w:tabs>
-        <w:spacing w:after="0"/>
-      </w:pPr>
-      <w:r>
-        <w:rPr>
-          <w:b/>
-          <w:bCs/>
-        </w:rPr>
-        <w:t xml:space="preserve">Fortran for Scientific Computing</w:t>
-      </w:r>
-      <w:r>
-        <w:tab/>
-      </w:r>
-      <w:r>
-        <w:t xml:space="preserve">Mar 2012</w:t>
-      </w:r>
-    </w:p>
-    <w:p>
-      <w:pPr>
-        <w:keepNext/>
-        <w:tabs>
-          <w:tab w:val="right" w:pos="10512"/>
-        </w:tabs>
-        <w:spacing w:after="0"/>
-      </w:pPr>
-      <w:r>
-        <w:rPr>
-          <w:i/>
-          <w:iCs/>
-        </w:rPr>
-        <w:t xml:space="preserve">HLRS, University of Stuttgart, Germany</w:t>
-      </w:r>
-      <w:r>
-        <w:tab/>
-      </w:r>
-      <w:r>
-        <w:t xml:space="preserve">Workshop, 33 hours</w:t>
-      </w:r>
-    </w:p>
-    <w:p>
-      <w:pPr>
-        <w:pStyle w:val="EntryGap"/>
-        <w:spacing w:after="0"/>
-      </w:pPr>
-    </w:p>
-    <w:p>
-      <w:pPr>
-        <w:pStyle w:val="Heading1"/>
-      </w:pPr>
-      <w:r>
         <w:t xml:space="preserve">Outreach</w:t>
       </w:r>
     </w:p>
@@ -4761,7 +4529,7 @@
       <w:pPr>
         <w:spacing w:after="0"/>
       </w:pPr>
-      <w:hyperlink w:history="1" r:id="rIdof2pehrwyyiyx67v4tchx">
+      <w:hyperlink w:history="1" r:id="rIdchba3epnocws2-8mcbclq">
         <w:r>
           <w:t xml:space="preserve">mexiciencia.github.io/post/anita</w:t>
         </w:r>
@@ -4821,7 +4589,7 @@
       <w:pPr>
         <w:spacing w:after="0"/>
       </w:pPr>
-      <w:hyperlink w:history="1" r:id="rIdeiahvzextysplnvmok5u_">
+      <w:hyperlink w:history="1" r:id="rId87fcjucck9m4axg0uwsdt">
         <w:r>
           <w:t xml:space="preserve">mexiciencia.github.io/post/modelo-sir</w:t>
         </w:r>
@@ -4884,7 +4652,7 @@
       <w:r>
         <w:t xml:space="preserve">Data analysis and modeling collaborator. </w:t>
       </w:r>
-      <w:hyperlink w:history="1" r:id="rIdcvglk5vnvvyknkv111iml">
+      <w:hyperlink w:history="1" r:id="rIdq3f3kgn_4srh9j3itrkoa">
         <w:r>
           <w:t xml:space="preserve">mexiciencia.github.io/post/covid19</w:t>
         </w:r>

--- a/RuedaBecerrilJM-CV-plain.docx
+++ b/RuedaBecerrilJM-CV-plain.docx
@@ -28,7 +28,7 @@
       <w:r>
         <w:t xml:space="preserve">  |  </w:t>
       </w:r>
-      <w:hyperlink w:history="1" r:id="rIdvvelzr0f0dbjcjjb-xiot">
+      <w:hyperlink w:history="1" r:id="rIdvaw4dmaumtbh18tuwfad9">
         <w:r>
           <w:t xml:space="preserve">jm.ruebe@gmail.com</w:t>
         </w:r>
@@ -42,7 +42,7 @@
       <w:r>
         <w:t xml:space="preserve">  |  </w:t>
       </w:r>
-      <w:hyperlink w:history="1" r:id="rIdjezsnoiq0mu-dszb1jofp">
+      <w:hyperlink w:history="1" r:id="rId2lh3_eunqumxjatw-tefc">
         <w:r>
           <w:t xml:space="preserve">linkedin.com/in/jeruebe</w:t>
         </w:r>
@@ -53,7 +53,7 @@
         <w:spacing w:after="60"/>
         <w:jc w:val="center"/>
       </w:pPr>
-      <w:hyperlink w:history="1" r:id="rIdpa2t2u29cqjmvt0xybzg1">
+      <w:hyperlink w:history="1" r:id="rIdbpf-zkhl2zxjqmfplzozt">
         <w:r>
           <w:t xml:space="preserve">altjerue.github.io</w:t>
         </w:r>
@@ -61,7 +61,7 @@
       <w:r>
         <w:t xml:space="preserve">  |  </w:t>
       </w:r>
-      <w:hyperlink w:history="1" r:id="rIdfjc5ke5c3ibj7mng8ot_a">
+      <w:hyperlink w:history="1" r:id="rIdb-_m14kmqjo808rgjbgjj">
         <w:r>
           <w:t xml:space="preserve">github.com/altjerue</w:t>
         </w:r>
@@ -69,7 +69,7 @@
       <w:r>
         <w:t xml:space="preserve">  |  </w:t>
       </w:r>
-      <w:hyperlink w:history="1" r:id="rIdderzdlznhp4pctqn5na7o">
+      <w:hyperlink w:history="1" r:id="rIdwdqqac-syr2f84atdwkoz">
         <w:r>
           <w:t xml:space="preserve">orcid.org/0000-0003-1988-1912</w:t>
         </w:r>
@@ -77,7 +77,7 @@
       <w:r>
         <w:t xml:space="preserve">  |  </w:t>
       </w:r>
-      <w:hyperlink w:history="1" r:id="rId4pqmzfxafpxxclc6dch1e">
+      <w:hyperlink w:history="1" r:id="rIdkarykte4hekpy4ifgi7p4">
         <w:r>
           <w:t xml:space="preserve">Google Scholar</w:t>
         </w:r>
@@ -1399,7 +1399,7 @@
       <w:r>
         <w:t xml:space="preserve">Thesis: </w:t>
       </w:r>
-      <w:hyperlink w:history="1" r:id="rIdctn4jx9zjhxiikqyhrw-h">
+      <w:hyperlink w:history="1" r:id="rIdlc6ietse7rkmqtgf6-g_q">
         <w:r>
           <w:t xml:space="preserve">Numerical treatment of radiation processes in the internal shocks of magnetized relativistic outflows</w:t>
         </w:r>
@@ -1696,7 +1696,7 @@
       <w:r>
         <w:t xml:space="preserve">, </w:t>
       </w:r>
-      <w:hyperlink w:history="1" r:id="rIdjc7m9yrop7xh57hlfnbox">
+      <w:hyperlink w:history="1" r:id="rIdc1f28zwcf95dx6z9erpqd">
         <w:r>
           <w:t xml:space="preserve">ApJ 976, 182 (2024)</w:t>
         </w:r>
@@ -1704,7 +1704,7 @@
       <w:r>
         <w:t xml:space="preserve">, </w:t>
       </w:r>
-      <w:hyperlink w:history="1" r:id="rIdtidympbqa4hr3z4l9c4hk">
+      <w:hyperlink w:history="1" r:id="rId41xte4012ceee8iolf0a9">
         <w:r>
           <w:t xml:space="preserve">arXiv:2405.17581</w:t>
         </w:r>
@@ -1741,7 +1741,7 @@
       <w:r>
         <w:t xml:space="preserve">, </w:t>
       </w:r>
-      <w:hyperlink w:history="1" r:id="rIdw_4n7k9mz2hywuxmvx4cf">
+      <w:hyperlink w:history="1" r:id="rIdfkmchqfsxps1xu0p8gr8f">
         <w:r>
           <w:t xml:space="preserve">MNRAS 513, 5766–5779 (2022)</w:t>
         </w:r>
@@ -1749,7 +1749,7 @@
       <w:r>
         <w:t xml:space="preserve">, </w:t>
       </w:r>
-      <w:hyperlink w:history="1" r:id="rId8rrgzafr-1_bkoyrwe9z9">
+      <w:hyperlink w:history="1" r:id="rIdvmr6dceaey6q88xt5yo99">
         <w:r>
           <w:t xml:space="preserve">arXiv:2201.07790</w:t>
         </w:r>
@@ -1786,7 +1786,7 @@
       <w:r>
         <w:t xml:space="preserve">, </w:t>
       </w:r>
-      <w:hyperlink w:history="1" r:id="rIdycuowmj824qnkezy7aidr">
+      <w:hyperlink w:history="1" r:id="rId9t1yxwemdvok3snnv9t-0">
         <w:r>
           <w:t xml:space="preserve">Phys. Rev. D 106, 083015 (2022)</w:t>
         </w:r>
@@ -1794,7 +1794,7 @@
       <w:r>
         <w:t xml:space="preserve">, </w:t>
       </w:r>
-      <w:hyperlink w:history="1" r:id="rIdgvtn2hwilyyhfbkpyy6fe">
+      <w:hyperlink w:history="1" r:id="rIdz-ixq_b9ted1ft777ew3t">
         <w:r>
           <w:t xml:space="preserve">arXiv:2112.09817</w:t>
         </w:r>
@@ -1831,7 +1831,7 @@
       <w:r>
         <w:t xml:space="preserve">, </w:t>
       </w:r>
-      <w:hyperlink w:history="1" r:id="rIdgh3nrosv8d4jrmf4platr">
+      <w:hyperlink w:history="1" r:id="rIdeutdk8tnki8frl5mpu37p">
         <w:r>
           <w:t xml:space="preserve">ApJ 919, 95 (2021)</w:t>
         </w:r>
@@ -1839,7 +1839,7 @@
       <w:r>
         <w:t xml:space="preserve">, </w:t>
       </w:r>
-      <w:hyperlink w:history="1" r:id="rIdjazvfbuzlstv6zn8w4crn">
+      <w:hyperlink w:history="1" r:id="rId_ivzm8gdoctruf02euqdf">
         <w:r>
           <w:t xml:space="preserve">arXiv:2106.05356</w:t>
         </w:r>
@@ -1876,7 +1876,7 @@
       <w:r>
         <w:t xml:space="preserve">, </w:t>
       </w:r>
-      <w:hyperlink w:history="1" r:id="rIdayyoz7faqqdonmuxhm-l4">
+      <w:hyperlink w:history="1" r:id="rIdpss5jepahmkjghpyesduf">
         <w:r>
           <w:t xml:space="preserve">MNRAS 501, 4092–4102 (2021)</w:t>
         </w:r>
@@ -1884,7 +1884,7 @@
       <w:r>
         <w:t xml:space="preserve">, </w:t>
       </w:r>
-      <w:hyperlink w:history="1" r:id="rId7xrwj_prkl4ibhjfmulw4">
+      <w:hyperlink w:history="1" r:id="rIdgzj827z1f6wdespyxhai_">
         <w:r>
           <w:t xml:space="preserve">arXiv:2009.02273</w:t>
         </w:r>
@@ -1921,7 +1921,7 @@
       <w:r>
         <w:t xml:space="preserve">, </w:t>
       </w:r>
-      <w:hyperlink w:history="1" r:id="rId8mfaho46ah2t-4kmtqtv2">
+      <w:hyperlink w:history="1" r:id="rIdv2yzir_non5xvuhjtar2l">
         <w:r>
           <w:t xml:space="preserve">MNRAS 496, 974–986 (2020)</w:t>
         </w:r>
@@ -1929,7 +1929,7 @@
       <w:r>
         <w:t xml:space="preserve">, </w:t>
       </w:r>
-      <w:hyperlink w:history="1" r:id="rIdqlcrjpaxyo4wgmacjs0wo">
+      <w:hyperlink w:history="1" r:id="rIdplexs88c7miutzti24mlw">
         <w:r>
           <w:t xml:space="preserve">arXiv:1910.14049</w:t>
         </w:r>
@@ -1966,7 +1966,7 @@
       <w:r>
         <w:t xml:space="preserve">, </w:t>
       </w:r>
-      <w:hyperlink w:history="1" r:id="rIdopdvyitrs0anbxjby_ick">
+      <w:hyperlink w:history="1" r:id="rIdbirvszvsaz0qlazrn2lrw">
         <w:r>
           <w:t xml:space="preserve">MNRAS 468, 1169–1182 (2017)</w:t>
         </w:r>
@@ -1974,7 +1974,7 @@
       <w:r>
         <w:t xml:space="preserve">, </w:t>
       </w:r>
-      <w:hyperlink w:history="1" r:id="rIdwttrkbcf6ruo9sm8xoj9k">
+      <w:hyperlink w:history="1" r:id="rIdfem98p1kecl8mk8k-k9dq">
         <w:r>
           <w:t xml:space="preserve">arXiv:1612.06383</w:t>
         </w:r>
@@ -2011,7 +2011,7 @@
       <w:r>
         <w:t xml:space="preserve">, </w:t>
       </w:r>
-      <w:hyperlink w:history="1" r:id="rIdmuq5uexmfq6_ihmr591u6">
+      <w:hyperlink w:history="1" r:id="rIdt-n9ipnk1mgd4du1qsm_p">
         <w:r>
           <w:t xml:space="preserve">MNRAS 438, 1856–1869 (2014)</w:t>
         </w:r>
@@ -2019,7 +2019,7 @@
       <w:r>
         <w:t xml:space="preserve">, </w:t>
       </w:r>
-      <w:hyperlink w:history="1" r:id="rIdpe6rwzdqofih1e8dvddxn">
+      <w:hyperlink w:history="1" r:id="rIdjysfqmcg2fyekg-3-rzdu">
         <w:r>
           <w:t xml:space="preserve">arXiv:1310.5441</w:t>
         </w:r>
@@ -2056,7 +2056,7 @@
       <w:r>
         <w:t xml:space="preserve">, </w:t>
       </w:r>
-      <w:hyperlink w:history="1" r:id="rIdpovieeimgao1riorwbq3-">
+      <w:hyperlink w:history="1" r:id="rId1kpyd2jw6tumjewrzrl2_">
         <w:r>
           <w:t xml:space="preserve">Phys. Rev. D 80, 084023 (2009)</w:t>
         </w:r>
@@ -2064,7 +2064,7 @@
       <w:r>
         <w:t xml:space="preserve">, </w:t>
       </w:r>
-      <w:hyperlink w:history="1" r:id="rIde3bnaxpuhqg8qozfh9hxb">
+      <w:hyperlink w:history="1" r:id="rIdq1kt4spfgamigpmqluezx">
         <w:r>
           <w:t xml:space="preserve">arXiv:1009.1250</w:t>
         </w:r>
@@ -2109,7 +2109,7 @@
       <w:r>
         <w:t xml:space="preserve">, </w:t>
       </w:r>
-      <w:hyperlink w:history="1" r:id="rIdvdjlazwcx4cktfeczxgm-">
+      <w:hyperlink w:history="1" r:id="rIdxn5iskxpolwkyysl83uy3">
         <w:r>
           <w:t xml:space="preserve">Astron. Nachr. 342, 277–282 (2021)</w:t>
         </w:r>
@@ -2117,7 +2117,7 @@
       <w:r>
         <w:t xml:space="preserve">, 9th International Workshop on Astronomy and Relativistic Astrophysics, </w:t>
       </w:r>
-      <w:hyperlink w:history="1" r:id="rIdbnemtpdmatgwcylopmcii">
+      <w:hyperlink w:history="1" r:id="rId4mitvlwplou3klnsmcb7h">
         <w:r>
           <w:t xml:space="preserve">arXiv:2011.13797</w:t>
         </w:r>
@@ -2154,7 +2154,7 @@
       <w:r>
         <w:t xml:space="preserve">, </w:t>
       </w:r>
-      <w:hyperlink w:history="1" r:id="rIdfoars0p1mkmj1xqbfzylq">
+      <w:hyperlink w:history="1" r:id="rIdsmxf1i6xjwsdz1fwcd96u">
         <w:r>
           <w:t xml:space="preserve">Astron. Nachr. 342, 147–152 (2021)</w:t>
         </w:r>
@@ -2162,7 +2162,7 @@
       <w:r>
         <w:t xml:space="preserve">, 9th International Workshop on Astronomy and Relativistic Astrophysics, </w:t>
       </w:r>
-      <w:hyperlink w:history="1" r:id="rId0ws274pxcviwp0sebugmk">
+      <w:hyperlink w:history="1" r:id="rId3-bc8iea5rdmv73zeglhg">
         <w:r>
           <w:t xml:space="preserve">arXiv:2011.13805</w:t>
         </w:r>
@@ -2199,7 +2199,7 @@
       <w:r>
         <w:t xml:space="preserve">, </w:t>
       </w:r>
-      <w:hyperlink w:history="1" r:id="rIdq6c3cwj56fhuee460rdqa">
+      <w:hyperlink w:history="1" r:id="rIdidnczlrsxwa-tcxbar4nt">
         <w:r>
           <w:t xml:space="preserve">PoS(SWIFT 10) 233, 159 (2014)</w:t>
         </w:r>
@@ -2207,7 +2207,7 @@
       <w:r>
         <w:t xml:space="preserve">, </w:t>
       </w:r>
-      <w:hyperlink w:history="1" r:id="rIdb5tubdqfudsef_luxz5fw">
+      <w:hyperlink w:history="1" r:id="rIdknlniio7bdzclxgap8pma">
         <w:r>
           <w:t xml:space="preserve">arXiv:1502.07882</w:t>
         </w:r>
@@ -2244,7 +2244,7 @@
       <w:r>
         <w:t xml:space="preserve">, </w:t>
       </w:r>
-      <w:hyperlink w:history="1" r:id="rId80jdi57h8sd6d2m8tixer">
+      <w:hyperlink w:history="1" r:id="rIdo3qi87yd3j_cgftvdoxqa">
         <w:r>
           <w:t xml:space="preserve">EPJ Web Conf. 61, 02007 (2013)</w:t>
         </w:r>
@@ -2252,7 +2252,7 @@
       <w:r>
         <w:t xml:space="preserve">, </w:t>
       </w:r>
-      <w:hyperlink w:history="1" r:id="rIdbmntbegdzf3aokn4gjne8">
+      <w:hyperlink w:history="1" r:id="rIdsugtcked5asbep_wot3w2">
         <w:r>
           <w:t xml:space="preserve">arXiv:1309.4612</w:t>
         </w:r>
@@ -2289,7 +2289,7 @@
       <w:r>
         <w:t xml:space="preserve">, </w:t>
       </w:r>
-      <w:hyperlink w:history="1" r:id="rIdanns17n7jpoqlnn-ti3cb">
+      <w:hyperlink w:history="1" r:id="rIdl9z_350ft89deifohfxue">
         <w:r>
           <w:t xml:space="preserve">J. Phys.: Conf. Ser. 454, 012001 (2013)</w:t>
         </w:r>
@@ -2297,7 +2297,7 @@
       <w:r>
         <w:t xml:space="preserve">, </w:t>
       </w:r>
-      <w:hyperlink w:history="1" r:id="rId1t8lti-zpfu-ui4q_kd_r">
+      <w:hyperlink w:history="1" r:id="rId5wgg-z-0bre8rjw97e3rj">
         <w:r>
           <w:t xml:space="preserve">arXiv:1211.1794</w:t>
         </w:r>
@@ -2700,7 +2700,7 @@
       <w:r>
         <w:tab/>
       </w:r>
-      <w:hyperlink w:history="1" r:id="rId2w5uny4fa8pg08s8ldfit">
+      <w:hyperlink w:history="1" r:id="rIdyxfh9cdk6jeeyh4kkzume">
         <w:r>
           <w:t xml:space="preserve">github.com/altjerue/ilwikak-ml</w:t>
         </w:r>
@@ -2791,7 +2791,7 @@
       <w:r>
         <w:tab/>
       </w:r>
-      <w:hyperlink w:history="1" r:id="rIdws3-dkorgdbvrgns-esev">
+      <w:hyperlink w:history="1" r:id="rIdk0tm3e2--qyk-doffmcxr">
         <w:r>
           <w:t xml:space="preserve">github.com/UW-ForestMycobiomeLab/WindSporesHills</w:t>
         </w:r>
@@ -2856,7 +2856,7 @@
       <w:r>
         <w:tab/>
       </w:r>
-      <w:hyperlink w:history="1" r:id="rId1v--gag9hzdhrtxrz688d">
+      <w:hyperlink w:history="1" r:id="rIdwxjkvilbpzsnsw5mjpmv8">
         <w:r>
           <w:t xml:space="preserve">github.com/zkdavis/Tleco</w:t>
         </w:r>
@@ -2921,7 +2921,7 @@
       <w:r>
         <w:tab/>
       </w:r>
-      <w:hyperlink w:history="1" r:id="rId1pohprvd-p9zru-2k3un8">
+      <w:hyperlink w:history="1" r:id="rIdrzpcpkd3gqbibeidyr-xf">
         <w:r>
           <w:t xml:space="preserve">github.com/altjerue/paramo</w:t>
         </w:r>
@@ -3532,7 +3532,7 @@
       <w:r>
         <w:t xml:space="preserve">Video: </w:t>
       </w:r>
-      <w:hyperlink w:history="1" r:id="rId8nk3pbdo8oluzcfy-ury5">
+      <w:hyperlink w:history="1" r:id="rIdmeqnjmzqfxwzjv68vbwla">
         <w:r>
           <w:t xml:space="preserve">youtube.com/watch?v=BAZNWLNT69M</w:t>
         </w:r>
@@ -3703,7 +3703,7 @@
       <w:r>
         <w:t xml:space="preserve">Marcos Moshinsky Award for Best Poster. Video: </w:t>
       </w:r>
-      <w:hyperlink w:history="1" r:id="rIdoqignxwpd-8p5hkx0uace">
+      <w:hyperlink w:history="1" r:id="rIdq5ywatbwzj25vatozcrq7">
         <w:r>
           <w:t xml:space="preserve">youtube.com/watch?v=0TJiKg7kOPI</w:t>
         </w:r>
@@ -4529,7 +4529,7 @@
       <w:pPr>
         <w:spacing w:after="0"/>
       </w:pPr>
-      <w:hyperlink w:history="1" r:id="rIdchba3epnocws2-8mcbclq">
+      <w:hyperlink w:history="1" r:id="rIdn5esio6wlkymijrfh8s21">
         <w:r>
           <w:t xml:space="preserve">mexiciencia.github.io/post/anita</w:t>
         </w:r>
@@ -4589,7 +4589,7 @@
       <w:pPr>
         <w:spacing w:after="0"/>
       </w:pPr>
-      <w:hyperlink w:history="1" r:id="rId87fcjucck9m4axg0uwsdt">
+      <w:hyperlink w:history="1" r:id="rIdtslno-otphsdtbtplb5sd">
         <w:r>
           <w:t xml:space="preserve">mexiciencia.github.io/post/modelo-sir</w:t>
         </w:r>
@@ -4652,7 +4652,7 @@
       <w:r>
         <w:t xml:space="preserve">Data analysis and modeling collaborator. </w:t>
       </w:r>
-      <w:hyperlink w:history="1" r:id="rIdq3f3kgn_4srh9j3itrkoa">
+      <w:hyperlink w:history="1" r:id="rIdtodjhrrpaq0q7qy2qkll3">
         <w:r>
           <w:t xml:space="preserve">mexiciencia.github.io/post/covid19</w:t>
         </w:r>

--- a/RuedaBecerrilJM-CV-plain.docx
+++ b/RuedaBecerrilJM-CV-plain.docx
@@ -28,7 +28,7 @@
       <w:r>
         <w:t xml:space="preserve">  |  </w:t>
       </w:r>
-      <w:hyperlink w:history="1" r:id="rIdvaw4dmaumtbh18tuwfad9">
+      <w:hyperlink w:history="1" r:id="rId4lg4hdia5tehz34s9-tem">
         <w:r>
           <w:t xml:space="preserve">jm.ruebe@gmail.com</w:t>
         </w:r>
@@ -42,7 +42,7 @@
       <w:r>
         <w:t xml:space="preserve">  |  </w:t>
       </w:r>
-      <w:hyperlink w:history="1" r:id="rId2lh3_eunqumxjatw-tefc">
+      <w:hyperlink w:history="1" r:id="rIdquvd0hjetbgu30kjne5zd">
         <w:r>
           <w:t xml:space="preserve">linkedin.com/in/jeruebe</w:t>
         </w:r>
@@ -53,7 +53,7 @@
         <w:spacing w:after="60"/>
         <w:jc w:val="center"/>
       </w:pPr>
-      <w:hyperlink w:history="1" r:id="rIdbpf-zkhl2zxjqmfplzozt">
+      <w:hyperlink w:history="1" r:id="rIdwc1ocsxtsi6tyljfyasbp">
         <w:r>
           <w:t xml:space="preserve">altjerue.github.io</w:t>
         </w:r>
@@ -61,7 +61,7 @@
       <w:r>
         <w:t xml:space="preserve">  |  </w:t>
       </w:r>
-      <w:hyperlink w:history="1" r:id="rIdb-_m14kmqjo808rgjbgjj">
+      <w:hyperlink w:history="1" r:id="rIdnj_m2ibhemzq7pzdyv4zq">
         <w:r>
           <w:t xml:space="preserve">github.com/altjerue</w:t>
         </w:r>
@@ -69,7 +69,7 @@
       <w:r>
         <w:t xml:space="preserve">  |  </w:t>
       </w:r>
-      <w:hyperlink w:history="1" r:id="rIdwdqqac-syr2f84atdwkoz">
+      <w:hyperlink w:history="1" r:id="rIddllwqqhjnhedol6hy6qws">
         <w:r>
           <w:t xml:space="preserve">orcid.org/0000-0003-1988-1912</w:t>
         </w:r>
@@ -77,7 +77,7 @@
       <w:r>
         <w:t xml:space="preserve">  |  </w:t>
       </w:r>
-      <w:hyperlink w:history="1" r:id="rIdkarykte4hekpy4ifgi7p4">
+      <w:hyperlink w:history="1" r:id="rIdzar299n4-ljkgljxfs5hz">
         <w:r>
           <w:t xml:space="preserve">Google Scholar</w:t>
         </w:r>
@@ -1399,7 +1399,7 @@
       <w:r>
         <w:t xml:space="preserve">Thesis: </w:t>
       </w:r>
-      <w:hyperlink w:history="1" r:id="rIdlc6ietse7rkmqtgf6-g_q">
+      <w:hyperlink w:history="1" r:id="rIdxs8r3y4tiz2o2y1tnburo">
         <w:r>
           <w:t xml:space="preserve">Numerical treatment of radiation processes in the internal shocks of magnetized relativistic outflows</w:t>
         </w:r>
@@ -1696,7 +1696,7 @@
       <w:r>
         <w:t xml:space="preserve">, </w:t>
       </w:r>
-      <w:hyperlink w:history="1" r:id="rIdc1f28zwcf95dx6z9erpqd">
+      <w:hyperlink w:history="1" r:id="rIdnr3y57jnemijmnvzsxdnh">
         <w:r>
           <w:t xml:space="preserve">ApJ 976, 182 (2024)</w:t>
         </w:r>
@@ -1704,7 +1704,7 @@
       <w:r>
         <w:t xml:space="preserve">, </w:t>
       </w:r>
-      <w:hyperlink w:history="1" r:id="rId41xte4012ceee8iolf0a9">
+      <w:hyperlink w:history="1" r:id="rIdh2bsqaldbqk1riqxv1nag">
         <w:r>
           <w:t xml:space="preserve">arXiv:2405.17581</w:t>
         </w:r>
@@ -1741,7 +1741,7 @@
       <w:r>
         <w:t xml:space="preserve">, </w:t>
       </w:r>
-      <w:hyperlink w:history="1" r:id="rIdfkmchqfsxps1xu0p8gr8f">
+      <w:hyperlink w:history="1" r:id="rIdwbk6d5pgrqn_kbtyn3fct">
         <w:r>
           <w:t xml:space="preserve">MNRAS 513, 5766–5779 (2022)</w:t>
         </w:r>
@@ -1749,7 +1749,7 @@
       <w:r>
         <w:t xml:space="preserve">, </w:t>
       </w:r>
-      <w:hyperlink w:history="1" r:id="rIdvmr6dceaey6q88xt5yo99">
+      <w:hyperlink w:history="1" r:id="rIdxgvoihcctv4xanslbcivx">
         <w:r>
           <w:t xml:space="preserve">arXiv:2201.07790</w:t>
         </w:r>
@@ -1786,7 +1786,7 @@
       <w:r>
         <w:t xml:space="preserve">, </w:t>
       </w:r>
-      <w:hyperlink w:history="1" r:id="rId9t1yxwemdvok3snnv9t-0">
+      <w:hyperlink w:history="1" r:id="rIdggulmlstq6jhu7gtkwdll">
         <w:r>
           <w:t xml:space="preserve">Phys. Rev. D 106, 083015 (2022)</w:t>
         </w:r>
@@ -1794,7 +1794,7 @@
       <w:r>
         <w:t xml:space="preserve">, </w:t>
       </w:r>
-      <w:hyperlink w:history="1" r:id="rIdz-ixq_b9ted1ft777ew3t">
+      <w:hyperlink w:history="1" r:id="rIdowfkvzcz3-8dy0jzub-bo">
         <w:r>
           <w:t xml:space="preserve">arXiv:2112.09817</w:t>
         </w:r>
@@ -1831,7 +1831,7 @@
       <w:r>
         <w:t xml:space="preserve">, </w:t>
       </w:r>
-      <w:hyperlink w:history="1" r:id="rIdeutdk8tnki8frl5mpu37p">
+      <w:hyperlink w:history="1" r:id="rIdbn7t3s0bawu11zff5ykdr">
         <w:r>
           <w:t xml:space="preserve">ApJ 919, 95 (2021)</w:t>
         </w:r>
@@ -1839,7 +1839,7 @@
       <w:r>
         <w:t xml:space="preserve">, </w:t>
       </w:r>
-      <w:hyperlink w:history="1" r:id="rId_ivzm8gdoctruf02euqdf">
+      <w:hyperlink w:history="1" r:id="rIdthb1uwhavn_wkvutxuixo">
         <w:r>
           <w:t xml:space="preserve">arXiv:2106.05356</w:t>
         </w:r>
@@ -1876,7 +1876,7 @@
       <w:r>
         <w:t xml:space="preserve">, </w:t>
       </w:r>
-      <w:hyperlink w:history="1" r:id="rIdpss5jepahmkjghpyesduf">
+      <w:hyperlink w:history="1" r:id="rId82ye8m01azl6ovdpyd7yc">
         <w:r>
           <w:t xml:space="preserve">MNRAS 501, 4092–4102 (2021)</w:t>
         </w:r>
@@ -1884,7 +1884,7 @@
       <w:r>
         <w:t xml:space="preserve">, </w:t>
       </w:r>
-      <w:hyperlink w:history="1" r:id="rIdgzj827z1f6wdespyxhai_">
+      <w:hyperlink w:history="1" r:id="rIdpicl5q_kadjosy0jm1qhn">
         <w:r>
           <w:t xml:space="preserve">arXiv:2009.02273</w:t>
         </w:r>
@@ -1921,7 +1921,7 @@
       <w:r>
         <w:t xml:space="preserve">, </w:t>
       </w:r>
-      <w:hyperlink w:history="1" r:id="rIdv2yzir_non5xvuhjtar2l">
+      <w:hyperlink w:history="1" r:id="rId1yntkjccxcnfgyiwvparp">
         <w:r>
           <w:t xml:space="preserve">MNRAS 496, 974–986 (2020)</w:t>
         </w:r>
@@ -1929,7 +1929,7 @@
       <w:r>
         <w:t xml:space="preserve">, </w:t>
       </w:r>
-      <w:hyperlink w:history="1" r:id="rIdplexs88c7miutzti24mlw">
+      <w:hyperlink w:history="1" r:id="rIdsoaevwpz1bpc7c7q9efir">
         <w:r>
           <w:t xml:space="preserve">arXiv:1910.14049</w:t>
         </w:r>
@@ -1966,7 +1966,7 @@
       <w:r>
         <w:t xml:space="preserve">, </w:t>
       </w:r>
-      <w:hyperlink w:history="1" r:id="rIdbirvszvsaz0qlazrn2lrw">
+      <w:hyperlink w:history="1" r:id="rIdv1m-najiwvsqdsczfvc-h">
         <w:r>
           <w:t xml:space="preserve">MNRAS 468, 1169–1182 (2017)</w:t>
         </w:r>
@@ -1974,7 +1974,7 @@
       <w:r>
         <w:t xml:space="preserve">, </w:t>
       </w:r>
-      <w:hyperlink w:history="1" r:id="rIdfem98p1kecl8mk8k-k9dq">
+      <w:hyperlink w:history="1" r:id="rIdtzcowdvehqiznenfm4bjz">
         <w:r>
           <w:t xml:space="preserve">arXiv:1612.06383</w:t>
         </w:r>
@@ -2011,7 +2011,7 @@
       <w:r>
         <w:t xml:space="preserve">, </w:t>
       </w:r>
-      <w:hyperlink w:history="1" r:id="rIdt-n9ipnk1mgd4du1qsm_p">
+      <w:hyperlink w:history="1" r:id="rIdjloyfct19c7y6gruytkqq">
         <w:r>
           <w:t xml:space="preserve">MNRAS 438, 1856–1869 (2014)</w:t>
         </w:r>
@@ -2019,7 +2019,7 @@
       <w:r>
         <w:t xml:space="preserve">, </w:t>
       </w:r>
-      <w:hyperlink w:history="1" r:id="rIdjysfqmcg2fyekg-3-rzdu">
+      <w:hyperlink w:history="1" r:id="rIdzu1lcqosfwjpudcubqu2k">
         <w:r>
           <w:t xml:space="preserve">arXiv:1310.5441</w:t>
         </w:r>
@@ -2056,7 +2056,7 @@
       <w:r>
         <w:t xml:space="preserve">, </w:t>
       </w:r>
-      <w:hyperlink w:history="1" r:id="rId1kpyd2jw6tumjewrzrl2_">
+      <w:hyperlink w:history="1" r:id="rIdethgifrrgzwj18dsgi5xf">
         <w:r>
           <w:t xml:space="preserve">Phys. Rev. D 80, 084023 (2009)</w:t>
         </w:r>
@@ -2064,7 +2064,7 @@
       <w:r>
         <w:t xml:space="preserve">, </w:t>
       </w:r>
-      <w:hyperlink w:history="1" r:id="rIdq1kt4spfgamigpmqluezx">
+      <w:hyperlink w:history="1" r:id="rIdc3n6edb1ssyjt4luv0dxf">
         <w:r>
           <w:t xml:space="preserve">arXiv:1009.1250</w:t>
         </w:r>
@@ -2109,7 +2109,7 @@
       <w:r>
         <w:t xml:space="preserve">, </w:t>
       </w:r>
-      <w:hyperlink w:history="1" r:id="rIdxn5iskxpolwkyysl83uy3">
+      <w:hyperlink w:history="1" r:id="rIdcs2nqtr-j0tgbmieh3hau">
         <w:r>
           <w:t xml:space="preserve">Astron. Nachr. 342, 277–282 (2021)</w:t>
         </w:r>
@@ -2117,7 +2117,7 @@
       <w:r>
         <w:t xml:space="preserve">, 9th International Workshop on Astronomy and Relativistic Astrophysics, </w:t>
       </w:r>
-      <w:hyperlink w:history="1" r:id="rId4mitvlwplou3klnsmcb7h">
+      <w:hyperlink w:history="1" r:id="rIdz60hakj2ki6ndqgwqlomz">
         <w:r>
           <w:t xml:space="preserve">arXiv:2011.13797</w:t>
         </w:r>
@@ -2154,7 +2154,7 @@
       <w:r>
         <w:t xml:space="preserve">, </w:t>
       </w:r>
-      <w:hyperlink w:history="1" r:id="rIdsmxf1i6xjwsdz1fwcd96u">
+      <w:hyperlink w:history="1" r:id="rIdo5lyuk67oq9tz-ttkhxrw">
         <w:r>
           <w:t xml:space="preserve">Astron. Nachr. 342, 147–152 (2021)</w:t>
         </w:r>
@@ -2162,7 +2162,7 @@
       <w:r>
         <w:t xml:space="preserve">, 9th International Workshop on Astronomy and Relativistic Astrophysics, </w:t>
       </w:r>
-      <w:hyperlink w:history="1" r:id="rId3-bc8iea5rdmv73zeglhg">
+      <w:hyperlink w:history="1" r:id="rIdihpbcem3kryfzb3k53qjl">
         <w:r>
           <w:t xml:space="preserve">arXiv:2011.13805</w:t>
         </w:r>
@@ -2199,7 +2199,7 @@
       <w:r>
         <w:t xml:space="preserve">, </w:t>
       </w:r>
-      <w:hyperlink w:history="1" r:id="rIdidnczlrsxwa-tcxbar4nt">
+      <w:hyperlink w:history="1" r:id="rIdlrfttk6upo4h7p1sycke4">
         <w:r>
           <w:t xml:space="preserve">PoS(SWIFT 10) 233, 159 (2014)</w:t>
         </w:r>
@@ -2207,7 +2207,7 @@
       <w:r>
         <w:t xml:space="preserve">, </w:t>
       </w:r>
-      <w:hyperlink w:history="1" r:id="rIdknlniio7bdzclxgap8pma">
+      <w:hyperlink w:history="1" r:id="rIdxqxvqmff5rlybavfie8r3">
         <w:r>
           <w:t xml:space="preserve">arXiv:1502.07882</w:t>
         </w:r>
@@ -2244,7 +2244,7 @@
       <w:r>
         <w:t xml:space="preserve">, </w:t>
       </w:r>
-      <w:hyperlink w:history="1" r:id="rIdo3qi87yd3j_cgftvdoxqa">
+      <w:hyperlink w:history="1" r:id="rIds5px2or5ledkqacmh-pi8">
         <w:r>
           <w:t xml:space="preserve">EPJ Web Conf. 61, 02007 (2013)</w:t>
         </w:r>
@@ -2252,7 +2252,7 @@
       <w:r>
         <w:t xml:space="preserve">, </w:t>
       </w:r>
-      <w:hyperlink w:history="1" r:id="rIdsugtcked5asbep_wot3w2">
+      <w:hyperlink w:history="1" r:id="rIdvh8xt7zqt4qlgqtvqkiad">
         <w:r>
           <w:t xml:space="preserve">arXiv:1309.4612</w:t>
         </w:r>
@@ -2289,7 +2289,7 @@
       <w:r>
         <w:t xml:space="preserve">, </w:t>
       </w:r>
-      <w:hyperlink w:history="1" r:id="rIdl9z_350ft89deifohfxue">
+      <w:hyperlink w:history="1" r:id="rIdmbof0j_5xzgru68nr5h3l">
         <w:r>
           <w:t xml:space="preserve">J. Phys.: Conf. Ser. 454, 012001 (2013)</w:t>
         </w:r>
@@ -2297,7 +2297,7 @@
       <w:r>
         <w:t xml:space="preserve">, </w:t>
       </w:r>
-      <w:hyperlink w:history="1" r:id="rId5wgg-z-0bre8rjw97e3rj">
+      <w:hyperlink w:history="1" r:id="rId_u6b1bj8hl37ka58fdxnu">
         <w:r>
           <w:t xml:space="preserve">arXiv:1211.1794</w:t>
         </w:r>
@@ -2700,7 +2700,7 @@
       <w:r>
         <w:tab/>
       </w:r>
-      <w:hyperlink w:history="1" r:id="rIdyxfh9cdk6jeeyh4kkzume">
+      <w:hyperlink w:history="1" r:id="rIdw8m29abs8y9anosh5fzl6">
         <w:r>
           <w:t xml:space="preserve">github.com/altjerue/ilwikak-ml</w:t>
         </w:r>
@@ -2791,7 +2791,7 @@
       <w:r>
         <w:tab/>
       </w:r>
-      <w:hyperlink w:history="1" r:id="rIdk0tm3e2--qyk-doffmcxr">
+      <w:hyperlink w:history="1" r:id="rIddhqup10ct36p9a8tgsshd">
         <w:r>
           <w:t xml:space="preserve">github.com/UW-ForestMycobiomeLab/WindSporesHills</w:t>
         </w:r>
@@ -2856,7 +2856,7 @@
       <w:r>
         <w:tab/>
       </w:r>
-      <w:hyperlink w:history="1" r:id="rIdwxjkvilbpzsnsw5mjpmv8">
+      <w:hyperlink w:history="1" r:id="rIdhxsvfdwmhhewt41rj7l7q">
         <w:r>
           <w:t xml:space="preserve">github.com/zkdavis/Tleco</w:t>
         </w:r>
@@ -2921,7 +2921,7 @@
       <w:r>
         <w:tab/>
       </w:r>
-      <w:hyperlink w:history="1" r:id="rIdrzpcpkd3gqbibeidyr-xf">
+      <w:hyperlink w:history="1" r:id="rIdqmdvdbwn2tlwfbbju6nao">
         <w:r>
           <w:t xml:space="preserve">github.com/altjerue/paramo</w:t>
         </w:r>
@@ -3136,56 +3136,6 @@
           <w:b/>
           <w:bCs/>
         </w:rPr>
-        <w:t xml:space="preserve">The Role of Machine Learning in Environmental Science</w:t>
-      </w:r>
-      <w:r>
-        <w:tab/>
-      </w:r>
-      <w:r>
-        <w:t xml:space="preserve">Mar 2024</w:t>
-      </w:r>
-    </w:p>
-    <w:p>
-      <w:pPr>
-        <w:keepNext/>
-        <w:tabs>
-          <w:tab w:val="right" w:pos="10512"/>
-        </w:tabs>
-        <w:spacing w:after="0"/>
-      </w:pPr>
-      <w:r>
-        <w:rPr>
-          <w:i/>
-          <w:iCs/>
-        </w:rPr>
-        <w:t xml:space="preserve">Seminar on Climate Change Ecology, University of Washington</w:t>
-      </w:r>
-      <w:r>
-        <w:tab/>
-      </w:r>
-      <w:r>
-        <w:t xml:space="preserve">Seattle, WA</w:t>
-      </w:r>
-    </w:p>
-    <w:p>
-      <w:pPr>
-        <w:pStyle w:val="EntryGap"/>
-        <w:spacing w:after="0"/>
-      </w:pPr>
-    </w:p>
-    <w:p>
-      <w:pPr>
-        <w:keepNext/>
-        <w:tabs>
-          <w:tab w:val="right" w:pos="10512"/>
-        </w:tabs>
-        <w:spacing w:after="0"/>
-      </w:pPr>
-      <w:r>
-        <w:rPr>
-          <w:b/>
-          <w:bCs/>
-        </w:rPr>
         <w:t xml:space="preserve">Morphology of the spectra from numerical simulations of the internal shocks model for blazars</w:t>
       </w:r>
       <w:r>
@@ -3532,7 +3482,7 @@
       <w:r>
         <w:t xml:space="preserve">Video: </w:t>
       </w:r>
-      <w:hyperlink w:history="1" r:id="rIdmeqnjmzqfxwzjv68vbwla">
+      <w:hyperlink w:history="1" r:id="rIdcldadehcpz9wqz8w2ulww">
         <w:r>
           <w:t xml:space="preserve">youtube.com/watch?v=BAZNWLNT69M</w:t>
         </w:r>
@@ -3703,7 +3653,7 @@
       <w:r>
         <w:t xml:space="preserve">Marcos Moshinsky Award for Best Poster. Video: </w:t>
       </w:r>
-      <w:hyperlink w:history="1" r:id="rIdq5ywatbwzj25vatozcrq7">
+      <w:hyperlink w:history="1" r:id="rIdos90lqetak8qtd28i9k-o">
         <w:r>
           <w:t xml:space="preserve">youtube.com/watch?v=0TJiKg7kOPI</w:t>
         </w:r>
@@ -4394,6 +4344,106 @@
           <w:b/>
           <w:bCs/>
         </w:rPr>
+        <w:t xml:space="preserve">El origen del universo y el sistema solar (The Origin of the Universe and the Solar System)</w:t>
+      </w:r>
+      <w:r>
+        <w:tab/>
+      </w:r>
+      <w:r>
+        <w:t xml:space="preserve">Feb 2026</w:t>
+      </w:r>
+    </w:p>
+    <w:p>
+      <w:pPr>
+        <w:keepNext/>
+        <w:tabs>
+          <w:tab w:val="right" w:pos="10512"/>
+        </w:tabs>
+        <w:spacing w:after="0"/>
+      </w:pPr>
+      <w:r>
+        <w:rPr>
+          <w:i/>
+          <w:iCs/>
+        </w:rPr>
+        <w:t xml:space="preserve">Biology students, Facultad de Ciencias, Universidad Autónoma del Estado de México</w:t>
+      </w:r>
+      <w:r>
+        <w:tab/>
+      </w:r>
+      <w:r>
+        <w:t xml:space="preserve">Talk</w:t>
+      </w:r>
+    </w:p>
+    <w:p>
+      <w:pPr>
+        <w:pStyle w:val="EntryGap"/>
+        <w:spacing w:after="0"/>
+      </w:pPr>
+    </w:p>
+    <w:p>
+      <w:pPr>
+        <w:keepNext/>
+        <w:tabs>
+          <w:tab w:val="right" w:pos="10512"/>
+        </w:tabs>
+        <w:spacing w:after="0"/>
+      </w:pPr>
+      <w:r>
+        <w:rPr>
+          <w:b/>
+          <w:bCs/>
+        </w:rPr>
+        <w:t xml:space="preserve">The Role of Machine Learning in Environmental Science</w:t>
+      </w:r>
+      <w:r>
+        <w:tab/>
+      </w:r>
+      <w:r>
+        <w:t xml:space="preserve">Mar 2024</w:t>
+      </w:r>
+    </w:p>
+    <w:p>
+      <w:pPr>
+        <w:keepNext/>
+        <w:tabs>
+          <w:tab w:val="right" w:pos="10512"/>
+        </w:tabs>
+        <w:spacing w:after="0"/>
+      </w:pPr>
+      <w:r>
+        <w:rPr>
+          <w:i/>
+          <w:iCs/>
+        </w:rPr>
+        <w:t xml:space="preserve">Seminar on Climate Change Ecology, University of Washington</w:t>
+      </w:r>
+      <w:r>
+        <w:tab/>
+      </w:r>
+      <w:r>
+        <w:t xml:space="preserve">Seattle, WA</w:t>
+      </w:r>
+    </w:p>
+    <w:p>
+      <w:pPr>
+        <w:pStyle w:val="EntryGap"/>
+        <w:spacing w:after="0"/>
+      </w:pPr>
+    </w:p>
+    <w:p>
+      <w:pPr>
+        <w:keepNext/>
+        <w:tabs>
+          <w:tab w:val="right" w:pos="10512"/>
+        </w:tabs>
+        <w:spacing w:after="0"/>
+      </w:pPr>
+      <w:r>
+        <w:rPr>
+          <w:b/>
+          <w:bCs/>
+        </w:rPr>
         <w:t xml:space="preserve">Los más rápidos y los más furiosos (The Fastest and the Most Furious)</w:t>
       </w:r>
       <w:r>
@@ -4529,7 +4579,7 @@
       <w:pPr>
         <w:spacing w:after="0"/>
       </w:pPr>
-      <w:hyperlink w:history="1" r:id="rIdn5esio6wlkymijrfh8s21">
+      <w:hyperlink w:history="1" r:id="rIdq9_leg0szs92_qqwzc8li">
         <w:r>
           <w:t xml:space="preserve">mexiciencia.github.io/post/anita</w:t>
         </w:r>
@@ -4589,7 +4639,7 @@
       <w:pPr>
         <w:spacing w:after="0"/>
       </w:pPr>
-      <w:hyperlink w:history="1" r:id="rIdtslno-otphsdtbtplb5sd">
+      <w:hyperlink w:history="1" r:id="rIdjlpivljenqarfhsjrqdkp">
         <w:r>
           <w:t xml:space="preserve">mexiciencia.github.io/post/modelo-sir</w:t>
         </w:r>
@@ -4652,7 +4702,7 @@
       <w:r>
         <w:t xml:space="preserve">Data analysis and modeling collaborator. </w:t>
       </w:r>
-      <w:hyperlink w:history="1" r:id="rIdtodjhrrpaq0q7qy2qkll3">
+      <w:hyperlink w:history="1" r:id="rIdmuhr0ua3mfxejt_m1x50l">
         <w:r>
           <w:t xml:space="preserve">mexiciencia.github.io/post/covid19</w:t>
         </w:r>

--- a/RuedaBecerrilJM-CV-plain.docx
+++ b/RuedaBecerrilJM-CV-plain.docx
@@ -28,7 +28,7 @@
       <w:r>
         <w:t xml:space="preserve">  |  </w:t>
       </w:r>
-      <w:hyperlink w:history="1" r:id="rIdcp_ik5gft9xpskyp9hjjz">
+      <w:hyperlink w:history="1" r:id="rIdccppnq5q4gow69w-vkhp7">
         <w:r>
           <w:t xml:space="preserve">jm.ruebe@gmail.com</w:t>
         </w:r>
@@ -42,7 +42,7 @@
       <w:r>
         <w:t xml:space="preserve">  |  </w:t>
       </w:r>
-      <w:hyperlink w:history="1" r:id="rId7-0ygznevswy-smpxxjqr">
+      <w:hyperlink w:history="1" r:id="rId8p-wivbcjczvulhczjhfw">
         <w:r>
           <w:t xml:space="preserve">linkedin.com/in/jeruebe</w:t>
         </w:r>
@@ -53,7 +53,7 @@
         <w:spacing w:after="60"/>
         <w:jc w:val="center"/>
       </w:pPr>
-      <w:hyperlink w:history="1" r:id="rIdxg3zzmgk0bljru2o1iowi">
+      <w:hyperlink w:history="1" r:id="rIdu03kw-cysidv5jjtipdh8">
         <w:r>
           <w:t xml:space="preserve">altjerue.github.io</w:t>
         </w:r>
@@ -61,7 +61,7 @@
       <w:r>
         <w:t xml:space="preserve">  |  </w:t>
       </w:r>
-      <w:hyperlink w:history="1" r:id="rId4mzikwxkjy-7cqnh0fwxc">
+      <w:hyperlink w:history="1" r:id="rId8ydfyc08sdptpv-pc9yja">
         <w:r>
           <w:t xml:space="preserve">github.com/altjerue</w:t>
         </w:r>
@@ -69,7 +69,7 @@
       <w:r>
         <w:t xml:space="preserve">  |  </w:t>
       </w:r>
-      <w:hyperlink w:history="1" r:id="rIdppoce_1w7hmu0txu_dbsb">
+      <w:hyperlink w:history="1" r:id="rIdhmoscv7wf6n06demrrewy">
         <w:r>
           <w:t xml:space="preserve">orcid.org/0000-0003-1988-1912</w:t>
         </w:r>
@@ -77,7 +77,7 @@
       <w:r>
         <w:t xml:space="preserve">  |  </w:t>
       </w:r>
-      <w:hyperlink w:history="1" r:id="rIdxohnkozayjhcpgr1vsjqx">
+      <w:hyperlink w:history="1" r:id="rId_xamveqmzajqlcskwwqs9">
         <w:r>
           <w:t xml:space="preserve">Google Scholar</w:t>
         </w:r>
@@ -93,7 +93,7 @@
     </w:p>
     <w:p>
       <w:r>
-        <w:t xml:space="preserve">Computational Scientist with a PhD in Physics and 10+ years developing high-performance numerical algorithms and physics-based simulations. Expertise in scientific machine learning and geospatial data analysis. Strong mathematical foundations with a track record of architecting open-source simulation libraries, leading funded research projects, and translating complex physical models into production-quality scientific software. Experienced working across cross-functional research and engineering teams.</w:t>
+        <w:t xml:space="preserve">Research engineer and computational scientist with a PhD in Physics and 10+ years of experience building physics-based numerical models (PDE solvers, radiative transfer, MHD) and applying machine learning to physical-science problems. Python-fluent, with GPU and HPC experience and an open-source track record: architected and maintained simulation libraries adopted by other research groups, tested and shipped code through CI/CD with test suites, and mentored students. Strong at pairing physical principles with data-driven models and explaining the results to scientific and engineering audiences.</w:t>
       </w:r>
     </w:p>
     <w:p>
@@ -116,7 +116,7 @@
         <w:t xml:space="preserve">Languages: </w:t>
       </w:r>
       <w:r>
-        <w:t xml:space="preserve">Python, C/C++, Fortran 95, R, SQL, Shell, Rust, Java, Julia</w:t>
+        <w:t xml:space="preserve">Python, C/C++, Fortran 95, Rust, R, Java, SQL, Julia, Shell</w:t>
       </w:r>
     </w:p>
     <w:p>
@@ -131,7 +131,7 @@
         <w:t xml:space="preserve">ML &amp; Data: </w:t>
       </w:r>
       <w:r>
-        <w:t xml:space="preserve">Scientific ML, PyTorch, TensorFlow, scikit-learn, NumPy, SciPy, Pandas, Astropy, ML-assisted parameter estimation, gradient-based optimization, SVM, random forest, neural networks</w:t>
+        <w:t xml:space="preserve">Scientific ML, hybrid physics–ML modeling, PyTorch, TensorFlow, scikit-learn, NumPy, SciPy, Pandas, Astropy, ML-assisted parameter estimation, gradient-based optimization, SVM, random forest, neural networks</w:t>
       </w:r>
     </w:p>
     <w:p>
@@ -191,7 +191,7 @@
         <w:t xml:space="preserve">Tools: </w:t>
       </w:r>
       <w:r>
-        <w:t xml:space="preserve">Git, Docker, Azure, Jenkins, Kafka, Jira, QGIS, ParaView, VisIt</w:t>
+        <w:t xml:space="preserve">Git and code review, Docker, Azure, CI/CD (Jenkins), Kafka, Jira, QGIS, ParaView, VisIt</w:t>
       </w:r>
     </w:p>
     <w:p>
@@ -452,7 +452,7 @@
         <w:spacing w:after="10"/>
       </w:pPr>
       <w:r>
-        <w:t xml:space="preserve">Co-developed Tleco, a Rust/Python toolkit that models radiation from relativistic outflows by solving the Fokker–Planck equation coupled to radiative transfer; published in ApJ (2024) [9].</w:t>
+        <w:t xml:space="preserve">Co-developed Tleco, an open-source Rust/Python toolkit that models radiation from relativistic outflows by solving the Fokker–Planck equation coupled to radiative transfer; published in ApJ (2024) [9].</w:t>
       </w:r>
     </w:p>
     <w:p>
@@ -1132,7 +1132,7 @@
       <w:r>
         <w:t xml:space="preserve">Thesis: </w:t>
       </w:r>
-      <w:hyperlink w:history="1" r:id="rIdry8wy2fxfoopy8izal6tc">
+      <w:hyperlink w:history="1" r:id="rIdzbwcfltfq7qsuaggfq-or">
         <w:r>
           <w:t xml:space="preserve">Numerical treatment of radiation processes in the internal shocks of magnetized relativistic outflows</w:t>
         </w:r>
@@ -1429,7 +1429,7 @@
       <w:r>
         <w:t xml:space="preserve">, </w:t>
       </w:r>
-      <w:hyperlink w:history="1" r:id="rIdthczanmoxgwti4pyba62m">
+      <w:hyperlink w:history="1" r:id="rIdrsr0uq42dib-ra6vimg2p">
         <w:r>
           <w:t xml:space="preserve">ApJ 976, 182 (2024)</w:t>
         </w:r>
@@ -1437,7 +1437,7 @@
       <w:r>
         <w:t xml:space="preserve">, </w:t>
       </w:r>
-      <w:hyperlink w:history="1" r:id="rIdcapfidgdebdb75a-oydzv">
+      <w:hyperlink w:history="1" r:id="rIdktcaamsniha5od6yrufei">
         <w:r>
           <w:t xml:space="preserve">arXiv:2405.17581</w:t>
         </w:r>
@@ -1474,7 +1474,7 @@
       <w:r>
         <w:t xml:space="preserve">, </w:t>
       </w:r>
-      <w:hyperlink w:history="1" r:id="rIdjh8t1eeujarjpj3ltbsdz">
+      <w:hyperlink w:history="1" r:id="rIdgohh1y-1_wazdb9exa55h">
         <w:r>
           <w:t xml:space="preserve">MNRAS 513, 5766–5779 (2022)</w:t>
         </w:r>
@@ -1482,7 +1482,7 @@
       <w:r>
         <w:t xml:space="preserve">, </w:t>
       </w:r>
-      <w:hyperlink w:history="1" r:id="rId4q__zedjghs33xa5ldan7">
+      <w:hyperlink w:history="1" r:id="rId56ldxruxf5ovcpal2resh">
         <w:r>
           <w:t xml:space="preserve">arXiv:2201.07790</w:t>
         </w:r>
@@ -1519,7 +1519,7 @@
       <w:r>
         <w:t xml:space="preserve">, </w:t>
       </w:r>
-      <w:hyperlink w:history="1" r:id="rIdtderxl6iiht3jr36qldrd">
+      <w:hyperlink w:history="1" r:id="rId2idswsk4nyxbwx5vxyhwu">
         <w:r>
           <w:t xml:space="preserve">Phys. Rev. D 106, 083015 (2022)</w:t>
         </w:r>
@@ -1527,7 +1527,7 @@
       <w:r>
         <w:t xml:space="preserve">, </w:t>
       </w:r>
-      <w:hyperlink w:history="1" r:id="rIdbe7ec4yzr0n7hstpcx7pt">
+      <w:hyperlink w:history="1" r:id="rIddrdpdhjjgjtktbbrqakbg">
         <w:r>
           <w:t xml:space="preserve">arXiv:2112.09817</w:t>
         </w:r>
@@ -1564,7 +1564,7 @@
       <w:r>
         <w:t xml:space="preserve">, </w:t>
       </w:r>
-      <w:hyperlink w:history="1" r:id="rIdbbvauisz9fjbgbjkqhvmv">
+      <w:hyperlink w:history="1" r:id="rIdudslztoqwtfljbie6u7pm">
         <w:r>
           <w:t xml:space="preserve">ApJ 919, 95 (2021)</w:t>
         </w:r>
@@ -1572,7 +1572,7 @@
       <w:r>
         <w:t xml:space="preserve">, </w:t>
       </w:r>
-      <w:hyperlink w:history="1" r:id="rIdpbrzkexjkohtqpt8g6nti">
+      <w:hyperlink w:history="1" r:id="rIdq2t9ccw-osks2u9vj5jax">
         <w:r>
           <w:t xml:space="preserve">arXiv:2106.05356</w:t>
         </w:r>
@@ -1609,7 +1609,7 @@
       <w:r>
         <w:t xml:space="preserve">, </w:t>
       </w:r>
-      <w:hyperlink w:history="1" r:id="rIddvrwdeowdnldkrpcwruma">
+      <w:hyperlink w:history="1" r:id="rIdtm1a8ckb3lawluuuuixl-">
         <w:r>
           <w:t xml:space="preserve">MNRAS 501, 4092–4102 (2021)</w:t>
         </w:r>
@@ -1617,7 +1617,7 @@
       <w:r>
         <w:t xml:space="preserve">, </w:t>
       </w:r>
-      <w:hyperlink w:history="1" r:id="rIdxbta61azq6-ogrwcpr-7u">
+      <w:hyperlink w:history="1" r:id="rIdfs35yzq-zqbjj5uqtbh8u">
         <w:r>
           <w:t xml:space="preserve">arXiv:2009.02273</w:t>
         </w:r>
@@ -1654,7 +1654,7 @@
       <w:r>
         <w:t xml:space="preserve">, </w:t>
       </w:r>
-      <w:hyperlink w:history="1" r:id="rIdf6odr1iur2tkzylvdrj4w">
+      <w:hyperlink w:history="1" r:id="rId46ksd6bxca2bqnlkq8owy">
         <w:r>
           <w:t xml:space="preserve">MNRAS 496, 974–986 (2020)</w:t>
         </w:r>
@@ -1662,7 +1662,7 @@
       <w:r>
         <w:t xml:space="preserve">, </w:t>
       </w:r>
-      <w:hyperlink w:history="1" r:id="rIdviisxqq1c_ebfd_wpcuz1">
+      <w:hyperlink w:history="1" r:id="rIdbnhqrqzv6jsaqq5qkrhi-">
         <w:r>
           <w:t xml:space="preserve">arXiv:1910.14049</w:t>
         </w:r>
@@ -1699,7 +1699,7 @@
       <w:r>
         <w:t xml:space="preserve">, </w:t>
       </w:r>
-      <w:hyperlink w:history="1" r:id="rId9q5x0zjmbq0dlixhn5gnq">
+      <w:hyperlink w:history="1" r:id="rIdc7zp3ahtclxk2owpjppt_">
         <w:r>
           <w:t xml:space="preserve">MNRAS 468, 1169–1182 (2017)</w:t>
         </w:r>
@@ -1707,7 +1707,7 @@
       <w:r>
         <w:t xml:space="preserve">, </w:t>
       </w:r>
-      <w:hyperlink w:history="1" r:id="rIdyr8wjeuwren3vee_zxq2r">
+      <w:hyperlink w:history="1" r:id="rIdqxlgc3kyswxd5-6ji-lr6">
         <w:r>
           <w:t xml:space="preserve">arXiv:1612.06383</w:t>
         </w:r>
@@ -1744,7 +1744,7 @@
       <w:r>
         <w:t xml:space="preserve">, </w:t>
       </w:r>
-      <w:hyperlink w:history="1" r:id="rIdafs_pfzk5x-ad1rme593s">
+      <w:hyperlink w:history="1" r:id="rIdl_ka3iosigebrdxet98v6">
         <w:r>
           <w:t xml:space="preserve">MNRAS 438, 1856–1869 (2014)</w:t>
         </w:r>
@@ -1752,7 +1752,7 @@
       <w:r>
         <w:t xml:space="preserve">, </w:t>
       </w:r>
-      <w:hyperlink w:history="1" r:id="rId1augcig12n0bnlz5w4i1l">
+      <w:hyperlink w:history="1" r:id="rIdloiodiiu444mmzdvk6gsd">
         <w:r>
           <w:t xml:space="preserve">arXiv:1310.5441</w:t>
         </w:r>
@@ -1789,7 +1789,7 @@
       <w:r>
         <w:t xml:space="preserve">, </w:t>
       </w:r>
-      <w:hyperlink w:history="1" r:id="rIdf2dwynphdmxm3cigdyfca">
+      <w:hyperlink w:history="1" r:id="rIdfafhaqabzno8bfvlcekod">
         <w:r>
           <w:t xml:space="preserve">Phys. Rev. D 80, 084023 (2009)</w:t>
         </w:r>
@@ -1797,7 +1797,7 @@
       <w:r>
         <w:t xml:space="preserve">, </w:t>
       </w:r>
-      <w:hyperlink w:history="1" r:id="rId_0zlw-eawp0y1mbrvpc_l">
+      <w:hyperlink w:history="1" r:id="rIdlnvcym8ulmh-ohgyxrb11">
         <w:r>
           <w:t xml:space="preserve">arXiv:1009.1250</w:t>
         </w:r>
@@ -1842,7 +1842,7 @@
       <w:r>
         <w:t xml:space="preserve">, </w:t>
       </w:r>
-      <w:hyperlink w:history="1" r:id="rIdsmjhg-vdrwp_gugq9vltb">
+      <w:hyperlink w:history="1" r:id="rId7ojmoqfx8byfale6k0xow">
         <w:r>
           <w:t xml:space="preserve">Astron. Nachr. 342, 277–282 (2021)</w:t>
         </w:r>
@@ -1850,7 +1850,7 @@
       <w:r>
         <w:t xml:space="preserve">, 9th International Workshop on Astronomy and Relativistic Astrophysics, </w:t>
       </w:r>
-      <w:hyperlink w:history="1" r:id="rId0zeke3bakv7_cqrwogcxc">
+      <w:hyperlink w:history="1" r:id="rIdh5q126nbnqwwz2zp5cajq">
         <w:r>
           <w:t xml:space="preserve">arXiv:2011.13797</w:t>
         </w:r>
@@ -1887,7 +1887,7 @@
       <w:r>
         <w:t xml:space="preserve">, </w:t>
       </w:r>
-      <w:hyperlink w:history="1" r:id="rIdlxnz7jkeske7frmplerc2">
+      <w:hyperlink w:history="1" r:id="rIdkvg97xqg5ozlnxpt8qmsi">
         <w:r>
           <w:t xml:space="preserve">Astron. Nachr. 342, 147–152 (2021)</w:t>
         </w:r>
@@ -1895,7 +1895,7 @@
       <w:r>
         <w:t xml:space="preserve">, 9th International Workshop on Astronomy and Relativistic Astrophysics, </w:t>
       </w:r>
-      <w:hyperlink w:history="1" r:id="rIdlfs5cdyd2k3argb658o6k">
+      <w:hyperlink w:history="1" r:id="rId6zfponztvqumb99wwnsi8">
         <w:r>
           <w:t xml:space="preserve">arXiv:2011.13805</w:t>
         </w:r>
@@ -1932,7 +1932,7 @@
       <w:r>
         <w:t xml:space="preserve">, </w:t>
       </w:r>
-      <w:hyperlink w:history="1" r:id="rIdhloyqgroxbjlsrm5txbnt">
+      <w:hyperlink w:history="1" r:id="rIdo7gkuuw1qw2757nka0fty">
         <w:r>
           <w:t xml:space="preserve">PoS(SWIFT 10) 233, 159 (2014)</w:t>
         </w:r>
@@ -1940,7 +1940,7 @@
       <w:r>
         <w:t xml:space="preserve">, </w:t>
       </w:r>
-      <w:hyperlink w:history="1" r:id="rIdcm2rufbkwwhvwzycyhfzy">
+      <w:hyperlink w:history="1" r:id="rIdreaxcbfqfxawhierfdlum">
         <w:r>
           <w:t xml:space="preserve">arXiv:1502.07882</w:t>
         </w:r>
@@ -1977,7 +1977,7 @@
       <w:r>
         <w:t xml:space="preserve">, </w:t>
       </w:r>
-      <w:hyperlink w:history="1" r:id="rIdaea0lk527gvxlupstfiui">
+      <w:hyperlink w:history="1" r:id="rIdotkjey5eklpxibbh6d6ri">
         <w:r>
           <w:t xml:space="preserve">EPJ Web Conf. 61, 02007 (2013)</w:t>
         </w:r>
@@ -1985,7 +1985,7 @@
       <w:r>
         <w:t xml:space="preserve">, </w:t>
       </w:r>
-      <w:hyperlink w:history="1" r:id="rIdtzfs9ir6kes2uu8nqooxu">
+      <w:hyperlink w:history="1" r:id="rIdhb62ppzxhtowrhtz9q066">
         <w:r>
           <w:t xml:space="preserve">arXiv:1309.4612</w:t>
         </w:r>
@@ -2022,7 +2022,7 @@
       <w:r>
         <w:t xml:space="preserve">, </w:t>
       </w:r>
-      <w:hyperlink w:history="1" r:id="rIdbt2mk2fl3onujfqejvdru">
+      <w:hyperlink w:history="1" r:id="rIdvxb8gvr66gq7xdoqw2mc3">
         <w:r>
           <w:t xml:space="preserve">J. Phys.: Conf. Ser. 454, 012001 (2013)</w:t>
         </w:r>
@@ -2030,7 +2030,7 @@
       <w:r>
         <w:t xml:space="preserve">, </w:t>
       </w:r>
-      <w:hyperlink w:history="1" r:id="rIdi_oueidwagdzhivt01jls">
+      <w:hyperlink w:history="1" r:id="rId3fad8rddsg_ilgvs3ymjg">
         <w:r>
           <w:t xml:space="preserve">arXiv:1211.1794</w:t>
         </w:r>
@@ -2428,12 +2428,12 @@
           <w:i/>
           <w:iCs/>
         </w:rPr>
-        <w:t xml:space="preserve">Scientific ML (Python, scikit-learn, PyTorch)</w:t>
-      </w:r>
-      <w:r>
-        <w:tab/>
-      </w:r>
-      <w:hyperlink w:history="1" r:id="rId6j2wyumvu-hdgxucmi4yd">
+        <w:t xml:space="preserve">Physics-informed ML (Python, scikit-learn, PyTorch)</w:t>
+      </w:r>
+      <w:r>
+        <w:tab/>
+      </w:r>
+      <w:hyperlink w:history="1" r:id="rIdk_6nd-mn8apxh3fw-c94d">
         <w:r>
           <w:t xml:space="preserve">github.com/altjerue/ilwikak-ml</w:t>
         </w:r>
@@ -2462,7 +2462,7 @@
         <w:spacing w:after="10"/>
       </w:pPr>
       <w:r>
-        <w:t xml:space="preserve">Building a neural network that maps physical jet parameters to observable spectral energy distributions accurately enough to compare with Tleco results.</w:t>
+        <w:t xml:space="preserve">Training a neural-network emulator of the physics-based Tleco model that maps physical jet parameters to observable spectral energy distributions, validated against Tleco output.</w:t>
       </w:r>
     </w:p>
     <w:p>
@@ -2524,7 +2524,7 @@
       <w:r>
         <w:tab/>
       </w:r>
-      <w:hyperlink w:history="1" r:id="rIdpourlobghevea6npvouil">
+      <w:hyperlink w:history="1" r:id="rIdsvhqsbhy0kch-gqjfxhcv">
         <w:r>
           <w:t xml:space="preserve">github.com/UW-ForestMycobiomeLab/WindSporesHills</w:t>
         </w:r>
@@ -2589,7 +2589,7 @@
       <w:r>
         <w:tab/>
       </w:r>
-      <w:hyperlink w:history="1" r:id="rIdwqgqa66ntsxp5fcnoofru">
+      <w:hyperlink w:history="1" r:id="rIdazzgmszmtmaleqenw8esl">
         <w:r>
           <w:t xml:space="preserve">github.com/zkdavis/Tleco</w:t>
         </w:r>
@@ -2654,7 +2654,7 @@
       <w:r>
         <w:tab/>
       </w:r>
-      <w:hyperlink w:history="1" r:id="rIdsglhgdrgggtabvp22vqcy">
+      <w:hyperlink w:history="1" r:id="rIdgouyja_xfba6spx5pryfo">
         <w:r>
           <w:t xml:space="preserve">github.com/altjerue/paramo</w:t>
         </w:r>
@@ -3265,7 +3265,7 @@
       <w:r>
         <w:t xml:space="preserve">Video: </w:t>
       </w:r>
-      <w:hyperlink w:history="1" r:id="rIdt0l7c5jm0nh25v-lexr8s">
+      <w:hyperlink w:history="1" r:id="rIdlf0kw26-8cf4rw4zrsre-">
         <w:r>
           <w:t xml:space="preserve">youtube.com/watch?v=BAZNWLNT69M</w:t>
         </w:r>
@@ -3436,7 +3436,7 @@
       <w:r>
         <w:t xml:space="preserve">Marcos Moshinsky Award for Best Poster. Video: </w:t>
       </w:r>
-      <w:hyperlink w:history="1" r:id="rIdjbjrfn7ctsfb0arjx5bqa">
+      <w:hyperlink w:history="1" r:id="rId2t_pl_b03ypxytkdlb3lg">
         <w:r>
           <w:t xml:space="preserve">youtube.com/watch?v=0TJiKg7kOPI</w:t>
         </w:r>
@@ -4494,7 +4494,7 @@
       <w:pPr>
         <w:spacing w:after="0"/>
       </w:pPr>
-      <w:hyperlink w:history="1" r:id="rId8jf526ir6mphereolr27m">
+      <w:hyperlink w:history="1" r:id="rIdehsukn7s6rh9mmfykmscd">
         <w:r>
           <w:t xml:space="preserve">mexiciencia.github.io/post/anita</w:t>
         </w:r>
@@ -4554,7 +4554,7 @@
       <w:pPr>
         <w:spacing w:after="0"/>
       </w:pPr>
-      <w:hyperlink w:history="1" r:id="rIdwgtbmsj10cvohmcfcqu6f">
+      <w:hyperlink w:history="1" r:id="rIdeyntodw9jbt1deaiilche">
         <w:r>
           <w:t xml:space="preserve">mexiciencia.github.io/post/modelo-sir</w:t>
         </w:r>
@@ -4617,7 +4617,7 @@
       <w:r>
         <w:t xml:space="preserve">Data analysis and modeling collaborator. </w:t>
       </w:r>
-      <w:hyperlink w:history="1" r:id="rIdoyrq-sc2874hpyf6mk4na">
+      <w:hyperlink w:history="1" r:id="rIdairuc3qf2k7ooo_ssjaa7">
         <w:r>
           <w:t xml:space="preserve">mexiciencia.github.io/post/covid19</w:t>
         </w:r>

--- a/RuedaBecerrilJM-CV-plain.docx
+++ b/RuedaBecerrilJM-CV-plain.docx
@@ -28,7 +28,7 @@
       <w:r>
         <w:t xml:space="preserve">  |  </w:t>
       </w:r>
-      <w:hyperlink w:history="1" r:id="rIdccppnq5q4gow69w-vkhp7">
+      <w:hyperlink w:history="1" r:id="rIdhvztz-26_0s0kojb7on6t">
         <w:r>
           <w:t xml:space="preserve">jm.ruebe@gmail.com</w:t>
         </w:r>
@@ -42,7 +42,7 @@
       <w:r>
         <w:t xml:space="preserve">  |  </w:t>
       </w:r>
-      <w:hyperlink w:history="1" r:id="rId8p-wivbcjczvulhczjhfw">
+      <w:hyperlink w:history="1" r:id="rIdldsxzatzxuzro9go5yprh">
         <w:r>
           <w:t xml:space="preserve">linkedin.com/in/jeruebe</w:t>
         </w:r>
@@ -53,7 +53,7 @@
         <w:spacing w:after="60"/>
         <w:jc w:val="center"/>
       </w:pPr>
-      <w:hyperlink w:history="1" r:id="rIdu03kw-cysidv5jjtipdh8">
+      <w:hyperlink w:history="1" r:id="rId2r3mv8men87mys0xqfx3n">
         <w:r>
           <w:t xml:space="preserve">altjerue.github.io</w:t>
         </w:r>
@@ -61,7 +61,7 @@
       <w:r>
         <w:t xml:space="preserve">  |  </w:t>
       </w:r>
-      <w:hyperlink w:history="1" r:id="rId8ydfyc08sdptpv-pc9yja">
+      <w:hyperlink w:history="1" r:id="rIdwslkrnsjbp_b0vb2xmaos">
         <w:r>
           <w:t xml:space="preserve">github.com/altjerue</w:t>
         </w:r>
@@ -69,7 +69,7 @@
       <w:r>
         <w:t xml:space="preserve">  |  </w:t>
       </w:r>
-      <w:hyperlink w:history="1" r:id="rIdhmoscv7wf6n06demrrewy">
+      <w:hyperlink w:history="1" r:id="rIdeplhgem6wv_xrpsodg7pk">
         <w:r>
           <w:t xml:space="preserve">orcid.org/0000-0003-1988-1912</w:t>
         </w:r>
@@ -77,7 +77,7 @@
       <w:r>
         <w:t xml:space="preserve">  |  </w:t>
       </w:r>
-      <w:hyperlink w:history="1" r:id="rId_xamveqmzajqlcskwwqs9">
+      <w:hyperlink w:history="1" r:id="rIdpe9t2uxa6rih_lhz6dvkm">
         <w:r>
           <w:t xml:space="preserve">Google Scholar</w:t>
         </w:r>
@@ -131,7 +131,7 @@
         <w:t xml:space="preserve">ML &amp; Data: </w:t>
       </w:r>
       <w:r>
-        <w:t xml:space="preserve">Scientific ML, hybrid physics–ML modeling, PyTorch, TensorFlow, scikit-learn, NumPy, SciPy, Pandas, Astropy, ML-assisted parameter estimation, gradient-based optimization, SVM, random forest, neural networks</w:t>
+        <w:t xml:space="preserve">Scientific ML, hybrid physics–ML modeling, PyTorch, TensorFlow, JAX (introductory coursework), scikit-learn, NumPy, SciPy, Pandas, Astropy, ML-assisted parameter estimation, gradient-based optimization, SVM, random forest, neural networks</w:t>
       </w:r>
     </w:p>
     <w:p>
@@ -1132,7 +1132,7 @@
       <w:r>
         <w:t xml:space="preserve">Thesis: </w:t>
       </w:r>
-      <w:hyperlink w:history="1" r:id="rIdzbwcfltfq7qsuaggfq-or">
+      <w:hyperlink w:history="1" r:id="rIdeh-7jltszp-tvmr2drlfk">
         <w:r>
           <w:t xml:space="preserve">Numerical treatment of radiation processes in the internal shocks of magnetized relativistic outflows</w:t>
         </w:r>
@@ -1429,7 +1429,7 @@
       <w:r>
         <w:t xml:space="preserve">, </w:t>
       </w:r>
-      <w:hyperlink w:history="1" r:id="rIdrsr0uq42dib-ra6vimg2p">
+      <w:hyperlink w:history="1" r:id="rId_j-2zsfbwslvh1a7l6upx">
         <w:r>
           <w:t xml:space="preserve">ApJ 976, 182 (2024)</w:t>
         </w:r>
@@ -1437,7 +1437,7 @@
       <w:r>
         <w:t xml:space="preserve">, </w:t>
       </w:r>
-      <w:hyperlink w:history="1" r:id="rIdktcaamsniha5od6yrufei">
+      <w:hyperlink w:history="1" r:id="rIdlbareftuvdfmcdtpakvid">
         <w:r>
           <w:t xml:space="preserve">arXiv:2405.17581</w:t>
         </w:r>
@@ -1474,7 +1474,7 @@
       <w:r>
         <w:t xml:space="preserve">, </w:t>
       </w:r>
-      <w:hyperlink w:history="1" r:id="rIdgohh1y-1_wazdb9exa55h">
+      <w:hyperlink w:history="1" r:id="rIdv6oenr3releypro5szoiy">
         <w:r>
           <w:t xml:space="preserve">MNRAS 513, 5766–5779 (2022)</w:t>
         </w:r>
@@ -1482,7 +1482,7 @@
       <w:r>
         <w:t xml:space="preserve">, </w:t>
       </w:r>
-      <w:hyperlink w:history="1" r:id="rId56ldxruxf5ovcpal2resh">
+      <w:hyperlink w:history="1" r:id="rIdppdqwvf78klycybzscgnn">
         <w:r>
           <w:t xml:space="preserve">arXiv:2201.07790</w:t>
         </w:r>
@@ -1519,7 +1519,7 @@
       <w:r>
         <w:t xml:space="preserve">, </w:t>
       </w:r>
-      <w:hyperlink w:history="1" r:id="rId2idswsk4nyxbwx5vxyhwu">
+      <w:hyperlink w:history="1" r:id="rIdwcknq9h7-m2cugkg4uw4y">
         <w:r>
           <w:t xml:space="preserve">Phys. Rev. D 106, 083015 (2022)</w:t>
         </w:r>
@@ -1527,7 +1527,7 @@
       <w:r>
         <w:t xml:space="preserve">, </w:t>
       </w:r>
-      <w:hyperlink w:history="1" r:id="rIddrdpdhjjgjtktbbrqakbg">
+      <w:hyperlink w:history="1" r:id="rIdqqeyifh_4el0oxjm0zwqh">
         <w:r>
           <w:t xml:space="preserve">arXiv:2112.09817</w:t>
         </w:r>
@@ -1564,7 +1564,7 @@
       <w:r>
         <w:t xml:space="preserve">, </w:t>
       </w:r>
-      <w:hyperlink w:history="1" r:id="rIdudslztoqwtfljbie6u7pm">
+      <w:hyperlink w:history="1" r:id="rIdl5guwrtfywuu63h2wzt3m">
         <w:r>
           <w:t xml:space="preserve">ApJ 919, 95 (2021)</w:t>
         </w:r>
@@ -1572,7 +1572,7 @@
       <w:r>
         <w:t xml:space="preserve">, </w:t>
       </w:r>
-      <w:hyperlink w:history="1" r:id="rIdq2t9ccw-osks2u9vj5jax">
+      <w:hyperlink w:history="1" r:id="rIdbh-bzyexpifwbfycav5_h">
         <w:r>
           <w:t xml:space="preserve">arXiv:2106.05356</w:t>
         </w:r>
@@ -1609,7 +1609,7 @@
       <w:r>
         <w:t xml:space="preserve">, </w:t>
       </w:r>
-      <w:hyperlink w:history="1" r:id="rIdtm1a8ckb3lawluuuuixl-">
+      <w:hyperlink w:history="1" r:id="rIdcgtv-cfzaow7n869lmpl2">
         <w:r>
           <w:t xml:space="preserve">MNRAS 501, 4092–4102 (2021)</w:t>
         </w:r>
@@ -1617,7 +1617,7 @@
       <w:r>
         <w:t xml:space="preserve">, </w:t>
       </w:r>
-      <w:hyperlink w:history="1" r:id="rIdfs35yzq-zqbjj5uqtbh8u">
+      <w:hyperlink w:history="1" r:id="rIdmg8dv8bdoupgbd2oidhwj">
         <w:r>
           <w:t xml:space="preserve">arXiv:2009.02273</w:t>
         </w:r>
@@ -1654,7 +1654,7 @@
       <w:r>
         <w:t xml:space="preserve">, </w:t>
       </w:r>
-      <w:hyperlink w:history="1" r:id="rId46ksd6bxca2bqnlkq8owy">
+      <w:hyperlink w:history="1" r:id="rIddt0gd1kl5zbjx5rsmvrnm">
         <w:r>
           <w:t xml:space="preserve">MNRAS 496, 974–986 (2020)</w:t>
         </w:r>
@@ -1662,7 +1662,7 @@
       <w:r>
         <w:t xml:space="preserve">, </w:t>
       </w:r>
-      <w:hyperlink w:history="1" r:id="rIdbnhqrqzv6jsaqq5qkrhi-">
+      <w:hyperlink w:history="1" r:id="rIdsvez8_mqqkox3rspumfmv">
         <w:r>
           <w:t xml:space="preserve">arXiv:1910.14049</w:t>
         </w:r>
@@ -1699,7 +1699,7 @@
       <w:r>
         <w:t xml:space="preserve">, </w:t>
       </w:r>
-      <w:hyperlink w:history="1" r:id="rIdc7zp3ahtclxk2owpjppt_">
+      <w:hyperlink w:history="1" r:id="rIdiqd_jcvssdyvu7g4x6xfb">
         <w:r>
           <w:t xml:space="preserve">MNRAS 468, 1169–1182 (2017)</w:t>
         </w:r>
@@ -1707,7 +1707,7 @@
       <w:r>
         <w:t xml:space="preserve">, </w:t>
       </w:r>
-      <w:hyperlink w:history="1" r:id="rIdqxlgc3kyswxd5-6ji-lr6">
+      <w:hyperlink w:history="1" r:id="rId_r5em8znvpage80gjezzp">
         <w:r>
           <w:t xml:space="preserve">arXiv:1612.06383</w:t>
         </w:r>
@@ -1744,7 +1744,7 @@
       <w:r>
         <w:t xml:space="preserve">, </w:t>
       </w:r>
-      <w:hyperlink w:history="1" r:id="rIdl_ka3iosigebrdxet98v6">
+      <w:hyperlink w:history="1" r:id="rIddu1ghx0aw_kxe35jdhjdx">
         <w:r>
           <w:t xml:space="preserve">MNRAS 438, 1856–1869 (2014)</w:t>
         </w:r>
@@ -1752,7 +1752,7 @@
       <w:r>
         <w:t xml:space="preserve">, </w:t>
       </w:r>
-      <w:hyperlink w:history="1" r:id="rIdloiodiiu444mmzdvk6gsd">
+      <w:hyperlink w:history="1" r:id="rIdc5qp1oxf7mi_ejyjk0lwi">
         <w:r>
           <w:t xml:space="preserve">arXiv:1310.5441</w:t>
         </w:r>
@@ -1789,7 +1789,7 @@
       <w:r>
         <w:t xml:space="preserve">, </w:t>
       </w:r>
-      <w:hyperlink w:history="1" r:id="rIdfafhaqabzno8bfvlcekod">
+      <w:hyperlink w:history="1" r:id="rIdhlyh55whdza0wpbwvqyju">
         <w:r>
           <w:t xml:space="preserve">Phys. Rev. D 80, 084023 (2009)</w:t>
         </w:r>
@@ -1797,7 +1797,7 @@
       <w:r>
         <w:t xml:space="preserve">, </w:t>
       </w:r>
-      <w:hyperlink w:history="1" r:id="rIdlnvcym8ulmh-ohgyxrb11">
+      <w:hyperlink w:history="1" r:id="rId3x2suso1x7hi3d5wqfsmc">
         <w:r>
           <w:t xml:space="preserve">arXiv:1009.1250</w:t>
         </w:r>
@@ -1842,7 +1842,7 @@
       <w:r>
         <w:t xml:space="preserve">, </w:t>
       </w:r>
-      <w:hyperlink w:history="1" r:id="rId7ojmoqfx8byfale6k0xow">
+      <w:hyperlink w:history="1" r:id="rIduyrybyik_4eldrynjxghv">
         <w:r>
           <w:t xml:space="preserve">Astron. Nachr. 342, 277–282 (2021)</w:t>
         </w:r>
@@ -1850,7 +1850,7 @@
       <w:r>
         <w:t xml:space="preserve">, 9th International Workshop on Astronomy and Relativistic Astrophysics, </w:t>
       </w:r>
-      <w:hyperlink w:history="1" r:id="rIdh5q126nbnqwwz2zp5cajq">
+      <w:hyperlink w:history="1" r:id="rIdnkff4xlihxrc4kjbsqitc">
         <w:r>
           <w:t xml:space="preserve">arXiv:2011.13797</w:t>
         </w:r>
@@ -1887,7 +1887,7 @@
       <w:r>
         <w:t xml:space="preserve">, </w:t>
       </w:r>
-      <w:hyperlink w:history="1" r:id="rIdkvg97xqg5ozlnxpt8qmsi">
+      <w:hyperlink w:history="1" r:id="rIdre7qoexqnpyewybwoqhkn">
         <w:r>
           <w:t xml:space="preserve">Astron. Nachr. 342, 147–152 (2021)</w:t>
         </w:r>
@@ -1895,7 +1895,7 @@
       <w:r>
         <w:t xml:space="preserve">, 9th International Workshop on Astronomy and Relativistic Astrophysics, </w:t>
       </w:r>
-      <w:hyperlink w:history="1" r:id="rId6zfponztvqumb99wwnsi8">
+      <w:hyperlink w:history="1" r:id="rId0f8xl8wrqxfjan09uwl-g">
         <w:r>
           <w:t xml:space="preserve">arXiv:2011.13805</w:t>
         </w:r>
@@ -1932,7 +1932,7 @@
       <w:r>
         <w:t xml:space="preserve">, </w:t>
       </w:r>
-      <w:hyperlink w:history="1" r:id="rIdo7gkuuw1qw2757nka0fty">
+      <w:hyperlink w:history="1" r:id="rIdqjfi7l0zfvpfcqe0wgnkg">
         <w:r>
           <w:t xml:space="preserve">PoS(SWIFT 10) 233, 159 (2014)</w:t>
         </w:r>
@@ -1940,7 +1940,7 @@
       <w:r>
         <w:t xml:space="preserve">, </w:t>
       </w:r>
-      <w:hyperlink w:history="1" r:id="rIdreaxcbfqfxawhierfdlum">
+      <w:hyperlink w:history="1" r:id="rIdvl0dt9nmp38elgbfw9mxi">
         <w:r>
           <w:t xml:space="preserve">arXiv:1502.07882</w:t>
         </w:r>
@@ -1977,7 +1977,7 @@
       <w:r>
         <w:t xml:space="preserve">, </w:t>
       </w:r>
-      <w:hyperlink w:history="1" r:id="rIdotkjey5eklpxibbh6d6ri">
+      <w:hyperlink w:history="1" r:id="rIdrynzrykakzark61eh0hoa">
         <w:r>
           <w:t xml:space="preserve">EPJ Web Conf. 61, 02007 (2013)</w:t>
         </w:r>
@@ -1985,7 +1985,7 @@
       <w:r>
         <w:t xml:space="preserve">, </w:t>
       </w:r>
-      <w:hyperlink w:history="1" r:id="rIdhb62ppzxhtowrhtz9q066">
+      <w:hyperlink w:history="1" r:id="rId7do4n5bzcbt8p4jhnfgqv">
         <w:r>
           <w:t xml:space="preserve">arXiv:1309.4612</w:t>
         </w:r>
@@ -2022,7 +2022,7 @@
       <w:r>
         <w:t xml:space="preserve">, </w:t>
       </w:r>
-      <w:hyperlink w:history="1" r:id="rIdvxb8gvr66gq7xdoqw2mc3">
+      <w:hyperlink w:history="1" r:id="rIdl-lnixm0pc74s2-ec1px7">
         <w:r>
           <w:t xml:space="preserve">J. Phys.: Conf. Ser. 454, 012001 (2013)</w:t>
         </w:r>
@@ -2030,7 +2030,7 @@
       <w:r>
         <w:t xml:space="preserve">, </w:t>
       </w:r>
-      <w:hyperlink w:history="1" r:id="rId3fad8rddsg_ilgvs3ymjg">
+      <w:hyperlink w:history="1" r:id="rId3jvqjmgplb4r7wlni1f9d">
         <w:r>
           <w:t xml:space="preserve">arXiv:1211.1794</w:t>
         </w:r>
@@ -2433,7 +2433,7 @@
       <w:r>
         <w:tab/>
       </w:r>
-      <w:hyperlink w:history="1" r:id="rIdk_6nd-mn8apxh3fw-c94d">
+      <w:hyperlink w:history="1" r:id="rIdqxl5g-1cjacedw3ttlpae">
         <w:r>
           <w:t xml:space="preserve">github.com/altjerue/ilwikak-ml</w:t>
         </w:r>
@@ -2524,7 +2524,7 @@
       <w:r>
         <w:tab/>
       </w:r>
-      <w:hyperlink w:history="1" r:id="rIdsvhqsbhy0kch-gqjfxhcv">
+      <w:hyperlink w:history="1" r:id="rIdxwr-cmicxhw0q17sq38qx">
         <w:r>
           <w:t xml:space="preserve">github.com/UW-ForestMycobiomeLab/WindSporesHills</w:t>
         </w:r>
@@ -2589,7 +2589,7 @@
       <w:r>
         <w:tab/>
       </w:r>
-      <w:hyperlink w:history="1" r:id="rIdazzgmszmtmaleqenw8esl">
+      <w:hyperlink w:history="1" r:id="rIdchs-tviy7xletfwknhzcs">
         <w:r>
           <w:t xml:space="preserve">github.com/zkdavis/Tleco</w:t>
         </w:r>
@@ -2654,7 +2654,7 @@
       <w:r>
         <w:tab/>
       </w:r>
-      <w:hyperlink w:history="1" r:id="rIdgouyja_xfba6spx5pryfo">
+      <w:hyperlink w:history="1" r:id="rIdjym8odfgrhszaeho0jlsd">
         <w:r>
           <w:t xml:space="preserve">github.com/altjerue/paramo</w:t>
         </w:r>
@@ -3265,7 +3265,7 @@
       <w:r>
         <w:t xml:space="preserve">Video: </w:t>
       </w:r>
-      <w:hyperlink w:history="1" r:id="rIdlf0kw26-8cf4rw4zrsre-">
+      <w:hyperlink w:history="1" r:id="rIdzcxstumwqrlrfcbkfcjzh">
         <w:r>
           <w:t xml:space="preserve">youtube.com/watch?v=BAZNWLNT69M</w:t>
         </w:r>
@@ -3436,7 +3436,7 @@
       <w:r>
         <w:t xml:space="preserve">Marcos Moshinsky Award for Best Poster. Video: </w:t>
       </w:r>
-      <w:hyperlink w:history="1" r:id="rId2t_pl_b03ypxytkdlb3lg">
+      <w:hyperlink w:history="1" r:id="rIdssm_ukwoyic26j9nosfuk">
         <w:r>
           <w:t xml:space="preserve">youtube.com/watch?v=0TJiKg7kOPI</w:t>
         </w:r>
@@ -4494,7 +4494,7 @@
       <w:pPr>
         <w:spacing w:after="0"/>
       </w:pPr>
-      <w:hyperlink w:history="1" r:id="rIdehsukn7s6rh9mmfykmscd">
+      <w:hyperlink w:history="1" r:id="rIdkxqenhjcdaba3o8lil3kz">
         <w:r>
           <w:t xml:space="preserve">mexiciencia.github.io/post/anita</w:t>
         </w:r>
@@ -4554,7 +4554,7 @@
       <w:pPr>
         <w:spacing w:after="0"/>
       </w:pPr>
-      <w:hyperlink w:history="1" r:id="rIdeyntodw9jbt1deaiilche">
+      <w:hyperlink w:history="1" r:id="rIdutxj3r7arvkbwjuc5bzpw">
         <w:r>
           <w:t xml:space="preserve">mexiciencia.github.io/post/modelo-sir</w:t>
         </w:r>
@@ -4617,7 +4617,7 @@
       <w:r>
         <w:t xml:space="preserve">Data analysis and modeling collaborator. </w:t>
       </w:r>
-      <w:hyperlink w:history="1" r:id="rIdairuc3qf2k7ooo_ssjaa7">
+      <w:hyperlink w:history="1" r:id="rIdjd42uzdoewihl0y41fxwz">
         <w:r>
           <w:t xml:space="preserve">mexiciencia.github.io/post/covid19</w:t>
         </w:r>

--- a/RuedaBecerrilJM-CV-plain.docx
+++ b/RuedaBecerrilJM-CV-plain.docx
@@ -28,7 +28,7 @@
       <w:r>
         <w:t xml:space="preserve">  |  </w:t>
       </w:r>
-      <w:hyperlink w:history="1" r:id="rIdhvztz-26_0s0kojb7on6t">
+      <w:hyperlink w:history="1" r:id="rId8_efjf_5dfsv6b84knwxn">
         <w:r>
           <w:t xml:space="preserve">jm.ruebe@gmail.com</w:t>
         </w:r>
@@ -42,7 +42,7 @@
       <w:r>
         <w:t xml:space="preserve">  |  </w:t>
       </w:r>
-      <w:hyperlink w:history="1" r:id="rIdldsxzatzxuzro9go5yprh">
+      <w:hyperlink w:history="1" r:id="rIdwgfj8hmfmzvmkb-chedjq">
         <w:r>
           <w:t xml:space="preserve">linkedin.com/in/jeruebe</w:t>
         </w:r>
@@ -53,7 +53,7 @@
         <w:spacing w:after="60"/>
         <w:jc w:val="center"/>
       </w:pPr>
-      <w:hyperlink w:history="1" r:id="rId2r3mv8men87mys0xqfx3n">
+      <w:hyperlink w:history="1" r:id="rIddocahuumkkuxh9rjdm-my">
         <w:r>
           <w:t xml:space="preserve">altjerue.github.io</w:t>
         </w:r>
@@ -61,7 +61,7 @@
       <w:r>
         <w:t xml:space="preserve">  |  </w:t>
       </w:r>
-      <w:hyperlink w:history="1" r:id="rIdwslkrnsjbp_b0vb2xmaos">
+      <w:hyperlink w:history="1" r:id="rIdd9njcigzuasn5av7q4fjd">
         <w:r>
           <w:t xml:space="preserve">github.com/altjerue</w:t>
         </w:r>
@@ -69,7 +69,7 @@
       <w:r>
         <w:t xml:space="preserve">  |  </w:t>
       </w:r>
-      <w:hyperlink w:history="1" r:id="rIdeplhgem6wv_xrpsodg7pk">
+      <w:hyperlink w:history="1" r:id="rIdxuzagrojqqw_8fkt47yon">
         <w:r>
           <w:t xml:space="preserve">orcid.org/0000-0003-1988-1912</w:t>
         </w:r>
@@ -77,7 +77,7 @@
       <w:r>
         <w:t xml:space="preserve">  |  </w:t>
       </w:r>
-      <w:hyperlink w:history="1" r:id="rIdpe9t2uxa6rih_lhz6dvkm">
+      <w:hyperlink w:history="1" r:id="rIdib2k8gtdbtp4p_poy8zqj">
         <w:r>
           <w:t xml:space="preserve">Google Scholar</w:t>
         </w:r>
@@ -1132,7 +1132,7 @@
       <w:r>
         <w:t xml:space="preserve">Thesis: </w:t>
       </w:r>
-      <w:hyperlink w:history="1" r:id="rIdeh-7jltszp-tvmr2drlfk">
+      <w:hyperlink w:history="1" r:id="rIdoybegte3csr7xbzyl9wg0">
         <w:r>
           <w:t xml:space="preserve">Numerical treatment of radiation processes in the internal shocks of magnetized relativistic outflows</w:t>
         </w:r>
@@ -1429,7 +1429,7 @@
       <w:r>
         <w:t xml:space="preserve">, </w:t>
       </w:r>
-      <w:hyperlink w:history="1" r:id="rId_j-2zsfbwslvh1a7l6upx">
+      <w:hyperlink w:history="1" r:id="rIdljvvcopyusnagp2xymojf">
         <w:r>
           <w:t xml:space="preserve">ApJ 976, 182 (2024)</w:t>
         </w:r>
@@ -1437,7 +1437,7 @@
       <w:r>
         <w:t xml:space="preserve">, </w:t>
       </w:r>
-      <w:hyperlink w:history="1" r:id="rIdlbareftuvdfmcdtpakvid">
+      <w:hyperlink w:history="1" r:id="rId5pravndbphc69-zibu_zf">
         <w:r>
           <w:t xml:space="preserve">arXiv:2405.17581</w:t>
         </w:r>
@@ -1474,7 +1474,7 @@
       <w:r>
         <w:t xml:space="preserve">, </w:t>
       </w:r>
-      <w:hyperlink w:history="1" r:id="rIdv6oenr3releypro5szoiy">
+      <w:hyperlink w:history="1" r:id="rIdj6huerg3ozdppkc-l5fr5">
         <w:r>
           <w:t xml:space="preserve">MNRAS 513, 5766–5779 (2022)</w:t>
         </w:r>
@@ -1482,7 +1482,7 @@
       <w:r>
         <w:t xml:space="preserve">, </w:t>
       </w:r>
-      <w:hyperlink w:history="1" r:id="rIdppdqwvf78klycybzscgnn">
+      <w:hyperlink w:history="1" r:id="rIdxfe-t2h4ndmegcokbjwfc">
         <w:r>
           <w:t xml:space="preserve">arXiv:2201.07790</w:t>
         </w:r>
@@ -1519,7 +1519,7 @@
       <w:r>
         <w:t xml:space="preserve">, </w:t>
       </w:r>
-      <w:hyperlink w:history="1" r:id="rIdwcknq9h7-m2cugkg4uw4y">
+      <w:hyperlink w:history="1" r:id="rIdqj6al-bb61imzmea6bshq">
         <w:r>
           <w:t xml:space="preserve">Phys. Rev. D 106, 083015 (2022)</w:t>
         </w:r>
@@ -1527,7 +1527,7 @@
       <w:r>
         <w:t xml:space="preserve">, </w:t>
       </w:r>
-      <w:hyperlink w:history="1" r:id="rIdqqeyifh_4el0oxjm0zwqh">
+      <w:hyperlink w:history="1" r:id="rId1qotcnmaml2llsmhxxgtt">
         <w:r>
           <w:t xml:space="preserve">arXiv:2112.09817</w:t>
         </w:r>
@@ -1564,7 +1564,7 @@
       <w:r>
         <w:t xml:space="preserve">, </w:t>
       </w:r>
-      <w:hyperlink w:history="1" r:id="rIdl5guwrtfywuu63h2wzt3m">
+      <w:hyperlink w:history="1" r:id="rIdwhhi0opono7i1y5pzfrir">
         <w:r>
           <w:t xml:space="preserve">ApJ 919, 95 (2021)</w:t>
         </w:r>
@@ -1572,7 +1572,7 @@
       <w:r>
         <w:t xml:space="preserve">, </w:t>
       </w:r>
-      <w:hyperlink w:history="1" r:id="rIdbh-bzyexpifwbfycav5_h">
+      <w:hyperlink w:history="1" r:id="rIdacspyyh93v94luujh9cqo">
         <w:r>
           <w:t xml:space="preserve">arXiv:2106.05356</w:t>
         </w:r>
@@ -1609,7 +1609,7 @@
       <w:r>
         <w:t xml:space="preserve">, </w:t>
       </w:r>
-      <w:hyperlink w:history="1" r:id="rIdcgtv-cfzaow7n869lmpl2">
+      <w:hyperlink w:history="1" r:id="rIdfruexyvxqgxqdmxtjfap4">
         <w:r>
           <w:t xml:space="preserve">MNRAS 501, 4092–4102 (2021)</w:t>
         </w:r>
@@ -1617,7 +1617,7 @@
       <w:r>
         <w:t xml:space="preserve">, </w:t>
       </w:r>
-      <w:hyperlink w:history="1" r:id="rIdmg8dv8bdoupgbd2oidhwj">
+      <w:hyperlink w:history="1" r:id="rIdotuyfxrxzi96xofn3c1t2">
         <w:r>
           <w:t xml:space="preserve">arXiv:2009.02273</w:t>
         </w:r>
@@ -1654,7 +1654,7 @@
       <w:r>
         <w:t xml:space="preserve">, </w:t>
       </w:r>
-      <w:hyperlink w:history="1" r:id="rIddt0gd1kl5zbjx5rsmvrnm">
+      <w:hyperlink w:history="1" r:id="rIdqwshhqpawzfduzgoxo7qu">
         <w:r>
           <w:t xml:space="preserve">MNRAS 496, 974–986 (2020)</w:t>
         </w:r>
@@ -1662,7 +1662,7 @@
       <w:r>
         <w:t xml:space="preserve">, </w:t>
       </w:r>
-      <w:hyperlink w:history="1" r:id="rIdsvez8_mqqkox3rspumfmv">
+      <w:hyperlink w:history="1" r:id="rIdwgdzfvkanap1ibdtswd1m">
         <w:r>
           <w:t xml:space="preserve">arXiv:1910.14049</w:t>
         </w:r>
@@ -1699,7 +1699,7 @@
       <w:r>
         <w:t xml:space="preserve">, </w:t>
       </w:r>
-      <w:hyperlink w:history="1" r:id="rIdiqd_jcvssdyvu7g4x6xfb">
+      <w:hyperlink w:history="1" r:id="rIdsfnbyixbi2jryokoejq7c">
         <w:r>
           <w:t xml:space="preserve">MNRAS 468, 1169–1182 (2017)</w:t>
         </w:r>
@@ -1707,7 +1707,7 @@
       <w:r>
         <w:t xml:space="preserve">, </w:t>
       </w:r>
-      <w:hyperlink w:history="1" r:id="rId_r5em8znvpage80gjezzp">
+      <w:hyperlink w:history="1" r:id="rIdqekgyjytzsbavj48dct8z">
         <w:r>
           <w:t xml:space="preserve">arXiv:1612.06383</w:t>
         </w:r>
@@ -1744,7 +1744,7 @@
       <w:r>
         <w:t xml:space="preserve">, </w:t>
       </w:r>
-      <w:hyperlink w:history="1" r:id="rIddu1ghx0aw_kxe35jdhjdx">
+      <w:hyperlink w:history="1" r:id="rIdipizyxxxfkgikjii6lops">
         <w:r>
           <w:t xml:space="preserve">MNRAS 438, 1856–1869 (2014)</w:t>
         </w:r>
@@ -1752,7 +1752,7 @@
       <w:r>
         <w:t xml:space="preserve">, </w:t>
       </w:r>
-      <w:hyperlink w:history="1" r:id="rIdc5qp1oxf7mi_ejyjk0lwi">
+      <w:hyperlink w:history="1" r:id="rId3kdmheppc3d3tdkar4uwj">
         <w:r>
           <w:t xml:space="preserve">arXiv:1310.5441</w:t>
         </w:r>
@@ -1789,7 +1789,7 @@
       <w:r>
         <w:t xml:space="preserve">, </w:t>
       </w:r>
-      <w:hyperlink w:history="1" r:id="rIdhlyh55whdza0wpbwvqyju">
+      <w:hyperlink w:history="1" r:id="rIdkxzhhyyuexksd6ocatlqk">
         <w:r>
           <w:t xml:space="preserve">Phys. Rev. D 80, 084023 (2009)</w:t>
         </w:r>
@@ -1797,7 +1797,7 @@
       <w:r>
         <w:t xml:space="preserve">, </w:t>
       </w:r>
-      <w:hyperlink w:history="1" r:id="rId3x2suso1x7hi3d5wqfsmc">
+      <w:hyperlink w:history="1" r:id="rId9kl2pg77khh2atarf86yv">
         <w:r>
           <w:t xml:space="preserve">arXiv:1009.1250</w:t>
         </w:r>
@@ -1842,7 +1842,7 @@
       <w:r>
         <w:t xml:space="preserve">, </w:t>
       </w:r>
-      <w:hyperlink w:history="1" r:id="rIduyrybyik_4eldrynjxghv">
+      <w:hyperlink w:history="1" r:id="rId8nqitpj-oltk0omuknwen">
         <w:r>
           <w:t xml:space="preserve">Astron. Nachr. 342, 277–282 (2021)</w:t>
         </w:r>
@@ -1850,7 +1850,7 @@
       <w:r>
         <w:t xml:space="preserve">, 9th International Workshop on Astronomy and Relativistic Astrophysics, </w:t>
       </w:r>
-      <w:hyperlink w:history="1" r:id="rIdnkff4xlihxrc4kjbsqitc">
+      <w:hyperlink w:history="1" r:id="rIdzhmidgchzaq1kaa9_ipuh">
         <w:r>
           <w:t xml:space="preserve">arXiv:2011.13797</w:t>
         </w:r>
@@ -1887,7 +1887,7 @@
       <w:r>
         <w:t xml:space="preserve">, </w:t>
       </w:r>
-      <w:hyperlink w:history="1" r:id="rIdre7qoexqnpyewybwoqhkn">
+      <w:hyperlink w:history="1" r:id="rId4mkz3814mumvzv_yq7gky">
         <w:r>
           <w:t xml:space="preserve">Astron. Nachr. 342, 147–152 (2021)</w:t>
         </w:r>
@@ -1895,7 +1895,7 @@
       <w:r>
         <w:t xml:space="preserve">, 9th International Workshop on Astronomy and Relativistic Astrophysics, </w:t>
       </w:r>
-      <w:hyperlink w:history="1" r:id="rId0f8xl8wrqxfjan09uwl-g">
+      <w:hyperlink w:history="1" r:id="rIdpf8rkvvkudjqlcdfw0in3">
         <w:r>
           <w:t xml:space="preserve">arXiv:2011.13805</w:t>
         </w:r>
@@ -1932,7 +1932,7 @@
       <w:r>
         <w:t xml:space="preserve">, </w:t>
       </w:r>
-      <w:hyperlink w:history="1" r:id="rIdqjfi7l0zfvpfcqe0wgnkg">
+      <w:hyperlink w:history="1" r:id="rIdzfukurfk_hq0qdi41jba_">
         <w:r>
           <w:t xml:space="preserve">PoS(SWIFT 10) 233, 159 (2014)</w:t>
         </w:r>
@@ -1940,7 +1940,7 @@
       <w:r>
         <w:t xml:space="preserve">, </w:t>
       </w:r>
-      <w:hyperlink w:history="1" r:id="rIdvl0dt9nmp38elgbfw9mxi">
+      <w:hyperlink w:history="1" r:id="rIdg8p3qjdm2ibwzjep4ciji">
         <w:r>
           <w:t xml:space="preserve">arXiv:1502.07882</w:t>
         </w:r>
@@ -1977,7 +1977,7 @@
       <w:r>
         <w:t xml:space="preserve">, </w:t>
       </w:r>
-      <w:hyperlink w:history="1" r:id="rIdrynzrykakzark61eh0hoa">
+      <w:hyperlink w:history="1" r:id="rIdrhfyuvuxacous5n3rwb6a">
         <w:r>
           <w:t xml:space="preserve">EPJ Web Conf. 61, 02007 (2013)</w:t>
         </w:r>
@@ -1985,7 +1985,7 @@
       <w:r>
         <w:t xml:space="preserve">, </w:t>
       </w:r>
-      <w:hyperlink w:history="1" r:id="rId7do4n5bzcbt8p4jhnfgqv">
+      <w:hyperlink w:history="1" r:id="rIdgfo4qxmj6ltwrzxwucoue">
         <w:r>
           <w:t xml:space="preserve">arXiv:1309.4612</w:t>
         </w:r>
@@ -2022,7 +2022,7 @@
       <w:r>
         <w:t xml:space="preserve">, </w:t>
       </w:r>
-      <w:hyperlink w:history="1" r:id="rIdl-lnixm0pc74s2-ec1px7">
+      <w:hyperlink w:history="1" r:id="rIdadzrqpddrzztgycyxa174">
         <w:r>
           <w:t xml:space="preserve">J. Phys.: Conf. Ser. 454, 012001 (2013)</w:t>
         </w:r>
@@ -2030,7 +2030,7 @@
       <w:r>
         <w:t xml:space="preserve">, </w:t>
       </w:r>
-      <w:hyperlink w:history="1" r:id="rId3jvqjmgplb4r7wlni1f9d">
+      <w:hyperlink w:history="1" r:id="rIdwmxf2lad0wbw_1f8levf9">
         <w:r>
           <w:t xml:space="preserve">arXiv:1211.1794</w:t>
         </w:r>
@@ -2433,7 +2433,7 @@
       <w:r>
         <w:tab/>
       </w:r>
-      <w:hyperlink w:history="1" r:id="rIdqxl5g-1cjacedw3ttlpae">
+      <w:hyperlink w:history="1" r:id="rId1yimyyxj_hpy9r5zl8jzq">
         <w:r>
           <w:t xml:space="preserve">github.com/altjerue/ilwikak-ml</w:t>
         </w:r>
@@ -2524,7 +2524,7 @@
       <w:r>
         <w:tab/>
       </w:r>
-      <w:hyperlink w:history="1" r:id="rIdxwr-cmicxhw0q17sq38qx">
+      <w:hyperlink w:history="1" r:id="rIdxu-i5bqs8zoam2pxpu6bk">
         <w:r>
           <w:t xml:space="preserve">github.com/UW-ForestMycobiomeLab/WindSporesHills</w:t>
         </w:r>
@@ -2589,7 +2589,7 @@
       <w:r>
         <w:tab/>
       </w:r>
-      <w:hyperlink w:history="1" r:id="rIdchs-tviy7xletfwknhzcs">
+      <w:hyperlink w:history="1" r:id="rIdorb7xy-i3n81kilhlosis">
         <w:r>
           <w:t xml:space="preserve">github.com/zkdavis/Tleco</w:t>
         </w:r>
@@ -2654,7 +2654,7 @@
       <w:r>
         <w:tab/>
       </w:r>
-      <w:hyperlink w:history="1" r:id="rIdjym8odfgrhszaeho0jlsd">
+      <w:hyperlink w:history="1" r:id="rIdcg1fpmco_t9fagdjlujij">
         <w:r>
           <w:t xml:space="preserve">github.com/altjerue/paramo</w:t>
         </w:r>
@@ -3265,7 +3265,7 @@
       <w:r>
         <w:t xml:space="preserve">Video: </w:t>
       </w:r>
-      <w:hyperlink w:history="1" r:id="rIdzcxstumwqrlrfcbkfcjzh">
+      <w:hyperlink w:history="1" r:id="rIdrh0ruunrddevjh-hkfnd5">
         <w:r>
           <w:t xml:space="preserve">youtube.com/watch?v=BAZNWLNT69M</w:t>
         </w:r>
@@ -3436,7 +3436,7 @@
       <w:r>
         <w:t xml:space="preserve">Marcos Moshinsky Award for Best Poster. Video: </w:t>
       </w:r>
-      <w:hyperlink w:history="1" r:id="rIdssm_ukwoyic26j9nosfuk">
+      <w:hyperlink w:history="1" r:id="rIdjzeo5s09ycovhhtlkhhzu">
         <w:r>
           <w:t xml:space="preserve">youtube.com/watch?v=0TJiKg7kOPI</w:t>
         </w:r>
@@ -4494,7 +4494,7 @@
       <w:pPr>
         <w:spacing w:after="0"/>
       </w:pPr>
-      <w:hyperlink w:history="1" r:id="rIdkxqenhjcdaba3o8lil3kz">
+      <w:hyperlink w:history="1" r:id="rId-nfswjzfi2iz1mvw9dq9s">
         <w:r>
           <w:t xml:space="preserve">mexiciencia.github.io/post/anita</w:t>
         </w:r>
@@ -4554,7 +4554,7 @@
       <w:pPr>
         <w:spacing w:after="0"/>
       </w:pPr>
-      <w:hyperlink w:history="1" r:id="rIdutxj3r7arvkbwjuc5bzpw">
+      <w:hyperlink w:history="1" r:id="rIdkamoipdqm0nd7nj8ucswt">
         <w:r>
           <w:t xml:space="preserve">mexiciencia.github.io/post/modelo-sir</w:t>
         </w:r>
@@ -4617,7 +4617,7 @@
       <w:r>
         <w:t xml:space="preserve">Data analysis and modeling collaborator. </w:t>
       </w:r>
-      <w:hyperlink w:history="1" r:id="rIdjd42uzdoewihl0y41fxwz">
+      <w:hyperlink w:history="1" r:id="rIdypzta36dfgk7vmnrp5aat">
         <w:r>
           <w:t xml:space="preserve">mexiciencia.github.io/post/covid19</w:t>
         </w:r>

--- a/RuedaBecerrilJM-CV-plain.docx
+++ b/RuedaBecerrilJM-CV-plain.docx
@@ -28,7 +28,7 @@
       <w:r>
         <w:t xml:space="preserve">  |  </w:t>
       </w:r>
-      <w:hyperlink w:history="1" r:id="rId8_efjf_5dfsv6b84knwxn">
+      <w:hyperlink w:history="1" r:id="rIdnocgd9f8wbc6lsbqtkk97">
         <w:r>
           <w:t xml:space="preserve">jm.ruebe@gmail.com</w:t>
         </w:r>
@@ -42,7 +42,7 @@
       <w:r>
         <w:t xml:space="preserve">  |  </w:t>
       </w:r>
-      <w:hyperlink w:history="1" r:id="rIdwgfj8hmfmzvmkb-chedjq">
+      <w:hyperlink w:history="1" r:id="rIdikzp3cgza6dsp-9sv6paf">
         <w:r>
           <w:t xml:space="preserve">linkedin.com/in/jeruebe</w:t>
         </w:r>
@@ -53,7 +53,7 @@
         <w:spacing w:after="60"/>
         <w:jc w:val="center"/>
       </w:pPr>
-      <w:hyperlink w:history="1" r:id="rIddocahuumkkuxh9rjdm-my">
+      <w:hyperlink w:history="1" r:id="rId5qahgcwlzazrowgxagot7">
         <w:r>
           <w:t xml:space="preserve">altjerue.github.io</w:t>
         </w:r>
@@ -61,7 +61,7 @@
       <w:r>
         <w:t xml:space="preserve">  |  </w:t>
       </w:r>
-      <w:hyperlink w:history="1" r:id="rIdd9njcigzuasn5av7q4fjd">
+      <w:hyperlink w:history="1" r:id="rIdmrerjyoeaovxd2ommr3q3">
         <w:r>
           <w:t xml:space="preserve">github.com/altjerue</w:t>
         </w:r>
@@ -69,7 +69,7 @@
       <w:r>
         <w:t xml:space="preserve">  |  </w:t>
       </w:r>
-      <w:hyperlink w:history="1" r:id="rIdxuzagrojqqw_8fkt47yon">
+      <w:hyperlink w:history="1" r:id="rIdqvdruvdjg3hrnsucgqytb">
         <w:r>
           <w:t xml:space="preserve">orcid.org/0000-0003-1988-1912</w:t>
         </w:r>
@@ -77,7 +77,7 @@
       <w:r>
         <w:t xml:space="preserve">  |  </w:t>
       </w:r>
-      <w:hyperlink w:history="1" r:id="rIdib2k8gtdbtp4p_poy8zqj">
+      <w:hyperlink w:history="1" r:id="rId8regwekmydljyhsc58fsu">
         <w:r>
           <w:t xml:space="preserve">Google Scholar</w:t>
         </w:r>
@@ -1132,7 +1132,7 @@
       <w:r>
         <w:t xml:space="preserve">Thesis: </w:t>
       </w:r>
-      <w:hyperlink w:history="1" r:id="rIdoybegte3csr7xbzyl9wg0">
+      <w:hyperlink w:history="1" r:id="rIdtzbx5kuvznow8dhumumrr">
         <w:r>
           <w:t xml:space="preserve">Numerical treatment of radiation processes in the internal shocks of magnetized relativistic outflows</w:t>
         </w:r>
@@ -1429,7 +1429,7 @@
       <w:r>
         <w:t xml:space="preserve">, </w:t>
       </w:r>
-      <w:hyperlink w:history="1" r:id="rIdljvvcopyusnagp2xymojf">
+      <w:hyperlink w:history="1" r:id="rIdcxfvqsi3atpkyovvweyqm">
         <w:r>
           <w:t xml:space="preserve">ApJ 976, 182 (2024)</w:t>
         </w:r>
@@ -1437,7 +1437,7 @@
       <w:r>
         <w:t xml:space="preserve">, </w:t>
       </w:r>
-      <w:hyperlink w:history="1" r:id="rId5pravndbphc69-zibu_zf">
+      <w:hyperlink w:history="1" r:id="rId37e-gopbzz5ujngu3zjb8">
         <w:r>
           <w:t xml:space="preserve">arXiv:2405.17581</w:t>
         </w:r>
@@ -1474,7 +1474,7 @@
       <w:r>
         <w:t xml:space="preserve">, </w:t>
       </w:r>
-      <w:hyperlink w:history="1" r:id="rIdj6huerg3ozdppkc-l5fr5">
+      <w:hyperlink w:history="1" r:id="rIdaspenepcbv5zqv4gdolm0">
         <w:r>
           <w:t xml:space="preserve">MNRAS 513, 5766–5779 (2022)</w:t>
         </w:r>
@@ -1482,7 +1482,7 @@
       <w:r>
         <w:t xml:space="preserve">, </w:t>
       </w:r>
-      <w:hyperlink w:history="1" r:id="rIdxfe-t2h4ndmegcokbjwfc">
+      <w:hyperlink w:history="1" r:id="rId1g7kpm-aqqhlvmcthw5zt">
         <w:r>
           <w:t xml:space="preserve">arXiv:2201.07790</w:t>
         </w:r>
@@ -1519,7 +1519,7 @@
       <w:r>
         <w:t xml:space="preserve">, </w:t>
       </w:r>
-      <w:hyperlink w:history="1" r:id="rIdqj6al-bb61imzmea6bshq">
+      <w:hyperlink w:history="1" r:id="rIdjxfrkeurxnibw_udj0bzi">
         <w:r>
           <w:t xml:space="preserve">Phys. Rev. D 106, 083015 (2022)</w:t>
         </w:r>
@@ -1527,7 +1527,7 @@
       <w:r>
         <w:t xml:space="preserve">, </w:t>
       </w:r>
-      <w:hyperlink w:history="1" r:id="rId1qotcnmaml2llsmhxxgtt">
+      <w:hyperlink w:history="1" r:id="rIdpmzwzqdq061biyzlidtpf">
         <w:r>
           <w:t xml:space="preserve">arXiv:2112.09817</w:t>
         </w:r>
@@ -1564,7 +1564,7 @@
       <w:r>
         <w:t xml:space="preserve">, </w:t>
       </w:r>
-      <w:hyperlink w:history="1" r:id="rIdwhhi0opono7i1y5pzfrir">
+      <w:hyperlink w:history="1" r:id="rIdus8k-6irmafs0kdu_y1sz">
         <w:r>
           <w:t xml:space="preserve">ApJ 919, 95 (2021)</w:t>
         </w:r>
@@ -1572,7 +1572,7 @@
       <w:r>
         <w:t xml:space="preserve">, </w:t>
       </w:r>
-      <w:hyperlink w:history="1" r:id="rIdacspyyh93v94luujh9cqo">
+      <w:hyperlink w:history="1" r:id="rIdalsdtikfrffqcshujsi9r">
         <w:r>
           <w:t xml:space="preserve">arXiv:2106.05356</w:t>
         </w:r>
@@ -1609,7 +1609,7 @@
       <w:r>
         <w:t xml:space="preserve">, </w:t>
       </w:r>
-      <w:hyperlink w:history="1" r:id="rIdfruexyvxqgxqdmxtjfap4">
+      <w:hyperlink w:history="1" r:id="rId06_u0fr7iwzikctug4v8j">
         <w:r>
           <w:t xml:space="preserve">MNRAS 501, 4092–4102 (2021)</w:t>
         </w:r>
@@ -1617,7 +1617,7 @@
       <w:r>
         <w:t xml:space="preserve">, </w:t>
       </w:r>
-      <w:hyperlink w:history="1" r:id="rIdotuyfxrxzi96xofn3c1t2">
+      <w:hyperlink w:history="1" r:id="rIdomwvxajwpey2oyteyobmq">
         <w:r>
           <w:t xml:space="preserve">arXiv:2009.02273</w:t>
         </w:r>
@@ -1654,7 +1654,7 @@
       <w:r>
         <w:t xml:space="preserve">, </w:t>
       </w:r>
-      <w:hyperlink w:history="1" r:id="rIdqwshhqpawzfduzgoxo7qu">
+      <w:hyperlink w:history="1" r:id="rIdiikp0doukl6sswmzt3nzb">
         <w:r>
           <w:t xml:space="preserve">MNRAS 496, 974–986 (2020)</w:t>
         </w:r>
@@ -1662,7 +1662,7 @@
       <w:r>
         <w:t xml:space="preserve">, </w:t>
       </w:r>
-      <w:hyperlink w:history="1" r:id="rIdwgdzfvkanap1ibdtswd1m">
+      <w:hyperlink w:history="1" r:id="rIdgzcrkwyfisnn_whqalskq">
         <w:r>
           <w:t xml:space="preserve">arXiv:1910.14049</w:t>
         </w:r>
@@ -1699,7 +1699,7 @@
       <w:r>
         <w:t xml:space="preserve">, </w:t>
       </w:r>
-      <w:hyperlink w:history="1" r:id="rIdsfnbyixbi2jryokoejq7c">
+      <w:hyperlink w:history="1" r:id="rIdk1gibin8gy_gatvh-73qa">
         <w:r>
           <w:t xml:space="preserve">MNRAS 468, 1169–1182 (2017)</w:t>
         </w:r>
@@ -1707,7 +1707,7 @@
       <w:r>
         <w:t xml:space="preserve">, </w:t>
       </w:r>
-      <w:hyperlink w:history="1" r:id="rIdqekgyjytzsbavj48dct8z">
+      <w:hyperlink w:history="1" r:id="rIdild4gg_2makbx8qwxxmhg">
         <w:r>
           <w:t xml:space="preserve">arXiv:1612.06383</w:t>
         </w:r>
@@ -1744,7 +1744,7 @@
       <w:r>
         <w:t xml:space="preserve">, </w:t>
       </w:r>
-      <w:hyperlink w:history="1" r:id="rIdipizyxxxfkgikjii6lops">
+      <w:hyperlink w:history="1" r:id="rIdhhfmbnj7mpjbpzoqnf8mf">
         <w:r>
           <w:t xml:space="preserve">MNRAS 438, 1856–1869 (2014)</w:t>
         </w:r>
@@ -1752,7 +1752,7 @@
       <w:r>
         <w:t xml:space="preserve">, </w:t>
       </w:r>
-      <w:hyperlink w:history="1" r:id="rId3kdmheppc3d3tdkar4uwj">
+      <w:hyperlink w:history="1" r:id="rIdxzjjz7bnngkn4aopuficf">
         <w:r>
           <w:t xml:space="preserve">arXiv:1310.5441</w:t>
         </w:r>
@@ -1789,7 +1789,7 @@
       <w:r>
         <w:t xml:space="preserve">, </w:t>
       </w:r>
-      <w:hyperlink w:history="1" r:id="rIdkxzhhyyuexksd6ocatlqk">
+      <w:hyperlink w:history="1" r:id="rIdqgetnzf34sc_eownxuqtb">
         <w:r>
           <w:t xml:space="preserve">Phys. Rev. D 80, 084023 (2009)</w:t>
         </w:r>
@@ -1797,7 +1797,7 @@
       <w:r>
         <w:t xml:space="preserve">, </w:t>
       </w:r>
-      <w:hyperlink w:history="1" r:id="rId9kl2pg77khh2atarf86yv">
+      <w:hyperlink w:history="1" r:id="rIdsrlsogtqlewvvbjvlu9ux">
         <w:r>
           <w:t xml:space="preserve">arXiv:1009.1250</w:t>
         </w:r>
@@ -1842,7 +1842,7 @@
       <w:r>
         <w:t xml:space="preserve">, </w:t>
       </w:r>
-      <w:hyperlink w:history="1" r:id="rId8nqitpj-oltk0omuknwen">
+      <w:hyperlink w:history="1" r:id="rIdwrnm3oiq-ays4t5ik5scp">
         <w:r>
           <w:t xml:space="preserve">Astron. Nachr. 342, 277–282 (2021)</w:t>
         </w:r>
@@ -1850,7 +1850,7 @@
       <w:r>
         <w:t xml:space="preserve">, 9th International Workshop on Astronomy and Relativistic Astrophysics, </w:t>
       </w:r>
-      <w:hyperlink w:history="1" r:id="rIdzhmidgchzaq1kaa9_ipuh">
+      <w:hyperlink w:history="1" r:id="rIdrc2afsctrjivor-8hvfrh">
         <w:r>
           <w:t xml:space="preserve">arXiv:2011.13797</w:t>
         </w:r>
@@ -1887,7 +1887,7 @@
       <w:r>
         <w:t xml:space="preserve">, </w:t>
       </w:r>
-      <w:hyperlink w:history="1" r:id="rId4mkz3814mumvzv_yq7gky">
+      <w:hyperlink w:history="1" r:id="rIdr5ueu5dft6iupk3rk3cf7">
         <w:r>
           <w:t xml:space="preserve">Astron. Nachr. 342, 147–152 (2021)</w:t>
         </w:r>
@@ -1895,7 +1895,7 @@
       <w:r>
         <w:t xml:space="preserve">, 9th International Workshop on Astronomy and Relativistic Astrophysics, </w:t>
       </w:r>
-      <w:hyperlink w:history="1" r:id="rIdpf8rkvvkudjqlcdfw0in3">
+      <w:hyperlink w:history="1" r:id="rId7vbpxazoddrh6glltdlae">
         <w:r>
           <w:t xml:space="preserve">arXiv:2011.13805</w:t>
         </w:r>
@@ -1932,7 +1932,7 @@
       <w:r>
         <w:t xml:space="preserve">, </w:t>
       </w:r>
-      <w:hyperlink w:history="1" r:id="rIdzfukurfk_hq0qdi41jba_">
+      <w:hyperlink w:history="1" r:id="rIdwpxur2rjbfxf5j4b7zmnl">
         <w:r>
           <w:t xml:space="preserve">PoS(SWIFT 10) 233, 159 (2014)</w:t>
         </w:r>
@@ -1940,7 +1940,7 @@
       <w:r>
         <w:t xml:space="preserve">, </w:t>
       </w:r>
-      <w:hyperlink w:history="1" r:id="rIdg8p3qjdm2ibwzjep4ciji">
+      <w:hyperlink w:history="1" r:id="rIdunpdqg6htigyxaetdgv7c">
         <w:r>
           <w:t xml:space="preserve">arXiv:1502.07882</w:t>
         </w:r>
@@ -1977,7 +1977,7 @@
       <w:r>
         <w:t xml:space="preserve">, </w:t>
       </w:r>
-      <w:hyperlink w:history="1" r:id="rIdrhfyuvuxacous5n3rwb6a">
+      <w:hyperlink w:history="1" r:id="rId1mc76m7kt40phi4btekqa">
         <w:r>
           <w:t xml:space="preserve">EPJ Web Conf. 61, 02007 (2013)</w:t>
         </w:r>
@@ -1985,7 +1985,7 @@
       <w:r>
         <w:t xml:space="preserve">, </w:t>
       </w:r>
-      <w:hyperlink w:history="1" r:id="rIdgfo4qxmj6ltwrzxwucoue">
+      <w:hyperlink w:history="1" r:id="rIdjqgnj8qmlkzsuo3jacgap">
         <w:r>
           <w:t xml:space="preserve">arXiv:1309.4612</w:t>
         </w:r>
@@ -2022,7 +2022,7 @@
       <w:r>
         <w:t xml:space="preserve">, </w:t>
       </w:r>
-      <w:hyperlink w:history="1" r:id="rIdadzrqpddrzztgycyxa174">
+      <w:hyperlink w:history="1" r:id="rIdhpgbyaqgymzxxw8jvf-o4">
         <w:r>
           <w:t xml:space="preserve">J. Phys.: Conf. Ser. 454, 012001 (2013)</w:t>
         </w:r>
@@ -2030,7 +2030,7 @@
       <w:r>
         <w:t xml:space="preserve">, </w:t>
       </w:r>
-      <w:hyperlink w:history="1" r:id="rIdwmxf2lad0wbw_1f8levf9">
+      <w:hyperlink w:history="1" r:id="rId6qwd8sqba5ju1ht58v_q8">
         <w:r>
           <w:t xml:space="preserve">arXiv:1211.1794</w:t>
         </w:r>
@@ -2433,7 +2433,7 @@
       <w:r>
         <w:tab/>
       </w:r>
-      <w:hyperlink w:history="1" r:id="rId1yimyyxj_hpy9r5zl8jzq">
+      <w:hyperlink w:history="1" r:id="rIdfew3qw6ar0dvcof-chiyt">
         <w:r>
           <w:t xml:space="preserve">github.com/altjerue/ilwikak-ml</w:t>
         </w:r>
@@ -2462,7 +2462,7 @@
         <w:spacing w:after="10"/>
       </w:pPr>
       <w:r>
-        <w:t xml:space="preserve">Training a neural-network emulator of the physics-based Tleco model that maps physical jet parameters to observable spectral energy distributions, validated against Tleco output.</w:t>
+        <w:t xml:space="preserve">Building a neural-network emulator of the physics-based Tleco model that maps physical jet parameters to observable spectral energy distributions, validated against Tleco output.</w:t>
       </w:r>
     </w:p>
     <w:p>
@@ -2524,7 +2524,7 @@
       <w:r>
         <w:tab/>
       </w:r>
-      <w:hyperlink w:history="1" r:id="rIdxu-i5bqs8zoam2pxpu6bk">
+      <w:hyperlink w:history="1" r:id="rIddab3ibgz72k5pvnfk32rq">
         <w:r>
           <w:t xml:space="preserve">github.com/UW-ForestMycobiomeLab/WindSporesHills</w:t>
         </w:r>
@@ -2589,7 +2589,7 @@
       <w:r>
         <w:tab/>
       </w:r>
-      <w:hyperlink w:history="1" r:id="rIdorb7xy-i3n81kilhlosis">
+      <w:hyperlink w:history="1" r:id="rIddulufhzzsjdj4lk8ueucq">
         <w:r>
           <w:t xml:space="preserve">github.com/zkdavis/Tleco</w:t>
         </w:r>
@@ -2654,7 +2654,7 @@
       <w:r>
         <w:tab/>
       </w:r>
-      <w:hyperlink w:history="1" r:id="rIdcg1fpmco_t9fagdjlujij">
+      <w:hyperlink w:history="1" r:id="rIdhhio-vvzns8rtlduzxpuy">
         <w:r>
           <w:t xml:space="preserve">github.com/altjerue/paramo</w:t>
         </w:r>
@@ -3265,7 +3265,7 @@
       <w:r>
         <w:t xml:space="preserve">Video: </w:t>
       </w:r>
-      <w:hyperlink w:history="1" r:id="rIdrh0ruunrddevjh-hkfnd5">
+      <w:hyperlink w:history="1" r:id="rId22gtq2bcgcb_zliuefsxs">
         <w:r>
           <w:t xml:space="preserve">youtube.com/watch?v=BAZNWLNT69M</w:t>
         </w:r>
@@ -3436,7 +3436,7 @@
       <w:r>
         <w:t xml:space="preserve">Marcos Moshinsky Award for Best Poster. Video: </w:t>
       </w:r>
-      <w:hyperlink w:history="1" r:id="rIdjzeo5s09ycovhhtlkhhzu">
+      <w:hyperlink w:history="1" r:id="rIdhtylc9dfgiha-l6amezxw">
         <w:r>
           <w:t xml:space="preserve">youtube.com/watch?v=0TJiKg7kOPI</w:t>
         </w:r>
@@ -4494,7 +4494,7 @@
       <w:pPr>
         <w:spacing w:after="0"/>
       </w:pPr>
-      <w:hyperlink w:history="1" r:id="rId-nfswjzfi2iz1mvw9dq9s">
+      <w:hyperlink w:history="1" r:id="rIdhvgs_mbw6omahjwqvvsjt">
         <w:r>
           <w:t xml:space="preserve">mexiciencia.github.io/post/anita</w:t>
         </w:r>
@@ -4554,7 +4554,7 @@
       <w:pPr>
         <w:spacing w:after="0"/>
       </w:pPr>
-      <w:hyperlink w:history="1" r:id="rIdkamoipdqm0nd7nj8ucswt">
+      <w:hyperlink w:history="1" r:id="rIddawtegy4anjiowzllv_jj">
         <w:r>
           <w:t xml:space="preserve">mexiciencia.github.io/post/modelo-sir</w:t>
         </w:r>
@@ -4617,7 +4617,7 @@
       <w:r>
         <w:t xml:space="preserve">Data analysis and modeling collaborator. </w:t>
       </w:r>
-      <w:hyperlink w:history="1" r:id="rIdypzta36dfgk7vmnrp5aat">
+      <w:hyperlink w:history="1" r:id="rIdur-6jqrnrj-8__j334tbs">
         <w:r>
           <w:t xml:space="preserve">mexiciencia.github.io/post/covid19</w:t>
         </w:r>

--- a/RuedaBecerrilJM-CV-plain.docx
+++ b/RuedaBecerrilJM-CV-plain.docx
@@ -28,7 +28,7 @@
       <w:r>
         <w:t xml:space="preserve">  |  </w:t>
       </w:r>
-      <w:hyperlink w:history="1" r:id="rIdnocgd9f8wbc6lsbqtkk97">
+      <w:hyperlink w:history="1" r:id="rIdb5rv_ovafbzdim_nzmycm">
         <w:r>
           <w:t xml:space="preserve">jm.ruebe@gmail.com</w:t>
         </w:r>
@@ -42,7 +42,7 @@
       <w:r>
         <w:t xml:space="preserve">  |  </w:t>
       </w:r>
-      <w:hyperlink w:history="1" r:id="rIdikzp3cgza6dsp-9sv6paf">
+      <w:hyperlink w:history="1" r:id="rIdffmjobnnwhe9blaxfjuxh">
         <w:r>
           <w:t xml:space="preserve">linkedin.com/in/jeruebe</w:t>
         </w:r>
@@ -53,7 +53,7 @@
         <w:spacing w:after="60"/>
         <w:jc w:val="center"/>
       </w:pPr>
-      <w:hyperlink w:history="1" r:id="rId5qahgcwlzazrowgxagot7">
+      <w:hyperlink w:history="1" r:id="rIdsflvujd3ab_tpfeoiwjsa">
         <w:r>
           <w:t xml:space="preserve">altjerue.github.io</w:t>
         </w:r>
@@ -61,7 +61,7 @@
       <w:r>
         <w:t xml:space="preserve">  |  </w:t>
       </w:r>
-      <w:hyperlink w:history="1" r:id="rIdmrerjyoeaovxd2ommr3q3">
+      <w:hyperlink w:history="1" r:id="rIdlbtfdte33mavzkuim65h7">
         <w:r>
           <w:t xml:space="preserve">github.com/altjerue</w:t>
         </w:r>
@@ -69,7 +69,7 @@
       <w:r>
         <w:t xml:space="preserve">  |  </w:t>
       </w:r>
-      <w:hyperlink w:history="1" r:id="rIdqvdruvdjg3hrnsucgqytb">
+      <w:hyperlink w:history="1" r:id="rId6rzud3qco_kj3srjtaprb">
         <w:r>
           <w:t xml:space="preserve">orcid.org/0000-0003-1988-1912</w:t>
         </w:r>
@@ -77,7 +77,7 @@
       <w:r>
         <w:t xml:space="preserve">  |  </w:t>
       </w:r>
-      <w:hyperlink w:history="1" r:id="rId8regwekmydljyhsc58fsu">
+      <w:hyperlink w:history="1" r:id="rIdme1ip1nnexoeqqwbqn_cf">
         <w:r>
           <w:t xml:space="preserve">Google Scholar</w:t>
         </w:r>
@@ -772,7 +772,7 @@
         <w:spacing w:after="10"/>
       </w:pPr>
       <w:r>
-        <w:t xml:space="preserve">Architected Paramo, an open-source Fortran 95 library that solves the Fokker–Planck equation coupled to radiative transfer; parallelized and optimized it with OpenMP, making it about 20× faster than the original serial code on 5 cores.</w:t>
+        <w:t xml:space="preserve">Architected Paramo, an open-source Fortran 95 library that solves the Fokker–Planck equation coupled to radiative transfer; parallelized and optimized it with OpenMP; GPU offload tested with OpenACC.</w:t>
       </w:r>
     </w:p>
     <w:p>
@@ -1132,7 +1132,7 @@
       <w:r>
         <w:t xml:space="preserve">Thesis: </w:t>
       </w:r>
-      <w:hyperlink w:history="1" r:id="rIdtzbx5kuvznow8dhumumrr">
+      <w:hyperlink w:history="1" r:id="rId8pee2un6iivdxsng3mop-">
         <w:r>
           <w:t xml:space="preserve">Numerical treatment of radiation processes in the internal shocks of magnetized relativistic outflows</w:t>
         </w:r>
@@ -1429,7 +1429,7 @@
       <w:r>
         <w:t xml:space="preserve">, </w:t>
       </w:r>
-      <w:hyperlink w:history="1" r:id="rIdcxfvqsi3atpkyovvweyqm">
+      <w:hyperlink w:history="1" r:id="rIddrs5-rp0ws8qnkvrqjl0s">
         <w:r>
           <w:t xml:space="preserve">ApJ 976, 182 (2024)</w:t>
         </w:r>
@@ -1437,7 +1437,7 @@
       <w:r>
         <w:t xml:space="preserve">, </w:t>
       </w:r>
-      <w:hyperlink w:history="1" r:id="rId37e-gopbzz5ujngu3zjb8">
+      <w:hyperlink w:history="1" r:id="rIdxscmjoquaj91lfazdhkyf">
         <w:r>
           <w:t xml:space="preserve">arXiv:2405.17581</w:t>
         </w:r>
@@ -1474,7 +1474,7 @@
       <w:r>
         <w:t xml:space="preserve">, </w:t>
       </w:r>
-      <w:hyperlink w:history="1" r:id="rIdaspenepcbv5zqv4gdolm0">
+      <w:hyperlink w:history="1" r:id="rIdkw-jgmb7zhqc4omnosbcw">
         <w:r>
           <w:t xml:space="preserve">MNRAS 513, 5766–5779 (2022)</w:t>
         </w:r>
@@ -1482,7 +1482,7 @@
       <w:r>
         <w:t xml:space="preserve">, </w:t>
       </w:r>
-      <w:hyperlink w:history="1" r:id="rId1g7kpm-aqqhlvmcthw5zt">
+      <w:hyperlink w:history="1" r:id="rIdtxpmute0otkzkf5pd7grj">
         <w:r>
           <w:t xml:space="preserve">arXiv:2201.07790</w:t>
         </w:r>
@@ -1519,7 +1519,7 @@
       <w:r>
         <w:t xml:space="preserve">, </w:t>
       </w:r>
-      <w:hyperlink w:history="1" r:id="rIdjxfrkeurxnibw_udj0bzi">
+      <w:hyperlink w:history="1" r:id="rIdtl0s0yfxi05mngmhnja8f">
         <w:r>
           <w:t xml:space="preserve">Phys. Rev. D 106, 083015 (2022)</w:t>
         </w:r>
@@ -1527,7 +1527,7 @@
       <w:r>
         <w:t xml:space="preserve">, </w:t>
       </w:r>
-      <w:hyperlink w:history="1" r:id="rIdpmzwzqdq061biyzlidtpf">
+      <w:hyperlink w:history="1" r:id="rId8snp8sifxppdt32gylqwe">
         <w:r>
           <w:t xml:space="preserve">arXiv:2112.09817</w:t>
         </w:r>
@@ -1564,7 +1564,7 @@
       <w:r>
         <w:t xml:space="preserve">, </w:t>
       </w:r>
-      <w:hyperlink w:history="1" r:id="rIdus8k-6irmafs0kdu_y1sz">
+      <w:hyperlink w:history="1" r:id="rIddwctzca4utiiovxgyx8bc">
         <w:r>
           <w:t xml:space="preserve">ApJ 919, 95 (2021)</w:t>
         </w:r>
@@ -1572,7 +1572,7 @@
       <w:r>
         <w:t xml:space="preserve">, </w:t>
       </w:r>
-      <w:hyperlink w:history="1" r:id="rIdalsdtikfrffqcshujsi9r">
+      <w:hyperlink w:history="1" r:id="rId9f6lftg2hqneyyztjiahy">
         <w:r>
           <w:t xml:space="preserve">arXiv:2106.05356</w:t>
         </w:r>
@@ -1609,7 +1609,7 @@
       <w:r>
         <w:t xml:space="preserve">, </w:t>
       </w:r>
-      <w:hyperlink w:history="1" r:id="rId06_u0fr7iwzikctug4v8j">
+      <w:hyperlink w:history="1" r:id="rIdijpzkhymgchjpts_kbyaq">
         <w:r>
           <w:t xml:space="preserve">MNRAS 501, 4092–4102 (2021)</w:t>
         </w:r>
@@ -1617,7 +1617,7 @@
       <w:r>
         <w:t xml:space="preserve">, </w:t>
       </w:r>
-      <w:hyperlink w:history="1" r:id="rIdomwvxajwpey2oyteyobmq">
+      <w:hyperlink w:history="1" r:id="rIdx3vus0iouoj4yf1ceyyzl">
         <w:r>
           <w:t xml:space="preserve">arXiv:2009.02273</w:t>
         </w:r>
@@ -1654,7 +1654,7 @@
       <w:r>
         <w:t xml:space="preserve">, </w:t>
       </w:r>
-      <w:hyperlink w:history="1" r:id="rIdiikp0doukl6sswmzt3nzb">
+      <w:hyperlink w:history="1" r:id="rIdtehvivcrvttrwgb8ttert">
         <w:r>
           <w:t xml:space="preserve">MNRAS 496, 974–986 (2020)</w:t>
         </w:r>
@@ -1662,7 +1662,7 @@
       <w:r>
         <w:t xml:space="preserve">, </w:t>
       </w:r>
-      <w:hyperlink w:history="1" r:id="rIdgzcrkwyfisnn_whqalskq">
+      <w:hyperlink w:history="1" r:id="rIdfccaqgraqs-lgg4lcizt8">
         <w:r>
           <w:t xml:space="preserve">arXiv:1910.14049</w:t>
         </w:r>
@@ -1699,7 +1699,7 @@
       <w:r>
         <w:t xml:space="preserve">, </w:t>
       </w:r>
-      <w:hyperlink w:history="1" r:id="rIdk1gibin8gy_gatvh-73qa">
+      <w:hyperlink w:history="1" r:id="rIdy8frmzit__pxvefesjam2">
         <w:r>
           <w:t xml:space="preserve">MNRAS 468, 1169–1182 (2017)</w:t>
         </w:r>
@@ -1707,7 +1707,7 @@
       <w:r>
         <w:t xml:space="preserve">, </w:t>
       </w:r>
-      <w:hyperlink w:history="1" r:id="rIdild4gg_2makbx8qwxxmhg">
+      <w:hyperlink w:history="1" r:id="rIdzvupzlxycqcey6teedmu_">
         <w:r>
           <w:t xml:space="preserve">arXiv:1612.06383</w:t>
         </w:r>
@@ -1744,7 +1744,7 @@
       <w:r>
         <w:t xml:space="preserve">, </w:t>
       </w:r>
-      <w:hyperlink w:history="1" r:id="rIdhhfmbnj7mpjbpzoqnf8mf">
+      <w:hyperlink w:history="1" r:id="rIdb_cqsp5yfvxel7zzdlmxr">
         <w:r>
           <w:t xml:space="preserve">MNRAS 438, 1856–1869 (2014)</w:t>
         </w:r>
@@ -1752,7 +1752,7 @@
       <w:r>
         <w:t xml:space="preserve">, </w:t>
       </w:r>
-      <w:hyperlink w:history="1" r:id="rIdxzjjz7bnngkn4aopuficf">
+      <w:hyperlink w:history="1" r:id="rIdzbmt19_e-net1crgtezth">
         <w:r>
           <w:t xml:space="preserve">arXiv:1310.5441</w:t>
         </w:r>
@@ -1789,7 +1789,7 @@
       <w:r>
         <w:t xml:space="preserve">, </w:t>
       </w:r>
-      <w:hyperlink w:history="1" r:id="rIdqgetnzf34sc_eownxuqtb">
+      <w:hyperlink w:history="1" r:id="rIdo_-saqnwitfss_uepovzs">
         <w:r>
           <w:t xml:space="preserve">Phys. Rev. D 80, 084023 (2009)</w:t>
         </w:r>
@@ -1797,7 +1797,7 @@
       <w:r>
         <w:t xml:space="preserve">, </w:t>
       </w:r>
-      <w:hyperlink w:history="1" r:id="rIdsrlsogtqlewvvbjvlu9ux">
+      <w:hyperlink w:history="1" r:id="rId6p7yvcfijhsop2syigngv">
         <w:r>
           <w:t xml:space="preserve">arXiv:1009.1250</w:t>
         </w:r>
@@ -1842,7 +1842,7 @@
       <w:r>
         <w:t xml:space="preserve">, </w:t>
       </w:r>
-      <w:hyperlink w:history="1" r:id="rIdwrnm3oiq-ays4t5ik5scp">
+      <w:hyperlink w:history="1" r:id="rIdhikzql0pnendp6h023usc">
         <w:r>
           <w:t xml:space="preserve">Astron. Nachr. 342, 277–282 (2021)</w:t>
         </w:r>
@@ -1850,7 +1850,7 @@
       <w:r>
         <w:t xml:space="preserve">, 9th International Workshop on Astronomy and Relativistic Astrophysics, </w:t>
       </w:r>
-      <w:hyperlink w:history="1" r:id="rIdrc2afsctrjivor-8hvfrh">
+      <w:hyperlink w:history="1" r:id="rIdlhezrxjop0wacoye3o9yf">
         <w:r>
           <w:t xml:space="preserve">arXiv:2011.13797</w:t>
         </w:r>
@@ -1887,7 +1887,7 @@
       <w:r>
         <w:t xml:space="preserve">, </w:t>
       </w:r>
-      <w:hyperlink w:history="1" r:id="rIdr5ueu5dft6iupk3rk3cf7">
+      <w:hyperlink w:history="1" r:id="rIdhormzft8bjmnpzsxouyfe">
         <w:r>
           <w:t xml:space="preserve">Astron. Nachr. 342, 147–152 (2021)</w:t>
         </w:r>
@@ -1895,7 +1895,7 @@
       <w:r>
         <w:t xml:space="preserve">, 9th International Workshop on Astronomy and Relativistic Astrophysics, </w:t>
       </w:r>
-      <w:hyperlink w:history="1" r:id="rId7vbpxazoddrh6glltdlae">
+      <w:hyperlink w:history="1" r:id="rIdhergtagevdhohevofyshs">
         <w:r>
           <w:t xml:space="preserve">arXiv:2011.13805</w:t>
         </w:r>
@@ -1932,7 +1932,7 @@
       <w:r>
         <w:t xml:space="preserve">, </w:t>
       </w:r>
-      <w:hyperlink w:history="1" r:id="rIdwpxur2rjbfxf5j4b7zmnl">
+      <w:hyperlink w:history="1" r:id="rIdbvvx4fktii5vjmbsrd1uy">
         <w:r>
           <w:t xml:space="preserve">PoS(SWIFT 10) 233, 159 (2014)</w:t>
         </w:r>
@@ -1940,7 +1940,7 @@
       <w:r>
         <w:t xml:space="preserve">, </w:t>
       </w:r>
-      <w:hyperlink w:history="1" r:id="rIdunpdqg6htigyxaetdgv7c">
+      <w:hyperlink w:history="1" r:id="rIdlv45eu1zejbzowwz4zcfz">
         <w:r>
           <w:t xml:space="preserve">arXiv:1502.07882</w:t>
         </w:r>
@@ -1977,7 +1977,7 @@
       <w:r>
         <w:t xml:space="preserve">, </w:t>
       </w:r>
-      <w:hyperlink w:history="1" r:id="rId1mc76m7kt40phi4btekqa">
+      <w:hyperlink w:history="1" r:id="rIdt-a1k10yp3ykbvggims_6">
         <w:r>
           <w:t xml:space="preserve">EPJ Web Conf. 61, 02007 (2013)</w:t>
         </w:r>
@@ -1985,7 +1985,7 @@
       <w:r>
         <w:t xml:space="preserve">, </w:t>
       </w:r>
-      <w:hyperlink w:history="1" r:id="rIdjqgnj8qmlkzsuo3jacgap">
+      <w:hyperlink w:history="1" r:id="rIdx-ruleykow65u4kmil3oq">
         <w:r>
           <w:t xml:space="preserve">arXiv:1309.4612</w:t>
         </w:r>
@@ -2022,7 +2022,7 @@
       <w:r>
         <w:t xml:space="preserve">, </w:t>
       </w:r>
-      <w:hyperlink w:history="1" r:id="rIdhpgbyaqgymzxxw8jvf-o4">
+      <w:hyperlink w:history="1" r:id="rIdwgp7ghjx8is39doar8tic">
         <w:r>
           <w:t xml:space="preserve">J. Phys.: Conf. Ser. 454, 012001 (2013)</w:t>
         </w:r>
@@ -2030,7 +2030,7 @@
       <w:r>
         <w:t xml:space="preserve">, </w:t>
       </w:r>
-      <w:hyperlink w:history="1" r:id="rId6qwd8sqba5ju1ht58v_q8">
+      <w:hyperlink w:history="1" r:id="rIddtdojrrc-os4bnp4m-god">
         <w:r>
           <w:t xml:space="preserve">arXiv:1211.1794</w:t>
         </w:r>
@@ -2433,7 +2433,7 @@
       <w:r>
         <w:tab/>
       </w:r>
-      <w:hyperlink w:history="1" r:id="rIdfew3qw6ar0dvcof-chiyt">
+      <w:hyperlink w:history="1" r:id="rId58myeco7lhpsuqqtapn0z">
         <w:r>
           <w:t xml:space="preserve">github.com/altjerue/ilwikak-ml</w:t>
         </w:r>
@@ -2524,7 +2524,7 @@
       <w:r>
         <w:tab/>
       </w:r>
-      <w:hyperlink w:history="1" r:id="rIddab3ibgz72k5pvnfk32rq">
+      <w:hyperlink w:history="1" r:id="rIdhdr3otd8riroluc38ytd8">
         <w:r>
           <w:t xml:space="preserve">github.com/UW-ForestMycobiomeLab/WindSporesHills</w:t>
         </w:r>
@@ -2589,7 +2589,7 @@
       <w:r>
         <w:tab/>
       </w:r>
-      <w:hyperlink w:history="1" r:id="rIddulufhzzsjdj4lk8ueucq">
+      <w:hyperlink w:history="1" r:id="rIdidevlbelnfofph83gvbzu">
         <w:r>
           <w:t xml:space="preserve">github.com/zkdavis/Tleco</w:t>
         </w:r>
@@ -2654,7 +2654,7 @@
       <w:r>
         <w:tab/>
       </w:r>
-      <w:hyperlink w:history="1" r:id="rIdhhio-vvzns8rtlduzxpuy">
+      <w:hyperlink w:history="1" r:id="rIdk95thupircomhhxvzjshc">
         <w:r>
           <w:t xml:space="preserve">github.com/altjerue/paramo</w:t>
         </w:r>
@@ -3265,7 +3265,7 @@
       <w:r>
         <w:t xml:space="preserve">Video: </w:t>
       </w:r>
-      <w:hyperlink w:history="1" r:id="rId22gtq2bcgcb_zliuefsxs">
+      <w:hyperlink w:history="1" r:id="rIdlcvyokn--zrxaot2qjd3q">
         <w:r>
           <w:t xml:space="preserve">youtube.com/watch?v=BAZNWLNT69M</w:t>
         </w:r>
@@ -3436,7 +3436,7 @@
       <w:r>
         <w:t xml:space="preserve">Marcos Moshinsky Award for Best Poster. Video: </w:t>
       </w:r>
-      <w:hyperlink w:history="1" r:id="rIdhtylc9dfgiha-l6amezxw">
+      <w:hyperlink w:history="1" r:id="rIdrx1skxjqdz6pz_pivosho">
         <w:r>
           <w:t xml:space="preserve">youtube.com/watch?v=0TJiKg7kOPI</w:t>
         </w:r>
@@ -4494,7 +4494,7 @@
       <w:pPr>
         <w:spacing w:after="0"/>
       </w:pPr>
-      <w:hyperlink w:history="1" r:id="rIdhvgs_mbw6omahjwqvvsjt">
+      <w:hyperlink w:history="1" r:id="rIdab6e0h25x-ayqr06ool18">
         <w:r>
           <w:t xml:space="preserve">mexiciencia.github.io/post/anita</w:t>
         </w:r>
@@ -4554,7 +4554,7 @@
       <w:pPr>
         <w:spacing w:after="0"/>
       </w:pPr>
-      <w:hyperlink w:history="1" r:id="rIddawtegy4anjiowzllv_jj">
+      <w:hyperlink w:history="1" r:id="rIdsl813w9rnlksggost1ltn">
         <w:r>
           <w:t xml:space="preserve">mexiciencia.github.io/post/modelo-sir</w:t>
         </w:r>
@@ -4617,7 +4617,7 @@
       <w:r>
         <w:t xml:space="preserve">Data analysis and modeling collaborator. </w:t>
       </w:r>
-      <w:hyperlink w:history="1" r:id="rIdur-6jqrnrj-8__j334tbs">
+      <w:hyperlink w:history="1" r:id="rIdjerawgnlwt_s1silcxvjf">
         <w:r>
           <w:t xml:space="preserve">mexiciencia.github.io/post/covid19</w:t>
         </w:r>

--- a/RuedaBecerrilJM-CV-plain.docx
+++ b/RuedaBecerrilJM-CV-plain.docx
@@ -28,7 +28,7 @@
       <w:r>
         <w:t xml:space="preserve">  |  </w:t>
       </w:r>
-      <w:hyperlink w:history="1" r:id="rIdcp_ik5gft9xpskyp9hjjz">
+      <w:hyperlink w:history="1" r:id="rIdvjuuouwktvcbe0j0grlep">
         <w:r>
           <w:t xml:space="preserve">jm.ruebe@gmail.com</w:t>
         </w:r>
@@ -42,7 +42,7 @@
       <w:r>
         <w:t xml:space="preserve">  |  </w:t>
       </w:r>
-      <w:hyperlink w:history="1" r:id="rId7-0ygznevswy-smpxxjqr">
+      <w:hyperlink w:history="1" r:id="rIdwngmn9kfyuyjjhz8ghrqz">
         <w:r>
           <w:t xml:space="preserve">linkedin.com/in/jeruebe</w:t>
         </w:r>
@@ -53,7 +53,7 @@
         <w:spacing w:after="60"/>
         <w:jc w:val="center"/>
       </w:pPr>
-      <w:hyperlink w:history="1" r:id="rIdxg3zzmgk0bljru2o1iowi">
+      <w:hyperlink w:history="1" r:id="rIdde8coviowr6jh7unjjife">
         <w:r>
           <w:t xml:space="preserve">altjerue.github.io</w:t>
         </w:r>
@@ -61,7 +61,7 @@
       <w:r>
         <w:t xml:space="preserve">  |  </w:t>
       </w:r>
-      <w:hyperlink w:history="1" r:id="rId4mzikwxkjy-7cqnh0fwxc">
+      <w:hyperlink w:history="1" r:id="rId3oaisvo3jss1eq-_uwhcz">
         <w:r>
           <w:t xml:space="preserve">github.com/altjerue</w:t>
         </w:r>
@@ -69,7 +69,7 @@
       <w:r>
         <w:t xml:space="preserve">  |  </w:t>
       </w:r>
-      <w:hyperlink w:history="1" r:id="rIdppoce_1w7hmu0txu_dbsb">
+      <w:hyperlink w:history="1" r:id="rIdqhridfthzyknqzohy3klx">
         <w:r>
           <w:t xml:space="preserve">orcid.org/0000-0003-1988-1912</w:t>
         </w:r>
@@ -77,7 +77,7 @@
       <w:r>
         <w:t xml:space="preserve">  |  </w:t>
       </w:r>
-      <w:hyperlink w:history="1" r:id="rIdxohnkozayjhcpgr1vsjqx">
+      <w:hyperlink w:history="1" r:id="rId571wm1e9bcvccpze0qicj">
         <w:r>
           <w:t xml:space="preserve">Google Scholar</w:t>
         </w:r>
@@ -772,7 +772,7 @@
         <w:spacing w:after="10"/>
       </w:pPr>
       <w:r>
-        <w:t xml:space="preserve">Architected Paramo, an open-source Fortran 95 library that solves the Fokker–Planck equation coupled to radiative transfer; parallelized and optimized it with OpenMP, making it about 20× faster than the original serial code on 5 cores.</w:t>
+        <w:t xml:space="preserve">Architected Paramo, an open-source Fortran 95 library that solves the Fokker–Planck equation coupled to radiative transfer; parallelized and optimized it with OpenMP; GPU offload tested with OpenACC.</w:t>
       </w:r>
     </w:p>
     <w:p>
@@ -1132,7 +1132,7 @@
       <w:r>
         <w:t xml:space="preserve">Thesis: </w:t>
       </w:r>
-      <w:hyperlink w:history="1" r:id="rIdry8wy2fxfoopy8izal6tc">
+      <w:hyperlink w:history="1" r:id="rIdemsmlcyfnswgiblox5rpg">
         <w:r>
           <w:t xml:space="preserve">Numerical treatment of radiation processes in the internal shocks of magnetized relativistic outflows</w:t>
         </w:r>
@@ -1429,7 +1429,7 @@
       <w:r>
         <w:t xml:space="preserve">, </w:t>
       </w:r>
-      <w:hyperlink w:history="1" r:id="rIdthczanmoxgwti4pyba62m">
+      <w:hyperlink w:history="1" r:id="rIdegpl8xrmcn8ljcx4mxywq">
         <w:r>
           <w:t xml:space="preserve">ApJ 976, 182 (2024)</w:t>
         </w:r>
@@ -1437,7 +1437,7 @@
       <w:r>
         <w:t xml:space="preserve">, </w:t>
       </w:r>
-      <w:hyperlink w:history="1" r:id="rIdcapfidgdebdb75a-oydzv">
+      <w:hyperlink w:history="1" r:id="rId7tmijnp585lmj8btkoabh">
         <w:r>
           <w:t xml:space="preserve">arXiv:2405.17581</w:t>
         </w:r>
@@ -1474,7 +1474,7 @@
       <w:r>
         <w:t xml:space="preserve">, </w:t>
       </w:r>
-      <w:hyperlink w:history="1" r:id="rIdjh8t1eeujarjpj3ltbsdz">
+      <w:hyperlink w:history="1" r:id="rId5bgothbcpggauptksffxf">
         <w:r>
           <w:t xml:space="preserve">MNRAS 513, 5766–5779 (2022)</w:t>
         </w:r>
@@ -1482,7 +1482,7 @@
       <w:r>
         <w:t xml:space="preserve">, </w:t>
       </w:r>
-      <w:hyperlink w:history="1" r:id="rId4q__zedjghs33xa5ldan7">
+      <w:hyperlink w:history="1" r:id="rIdrjkyjprf3djswfj04qe8x">
         <w:r>
           <w:t xml:space="preserve">arXiv:2201.07790</w:t>
         </w:r>
@@ -1519,7 +1519,7 @@
       <w:r>
         <w:t xml:space="preserve">, </w:t>
       </w:r>
-      <w:hyperlink w:history="1" r:id="rIdtderxl6iiht3jr36qldrd">
+      <w:hyperlink w:history="1" r:id="rIdhnwdambjx9mwrkoq2x5na">
         <w:r>
           <w:t xml:space="preserve">Phys. Rev. D 106, 083015 (2022)</w:t>
         </w:r>
@@ -1527,7 +1527,7 @@
       <w:r>
         <w:t xml:space="preserve">, </w:t>
       </w:r>
-      <w:hyperlink w:history="1" r:id="rIdbe7ec4yzr0n7hstpcx7pt">
+      <w:hyperlink w:history="1" r:id="rIdrtdamtxsnqf-wcf_utxzp">
         <w:r>
           <w:t xml:space="preserve">arXiv:2112.09817</w:t>
         </w:r>
@@ -1564,7 +1564,7 @@
       <w:r>
         <w:t xml:space="preserve">, </w:t>
       </w:r>
-      <w:hyperlink w:history="1" r:id="rIdbbvauisz9fjbgbjkqhvmv">
+      <w:hyperlink w:history="1" r:id="rIdqalwoalvnhu51tqgcbtz9">
         <w:r>
           <w:t xml:space="preserve">ApJ 919, 95 (2021)</w:t>
         </w:r>
@@ -1572,7 +1572,7 @@
       <w:r>
         <w:t xml:space="preserve">, </w:t>
       </w:r>
-      <w:hyperlink w:history="1" r:id="rIdpbrzkexjkohtqpt8g6nti">
+      <w:hyperlink w:history="1" r:id="rIdpq44rbr2q9epgndc5uzyq">
         <w:r>
           <w:t xml:space="preserve">arXiv:2106.05356</w:t>
         </w:r>
@@ -1609,7 +1609,7 @@
       <w:r>
         <w:t xml:space="preserve">, </w:t>
       </w:r>
-      <w:hyperlink w:history="1" r:id="rIddvrwdeowdnldkrpcwruma">
+      <w:hyperlink w:history="1" r:id="rId9brouirveejlmaz0lihlu">
         <w:r>
           <w:t xml:space="preserve">MNRAS 501, 4092–4102 (2021)</w:t>
         </w:r>
@@ -1617,7 +1617,7 @@
       <w:r>
         <w:t xml:space="preserve">, </w:t>
       </w:r>
-      <w:hyperlink w:history="1" r:id="rIdxbta61azq6-ogrwcpr-7u">
+      <w:hyperlink w:history="1" r:id="rIdrx3nqb0hemjm-aak-ewao">
         <w:r>
           <w:t xml:space="preserve">arXiv:2009.02273</w:t>
         </w:r>
@@ -1654,7 +1654,7 @@
       <w:r>
         <w:t xml:space="preserve">, </w:t>
       </w:r>
-      <w:hyperlink w:history="1" r:id="rIdf6odr1iur2tkzylvdrj4w">
+      <w:hyperlink w:history="1" r:id="rIdxw10kb3y2rlaub0tkmlwi">
         <w:r>
           <w:t xml:space="preserve">MNRAS 496, 974–986 (2020)</w:t>
         </w:r>
@@ -1662,7 +1662,7 @@
       <w:r>
         <w:t xml:space="preserve">, </w:t>
       </w:r>
-      <w:hyperlink w:history="1" r:id="rIdviisxqq1c_ebfd_wpcuz1">
+      <w:hyperlink w:history="1" r:id="rIdc1wwbp1bf5ig_4g02xkyd">
         <w:r>
           <w:t xml:space="preserve">arXiv:1910.14049</w:t>
         </w:r>
@@ -1699,7 +1699,7 @@
       <w:r>
         <w:t xml:space="preserve">, </w:t>
       </w:r>
-      <w:hyperlink w:history="1" r:id="rId9q5x0zjmbq0dlixhn5gnq">
+      <w:hyperlink w:history="1" r:id="rIdk5evjux4uwovoxr4vd1mg">
         <w:r>
           <w:t xml:space="preserve">MNRAS 468, 1169–1182 (2017)</w:t>
         </w:r>
@@ -1707,7 +1707,7 @@
       <w:r>
         <w:t xml:space="preserve">, </w:t>
       </w:r>
-      <w:hyperlink w:history="1" r:id="rIdyr8wjeuwren3vee_zxq2r">
+      <w:hyperlink w:history="1" r:id="rIdita07w7av47uah7o9kdbr">
         <w:r>
           <w:t xml:space="preserve">arXiv:1612.06383</w:t>
         </w:r>
@@ -1744,7 +1744,7 @@
       <w:r>
         <w:t xml:space="preserve">, </w:t>
       </w:r>
-      <w:hyperlink w:history="1" r:id="rIdafs_pfzk5x-ad1rme593s">
+      <w:hyperlink w:history="1" r:id="rIdmmgxmfjvzfql8xrokjrz0">
         <w:r>
           <w:t xml:space="preserve">MNRAS 438, 1856–1869 (2014)</w:t>
         </w:r>
@@ -1752,7 +1752,7 @@
       <w:r>
         <w:t xml:space="preserve">, </w:t>
       </w:r>
-      <w:hyperlink w:history="1" r:id="rId1augcig12n0bnlz5w4i1l">
+      <w:hyperlink w:history="1" r:id="rIdhflbnedx_aa8dzj39mfj8">
         <w:r>
           <w:t xml:space="preserve">arXiv:1310.5441</w:t>
         </w:r>
@@ -1789,7 +1789,7 @@
       <w:r>
         <w:t xml:space="preserve">, </w:t>
       </w:r>
-      <w:hyperlink w:history="1" r:id="rIdf2dwynphdmxm3cigdyfca">
+      <w:hyperlink w:history="1" r:id="rIdw12hn7coyumegicyl_kvg">
         <w:r>
           <w:t xml:space="preserve">Phys. Rev. D 80, 084023 (2009)</w:t>
         </w:r>
@@ -1797,7 +1797,7 @@
       <w:r>
         <w:t xml:space="preserve">, </w:t>
       </w:r>
-      <w:hyperlink w:history="1" r:id="rId_0zlw-eawp0y1mbrvpc_l">
+      <w:hyperlink w:history="1" r:id="rIdercg6hxvcdgly5xesfmhq">
         <w:r>
           <w:t xml:space="preserve">arXiv:1009.1250</w:t>
         </w:r>
@@ -1842,7 +1842,7 @@
       <w:r>
         <w:t xml:space="preserve">, </w:t>
       </w:r>
-      <w:hyperlink w:history="1" r:id="rIdsmjhg-vdrwp_gugq9vltb">
+      <w:hyperlink w:history="1" r:id="rIdjhi_5lydssgaxu7rgsjey">
         <w:r>
           <w:t xml:space="preserve">Astron. Nachr. 342, 277–282 (2021)</w:t>
         </w:r>
@@ -1850,7 +1850,7 @@
       <w:r>
         <w:t xml:space="preserve">, 9th International Workshop on Astronomy and Relativistic Astrophysics, </w:t>
       </w:r>
-      <w:hyperlink w:history="1" r:id="rId0zeke3bakv7_cqrwogcxc">
+      <w:hyperlink w:history="1" r:id="rIdczrddt26xfmltivzlsjdi">
         <w:r>
           <w:t xml:space="preserve">arXiv:2011.13797</w:t>
         </w:r>
@@ -1887,7 +1887,7 @@
       <w:r>
         <w:t xml:space="preserve">, </w:t>
       </w:r>
-      <w:hyperlink w:history="1" r:id="rIdlxnz7jkeske7frmplerc2">
+      <w:hyperlink w:history="1" r:id="rIdtmsyr9rnz4w6smqei1qv2">
         <w:r>
           <w:t xml:space="preserve">Astron. Nachr. 342, 147–152 (2021)</w:t>
         </w:r>
@@ -1895,7 +1895,7 @@
       <w:r>
         <w:t xml:space="preserve">, 9th International Workshop on Astronomy and Relativistic Astrophysics, </w:t>
       </w:r>
-      <w:hyperlink w:history="1" r:id="rIdlfs5cdyd2k3argb658o6k">
+      <w:hyperlink w:history="1" r:id="rIdbbefcxuipyis-rvtizdyb">
         <w:r>
           <w:t xml:space="preserve">arXiv:2011.13805</w:t>
         </w:r>
@@ -1932,7 +1932,7 @@
       <w:r>
         <w:t xml:space="preserve">, </w:t>
       </w:r>
-      <w:hyperlink w:history="1" r:id="rIdhloyqgroxbjlsrm5txbnt">
+      <w:hyperlink w:history="1" r:id="rId20gssb_-qjfo4a2gxihr_">
         <w:r>
           <w:t xml:space="preserve">PoS(SWIFT 10) 233, 159 (2014)</w:t>
         </w:r>
@@ -1940,7 +1940,7 @@
       <w:r>
         <w:t xml:space="preserve">, </w:t>
       </w:r>
-      <w:hyperlink w:history="1" r:id="rIdcm2rufbkwwhvwzycyhfzy">
+      <w:hyperlink w:history="1" r:id="rIdwt6b09j2bk9mh5uypdh00">
         <w:r>
           <w:t xml:space="preserve">arXiv:1502.07882</w:t>
         </w:r>
@@ -1977,7 +1977,7 @@
       <w:r>
         <w:t xml:space="preserve">, </w:t>
       </w:r>
-      <w:hyperlink w:history="1" r:id="rIdaea0lk527gvxlupstfiui">
+      <w:hyperlink w:history="1" r:id="rIdzb2-3ib2mv7zljfvtyraw">
         <w:r>
           <w:t xml:space="preserve">EPJ Web Conf. 61, 02007 (2013)</w:t>
         </w:r>
@@ -1985,7 +1985,7 @@
       <w:r>
         <w:t xml:space="preserve">, </w:t>
       </w:r>
-      <w:hyperlink w:history="1" r:id="rIdtzfs9ir6kes2uu8nqooxu">
+      <w:hyperlink w:history="1" r:id="rIdj1i0ewf5xqm3wqwyfqfxm">
         <w:r>
           <w:t xml:space="preserve">arXiv:1309.4612</w:t>
         </w:r>
@@ -2022,7 +2022,7 @@
       <w:r>
         <w:t xml:space="preserve">, </w:t>
       </w:r>
-      <w:hyperlink w:history="1" r:id="rIdbt2mk2fl3onujfqejvdru">
+      <w:hyperlink w:history="1" r:id="rIdo5a46yativli4bxq5w6j1">
         <w:r>
           <w:t xml:space="preserve">J. Phys.: Conf. Ser. 454, 012001 (2013)</w:t>
         </w:r>
@@ -2030,7 +2030,7 @@
       <w:r>
         <w:t xml:space="preserve">, </w:t>
       </w:r>
-      <w:hyperlink w:history="1" r:id="rIdi_oueidwagdzhivt01jls">
+      <w:hyperlink w:history="1" r:id="rIdgb2ttc0luci-qtz1f8eg3">
         <w:r>
           <w:t xml:space="preserve">arXiv:1211.1794</w:t>
         </w:r>
@@ -2433,7 +2433,7 @@
       <w:r>
         <w:tab/>
       </w:r>
-      <w:hyperlink w:history="1" r:id="rId6j2wyumvu-hdgxucmi4yd">
+      <w:hyperlink w:history="1" r:id="rIdf-8srpcr2p2cterij8voz">
         <w:r>
           <w:t xml:space="preserve">github.com/altjerue/ilwikak-ml</w:t>
         </w:r>
@@ -2462,7 +2462,7 @@
         <w:spacing w:after="10"/>
       </w:pPr>
       <w:r>
-        <w:t xml:space="preserve">Building a neural network that maps physical jet parameters to observable spectral energy distributions accurately enough to compare with Tleco results.</w:t>
+        <w:t xml:space="preserve">Building a neural-network emulator of the physics-based Tleco model that maps physical jet parameters to observable spectral energy distributions, to be validated against Tleco output (in progress).</w:t>
       </w:r>
     </w:p>
     <w:p>
@@ -2524,7 +2524,7 @@
       <w:r>
         <w:tab/>
       </w:r>
-      <w:hyperlink w:history="1" r:id="rIdpourlobghevea6npvouil">
+      <w:hyperlink w:history="1" r:id="rIddkxkkif6wlmfmpdvh2zhm">
         <w:r>
           <w:t xml:space="preserve">github.com/UW-ForestMycobiomeLab/WindSporesHills</w:t>
         </w:r>
@@ -2589,7 +2589,7 @@
       <w:r>
         <w:tab/>
       </w:r>
-      <w:hyperlink w:history="1" r:id="rIdwqgqa66ntsxp5fcnoofru">
+      <w:hyperlink w:history="1" r:id="rIdpppz7wprywvhqnfuyvd-f">
         <w:r>
           <w:t xml:space="preserve">github.com/zkdavis/Tleco</w:t>
         </w:r>
@@ -2654,7 +2654,7 @@
       <w:r>
         <w:tab/>
       </w:r>
-      <w:hyperlink w:history="1" r:id="rIdsglhgdrgggtabvp22vqcy">
+      <w:hyperlink w:history="1" r:id="rIdd9rap3-vznfwdbg1qo0oj">
         <w:r>
           <w:t xml:space="preserve">github.com/altjerue/paramo</w:t>
         </w:r>
@@ -2670,7 +2670,7 @@
         <w:spacing w:after="10"/>
       </w:pPr>
       <w:r>
-        <w:t xml:space="preserve">Fokker–Planck and radiative-transfer solver for relativistic particle distributions; about 20× faster than the original serial code on 5 cores after OpenMP parallelization and optimization; used by other groups, including Combi &amp; Siegel (2023).</w:t>
+        <w:t xml:space="preserve">Fokker–Planck and radiative-transfer solver for relativistic particle distributions, parallelized with OpenMP; used by other groups, including Combi &amp; Siegel (2023).</w:t>
       </w:r>
     </w:p>
     <w:p>
@@ -3265,7 +3265,7 @@
       <w:r>
         <w:t xml:space="preserve">Video: </w:t>
       </w:r>
-      <w:hyperlink w:history="1" r:id="rIdt0l7c5jm0nh25v-lexr8s">
+      <w:hyperlink w:history="1" r:id="rIdm-ypibujr2lfhsnlrnt6l">
         <w:r>
           <w:t xml:space="preserve">youtube.com/watch?v=BAZNWLNT69M</w:t>
         </w:r>
@@ -3436,7 +3436,7 @@
       <w:r>
         <w:t xml:space="preserve">Marcos Moshinsky Award for Best Poster. Video: </w:t>
       </w:r>
-      <w:hyperlink w:history="1" r:id="rIdjbjrfn7ctsfb0arjx5bqa">
+      <w:hyperlink w:history="1" r:id="rIdkcdangqqyd23csyrkbdl6">
         <w:r>
           <w:t xml:space="preserve">youtube.com/watch?v=0TJiKg7kOPI</w:t>
         </w:r>
@@ -4494,7 +4494,7 @@
       <w:pPr>
         <w:spacing w:after="0"/>
       </w:pPr>
-      <w:hyperlink w:history="1" r:id="rId8jf526ir6mphereolr27m">
+      <w:hyperlink w:history="1" r:id="rIddzj6fw22z3qawsb8e-og2">
         <w:r>
           <w:t xml:space="preserve">mexiciencia.github.io/post/anita</w:t>
         </w:r>
@@ -4554,7 +4554,7 @@
       <w:pPr>
         <w:spacing w:after="0"/>
       </w:pPr>
-      <w:hyperlink w:history="1" r:id="rIdwgtbmsj10cvohmcfcqu6f">
+      <w:hyperlink w:history="1" r:id="rIdzj5s3x5avaqryvimteirb">
         <w:r>
           <w:t xml:space="preserve">mexiciencia.github.io/post/modelo-sir</w:t>
         </w:r>
@@ -4617,7 +4617,7 @@
       <w:r>
         <w:t xml:space="preserve">Data analysis and modeling collaborator. </w:t>
       </w:r>
-      <w:hyperlink w:history="1" r:id="rIdoyrq-sc2874hpyf6mk4na">
+      <w:hyperlink w:history="1" r:id="rIdb_qplwmvyn17lolayscg2">
         <w:r>
           <w:t xml:space="preserve">mexiciencia.github.io/post/covid19</w:t>
         </w:r>

--- a/RuedaBecerrilJM-CV-plain.docx
+++ b/RuedaBecerrilJM-CV-plain.docx
@@ -28,7 +28,7 @@
       <w:r>
         <w:t xml:space="preserve">  |  </w:t>
       </w:r>
-      <w:hyperlink w:history="1" r:id="rIdvjuuouwktvcbe0j0grlep">
+      <w:hyperlink w:history="1" r:id="rIdqyxsbthvwizoxze8rphsi">
         <w:r>
           <w:t xml:space="preserve">jm.ruebe@gmail.com</w:t>
         </w:r>
@@ -42,7 +42,7 @@
       <w:r>
         <w:t xml:space="preserve">  |  </w:t>
       </w:r>
-      <w:hyperlink w:history="1" r:id="rIdwngmn9kfyuyjjhz8ghrqz">
+      <w:hyperlink w:history="1" r:id="rIdg-1yrtcrna-tphajf-fv8">
         <w:r>
           <w:t xml:space="preserve">linkedin.com/in/jeruebe</w:t>
         </w:r>
@@ -53,7 +53,7 @@
         <w:spacing w:after="60"/>
         <w:jc w:val="center"/>
       </w:pPr>
-      <w:hyperlink w:history="1" r:id="rIdde8coviowr6jh7unjjife">
+      <w:hyperlink w:history="1" r:id="rId2cypamsocwnix8zr3auhs">
         <w:r>
           <w:t xml:space="preserve">altjerue.github.io</w:t>
         </w:r>
@@ -61,7 +61,7 @@
       <w:r>
         <w:t xml:space="preserve">  |  </w:t>
       </w:r>
-      <w:hyperlink w:history="1" r:id="rId3oaisvo3jss1eq-_uwhcz">
+      <w:hyperlink w:history="1" r:id="rId3939finfbgca_lznaawye">
         <w:r>
           <w:t xml:space="preserve">github.com/altjerue</w:t>
         </w:r>
@@ -69,7 +69,7 @@
       <w:r>
         <w:t xml:space="preserve">  |  </w:t>
       </w:r>
-      <w:hyperlink w:history="1" r:id="rIdqhridfthzyknqzohy3klx">
+      <w:hyperlink w:history="1" r:id="rIdyewnplvwk1uaiuekhfxbm">
         <w:r>
           <w:t xml:space="preserve">orcid.org/0000-0003-1988-1912</w:t>
         </w:r>
@@ -77,7 +77,7 @@
       <w:r>
         <w:t xml:space="preserve">  |  </w:t>
       </w:r>
-      <w:hyperlink w:history="1" r:id="rId571wm1e9bcvccpze0qicj">
+      <w:hyperlink w:history="1" r:id="rId6kionpdmwsr_xfqg5rhx0">
         <w:r>
           <w:t xml:space="preserve">Google Scholar</w:t>
         </w:r>
@@ -218,6 +218,16 @@
         <w:t xml:space="preserve">Independent Contractor</w:t>
       </w:r>
       <w:r>
+        <w:t xml:space="preserve">, </w:t>
+      </w:r>
+      <w:r>
+        <w:rPr>
+          <w:i/>
+          <w:iCs/>
+        </w:rPr>
+        <w:t xml:space="preserve">Mercor</w:t>
+      </w:r>
+      <w:r>
         <w:tab/>
       </w:r>
       <w:r>
@@ -232,13 +242,6 @@
         </w:tabs>
         <w:spacing w:after="0"/>
       </w:pPr>
-      <w:r>
-        <w:rPr>
-          <w:i/>
-          <w:iCs/>
-        </w:rPr>
-        <w:t xml:space="preserve">Mercor</w:t>
-      </w:r>
       <w:r>
         <w:tab/>
       </w:r>
@@ -294,6 +297,16 @@
         <w:t xml:space="preserve">Spatial Data Scientist</w:t>
       </w:r>
       <w:r>
+        <w:t xml:space="preserve">, </w:t>
+      </w:r>
+      <w:r>
+        <w:rPr>
+          <w:i/>
+          <w:iCs/>
+        </w:rPr>
+        <w:t xml:space="preserve">TealWaters</w:t>
+      </w:r>
+      <w:r>
         <w:tab/>
       </w:r>
       <w:r>
@@ -308,13 +321,6 @@
         </w:tabs>
         <w:spacing w:after="0"/>
       </w:pPr>
-      <w:r>
-        <w:rPr>
-          <w:i/>
-          <w:iCs/>
-        </w:rPr>
-        <w:t xml:space="preserve">TealWaters</w:t>
-      </w:r>
       <w:r>
         <w:tab/>
       </w:r>
@@ -405,6 +411,16 @@
         <w:t xml:space="preserve">Independent Researcher &amp; Open-Source Developer</w:t>
       </w:r>
       <w:r>
+        <w:t xml:space="preserve">, </w:t>
+      </w:r>
+      <w:r>
+        <w:rPr>
+          <w:i/>
+          <w:iCs/>
+        </w:rPr>
+        <w:t xml:space="preserve">Self-directed</w:t>
+      </w:r>
+      <w:r>
         <w:tab/>
       </w:r>
       <w:r>
@@ -419,13 +435,6 @@
         </w:tabs>
         <w:spacing w:after="0"/>
       </w:pPr>
-      <w:r>
-        <w:rPr>
-          <w:i/>
-          <w:iCs/>
-        </w:rPr>
-        <w:t xml:space="preserve">Self-directed</w:t>
-      </w:r>
       <w:r>
         <w:tab/>
       </w:r>
@@ -503,6 +512,16 @@
         <w:t xml:space="preserve">Software Engineer</w:t>
       </w:r>
       <w:r>
+        <w:t xml:space="preserve">, </w:t>
+      </w:r>
+      <w:r>
+        <w:rPr>
+          <w:i/>
+          <w:iCs/>
+        </w:rPr>
+        <w:t xml:space="preserve">Paychex</w:t>
+      </w:r>
+      <w:r>
         <w:tab/>
       </w:r>
       <w:r>
@@ -517,13 +536,6 @@
         </w:tabs>
         <w:spacing w:after="0"/>
       </w:pPr>
-      <w:r>
-        <w:rPr>
-          <w:i/>
-          <w:iCs/>
-        </w:rPr>
-        <w:t xml:space="preserve">Paychex</w:t>
-      </w:r>
       <w:r>
         <w:tab/>
       </w:r>
@@ -601,6 +613,16 @@
         <w:t xml:space="preserve">Postdoctoral Research Associate</w:t>
       </w:r>
       <w:r>
+        <w:t xml:space="preserve">, </w:t>
+      </w:r>
+      <w:r>
+        <w:rPr>
+          <w:i/>
+          <w:iCs/>
+        </w:rPr>
+        <w:t xml:space="preserve">Rochester Institute of Technology</w:t>
+      </w:r>
+      <w:r>
         <w:tab/>
       </w:r>
       <w:r>
@@ -615,13 +637,6 @@
         </w:tabs>
         <w:spacing w:after="0"/>
       </w:pPr>
-      <w:r>
-        <w:rPr>
-          <w:i/>
-          <w:iCs/>
-        </w:rPr>
-        <w:t xml:space="preserve">Rochester Institute of Technology</w:t>
-      </w:r>
       <w:r>
         <w:tab/>
       </w:r>
@@ -725,6 +740,16 @@
         <w:t xml:space="preserve">Postdoctoral Research Fellow</w:t>
       </w:r>
       <w:r>
+        <w:t xml:space="preserve">, </w:t>
+      </w:r>
+      <w:r>
+        <w:rPr>
+          <w:i/>
+          <w:iCs/>
+        </w:rPr>
+        <w:t xml:space="preserve">Purdue University</w:t>
+      </w:r>
+      <w:r>
         <w:tab/>
       </w:r>
       <w:r>
@@ -739,13 +764,6 @@
         </w:tabs>
         <w:spacing w:after="0"/>
       </w:pPr>
-      <w:r>
-        <w:rPr>
-          <w:i/>
-          <w:iCs/>
-        </w:rPr>
-        <w:t xml:space="preserve">Purdue University</w:t>
-      </w:r>
       <w:r>
         <w:tab/>
       </w:r>
@@ -862,6 +880,16 @@
         <w:t xml:space="preserve">Postdoctoral Research Fellow</w:t>
       </w:r>
       <w:r>
+        <w:t xml:space="preserve">, </w:t>
+      </w:r>
+      <w:r>
+        <w:rPr>
+          <w:i/>
+          <w:iCs/>
+        </w:rPr>
+        <w:t xml:space="preserve">Universidad Michoacana de San Nicolás de Hidalgo</w:t>
+      </w:r>
+      <w:r>
         <w:tab/>
       </w:r>
       <w:r>
@@ -876,13 +904,6 @@
         </w:tabs>
         <w:spacing w:after="0"/>
       </w:pPr>
-      <w:r>
-        <w:rPr>
-          <w:i/>
-          <w:iCs/>
-        </w:rPr>
-        <w:t xml:space="preserve">Universidad Michoacana de San Nicolás de Hidalgo</w:t>
-      </w:r>
       <w:r>
         <w:tab/>
       </w:r>
@@ -951,6 +972,16 @@
         <w:t xml:space="preserve">Graduate Research Assistant</w:t>
       </w:r>
       <w:r>
+        <w:t xml:space="preserve">, </w:t>
+      </w:r>
+      <w:r>
+        <w:rPr>
+          <w:i/>
+          <w:iCs/>
+        </w:rPr>
+        <w:t xml:space="preserve">Universitat de València</w:t>
+      </w:r>
+      <w:r>
         <w:tab/>
       </w:r>
       <w:r>
@@ -965,13 +996,6 @@
         </w:tabs>
         <w:spacing w:after="0"/>
       </w:pPr>
-      <w:r>
-        <w:rPr>
-          <w:i/>
-          <w:iCs/>
-        </w:rPr>
-        <w:t xml:space="preserve">Universitat de València</w:t>
-      </w:r>
       <w:r>
         <w:tab/>
       </w:r>
@@ -1074,6 +1098,16 @@
         <w:t xml:space="preserve">Ph.D. in Physics</w:t>
       </w:r>
       <w:r>
+        <w:t xml:space="preserve">, </w:t>
+      </w:r>
+      <w:r>
+        <w:rPr>
+          <w:i/>
+          <w:iCs/>
+        </w:rPr>
+        <w:t xml:space="preserve">Universitat de València</w:t>
+      </w:r>
+      <w:r>
         <w:tab/>
       </w:r>
       <w:r>
@@ -1089,13 +1123,6 @@
         <w:spacing w:after="0"/>
       </w:pPr>
       <w:r>
-        <w:rPr>
-          <w:i/>
-          <w:iCs/>
-        </w:rPr>
-        <w:t xml:space="preserve">Universitat de València</w:t>
-      </w:r>
-      <w:r>
         <w:tab/>
       </w:r>
       <w:r>
@@ -1132,7 +1159,7 @@
       <w:r>
         <w:t xml:space="preserve">Thesis: </w:t>
       </w:r>
-      <w:hyperlink w:history="1" r:id="rIdemsmlcyfnswgiblox5rpg">
+      <w:hyperlink w:history="1" r:id="rId_by1azbg54c8sjzwyxbne">
         <w:r>
           <w:t xml:space="preserve">Numerical treatment of radiation processes in the internal shocks of magnetized relativistic outflows</w:t>
         </w:r>
@@ -1160,6 +1187,16 @@
         <w:t xml:space="preserve">M.Sc. in Physics</w:t>
       </w:r>
       <w:r>
+        <w:t xml:space="preserve">, </w:t>
+      </w:r>
+      <w:r>
+        <w:rPr>
+          <w:i/>
+          <w:iCs/>
+        </w:rPr>
+        <w:t xml:space="preserve">Universidad Michoacana de San Nicolás de Hidalgo</w:t>
+      </w:r>
+      <w:r>
         <w:tab/>
       </w:r>
       <w:r>
@@ -1175,13 +1212,6 @@
         <w:spacing w:after="0"/>
       </w:pPr>
       <w:r>
-        <w:rPr>
-          <w:i/>
-          <w:iCs/>
-        </w:rPr>
-        <w:t xml:space="preserve">Universidad Michoacana de San Nicolás de Hidalgo</w:t>
-      </w:r>
-      <w:r>
         <w:tab/>
       </w:r>
       <w:r>
@@ -1233,6 +1263,16 @@
         <w:t xml:space="preserve">B.Sc. in Physics</w:t>
       </w:r>
       <w:r>
+        <w:t xml:space="preserve">, </w:t>
+      </w:r>
+      <w:r>
+        <w:rPr>
+          <w:i/>
+          <w:iCs/>
+        </w:rPr>
+        <w:t xml:space="preserve">Universidad Autónoma del Estado de México</w:t>
+      </w:r>
+      <w:r>
         <w:tab/>
       </w:r>
       <w:r>
@@ -1247,13 +1287,6 @@
         </w:tabs>
         <w:spacing w:after="0"/>
       </w:pPr>
-      <w:r>
-        <w:rPr>
-          <w:i/>
-          <w:iCs/>
-        </w:rPr>
-        <w:t xml:space="preserve">Universidad Autónoma del Estado de México</w:t>
-      </w:r>
       <w:r>
         <w:tab/>
       </w:r>
@@ -1429,7 +1462,7 @@
       <w:r>
         <w:t xml:space="preserve">, </w:t>
       </w:r>
-      <w:hyperlink w:history="1" r:id="rIdegpl8xrmcn8ljcx4mxywq">
+      <w:hyperlink w:history="1" r:id="rIdjsezfwqmky8efi_icukos">
         <w:r>
           <w:t xml:space="preserve">ApJ 976, 182 (2024)</w:t>
         </w:r>
@@ -1437,7 +1470,7 @@
       <w:r>
         <w:t xml:space="preserve">, </w:t>
       </w:r>
-      <w:hyperlink w:history="1" r:id="rId7tmijnp585lmj8btkoabh">
+      <w:hyperlink w:history="1" r:id="rIdb9zym-lvo-podf6bbkhwi">
         <w:r>
           <w:t xml:space="preserve">arXiv:2405.17581</w:t>
         </w:r>
@@ -1474,7 +1507,7 @@
       <w:r>
         <w:t xml:space="preserve">, </w:t>
       </w:r>
-      <w:hyperlink w:history="1" r:id="rId5bgothbcpggauptksffxf">
+      <w:hyperlink w:history="1" r:id="rIdguhreusfe30eqgeb9c48n">
         <w:r>
           <w:t xml:space="preserve">MNRAS 513, 5766–5779 (2022)</w:t>
         </w:r>
@@ -1482,7 +1515,7 @@
       <w:r>
         <w:t xml:space="preserve">, </w:t>
       </w:r>
-      <w:hyperlink w:history="1" r:id="rIdrjkyjprf3djswfj04qe8x">
+      <w:hyperlink w:history="1" r:id="rIdnt4b5hsc94qzygwnsomuo">
         <w:r>
           <w:t xml:space="preserve">arXiv:2201.07790</w:t>
         </w:r>
@@ -1519,7 +1552,7 @@
       <w:r>
         <w:t xml:space="preserve">, </w:t>
       </w:r>
-      <w:hyperlink w:history="1" r:id="rIdhnwdambjx9mwrkoq2x5na">
+      <w:hyperlink w:history="1" r:id="rIdrxmznlfl_qkghsa2w70hm">
         <w:r>
           <w:t xml:space="preserve">Phys. Rev. D 106, 083015 (2022)</w:t>
         </w:r>
@@ -1527,7 +1560,7 @@
       <w:r>
         <w:t xml:space="preserve">, </w:t>
       </w:r>
-      <w:hyperlink w:history="1" r:id="rIdrtdamtxsnqf-wcf_utxzp">
+      <w:hyperlink w:history="1" r:id="rIdqxwzwd5h_qlmz_-bvcrdc">
         <w:r>
           <w:t xml:space="preserve">arXiv:2112.09817</w:t>
         </w:r>
@@ -1564,7 +1597,7 @@
       <w:r>
         <w:t xml:space="preserve">, </w:t>
       </w:r>
-      <w:hyperlink w:history="1" r:id="rIdqalwoalvnhu51tqgcbtz9">
+      <w:hyperlink w:history="1" r:id="rIderory2lv1afl5ul-s2rf5">
         <w:r>
           <w:t xml:space="preserve">ApJ 919, 95 (2021)</w:t>
         </w:r>
@@ -1572,7 +1605,7 @@
       <w:r>
         <w:t xml:space="preserve">, </w:t>
       </w:r>
-      <w:hyperlink w:history="1" r:id="rIdpq44rbr2q9epgndc5uzyq">
+      <w:hyperlink w:history="1" r:id="rIdxpmcoupb7fscmpvj7aafv">
         <w:r>
           <w:t xml:space="preserve">arXiv:2106.05356</w:t>
         </w:r>
@@ -1609,7 +1642,7 @@
       <w:r>
         <w:t xml:space="preserve">, </w:t>
       </w:r>
-      <w:hyperlink w:history="1" r:id="rId9brouirveejlmaz0lihlu">
+      <w:hyperlink w:history="1" r:id="rIdljuc4x1g9-ikvdkcpj7md">
         <w:r>
           <w:t xml:space="preserve">MNRAS 501, 4092–4102 (2021)</w:t>
         </w:r>
@@ -1617,7 +1650,7 @@
       <w:r>
         <w:t xml:space="preserve">, </w:t>
       </w:r>
-      <w:hyperlink w:history="1" r:id="rIdrx3nqb0hemjm-aak-ewao">
+      <w:hyperlink w:history="1" r:id="rIdvxbzvlewqzyyi2vcvikav">
         <w:r>
           <w:t xml:space="preserve">arXiv:2009.02273</w:t>
         </w:r>
@@ -1654,7 +1687,7 @@
       <w:r>
         <w:t xml:space="preserve">, </w:t>
       </w:r>
-      <w:hyperlink w:history="1" r:id="rIdxw10kb3y2rlaub0tkmlwi">
+      <w:hyperlink w:history="1" r:id="rIdt5ay4yotfxaya-wjsljnl">
         <w:r>
           <w:t xml:space="preserve">MNRAS 496, 974–986 (2020)</w:t>
         </w:r>
@@ -1662,7 +1695,7 @@
       <w:r>
         <w:t xml:space="preserve">, </w:t>
       </w:r>
-      <w:hyperlink w:history="1" r:id="rIdc1wwbp1bf5ig_4g02xkyd">
+      <w:hyperlink w:history="1" r:id="rIdlv9wyutrosxzccauwj7e-">
         <w:r>
           <w:t xml:space="preserve">arXiv:1910.14049</w:t>
         </w:r>
@@ -1699,7 +1732,7 @@
       <w:r>
         <w:t xml:space="preserve">, </w:t>
       </w:r>
-      <w:hyperlink w:history="1" r:id="rIdk5evjux4uwovoxr4vd1mg">
+      <w:hyperlink w:history="1" r:id="rIdob4ze8vnbntvfbbj-nt00">
         <w:r>
           <w:t xml:space="preserve">MNRAS 468, 1169–1182 (2017)</w:t>
         </w:r>
@@ -1707,7 +1740,7 @@
       <w:r>
         <w:t xml:space="preserve">, </w:t>
       </w:r>
-      <w:hyperlink w:history="1" r:id="rIdita07w7av47uah7o9kdbr">
+      <w:hyperlink w:history="1" r:id="rIdxtvx1r4pt6v3xpxswfxfk">
         <w:r>
           <w:t xml:space="preserve">arXiv:1612.06383</w:t>
         </w:r>
@@ -1744,7 +1777,7 @@
       <w:r>
         <w:t xml:space="preserve">, </w:t>
       </w:r>
-      <w:hyperlink w:history="1" r:id="rIdmmgxmfjvzfql8xrokjrz0">
+      <w:hyperlink w:history="1" r:id="rIdqqmp66pvjplruo137uyxf">
         <w:r>
           <w:t xml:space="preserve">MNRAS 438, 1856–1869 (2014)</w:t>
         </w:r>
@@ -1752,7 +1785,7 @@
       <w:r>
         <w:t xml:space="preserve">, </w:t>
       </w:r>
-      <w:hyperlink w:history="1" r:id="rIdhflbnedx_aa8dzj39mfj8">
+      <w:hyperlink w:history="1" r:id="rIdcgqkrbwclljrqumh6qj3v">
         <w:r>
           <w:t xml:space="preserve">arXiv:1310.5441</w:t>
         </w:r>
@@ -1789,7 +1822,7 @@
       <w:r>
         <w:t xml:space="preserve">, </w:t>
       </w:r>
-      <w:hyperlink w:history="1" r:id="rIdw12hn7coyumegicyl_kvg">
+      <w:hyperlink w:history="1" r:id="rIdk6yhdcsb8q9hv8z5qfytb">
         <w:r>
           <w:t xml:space="preserve">Phys. Rev. D 80, 084023 (2009)</w:t>
         </w:r>
@@ -1797,7 +1830,7 @@
       <w:r>
         <w:t xml:space="preserve">, </w:t>
       </w:r>
-      <w:hyperlink w:history="1" r:id="rIdercg6hxvcdgly5xesfmhq">
+      <w:hyperlink w:history="1" r:id="rIdc6i33vubp098y8emt0ou-">
         <w:r>
           <w:t xml:space="preserve">arXiv:1009.1250</w:t>
         </w:r>
@@ -1842,7 +1875,7 @@
       <w:r>
         <w:t xml:space="preserve">, </w:t>
       </w:r>
-      <w:hyperlink w:history="1" r:id="rIdjhi_5lydssgaxu7rgsjey">
+      <w:hyperlink w:history="1" r:id="rIdwgt6xt8tfcjgxtueljwit">
         <w:r>
           <w:t xml:space="preserve">Astron. Nachr. 342, 277–282 (2021)</w:t>
         </w:r>
@@ -1850,7 +1883,7 @@
       <w:r>
         <w:t xml:space="preserve">, 9th International Workshop on Astronomy and Relativistic Astrophysics, </w:t>
       </w:r>
-      <w:hyperlink w:history="1" r:id="rIdczrddt26xfmltivzlsjdi">
+      <w:hyperlink w:history="1" r:id="rIdyoufde0i4hv5zeuruddqy">
         <w:r>
           <w:t xml:space="preserve">arXiv:2011.13797</w:t>
         </w:r>
@@ -1887,7 +1920,7 @@
       <w:r>
         <w:t xml:space="preserve">, </w:t>
       </w:r>
-      <w:hyperlink w:history="1" r:id="rIdtmsyr9rnz4w6smqei1qv2">
+      <w:hyperlink w:history="1" r:id="rIduebzs3vymn-gwc0vz6peq">
         <w:r>
           <w:t xml:space="preserve">Astron. Nachr. 342, 147–152 (2021)</w:t>
         </w:r>
@@ -1895,7 +1928,7 @@
       <w:r>
         <w:t xml:space="preserve">, 9th International Workshop on Astronomy and Relativistic Astrophysics, </w:t>
       </w:r>
-      <w:hyperlink w:history="1" r:id="rIdbbefcxuipyis-rvtizdyb">
+      <w:hyperlink w:history="1" r:id="rIdknjzah8hhts84nhwcuf7c">
         <w:r>
           <w:t xml:space="preserve">arXiv:2011.13805</w:t>
         </w:r>
@@ -1932,7 +1965,7 @@
       <w:r>
         <w:t xml:space="preserve">, </w:t>
       </w:r>
-      <w:hyperlink w:history="1" r:id="rId20gssb_-qjfo4a2gxihr_">
+      <w:hyperlink w:history="1" r:id="rId0mciobtgofhaalwjtcx3g">
         <w:r>
           <w:t xml:space="preserve">PoS(SWIFT 10) 233, 159 (2014)</w:t>
         </w:r>
@@ -1940,7 +1973,7 @@
       <w:r>
         <w:t xml:space="preserve">, </w:t>
       </w:r>
-      <w:hyperlink w:history="1" r:id="rIdwt6b09j2bk9mh5uypdh00">
+      <w:hyperlink w:history="1" r:id="rIdmz2rg_xvjohcr5i9njynq">
         <w:r>
           <w:t xml:space="preserve">arXiv:1502.07882</w:t>
         </w:r>
@@ -1977,7 +2010,7 @@
       <w:r>
         <w:t xml:space="preserve">, </w:t>
       </w:r>
-      <w:hyperlink w:history="1" r:id="rIdzb2-3ib2mv7zljfvtyraw">
+      <w:hyperlink w:history="1" r:id="rIdeswm5mjdd9h-u9uj24zve">
         <w:r>
           <w:t xml:space="preserve">EPJ Web Conf. 61, 02007 (2013)</w:t>
         </w:r>
@@ -1985,7 +2018,7 @@
       <w:r>
         <w:t xml:space="preserve">, </w:t>
       </w:r>
-      <w:hyperlink w:history="1" r:id="rIdj1i0ewf5xqm3wqwyfqfxm">
+      <w:hyperlink w:history="1" r:id="rIdpdw91ew9qq-zq1hpbhnvt">
         <w:r>
           <w:t xml:space="preserve">arXiv:1309.4612</w:t>
         </w:r>
@@ -2022,7 +2055,7 @@
       <w:r>
         <w:t xml:space="preserve">, </w:t>
       </w:r>
-      <w:hyperlink w:history="1" r:id="rIdo5a46yativli4bxq5w6j1">
+      <w:hyperlink w:history="1" r:id="rIdy6v7-csh4-swraer14zak">
         <w:r>
           <w:t xml:space="preserve">J. Phys.: Conf. Ser. 454, 012001 (2013)</w:t>
         </w:r>
@@ -2030,7 +2063,7 @@
       <w:r>
         <w:t xml:space="preserve">, </w:t>
       </w:r>
-      <w:hyperlink w:history="1" r:id="rIdgb2ttc0luci-qtz1f8eg3">
+      <w:hyperlink w:history="1" r:id="rIddad4nxhqgrejkoybreni7">
         <w:r>
           <w:t xml:space="preserve">arXiv:1211.1794</w:t>
         </w:r>
@@ -2433,7 +2466,7 @@
       <w:r>
         <w:tab/>
       </w:r>
-      <w:hyperlink w:history="1" r:id="rIdf-8srpcr2p2cterij8voz">
+      <w:hyperlink w:history="1" r:id="rIdqtoymqxwukmlbxhgywujy">
         <w:r>
           <w:t xml:space="preserve">github.com/altjerue/ilwikak-ml</w:t>
         </w:r>
@@ -2524,7 +2557,7 @@
       <w:r>
         <w:tab/>
       </w:r>
-      <w:hyperlink w:history="1" r:id="rIddkxkkif6wlmfmpdvh2zhm">
+      <w:hyperlink w:history="1" r:id="rIdrwcjdpj3hcf_cmzmcvwvi">
         <w:r>
           <w:t xml:space="preserve">github.com/UW-ForestMycobiomeLab/WindSporesHills</w:t>
         </w:r>
@@ -2589,7 +2622,7 @@
       <w:r>
         <w:tab/>
       </w:r>
-      <w:hyperlink w:history="1" r:id="rIdpppz7wprywvhqnfuyvd-f">
+      <w:hyperlink w:history="1" r:id="rIdzr5qmtm-uhqq_qqseyetn">
         <w:r>
           <w:t xml:space="preserve">github.com/zkdavis/Tleco</w:t>
         </w:r>
@@ -2654,7 +2687,7 @@
       <w:r>
         <w:tab/>
       </w:r>
-      <w:hyperlink w:history="1" r:id="rIdd9rap3-vznfwdbg1qo0oj">
+      <w:hyperlink w:history="1" r:id="rIdh7fgyld_iv5hpc6lkcq7e">
         <w:r>
           <w:t xml:space="preserve">github.com/altjerue/paramo</w:t>
         </w:r>
@@ -3265,7 +3298,7 @@
       <w:r>
         <w:t xml:space="preserve">Video: </w:t>
       </w:r>
-      <w:hyperlink w:history="1" r:id="rIdm-ypibujr2lfhsnlrnt6l">
+      <w:hyperlink w:history="1" r:id="rIdzp6xqxpnzdq7prcqd1mmy">
         <w:r>
           <w:t xml:space="preserve">youtube.com/watch?v=BAZNWLNT69M</w:t>
         </w:r>
@@ -3436,7 +3469,7 @@
       <w:r>
         <w:t xml:space="preserve">Marcos Moshinsky Award for Best Poster. Video: </w:t>
       </w:r>
-      <w:hyperlink w:history="1" r:id="rIdkcdangqqyd23csyrkbdl6">
+      <w:hyperlink w:history="1" r:id="rIdaj5e36bztdrkfy5xmlwfd">
         <w:r>
           <w:t xml:space="preserve">youtube.com/watch?v=0TJiKg7kOPI</w:t>
         </w:r>
@@ -4494,7 +4527,7 @@
       <w:pPr>
         <w:spacing w:after="0"/>
       </w:pPr>
-      <w:hyperlink w:history="1" r:id="rIddzj6fw22z3qawsb8e-og2">
+      <w:hyperlink w:history="1" r:id="rId4j5i_1xusc3ooinhld-44">
         <w:r>
           <w:t xml:space="preserve">mexiciencia.github.io/post/anita</w:t>
         </w:r>
@@ -4554,7 +4587,7 @@
       <w:pPr>
         <w:spacing w:after="0"/>
       </w:pPr>
-      <w:hyperlink w:history="1" r:id="rIdzj5s3x5avaqryvimteirb">
+      <w:hyperlink w:history="1" r:id="rIdzp8e8n_twnx4bqfwmc5je">
         <w:r>
           <w:t xml:space="preserve">mexiciencia.github.io/post/modelo-sir</w:t>
         </w:r>
@@ -4617,7 +4650,7 @@
       <w:r>
         <w:t xml:space="preserve">Data analysis and modeling collaborator. </w:t>
       </w:r>
-      <w:hyperlink w:history="1" r:id="rIdb_qplwmvyn17lolayscg2">
+      <w:hyperlink w:history="1" r:id="rIdb8ywj1pouw0mslssxy8s1">
         <w:r>
           <w:t xml:space="preserve">mexiciencia.github.io/post/covid19</w:t>
         </w:r>

--- a/RuedaBecerrilJM-CV-plain.docx
+++ b/RuedaBecerrilJM-CV-plain.docx
@@ -28,7 +28,7 @@
       <w:r>
         <w:t xml:space="preserve">  |  </w:t>
       </w:r>
-      <w:hyperlink w:history="1" r:id="rIdqyxsbthvwizoxze8rphsi">
+      <w:hyperlink w:history="1" r:id="rId3fev5egxxv7irothvzcck">
         <w:r>
           <w:t xml:space="preserve">jm.ruebe@gmail.com</w:t>
         </w:r>
@@ -42,7 +42,7 @@
       <w:r>
         <w:t xml:space="preserve">  |  </w:t>
       </w:r>
-      <w:hyperlink w:history="1" r:id="rIdg-1yrtcrna-tphajf-fv8">
+      <w:hyperlink w:history="1" r:id="rId0n8bjiannoylisz_1crel">
         <w:r>
           <w:t xml:space="preserve">linkedin.com/in/jeruebe</w:t>
         </w:r>
@@ -53,7 +53,7 @@
         <w:spacing w:after="60"/>
         <w:jc w:val="center"/>
       </w:pPr>
-      <w:hyperlink w:history="1" r:id="rId2cypamsocwnix8zr3auhs">
+      <w:hyperlink w:history="1" r:id="rIdtzojq28fadkehmucglgjq">
         <w:r>
           <w:t xml:space="preserve">altjerue.github.io</w:t>
         </w:r>
@@ -61,7 +61,7 @@
       <w:r>
         <w:t xml:space="preserve">  |  </w:t>
       </w:r>
-      <w:hyperlink w:history="1" r:id="rId3939finfbgca_lznaawye">
+      <w:hyperlink w:history="1" r:id="rIdwl6xsbtrxq54-obmp_-08">
         <w:r>
           <w:t xml:space="preserve">github.com/altjerue</w:t>
         </w:r>
@@ -69,7 +69,7 @@
       <w:r>
         <w:t xml:space="preserve">  |  </w:t>
       </w:r>
-      <w:hyperlink w:history="1" r:id="rIdyewnplvwk1uaiuekhfxbm">
+      <w:hyperlink w:history="1" r:id="rIdr3gdn4ybj7g4jyijetnui">
         <w:r>
           <w:t xml:space="preserve">orcid.org/0000-0003-1988-1912</w:t>
         </w:r>
@@ -77,7 +77,7 @@
       <w:r>
         <w:t xml:space="preserve">  |  </w:t>
       </w:r>
-      <w:hyperlink w:history="1" r:id="rId6kionpdmwsr_xfqg5rhx0">
+      <w:hyperlink w:history="1" r:id="rId5mqdaooc3h-wdp-dgxcu2">
         <w:r>
           <w:t xml:space="preserve">Google Scholar</w:t>
         </w:r>
@@ -218,8 +218,20 @@
         <w:t xml:space="preserve">Independent Contractor</w:t>
       </w:r>
       <w:r>
-        <w:t xml:space="preserve">, </w:t>
-      </w:r>
+        <w:tab/>
+      </w:r>
+      <w:r>
+        <w:t xml:space="preserve">Jan 2026 – Present</w:t>
+      </w:r>
+    </w:p>
+    <w:p>
+      <w:pPr>
+        <w:keepNext/>
+        <w:tabs>
+          <w:tab w:val="right" w:pos="10512"/>
+        </w:tabs>
+        <w:spacing w:after="0"/>
+      </w:pPr>
       <w:r>
         <w:rPr>
           <w:i/>
@@ -227,21 +239,6 @@
         </w:rPr>
         <w:t xml:space="preserve">Mercor</w:t>
       </w:r>
-      <w:r>
-        <w:tab/>
-      </w:r>
-      <w:r>
-        <w:t xml:space="preserve">Jan 2026 – Present</w:t>
-      </w:r>
-    </w:p>
-    <w:p>
-      <w:pPr>
-        <w:keepNext/>
-        <w:tabs>
-          <w:tab w:val="right" w:pos="10512"/>
-        </w:tabs>
-        <w:spacing w:after="0"/>
-      </w:pPr>
       <w:r>
         <w:tab/>
       </w:r>
@@ -297,8 +294,20 @@
         <w:t xml:space="preserve">Spatial Data Scientist</w:t>
       </w:r>
       <w:r>
-        <w:t xml:space="preserve">, </w:t>
-      </w:r>
+        <w:tab/>
+      </w:r>
+      <w:r>
+        <w:t xml:space="preserve">May 2025 – Jan 2026</w:t>
+      </w:r>
+    </w:p>
+    <w:p>
+      <w:pPr>
+        <w:keepNext/>
+        <w:tabs>
+          <w:tab w:val="right" w:pos="10512"/>
+        </w:tabs>
+        <w:spacing w:after="0"/>
+      </w:pPr>
       <w:r>
         <w:rPr>
           <w:i/>
@@ -306,21 +315,6 @@
         </w:rPr>
         <w:t xml:space="preserve">TealWaters</w:t>
       </w:r>
-      <w:r>
-        <w:tab/>
-      </w:r>
-      <w:r>
-        <w:t xml:space="preserve">May 2025 – Jan 2026</w:t>
-      </w:r>
-    </w:p>
-    <w:p>
-      <w:pPr>
-        <w:keepNext/>
-        <w:tabs>
-          <w:tab w:val="right" w:pos="10512"/>
-        </w:tabs>
-        <w:spacing w:after="0"/>
-      </w:pPr>
       <w:r>
         <w:tab/>
       </w:r>
@@ -411,8 +405,20 @@
         <w:t xml:space="preserve">Independent Researcher &amp; Open-Source Developer</w:t>
       </w:r>
       <w:r>
-        <w:t xml:space="preserve">, </w:t>
-      </w:r>
+        <w:tab/>
+      </w:r>
+      <w:r>
+        <w:t xml:space="preserve">Jan 2024 – May 2025</w:t>
+      </w:r>
+    </w:p>
+    <w:p>
+      <w:pPr>
+        <w:keepNext/>
+        <w:tabs>
+          <w:tab w:val="right" w:pos="10512"/>
+        </w:tabs>
+        <w:spacing w:after="0"/>
+      </w:pPr>
       <w:r>
         <w:rPr>
           <w:i/>
@@ -420,21 +426,6 @@
         </w:rPr>
         <w:t xml:space="preserve">Self-directed</w:t>
       </w:r>
-      <w:r>
-        <w:tab/>
-      </w:r>
-      <w:r>
-        <w:t xml:space="preserve">Jan 2024 – May 2025</w:t>
-      </w:r>
-    </w:p>
-    <w:p>
-      <w:pPr>
-        <w:keepNext/>
-        <w:tabs>
-          <w:tab w:val="right" w:pos="10512"/>
-        </w:tabs>
-        <w:spacing w:after="0"/>
-      </w:pPr>
       <w:r>
         <w:tab/>
       </w:r>
@@ -512,8 +503,20 @@
         <w:t xml:space="preserve">Software Engineer</w:t>
       </w:r>
       <w:r>
-        <w:t xml:space="preserve">, </w:t>
-      </w:r>
+        <w:tab/>
+      </w:r>
+      <w:r>
+        <w:t xml:space="preserve">Apr 2022 – Jan 2024</w:t>
+      </w:r>
+    </w:p>
+    <w:p>
+      <w:pPr>
+        <w:keepNext/>
+        <w:tabs>
+          <w:tab w:val="right" w:pos="10512"/>
+        </w:tabs>
+        <w:spacing w:after="0"/>
+      </w:pPr>
       <w:r>
         <w:rPr>
           <w:i/>
@@ -521,21 +524,6 @@
         </w:rPr>
         <w:t xml:space="preserve">Paychex</w:t>
       </w:r>
-      <w:r>
-        <w:tab/>
-      </w:r>
-      <w:r>
-        <w:t xml:space="preserve">Apr 2022 – Jan 2024</w:t>
-      </w:r>
-    </w:p>
-    <w:p>
-      <w:pPr>
-        <w:keepNext/>
-        <w:tabs>
-          <w:tab w:val="right" w:pos="10512"/>
-        </w:tabs>
-        <w:spacing w:after="0"/>
-      </w:pPr>
       <w:r>
         <w:tab/>
       </w:r>
@@ -613,8 +601,20 @@
         <w:t xml:space="preserve">Postdoctoral Research Associate</w:t>
       </w:r>
       <w:r>
-        <w:t xml:space="preserve">, </w:t>
-      </w:r>
+        <w:tab/>
+      </w:r>
+      <w:r>
+        <w:t xml:space="preserve">Feb 2021 – Apr 2022</w:t>
+      </w:r>
+    </w:p>
+    <w:p>
+      <w:pPr>
+        <w:keepNext/>
+        <w:tabs>
+          <w:tab w:val="right" w:pos="10512"/>
+        </w:tabs>
+        <w:spacing w:after="0"/>
+      </w:pPr>
       <w:r>
         <w:rPr>
           <w:i/>
@@ -622,21 +622,6 @@
         </w:rPr>
         <w:t xml:space="preserve">Rochester Institute of Technology</w:t>
       </w:r>
-      <w:r>
-        <w:tab/>
-      </w:r>
-      <w:r>
-        <w:t xml:space="preserve">Feb 2021 – Apr 2022</w:t>
-      </w:r>
-    </w:p>
-    <w:p>
-      <w:pPr>
-        <w:keepNext/>
-        <w:tabs>
-          <w:tab w:val="right" w:pos="10512"/>
-        </w:tabs>
-        <w:spacing w:after="0"/>
-      </w:pPr>
       <w:r>
         <w:tab/>
       </w:r>
@@ -740,8 +725,20 @@
         <w:t xml:space="preserve">Postdoctoral Research Fellow</w:t>
       </w:r>
       <w:r>
-        <w:t xml:space="preserve">, </w:t>
-      </w:r>
+        <w:tab/>
+      </w:r>
+      <w:r>
+        <w:t xml:space="preserve">Oct 2018 – Nov 2020</w:t>
+      </w:r>
+    </w:p>
+    <w:p>
+      <w:pPr>
+        <w:keepNext/>
+        <w:tabs>
+          <w:tab w:val="right" w:pos="10512"/>
+        </w:tabs>
+        <w:spacing w:after="0"/>
+      </w:pPr>
       <w:r>
         <w:rPr>
           <w:i/>
@@ -749,21 +746,6 @@
         </w:rPr>
         <w:t xml:space="preserve">Purdue University</w:t>
       </w:r>
-      <w:r>
-        <w:tab/>
-      </w:r>
-      <w:r>
-        <w:t xml:space="preserve">Oct 2018 – Nov 2020</w:t>
-      </w:r>
-    </w:p>
-    <w:p>
-      <w:pPr>
-        <w:keepNext/>
-        <w:tabs>
-          <w:tab w:val="right" w:pos="10512"/>
-        </w:tabs>
-        <w:spacing w:after="0"/>
-      </w:pPr>
       <w:r>
         <w:tab/>
       </w:r>
@@ -880,8 +862,20 @@
         <w:t xml:space="preserve">Postdoctoral Research Fellow</w:t>
       </w:r>
       <w:r>
-        <w:t xml:space="preserve">, </w:t>
-      </w:r>
+        <w:tab/>
+      </w:r>
+      <w:r>
+        <w:t xml:space="preserve">Jan 2018 – Sep 2018</w:t>
+      </w:r>
+    </w:p>
+    <w:p>
+      <w:pPr>
+        <w:keepNext/>
+        <w:tabs>
+          <w:tab w:val="right" w:pos="10512"/>
+        </w:tabs>
+        <w:spacing w:after="0"/>
+      </w:pPr>
       <w:r>
         <w:rPr>
           <w:i/>
@@ -889,21 +883,6 @@
         </w:rPr>
         <w:t xml:space="preserve">Universidad Michoacana de San Nicolás de Hidalgo</w:t>
       </w:r>
-      <w:r>
-        <w:tab/>
-      </w:r>
-      <w:r>
-        <w:t xml:space="preserve">Jan 2018 – Sep 2018</w:t>
-      </w:r>
-    </w:p>
-    <w:p>
-      <w:pPr>
-        <w:keepNext/>
-        <w:tabs>
-          <w:tab w:val="right" w:pos="10512"/>
-        </w:tabs>
-        <w:spacing w:after="0"/>
-      </w:pPr>
       <w:r>
         <w:tab/>
       </w:r>
@@ -972,8 +951,20 @@
         <w:t xml:space="preserve">Graduate Research Assistant</w:t>
       </w:r>
       <w:r>
-        <w:t xml:space="preserve">, </w:t>
-      </w:r>
+        <w:tab/>
+      </w:r>
+      <w:r>
+        <w:t xml:space="preserve">Oct 2011 – Jul 2017</w:t>
+      </w:r>
+    </w:p>
+    <w:p>
+      <w:pPr>
+        <w:keepNext/>
+        <w:tabs>
+          <w:tab w:val="right" w:pos="10512"/>
+        </w:tabs>
+        <w:spacing w:after="0"/>
+      </w:pPr>
       <w:r>
         <w:rPr>
           <w:i/>
@@ -981,21 +972,6 @@
         </w:rPr>
         <w:t xml:space="preserve">Universitat de València</w:t>
       </w:r>
-      <w:r>
-        <w:tab/>
-      </w:r>
-      <w:r>
-        <w:t xml:space="preserve">Oct 2011 – Jul 2017</w:t>
-      </w:r>
-    </w:p>
-    <w:p>
-      <w:pPr>
-        <w:keepNext/>
-        <w:tabs>
-          <w:tab w:val="right" w:pos="10512"/>
-        </w:tabs>
-        <w:spacing w:after="0"/>
-      </w:pPr>
       <w:r>
         <w:tab/>
       </w:r>
@@ -1098,8 +1074,20 @@
         <w:t xml:space="preserve">Ph.D. in Physics</w:t>
       </w:r>
       <w:r>
-        <w:t xml:space="preserve">, </w:t>
-      </w:r>
+        <w:tab/>
+      </w:r>
+      <w:r>
+        <w:t xml:space="preserve">Oct 2011 – Jul 2017</w:t>
+      </w:r>
+    </w:p>
+    <w:p>
+      <w:pPr>
+        <w:keepNext/>
+        <w:tabs>
+          <w:tab w:val="right" w:pos="10512"/>
+        </w:tabs>
+        <w:spacing w:after="0"/>
+      </w:pPr>
       <w:r>
         <w:rPr>
           <w:i/>
@@ -1111,21 +1099,6 @@
         <w:tab/>
       </w:r>
       <w:r>
-        <w:t xml:space="preserve">Oct 2011 – Jul 2017</w:t>
-      </w:r>
-    </w:p>
-    <w:p>
-      <w:pPr>
-        <w:keepNext/>
-        <w:tabs>
-          <w:tab w:val="right" w:pos="10512"/>
-        </w:tabs>
-        <w:spacing w:after="0"/>
-      </w:pPr>
-      <w:r>
-        <w:tab/>
-      </w:r>
-      <w:r>
         <w:t xml:space="preserve">Valencia, Spain</w:t>
       </w:r>
     </w:p>
@@ -1159,7 +1132,7 @@
       <w:r>
         <w:t xml:space="preserve">Thesis: </w:t>
       </w:r>
-      <w:hyperlink w:history="1" r:id="rId_by1azbg54c8sjzwyxbne">
+      <w:hyperlink w:history="1" r:id="rIdaxl7wgrf9ofkgexrctszu">
         <w:r>
           <w:t xml:space="preserve">Numerical treatment of radiation processes in the internal shocks of magnetized relativistic outflows</w:t>
         </w:r>
@@ -1187,8 +1160,20 @@
         <w:t xml:space="preserve">M.Sc. in Physics</w:t>
       </w:r>
       <w:r>
-        <w:t xml:space="preserve">, </w:t>
-      </w:r>
+        <w:tab/>
+      </w:r>
+      <w:r>
+        <w:t xml:space="preserve">Aug 2009 – Sep 2011</w:t>
+      </w:r>
+    </w:p>
+    <w:p>
+      <w:pPr>
+        <w:keepNext/>
+        <w:tabs>
+          <w:tab w:val="right" w:pos="10512"/>
+        </w:tabs>
+        <w:spacing w:after="0"/>
+      </w:pPr>
       <w:r>
         <w:rPr>
           <w:i/>
@@ -1200,21 +1185,6 @@
         <w:tab/>
       </w:r>
       <w:r>
-        <w:t xml:space="preserve">Aug 2009 – Sep 2011</w:t>
-      </w:r>
-    </w:p>
-    <w:p>
-      <w:pPr>
-        <w:keepNext/>
-        <w:tabs>
-          <w:tab w:val="right" w:pos="10512"/>
-        </w:tabs>
-        <w:spacing w:after="0"/>
-      </w:pPr>
-      <w:r>
-        <w:tab/>
-      </w:r>
-      <w:r>
         <w:t xml:space="preserve">Morelia, Mexico</w:t>
       </w:r>
     </w:p>
@@ -1263,8 +1233,20 @@
         <w:t xml:space="preserve">B.Sc. in Physics</w:t>
       </w:r>
       <w:r>
-        <w:t xml:space="preserve">, </w:t>
-      </w:r>
+        <w:tab/>
+      </w:r>
+      <w:r>
+        <w:t xml:space="preserve">Aug 2004 – Dec 2008</w:t>
+      </w:r>
+    </w:p>
+    <w:p>
+      <w:pPr>
+        <w:keepNext/>
+        <w:tabs>
+          <w:tab w:val="right" w:pos="10512"/>
+        </w:tabs>
+        <w:spacing w:after="0"/>
+      </w:pPr>
       <w:r>
         <w:rPr>
           <w:i/>
@@ -1272,21 +1254,6 @@
         </w:rPr>
         <w:t xml:space="preserve">Universidad Autónoma del Estado de México</w:t>
       </w:r>
-      <w:r>
-        <w:tab/>
-      </w:r>
-      <w:r>
-        <w:t xml:space="preserve">Aug 2004 – Dec 2008</w:t>
-      </w:r>
-    </w:p>
-    <w:p>
-      <w:pPr>
-        <w:keepNext/>
-        <w:tabs>
-          <w:tab w:val="right" w:pos="10512"/>
-        </w:tabs>
-        <w:spacing w:after="0"/>
-      </w:pPr>
       <w:r>
         <w:tab/>
       </w:r>
@@ -1462,7 +1429,7 @@
       <w:r>
         <w:t xml:space="preserve">, </w:t>
       </w:r>
-      <w:hyperlink w:history="1" r:id="rIdjsezfwqmky8efi_icukos">
+      <w:hyperlink w:history="1" r:id="rIdnclehpp9jwubcw6gcszw-">
         <w:r>
           <w:t xml:space="preserve">ApJ 976, 182 (2024)</w:t>
         </w:r>
@@ -1470,7 +1437,7 @@
       <w:r>
         <w:t xml:space="preserve">, </w:t>
       </w:r>
-      <w:hyperlink w:history="1" r:id="rIdb9zym-lvo-podf6bbkhwi">
+      <w:hyperlink w:history="1" r:id="rIdeq8qz_mp5wttrunzotnfr">
         <w:r>
           <w:t xml:space="preserve">arXiv:2405.17581</w:t>
         </w:r>
@@ -1507,7 +1474,7 @@
       <w:r>
         <w:t xml:space="preserve">, </w:t>
       </w:r>
-      <w:hyperlink w:history="1" r:id="rIdguhreusfe30eqgeb9c48n">
+      <w:hyperlink w:history="1" r:id="rId6qsvnlr98dcwvyzyd91q5">
         <w:r>
           <w:t xml:space="preserve">MNRAS 513, 5766–5779 (2022)</w:t>
         </w:r>
@@ -1515,7 +1482,7 @@
       <w:r>
         <w:t xml:space="preserve">, </w:t>
       </w:r>
-      <w:hyperlink w:history="1" r:id="rIdnt4b5hsc94qzygwnsomuo">
+      <w:hyperlink w:history="1" r:id="rIdmwkgvrz9ic-bqvrxyj7j-">
         <w:r>
           <w:t xml:space="preserve">arXiv:2201.07790</w:t>
         </w:r>
@@ -1552,7 +1519,7 @@
       <w:r>
         <w:t xml:space="preserve">, </w:t>
       </w:r>
-      <w:hyperlink w:history="1" r:id="rIdrxmznlfl_qkghsa2w70hm">
+      <w:hyperlink w:history="1" r:id="rIdkp5s7cpg9qj3c9xbbvgoa">
         <w:r>
           <w:t xml:space="preserve">Phys. Rev. D 106, 083015 (2022)</w:t>
         </w:r>
@@ -1560,7 +1527,7 @@
       <w:r>
         <w:t xml:space="preserve">, </w:t>
       </w:r>
-      <w:hyperlink w:history="1" r:id="rIdqxwzwd5h_qlmz_-bvcrdc">
+      <w:hyperlink w:history="1" r:id="rIdnhmueuerfczgumkn1qo2x">
         <w:r>
           <w:t xml:space="preserve">arXiv:2112.09817</w:t>
         </w:r>
@@ -1597,7 +1564,7 @@
       <w:r>
         <w:t xml:space="preserve">, </w:t>
       </w:r>
-      <w:hyperlink w:history="1" r:id="rIderory2lv1afl5ul-s2rf5">
+      <w:hyperlink w:history="1" r:id="rIdnzrydhki2t-oas6cuupvb">
         <w:r>
           <w:t xml:space="preserve">ApJ 919, 95 (2021)</w:t>
         </w:r>
@@ -1605,7 +1572,7 @@
       <w:r>
         <w:t xml:space="preserve">, </w:t>
       </w:r>
-      <w:hyperlink w:history="1" r:id="rIdxpmcoupb7fscmpvj7aafv">
+      <w:hyperlink w:history="1" r:id="rIder8o0hqnmkl2ervjk4jvm">
         <w:r>
           <w:t xml:space="preserve">arXiv:2106.05356</w:t>
         </w:r>
@@ -1642,7 +1609,7 @@
       <w:r>
         <w:t xml:space="preserve">, </w:t>
       </w:r>
-      <w:hyperlink w:history="1" r:id="rIdljuc4x1g9-ikvdkcpj7md">
+      <w:hyperlink w:history="1" r:id="rIdevv7ospmybquvfc9rv598">
         <w:r>
           <w:t xml:space="preserve">MNRAS 501, 4092–4102 (2021)</w:t>
         </w:r>
@@ -1650,7 +1617,7 @@
       <w:r>
         <w:t xml:space="preserve">, </w:t>
       </w:r>
-      <w:hyperlink w:history="1" r:id="rIdvxbzvlewqzyyi2vcvikav">
+      <w:hyperlink w:history="1" r:id="rIdnidnrofa5apqkecc42nmz">
         <w:r>
           <w:t xml:space="preserve">arXiv:2009.02273</w:t>
         </w:r>
@@ -1687,7 +1654,7 @@
       <w:r>
         <w:t xml:space="preserve">, </w:t>
       </w:r>
-      <w:hyperlink w:history="1" r:id="rIdt5ay4yotfxaya-wjsljnl">
+      <w:hyperlink w:history="1" r:id="rIdksgacirbtkkz4o7l8orrp">
         <w:r>
           <w:t xml:space="preserve">MNRAS 496, 974–986 (2020)</w:t>
         </w:r>
@@ -1695,7 +1662,7 @@
       <w:r>
         <w:t xml:space="preserve">, </w:t>
       </w:r>
-      <w:hyperlink w:history="1" r:id="rIdlv9wyutrosxzccauwj7e-">
+      <w:hyperlink w:history="1" r:id="rId4xu27-4uaqvxg5x6cmhqq">
         <w:r>
           <w:t xml:space="preserve">arXiv:1910.14049</w:t>
         </w:r>
@@ -1732,7 +1699,7 @@
       <w:r>
         <w:t xml:space="preserve">, </w:t>
       </w:r>
-      <w:hyperlink w:history="1" r:id="rIdob4ze8vnbntvfbbj-nt00">
+      <w:hyperlink w:history="1" r:id="rIdsfwo78d_4fb4-drvacevc">
         <w:r>
           <w:t xml:space="preserve">MNRAS 468, 1169–1182 (2017)</w:t>
         </w:r>
@@ -1740,7 +1707,7 @@
       <w:r>
         <w:t xml:space="preserve">, </w:t>
       </w:r>
-      <w:hyperlink w:history="1" r:id="rIdxtvx1r4pt6v3xpxswfxfk">
+      <w:hyperlink w:history="1" r:id="rIdp2wd_ut6x3gz0fuq7mqxj">
         <w:r>
           <w:t xml:space="preserve">arXiv:1612.06383</w:t>
         </w:r>
@@ -1777,7 +1744,7 @@
       <w:r>
         <w:t xml:space="preserve">, </w:t>
       </w:r>
-      <w:hyperlink w:history="1" r:id="rIdqqmp66pvjplruo137uyxf">
+      <w:hyperlink w:history="1" r:id="rId-srk3n65lwpajva56cjyg">
         <w:r>
           <w:t xml:space="preserve">MNRAS 438, 1856–1869 (2014)</w:t>
         </w:r>
@@ -1785,7 +1752,7 @@
       <w:r>
         <w:t xml:space="preserve">, </w:t>
       </w:r>
-      <w:hyperlink w:history="1" r:id="rIdcgqkrbwclljrqumh6qj3v">
+      <w:hyperlink w:history="1" r:id="rId4qkzkt6ywouawatmq8ws8">
         <w:r>
           <w:t xml:space="preserve">arXiv:1310.5441</w:t>
         </w:r>
@@ -1822,7 +1789,7 @@
       <w:r>
         <w:t xml:space="preserve">, </w:t>
       </w:r>
-      <w:hyperlink w:history="1" r:id="rIdk6yhdcsb8q9hv8z5qfytb">
+      <w:hyperlink w:history="1" r:id="rIdvr_veqes9ahn1a9rsj4aa">
         <w:r>
           <w:t xml:space="preserve">Phys. Rev. D 80, 084023 (2009)</w:t>
         </w:r>
@@ -1830,7 +1797,7 @@
       <w:r>
         <w:t xml:space="preserve">, </w:t>
       </w:r>
-      <w:hyperlink w:history="1" r:id="rIdc6i33vubp098y8emt0ou-">
+      <w:hyperlink w:history="1" r:id="rIdd7fhjdncntjaxvbjnifw3">
         <w:r>
           <w:t xml:space="preserve">arXiv:1009.1250</w:t>
         </w:r>
@@ -1875,7 +1842,7 @@
       <w:r>
         <w:t xml:space="preserve">, </w:t>
       </w:r>
-      <w:hyperlink w:history="1" r:id="rIdwgt6xt8tfcjgxtueljwit">
+      <w:hyperlink w:history="1" r:id="rId3_fjmaz7xrj5h2ae-eddd">
         <w:r>
           <w:t xml:space="preserve">Astron. Nachr. 342, 277–282 (2021)</w:t>
         </w:r>
@@ -1883,7 +1850,7 @@
       <w:r>
         <w:t xml:space="preserve">, 9th International Workshop on Astronomy and Relativistic Astrophysics, </w:t>
       </w:r>
-      <w:hyperlink w:history="1" r:id="rIdyoufde0i4hv5zeuruddqy">
+      <w:hyperlink w:history="1" r:id="rIdmauhg5ktldmzbvu4l7dns">
         <w:r>
           <w:t xml:space="preserve">arXiv:2011.13797</w:t>
         </w:r>
@@ -1920,7 +1887,7 @@
       <w:r>
         <w:t xml:space="preserve">, </w:t>
       </w:r>
-      <w:hyperlink w:history="1" r:id="rIduebzs3vymn-gwc0vz6peq">
+      <w:hyperlink w:history="1" r:id="rIdyguxggdsbanlkh0rm76gn">
         <w:r>
           <w:t xml:space="preserve">Astron. Nachr. 342, 147–152 (2021)</w:t>
         </w:r>
@@ -1928,7 +1895,7 @@
       <w:r>
         <w:t xml:space="preserve">, 9th International Workshop on Astronomy and Relativistic Astrophysics, </w:t>
       </w:r>
-      <w:hyperlink w:history="1" r:id="rIdknjzah8hhts84nhwcuf7c">
+      <w:hyperlink w:history="1" r:id="rIdv1la4a377xnyrbkpbk150">
         <w:r>
           <w:t xml:space="preserve">arXiv:2011.13805</w:t>
         </w:r>
@@ -1965,7 +1932,7 @@
       <w:r>
         <w:t xml:space="preserve">, </w:t>
       </w:r>
-      <w:hyperlink w:history="1" r:id="rId0mciobtgofhaalwjtcx3g">
+      <w:hyperlink w:history="1" r:id="rIdvtekkfnn_dgppyyxabbff">
         <w:r>
           <w:t xml:space="preserve">PoS(SWIFT 10) 233, 159 (2014)</w:t>
         </w:r>
@@ -1973,7 +1940,7 @@
       <w:r>
         <w:t xml:space="preserve">, </w:t>
       </w:r>
-      <w:hyperlink w:history="1" r:id="rIdmz2rg_xvjohcr5i9njynq">
+      <w:hyperlink w:history="1" r:id="rIdgcwg8zrfcrbkzvkais5op">
         <w:r>
           <w:t xml:space="preserve">arXiv:1502.07882</w:t>
         </w:r>
@@ -2010,7 +1977,7 @@
       <w:r>
         <w:t xml:space="preserve">, </w:t>
       </w:r>
-      <w:hyperlink w:history="1" r:id="rIdeswm5mjdd9h-u9uj24zve">
+      <w:hyperlink w:history="1" r:id="rIdr81cznsdplrpinurezk9j">
         <w:r>
           <w:t xml:space="preserve">EPJ Web Conf. 61, 02007 (2013)</w:t>
         </w:r>
@@ -2018,7 +1985,7 @@
       <w:r>
         <w:t xml:space="preserve">, </w:t>
       </w:r>
-      <w:hyperlink w:history="1" r:id="rIdpdw91ew9qq-zq1hpbhnvt">
+      <w:hyperlink w:history="1" r:id="rIdcfydcfnz9etdak1qrxdyh">
         <w:r>
           <w:t xml:space="preserve">arXiv:1309.4612</w:t>
         </w:r>
@@ -2055,7 +2022,7 @@
       <w:r>
         <w:t xml:space="preserve">, </w:t>
       </w:r>
-      <w:hyperlink w:history="1" r:id="rIdy6v7-csh4-swraer14zak">
+      <w:hyperlink w:history="1" r:id="rIdrft46glsowiw_4tp2bsv6">
         <w:r>
           <w:t xml:space="preserve">J. Phys.: Conf. Ser. 454, 012001 (2013)</w:t>
         </w:r>
@@ -2063,7 +2030,7 @@
       <w:r>
         <w:t xml:space="preserve">, </w:t>
       </w:r>
-      <w:hyperlink w:history="1" r:id="rIddad4nxhqgrejkoybreni7">
+      <w:hyperlink w:history="1" r:id="rId2l7yf3c4bpzreciapl1zz">
         <w:r>
           <w:t xml:space="preserve">arXiv:1211.1794</w:t>
         </w:r>
@@ -2466,7 +2433,7 @@
       <w:r>
         <w:tab/>
       </w:r>
-      <w:hyperlink w:history="1" r:id="rIdqtoymqxwukmlbxhgywujy">
+      <w:hyperlink w:history="1" r:id="rIdgjkezf_vjkxpyhis7xm3e">
         <w:r>
           <w:t xml:space="preserve">github.com/altjerue/ilwikak-ml</w:t>
         </w:r>
@@ -2557,7 +2524,7 @@
       <w:r>
         <w:tab/>
       </w:r>
-      <w:hyperlink w:history="1" r:id="rIdrwcjdpj3hcf_cmzmcvwvi">
+      <w:hyperlink w:history="1" r:id="rIdxmq4qzp3kw5fu_su6z0ng">
         <w:r>
           <w:t xml:space="preserve">github.com/UW-ForestMycobiomeLab/WindSporesHills</w:t>
         </w:r>
@@ -2622,7 +2589,7 @@
       <w:r>
         <w:tab/>
       </w:r>
-      <w:hyperlink w:history="1" r:id="rIdzr5qmtm-uhqq_qqseyetn">
+      <w:hyperlink w:history="1" r:id="rId0wcb2tnupczdbaqrjgaei">
         <w:r>
           <w:t xml:space="preserve">github.com/zkdavis/Tleco</w:t>
         </w:r>
@@ -2687,7 +2654,7 @@
       <w:r>
         <w:tab/>
       </w:r>
-      <w:hyperlink w:history="1" r:id="rIdh7fgyld_iv5hpc6lkcq7e">
+      <w:hyperlink w:history="1" r:id="rIdu3pwewacg6xldvt-o-jhy">
         <w:r>
           <w:t xml:space="preserve">github.com/altjerue/paramo</w:t>
         </w:r>
@@ -3298,7 +3265,7 @@
       <w:r>
         <w:t xml:space="preserve">Video: </w:t>
       </w:r>
-      <w:hyperlink w:history="1" r:id="rIdzp6xqxpnzdq7prcqd1mmy">
+      <w:hyperlink w:history="1" r:id="rIdch1awv4jiwdnudhvfncu8">
         <w:r>
           <w:t xml:space="preserve">youtube.com/watch?v=BAZNWLNT69M</w:t>
         </w:r>
@@ -3469,7 +3436,7 @@
       <w:r>
         <w:t xml:space="preserve">Marcos Moshinsky Award for Best Poster. Video: </w:t>
       </w:r>
-      <w:hyperlink w:history="1" r:id="rIdaj5e36bztdrkfy5xmlwfd">
+      <w:hyperlink w:history="1" r:id="rIdljyg7h3dgjrjtk9njdf38">
         <w:r>
           <w:t xml:space="preserve">youtube.com/watch?v=0TJiKg7kOPI</w:t>
         </w:r>
@@ -4527,7 +4494,7 @@
       <w:pPr>
         <w:spacing w:after="0"/>
       </w:pPr>
-      <w:hyperlink w:history="1" r:id="rId4j5i_1xusc3ooinhld-44">
+      <w:hyperlink w:history="1" r:id="rIdezhynxsebw2hgf59nrdk4">
         <w:r>
           <w:t xml:space="preserve">mexiciencia.github.io/post/anita</w:t>
         </w:r>
@@ -4587,7 +4554,7 @@
       <w:pPr>
         <w:spacing w:after="0"/>
       </w:pPr>
-      <w:hyperlink w:history="1" r:id="rIdzp8e8n_twnx4bqfwmc5je">
+      <w:hyperlink w:history="1" r:id="rIdb0du8vwmrkobyxgcap2hd">
         <w:r>
           <w:t xml:space="preserve">mexiciencia.github.io/post/modelo-sir</w:t>
         </w:r>
@@ -4650,7 +4617,7 @@
       <w:r>
         <w:t xml:space="preserve">Data analysis and modeling collaborator. </w:t>
       </w:r>
-      <w:hyperlink w:history="1" r:id="rIdb8ywj1pouw0mslssxy8s1">
+      <w:hyperlink w:history="1" r:id="rIdjwvxuolivn-dfu4_1z6nz">
         <w:r>
           <w:t xml:space="preserve">mexiciencia.github.io/post/covid19</w:t>
         </w:r>

--- a/RuedaBecerrilJM-CV-plain.docx
+++ b/RuedaBecerrilJM-CV-plain.docx
@@ -28,7 +28,7 @@
       <w:r>
         <w:t xml:space="preserve">  |  </w:t>
       </w:r>
-      <w:hyperlink w:history="1" r:id="rIdehq10acjcta0l7oargg4t">
+      <w:hyperlink w:history="1" r:id="rIdb9t0gpdfs6e6b2vnvrhl7">
         <w:r>
           <w:t xml:space="preserve">jm.ruebe@gmail.com</w:t>
         </w:r>
@@ -42,7 +42,7 @@
       <w:r>
         <w:t xml:space="preserve">  |  </w:t>
       </w:r>
-      <w:hyperlink w:history="1" r:id="rIdzcigigchdh9jgwevwhbrf">
+      <w:hyperlink w:history="1" r:id="rIds55z1ze8me7esa5sztwob">
         <w:r>
           <w:t xml:space="preserve">linkedin.com/in/jeruebe</w:t>
         </w:r>
@@ -53,7 +53,7 @@
         <w:spacing w:after="60"/>
         <w:jc w:val="center"/>
       </w:pPr>
-      <w:hyperlink w:history="1" r:id="rId-jkzq7dxwagx12r9h8zsu">
+      <w:hyperlink w:history="1" r:id="rId8awlvspdrgzy821pvzums">
         <w:r>
           <w:t xml:space="preserve">altjerue.github.io</w:t>
         </w:r>
@@ -61,7 +61,7 @@
       <w:r>
         <w:t xml:space="preserve">  |  </w:t>
       </w:r>
-      <w:hyperlink w:history="1" r:id="rIdtdcfkdapxbwjxf785hcyy">
+      <w:hyperlink w:history="1" r:id="rIdg4esv1dyitg5iqb5anrts">
         <w:r>
           <w:t xml:space="preserve">github.com/altjerue</w:t>
         </w:r>
@@ -69,7 +69,7 @@
       <w:r>
         <w:t xml:space="preserve">  |  </w:t>
       </w:r>
-      <w:hyperlink w:history="1" r:id="rIdf2fy4jgs1wyugbnebvuro">
+      <w:hyperlink w:history="1" r:id="rIddujcwuvsvxm9dwhuguk6x">
         <w:r>
           <w:t xml:space="preserve">orcid.org/0000-0003-1988-1912</w:t>
         </w:r>
@@ -77,7 +77,7 @@
       <w:r>
         <w:t xml:space="preserve">  |  </w:t>
       </w:r>
-      <w:hyperlink w:history="1" r:id="rIdfciifqvco9tt4hfx3upc1">
+      <w:hyperlink w:history="1" r:id="rIddhg1dbiswxm7q_s-h-fl9">
         <w:r>
           <w:t xml:space="preserve">Google Scholar</w:t>
         </w:r>
@@ -1132,7 +1132,7 @@
       <w:r>
         <w:t xml:space="preserve">Thesis: </w:t>
       </w:r>
-      <w:hyperlink w:history="1" r:id="rIdlevcgebixxcqsb5bfoyoy">
+      <w:hyperlink w:history="1" r:id="rIdlj2hzrwoa6uag_zfw_zyp">
         <w:r>
           <w:t xml:space="preserve">Numerical treatment of radiation processes in the internal shocks of magnetized relativistic outflows</w:t>
         </w:r>
@@ -1429,7 +1429,7 @@
       <w:r>
         <w:t xml:space="preserve">, </w:t>
       </w:r>
-      <w:hyperlink w:history="1" r:id="rIdixzpovdd3ybzaulnbzj08">
+      <w:hyperlink w:history="1" r:id="rIdlzdzowm3sgiwju-llo-ds">
         <w:r>
           <w:t xml:space="preserve">ApJ 976, 182 (2024)</w:t>
         </w:r>
@@ -1437,7 +1437,7 @@
       <w:r>
         <w:t xml:space="preserve">, </w:t>
       </w:r>
-      <w:hyperlink w:history="1" r:id="rIdzwv34vs2jbd8wtu0qpcpw">
+      <w:hyperlink w:history="1" r:id="rIdmgcuuhsfyyxcmfwch6pcz">
         <w:r>
           <w:t xml:space="preserve">arXiv:2405.17581</w:t>
         </w:r>
@@ -1474,7 +1474,7 @@
       <w:r>
         <w:t xml:space="preserve">, </w:t>
       </w:r>
-      <w:hyperlink w:history="1" r:id="rId1qhtdmnydzbwptjf8q8-2">
+      <w:hyperlink w:history="1" r:id="rIdcwaa2ejryp1hnhisrxy3i">
         <w:r>
           <w:t xml:space="preserve">MNRAS 513, 5766–5779 (2022)</w:t>
         </w:r>
@@ -1482,7 +1482,7 @@
       <w:r>
         <w:t xml:space="preserve">, </w:t>
       </w:r>
-      <w:hyperlink w:history="1" r:id="rIdt_xum_gad9yy2ynzviquw">
+      <w:hyperlink w:history="1" r:id="rIdplgz-zc_chfxxkjidxzv2">
         <w:r>
           <w:t xml:space="preserve">arXiv:2201.07790</w:t>
         </w:r>
@@ -1519,7 +1519,7 @@
       <w:r>
         <w:t xml:space="preserve">, </w:t>
       </w:r>
-      <w:hyperlink w:history="1" r:id="rIdlkqlsnzh9drduqk2u8n0f">
+      <w:hyperlink w:history="1" r:id="rIdvfeuuuxpjuyekfdd5ixqx">
         <w:r>
           <w:t xml:space="preserve">Phys. Rev. D 106, 083015 (2022)</w:t>
         </w:r>
@@ -1527,7 +1527,7 @@
       <w:r>
         <w:t xml:space="preserve">, </w:t>
       </w:r>
-      <w:hyperlink w:history="1" r:id="rId3kvzthy4e9_ldownjk-da">
+      <w:hyperlink w:history="1" r:id="rIdzioixn_9jmvovnbzxm-41">
         <w:r>
           <w:t xml:space="preserve">arXiv:2112.09817</w:t>
         </w:r>
@@ -1564,7 +1564,7 @@
       <w:r>
         <w:t xml:space="preserve">, </w:t>
       </w:r>
-      <w:hyperlink w:history="1" r:id="rIdguxfa9daaqgglfwctnbka">
+      <w:hyperlink w:history="1" r:id="rId_jquugoqgghsrmpovfj_b">
         <w:r>
           <w:t xml:space="preserve">ApJ 919, 95 (2021)</w:t>
         </w:r>
@@ -1572,7 +1572,7 @@
       <w:r>
         <w:t xml:space="preserve">, </w:t>
       </w:r>
-      <w:hyperlink w:history="1" r:id="rId-2eihtiwpxvubtyu62yzl">
+      <w:hyperlink w:history="1" r:id="rId_e6fauna8nhsxdz8s6ggw">
         <w:r>
           <w:t xml:space="preserve">arXiv:2106.05356</w:t>
         </w:r>
@@ -1609,7 +1609,7 @@
       <w:r>
         <w:t xml:space="preserve">, </w:t>
       </w:r>
-      <w:hyperlink w:history="1" r:id="rIdbheflshydw77am5ezwek9">
+      <w:hyperlink w:history="1" r:id="rIdkx8j7bztsdkhyxiyrxj1p">
         <w:r>
           <w:t xml:space="preserve">MNRAS 501, 4092–4102 (2021)</w:t>
         </w:r>
@@ -1617,7 +1617,7 @@
       <w:r>
         <w:t xml:space="preserve">, </w:t>
       </w:r>
-      <w:hyperlink w:history="1" r:id="rIdm6keptz3rqz7hygpxq0uy">
+      <w:hyperlink w:history="1" r:id="rIdmtopjsjeoyev7jhxpzcqk">
         <w:r>
           <w:t xml:space="preserve">arXiv:2009.02273</w:t>
         </w:r>
@@ -1654,7 +1654,7 @@
       <w:r>
         <w:t xml:space="preserve">, </w:t>
       </w:r>
-      <w:hyperlink w:history="1" r:id="rIdgcqv0bcunlt1bfelp1cgg">
+      <w:hyperlink w:history="1" r:id="rIddj8nvbowdyecwugcwk60d">
         <w:r>
           <w:t xml:space="preserve">MNRAS 496, 974–986 (2020)</w:t>
         </w:r>
@@ -1662,7 +1662,7 @@
       <w:r>
         <w:t xml:space="preserve">, </w:t>
       </w:r>
-      <w:hyperlink w:history="1" r:id="rId8yri9zzqlby0ie13kyqtp">
+      <w:hyperlink w:history="1" r:id="rIdj3nji07nkq89ajeimhlwx">
         <w:r>
           <w:t xml:space="preserve">arXiv:1910.14049</w:t>
         </w:r>
@@ -1699,7 +1699,7 @@
       <w:r>
         <w:t xml:space="preserve">, </w:t>
       </w:r>
-      <w:hyperlink w:history="1" r:id="rIdn8lqnwiivbfvh8ciuctov">
+      <w:hyperlink w:history="1" r:id="rIdru3zqz7irzck8-xlfgk_r">
         <w:r>
           <w:t xml:space="preserve">MNRAS 468, 1169–1182 (2017)</w:t>
         </w:r>
@@ -1707,7 +1707,7 @@
       <w:r>
         <w:t xml:space="preserve">, </w:t>
       </w:r>
-      <w:hyperlink w:history="1" r:id="rId-hem5__uijw9pdflnfg8l">
+      <w:hyperlink w:history="1" r:id="rIdi8whsg_h89eoa2ujxxsiy">
         <w:r>
           <w:t xml:space="preserve">arXiv:1612.06383</w:t>
         </w:r>
@@ -1744,7 +1744,7 @@
       <w:r>
         <w:t xml:space="preserve">, </w:t>
       </w:r>
-      <w:hyperlink w:history="1" r:id="rIdmhwggrdmoe4vggggilq4a">
+      <w:hyperlink w:history="1" r:id="rIdvzwqmb2umrqkodr0lnbhw">
         <w:r>
           <w:t xml:space="preserve">MNRAS 438, 1856–1869 (2014)</w:t>
         </w:r>
@@ -1752,7 +1752,7 @@
       <w:r>
         <w:t xml:space="preserve">, </w:t>
       </w:r>
-      <w:hyperlink w:history="1" r:id="rIdcketp5vc3ocrqw0izyeoe">
+      <w:hyperlink w:history="1" r:id="rIdj_ewf4r1ka4kosuaajnrq">
         <w:r>
           <w:t xml:space="preserve">arXiv:1310.5441</w:t>
         </w:r>
@@ -1789,7 +1789,7 @@
       <w:r>
         <w:t xml:space="preserve">, </w:t>
       </w:r>
-      <w:hyperlink w:history="1" r:id="rIdbo83xxl9avqxd0enf0cez">
+      <w:hyperlink w:history="1" r:id="rIdz86chlohojwfb2nyeqtiz">
         <w:r>
           <w:t xml:space="preserve">Phys. Rev. D 80, 084023 (2009)</w:t>
         </w:r>
@@ -1797,7 +1797,7 @@
       <w:r>
         <w:t xml:space="preserve">, </w:t>
       </w:r>
-      <w:hyperlink w:history="1" r:id="rIdewj6d_jhzkja9vxfz5nuz">
+      <w:hyperlink w:history="1" r:id="rIds02fo7wtqsbswt-lecnl7">
         <w:r>
           <w:t xml:space="preserve">arXiv:1009.1250</w:t>
         </w:r>
@@ -1842,7 +1842,7 @@
       <w:r>
         <w:t xml:space="preserve">, </w:t>
       </w:r>
-      <w:hyperlink w:history="1" r:id="rIdzfyn0azkmmw5a0wfkzxpe">
+      <w:hyperlink w:history="1" r:id="rIddzt-ctelmdrjcs-p5t1lk">
         <w:r>
           <w:t xml:space="preserve">Astron. Nachr. 342, 277–282 (2021)</w:t>
         </w:r>
@@ -1850,7 +1850,7 @@
       <w:r>
         <w:t xml:space="preserve">, 9th International Workshop on Astronomy and Relativistic Astrophysics, </w:t>
       </w:r>
-      <w:hyperlink w:history="1" r:id="rIdeesc8bjnrbquduoirji3a">
+      <w:hyperlink w:history="1" r:id="rIdlce8el2f8rimkm3qt8otz">
         <w:r>
           <w:t xml:space="preserve">arXiv:2011.13797</w:t>
         </w:r>
@@ -1887,7 +1887,7 @@
       <w:r>
         <w:t xml:space="preserve">, </w:t>
       </w:r>
-      <w:hyperlink w:history="1" r:id="rIdj4a4rgnx-ztp-9yp-tyek">
+      <w:hyperlink w:history="1" r:id="rId0flozmpmxtpivvkvdmgbd">
         <w:r>
           <w:t xml:space="preserve">Astron. Nachr. 342, 147–152 (2021)</w:t>
         </w:r>
@@ -1895,7 +1895,7 @@
       <w:r>
         <w:t xml:space="preserve">, 9th International Workshop on Astronomy and Relativistic Astrophysics, </w:t>
       </w:r>
-      <w:hyperlink w:history="1" r:id="rId0nkzz2-zj5lplvqtkpjte">
+      <w:hyperlink w:history="1" r:id="rIdzmvosvtivlibfffziawuv">
         <w:r>
           <w:t xml:space="preserve">arXiv:2011.13805</w:t>
         </w:r>
@@ -1932,7 +1932,7 @@
       <w:r>
         <w:t xml:space="preserve">, </w:t>
       </w:r>
-      <w:hyperlink w:history="1" r:id="rIdcduon8z_fighc_yu7-tea">
+      <w:hyperlink w:history="1" r:id="rIdic3p-cmm4wcrm8x4ahavd">
         <w:r>
           <w:t xml:space="preserve">PoS(SWIFT 10) 233, 159 (2014)</w:t>
         </w:r>
@@ -1940,7 +1940,7 @@
       <w:r>
         <w:t xml:space="preserve">, </w:t>
       </w:r>
-      <w:hyperlink w:history="1" r:id="rIddu6obdq8bwbhf_tw-c74v">
+      <w:hyperlink w:history="1" r:id="rIdy2hbqgy3ehjpjwwhiojnx">
         <w:r>
           <w:t xml:space="preserve">arXiv:1502.07882</w:t>
         </w:r>
@@ -1977,7 +1977,7 @@
       <w:r>
         <w:t xml:space="preserve">, </w:t>
       </w:r>
-      <w:hyperlink w:history="1" r:id="rIddke3zfezduhbiv_khbkwt">
+      <w:hyperlink w:history="1" r:id="rIdot3vrass8x3yepaa_jnun">
         <w:r>
           <w:t xml:space="preserve">EPJ Web Conf. 61, 02007 (2013)</w:t>
         </w:r>
@@ -1985,7 +1985,7 @@
       <w:r>
         <w:t xml:space="preserve">, </w:t>
       </w:r>
-      <w:hyperlink w:history="1" r:id="rId_cibwjvynnkgb-aqosg07">
+      <w:hyperlink w:history="1" r:id="rId6rwj4mumdmu77adcie1sb">
         <w:r>
           <w:t xml:space="preserve">arXiv:1309.4612</w:t>
         </w:r>
@@ -2022,7 +2022,7 @@
       <w:r>
         <w:t xml:space="preserve">, </w:t>
       </w:r>
-      <w:hyperlink w:history="1" r:id="rIdy5sdo6rxq9jmsqmbk7sra">
+      <w:hyperlink w:history="1" r:id="rIdssa5cpazvgjaoesa0v9yp">
         <w:r>
           <w:t xml:space="preserve">J. Phys.: Conf. Ser. 454, 012001 (2013)</w:t>
         </w:r>
@@ -2030,7 +2030,7 @@
       <w:r>
         <w:t xml:space="preserve">, </w:t>
       </w:r>
-      <w:hyperlink w:history="1" r:id="rIdbxkluv205ksi-qjkwy_5s">
+      <w:hyperlink w:history="1" r:id="rIdlfyotzottuuhtkpwcmsqq">
         <w:r>
           <w:t xml:space="preserve">arXiv:1211.1794</w:t>
         </w:r>
@@ -2433,7 +2433,7 @@
       <w:r>
         <w:tab/>
       </w:r>
-      <w:hyperlink w:history="1" r:id="rIdhel-troydnci4dlwfmssj">
+      <w:hyperlink w:history="1" r:id="rIdmp43_sdn0pxefyf_op1fo">
         <w:r>
           <w:t xml:space="preserve">github.com/altjerue/ilwikak-ml</w:t>
         </w:r>
@@ -2524,7 +2524,7 @@
       <w:r>
         <w:tab/>
       </w:r>
-      <w:hyperlink w:history="1" r:id="rId8lhu2yqms8d5be3l2yav-">
+      <w:hyperlink w:history="1" r:id="rIddzetnhmlhmqe9v7svzhzk">
         <w:r>
           <w:t xml:space="preserve">github.com/UW-ForestMycobiomeLab/WindSporesHills</w:t>
         </w:r>
@@ -2589,7 +2589,7 @@
       <w:r>
         <w:tab/>
       </w:r>
-      <w:hyperlink w:history="1" r:id="rIdvtj6epkn_yfs53csr4oss">
+      <w:hyperlink w:history="1" r:id="rIdf8kb8ownatoetokx_4sdo">
         <w:r>
           <w:t xml:space="preserve">github.com/zkdavis/Tleco</w:t>
         </w:r>
@@ -2654,7 +2654,7 @@
       <w:r>
         <w:tab/>
       </w:r>
-      <w:hyperlink w:history="1" r:id="rIdhklafsod3ug0nzcd6qiwu">
+      <w:hyperlink w:history="1" r:id="rIdbbm68fdtwhahry0ldus4r">
         <w:r>
           <w:t xml:space="preserve">github.com/altjerue/paramo</w:t>
         </w:r>
@@ -3265,7 +3265,7 @@
       <w:r>
         <w:t xml:space="preserve">Video: </w:t>
       </w:r>
-      <w:hyperlink w:history="1" r:id="rIdh9h_vt4hvv1anfj71ielz">
+      <w:hyperlink w:history="1" r:id="rIdinkymhwz098cqzc9zppuy">
         <w:r>
           <w:t xml:space="preserve">youtube.com/watch?v=BAZNWLNT69M</w:t>
         </w:r>
@@ -3436,7 +3436,7 @@
       <w:r>
         <w:t xml:space="preserve">Marcos Moshinsky Award for Best Poster. Video: </w:t>
       </w:r>
-      <w:hyperlink w:history="1" r:id="rIddrm5oemtn-za10xkba4bs">
+      <w:hyperlink w:history="1" r:id="rId3thi6rdsp-zrxdjs7m7rp">
         <w:r>
           <w:t xml:space="preserve">youtube.com/watch?v=0TJiKg7kOPI</w:t>
         </w:r>
@@ -4494,7 +4494,7 @@
       <w:pPr>
         <w:spacing w:after="0"/>
       </w:pPr>
-      <w:hyperlink w:history="1" r:id="rIdupmngrhdqxfvrhicvdwka">
+      <w:hyperlink w:history="1" r:id="rIdw3ltiywg0ycuc9_zozaut">
         <w:r>
           <w:t xml:space="preserve">mexiciencia.github.io/post/anita</w:t>
         </w:r>
@@ -4554,7 +4554,7 @@
       <w:pPr>
         <w:spacing w:after="0"/>
       </w:pPr>
-      <w:hyperlink w:history="1" r:id="rIdltbvlgu3lkju7jzoemh6m">
+      <w:hyperlink w:history="1" r:id="rId6zg0_wbx_oeuc3cmik3gi">
         <w:r>
           <w:t xml:space="preserve">mexiciencia.github.io/post/modelo-sir</w:t>
         </w:r>
@@ -4617,7 +4617,7 @@
       <w:r>
         <w:t xml:space="preserve">Data analysis and modeling collaborator. </w:t>
       </w:r>
-      <w:hyperlink w:history="1" r:id="rId8tik4shut_0l0eadp3xbu">
+      <w:hyperlink w:history="1" r:id="rIdmq_z3u2fx9knh4hd18nsm">
         <w:r>
           <w:t xml:space="preserve">mexiciencia.github.io/post/covid19</w:t>
         </w:r>

--- a/RuedaBecerrilJM-CV-plain.docx
+++ b/RuedaBecerrilJM-CV-plain.docx
@@ -28,7 +28,7 @@
       <w:r>
         <w:t xml:space="preserve">  |  </w:t>
       </w:r>
-      <w:hyperlink w:history="1" r:id="rIdh6rtbzoswsk2q2n6z7yfs">
+      <w:hyperlink w:history="1" r:id="rId44zd1z8usnc1wn634dsiq">
         <w:r>
           <w:t xml:space="preserve">jm.ruebe@gmail.com</w:t>
         </w:r>
@@ -42,7 +42,7 @@
       <w:r>
         <w:t xml:space="preserve">  |  </w:t>
       </w:r>
-      <w:hyperlink w:history="1" r:id="rIdshbotqzymg6imag419ey-">
+      <w:hyperlink w:history="1" r:id="rIdcrnlaftpznbueeqjade2e">
         <w:r>
           <w:t xml:space="preserve">linkedin.com/in/jeruebe</w:t>
         </w:r>
@@ -53,7 +53,7 @@
         <w:spacing w:after="60"/>
         <w:jc w:val="center"/>
       </w:pPr>
-      <w:hyperlink w:history="1" r:id="rIdxyzlx1ai9somyaufdec_m">
+      <w:hyperlink w:history="1" r:id="rIdnds3s66jpye98ub8qitiw">
         <w:r>
           <w:t xml:space="preserve">altjerue.github.io</w:t>
         </w:r>
@@ -61,7 +61,7 @@
       <w:r>
         <w:t xml:space="preserve">  |  </w:t>
       </w:r>
-      <w:hyperlink w:history="1" r:id="rIdp16sxygc1xu3cup9end8y">
+      <w:hyperlink w:history="1" r:id="rIdgyb7s8xqtzki9ovly5ulf">
         <w:r>
           <w:t xml:space="preserve">github.com/altjerue</w:t>
         </w:r>
@@ -69,7 +69,7 @@
       <w:r>
         <w:t xml:space="preserve">  |  </w:t>
       </w:r>
-      <w:hyperlink w:history="1" r:id="rId34yzhaearfxilqag7aony">
+      <w:hyperlink w:history="1" r:id="rIdiwlfgkdljs_xjd3mkfvyj">
         <w:r>
           <w:t xml:space="preserve">orcid.org/0000-0003-1988-1912</w:t>
         </w:r>
@@ -77,7 +77,7 @@
       <w:r>
         <w:t xml:space="preserve">  |  </w:t>
       </w:r>
-      <w:hyperlink w:history="1" r:id="rIdzzjas942_suwiaj131sva">
+      <w:hyperlink w:history="1" r:id="rIdp9pcaq84yg959a82h_q3e">
         <w:r>
           <w:t xml:space="preserve">Google Scholar</w:t>
         </w:r>
@@ -1132,7 +1132,7 @@
       <w:r>
         <w:t xml:space="preserve">Thesis: </w:t>
       </w:r>
-      <w:hyperlink w:history="1" r:id="rIdkb6s3rrhim4tlxzcbtrva">
+      <w:hyperlink w:history="1" r:id="rId973yveyskhkofs4k-vq7v">
         <w:r>
           <w:t xml:space="preserve">Numerical treatment of radiation processes in the internal shocks of magnetized relativistic outflows</w:t>
         </w:r>
@@ -1429,7 +1429,7 @@
       <w:r>
         <w:t xml:space="preserve">, </w:t>
       </w:r>
-      <w:hyperlink w:history="1" r:id="rIdmfmng_2clvu_hd8yapxpy">
+      <w:hyperlink w:history="1" r:id="rIdudh2qxybmujueyn10m5gb">
         <w:r>
           <w:t xml:space="preserve">ApJ 976, 182 (2024)</w:t>
         </w:r>
@@ -1437,7 +1437,7 @@
       <w:r>
         <w:t xml:space="preserve">, </w:t>
       </w:r>
-      <w:hyperlink w:history="1" r:id="rIdanusqhq9cd0a67qdrdfph">
+      <w:hyperlink w:history="1" r:id="rId-txwywaqoqufe-mnudgvt">
         <w:r>
           <w:t xml:space="preserve">arXiv:2405.17581</w:t>
         </w:r>
@@ -1474,7 +1474,7 @@
       <w:r>
         <w:t xml:space="preserve">, </w:t>
       </w:r>
-      <w:hyperlink w:history="1" r:id="rIdzh0yzeg1qtlq_c02yadgi">
+      <w:hyperlink w:history="1" r:id="rId2li-u7d0purjgwudocwef">
         <w:r>
           <w:t xml:space="preserve">MNRAS 513, 5766–5779 (2022)</w:t>
         </w:r>
@@ -1482,7 +1482,7 @@
       <w:r>
         <w:t xml:space="preserve">, </w:t>
       </w:r>
-      <w:hyperlink w:history="1" r:id="rIdgxzjuw93xo9xx1mxvqxxg">
+      <w:hyperlink w:history="1" r:id="rIdqivdobnk9rkf5u5wwzt7p">
         <w:r>
           <w:t xml:space="preserve">arXiv:2201.07790</w:t>
         </w:r>
@@ -1519,7 +1519,7 @@
       <w:r>
         <w:t xml:space="preserve">, </w:t>
       </w:r>
-      <w:hyperlink w:history="1" r:id="rId3lsv6p9dhdbi_2jwu4lkv">
+      <w:hyperlink w:history="1" r:id="rIdu4kog77d5b1irm3yfqnwr">
         <w:r>
           <w:t xml:space="preserve">Phys. Rev. D 106, 083015 (2022)</w:t>
         </w:r>
@@ -1527,7 +1527,7 @@
       <w:r>
         <w:t xml:space="preserve">, </w:t>
       </w:r>
-      <w:hyperlink w:history="1" r:id="rIdioivdc1pie6hufu1_pmu7">
+      <w:hyperlink w:history="1" r:id="rIdirb6uyeeehcee22n-b6rs">
         <w:r>
           <w:t xml:space="preserve">arXiv:2112.09817</w:t>
         </w:r>
@@ -1564,7 +1564,7 @@
       <w:r>
         <w:t xml:space="preserve">, </w:t>
       </w:r>
-      <w:hyperlink w:history="1" r:id="rIdbzrw8vkg0niaig_rgaw9u">
+      <w:hyperlink w:history="1" r:id="rIdklu9czfzu5xfcewe5uxf8">
         <w:r>
           <w:t xml:space="preserve">ApJ 919, 95 (2021)</w:t>
         </w:r>
@@ -1572,7 +1572,7 @@
       <w:r>
         <w:t xml:space="preserve">, </w:t>
       </w:r>
-      <w:hyperlink w:history="1" r:id="rIdj6ujow1uxdbxb4zapbchq">
+      <w:hyperlink w:history="1" r:id="rIdabyoysmjr0rmqjnagyomc">
         <w:r>
           <w:t xml:space="preserve">arXiv:2106.05356</w:t>
         </w:r>
@@ -1609,7 +1609,7 @@
       <w:r>
         <w:t xml:space="preserve">, </w:t>
       </w:r>
-      <w:hyperlink w:history="1" r:id="rIdmf7ejpjoujgchn4an8wkj">
+      <w:hyperlink w:history="1" r:id="rIdehluz82-ip5ytzk4mbneb">
         <w:r>
           <w:t xml:space="preserve">MNRAS 501, 4092–4102 (2021)</w:t>
         </w:r>
@@ -1617,7 +1617,7 @@
       <w:r>
         <w:t xml:space="preserve">, </w:t>
       </w:r>
-      <w:hyperlink w:history="1" r:id="rIdn9qrvb39d5-pilvxxxxoo">
+      <w:hyperlink w:history="1" r:id="rIdtgguynk4amtrc2yphoeok">
         <w:r>
           <w:t xml:space="preserve">arXiv:2009.02273</w:t>
         </w:r>
@@ -1654,7 +1654,7 @@
       <w:r>
         <w:t xml:space="preserve">, </w:t>
       </w:r>
-      <w:hyperlink w:history="1" r:id="rId2ph9gkotyasi1jkxsebms">
+      <w:hyperlink w:history="1" r:id="rIdsjgskdfo_ptak4elqiimg">
         <w:r>
           <w:t xml:space="preserve">MNRAS 496, 974–986 (2020)</w:t>
         </w:r>
@@ -1662,7 +1662,7 @@
       <w:r>
         <w:t xml:space="preserve">, </w:t>
       </w:r>
-      <w:hyperlink w:history="1" r:id="rIdd3intmgcq5xmyegvhcpiv">
+      <w:hyperlink w:history="1" r:id="rIdf5jsugarhnyty2l4lszrr">
         <w:r>
           <w:t xml:space="preserve">arXiv:1910.14049</w:t>
         </w:r>
@@ -1699,7 +1699,7 @@
       <w:r>
         <w:t xml:space="preserve">, </w:t>
       </w:r>
-      <w:hyperlink w:history="1" r:id="rIdjey8fx1ah1_unjvqiagv_">
+      <w:hyperlink w:history="1" r:id="rIdtgq90sb7f0pmil-ku2zcb">
         <w:r>
           <w:t xml:space="preserve">MNRAS 468, 1169–1182 (2017)</w:t>
         </w:r>
@@ -1707,7 +1707,7 @@
       <w:r>
         <w:t xml:space="preserve">, </w:t>
       </w:r>
-      <w:hyperlink w:history="1" r:id="rIdrqw46wexljuy-7xfvw8us">
+      <w:hyperlink w:history="1" r:id="rId0yngside7_4zsya_u1sb1">
         <w:r>
           <w:t xml:space="preserve">arXiv:1612.06383</w:t>
         </w:r>
@@ -1744,7 +1744,7 @@
       <w:r>
         <w:t xml:space="preserve">, </w:t>
       </w:r>
-      <w:hyperlink w:history="1" r:id="rId6z3ppoyi5ujrcqlklurvs">
+      <w:hyperlink w:history="1" r:id="rIdgkqkpctywf8msh4whz2o6">
         <w:r>
           <w:t xml:space="preserve">MNRAS 438, 1856–1869 (2014)</w:t>
         </w:r>
@@ -1752,7 +1752,7 @@
       <w:r>
         <w:t xml:space="preserve">, </w:t>
       </w:r>
-      <w:hyperlink w:history="1" r:id="rId1cjxkanm9aujsuqj-guyo">
+      <w:hyperlink w:history="1" r:id="rId_xtrkhsqfewapojiyghaw">
         <w:r>
           <w:t xml:space="preserve">arXiv:1310.5441</w:t>
         </w:r>
@@ -1789,7 +1789,7 @@
       <w:r>
         <w:t xml:space="preserve">, </w:t>
       </w:r>
-      <w:hyperlink w:history="1" r:id="rIdcann17bor8iiug2yvgmwv">
+      <w:hyperlink w:history="1" r:id="rIdwtea2ymkxw9aqmzqp9tm3">
         <w:r>
           <w:t xml:space="preserve">Phys. Rev. D 80, 084023 (2009)</w:t>
         </w:r>
@@ -1797,7 +1797,7 @@
       <w:r>
         <w:t xml:space="preserve">, </w:t>
       </w:r>
-      <w:hyperlink w:history="1" r:id="rIdd8na9jstco2h1bktnjgm4">
+      <w:hyperlink w:history="1" r:id="rIdzxpjxfurkl3hyuwnm3emr">
         <w:r>
           <w:t xml:space="preserve">arXiv:1009.1250</w:t>
         </w:r>
@@ -1842,7 +1842,7 @@
       <w:r>
         <w:t xml:space="preserve">, </w:t>
       </w:r>
-      <w:hyperlink w:history="1" r:id="rIdbx06vf5meaqla9yms8ken">
+      <w:hyperlink w:history="1" r:id="rIdgej5_9ov7xig97dr9dooz">
         <w:r>
           <w:t xml:space="preserve">Astron. Nachr. 342, 277–282 (2021)</w:t>
         </w:r>
@@ -1850,7 +1850,7 @@
       <w:r>
         <w:t xml:space="preserve">, 9th International Workshop on Astronomy and Relativistic Astrophysics, </w:t>
       </w:r>
-      <w:hyperlink w:history="1" r:id="rIdltobjltpywi14y6y4hstw">
+      <w:hyperlink w:history="1" r:id="rIdpsbe5unpd0czxqhvd760n">
         <w:r>
           <w:t xml:space="preserve">arXiv:2011.13797</w:t>
         </w:r>
@@ -1887,7 +1887,7 @@
       <w:r>
         <w:t xml:space="preserve">, </w:t>
       </w:r>
-      <w:hyperlink w:history="1" r:id="rIds3fv-m96cncktspk5fx-g">
+      <w:hyperlink w:history="1" r:id="rIdhtsszesm2yblphjy9rib7">
         <w:r>
           <w:t xml:space="preserve">Astron. Nachr. 342, 147–152 (2021)</w:t>
         </w:r>
@@ -1895,7 +1895,7 @@
       <w:r>
         <w:t xml:space="preserve">, 9th International Workshop on Astronomy and Relativistic Astrophysics, </w:t>
       </w:r>
-      <w:hyperlink w:history="1" r:id="rIdtinwforsv2pc9f0ow-hxc">
+      <w:hyperlink w:history="1" r:id="rIdxvuw2_i9843vkghiuvvti">
         <w:r>
           <w:t xml:space="preserve">arXiv:2011.13805</w:t>
         </w:r>
@@ -1932,7 +1932,7 @@
       <w:r>
         <w:t xml:space="preserve">, </w:t>
       </w:r>
-      <w:hyperlink w:history="1" r:id="rId9xffab-ufiam2psj1rwcw">
+      <w:hyperlink w:history="1" r:id="rId5d40u2cayrwz6romlc6rh">
         <w:r>
           <w:t xml:space="preserve">PoS(SWIFT 10) 233, 159 (2014)</w:t>
         </w:r>
@@ -1940,7 +1940,7 @@
       <w:r>
         <w:t xml:space="preserve">, </w:t>
       </w:r>
-      <w:hyperlink w:history="1" r:id="rIduwmmrf5ic9_pjd50ybi_p">
+      <w:hyperlink w:history="1" r:id="rIdrcvai82nxbq5dzdg51dsf">
         <w:r>
           <w:t xml:space="preserve">arXiv:1502.07882</w:t>
         </w:r>
@@ -1977,7 +1977,7 @@
       <w:r>
         <w:t xml:space="preserve">, </w:t>
       </w:r>
-      <w:hyperlink w:history="1" r:id="rIdspgxsexdtq0elerroe1tg">
+      <w:hyperlink w:history="1" r:id="rIdw2l9xnpigxn1xru-vlujp">
         <w:r>
           <w:t xml:space="preserve">EPJ Web Conf. 61, 02007 (2013)</w:t>
         </w:r>
@@ -1985,7 +1985,7 @@
       <w:r>
         <w:t xml:space="preserve">, </w:t>
       </w:r>
-      <w:hyperlink w:history="1" r:id="rIdz8fzmvnti562ho4yw_fou">
+      <w:hyperlink w:history="1" r:id="rIdix8vnoa8ocsejph2alwsp">
         <w:r>
           <w:t xml:space="preserve">arXiv:1309.4612</w:t>
         </w:r>
@@ -2022,7 +2022,7 @@
       <w:r>
         <w:t xml:space="preserve">, </w:t>
       </w:r>
-      <w:hyperlink w:history="1" r:id="rIdnojalvi2cv2zfarn0ydr5">
+      <w:hyperlink w:history="1" r:id="rIdnblghgt4k-fpywhmlx2ja">
         <w:r>
           <w:t xml:space="preserve">J. Phys.: Conf. Ser. 454, 012001 (2013)</w:t>
         </w:r>
@@ -2030,7 +2030,7 @@
       <w:r>
         <w:t xml:space="preserve">, </w:t>
       </w:r>
-      <w:hyperlink w:history="1" r:id="rIdxlr9byrissgekdpg2ksqh">
+      <w:hyperlink w:history="1" r:id="rIdweoluryel-rcdzam1i62x">
         <w:r>
           <w:t xml:space="preserve">arXiv:1211.1794</w:t>
         </w:r>
@@ -2428,12 +2428,12 @@
           <w:i/>
           <w:iCs/>
         </w:rPr>
-        <w:t xml:space="preserve">Physics-informed ML (Python, scikit-learn, PyTorch)</w:t>
-      </w:r>
-      <w:r>
-        <w:tab/>
-      </w:r>
-      <w:hyperlink w:history="1" r:id="rIdqi9decv_9rbyqfdlfh6rv">
+        <w:t xml:space="preserve">Physics-informed ML (Python, scikit-learn, PyTorch), developed with Claude</w:t>
+      </w:r>
+      <w:r>
+        <w:tab/>
+      </w:r>
+      <w:hyperlink w:history="1" r:id="rIdv7v6fhqxistmmbzgjzczw">
         <w:r>
           <w:t xml:space="preserve">github.com/altjerue/ilwikak-ml</w:t>
         </w:r>
@@ -2524,7 +2524,7 @@
       <w:r>
         <w:tab/>
       </w:r>
-      <w:hyperlink w:history="1" r:id="rId48ehatunlg7kpxunqdpcp">
+      <w:hyperlink w:history="1" r:id="rId_1wlprj0ji2_c4kqv-1ej">
         <w:r>
           <w:t xml:space="preserve">github.com/UW-ForestMycobiomeLab/WindSporesHills</w:t>
         </w:r>
@@ -2589,7 +2589,7 @@
       <w:r>
         <w:tab/>
       </w:r>
-      <w:hyperlink w:history="1" r:id="rId6mja1rm-t5da5re0abmf3">
+      <w:hyperlink w:history="1" r:id="rIdqguomrf9jdglz0z-iuugj">
         <w:r>
           <w:t xml:space="preserve">github.com/zkdavis/Tleco</w:t>
         </w:r>
@@ -2654,7 +2654,7 @@
       <w:r>
         <w:tab/>
       </w:r>
-      <w:hyperlink w:history="1" r:id="rId-mvv11i3s5keqt3zw6dwy">
+      <w:hyperlink w:history="1" r:id="rIdiwhm1jodvizhcbd7nfdbx">
         <w:r>
           <w:t xml:space="preserve">github.com/altjerue/paramo</w:t>
         </w:r>
@@ -3265,7 +3265,7 @@
       <w:r>
         <w:t xml:space="preserve">Video: </w:t>
       </w:r>
-      <w:hyperlink w:history="1" r:id="rIdoesqiaj1tuyjwu6xqaaqx">
+      <w:hyperlink w:history="1" r:id="rId-tznccgc-sbbcjjjwfve6">
         <w:r>
           <w:t xml:space="preserve">youtube.com/watch?v=BAZNWLNT69M</w:t>
         </w:r>
@@ -3436,7 +3436,7 @@
       <w:r>
         <w:t xml:space="preserve">Marcos Moshinsky Award for Best Poster. Video: </w:t>
       </w:r>
-      <w:hyperlink w:history="1" r:id="rIdy41tbng8yvz0yyo1mya0u">
+      <w:hyperlink w:history="1" r:id="rId8od93ihrjwzodkxhmqfyz">
         <w:r>
           <w:t xml:space="preserve">youtube.com/watch?v=0TJiKg7kOPI</w:t>
         </w:r>
@@ -4494,7 +4494,7 @@
       <w:pPr>
         <w:spacing w:after="0"/>
       </w:pPr>
-      <w:hyperlink w:history="1" r:id="rIdwkhpqorauoygepsf6_ivy">
+      <w:hyperlink w:history="1" r:id="rIdensi3u7kn8mxnk5bwnfcc">
         <w:r>
           <w:t xml:space="preserve">mexiciencia.github.io/post/anita</w:t>
         </w:r>
@@ -4554,7 +4554,7 @@
       <w:pPr>
         <w:spacing w:after="0"/>
       </w:pPr>
-      <w:hyperlink w:history="1" r:id="rId7t9etefpcxyhafvanbj5y">
+      <w:hyperlink w:history="1" r:id="rIdh4izlkmt7wpqrgj0svgxd">
         <w:r>
           <w:t xml:space="preserve">mexiciencia.github.io/post/modelo-sir</w:t>
         </w:r>
@@ -4617,7 +4617,7 @@
       <w:r>
         <w:t xml:space="preserve">Data analysis and modeling collaborator. </w:t>
       </w:r>
-      <w:hyperlink w:history="1" r:id="rIdlzvgvrdu3etawxizn_doa">
+      <w:hyperlink w:history="1" r:id="rIdspnvjz20sds4pqtrmoabr">
         <w:r>
           <w:t xml:space="preserve">mexiciencia.github.io/post/covid19</w:t>
         </w:r>

--- a/RuedaBecerrilJM-CV-plain.docx
+++ b/RuedaBecerrilJM-CV-plain.docx
@@ -28,7 +28,7 @@
       <w:r>
         <w:t xml:space="preserve">  |  </w:t>
       </w:r>
-      <w:hyperlink w:history="1" r:id="rId44zd1z8usnc1wn634dsiq">
+      <w:hyperlink w:history="1" r:id="rIdhqceaij79-8omqymjp7o3">
         <w:r>
           <w:t xml:space="preserve">jm.ruebe@gmail.com</w:t>
         </w:r>
@@ -42,7 +42,7 @@
       <w:r>
         <w:t xml:space="preserve">  |  </w:t>
       </w:r>
-      <w:hyperlink w:history="1" r:id="rIdcrnlaftpznbueeqjade2e">
+      <w:hyperlink w:history="1" r:id="rIdvf7x8jml7bwva3yqyt_0a">
         <w:r>
           <w:t xml:space="preserve">linkedin.com/in/jeruebe</w:t>
         </w:r>
@@ -53,7 +53,7 @@
         <w:spacing w:after="60"/>
         <w:jc w:val="center"/>
       </w:pPr>
-      <w:hyperlink w:history="1" r:id="rIdnds3s66jpye98ub8qitiw">
+      <w:hyperlink w:history="1" r:id="rIdvqy5nsond9oc8dmuj0-bl">
         <w:r>
           <w:t xml:space="preserve">altjerue.github.io</w:t>
         </w:r>
@@ -61,7 +61,7 @@
       <w:r>
         <w:t xml:space="preserve">  |  </w:t>
       </w:r>
-      <w:hyperlink w:history="1" r:id="rIdgyb7s8xqtzki9ovly5ulf">
+      <w:hyperlink w:history="1" r:id="rIdkrkpujisvbnnjnrzzxioy">
         <w:r>
           <w:t xml:space="preserve">github.com/altjerue</w:t>
         </w:r>
@@ -69,7 +69,7 @@
       <w:r>
         <w:t xml:space="preserve">  |  </w:t>
       </w:r>
-      <w:hyperlink w:history="1" r:id="rIdiwlfgkdljs_xjd3mkfvyj">
+      <w:hyperlink w:history="1" r:id="rIdxopt8mswp614p4sle0hug">
         <w:r>
           <w:t xml:space="preserve">orcid.org/0000-0003-1988-1912</w:t>
         </w:r>
@@ -77,7 +77,7 @@
       <w:r>
         <w:t xml:space="preserve">  |  </w:t>
       </w:r>
-      <w:hyperlink w:history="1" r:id="rIdp9pcaq84yg959a82h_q3e">
+      <w:hyperlink w:history="1" r:id="rId_z25hnucrjegkdhhu0du2">
         <w:r>
           <w:t xml:space="preserve">Google Scholar</w:t>
         </w:r>
@@ -256,7 +256,7 @@
         <w:spacing w:after="10"/>
       </w:pPr>
       <w:r>
-        <w:t xml:space="preserve">Physics expert for a leading AI lab: reviewed 50+ expert-level problems in physics, hydrodynamics, astrophysics, and cosmology; wrote original prompts that stumped frontier models.</w:t>
+        <w:t xml:space="preserve">Physics expert for a leading AI labs: reviewed 50+ expert-level problems in physics, hydrodynamics, astrophysics, and cosmology; wrote original prompts that stumped frontier models.</w:t>
       </w:r>
     </w:p>
     <w:p>
@@ -1132,7 +1132,7 @@
       <w:r>
         <w:t xml:space="preserve">Thesis: </w:t>
       </w:r>
-      <w:hyperlink w:history="1" r:id="rId973yveyskhkofs4k-vq7v">
+      <w:hyperlink w:history="1" r:id="rIdj8uh6__ea8gyvmi9bqijo">
         <w:r>
           <w:t xml:space="preserve">Numerical treatment of radiation processes in the internal shocks of magnetized relativistic outflows</w:t>
         </w:r>
@@ -1429,7 +1429,7 @@
       <w:r>
         <w:t xml:space="preserve">, </w:t>
       </w:r>
-      <w:hyperlink w:history="1" r:id="rIdudh2qxybmujueyn10m5gb">
+      <w:hyperlink w:history="1" r:id="rIduevrkyv7fjqepyj4syprp">
         <w:r>
           <w:t xml:space="preserve">ApJ 976, 182 (2024)</w:t>
         </w:r>
@@ -1437,7 +1437,7 @@
       <w:r>
         <w:t xml:space="preserve">, </w:t>
       </w:r>
-      <w:hyperlink w:history="1" r:id="rId-txwywaqoqufe-mnudgvt">
+      <w:hyperlink w:history="1" r:id="rIdtp3cwifwwemp8pkwfrjxs">
         <w:r>
           <w:t xml:space="preserve">arXiv:2405.17581</w:t>
         </w:r>
@@ -1474,7 +1474,7 @@
       <w:r>
         <w:t xml:space="preserve">, </w:t>
       </w:r>
-      <w:hyperlink w:history="1" r:id="rId2li-u7d0purjgwudocwef">
+      <w:hyperlink w:history="1" r:id="rIdjv2zvuful5umqp4c_6eix">
         <w:r>
           <w:t xml:space="preserve">MNRAS 513, 5766–5779 (2022)</w:t>
         </w:r>
@@ -1482,7 +1482,7 @@
       <w:r>
         <w:t xml:space="preserve">, </w:t>
       </w:r>
-      <w:hyperlink w:history="1" r:id="rIdqivdobnk9rkf5u5wwzt7p">
+      <w:hyperlink w:history="1" r:id="rIdshipakexzp3vpeb8im3ca">
         <w:r>
           <w:t xml:space="preserve">arXiv:2201.07790</w:t>
         </w:r>
@@ -1519,7 +1519,7 @@
       <w:r>
         <w:t xml:space="preserve">, </w:t>
       </w:r>
-      <w:hyperlink w:history="1" r:id="rIdu4kog77d5b1irm3yfqnwr">
+      <w:hyperlink w:history="1" r:id="rIdf23lzndufolgxi7r2cgk7">
         <w:r>
           <w:t xml:space="preserve">Phys. Rev. D 106, 083015 (2022)</w:t>
         </w:r>
@@ -1527,7 +1527,7 @@
       <w:r>
         <w:t xml:space="preserve">, </w:t>
       </w:r>
-      <w:hyperlink w:history="1" r:id="rIdirb6uyeeehcee22n-b6rs">
+      <w:hyperlink w:history="1" r:id="rId8vw8v5iaywmoufnzg4di-">
         <w:r>
           <w:t xml:space="preserve">arXiv:2112.09817</w:t>
         </w:r>
@@ -1564,7 +1564,7 @@
       <w:r>
         <w:t xml:space="preserve">, </w:t>
       </w:r>
-      <w:hyperlink w:history="1" r:id="rIdklu9czfzu5xfcewe5uxf8">
+      <w:hyperlink w:history="1" r:id="rIdiwidp-l2vcptbguvy06hs">
         <w:r>
           <w:t xml:space="preserve">ApJ 919, 95 (2021)</w:t>
         </w:r>
@@ -1572,7 +1572,7 @@
       <w:r>
         <w:t xml:space="preserve">, </w:t>
       </w:r>
-      <w:hyperlink w:history="1" r:id="rIdabyoysmjr0rmqjnagyomc">
+      <w:hyperlink w:history="1" r:id="rIdxtrs8g9gs3anpgbt_alx6">
         <w:r>
           <w:t xml:space="preserve">arXiv:2106.05356</w:t>
         </w:r>
@@ -1609,7 +1609,7 @@
       <w:r>
         <w:t xml:space="preserve">, </w:t>
       </w:r>
-      <w:hyperlink w:history="1" r:id="rIdehluz82-ip5ytzk4mbneb">
+      <w:hyperlink w:history="1" r:id="rIdbmcifzh2qytjljpa2zkap">
         <w:r>
           <w:t xml:space="preserve">MNRAS 501, 4092–4102 (2021)</w:t>
         </w:r>
@@ -1617,7 +1617,7 @@
       <w:r>
         <w:t xml:space="preserve">, </w:t>
       </w:r>
-      <w:hyperlink w:history="1" r:id="rIdtgguynk4amtrc2yphoeok">
+      <w:hyperlink w:history="1" r:id="rId59k1ky5mrqogaenxlhkoe">
         <w:r>
           <w:t xml:space="preserve">arXiv:2009.02273</w:t>
         </w:r>
@@ -1654,7 +1654,7 @@
       <w:r>
         <w:t xml:space="preserve">, </w:t>
       </w:r>
-      <w:hyperlink w:history="1" r:id="rIdsjgskdfo_ptak4elqiimg">
+      <w:hyperlink w:history="1" r:id="rIdqyuk4eizzdcak7mxvf3gx">
         <w:r>
           <w:t xml:space="preserve">MNRAS 496, 974–986 (2020)</w:t>
         </w:r>
@@ -1662,7 +1662,7 @@
       <w:r>
         <w:t xml:space="preserve">, </w:t>
       </w:r>
-      <w:hyperlink w:history="1" r:id="rIdf5jsugarhnyty2l4lszrr">
+      <w:hyperlink w:history="1" r:id="rIdntlj_p-ad_eyjvsn1iyj5">
         <w:r>
           <w:t xml:space="preserve">arXiv:1910.14049</w:t>
         </w:r>
@@ -1699,7 +1699,7 @@
       <w:r>
         <w:t xml:space="preserve">, </w:t>
       </w:r>
-      <w:hyperlink w:history="1" r:id="rIdtgq90sb7f0pmil-ku2zcb">
+      <w:hyperlink w:history="1" r:id="rIdzwuitmxangccunwbw2c8x">
         <w:r>
           <w:t xml:space="preserve">MNRAS 468, 1169–1182 (2017)</w:t>
         </w:r>
@@ -1707,7 +1707,7 @@
       <w:r>
         <w:t xml:space="preserve">, </w:t>
       </w:r>
-      <w:hyperlink w:history="1" r:id="rId0yngside7_4zsya_u1sb1">
+      <w:hyperlink w:history="1" r:id="rIdjzwam8xxigcklxypx7szz">
         <w:r>
           <w:t xml:space="preserve">arXiv:1612.06383</w:t>
         </w:r>
@@ -1744,7 +1744,7 @@
       <w:r>
         <w:t xml:space="preserve">, </w:t>
       </w:r>
-      <w:hyperlink w:history="1" r:id="rIdgkqkpctywf8msh4whz2o6">
+      <w:hyperlink w:history="1" r:id="rId6iswpq6z2_fjwac72dcwx">
         <w:r>
           <w:t xml:space="preserve">MNRAS 438, 1856–1869 (2014)</w:t>
         </w:r>
@@ -1752,7 +1752,7 @@
       <w:r>
         <w:t xml:space="preserve">, </w:t>
       </w:r>
-      <w:hyperlink w:history="1" r:id="rId_xtrkhsqfewapojiyghaw">
+      <w:hyperlink w:history="1" r:id="rIdrkhpdfxxwxfsyohtuxh6u">
         <w:r>
           <w:t xml:space="preserve">arXiv:1310.5441</w:t>
         </w:r>
@@ -1789,7 +1789,7 @@
       <w:r>
         <w:t xml:space="preserve">, </w:t>
       </w:r>
-      <w:hyperlink w:history="1" r:id="rIdwtea2ymkxw9aqmzqp9tm3">
+      <w:hyperlink w:history="1" r:id="rIdqek0byls_nvzwtm4xlcef">
         <w:r>
           <w:t xml:space="preserve">Phys. Rev. D 80, 084023 (2009)</w:t>
         </w:r>
@@ -1797,7 +1797,7 @@
       <w:r>
         <w:t xml:space="preserve">, </w:t>
       </w:r>
-      <w:hyperlink w:history="1" r:id="rIdzxpjxfurkl3hyuwnm3emr">
+      <w:hyperlink w:history="1" r:id="rIdvr2o3hup5m1ecataalpi7">
         <w:r>
           <w:t xml:space="preserve">arXiv:1009.1250</w:t>
         </w:r>
@@ -1842,7 +1842,7 @@
       <w:r>
         <w:t xml:space="preserve">, </w:t>
       </w:r>
-      <w:hyperlink w:history="1" r:id="rIdgej5_9ov7xig97dr9dooz">
+      <w:hyperlink w:history="1" r:id="rIdvccyjhvr8pgb61acb1wdt">
         <w:r>
           <w:t xml:space="preserve">Astron. Nachr. 342, 277–282 (2021)</w:t>
         </w:r>
@@ -1850,7 +1850,7 @@
       <w:r>
         <w:t xml:space="preserve">, 9th International Workshop on Astronomy and Relativistic Astrophysics, </w:t>
       </w:r>
-      <w:hyperlink w:history="1" r:id="rIdpsbe5unpd0czxqhvd760n">
+      <w:hyperlink w:history="1" r:id="rIdvnefhfwoqiq3rttkskqc7">
         <w:r>
           <w:t xml:space="preserve">arXiv:2011.13797</w:t>
         </w:r>
@@ -1887,7 +1887,7 @@
       <w:r>
         <w:t xml:space="preserve">, </w:t>
       </w:r>
-      <w:hyperlink w:history="1" r:id="rIdhtsszesm2yblphjy9rib7">
+      <w:hyperlink w:history="1" r:id="rIdcb4-dsv0rau5mfem4o_zs">
         <w:r>
           <w:t xml:space="preserve">Astron. Nachr. 342, 147–152 (2021)</w:t>
         </w:r>
@@ -1895,7 +1895,7 @@
       <w:r>
         <w:t xml:space="preserve">, 9th International Workshop on Astronomy and Relativistic Astrophysics, </w:t>
       </w:r>
-      <w:hyperlink w:history="1" r:id="rIdxvuw2_i9843vkghiuvvti">
+      <w:hyperlink w:history="1" r:id="rIdxut9q9eeigcasx_kv8igu">
         <w:r>
           <w:t xml:space="preserve">arXiv:2011.13805</w:t>
         </w:r>
@@ -1932,7 +1932,7 @@
       <w:r>
         <w:t xml:space="preserve">, </w:t>
       </w:r>
-      <w:hyperlink w:history="1" r:id="rId5d40u2cayrwz6romlc6rh">
+      <w:hyperlink w:history="1" r:id="rId335zapg5t6qq8pteknz9p">
         <w:r>
           <w:t xml:space="preserve">PoS(SWIFT 10) 233, 159 (2014)</w:t>
         </w:r>
@@ -1940,7 +1940,7 @@
       <w:r>
         <w:t xml:space="preserve">, </w:t>
       </w:r>
-      <w:hyperlink w:history="1" r:id="rIdrcvai82nxbq5dzdg51dsf">
+      <w:hyperlink w:history="1" r:id="rIdhwnxzklrhjdws9ulijbqj">
         <w:r>
           <w:t xml:space="preserve">arXiv:1502.07882</w:t>
         </w:r>
@@ -1977,7 +1977,7 @@
       <w:r>
         <w:t xml:space="preserve">, </w:t>
       </w:r>
-      <w:hyperlink w:history="1" r:id="rIdw2l9xnpigxn1xru-vlujp">
+      <w:hyperlink w:history="1" r:id="rIda8l7an-hlad9be5pir7fg">
         <w:r>
           <w:t xml:space="preserve">EPJ Web Conf. 61, 02007 (2013)</w:t>
         </w:r>
@@ -1985,7 +1985,7 @@
       <w:r>
         <w:t xml:space="preserve">, </w:t>
       </w:r>
-      <w:hyperlink w:history="1" r:id="rIdix8vnoa8ocsejph2alwsp">
+      <w:hyperlink w:history="1" r:id="rIdksvl0lyhfkb6q3rm5mejf">
         <w:r>
           <w:t xml:space="preserve">arXiv:1309.4612</w:t>
         </w:r>
@@ -2022,7 +2022,7 @@
       <w:r>
         <w:t xml:space="preserve">, </w:t>
       </w:r>
-      <w:hyperlink w:history="1" r:id="rIdnblghgt4k-fpywhmlx2ja">
+      <w:hyperlink w:history="1" r:id="rIde-5x56_cg3wkgiyazmazu">
         <w:r>
           <w:t xml:space="preserve">J. Phys.: Conf. Ser. 454, 012001 (2013)</w:t>
         </w:r>
@@ -2030,7 +2030,7 @@
       <w:r>
         <w:t xml:space="preserve">, </w:t>
       </w:r>
-      <w:hyperlink w:history="1" r:id="rIdweoluryel-rcdzam1i62x">
+      <w:hyperlink w:history="1" r:id="rIdt0zxraj6q5odwm8xy83fh">
         <w:r>
           <w:t xml:space="preserve">arXiv:1211.1794</w:t>
         </w:r>
@@ -2433,7 +2433,7 @@
       <w:r>
         <w:tab/>
       </w:r>
-      <w:hyperlink w:history="1" r:id="rIdv7v6fhqxistmmbzgjzczw">
+      <w:hyperlink w:history="1" r:id="rIdvbageaoxmdot04gtuitvs">
         <w:r>
           <w:t xml:space="preserve">github.com/altjerue/ilwikak-ml</w:t>
         </w:r>
@@ -2524,7 +2524,7 @@
       <w:r>
         <w:tab/>
       </w:r>
-      <w:hyperlink w:history="1" r:id="rId_1wlprj0ji2_c4kqv-1ej">
+      <w:hyperlink w:history="1" r:id="rIdfdooveowfevib2hyq7s0z">
         <w:r>
           <w:t xml:space="preserve">github.com/UW-ForestMycobiomeLab/WindSporesHills</w:t>
         </w:r>
@@ -2589,7 +2589,7 @@
       <w:r>
         <w:tab/>
       </w:r>
-      <w:hyperlink w:history="1" r:id="rIdqguomrf9jdglz0z-iuugj">
+      <w:hyperlink w:history="1" r:id="rIdhk0qt7ccslje-h-vk4c9e">
         <w:r>
           <w:t xml:space="preserve">github.com/zkdavis/Tleco</w:t>
         </w:r>
@@ -2654,7 +2654,7 @@
       <w:r>
         <w:tab/>
       </w:r>
-      <w:hyperlink w:history="1" r:id="rIdiwhm1jodvizhcbd7nfdbx">
+      <w:hyperlink w:history="1" r:id="rIdk19ekyvfovuvf7tisth60">
         <w:r>
           <w:t xml:space="preserve">github.com/altjerue/paramo</w:t>
         </w:r>
@@ -3265,7 +3265,7 @@
       <w:r>
         <w:t xml:space="preserve">Video: </w:t>
       </w:r>
-      <w:hyperlink w:history="1" r:id="rId-tznccgc-sbbcjjjwfve6">
+      <w:hyperlink w:history="1" r:id="rIdusmfr6fzgvcos0cmhzpi-">
         <w:r>
           <w:t xml:space="preserve">youtube.com/watch?v=BAZNWLNT69M</w:t>
         </w:r>
@@ -3436,7 +3436,7 @@
       <w:r>
         <w:t xml:space="preserve">Marcos Moshinsky Award for Best Poster. Video: </w:t>
       </w:r>
-      <w:hyperlink w:history="1" r:id="rId8od93ihrjwzodkxhmqfyz">
+      <w:hyperlink w:history="1" r:id="rId43m6v239eeprrvlz4yqcn">
         <w:r>
           <w:t xml:space="preserve">youtube.com/watch?v=0TJiKg7kOPI</w:t>
         </w:r>
@@ -4494,7 +4494,7 @@
       <w:pPr>
         <w:spacing w:after="0"/>
       </w:pPr>
-      <w:hyperlink w:history="1" r:id="rIdensi3u7kn8mxnk5bwnfcc">
+      <w:hyperlink w:history="1" r:id="rIdsvu3hnkavtybkbo8dewno">
         <w:r>
           <w:t xml:space="preserve">mexiciencia.github.io/post/anita</w:t>
         </w:r>
@@ -4554,7 +4554,7 @@
       <w:pPr>
         <w:spacing w:after="0"/>
       </w:pPr>
-      <w:hyperlink w:history="1" r:id="rIdh4izlkmt7wpqrgj0svgxd">
+      <w:hyperlink w:history="1" r:id="rIdjorp6xihdldhimbboudwc">
         <w:r>
           <w:t xml:space="preserve">mexiciencia.github.io/post/modelo-sir</w:t>
         </w:r>
@@ -4617,7 +4617,7 @@
       <w:r>
         <w:t xml:space="preserve">Data analysis and modeling collaborator. </w:t>
       </w:r>
-      <w:hyperlink w:history="1" r:id="rIdspnvjz20sds4pqtrmoabr">
+      <w:hyperlink w:history="1" r:id="rId-sdb4cecwgtvj7witcqiy">
         <w:r>
           <w:t xml:space="preserve">mexiciencia.github.io/post/covid19</w:t>
         </w:r>

--- a/RuedaBecerrilJM-CV-plain.docx
+++ b/RuedaBecerrilJM-CV-plain.docx
@@ -28,7 +28,7 @@
       <w:r>
         <w:t xml:space="preserve">  |  </w:t>
       </w:r>
-      <w:hyperlink w:history="1" r:id="rId5fc2joutortbui7qsiisr">
+      <w:hyperlink w:history="1" r:id="rIdteywhj86yvcc5fljpybt8">
         <w:r>
           <w:t xml:space="preserve">jm.ruebe@gmail.com</w:t>
         </w:r>
@@ -42,7 +42,7 @@
       <w:r>
         <w:t xml:space="preserve">  |  </w:t>
       </w:r>
-      <w:hyperlink w:history="1" r:id="rIdfmrid07gcj3bwlgsswjrp">
+      <w:hyperlink w:history="1" r:id="rIde-vcsccoyyeqbxtrxp70n">
         <w:r>
           <w:t xml:space="preserve">linkedin.com/in/jeruebe</w:t>
         </w:r>
@@ -53,7 +53,7 @@
         <w:spacing w:after="60"/>
         <w:jc w:val="center"/>
       </w:pPr>
-      <w:hyperlink w:history="1" r:id="rIdcj5yetw0hjdn_djkoy7m_">
+      <w:hyperlink w:history="1" r:id="rIdy5xyhlz3rahy5glgflij0">
         <w:r>
           <w:t xml:space="preserve">altjerue.github.io</w:t>
         </w:r>
@@ -61,7 +61,7 @@
       <w:r>
         <w:t xml:space="preserve">  |  </w:t>
       </w:r>
-      <w:hyperlink w:history="1" r:id="rIdlc4btxswcnc0ahjgrzgi3">
+      <w:hyperlink w:history="1" r:id="rId9mxzjloficn9xba9m0nw9">
         <w:r>
           <w:t xml:space="preserve">github.com/altjerue</w:t>
         </w:r>
@@ -69,7 +69,7 @@
       <w:r>
         <w:t xml:space="preserve">  |  </w:t>
       </w:r>
-      <w:hyperlink w:history="1" r:id="rIdymv__7ln2enapwvh5d7-j">
+      <w:hyperlink w:history="1" r:id="rIdh1an4xss8nfirmyahzchc">
         <w:r>
           <w:t xml:space="preserve">orcid.org/0000-0003-1988-1912</w:t>
         </w:r>
@@ -77,7 +77,7 @@
       <w:r>
         <w:t xml:space="preserve">  |  </w:t>
       </w:r>
-      <w:hyperlink w:history="1" r:id="rId3ym7fro0o9s9c8fpsybs1">
+      <w:hyperlink w:history="1" r:id="rId9tkxpfwoedpoylstqvgcw">
         <w:r>
           <w:t xml:space="preserve">Google Scholar</w:t>
         </w:r>
@@ -93,7 +93,7 @@
     </w:p>
     <w:p>
       <w:r>
-        <w:t xml:space="preserve">Physicist (Ph.D. and M.Sc. in Physics) with ten years of research in computational astrophysics. Taught a graduate thermodynamics course, mentored three graduate researchers who co-authored papers with me, and gave talks to undergraduate physics students. Teaching approach built on intuition, critical thinking, and collaborative problem-solving.</w:t>
+        <w:t xml:space="preserve">Physicist (Ph.D. and M.Sc. in Physics) with ten years of research in computational astrophysics, seeking to teach physics and astronomy. Substitute instructor for a graduate thermodynamics course; mentored three graduate researchers who co-authored papers with me. Bilingual (English/Spanish). Teaching approach built on intuition, critical thinking, and collaborative problem-solving.</w:t>
       </w:r>
     </w:p>
     <w:p>
@@ -1399,7 +1399,7 @@
       <w:r>
         <w:t xml:space="preserve">Thesis: </w:t>
       </w:r>
-      <w:hyperlink w:history="1" r:id="rIdi3ong3uoobwf5j9kqag50">
+      <w:hyperlink w:history="1" r:id="rIdarnbxpf1eyyhdimurjlvv">
         <w:r>
           <w:t xml:space="preserve">Numerical treatment of radiation processes in the internal shocks of magnetized relativistic outflows</w:t>
         </w:r>
@@ -1696,7 +1696,7 @@
       <w:r>
         <w:t xml:space="preserve">, </w:t>
       </w:r>
-      <w:hyperlink w:history="1" r:id="rIdx0qqrc-nzwskkirhbjw2v">
+      <w:hyperlink w:history="1" r:id="rIdyrrjhk2kvr8mfv6c7rixd">
         <w:r>
           <w:t xml:space="preserve">ApJ 976, 182 (2024)</w:t>
         </w:r>
@@ -1704,7 +1704,7 @@
       <w:r>
         <w:t xml:space="preserve">, </w:t>
       </w:r>
-      <w:hyperlink w:history="1" r:id="rIdfetezpaueoti-k_cvrd-f">
+      <w:hyperlink w:history="1" r:id="rId_trknhz3n9dt-soj_qhvs">
         <w:r>
           <w:t xml:space="preserve">arXiv:2405.17581</w:t>
         </w:r>
@@ -1741,7 +1741,7 @@
       <w:r>
         <w:t xml:space="preserve">, </w:t>
       </w:r>
-      <w:hyperlink w:history="1" r:id="rIdq2uzuab1d-mzm6itlxnni">
+      <w:hyperlink w:history="1" r:id="rIdr00glwq6jh3j3azyeqpzs">
         <w:r>
           <w:t xml:space="preserve">MNRAS 513, 5766–5779 (2022)</w:t>
         </w:r>
@@ -1749,7 +1749,7 @@
       <w:r>
         <w:t xml:space="preserve">, </w:t>
       </w:r>
-      <w:hyperlink w:history="1" r:id="rIdhlfrxrh3qel_0p5sbetlz">
+      <w:hyperlink w:history="1" r:id="rId_u5ipwflpqkiyowxsrgig">
         <w:r>
           <w:t xml:space="preserve">arXiv:2201.07790</w:t>
         </w:r>
@@ -1786,7 +1786,7 @@
       <w:r>
         <w:t xml:space="preserve">, </w:t>
       </w:r>
-      <w:hyperlink w:history="1" r:id="rIdagsmlxnzdn-9i5_nxa6ma">
+      <w:hyperlink w:history="1" r:id="rIdqzo5gs7bkanr49up4npqq">
         <w:r>
           <w:t xml:space="preserve">Phys. Rev. D 106, 083015 (2022)</w:t>
         </w:r>
@@ -1794,7 +1794,7 @@
       <w:r>
         <w:t xml:space="preserve">, </w:t>
       </w:r>
-      <w:hyperlink w:history="1" r:id="rIdnp0u0qevc7wqnvegmdtta">
+      <w:hyperlink w:history="1" r:id="rIdaml4ivvzf5mctcaqitv3g">
         <w:r>
           <w:t xml:space="preserve">arXiv:2112.09817</w:t>
         </w:r>
@@ -1831,7 +1831,7 @@
       <w:r>
         <w:t xml:space="preserve">, </w:t>
       </w:r>
-      <w:hyperlink w:history="1" r:id="rIdadm42oh71zbkvaeo-4lrx">
+      <w:hyperlink w:history="1" r:id="rIdghpnwifrmqpokacfzkyld">
         <w:r>
           <w:t xml:space="preserve">ApJ 919, 95 (2021)</w:t>
         </w:r>
@@ -1839,7 +1839,7 @@
       <w:r>
         <w:t xml:space="preserve">, </w:t>
       </w:r>
-      <w:hyperlink w:history="1" r:id="rIddeh_swaxvlm6oxf-aqg2f">
+      <w:hyperlink w:history="1" r:id="rIdycxnkquiftdegitlnjvuu">
         <w:r>
           <w:t xml:space="preserve">arXiv:2106.05356</w:t>
         </w:r>
@@ -1876,7 +1876,7 @@
       <w:r>
         <w:t xml:space="preserve">, </w:t>
       </w:r>
-      <w:hyperlink w:history="1" r:id="rIdthwh_s6tevtyubrn5v3kl">
+      <w:hyperlink w:history="1" r:id="rIdiy7grfmnwljesz9vsa5lx">
         <w:r>
           <w:t xml:space="preserve">MNRAS 501, 4092–4102 (2021)</w:t>
         </w:r>
@@ -1884,7 +1884,7 @@
       <w:r>
         <w:t xml:space="preserve">, </w:t>
       </w:r>
-      <w:hyperlink w:history="1" r:id="rId-77egbmql42nh7jvfgywt">
+      <w:hyperlink w:history="1" r:id="rId_5-wtir9gs4uhddgeaw7w">
         <w:r>
           <w:t xml:space="preserve">arXiv:2009.02273</w:t>
         </w:r>
@@ -1921,7 +1921,7 @@
       <w:r>
         <w:t xml:space="preserve">, </w:t>
       </w:r>
-      <w:hyperlink w:history="1" r:id="rIdx9s-5lmqgikbybwzur7zv">
+      <w:hyperlink w:history="1" r:id="rIdo33grsnrrxkxqpe65kuan">
         <w:r>
           <w:t xml:space="preserve">MNRAS 496, 974–986 (2020)</w:t>
         </w:r>
@@ -1929,7 +1929,7 @@
       <w:r>
         <w:t xml:space="preserve">, </w:t>
       </w:r>
-      <w:hyperlink w:history="1" r:id="rIdeexqjcywtgemsjyomabyp">
+      <w:hyperlink w:history="1" r:id="rIdiiogkhal0dhesqpdqqwee">
         <w:r>
           <w:t xml:space="preserve">arXiv:1910.14049</w:t>
         </w:r>
@@ -1966,7 +1966,7 @@
       <w:r>
         <w:t xml:space="preserve">, </w:t>
       </w:r>
-      <w:hyperlink w:history="1" r:id="rIduisn0rknvyq2x34az_m_-">
+      <w:hyperlink w:history="1" r:id="rId-y0exglopogjs5bynydkr">
         <w:r>
           <w:t xml:space="preserve">MNRAS 468, 1169–1182 (2017)</w:t>
         </w:r>
@@ -1974,7 +1974,7 @@
       <w:r>
         <w:t xml:space="preserve">, </w:t>
       </w:r>
-      <w:hyperlink w:history="1" r:id="rIduopsfvpxfugk7bhpzygmy">
+      <w:hyperlink w:history="1" r:id="rIdtnzm9w89pt9-etvp54jyb">
         <w:r>
           <w:t xml:space="preserve">arXiv:1612.06383</w:t>
         </w:r>
@@ -2011,7 +2011,7 @@
       <w:r>
         <w:t xml:space="preserve">, </w:t>
       </w:r>
-      <w:hyperlink w:history="1" r:id="rIdvxpes1fytwkg457bblzb2">
+      <w:hyperlink w:history="1" r:id="rId1oug_mktbwgswg1msa-9r">
         <w:r>
           <w:t xml:space="preserve">MNRAS 438, 1856–1869 (2014)</w:t>
         </w:r>
@@ -2019,7 +2019,7 @@
       <w:r>
         <w:t xml:space="preserve">, </w:t>
       </w:r>
-      <w:hyperlink w:history="1" r:id="rIdatjpvs3rzonjm06slcwky">
+      <w:hyperlink w:history="1" r:id="rIdnyfbpn2gf1fnldzo4uvrd">
         <w:r>
           <w:t xml:space="preserve">arXiv:1310.5441</w:t>
         </w:r>
@@ -2056,7 +2056,7 @@
       <w:r>
         <w:t xml:space="preserve">, </w:t>
       </w:r>
-      <w:hyperlink w:history="1" r:id="rIdsh37wxtb18n7bvl8sycrq">
+      <w:hyperlink w:history="1" r:id="rIdjbyqickodvk4qhw4yopb4">
         <w:r>
           <w:t xml:space="preserve">Phys. Rev. D 80, 084023 (2009)</w:t>
         </w:r>
@@ -2064,7 +2064,7 @@
       <w:r>
         <w:t xml:space="preserve">, </w:t>
       </w:r>
-      <w:hyperlink w:history="1" r:id="rId-tcwghvbcgcqyhrslkadv">
+      <w:hyperlink w:history="1" r:id="rIdgdteqx9pqligyzfwuawvp">
         <w:r>
           <w:t xml:space="preserve">arXiv:1009.1250</w:t>
         </w:r>
@@ -2109,7 +2109,7 @@
       <w:r>
         <w:t xml:space="preserve">, </w:t>
       </w:r>
-      <w:hyperlink w:history="1" r:id="rIdq6z79qn2oxxsdf2k0sjna">
+      <w:hyperlink w:history="1" r:id="rIdujfxpg7npthnqsb_icyro">
         <w:r>
           <w:t xml:space="preserve">Astron. Nachr. 342, 277–282 (2021)</w:t>
         </w:r>
@@ -2117,7 +2117,7 @@
       <w:r>
         <w:t xml:space="preserve">, 9th International Workshop on Astronomy and Relativistic Astrophysics, </w:t>
       </w:r>
-      <w:hyperlink w:history="1" r:id="rIdofau8c0kr2tgqrl-gcubc">
+      <w:hyperlink w:history="1" r:id="rIdbvcl6rpoefradmqttxjno">
         <w:r>
           <w:t xml:space="preserve">arXiv:2011.13797</w:t>
         </w:r>
@@ -2154,7 +2154,7 @@
       <w:r>
         <w:t xml:space="preserve">, </w:t>
       </w:r>
-      <w:hyperlink w:history="1" r:id="rIdqug9stigjtcqj9r3f39fw">
+      <w:hyperlink w:history="1" r:id="rIdictfnsmkid2tyxnhh4fqt">
         <w:r>
           <w:t xml:space="preserve">Astron. Nachr. 342, 147–152 (2021)</w:t>
         </w:r>
@@ -2162,7 +2162,7 @@
       <w:r>
         <w:t xml:space="preserve">, 9th International Workshop on Astronomy and Relativistic Astrophysics, </w:t>
       </w:r>
-      <w:hyperlink w:history="1" r:id="rIdspbatdfsnbsl8kro5khpo">
+      <w:hyperlink w:history="1" r:id="rId6anbyjciyjebcxzfwjqca">
         <w:r>
           <w:t xml:space="preserve">arXiv:2011.13805</w:t>
         </w:r>
@@ -2199,7 +2199,7 @@
       <w:r>
         <w:t xml:space="preserve">, </w:t>
       </w:r>
-      <w:hyperlink w:history="1" r:id="rIdh7k6attnuiznxrr8tpmrs">
+      <w:hyperlink w:history="1" r:id="rIdj_juto_vs0zk6lgl10cj_">
         <w:r>
           <w:t xml:space="preserve">PoS(SWIFT 10) 233, 159 (2014)</w:t>
         </w:r>
@@ -2207,7 +2207,7 @@
       <w:r>
         <w:t xml:space="preserve">, </w:t>
       </w:r>
-      <w:hyperlink w:history="1" r:id="rId1yqoeshtdkdq96yxawbmv">
+      <w:hyperlink w:history="1" r:id="rIdypvsw4i_qfwh8ijibfca-">
         <w:r>
           <w:t xml:space="preserve">arXiv:1502.07882</w:t>
         </w:r>
@@ -2244,7 +2244,7 @@
       <w:r>
         <w:t xml:space="preserve">, </w:t>
       </w:r>
-      <w:hyperlink w:history="1" r:id="rId8n6la9lmwks-q1gnzl_4o">
+      <w:hyperlink w:history="1" r:id="rId8lzdnfgzqbhtwknsnc40k">
         <w:r>
           <w:t xml:space="preserve">EPJ Web Conf. 61, 02007 (2013)</w:t>
         </w:r>
@@ -2252,7 +2252,7 @@
       <w:r>
         <w:t xml:space="preserve">, </w:t>
       </w:r>
-      <w:hyperlink w:history="1" r:id="rIdk_hc_xmwcs9rbimjcghyy">
+      <w:hyperlink w:history="1" r:id="rIdbq9bw7yudse-k75mtt63l">
         <w:r>
           <w:t xml:space="preserve">arXiv:1309.4612</w:t>
         </w:r>
@@ -2289,7 +2289,7 @@
       <w:r>
         <w:t xml:space="preserve">, </w:t>
       </w:r>
-      <w:hyperlink w:history="1" r:id="rId6y35fuvsxbxbyebqrna2m">
+      <w:hyperlink w:history="1" r:id="rIdrkmnkyqbbjeylmc9gezjq">
         <w:r>
           <w:t xml:space="preserve">J. Phys.: Conf. Ser. 454, 012001 (2013)</w:t>
         </w:r>
@@ -2297,7 +2297,7 @@
       <w:r>
         <w:t xml:space="preserve">, </w:t>
       </w:r>
-      <w:hyperlink w:history="1" r:id="rIdwc3esehq9ok9gizmozdxq">
+      <w:hyperlink w:history="1" r:id="rIdk6gshkpw_k_p_xmjg-gy1">
         <w:r>
           <w:t xml:space="preserve">arXiv:1211.1794</w:t>
         </w:r>
@@ -2700,7 +2700,7 @@
       <w:r>
         <w:tab/>
       </w:r>
-      <w:hyperlink w:history="1" r:id="rId0ivgkekvwqzsytsvctkca">
+      <w:hyperlink w:history="1" r:id="rIdraab-hrxu7dqq8uxfax7q">
         <w:r>
           <w:t xml:space="preserve">github.com/altjerue/ilwikak-ml</w:t>
         </w:r>
@@ -2791,7 +2791,7 @@
       <w:r>
         <w:tab/>
       </w:r>
-      <w:hyperlink w:history="1" r:id="rIdopvnsjc0-b4kzmraphjtp">
+      <w:hyperlink w:history="1" r:id="rIdlscnp_hrvta2u8agnyaj4">
         <w:r>
           <w:t xml:space="preserve">github.com/UW-ForestMycobiomeLab/WindSporesHills</w:t>
         </w:r>
@@ -2856,7 +2856,7 @@
       <w:r>
         <w:tab/>
       </w:r>
-      <w:hyperlink w:history="1" r:id="rIdptsr-tvxblpzeloeoyjvw">
+      <w:hyperlink w:history="1" r:id="rIdndxi8eczdass6g_ufva2w">
         <w:r>
           <w:t xml:space="preserve">github.com/zkdavis/Tleco</w:t>
         </w:r>
@@ -2921,7 +2921,7 @@
       <w:r>
         <w:tab/>
       </w:r>
-      <w:hyperlink w:history="1" r:id="rIdj6s73dbbdpk3hq1hahtg0">
+      <w:hyperlink w:history="1" r:id="rIdziew6hvqas8hmarzxpgdl">
         <w:r>
           <w:t xml:space="preserve">github.com/altjerue/paramo</w:t>
         </w:r>
@@ -3482,7 +3482,7 @@
       <w:r>
         <w:t xml:space="preserve">Video: </w:t>
       </w:r>
-      <w:hyperlink w:history="1" r:id="rIdhcnhd2me3gt1kkareqoz-">
+      <w:hyperlink w:history="1" r:id="rIdca0nd15jk8pfct46neqpv">
         <w:r>
           <w:t xml:space="preserve">youtube.com/watch?v=BAZNWLNT69M</w:t>
         </w:r>
@@ -3653,7 +3653,7 @@
       <w:r>
         <w:t xml:space="preserve">Marcos Moshinsky Award for Best Poster. Video: </w:t>
       </w:r>
-      <w:hyperlink w:history="1" r:id="rIdjp6076qhpkm5a9th-flje">
+      <w:hyperlink w:history="1" r:id="rIddpffefjrp20lpknb6b4gq">
         <w:r>
           <w:t xml:space="preserve">youtube.com/watch?v=0TJiKg7kOPI</w:t>
         </w:r>
@@ -4579,7 +4579,7 @@
       <w:pPr>
         <w:spacing w:after="0"/>
       </w:pPr>
-      <w:hyperlink w:history="1" r:id="rIdztlyidsxpwyvct9fgivnx">
+      <w:hyperlink w:history="1" r:id="rId3b6mn9bmb2qkas-phli_6">
         <w:r>
           <w:t xml:space="preserve">mexiciencia.github.io/post/anita</w:t>
         </w:r>
@@ -4639,7 +4639,7 @@
       <w:pPr>
         <w:spacing w:after="0"/>
       </w:pPr>
-      <w:hyperlink w:history="1" r:id="rIdpp6sx1ukud7zav_xzizcm">
+      <w:hyperlink w:history="1" r:id="rIdxllte4tldigh-g0bi-h1_">
         <w:r>
           <w:t xml:space="preserve">mexiciencia.github.io/post/modelo-sir</w:t>
         </w:r>
@@ -4702,7 +4702,7 @@
       <w:r>
         <w:t xml:space="preserve">Data analysis and modeling collaborator. </w:t>
       </w:r>
-      <w:hyperlink w:history="1" r:id="rIdqutclhyai0aukpj0vrkfa">
+      <w:hyperlink w:history="1" r:id="rIdt-imysrjcuy-1ktg0flvw">
         <w:r>
           <w:t xml:space="preserve">mexiciencia.github.io/post/covid19</w:t>
         </w:r>
